--- a/TheProspector/Assets/Docs/Related School Work/LUT/Game Design Document.docx
+++ b/TheProspector/Assets/Docs/Related School Work/LUT/Game Design Document.docx
@@ -1234,29 +1234,7 @@
           <w:sz w:val="24"/>
           <w:szCs w:val="24"/>
         </w:rPr>
-        <w:t xml:space="preserve">Consider the developed game from the viewpoint that you are </w:t>
-      </w:r>
-      <w:proofErr w:type="gramStart"/>
-      <w:r>
-        <w:rPr>
-          <w:b/>
-          <w:bCs/>
-          <w:color w:val="404040"/>
-          <w:sz w:val="24"/>
-          <w:szCs w:val="24"/>
-        </w:rPr>
-        <w:t>actually making</w:t>
-      </w:r>
-      <w:proofErr w:type="gramEnd"/>
-      <w:r>
-        <w:rPr>
-          <w:b/>
-          <w:bCs/>
-          <w:color w:val="404040"/>
-          <w:sz w:val="24"/>
-          <w:szCs w:val="24"/>
-        </w:rPr>
-        <w:t xml:space="preserve"> something which will be published at the end. </w:t>
+        <w:t xml:space="preserve">Consider the developed game from the viewpoint that you are actually making something which will be published at the end. </w:t>
       </w:r>
     </w:p>
     <w:p>
@@ -1421,29 +1399,7 @@
           <w:sz w:val="24"/>
           <w:szCs w:val="24"/>
         </w:rPr>
-        <w:t xml:space="preserve">What technological demands or requirements do you have? What technical aspects </w:t>
-      </w:r>
-      <w:proofErr w:type="gramStart"/>
-      <w:r>
-        <w:rPr>
-          <w:b/>
-          <w:bCs/>
-          <w:color w:val="404040"/>
-          <w:sz w:val="24"/>
-          <w:szCs w:val="24"/>
-        </w:rPr>
-        <w:t>have to</w:t>
-      </w:r>
-      <w:proofErr w:type="gramEnd"/>
-      <w:r>
-        <w:rPr>
-          <w:b/>
-          <w:bCs/>
-          <w:color w:val="404040"/>
-          <w:sz w:val="24"/>
-          <w:szCs w:val="24"/>
-        </w:rPr>
-        <w:t xml:space="preserve"> be solved for your idea to work?</w:t>
+        <w:t>What technological demands or requirements do you have? What technical aspects have to be solved for your idea to work?</w:t>
       </w:r>
     </w:p>
     <w:p>
@@ -1504,6 +1460,13 @@
     </w:p>
     <w:sdt>
       <w:sdtPr>
+        <w:rPr>
+          <w:rFonts w:ascii="Arial" w:eastAsia="Arial" w:hAnsi="Arial" w:cs="Arial"/>
+          <w:color w:val="auto"/>
+          <w:sz w:val="22"/>
+          <w:szCs w:val="22"/>
+          <w:lang w:val="en-GB"/>
+        </w:rPr>
         <w:id w:val="-1836139814"/>
         <w:docPartObj>
           <w:docPartGallery w:val="Table of Contents"/>
@@ -1512,13 +1475,8 @@
       </w:sdtPr>
       <w:sdtEndPr>
         <w:rPr>
-          <w:rFonts w:ascii="Arial" w:eastAsia="Arial" w:hAnsi="Arial" w:cs="Arial"/>
-          <w:b/>
-          <w:bCs/>
-          <w:color w:val="auto"/>
-          <w:sz w:val="22"/>
-          <w:szCs w:val="22"/>
-          <w:lang w:val="en-GB"/>
+          <w:b/>
+          <w:bCs/>
         </w:rPr>
       </w:sdtEndPr>
       <w:sdtContent>
@@ -1555,7 +1513,7 @@
           <w:r>
             <w:fldChar w:fldCharType="separate"/>
           </w:r>
-          <w:hyperlink w:anchor="_Toc213760997" w:history="1">
+          <w:hyperlink w:anchor="_Toc213967988" w:history="1">
             <w:r>
               <w:rPr>
                 <w:rStyle w:val="Hyperlinkki"/>
@@ -1582,7 +1540,7 @@
                 <w:noProof/>
                 <w:webHidden/>
               </w:rPr>
-              <w:instrText xml:space="preserve"> PAGEREF _Toc213760997 \h </w:instrText>
+              <w:instrText xml:space="preserve"> PAGEREF _Toc213967988 \h </w:instrText>
             </w:r>
             <w:r>
               <w:rPr>
@@ -1629,7 +1587,7 @@
               <w14:ligatures w14:val="standardContextual"/>
             </w:rPr>
           </w:pPr>
-          <w:hyperlink w:anchor="_Toc213760998" w:history="1">
+          <w:hyperlink w:anchor="_Toc213967989" w:history="1">
             <w:r>
               <w:rPr>
                 <w:rStyle w:val="Hyperlinkki"/>
@@ -1656,7 +1614,7 @@
                 <w:noProof/>
                 <w:webHidden/>
               </w:rPr>
-              <w:instrText xml:space="preserve"> PAGEREF _Toc213760998 \h </w:instrText>
+              <w:instrText xml:space="preserve"> PAGEREF _Toc213967989 \h </w:instrText>
             </w:r>
             <w:r>
               <w:rPr>
@@ -1703,7 +1661,7 @@
               <w14:ligatures w14:val="standardContextual"/>
             </w:rPr>
           </w:pPr>
-          <w:hyperlink w:anchor="_Toc213760999" w:history="1">
+          <w:hyperlink w:anchor="_Toc213967990" w:history="1">
             <w:r>
               <w:rPr>
                 <w:rStyle w:val="Hyperlinkki"/>
@@ -1730,7 +1688,7 @@
                 <w:noProof/>
                 <w:webHidden/>
               </w:rPr>
-              <w:instrText xml:space="preserve"> PAGEREF _Toc213760999 \h </w:instrText>
+              <w:instrText xml:space="preserve"> PAGEREF _Toc213967990 \h </w:instrText>
             </w:r>
             <w:r>
               <w:rPr>
@@ -1777,7 +1735,7 @@
               <w14:ligatures w14:val="standardContextual"/>
             </w:rPr>
           </w:pPr>
-          <w:hyperlink w:anchor="_Toc213761000" w:history="1">
+          <w:hyperlink w:anchor="_Toc213967991" w:history="1">
             <w:r>
               <w:rPr>
                 <w:rStyle w:val="Hyperlinkki"/>
@@ -1804,7 +1762,7 @@
                 <w:noProof/>
                 <w:webHidden/>
               </w:rPr>
-              <w:instrText xml:space="preserve"> PAGEREF _Toc213761000 \h </w:instrText>
+              <w:instrText xml:space="preserve"> PAGEREF _Toc213967991 \h </w:instrText>
             </w:r>
             <w:r>
               <w:rPr>
@@ -1851,7 +1809,7 @@
               <w14:ligatures w14:val="standardContextual"/>
             </w:rPr>
           </w:pPr>
-          <w:hyperlink w:anchor="_Toc213761001" w:history="1">
+          <w:hyperlink w:anchor="_Toc213967992" w:history="1">
             <w:r>
               <w:rPr>
                 <w:rStyle w:val="Hyperlinkki"/>
@@ -1878,7 +1836,7 @@
                 <w:noProof/>
                 <w:webHidden/>
               </w:rPr>
-              <w:instrText xml:space="preserve"> PAGEREF _Toc213761001 \h </w:instrText>
+              <w:instrText xml:space="preserve"> PAGEREF _Toc213967992 \h </w:instrText>
             </w:r>
             <w:r>
               <w:rPr>
@@ -1925,13 +1883,13 @@
               <w14:ligatures w14:val="standardContextual"/>
             </w:rPr>
           </w:pPr>
-          <w:hyperlink w:anchor="_Toc213761002" w:history="1">
+          <w:hyperlink w:anchor="_Toc213967993" w:history="1">
             <w:r>
               <w:rPr>
                 <w:rStyle w:val="Hyperlinkki"/>
                 <w:noProof/>
               </w:rPr>
-              <w:t>4.2 Movement</w:t>
+              <w:t>4.2 Actions</w:t>
             </w:r>
             <w:r>
               <w:rPr>
@@ -1952,7 +1910,7 @@
                 <w:noProof/>
                 <w:webHidden/>
               </w:rPr>
-              <w:instrText xml:space="preserve"> PAGEREF _Toc213761002 \h </w:instrText>
+              <w:instrText xml:space="preserve"> PAGEREF _Toc213967993 \h </w:instrText>
             </w:r>
             <w:r>
               <w:rPr>
@@ -1999,13 +1957,13 @@
               <w14:ligatures w14:val="standardContextual"/>
             </w:rPr>
           </w:pPr>
-          <w:hyperlink w:anchor="_Toc213761003" w:history="1">
+          <w:hyperlink w:anchor="_Toc213967994" w:history="1">
             <w:r>
               <w:rPr>
                 <w:rStyle w:val="Hyperlinkki"/>
                 <w:noProof/>
               </w:rPr>
-              <w:t>4.3 Physics</w:t>
+              <w:t>4.3 Seasons &amp; Years</w:t>
             </w:r>
             <w:r>
               <w:rPr>
@@ -2026,7 +1984,7 @@
                 <w:noProof/>
                 <w:webHidden/>
               </w:rPr>
-              <w:instrText xml:space="preserve"> PAGEREF _Toc213761003 \h </w:instrText>
+              <w:instrText xml:space="preserve"> PAGEREF _Toc213967994 \h </w:instrText>
             </w:r>
             <w:r>
               <w:rPr>
@@ -2073,7 +2031,7 @@
               <w14:ligatures w14:val="standardContextual"/>
             </w:rPr>
           </w:pPr>
-          <w:hyperlink w:anchor="_Toc213761004" w:history="1">
+          <w:hyperlink w:anchor="_Toc213967995" w:history="1">
             <w:r>
               <w:rPr>
                 <w:rStyle w:val="Hyperlinkki"/>
@@ -2100,7 +2058,7 @@
                 <w:noProof/>
                 <w:webHidden/>
               </w:rPr>
-              <w:instrText xml:space="preserve"> PAGEREF _Toc213761004 \h </w:instrText>
+              <w:instrText xml:space="preserve"> PAGEREF _Toc213967995 \h </w:instrText>
             </w:r>
             <w:r>
               <w:rPr>
@@ -2147,7 +2105,7 @@
               <w14:ligatures w14:val="standardContextual"/>
             </w:rPr>
           </w:pPr>
-          <w:hyperlink w:anchor="_Toc213761005" w:history="1">
+          <w:hyperlink w:anchor="_Toc213967996" w:history="1">
             <w:r>
               <w:rPr>
                 <w:rStyle w:val="Hyperlinkki"/>
@@ -2174,7 +2132,7 @@
                 <w:noProof/>
                 <w:webHidden/>
               </w:rPr>
-              <w:instrText xml:space="preserve"> PAGEREF _Toc213761005 \h </w:instrText>
+              <w:instrText xml:space="preserve"> PAGEREF _Toc213967996 \h </w:instrText>
             </w:r>
             <w:r>
               <w:rPr>
@@ -2221,7 +2179,7 @@
               <w14:ligatures w14:val="standardContextual"/>
             </w:rPr>
           </w:pPr>
-          <w:hyperlink w:anchor="_Toc213761006" w:history="1">
+          <w:hyperlink w:anchor="_Toc213967997" w:history="1">
             <w:r>
               <w:rPr>
                 <w:rStyle w:val="Hyperlinkki"/>
@@ -2248,7 +2206,7 @@
                 <w:noProof/>
                 <w:webHidden/>
               </w:rPr>
-              <w:instrText xml:space="preserve"> PAGEREF _Toc213761006 \h </w:instrText>
+              <w:instrText xml:space="preserve"> PAGEREF _Toc213967997 \h </w:instrText>
             </w:r>
             <w:r>
               <w:rPr>
@@ -2295,7 +2253,7 @@
               <w14:ligatures w14:val="standardContextual"/>
             </w:rPr>
           </w:pPr>
-          <w:hyperlink w:anchor="_Toc213761007" w:history="1">
+          <w:hyperlink w:anchor="_Toc213967998" w:history="1">
             <w:r>
               <w:rPr>
                 <w:rStyle w:val="Hyperlinkki"/>
@@ -2322,7 +2280,7 @@
                 <w:noProof/>
                 <w:webHidden/>
               </w:rPr>
-              <w:instrText xml:space="preserve"> PAGEREF _Toc213761007 \h </w:instrText>
+              <w:instrText xml:space="preserve"> PAGEREF _Toc213967998 \h </w:instrText>
             </w:r>
             <w:r>
               <w:rPr>
@@ -2369,7 +2327,7 @@
               <w14:ligatures w14:val="standardContextual"/>
             </w:rPr>
           </w:pPr>
-          <w:hyperlink w:anchor="_Toc213761008" w:history="1">
+          <w:hyperlink w:anchor="_Toc213967999" w:history="1">
             <w:r>
               <w:rPr>
                 <w:rStyle w:val="Hyperlinkki"/>
@@ -2396,7 +2354,7 @@
                 <w:noProof/>
                 <w:webHidden/>
               </w:rPr>
-              <w:instrText xml:space="preserve"> PAGEREF _Toc213761008 \h </w:instrText>
+              <w:instrText xml:space="preserve"> PAGEREF _Toc213967999 \h </w:instrText>
             </w:r>
             <w:r>
               <w:rPr>
@@ -2443,7 +2401,7 @@
               <w14:ligatures w14:val="standardContextual"/>
             </w:rPr>
           </w:pPr>
-          <w:hyperlink w:anchor="_Toc213761009" w:history="1">
+          <w:hyperlink w:anchor="_Toc213968000" w:history="1">
             <w:r>
               <w:rPr>
                 <w:rStyle w:val="Hyperlinkki"/>
@@ -2470,7 +2428,7 @@
                 <w:noProof/>
                 <w:webHidden/>
               </w:rPr>
-              <w:instrText xml:space="preserve"> PAGEREF _Toc213761009 \h </w:instrText>
+              <w:instrText xml:space="preserve"> PAGEREF _Toc213968000 \h </w:instrText>
             </w:r>
             <w:r>
               <w:rPr>
@@ -2517,7 +2475,7 @@
               <w14:ligatures w14:val="standardContextual"/>
             </w:rPr>
           </w:pPr>
-          <w:hyperlink w:anchor="_Toc213761010" w:history="1">
+          <w:hyperlink w:anchor="_Toc213968001" w:history="1">
             <w:r>
               <w:rPr>
                 <w:rStyle w:val="Hyperlinkki"/>
@@ -2544,7 +2502,7 @@
                 <w:noProof/>
                 <w:webHidden/>
               </w:rPr>
-              <w:instrText xml:space="preserve"> PAGEREF _Toc213761010 \h </w:instrText>
+              <w:instrText xml:space="preserve"> PAGEREF _Toc213968001 \h </w:instrText>
             </w:r>
             <w:r>
               <w:rPr>
@@ -2591,7 +2549,7 @@
               <w14:ligatures w14:val="standardContextual"/>
             </w:rPr>
           </w:pPr>
-          <w:hyperlink w:anchor="_Toc213761011" w:history="1">
+          <w:hyperlink w:anchor="_Toc213968002" w:history="1">
             <w:r>
               <w:rPr>
                 <w:rStyle w:val="Hyperlinkki"/>
@@ -2618,7 +2576,7 @@
                 <w:noProof/>
                 <w:webHidden/>
               </w:rPr>
-              <w:instrText xml:space="preserve"> PAGEREF _Toc213761011 \h </w:instrText>
+              <w:instrText xml:space="preserve"> PAGEREF _Toc213968002 \h </w:instrText>
             </w:r>
             <w:r>
               <w:rPr>
@@ -2665,7 +2623,7 @@
               <w14:ligatures w14:val="standardContextual"/>
             </w:rPr>
           </w:pPr>
-          <w:hyperlink w:anchor="_Toc213761012" w:history="1">
+          <w:hyperlink w:anchor="_Toc213968003" w:history="1">
             <w:r>
               <w:rPr>
                 <w:rStyle w:val="Hyperlinkki"/>
@@ -2692,7 +2650,7 @@
                 <w:noProof/>
                 <w:webHidden/>
               </w:rPr>
-              <w:instrText xml:space="preserve"> PAGEREF _Toc213761012 \h </w:instrText>
+              <w:instrText xml:space="preserve"> PAGEREF _Toc213968003 \h </w:instrText>
             </w:r>
             <w:r>
               <w:rPr>
@@ -2739,7 +2697,7 @@
               <w14:ligatures w14:val="standardContextual"/>
             </w:rPr>
           </w:pPr>
-          <w:hyperlink w:anchor="_Toc213761013" w:history="1">
+          <w:hyperlink w:anchor="_Toc213968004" w:history="1">
             <w:r>
               <w:rPr>
                 <w:rStyle w:val="Hyperlinkki"/>
@@ -2766,7 +2724,7 @@
                 <w:noProof/>
                 <w:webHidden/>
               </w:rPr>
-              <w:instrText xml:space="preserve"> PAGEREF _Toc213761013 \h </w:instrText>
+              <w:instrText xml:space="preserve"> PAGEREF _Toc213968004 \h </w:instrText>
             </w:r>
             <w:r>
               <w:rPr>
@@ -2813,7 +2771,7 @@
               <w14:ligatures w14:val="standardContextual"/>
             </w:rPr>
           </w:pPr>
-          <w:hyperlink w:anchor="_Toc213761014" w:history="1">
+          <w:hyperlink w:anchor="_Toc213968005" w:history="1">
             <w:r>
               <w:rPr>
                 <w:rStyle w:val="Hyperlinkki"/>
@@ -2840,7 +2798,7 @@
                 <w:noProof/>
                 <w:webHidden/>
               </w:rPr>
-              <w:instrText xml:space="preserve"> PAGEREF _Toc213761014 \h </w:instrText>
+              <w:instrText xml:space="preserve"> PAGEREF _Toc213968005 \h </w:instrText>
             </w:r>
             <w:r>
               <w:rPr>
@@ -2887,7 +2845,7 @@
               <w14:ligatures w14:val="standardContextual"/>
             </w:rPr>
           </w:pPr>
-          <w:hyperlink w:anchor="_Toc213761015" w:history="1">
+          <w:hyperlink w:anchor="_Toc213968006" w:history="1">
             <w:r>
               <w:rPr>
                 <w:rStyle w:val="Hyperlinkki"/>
@@ -2914,7 +2872,7 @@
                 <w:noProof/>
                 <w:webHidden/>
               </w:rPr>
-              <w:instrText xml:space="preserve"> PAGEREF _Toc213761015 \h </w:instrText>
+              <w:instrText xml:space="preserve"> PAGEREF _Toc213968006 \h </w:instrText>
             </w:r>
             <w:r>
               <w:rPr>
@@ -2961,7 +2919,7 @@
               <w14:ligatures w14:val="standardContextual"/>
             </w:rPr>
           </w:pPr>
-          <w:hyperlink w:anchor="_Toc213761016" w:history="1">
+          <w:hyperlink w:anchor="_Toc213968007" w:history="1">
             <w:r>
               <w:rPr>
                 <w:rStyle w:val="Hyperlinkki"/>
@@ -2988,7 +2946,7 @@
                 <w:noProof/>
                 <w:webHidden/>
               </w:rPr>
-              <w:instrText xml:space="preserve"> PAGEREF _Toc213761016 \h </w:instrText>
+              <w:instrText xml:space="preserve"> PAGEREF _Toc213968007 \h </w:instrText>
             </w:r>
             <w:r>
               <w:rPr>
@@ -3035,7 +2993,7 @@
               <w14:ligatures w14:val="standardContextual"/>
             </w:rPr>
           </w:pPr>
-          <w:hyperlink w:anchor="_Toc213761017" w:history="1">
+          <w:hyperlink w:anchor="_Toc213968008" w:history="1">
             <w:r>
               <w:rPr>
                 <w:rStyle w:val="Hyperlinkki"/>
@@ -3062,7 +3020,7 @@
                 <w:noProof/>
                 <w:webHidden/>
               </w:rPr>
-              <w:instrText xml:space="preserve"> PAGEREF _Toc213761017 \h </w:instrText>
+              <w:instrText xml:space="preserve"> PAGEREF _Toc213968008 \h </w:instrText>
             </w:r>
             <w:r>
               <w:rPr>
@@ -3109,7 +3067,7 @@
               <w14:ligatures w14:val="standardContextual"/>
             </w:rPr>
           </w:pPr>
-          <w:hyperlink w:anchor="_Toc213761018" w:history="1">
+          <w:hyperlink w:anchor="_Toc213968009" w:history="1">
             <w:r>
               <w:rPr>
                 <w:rStyle w:val="Hyperlinkki"/>
@@ -3136,7 +3094,7 @@
                 <w:noProof/>
                 <w:webHidden/>
               </w:rPr>
-              <w:instrText xml:space="preserve"> PAGEREF _Toc213761018 \h </w:instrText>
+              <w:instrText xml:space="preserve"> PAGEREF _Toc213968009 \h </w:instrText>
             </w:r>
             <w:r>
               <w:rPr>
@@ -3200,7 +3158,7 @@
         <w:pStyle w:val="Otsikko2"/>
         <w:spacing w:before="0" w:line="240" w:lineRule="auto"/>
       </w:pPr>
-      <w:bookmarkStart w:id="0" w:name="_Toc213760997"/>
+      <w:bookmarkStart w:id="0" w:name="_Toc213967988"/>
       <w:r>
         <w:lastRenderedPageBreak/>
         <w:t>1. Executive Summary, Quick overview</w:t>
@@ -3255,7 +3213,21 @@
           <w:sz w:val="24"/>
           <w:szCs w:val="24"/>
         </w:rPr>
-        <w:t xml:space="preserve"> wave black metal scene of the early nineties, set in a fictitious amalgam of all Nordic countries called Snordenmark, located in the middle of the Atlantic</w:t>
+        <w:t xml:space="preserve"> wave black metal scene of the early nineties, set in a fictitious amalgam of all Nordic countries called Snordenmark</w:t>
+      </w:r>
+      <w:r>
+        <w:rPr>
+          <w:sz w:val="24"/>
+          <w:szCs w:val="24"/>
+        </w:rPr>
+        <w:t xml:space="preserve"> (postal hyphen “SNO”)</w:t>
+      </w:r>
+      <w:r>
+        <w:rPr>
+          <w:sz w:val="24"/>
+          <w:szCs w:val="24"/>
+        </w:rPr>
+        <w:t>, located in the middle of the Atlantic</w:t>
       </w:r>
       <w:r>
         <w:rPr>
@@ -3289,7 +3261,13 @@
         <w:pStyle w:val="Normaali2"/>
       </w:pPr>
       <w:r>
-        <w:t>Each player controls a band leader visionaire, who manages their own band amidst a larger click of metal heads, surrounding a record shop with rapidly changing management at the capital city of Snordenmark. The game is played in years and seasons or rounds and turns. The objective of the game is to gate keep the sound of what is considered TRUE, nurturing those aspects that you have created and working against the parts that play tribute to other players efforts.</w:t>
+        <w:t>Each player controls a band leader visionaire, who manages their own band amidst a larger cli</w:t>
+      </w:r>
+      <w:r>
+        <w:t>que</w:t>
+      </w:r>
+      <w:r>
+        <w:t xml:space="preserve"> of metal heads, surrounding a record shop with rapidly changing management at the capital city of Snordenmark. The game is played in years and seasons or rounds and turns. The objective of the game is to gate keep the sound of what is considered TRUE, nurturing those aspects that you have created and working against the parts that play tribute to other players efforts.</w:t>
       </w:r>
       <w:bookmarkEnd w:id="1"/>
     </w:p>
@@ -3392,7 +3370,7 @@
         <w:pStyle w:val="Otsikko2"/>
         <w:spacing w:before="0" w:line="240" w:lineRule="auto"/>
       </w:pPr>
-      <w:bookmarkStart w:id="2" w:name="_Toc213760998"/>
+      <w:bookmarkStart w:id="2" w:name="_Toc213967989"/>
       <w:r>
         <w:lastRenderedPageBreak/>
         <w:t>2. Target Audience</w:t>
@@ -3503,7 +3481,7 @@
         <w:pStyle w:val="Otsikko2"/>
         <w:spacing w:before="0" w:line="240" w:lineRule="auto"/>
       </w:pPr>
-      <w:bookmarkStart w:id="3" w:name="_Toc213760999"/>
+      <w:bookmarkStart w:id="3" w:name="_Toc213967990"/>
       <w:r>
         <w:lastRenderedPageBreak/>
         <w:t>3. Main Characters</w:t>
@@ -3511,6 +3489,531 @@
       <w:bookmarkEnd w:id="3"/>
     </w:p>
     <w:p>
+      <w:r>
+        <w:rPr>
+          <w:noProof/>
+        </w:rPr>
+        <w:drawing>
+          <wp:anchor distT="0" distB="0" distL="114300" distR="114300" simplePos="0" relativeHeight="251658240" behindDoc="1" locked="0" layoutInCell="1" allowOverlap="1" wp14:anchorId="18C22E67" wp14:editId="79B8D5EA">
+            <wp:simplePos x="0" y="0"/>
+            <wp:positionH relativeFrom="margin">
+              <wp:align>left</wp:align>
+            </wp:positionH>
+            <wp:positionV relativeFrom="paragraph">
+              <wp:posOffset>185420</wp:posOffset>
+            </wp:positionV>
+            <wp:extent cx="2330450" cy="4143375"/>
+            <wp:effectExtent l="0" t="0" r="0" b="9525"/>
+            <wp:wrapTight wrapText="bothSides">
+              <wp:wrapPolygon edited="0">
+                <wp:start x="0" y="0"/>
+                <wp:lineTo x="0" y="21550"/>
+                <wp:lineTo x="21365" y="21550"/>
+                <wp:lineTo x="21365" y="0"/>
+                <wp:lineTo x="0" y="0"/>
+              </wp:wrapPolygon>
+            </wp:wrapTight>
+            <wp:docPr id="1419361742" name="Kuva 1" descr="Kuva, joka sisältää kohteen piirros, luonnos, taide, kuvitus&#10;&#10;Tekoälyllä luotu sisältö voi olla virheellistä."/>
+            <wp:cNvGraphicFramePr>
+              <a:graphicFrameLocks xmlns:a="http://schemas.openxmlformats.org/drawingml/2006/main" noChangeAspect="1"/>
+            </wp:cNvGraphicFramePr>
+            <a:graphic xmlns:a="http://schemas.openxmlformats.org/drawingml/2006/main">
+              <a:graphicData uri="http://schemas.openxmlformats.org/drawingml/2006/picture">
+                <pic:pic xmlns:pic="http://schemas.openxmlformats.org/drawingml/2006/picture">
+                  <pic:nvPicPr>
+                    <pic:cNvPr id="1419361742" name="Kuva 1" descr="Kuva, joka sisältää kohteen piirros, luonnos, taide, kuvitus&#10;&#10;Tekoälyllä luotu sisältö voi olla virheellistä."/>
+                    <pic:cNvPicPr/>
+                  </pic:nvPicPr>
+                  <pic:blipFill>
+                    <a:blip r:embed="rId6" cstate="print">
+                      <a:extLst>
+                        <a:ext uri="{28A0092B-C50C-407E-A947-70E740481C1C}">
+                          <a14:useLocalDpi xmlns:a14="http://schemas.microsoft.com/office/drawing/2010/main" val="0"/>
+                        </a:ext>
+                      </a:extLst>
+                    </a:blip>
+                    <a:stretch>
+                      <a:fillRect/>
+                    </a:stretch>
+                  </pic:blipFill>
+                  <pic:spPr>
+                    <a:xfrm>
+                      <a:off x="0" y="0"/>
+                      <a:ext cx="2330450" cy="4143375"/>
+                    </a:xfrm>
+                    <a:prstGeom prst="rect">
+                      <a:avLst/>
+                    </a:prstGeom>
+                  </pic:spPr>
+                </pic:pic>
+              </a:graphicData>
+            </a:graphic>
+            <wp14:sizeRelH relativeFrom="margin">
+              <wp14:pctWidth>0</wp14:pctWidth>
+            </wp14:sizeRelH>
+            <wp14:sizeRelV relativeFrom="margin">
+              <wp14:pctHeight>0</wp14:pctHeight>
+            </wp14:sizeRelV>
+          </wp:anchor>
+        </w:drawing>
+      </w:r>
+    </w:p>
+    <w:p>
+      <w:pPr>
+        <w:rPr>
+          <w:b/>
+          <w:bCs/>
+        </w:rPr>
+      </w:pPr>
+      <w:r>
+        <w:rPr>
+          <w:b/>
+          <w:bCs/>
+        </w:rPr>
+        <w:t>N</w:t>
+      </w:r>
+      <w:r>
+        <w:rPr>
+          <w:b/>
+          <w:bCs/>
+        </w:rPr>
+        <w:t xml:space="preserve">ullsvorn </w:t>
+      </w:r>
+      <w:r>
+        <w:rPr>
+          <w:b/>
+          <w:bCs/>
+        </w:rPr>
+        <w:t>from</w:t>
+      </w:r>
+      <w:r>
+        <w:rPr>
+          <w:b/>
+          <w:bCs/>
+        </w:rPr>
+        <w:t xml:space="preserve"> the band “Not_Saved</w:t>
+      </w:r>
+      <w:r>
+        <w:rPr>
+          <w:b/>
+          <w:bCs/>
+        </w:rPr>
+        <w:t>.SNO</w:t>
+      </w:r>
+      <w:r>
+        <w:rPr>
+          <w:b/>
+          <w:bCs/>
+        </w:rPr>
+        <w:t>” - the default player character.</w:t>
+      </w:r>
+    </w:p>
+    <w:p>
+      <w:pPr>
+        <w:rPr>
+          <w:b/>
+          <w:bCs/>
+        </w:rPr>
+      </w:pPr>
+    </w:p>
+    <w:p>
+      <w:pPr>
+        <w:pStyle w:val="Normaali2"/>
+      </w:pPr>
+      <w:r>
+        <w:t>The Player’s alter-ego is a nameless and ambivalently gendered front-person of the black metal band “</w:t>
+      </w:r>
+      <w:r>
+        <w:rPr>
+          <w:b/>
+          <w:bCs/>
+        </w:rPr>
+        <w:t>Not_Saved.SNO</w:t>
+      </w:r>
+      <w:r>
+        <w:t>” by default.</w:t>
+      </w:r>
+      <w:r>
+        <w:t xml:space="preserve"> They can choose their stage name, which is by default “</w:t>
+      </w:r>
+      <w:r>
+        <w:rPr>
+          <w:b/>
+          <w:bCs/>
+        </w:rPr>
+        <w:t>Nullsvorn</w:t>
+      </w:r>
+      <w:r>
+        <w:t>”.</w:t>
+      </w:r>
+      <w:r>
+        <w:t xml:space="preserve"> The “.SNO” hyphen is determined from a drop-down menu, by the country of origin. Many or all these options might be locked down to their defaults, depending on where the project’s development is currently at, and the same goes for the character’s outlook, which would ideally be alterable.</w:t>
+      </w:r>
+      <w:r>
+        <w:t xml:space="preserve"> The band’s logo is by default as depicted below. At later stages, the program could accept</w:t>
+      </w:r>
+      <w:r>
+        <w:t xml:space="preserve"> small bitmaps</w:t>
+      </w:r>
+      <w:r>
+        <w:t xml:space="preserve"> or even host a simple tool for drawing </w:t>
+      </w:r>
+      <w:r>
+        <w:t>logos for the bands in game.</w:t>
+      </w:r>
+    </w:p>
+    <w:p>
+      <w:pPr>
+        <w:jc w:val="both"/>
+      </w:pPr>
+      <w:r>
+        <w:rPr>
+          <w:noProof/>
+        </w:rPr>
+        <w:drawing>
+          <wp:anchor distT="0" distB="0" distL="114300" distR="114300" simplePos="0" relativeHeight="251659264" behindDoc="1" locked="0" layoutInCell="1" allowOverlap="1" wp14:anchorId="50A6BDBE" wp14:editId="17575322">
+            <wp:simplePos x="0" y="0"/>
+            <wp:positionH relativeFrom="margin">
+              <wp:posOffset>2647950</wp:posOffset>
+            </wp:positionH>
+            <wp:positionV relativeFrom="paragraph">
+              <wp:posOffset>186055</wp:posOffset>
+            </wp:positionV>
+            <wp:extent cx="3041015" cy="1801495"/>
+            <wp:effectExtent l="0" t="0" r="6985" b="8255"/>
+            <wp:wrapTight wrapText="bothSides">
+              <wp:wrapPolygon edited="0">
+                <wp:start x="0" y="0"/>
+                <wp:lineTo x="0" y="21471"/>
+                <wp:lineTo x="21514" y="21471"/>
+                <wp:lineTo x="21514" y="0"/>
+                <wp:lineTo x="0" y="0"/>
+              </wp:wrapPolygon>
+            </wp:wrapTight>
+            <wp:docPr id="717555622" name="Kuva 2"/>
+            <wp:cNvGraphicFramePr>
+              <a:graphicFrameLocks xmlns:a="http://schemas.openxmlformats.org/drawingml/2006/main" noChangeAspect="1"/>
+            </wp:cNvGraphicFramePr>
+            <a:graphic xmlns:a="http://schemas.openxmlformats.org/drawingml/2006/main">
+              <a:graphicData uri="http://schemas.openxmlformats.org/drawingml/2006/picture">
+                <pic:pic xmlns:pic="http://schemas.openxmlformats.org/drawingml/2006/picture">
+                  <pic:nvPicPr>
+                    <pic:cNvPr id="0" name="Picture 1"/>
+                    <pic:cNvPicPr>
+                      <a:picLocks noChangeAspect="1" noChangeArrowheads="1"/>
+                    </pic:cNvPicPr>
+                  </pic:nvPicPr>
+                  <pic:blipFill>
+                    <a:blip r:embed="rId7" cstate="print">
+                      <a:extLst>
+                        <a:ext uri="{28A0092B-C50C-407E-A947-70E740481C1C}">
+                          <a14:useLocalDpi xmlns:a14="http://schemas.microsoft.com/office/drawing/2010/main" val="0"/>
+                        </a:ext>
+                      </a:extLst>
+                    </a:blip>
+                    <a:srcRect/>
+                    <a:stretch>
+                      <a:fillRect/>
+                    </a:stretch>
+                  </pic:blipFill>
+                  <pic:spPr bwMode="auto">
+                    <a:xfrm>
+                      <a:off x="0" y="0"/>
+                      <a:ext cx="3041015" cy="1801495"/>
+                    </a:xfrm>
+                    <a:prstGeom prst="rect">
+                      <a:avLst/>
+                    </a:prstGeom>
+                    <a:noFill/>
+                    <a:ln>
+                      <a:noFill/>
+                    </a:ln>
+                  </pic:spPr>
+                </pic:pic>
+              </a:graphicData>
+            </a:graphic>
+            <wp14:sizeRelH relativeFrom="margin">
+              <wp14:pctWidth>0</wp14:pctWidth>
+            </wp14:sizeRelH>
+            <wp14:sizeRelV relativeFrom="margin">
+              <wp14:pctHeight>0</wp14:pctHeight>
+            </wp14:sizeRelV>
+          </wp:anchor>
+        </w:drawing>
+      </w:r>
+    </w:p>
+    <w:p>
+      <w:pPr>
+        <w:pStyle w:val="Normaali2"/>
+      </w:pPr>
+      <w:r>
+        <w:rPr>
+          <w:b/>
+          <w:bCs/>
+        </w:rPr>
+        <w:t>Not_saved</w:t>
+      </w:r>
+      <w:r>
+        <w:t xml:space="preserve"> has been around for five or so years. A couple of fresh high school graduates formed it around ’85. It used to do trash metal covers but nowadays seeks to carve a path of their own into musical </w:t>
+      </w:r>
+      <w:r>
+        <w:t>pathways</w:t>
+      </w:r>
+      <w:r>
+        <w:t xml:space="preserve"> seldom trodden. </w:t>
+      </w:r>
+    </w:p>
+    <w:p>
+      <w:pPr>
+        <w:pStyle w:val="Normaali2"/>
+      </w:pPr>
+    </w:p>
+    <w:p>
+      <w:pPr>
+        <w:pStyle w:val="Normaali2"/>
+        <w:rPr>
+          <w:b/>
+          <w:bCs/>
+        </w:rPr>
+      </w:pPr>
+      <w:r>
+        <w:t xml:space="preserve">The reversed cross in the logo is a nod to other bands and their aesthetics, but </w:t>
+      </w:r>
+      <w:r>
+        <w:t>all</w:t>
+      </w:r>
+      <w:r>
+        <w:t xml:space="preserve"> the band members agree</w:t>
+      </w:r>
+      <w:r>
+        <w:t xml:space="preserve"> on one thing:</w:t>
+      </w:r>
+      <w:r>
+        <w:t xml:space="preserve"> </w:t>
+      </w:r>
+      <w:r>
+        <w:rPr>
+          <w:i/>
+          <w:iCs/>
+        </w:rPr>
+        <w:t>for</w:t>
+      </w:r>
+      <w:r>
+        <w:rPr>
+          <w:i/>
+          <w:iCs/>
+        </w:rPr>
+        <w:t xml:space="preserve"> metal to stand for something, </w:t>
+      </w:r>
+      <w:r>
+        <w:rPr>
+          <w:i/>
+          <w:iCs/>
+        </w:rPr>
+        <w:t>one</w:t>
+      </w:r>
+      <w:r>
+        <w:rPr>
+          <w:i/>
+          <w:iCs/>
+        </w:rPr>
+        <w:t xml:space="preserve"> really </w:t>
+      </w:r>
+      <w:r>
+        <w:rPr>
+          <w:i/>
+          <w:iCs/>
+        </w:rPr>
+        <w:t>must</w:t>
+      </w:r>
+      <w:r>
+        <w:rPr>
+          <w:i/>
+          <w:iCs/>
+        </w:rPr>
+        <w:t xml:space="preserve"> do an </w:t>
+      </w:r>
+      <w:r>
+        <w:rPr>
+          <w:b/>
+          <w:bCs/>
+          <w:i/>
+          <w:iCs/>
+        </w:rPr>
+        <w:t>inversion</w:t>
+      </w:r>
+      <w:r>
+        <w:rPr>
+          <w:i/>
+          <w:iCs/>
+        </w:rPr>
+        <w:t xml:space="preserve"> of some sort</w:t>
+      </w:r>
+      <w:r>
+        <w:t>.</w:t>
+      </w:r>
+      <w:r>
+        <w:t xml:space="preserve"> Like go against established religion or state or something. </w:t>
+      </w:r>
+      <w:r>
+        <w:t xml:space="preserve">Also, music should be “true”. Whatever that means. </w:t>
+      </w:r>
+      <w:r>
+        <w:t>Who knows? These guys have just been</w:t>
+      </w:r>
+      <w:r>
+        <w:t xml:space="preserve"> drinking</w:t>
+      </w:r>
+      <w:r>
+        <w:t xml:space="preserve"> beer</w:t>
+      </w:r>
+      <w:r>
+        <w:t xml:space="preserve"> </w:t>
+      </w:r>
+      <w:r>
+        <w:t>and playing</w:t>
+      </w:r>
+      <w:r>
+        <w:t xml:space="preserve"> trash metal covers for the past five years, and none of them are philosophy majors.</w:t>
+      </w:r>
+      <w:r>
+        <w:rPr>
+          <w:b/>
+          <w:bCs/>
+        </w:rPr>
+        <w:br w:type="page"/>
+      </w:r>
+    </w:p>
+    <w:p>
+      <w:pPr>
+        <w:pStyle w:val="Otsikko2"/>
+        <w:spacing w:before="0" w:line="240" w:lineRule="auto"/>
+      </w:pPr>
+      <w:bookmarkStart w:id="4" w:name="_Toc213967991"/>
+      <w:r>
+        <w:lastRenderedPageBreak/>
+        <w:t>4. Main Features</w:t>
+      </w:r>
+      <w:bookmarkEnd w:id="4"/>
+    </w:p>
+    <w:p>
+      <w:pPr>
+        <w:pStyle w:val="Otsikko3"/>
+        <w:spacing w:before="0" w:line="240" w:lineRule="auto"/>
+      </w:pPr>
+    </w:p>
+    <w:p>
+      <w:pPr>
+        <w:pStyle w:val="Otsikko3"/>
+        <w:spacing w:before="0" w:line="240" w:lineRule="auto"/>
+      </w:pPr>
+    </w:p>
+    <w:p>
+      <w:pPr>
+        <w:pStyle w:val="Otsikko3"/>
+        <w:spacing w:before="0" w:line="240" w:lineRule="auto"/>
+      </w:pPr>
+      <w:r>
+        <w:t xml:space="preserve">  </w:t>
+      </w:r>
+      <w:bookmarkStart w:id="5" w:name="_Toc213967992"/>
+      <w:r>
+        <w:t>4.1 Main mechanics</w:t>
+      </w:r>
+      <w:bookmarkEnd w:id="5"/>
+    </w:p>
+    <w:p>
+      <w:pPr>
+        <w:rPr>
+          <w:b/>
+          <w:bCs/>
+        </w:rPr>
+      </w:pPr>
+    </w:p>
+    <w:p>
+      <w:pPr>
+        <w:rPr>
+          <w:b/>
+          <w:bCs/>
+        </w:rPr>
+      </w:pPr>
+    </w:p>
+    <w:p>
+      <w:r>
+        <w:rPr>
+          <w:b/>
+          <w:bCs/>
+        </w:rPr>
+        <w:t xml:space="preserve">Gestation. </w:t>
+      </w:r>
+      <w:r>
+        <w:t>Blabla.</w:t>
+      </w:r>
+    </w:p>
+    <w:p/>
+    <w:p>
+      <w:r>
+        <w:rPr>
+          <w:b/>
+          <w:bCs/>
+        </w:rPr>
+        <w:t xml:space="preserve">Recording. </w:t>
+      </w:r>
+      <w:r>
+        <w:t>Blabla.</w:t>
+      </w:r>
+    </w:p>
+    <w:p/>
+    <w:p/>
+    <w:p>
+      <w:pPr>
+        <w:pStyle w:val="Otsikko3"/>
+        <w:spacing w:before="0" w:line="240" w:lineRule="auto"/>
+      </w:pPr>
+      <w:r>
+        <w:t xml:space="preserve">  </w:t>
+      </w:r>
+      <w:bookmarkStart w:id="6" w:name="_Toc213967993"/>
+      <w:r>
+        <w:t xml:space="preserve">4.2 </w:t>
+      </w:r>
+      <w:r>
+        <w:t>Actions</w:t>
+      </w:r>
+      <w:bookmarkEnd w:id="6"/>
+    </w:p>
+    <w:p>
+      <w:pPr>
+        <w:pStyle w:val="Otsikko3"/>
+        <w:spacing w:before="0" w:line="240" w:lineRule="auto"/>
+      </w:pPr>
+      <w:r>
+        <w:t xml:space="preserve">  </w:t>
+      </w:r>
+      <w:bookmarkStart w:id="7" w:name="_Toc213967994"/>
+      <w:r>
+        <w:t xml:space="preserve">4.3 </w:t>
+      </w:r>
+      <w:r>
+        <w:t>Seasons &amp; Years</w:t>
+      </w:r>
+      <w:bookmarkEnd w:id="7"/>
+    </w:p>
+    <w:p>
+      <w:pPr>
+        <w:pStyle w:val="Otsikko3"/>
+        <w:spacing w:before="0" w:line="240" w:lineRule="auto"/>
+      </w:pPr>
+      <w:r>
+        <w:t xml:space="preserve">  </w:t>
+      </w:r>
+      <w:bookmarkStart w:id="8" w:name="_Toc213967995"/>
+      <w:r>
+        <w:t>4.4 Multiplayer mode</w:t>
+      </w:r>
+      <w:bookmarkEnd w:id="8"/>
+    </w:p>
+    <w:p>
       <w:pPr>
         <w:rPr>
           <w:sz w:val="32"/>
@@ -3526,12 +4029,58 @@
         <w:pStyle w:val="Otsikko2"/>
         <w:spacing w:before="0" w:line="240" w:lineRule="auto"/>
       </w:pPr>
-      <w:bookmarkStart w:id="4" w:name="_Toc213761000"/>
+      <w:bookmarkStart w:id="9" w:name="_Toc213967996"/>
       <w:r>
         <w:lastRenderedPageBreak/>
-        <w:t>4. Main Features</w:t>
-      </w:r>
-      <w:bookmarkEnd w:id="4"/>
+        <w:t>5. Genre, Setting, Concept Art book*</w:t>
+      </w:r>
+      <w:bookmarkEnd w:id="9"/>
+    </w:p>
+    <w:p>
+      <w:pPr>
+        <w:rPr>
+          <w:sz w:val="32"/>
+          <w:szCs w:val="32"/>
+        </w:rPr>
+      </w:pPr>
+      <w:r>
+        <w:br w:type="page"/>
+      </w:r>
+    </w:p>
+    <w:p>
+      <w:pPr>
+        <w:pStyle w:val="Otsikko2"/>
+        <w:spacing w:before="0" w:line="240" w:lineRule="auto"/>
+      </w:pPr>
+      <w:bookmarkStart w:id="10" w:name="_Toc213967997"/>
+      <w:r>
+        <w:lastRenderedPageBreak/>
+        <w:t>6. Enemies, NPCs, Other objects</w:t>
+      </w:r>
+      <w:bookmarkEnd w:id="10"/>
+    </w:p>
+    <w:p>
+      <w:pPr>
+        <w:rPr>
+          <w:sz w:val="32"/>
+          <w:szCs w:val="32"/>
+        </w:rPr>
+      </w:pPr>
+      <w:r>
+        <w:br w:type="page"/>
+      </w:r>
+    </w:p>
+    <w:p>
+      <w:pPr>
+        <w:pStyle w:val="Otsikko2"/>
+        <w:spacing w:before="0" w:line="240" w:lineRule="auto"/>
+      </w:pPr>
+      <w:bookmarkStart w:id="11" w:name="_Toc213967998"/>
+      <w:r>
+        <w:lastRenderedPageBreak/>
+        <w:t>7. Story board, script*</w:t>
+      </w:r>
+      <w:bookmarkEnd w:id="11"/>
     </w:p>
     <w:p>
       <w:pPr>
@@ -3541,11 +4090,11 @@
       <w:r>
         <w:t xml:space="preserve">  </w:t>
       </w:r>
-      <w:bookmarkStart w:id="5" w:name="_Toc213761001"/>
-      <w:r>
-        <w:t>4.1 Main mechanics</w:t>
-      </w:r>
-      <w:bookmarkEnd w:id="5"/>
+      <w:bookmarkStart w:id="12" w:name="_Toc213967999"/>
+      <w:r>
+        <w:t>7.1 Story overview</w:t>
+      </w:r>
+      <w:bookmarkEnd w:id="12"/>
     </w:p>
     <w:p>
       <w:pPr>
@@ -3555,11 +4104,11 @@
       <w:r>
         <w:t xml:space="preserve">  </w:t>
       </w:r>
-      <w:bookmarkStart w:id="6" w:name="_Toc213761002"/>
-      <w:r>
-        <w:t>4.2 Movement</w:t>
-      </w:r>
-      <w:bookmarkEnd w:id="6"/>
+      <w:bookmarkStart w:id="13" w:name="_Toc213968000"/>
+      <w:r>
+        <w:t>7.2 Progression, World 1</w:t>
+      </w:r>
+      <w:bookmarkEnd w:id="13"/>
     </w:p>
     <w:p>
       <w:pPr>
@@ -3569,11 +4118,37 @@
       <w:r>
         <w:t xml:space="preserve">  </w:t>
       </w:r>
-      <w:bookmarkStart w:id="7" w:name="_Toc213761003"/>
-      <w:r>
-        <w:t>4.3 Physics</w:t>
-      </w:r>
-      <w:bookmarkEnd w:id="7"/>
+      <w:bookmarkStart w:id="14" w:name="_Toc213968001"/>
+      <w:r>
+        <w:t xml:space="preserve">7.9 Progression, World </w:t>
+      </w:r>
+      <w:r>
+        <w:t>2 …</w:t>
+      </w:r>
+      <w:bookmarkEnd w:id="14"/>
+    </w:p>
+    <w:p>
+      <w:pPr>
+        <w:rPr>
+          <w:sz w:val="32"/>
+          <w:szCs w:val="32"/>
+        </w:rPr>
+      </w:pPr>
+      <w:r>
+        <w:br w:type="page"/>
+      </w:r>
+    </w:p>
+    <w:p>
+      <w:pPr>
+        <w:pStyle w:val="Otsikko2"/>
+        <w:spacing w:before="0" w:line="240" w:lineRule="auto"/>
+      </w:pPr>
+      <w:bookmarkStart w:id="15" w:name="_Toc213968002"/>
+      <w:r>
+        <w:lastRenderedPageBreak/>
+        <w:t>8. Technical definitions, Tech guide*</w:t>
+      </w:r>
+      <w:bookmarkEnd w:id="15"/>
     </w:p>
     <w:p>
       <w:pPr>
@@ -3583,11 +4158,39 @@
       <w:r>
         <w:t xml:space="preserve">  </w:t>
       </w:r>
-      <w:bookmarkStart w:id="8" w:name="_Toc213761004"/>
-      <w:r>
-        <w:t>4.4 Multiplayer mode</w:t>
-      </w:r>
-      <w:bookmarkEnd w:id="8"/>
+      <w:bookmarkStart w:id="16" w:name="_Toc213968003"/>
+      <w:r>
+        <w:t>8.1 Platforms, versions</w:t>
+      </w:r>
+      <w:bookmarkEnd w:id="16"/>
+    </w:p>
+    <w:p>
+      <w:pPr>
+        <w:pStyle w:val="Otsikko3"/>
+        <w:spacing w:before="0" w:line="240" w:lineRule="auto"/>
+      </w:pPr>
+      <w:r>
+        <w:t xml:space="preserve">  </w:t>
+      </w:r>
+      <w:bookmarkStart w:id="17" w:name="_Toc213968004"/>
+      <w:r>
+        <w:t>8.2 Control Scheme</w:t>
+      </w:r>
+      <w:bookmarkEnd w:id="17"/>
+    </w:p>
+    <w:p>
+      <w:pPr>
+        <w:pStyle w:val="Otsikko3"/>
+        <w:spacing w:before="0" w:line="240" w:lineRule="auto"/>
+      </w:pPr>
+      <w:r>
+        <w:t xml:space="preserve">  </w:t>
+      </w:r>
+      <w:bookmarkStart w:id="18" w:name="_Toc213968005"/>
+      <w:r>
+        <w:t>8.3 Limitations</w:t>
+      </w:r>
+      <w:bookmarkEnd w:id="18"/>
     </w:p>
     <w:p>
       <w:pPr>
@@ -3605,12 +4208,40 @@
         <w:pStyle w:val="Otsikko2"/>
         <w:spacing w:before="0" w:line="240" w:lineRule="auto"/>
       </w:pPr>
-      <w:bookmarkStart w:id="9" w:name="_Toc213761005"/>
+      <w:bookmarkStart w:id="19" w:name="_Toc213968006"/>
       <w:r>
         <w:lastRenderedPageBreak/>
-        <w:t>5. Genre, Setting, Concept Art book*</w:t>
-      </w:r>
-      <w:bookmarkEnd w:id="9"/>
+        <w:t>9. Business definitions*</w:t>
+      </w:r>
+      <w:bookmarkEnd w:id="19"/>
+    </w:p>
+    <w:p>
+      <w:pPr>
+        <w:pStyle w:val="Otsikko3"/>
+        <w:spacing w:before="0" w:line="240" w:lineRule="auto"/>
+      </w:pPr>
+      <w:r>
+        <w:t xml:space="preserve">  </w:t>
+      </w:r>
+      <w:bookmarkStart w:id="20" w:name="_Toc213968007"/>
+      <w:r>
+        <w:t>9.1 In-app purchases</w:t>
+      </w:r>
+      <w:bookmarkEnd w:id="20"/>
+    </w:p>
+    <w:p>
+      <w:pPr>
+        <w:pStyle w:val="Otsikko3"/>
+        <w:spacing w:before="0" w:line="240" w:lineRule="auto"/>
+      </w:pPr>
+      <w:r>
+        <w:t xml:space="preserve">  </w:t>
+      </w:r>
+      <w:bookmarkStart w:id="21" w:name="_Toc213968008"/>
+      <w:r>
+        <w:t>9.2 DLC packs</w:t>
+      </w:r>
+      <w:bookmarkEnd w:id="21"/>
     </w:p>
     <w:p>
       <w:pPr>
@@ -3628,214 +4259,7 @@
         <w:pStyle w:val="Otsikko2"/>
         <w:spacing w:before="0" w:line="240" w:lineRule="auto"/>
       </w:pPr>
-      <w:bookmarkStart w:id="10" w:name="_Toc213761006"/>
-      <w:r>
-        <w:lastRenderedPageBreak/>
-        <w:t>6. Enemies, NPCs, Other objects</w:t>
-      </w:r>
-      <w:bookmarkEnd w:id="10"/>
-    </w:p>
-    <w:p>
-      <w:pPr>
-        <w:rPr>
-          <w:sz w:val="32"/>
-          <w:szCs w:val="32"/>
-        </w:rPr>
-      </w:pPr>
-      <w:r>
-        <w:br w:type="page"/>
-      </w:r>
-    </w:p>
-    <w:p>
-      <w:pPr>
-        <w:pStyle w:val="Otsikko2"/>
-        <w:spacing w:before="0" w:line="240" w:lineRule="auto"/>
-      </w:pPr>
-      <w:bookmarkStart w:id="11" w:name="_Toc213761007"/>
-      <w:r>
-        <w:lastRenderedPageBreak/>
-        <w:t>7. Story board, script*</w:t>
-      </w:r>
-      <w:bookmarkEnd w:id="11"/>
-    </w:p>
-    <w:p>
-      <w:pPr>
-        <w:pStyle w:val="Otsikko3"/>
-        <w:spacing w:before="0" w:line="240" w:lineRule="auto"/>
-      </w:pPr>
-      <w:r>
-        <w:t xml:space="preserve">  </w:t>
-      </w:r>
-      <w:bookmarkStart w:id="12" w:name="_Toc213761008"/>
-      <w:r>
-        <w:t>7.1 Story overview</w:t>
-      </w:r>
-      <w:bookmarkEnd w:id="12"/>
-    </w:p>
-    <w:p>
-      <w:pPr>
-        <w:pStyle w:val="Otsikko3"/>
-        <w:spacing w:before="0" w:line="240" w:lineRule="auto"/>
-      </w:pPr>
-      <w:r>
-        <w:t xml:space="preserve">  </w:t>
-      </w:r>
-      <w:bookmarkStart w:id="13" w:name="_Toc213761009"/>
-      <w:r>
-        <w:t>7.2 Progression, World 1</w:t>
-      </w:r>
-      <w:bookmarkEnd w:id="13"/>
-    </w:p>
-    <w:p>
-      <w:pPr>
-        <w:pStyle w:val="Otsikko3"/>
-        <w:spacing w:before="0" w:line="240" w:lineRule="auto"/>
-      </w:pPr>
-      <w:r>
-        <w:t xml:space="preserve">  </w:t>
-      </w:r>
-      <w:bookmarkStart w:id="14" w:name="_Toc213761010"/>
-      <w:r>
-        <w:t xml:space="preserve">7.9 Progression, World </w:t>
-      </w:r>
-      <w:r>
-        <w:t>2 …</w:t>
-      </w:r>
-      <w:bookmarkEnd w:id="14"/>
-    </w:p>
-    <w:p>
-      <w:pPr>
-        <w:rPr>
-          <w:sz w:val="32"/>
-          <w:szCs w:val="32"/>
-        </w:rPr>
-      </w:pPr>
-      <w:r>
-        <w:br w:type="page"/>
-      </w:r>
-    </w:p>
-    <w:p>
-      <w:pPr>
-        <w:pStyle w:val="Otsikko2"/>
-        <w:spacing w:before="0" w:line="240" w:lineRule="auto"/>
-      </w:pPr>
-      <w:bookmarkStart w:id="15" w:name="_Toc213761011"/>
-      <w:r>
-        <w:lastRenderedPageBreak/>
-        <w:t>8. Technical definitions, Tech guide*</w:t>
-      </w:r>
-      <w:bookmarkEnd w:id="15"/>
-    </w:p>
-    <w:p>
-      <w:pPr>
-        <w:pStyle w:val="Otsikko3"/>
-        <w:spacing w:before="0" w:line="240" w:lineRule="auto"/>
-      </w:pPr>
-      <w:r>
-        <w:t xml:space="preserve">  </w:t>
-      </w:r>
-      <w:bookmarkStart w:id="16" w:name="_Toc213761012"/>
-      <w:r>
-        <w:t>8.1 Platforms, versions</w:t>
-      </w:r>
-      <w:bookmarkEnd w:id="16"/>
-    </w:p>
-    <w:p>
-      <w:pPr>
-        <w:pStyle w:val="Otsikko3"/>
-        <w:spacing w:before="0" w:line="240" w:lineRule="auto"/>
-      </w:pPr>
-      <w:r>
-        <w:t xml:space="preserve">  </w:t>
-      </w:r>
-      <w:bookmarkStart w:id="17" w:name="_Toc213761013"/>
-      <w:r>
-        <w:t>8.2 Control Scheme</w:t>
-      </w:r>
-      <w:bookmarkEnd w:id="17"/>
-    </w:p>
-    <w:p>
-      <w:pPr>
-        <w:pStyle w:val="Otsikko3"/>
-        <w:spacing w:before="0" w:line="240" w:lineRule="auto"/>
-      </w:pPr>
-      <w:r>
-        <w:t xml:space="preserve">  </w:t>
-      </w:r>
-      <w:bookmarkStart w:id="18" w:name="_Toc213761014"/>
-      <w:r>
-        <w:t>8.3 Limitations</w:t>
-      </w:r>
-      <w:bookmarkEnd w:id="18"/>
-    </w:p>
-    <w:p>
-      <w:pPr>
-        <w:rPr>
-          <w:sz w:val="32"/>
-          <w:szCs w:val="32"/>
-        </w:rPr>
-      </w:pPr>
-      <w:r>
-        <w:br w:type="page"/>
-      </w:r>
-    </w:p>
-    <w:p>
-      <w:pPr>
-        <w:pStyle w:val="Otsikko2"/>
-        <w:spacing w:before="0" w:line="240" w:lineRule="auto"/>
-      </w:pPr>
-      <w:bookmarkStart w:id="19" w:name="_Toc213761015"/>
-      <w:r>
-        <w:lastRenderedPageBreak/>
-        <w:t>9. Business definitions*</w:t>
-      </w:r>
-      <w:bookmarkEnd w:id="19"/>
-    </w:p>
-    <w:p>
-      <w:pPr>
-        <w:pStyle w:val="Otsikko3"/>
-        <w:spacing w:before="0" w:line="240" w:lineRule="auto"/>
-      </w:pPr>
-      <w:r>
-        <w:t xml:space="preserve">  </w:t>
-      </w:r>
-      <w:bookmarkStart w:id="20" w:name="_Toc213761016"/>
-      <w:r>
-        <w:t>9.1 In-app purchases</w:t>
-      </w:r>
-      <w:bookmarkEnd w:id="20"/>
-    </w:p>
-    <w:p>
-      <w:pPr>
-        <w:pStyle w:val="Otsikko3"/>
-        <w:spacing w:before="0" w:line="240" w:lineRule="auto"/>
-      </w:pPr>
-      <w:r>
-        <w:t xml:space="preserve">  </w:t>
-      </w:r>
-      <w:bookmarkStart w:id="21" w:name="_Toc213761017"/>
-      <w:r>
-        <w:t>9.2 DLC packs</w:t>
-      </w:r>
-      <w:bookmarkEnd w:id="21"/>
-    </w:p>
-    <w:p>
-      <w:pPr>
-        <w:rPr>
-          <w:sz w:val="32"/>
-          <w:szCs w:val="32"/>
-        </w:rPr>
-      </w:pPr>
-      <w:r>
-        <w:br w:type="page"/>
-      </w:r>
-    </w:p>
-    <w:p>
-      <w:pPr>
-        <w:pStyle w:val="Otsikko2"/>
-        <w:spacing w:before="0" w:line="240" w:lineRule="auto"/>
-      </w:pPr>
-      <w:bookmarkStart w:id="22" w:name="_Toc213761018"/>
+      <w:bookmarkStart w:id="22" w:name="_Toc213968009"/>
       <w:r>
         <w:lastRenderedPageBreak/>
         <w:t>10. Outsourced/Bought Assets</w:t>
@@ -4171,11 +4595,100 @@
       </w:rPr>
     </w:lvl>
   </w:abstractNum>
+  <w:abstractNum w:abstractNumId="2" w15:restartNumberingAfterBreak="0">
+    <w:nsid w:val="57C16009"/>
+    <w:multiLevelType w:val="hybridMultilevel"/>
+    <w:tmpl w:val="EBE2E150"/>
+    <w:lvl w:ilvl="0" w:tplc="040B000F">
+      <w:start w:val="1"/>
+      <w:numFmt w:val="decimal"/>
+      <w:lvlText w:val="%1."/>
+      <w:lvlJc w:val="left"/>
+      <w:pPr>
+        <w:ind w:left="360" w:hanging="360"/>
+      </w:pPr>
+    </w:lvl>
+    <w:lvl w:ilvl="1" w:tplc="040B0019" w:tentative="1">
+      <w:start w:val="1"/>
+      <w:numFmt w:val="lowerLetter"/>
+      <w:lvlText w:val="%2."/>
+      <w:lvlJc w:val="left"/>
+      <w:pPr>
+        <w:ind w:left="1080" w:hanging="360"/>
+      </w:pPr>
+    </w:lvl>
+    <w:lvl w:ilvl="2" w:tplc="040B001B" w:tentative="1">
+      <w:start w:val="1"/>
+      <w:numFmt w:val="lowerRoman"/>
+      <w:lvlText w:val="%3."/>
+      <w:lvlJc w:val="right"/>
+      <w:pPr>
+        <w:ind w:left="1800" w:hanging="180"/>
+      </w:pPr>
+    </w:lvl>
+    <w:lvl w:ilvl="3" w:tplc="040B000F" w:tentative="1">
+      <w:start w:val="1"/>
+      <w:numFmt w:val="decimal"/>
+      <w:lvlText w:val="%4."/>
+      <w:lvlJc w:val="left"/>
+      <w:pPr>
+        <w:ind w:left="2520" w:hanging="360"/>
+      </w:pPr>
+    </w:lvl>
+    <w:lvl w:ilvl="4" w:tplc="040B0019" w:tentative="1">
+      <w:start w:val="1"/>
+      <w:numFmt w:val="lowerLetter"/>
+      <w:lvlText w:val="%5."/>
+      <w:lvlJc w:val="left"/>
+      <w:pPr>
+        <w:ind w:left="3240" w:hanging="360"/>
+      </w:pPr>
+    </w:lvl>
+    <w:lvl w:ilvl="5" w:tplc="040B001B" w:tentative="1">
+      <w:start w:val="1"/>
+      <w:numFmt w:val="lowerRoman"/>
+      <w:lvlText w:val="%6."/>
+      <w:lvlJc w:val="right"/>
+      <w:pPr>
+        <w:ind w:left="3960" w:hanging="180"/>
+      </w:pPr>
+    </w:lvl>
+    <w:lvl w:ilvl="6" w:tplc="040B000F" w:tentative="1">
+      <w:start w:val="1"/>
+      <w:numFmt w:val="decimal"/>
+      <w:lvlText w:val="%7."/>
+      <w:lvlJc w:val="left"/>
+      <w:pPr>
+        <w:ind w:left="4680" w:hanging="360"/>
+      </w:pPr>
+    </w:lvl>
+    <w:lvl w:ilvl="7" w:tplc="040B0019" w:tentative="1">
+      <w:start w:val="1"/>
+      <w:numFmt w:val="lowerLetter"/>
+      <w:lvlText w:val="%8."/>
+      <w:lvlJc w:val="left"/>
+      <w:pPr>
+        <w:ind w:left="5400" w:hanging="360"/>
+      </w:pPr>
+    </w:lvl>
+    <w:lvl w:ilvl="8" w:tplc="040B001B" w:tentative="1">
+      <w:start w:val="1"/>
+      <w:numFmt w:val="lowerRoman"/>
+      <w:lvlText w:val="%9."/>
+      <w:lvlJc w:val="right"/>
+      <w:pPr>
+        <w:ind w:left="6120" w:hanging="180"/>
+      </w:pPr>
+    </w:lvl>
+  </w:abstractNum>
   <w:num w:numId="1" w16cid:durableId="429663714">
     <w:abstractNumId w:val="1"/>
   </w:num>
   <w:num w:numId="2" w16cid:durableId="1115518485">
     <w:abstractNumId w:val="0"/>
+  </w:num>
+  <w:num w:numId="3" w16cid:durableId="1837375738">
+    <w:abstractNumId w:val="2"/>
   </w:num>
 </w:numbering>
 </file>
@@ -4694,6 +5207,7 @@
   <w:style w:type="character" w:default="1" w:styleId="Kappaleenoletusfontti">
     <w:name w:val="Default Paragraph Font"/>
     <w:uiPriority w:val="1"/>
+    <w:semiHidden/>
     <w:unhideWhenUsed/>
   </w:style>
   <w:style w:type="table" w:default="1" w:styleId="Normaalitaulukko">

--- a/TheProspector/Assets/Docs/Related School Work/LUT/Game Design Document.docx
+++ b/TheProspector/Assets/Docs/Related School Work/LUT/Game Design Document.docx
@@ -213,8 +213,17 @@
           <w:b/>
           <w:bCs/>
         </w:rPr>
-        <w:t>Demo(n)Tapes</w:t>
-      </w:r>
+        <w:t>Demo(n)</w:t>
+      </w:r>
+      <w:proofErr w:type="gramStart"/>
+      <w:r>
+        <w:rPr>
+          <w:b/>
+          <w:bCs/>
+        </w:rPr>
+        <w:t>Tapes</w:t>
+      </w:r>
+      <w:proofErr w:type="gramEnd"/>
     </w:p>
     <w:p>
       <w:pPr>
@@ -746,6 +755,7 @@
           <w:szCs w:val="24"/>
         </w:rPr>
       </w:pPr>
+      <w:proofErr w:type="gramStart"/>
       <w:r>
         <w:rPr>
           <w:b/>
@@ -755,7 +765,40 @@
           <w:szCs w:val="24"/>
         </w:rPr>
         <w:lastRenderedPageBreak/>
-        <w:t>Short summary of applied tools and link to project 1 video</w:t>
+        <w:t>Short summary</w:t>
+      </w:r>
+      <w:proofErr w:type="gramEnd"/>
+      <w:r>
+        <w:rPr>
+          <w:b/>
+          <w:bCs/>
+          <w:color w:val="404040"/>
+          <w:sz w:val="24"/>
+          <w:szCs w:val="24"/>
+        </w:rPr>
+        <w:t xml:space="preserve"> of applied tools and link to project </w:t>
+      </w:r>
+      <w:proofErr w:type="gramStart"/>
+      <w:r>
+        <w:rPr>
+          <w:b/>
+          <w:bCs/>
+          <w:color w:val="404040"/>
+          <w:sz w:val="24"/>
+          <w:szCs w:val="24"/>
+        </w:rPr>
+        <w:t>1</w:t>
+      </w:r>
+      <w:proofErr w:type="gramEnd"/>
+      <w:r>
+        <w:rPr>
+          <w:b/>
+          <w:bCs/>
+          <w:color w:val="404040"/>
+          <w:sz w:val="24"/>
+          <w:szCs w:val="24"/>
+        </w:rPr>
+        <w:t xml:space="preserve"> video</w:t>
       </w:r>
     </w:p>
     <w:p>
@@ -981,7 +1024,29 @@
           <w:sz w:val="24"/>
           <w:szCs w:val="24"/>
         </w:rPr>
-        <w:t>Audio: FMOD Studio, Reason Studios Reason 13.x + Reaper, arsenal of VST plugins, basic band instruments, some other instruments</w:t>
+        <w:t xml:space="preserve">Audio: FMOD Studio, Reason Studios Reason 13.x + Reaper, arsenal of VST plugins, basic band instruments, </w:t>
+      </w:r>
+      <w:proofErr w:type="gramStart"/>
+      <w:r>
+        <w:rPr>
+          <w:b/>
+          <w:bCs/>
+          <w:color w:val="404040"/>
+          <w:sz w:val="24"/>
+          <w:szCs w:val="24"/>
+        </w:rPr>
+        <w:t>some</w:t>
+      </w:r>
+      <w:proofErr w:type="gramEnd"/>
+      <w:r>
+        <w:rPr>
+          <w:b/>
+          <w:bCs/>
+          <w:color w:val="404040"/>
+          <w:sz w:val="24"/>
+          <w:szCs w:val="24"/>
+        </w:rPr>
+        <w:t xml:space="preserve"> other instruments</w:t>
       </w:r>
       <w:r>
         <w:rPr>
@@ -1234,7 +1299,29 @@
           <w:sz w:val="24"/>
           <w:szCs w:val="24"/>
         </w:rPr>
-        <w:t xml:space="preserve">Consider the developed game from the viewpoint that you are actually making something which will be published at the end. </w:t>
+        <w:t xml:space="preserve">Consider the developed game from the viewpoint that you are </w:t>
+      </w:r>
+      <w:proofErr w:type="gramStart"/>
+      <w:r>
+        <w:rPr>
+          <w:b/>
+          <w:bCs/>
+          <w:color w:val="404040"/>
+          <w:sz w:val="24"/>
+          <w:szCs w:val="24"/>
+        </w:rPr>
+        <w:t>actually making</w:t>
+      </w:r>
+      <w:proofErr w:type="gramEnd"/>
+      <w:r>
+        <w:rPr>
+          <w:b/>
+          <w:bCs/>
+          <w:color w:val="404040"/>
+          <w:sz w:val="24"/>
+          <w:szCs w:val="24"/>
+        </w:rPr>
+        <w:t xml:space="preserve"> something which will be published at the end. </w:t>
       </w:r>
     </w:p>
     <w:p>
@@ -1333,7 +1420,51 @@
           <w:sz w:val="24"/>
           <w:szCs w:val="24"/>
         </w:rPr>
-        <w:t>What would you like your game to look? Search or draw some concept art for your game, levels and characters.</w:t>
+        <w:t xml:space="preserve">What would you like your game to look? Search or draw </w:t>
+      </w:r>
+      <w:proofErr w:type="gramStart"/>
+      <w:r>
+        <w:rPr>
+          <w:b/>
+          <w:bCs/>
+          <w:color w:val="404040"/>
+          <w:sz w:val="24"/>
+          <w:szCs w:val="24"/>
+        </w:rPr>
+        <w:t>some</w:t>
+      </w:r>
+      <w:proofErr w:type="gramEnd"/>
+      <w:r>
+        <w:rPr>
+          <w:b/>
+          <w:bCs/>
+          <w:color w:val="404040"/>
+          <w:sz w:val="24"/>
+          <w:szCs w:val="24"/>
+        </w:rPr>
+        <w:t xml:space="preserve"> concept art for your game, </w:t>
+      </w:r>
+      <w:proofErr w:type="gramStart"/>
+      <w:r>
+        <w:rPr>
+          <w:b/>
+          <w:bCs/>
+          <w:color w:val="404040"/>
+          <w:sz w:val="24"/>
+          <w:szCs w:val="24"/>
+        </w:rPr>
+        <w:t>levels</w:t>
+      </w:r>
+      <w:proofErr w:type="gramEnd"/>
+      <w:r>
+        <w:rPr>
+          <w:b/>
+          <w:bCs/>
+          <w:color w:val="404040"/>
+          <w:sz w:val="24"/>
+          <w:szCs w:val="24"/>
+        </w:rPr>
+        <w:t xml:space="preserve"> and characters.</w:t>
       </w:r>
     </w:p>
     <w:p>
@@ -1399,7 +1530,29 @@
           <w:sz w:val="24"/>
           <w:szCs w:val="24"/>
         </w:rPr>
-        <w:t>What technological demands or requirements do you have? What technical aspects have to be solved for your idea to work?</w:t>
+        <w:t xml:space="preserve">What technological demands or requirements do you have? What technical aspects </w:t>
+      </w:r>
+      <w:proofErr w:type="gramStart"/>
+      <w:r>
+        <w:rPr>
+          <w:b/>
+          <w:bCs/>
+          <w:color w:val="404040"/>
+          <w:sz w:val="24"/>
+          <w:szCs w:val="24"/>
+        </w:rPr>
+        <w:t>have to</w:t>
+      </w:r>
+      <w:proofErr w:type="gramEnd"/>
+      <w:r>
+        <w:rPr>
+          <w:b/>
+          <w:bCs/>
+          <w:color w:val="404040"/>
+          <w:sz w:val="24"/>
+          <w:szCs w:val="24"/>
+        </w:rPr>
+        <w:t xml:space="preserve"> be solved for your idea to work?</w:t>
       </w:r>
     </w:p>
     <w:p>
@@ -1513,7 +1666,7 @@
           <w:r>
             <w:fldChar w:fldCharType="separate"/>
           </w:r>
-          <w:hyperlink w:anchor="_Toc213967988" w:history="1">
+          <w:hyperlink w:anchor="_Toc214451430" w:history="1">
             <w:r>
               <w:rPr>
                 <w:rStyle w:val="Hyperlinkki"/>
@@ -1540,7 +1693,7 @@
                 <w:noProof/>
                 <w:webHidden/>
               </w:rPr>
-              <w:instrText xml:space="preserve"> PAGEREF _Toc213967988 \h </w:instrText>
+              <w:instrText xml:space="preserve"> PAGEREF _Toc214451430 \h </w:instrText>
             </w:r>
             <w:r>
               <w:rPr>
@@ -1587,7 +1740,7 @@
               <w14:ligatures w14:val="standardContextual"/>
             </w:rPr>
           </w:pPr>
-          <w:hyperlink w:anchor="_Toc213967989" w:history="1">
+          <w:hyperlink w:anchor="_Toc214451431" w:history="1">
             <w:r>
               <w:rPr>
                 <w:rStyle w:val="Hyperlinkki"/>
@@ -1614,7 +1767,7 @@
                 <w:noProof/>
                 <w:webHidden/>
               </w:rPr>
-              <w:instrText xml:space="preserve"> PAGEREF _Toc213967989 \h </w:instrText>
+              <w:instrText xml:space="preserve"> PAGEREF _Toc214451431 \h </w:instrText>
             </w:r>
             <w:r>
               <w:rPr>
@@ -1661,7 +1814,7 @@
               <w14:ligatures w14:val="standardContextual"/>
             </w:rPr>
           </w:pPr>
-          <w:hyperlink w:anchor="_Toc213967990" w:history="1">
+          <w:hyperlink w:anchor="_Toc214451432" w:history="1">
             <w:r>
               <w:rPr>
                 <w:rStyle w:val="Hyperlinkki"/>
@@ -1688,7 +1841,7 @@
                 <w:noProof/>
                 <w:webHidden/>
               </w:rPr>
-              <w:instrText xml:space="preserve"> PAGEREF _Toc213967990 \h </w:instrText>
+              <w:instrText xml:space="preserve"> PAGEREF _Toc214451432 \h </w:instrText>
             </w:r>
             <w:r>
               <w:rPr>
@@ -1735,7 +1888,7 @@
               <w14:ligatures w14:val="standardContextual"/>
             </w:rPr>
           </w:pPr>
-          <w:hyperlink w:anchor="_Toc213967991" w:history="1">
+          <w:hyperlink w:anchor="_Toc214451433" w:history="1">
             <w:r>
               <w:rPr>
                 <w:rStyle w:val="Hyperlinkki"/>
@@ -1762,7 +1915,7 @@
                 <w:noProof/>
                 <w:webHidden/>
               </w:rPr>
-              <w:instrText xml:space="preserve"> PAGEREF _Toc213967991 \h </w:instrText>
+              <w:instrText xml:space="preserve"> PAGEREF _Toc214451433 \h </w:instrText>
             </w:r>
             <w:r>
               <w:rPr>
@@ -1782,7 +1935,7 @@
                 <w:noProof/>
                 <w:webHidden/>
               </w:rPr>
-              <w:t>8</w:t>
+              <w:t>10</w:t>
             </w:r>
             <w:r>
               <w:rPr>
@@ -1809,13 +1962,13 @@
               <w14:ligatures w14:val="standardContextual"/>
             </w:rPr>
           </w:pPr>
-          <w:hyperlink w:anchor="_Toc213967992" w:history="1">
+          <w:hyperlink w:anchor="_Toc214451434" w:history="1">
             <w:r>
               <w:rPr>
                 <w:rStyle w:val="Hyperlinkki"/>
                 <w:noProof/>
               </w:rPr>
-              <w:t>4.1 Main mechanics</w:t>
+              <w:t>4.1 Core Gameplay Loop</w:t>
             </w:r>
             <w:r>
               <w:rPr>
@@ -1836,7 +1989,7 @@
                 <w:noProof/>
                 <w:webHidden/>
               </w:rPr>
-              <w:instrText xml:space="preserve"> PAGEREF _Toc213967992 \h </w:instrText>
+              <w:instrText xml:space="preserve"> PAGEREF _Toc214451434 \h </w:instrText>
             </w:r>
             <w:r>
               <w:rPr>
@@ -1856,7 +2009,7 @@
                 <w:noProof/>
                 <w:webHidden/>
               </w:rPr>
-              <w:t>8</w:t>
+              <w:t>10</w:t>
             </w:r>
             <w:r>
               <w:rPr>
@@ -1883,13 +2036,13 @@
               <w14:ligatures w14:val="standardContextual"/>
             </w:rPr>
           </w:pPr>
-          <w:hyperlink w:anchor="_Toc213967993" w:history="1">
+          <w:hyperlink w:anchor="_Toc214451435" w:history="1">
             <w:r>
               <w:rPr>
                 <w:rStyle w:val="Hyperlinkki"/>
                 <w:noProof/>
               </w:rPr>
-              <w:t>4.2 Actions</w:t>
+              <w:t>4.2 Character Actions</w:t>
             </w:r>
             <w:r>
               <w:rPr>
@@ -1910,7 +2063,7 @@
                 <w:noProof/>
                 <w:webHidden/>
               </w:rPr>
-              <w:instrText xml:space="preserve"> PAGEREF _Toc213967993 \h </w:instrText>
+              <w:instrText xml:space="preserve"> PAGEREF _Toc214451435 \h </w:instrText>
             </w:r>
             <w:r>
               <w:rPr>
@@ -1930,7 +2083,7 @@
                 <w:noProof/>
                 <w:webHidden/>
               </w:rPr>
-              <w:t>8</w:t>
+              <w:t>11</w:t>
             </w:r>
             <w:r>
               <w:rPr>
@@ -1957,13 +2110,13 @@
               <w14:ligatures w14:val="standardContextual"/>
             </w:rPr>
           </w:pPr>
-          <w:hyperlink w:anchor="_Toc213967994" w:history="1">
+          <w:hyperlink w:anchor="_Toc214451436" w:history="1">
             <w:r>
               <w:rPr>
                 <w:rStyle w:val="Hyperlinkki"/>
                 <w:noProof/>
               </w:rPr>
-              <w:t>4.3 Seasons &amp; Years</w:t>
+              <w:t>4.3 Characters, Aspects, and Ideas</w:t>
             </w:r>
             <w:r>
               <w:rPr>
@@ -1984,7 +2137,7 @@
                 <w:noProof/>
                 <w:webHidden/>
               </w:rPr>
-              <w:instrText xml:space="preserve"> PAGEREF _Toc213967994 \h </w:instrText>
+              <w:instrText xml:space="preserve"> PAGEREF _Toc214451436 \h </w:instrText>
             </w:r>
             <w:r>
               <w:rPr>
@@ -2004,7 +2157,7 @@
                 <w:noProof/>
                 <w:webHidden/>
               </w:rPr>
-              <w:t>8</w:t>
+              <w:t>11</w:t>
             </w:r>
             <w:r>
               <w:rPr>
@@ -2031,13 +2184,13 @@
               <w14:ligatures w14:val="standardContextual"/>
             </w:rPr>
           </w:pPr>
-          <w:hyperlink w:anchor="_Toc213967995" w:history="1">
+          <w:hyperlink w:anchor="_Toc214451437" w:history="1">
             <w:r>
               <w:rPr>
                 <w:rStyle w:val="Hyperlinkki"/>
                 <w:noProof/>
               </w:rPr>
-              <w:t>4.4 Multiplayer mode</w:t>
+              <w:t>4.4 Tags (Emotional / Ideological systems)</w:t>
             </w:r>
             <w:r>
               <w:rPr>
@@ -2058,7 +2211,7 @@
                 <w:noProof/>
                 <w:webHidden/>
               </w:rPr>
-              <w:instrText xml:space="preserve"> PAGEREF _Toc213967995 \h </w:instrText>
+              <w:instrText xml:space="preserve"> PAGEREF _Toc214451437 \h </w:instrText>
             </w:r>
             <w:r>
               <w:rPr>
@@ -2078,7 +2231,303 @@
                 <w:noProof/>
                 <w:webHidden/>
               </w:rPr>
-              <w:t>8</w:t>
+              <w:t>11</w:t>
+            </w:r>
+            <w:r>
+              <w:rPr>
+                <w:noProof/>
+                <w:webHidden/>
+              </w:rPr>
+              <w:fldChar w:fldCharType="end"/>
+            </w:r>
+          </w:hyperlink>
+        </w:p>
+        <w:p>
+          <w:pPr>
+            <w:pStyle w:val="Sisluet3"/>
+            <w:tabs>
+              <w:tab w:val="right" w:leader="dot" w:pos="9019"/>
+            </w:tabs>
+            <w:rPr>
+              <w:rFonts w:asciiTheme="minorHAnsi" w:eastAsiaTheme="minorEastAsia" w:hAnsiTheme="minorHAnsi" w:cstheme="minorBidi"/>
+              <w:noProof/>
+              <w:kern w:val="2"/>
+              <w:sz w:val="24"/>
+              <w:szCs w:val="24"/>
+              <w:lang w:val="fi-FI"/>
+              <w14:ligatures w14:val="standardContextual"/>
+            </w:rPr>
+          </w:pPr>
+          <w:hyperlink w:anchor="_Toc214451438" w:history="1">
+            <w:r>
+              <w:rPr>
+                <w:rStyle w:val="Hyperlinkki"/>
+                <w:noProof/>
+              </w:rPr>
+              <w:t>4.5 Tag-Pairs and genre specific systems</w:t>
+            </w:r>
+            <w:r>
+              <w:rPr>
+                <w:noProof/>
+                <w:webHidden/>
+              </w:rPr>
+              <w:tab/>
+            </w:r>
+            <w:r>
+              <w:rPr>
+                <w:noProof/>
+                <w:webHidden/>
+              </w:rPr>
+              <w:fldChar w:fldCharType="begin"/>
+            </w:r>
+            <w:r>
+              <w:rPr>
+                <w:noProof/>
+                <w:webHidden/>
+              </w:rPr>
+              <w:instrText xml:space="preserve"> PAGEREF _Toc214451438 \h </w:instrText>
+            </w:r>
+            <w:r>
+              <w:rPr>
+                <w:noProof/>
+                <w:webHidden/>
+              </w:rPr>
+            </w:r>
+            <w:r>
+              <w:rPr>
+                <w:noProof/>
+                <w:webHidden/>
+              </w:rPr>
+              <w:fldChar w:fldCharType="separate"/>
+            </w:r>
+            <w:r>
+              <w:rPr>
+                <w:noProof/>
+                <w:webHidden/>
+              </w:rPr>
+              <w:t>12</w:t>
+            </w:r>
+            <w:r>
+              <w:rPr>
+                <w:noProof/>
+                <w:webHidden/>
+              </w:rPr>
+              <w:fldChar w:fldCharType="end"/>
+            </w:r>
+          </w:hyperlink>
+        </w:p>
+        <w:p>
+          <w:pPr>
+            <w:pStyle w:val="Sisluet3"/>
+            <w:tabs>
+              <w:tab w:val="right" w:leader="dot" w:pos="9019"/>
+            </w:tabs>
+            <w:rPr>
+              <w:rFonts w:asciiTheme="minorHAnsi" w:eastAsiaTheme="minorEastAsia" w:hAnsiTheme="minorHAnsi" w:cstheme="minorBidi"/>
+              <w:noProof/>
+              <w:kern w:val="2"/>
+              <w:sz w:val="24"/>
+              <w:szCs w:val="24"/>
+              <w:lang w:val="fi-FI"/>
+              <w14:ligatures w14:val="standardContextual"/>
+            </w:rPr>
+          </w:pPr>
+          <w:hyperlink w:anchor="_Toc214451439" w:history="1">
+            <w:r>
+              <w:rPr>
+                <w:rStyle w:val="Hyperlinkki"/>
+                <w:noProof/>
+              </w:rPr>
+              <w:t>4.6 Track Construction and Recording</w:t>
+            </w:r>
+            <w:r>
+              <w:rPr>
+                <w:noProof/>
+                <w:webHidden/>
+              </w:rPr>
+              <w:tab/>
+            </w:r>
+            <w:r>
+              <w:rPr>
+                <w:noProof/>
+                <w:webHidden/>
+              </w:rPr>
+              <w:fldChar w:fldCharType="begin"/>
+            </w:r>
+            <w:r>
+              <w:rPr>
+                <w:noProof/>
+                <w:webHidden/>
+              </w:rPr>
+              <w:instrText xml:space="preserve"> PAGEREF _Toc214451439 \h </w:instrText>
+            </w:r>
+            <w:r>
+              <w:rPr>
+                <w:noProof/>
+                <w:webHidden/>
+              </w:rPr>
+            </w:r>
+            <w:r>
+              <w:rPr>
+                <w:noProof/>
+                <w:webHidden/>
+              </w:rPr>
+              <w:fldChar w:fldCharType="separate"/>
+            </w:r>
+            <w:r>
+              <w:rPr>
+                <w:noProof/>
+                <w:webHidden/>
+              </w:rPr>
+              <w:t>12</w:t>
+            </w:r>
+            <w:r>
+              <w:rPr>
+                <w:noProof/>
+                <w:webHidden/>
+              </w:rPr>
+              <w:fldChar w:fldCharType="end"/>
+            </w:r>
+          </w:hyperlink>
+        </w:p>
+        <w:p>
+          <w:pPr>
+            <w:pStyle w:val="Sisluet3"/>
+            <w:tabs>
+              <w:tab w:val="right" w:leader="dot" w:pos="9019"/>
+            </w:tabs>
+            <w:rPr>
+              <w:rFonts w:asciiTheme="minorHAnsi" w:eastAsiaTheme="minorEastAsia" w:hAnsiTheme="minorHAnsi" w:cstheme="minorBidi"/>
+              <w:noProof/>
+              <w:kern w:val="2"/>
+              <w:sz w:val="24"/>
+              <w:szCs w:val="24"/>
+              <w:lang w:val="fi-FI"/>
+              <w14:ligatures w14:val="standardContextual"/>
+            </w:rPr>
+          </w:pPr>
+          <w:hyperlink w:anchor="_Toc214451440" w:history="1">
+            <w:r>
+              <w:rPr>
+                <w:rStyle w:val="Hyperlinkki"/>
+                <w:noProof/>
+              </w:rPr>
+              <w:t>4.7 Band and Collective Systems</w:t>
+            </w:r>
+            <w:r>
+              <w:rPr>
+                <w:noProof/>
+                <w:webHidden/>
+              </w:rPr>
+              <w:tab/>
+            </w:r>
+            <w:r>
+              <w:rPr>
+                <w:noProof/>
+                <w:webHidden/>
+              </w:rPr>
+              <w:fldChar w:fldCharType="begin"/>
+            </w:r>
+            <w:r>
+              <w:rPr>
+                <w:noProof/>
+                <w:webHidden/>
+              </w:rPr>
+              <w:instrText xml:space="preserve"> PAGEREF _Toc214451440 \h </w:instrText>
+            </w:r>
+            <w:r>
+              <w:rPr>
+                <w:noProof/>
+                <w:webHidden/>
+              </w:rPr>
+            </w:r>
+            <w:r>
+              <w:rPr>
+                <w:noProof/>
+                <w:webHidden/>
+              </w:rPr>
+              <w:fldChar w:fldCharType="separate"/>
+            </w:r>
+            <w:r>
+              <w:rPr>
+                <w:noProof/>
+                <w:webHidden/>
+              </w:rPr>
+              <w:t>12</w:t>
+            </w:r>
+            <w:r>
+              <w:rPr>
+                <w:noProof/>
+                <w:webHidden/>
+              </w:rPr>
+              <w:fldChar w:fldCharType="end"/>
+            </w:r>
+          </w:hyperlink>
+        </w:p>
+        <w:p>
+          <w:pPr>
+            <w:pStyle w:val="Sisluet3"/>
+            <w:tabs>
+              <w:tab w:val="right" w:leader="dot" w:pos="9019"/>
+            </w:tabs>
+            <w:rPr>
+              <w:rFonts w:asciiTheme="minorHAnsi" w:eastAsiaTheme="minorEastAsia" w:hAnsiTheme="minorHAnsi" w:cstheme="minorBidi"/>
+              <w:noProof/>
+              <w:kern w:val="2"/>
+              <w:sz w:val="24"/>
+              <w:szCs w:val="24"/>
+              <w:lang w:val="fi-FI"/>
+              <w14:ligatures w14:val="standardContextual"/>
+            </w:rPr>
+          </w:pPr>
+          <w:hyperlink w:anchor="_Toc214451441" w:history="1">
+            <w:r>
+              <w:rPr>
+                <w:rStyle w:val="Hyperlinkki"/>
+                <w:noProof/>
+              </w:rPr>
+              <w:t>4.8 Multiplayer Mode</w:t>
+            </w:r>
+            <w:r>
+              <w:rPr>
+                <w:noProof/>
+                <w:webHidden/>
+              </w:rPr>
+              <w:tab/>
+            </w:r>
+            <w:r>
+              <w:rPr>
+                <w:noProof/>
+                <w:webHidden/>
+              </w:rPr>
+              <w:fldChar w:fldCharType="begin"/>
+            </w:r>
+            <w:r>
+              <w:rPr>
+                <w:noProof/>
+                <w:webHidden/>
+              </w:rPr>
+              <w:instrText xml:space="preserve"> PAGEREF _Toc214451441 \h </w:instrText>
+            </w:r>
+            <w:r>
+              <w:rPr>
+                <w:noProof/>
+                <w:webHidden/>
+              </w:rPr>
+            </w:r>
+            <w:r>
+              <w:rPr>
+                <w:noProof/>
+                <w:webHidden/>
+              </w:rPr>
+              <w:fldChar w:fldCharType="separate"/>
+            </w:r>
+            <w:r>
+              <w:rPr>
+                <w:noProof/>
+                <w:webHidden/>
+              </w:rPr>
+              <w:t>12</w:t>
             </w:r>
             <w:r>
               <w:rPr>
@@ -2105,7 +2554,7 @@
               <w14:ligatures w14:val="standardContextual"/>
             </w:rPr>
           </w:pPr>
-          <w:hyperlink w:anchor="_Toc213967996" w:history="1">
+          <w:hyperlink w:anchor="_Toc214451442" w:history="1">
             <w:r>
               <w:rPr>
                 <w:rStyle w:val="Hyperlinkki"/>
@@ -2132,7 +2581,7 @@
                 <w:noProof/>
                 <w:webHidden/>
               </w:rPr>
-              <w:instrText xml:space="preserve"> PAGEREF _Toc213967996 \h </w:instrText>
+              <w:instrText xml:space="preserve"> PAGEREF _Toc214451442 \h </w:instrText>
             </w:r>
             <w:r>
               <w:rPr>
@@ -2152,7 +2601,7 @@
                 <w:noProof/>
                 <w:webHidden/>
               </w:rPr>
-              <w:t>9</w:t>
+              <w:t>13</w:t>
             </w:r>
             <w:r>
               <w:rPr>
@@ -2179,7 +2628,7 @@
               <w14:ligatures w14:val="standardContextual"/>
             </w:rPr>
           </w:pPr>
-          <w:hyperlink w:anchor="_Toc213967997" w:history="1">
+          <w:hyperlink w:anchor="_Toc214451443" w:history="1">
             <w:r>
               <w:rPr>
                 <w:rStyle w:val="Hyperlinkki"/>
@@ -2206,7 +2655,7 @@
                 <w:noProof/>
                 <w:webHidden/>
               </w:rPr>
-              <w:instrText xml:space="preserve"> PAGEREF _Toc213967997 \h </w:instrText>
+              <w:instrText xml:space="preserve"> PAGEREF _Toc214451443 \h </w:instrText>
             </w:r>
             <w:r>
               <w:rPr>
@@ -2226,7 +2675,7 @@
                 <w:noProof/>
                 <w:webHidden/>
               </w:rPr>
-              <w:t>10</w:t>
+              <w:t>14</w:t>
             </w:r>
             <w:r>
               <w:rPr>
@@ -2253,7 +2702,7 @@
               <w14:ligatures w14:val="standardContextual"/>
             </w:rPr>
           </w:pPr>
-          <w:hyperlink w:anchor="_Toc213967998" w:history="1">
+          <w:hyperlink w:anchor="_Toc214451444" w:history="1">
             <w:r>
               <w:rPr>
                 <w:rStyle w:val="Hyperlinkki"/>
@@ -2280,7 +2729,7 @@
                 <w:noProof/>
                 <w:webHidden/>
               </w:rPr>
-              <w:instrText xml:space="preserve"> PAGEREF _Toc213967998 \h </w:instrText>
+              <w:instrText xml:space="preserve"> PAGEREF _Toc214451444 \h </w:instrText>
             </w:r>
             <w:r>
               <w:rPr>
@@ -2300,7 +2749,7 @@
                 <w:noProof/>
                 <w:webHidden/>
               </w:rPr>
-              <w:t>11</w:t>
+              <w:t>15</w:t>
             </w:r>
             <w:r>
               <w:rPr>
@@ -2327,7 +2776,7 @@
               <w14:ligatures w14:val="standardContextual"/>
             </w:rPr>
           </w:pPr>
-          <w:hyperlink w:anchor="_Toc213967999" w:history="1">
+          <w:hyperlink w:anchor="_Toc214451445" w:history="1">
             <w:r>
               <w:rPr>
                 <w:rStyle w:val="Hyperlinkki"/>
@@ -2354,7 +2803,7 @@
                 <w:noProof/>
                 <w:webHidden/>
               </w:rPr>
-              <w:instrText xml:space="preserve"> PAGEREF _Toc213967999 \h </w:instrText>
+              <w:instrText xml:space="preserve"> PAGEREF _Toc214451445 \h </w:instrText>
             </w:r>
             <w:r>
               <w:rPr>
@@ -2374,7 +2823,7 @@
                 <w:noProof/>
                 <w:webHidden/>
               </w:rPr>
-              <w:t>11</w:t>
+              <w:t>15</w:t>
             </w:r>
             <w:r>
               <w:rPr>
@@ -2401,7 +2850,7 @@
               <w14:ligatures w14:val="standardContextual"/>
             </w:rPr>
           </w:pPr>
-          <w:hyperlink w:anchor="_Toc213968000" w:history="1">
+          <w:hyperlink w:anchor="_Toc214451446" w:history="1">
             <w:r>
               <w:rPr>
                 <w:rStyle w:val="Hyperlinkki"/>
@@ -2428,7 +2877,7 @@
                 <w:noProof/>
                 <w:webHidden/>
               </w:rPr>
-              <w:instrText xml:space="preserve"> PAGEREF _Toc213968000 \h </w:instrText>
+              <w:instrText xml:space="preserve"> PAGEREF _Toc214451446 \h </w:instrText>
             </w:r>
             <w:r>
               <w:rPr>
@@ -2448,7 +2897,7 @@
                 <w:noProof/>
                 <w:webHidden/>
               </w:rPr>
-              <w:t>11</w:t>
+              <w:t>15</w:t>
             </w:r>
             <w:r>
               <w:rPr>
@@ -2475,7 +2924,7 @@
               <w14:ligatures w14:val="standardContextual"/>
             </w:rPr>
           </w:pPr>
-          <w:hyperlink w:anchor="_Toc213968001" w:history="1">
+          <w:hyperlink w:anchor="_Toc214451447" w:history="1">
             <w:r>
               <w:rPr>
                 <w:rStyle w:val="Hyperlinkki"/>
@@ -2502,7 +2951,7 @@
                 <w:noProof/>
                 <w:webHidden/>
               </w:rPr>
-              <w:instrText xml:space="preserve"> PAGEREF _Toc213968001 \h </w:instrText>
+              <w:instrText xml:space="preserve"> PAGEREF _Toc214451447 \h </w:instrText>
             </w:r>
             <w:r>
               <w:rPr>
@@ -2522,7 +2971,7 @@
                 <w:noProof/>
                 <w:webHidden/>
               </w:rPr>
-              <w:t>11</w:t>
+              <w:t>15</w:t>
             </w:r>
             <w:r>
               <w:rPr>
@@ -2549,7 +2998,7 @@
               <w14:ligatures w14:val="standardContextual"/>
             </w:rPr>
           </w:pPr>
-          <w:hyperlink w:anchor="_Toc213968002" w:history="1">
+          <w:hyperlink w:anchor="_Toc214451448" w:history="1">
             <w:r>
               <w:rPr>
                 <w:rStyle w:val="Hyperlinkki"/>
@@ -2576,7 +3025,7 @@
                 <w:noProof/>
                 <w:webHidden/>
               </w:rPr>
-              <w:instrText xml:space="preserve"> PAGEREF _Toc213968002 \h </w:instrText>
+              <w:instrText xml:space="preserve"> PAGEREF _Toc214451448 \h </w:instrText>
             </w:r>
             <w:r>
               <w:rPr>
@@ -2596,7 +3045,7 @@
                 <w:noProof/>
                 <w:webHidden/>
               </w:rPr>
-              <w:t>12</w:t>
+              <w:t>16</w:t>
             </w:r>
             <w:r>
               <w:rPr>
@@ -2623,7 +3072,7 @@
               <w14:ligatures w14:val="standardContextual"/>
             </w:rPr>
           </w:pPr>
-          <w:hyperlink w:anchor="_Toc213968003" w:history="1">
+          <w:hyperlink w:anchor="_Toc214451449" w:history="1">
             <w:r>
               <w:rPr>
                 <w:rStyle w:val="Hyperlinkki"/>
@@ -2650,7 +3099,7 @@
                 <w:noProof/>
                 <w:webHidden/>
               </w:rPr>
-              <w:instrText xml:space="preserve"> PAGEREF _Toc213968003 \h </w:instrText>
+              <w:instrText xml:space="preserve"> PAGEREF _Toc214451449 \h </w:instrText>
             </w:r>
             <w:r>
               <w:rPr>
@@ -2670,7 +3119,7 @@
                 <w:noProof/>
                 <w:webHidden/>
               </w:rPr>
-              <w:t>12</w:t>
+              <w:t>16</w:t>
             </w:r>
             <w:r>
               <w:rPr>
@@ -2697,7 +3146,7 @@
               <w14:ligatures w14:val="standardContextual"/>
             </w:rPr>
           </w:pPr>
-          <w:hyperlink w:anchor="_Toc213968004" w:history="1">
+          <w:hyperlink w:anchor="_Toc214451450" w:history="1">
             <w:r>
               <w:rPr>
                 <w:rStyle w:val="Hyperlinkki"/>
@@ -2724,7 +3173,7 @@
                 <w:noProof/>
                 <w:webHidden/>
               </w:rPr>
-              <w:instrText xml:space="preserve"> PAGEREF _Toc213968004 \h </w:instrText>
+              <w:instrText xml:space="preserve"> PAGEREF _Toc214451450 \h </w:instrText>
             </w:r>
             <w:r>
               <w:rPr>
@@ -2744,7 +3193,7 @@
                 <w:noProof/>
                 <w:webHidden/>
               </w:rPr>
-              <w:t>12</w:t>
+              <w:t>16</w:t>
             </w:r>
             <w:r>
               <w:rPr>
@@ -2771,7 +3220,7 @@
               <w14:ligatures w14:val="standardContextual"/>
             </w:rPr>
           </w:pPr>
-          <w:hyperlink w:anchor="_Toc213968005" w:history="1">
+          <w:hyperlink w:anchor="_Toc214451451" w:history="1">
             <w:r>
               <w:rPr>
                 <w:rStyle w:val="Hyperlinkki"/>
@@ -2798,7 +3247,7 @@
                 <w:noProof/>
                 <w:webHidden/>
               </w:rPr>
-              <w:instrText xml:space="preserve"> PAGEREF _Toc213968005 \h </w:instrText>
+              <w:instrText xml:space="preserve"> PAGEREF _Toc214451451 \h </w:instrText>
             </w:r>
             <w:r>
               <w:rPr>
@@ -2818,7 +3267,7 @@
                 <w:noProof/>
                 <w:webHidden/>
               </w:rPr>
-              <w:t>12</w:t>
+              <w:t>16</w:t>
             </w:r>
             <w:r>
               <w:rPr>
@@ -2845,7 +3294,7 @@
               <w14:ligatures w14:val="standardContextual"/>
             </w:rPr>
           </w:pPr>
-          <w:hyperlink w:anchor="_Toc213968006" w:history="1">
+          <w:hyperlink w:anchor="_Toc214451452" w:history="1">
             <w:r>
               <w:rPr>
                 <w:rStyle w:val="Hyperlinkki"/>
@@ -2872,7 +3321,7 @@
                 <w:noProof/>
                 <w:webHidden/>
               </w:rPr>
-              <w:instrText xml:space="preserve"> PAGEREF _Toc213968006 \h </w:instrText>
+              <w:instrText xml:space="preserve"> PAGEREF _Toc214451452 \h </w:instrText>
             </w:r>
             <w:r>
               <w:rPr>
@@ -2892,7 +3341,7 @@
                 <w:noProof/>
                 <w:webHidden/>
               </w:rPr>
-              <w:t>13</w:t>
+              <w:t>17</w:t>
             </w:r>
             <w:r>
               <w:rPr>
@@ -2919,7 +3368,7 @@
               <w14:ligatures w14:val="standardContextual"/>
             </w:rPr>
           </w:pPr>
-          <w:hyperlink w:anchor="_Toc213968007" w:history="1">
+          <w:hyperlink w:anchor="_Toc214451453" w:history="1">
             <w:r>
               <w:rPr>
                 <w:rStyle w:val="Hyperlinkki"/>
@@ -2946,7 +3395,7 @@
                 <w:noProof/>
                 <w:webHidden/>
               </w:rPr>
-              <w:instrText xml:space="preserve"> PAGEREF _Toc213968007 \h </w:instrText>
+              <w:instrText xml:space="preserve"> PAGEREF _Toc214451453 \h </w:instrText>
             </w:r>
             <w:r>
               <w:rPr>
@@ -2966,7 +3415,7 @@
                 <w:noProof/>
                 <w:webHidden/>
               </w:rPr>
-              <w:t>13</w:t>
+              <w:t>17</w:t>
             </w:r>
             <w:r>
               <w:rPr>
@@ -2993,7 +3442,7 @@
               <w14:ligatures w14:val="standardContextual"/>
             </w:rPr>
           </w:pPr>
-          <w:hyperlink w:anchor="_Toc213968008" w:history="1">
+          <w:hyperlink w:anchor="_Toc214451454" w:history="1">
             <w:r>
               <w:rPr>
                 <w:rStyle w:val="Hyperlinkki"/>
@@ -3020,7 +3469,7 @@
                 <w:noProof/>
                 <w:webHidden/>
               </w:rPr>
-              <w:instrText xml:space="preserve"> PAGEREF _Toc213968008 \h </w:instrText>
+              <w:instrText xml:space="preserve"> PAGEREF _Toc214451454 \h </w:instrText>
             </w:r>
             <w:r>
               <w:rPr>
@@ -3040,7 +3489,7 @@
                 <w:noProof/>
                 <w:webHidden/>
               </w:rPr>
-              <w:t>13</w:t>
+              <w:t>17</w:t>
             </w:r>
             <w:r>
               <w:rPr>
@@ -3067,7 +3516,7 @@
               <w14:ligatures w14:val="standardContextual"/>
             </w:rPr>
           </w:pPr>
-          <w:hyperlink w:anchor="_Toc213968009" w:history="1">
+          <w:hyperlink w:anchor="_Toc214451455" w:history="1">
             <w:r>
               <w:rPr>
                 <w:rStyle w:val="Hyperlinkki"/>
@@ -3094,7 +3543,7 @@
                 <w:noProof/>
                 <w:webHidden/>
               </w:rPr>
-              <w:instrText xml:space="preserve"> PAGEREF _Toc213968009 \h </w:instrText>
+              <w:instrText xml:space="preserve"> PAGEREF _Toc214451455 \h </w:instrText>
             </w:r>
             <w:r>
               <w:rPr>
@@ -3114,7 +3563,7 @@
                 <w:noProof/>
                 <w:webHidden/>
               </w:rPr>
-              <w:t>14</w:t>
+              <w:t>18</w:t>
             </w:r>
             <w:r>
               <w:rPr>
@@ -3158,7 +3607,7 @@
         <w:pStyle w:val="Otsikko2"/>
         <w:spacing w:before="0" w:line="240" w:lineRule="auto"/>
       </w:pPr>
-      <w:bookmarkStart w:id="0" w:name="_Toc213967988"/>
+      <w:bookmarkStart w:id="0" w:name="_Toc214451430"/>
       <w:r>
         <w:lastRenderedPageBreak/>
         <w:t>1. Executive Summary, Quick overview</w:t>
@@ -3345,7 +3794,23 @@
           <w:sz w:val="24"/>
           <w:szCs w:val="24"/>
         </w:rPr>
-        <w:t xml:space="preserve">, with record labels, live gigs/tours, illegal notoriety operations and other such elements introduced. </w:t>
+        <w:t xml:space="preserve">, with record labels, live gigs/tours, illegal notoriety </w:t>
+      </w:r>
+      <w:proofErr w:type="gramStart"/>
+      <w:r>
+        <w:rPr>
+          <w:sz w:val="24"/>
+          <w:szCs w:val="24"/>
+        </w:rPr>
+        <w:t>operations</w:t>
+      </w:r>
+      <w:proofErr w:type="gramEnd"/>
+      <w:r>
+        <w:rPr>
+          <w:sz w:val="24"/>
+          <w:szCs w:val="24"/>
+        </w:rPr>
+        <w:t xml:space="preserve"> and other such elements introduced. </w:t>
       </w:r>
     </w:p>
     <w:p>
@@ -3370,7 +3835,7 @@
         <w:pStyle w:val="Otsikko2"/>
         <w:spacing w:before="0" w:line="240" w:lineRule="auto"/>
       </w:pPr>
-      <w:bookmarkStart w:id="2" w:name="_Toc213967989"/>
+      <w:bookmarkStart w:id="2" w:name="_Toc214451431"/>
       <w:r>
         <w:lastRenderedPageBreak/>
         <w:t>2. Target Audience</w:t>
@@ -3434,7 +3899,15 @@
         <w:t>Obviously, if a gaming metalhead of any age sees a thumbnail that looks like a Darkthrone or Cannibal Corpse album cover, they are likely to click it to see what it is.</w:t>
       </w:r>
       <w:r>
-        <w:t xml:space="preserve"> They are not likely to face a price tag anytime soon, at least not under the Demo(n)Tapes monicker. If the demo becomes a thing, perhaps one day SEMM91 will become a reality.</w:t>
+        <w:t xml:space="preserve"> They are not likely to face a price tag anytime soon, at least not under the Demo(n)Tapes monicker. If the demo becomes a thing, </w:t>
+      </w:r>
+      <w:proofErr w:type="gramStart"/>
+      <w:r>
+        <w:t>perhaps one</w:t>
+      </w:r>
+      <w:proofErr w:type="gramEnd"/>
+      <w:r>
+        <w:t xml:space="preserve"> day SEMM91 will become a reality.</w:t>
       </w:r>
     </w:p>
     <w:p>
@@ -3447,7 +3920,23 @@
         <w:pStyle w:val="Normaali2"/>
       </w:pPr>
       <w:r>
-        <w:t xml:space="preserve">If Demo(n)Tapes reaches enough notoriety, it could and should be imported to an android game, because for what it’s worth, most of the game play is made of dragging small boxes into larger boxes and then pressing a button. The other half of gameplay, as the Keeper, however, requires engaging with other players socially via audio which does not translate well into a casual smart device game. Hence, the hypothetical smart device app should forsake the Keeper and the emigrating host-gameplay </w:t>
+        <w:t xml:space="preserve">If Demo(n)Tapes reaches enough notoriety, it could and should be imported to an android game, because for what </w:t>
+      </w:r>
+      <w:proofErr w:type="gramStart"/>
+      <w:r>
+        <w:t>it’s</w:t>
+      </w:r>
+      <w:proofErr w:type="gramEnd"/>
+      <w:r>
+        <w:t xml:space="preserve"> worth, </w:t>
+      </w:r>
+      <w:proofErr w:type="gramStart"/>
+      <w:r>
+        <w:t>most of</w:t>
+      </w:r>
+      <w:proofErr w:type="gramEnd"/>
+      <w:r>
+        <w:t xml:space="preserve"> the game play is made of dragging small boxes into larger boxes and then pressing a button. The other half of gameplay, as the Keeper, however, requires engaging with other players socially via audio which does not translate well into a casual smart device game. Hence, the hypothetical smart device app should forsake the Keeper and the emigrating host-gameplay </w:t>
       </w:r>
       <w:r>
         <w:t>entirely and</w:t>
@@ -3462,8 +3951,13 @@
         <w:t xml:space="preserve"> portability somehow.</w:t>
       </w:r>
       <w:r>
-        <w:t xml:space="preserve"> Perhaps exchanging tapes between players in proximity could be a thing, as would collectibles and trophies visualized as a virtual “battle vest”.</w:t>
-      </w:r>
+        <w:t xml:space="preserve"> Perhaps exchanging tapes between players in proximity could be a thing, as would collectibles and trophies visualized as a virtual “battle vest</w:t>
+      </w:r>
+      <w:proofErr w:type="gramStart"/>
+      <w:r>
+        <w:t>”.</w:t>
+      </w:r>
+      <w:proofErr w:type="gramEnd"/>
     </w:p>
     <w:p>
       <w:pPr>
@@ -3481,7 +3975,7 @@
         <w:pStyle w:val="Otsikko2"/>
         <w:spacing w:before="0" w:line="240" w:lineRule="auto"/>
       </w:pPr>
-      <w:bookmarkStart w:id="3" w:name="_Toc213967990"/>
+      <w:bookmarkStart w:id="3" w:name="_Toc214451432"/>
       <w:r>
         <w:lastRenderedPageBreak/>
         <w:t>3. Main Characters</w:t>
@@ -3643,11 +4137,21 @@
         </w:rPr>
         <w:t>Nullsvorn</w:t>
       </w:r>
+      <w:proofErr w:type="gramStart"/>
       <w:r>
         <w:t>”.</w:t>
       </w:r>
-      <w:r>
-        <w:t xml:space="preserve"> The “.SNO” hyphen is determined from a drop-down menu, by the country of origin. Many or all these options might be locked down to their defaults, depending on where the project’s development is currently at, and the same goes for the character’s outlook, which would ideally be alterable.</w:t>
+      <w:proofErr w:type="gramEnd"/>
+      <w:r>
+        <w:t xml:space="preserve"> The “.SNO” hyphen is determined from a drop-down menu, by the country of origin. </w:t>
+      </w:r>
+      <w:proofErr w:type="gramStart"/>
+      <w:r>
+        <w:t>Many</w:t>
+      </w:r>
+      <w:proofErr w:type="gramEnd"/>
+      <w:r>
+        <w:t xml:space="preserve"> or all these options might be locked down to their defaults, depending on where the project’s development is currently at, and the same goes for the character’s outlook, which would ideally be alterable.</w:t>
       </w:r>
       <w:r>
         <w:t xml:space="preserve"> The band’s logo is by default as depicted below. At later stages, the program could accept</w:t>
@@ -3754,7 +4258,13 @@
         <w:t>Not_saved</w:t>
       </w:r>
       <w:r>
-        <w:t xml:space="preserve"> has been around for five or so years. A couple of fresh high school graduates formed it around ’85. It used to do trash metal covers but nowadays seeks to carve a path of their own into musical </w:t>
+        <w:t xml:space="preserve"> has been around for five or so years. A couple of fresh high school graduates formed it around ’85. It used to do t</w:t>
+      </w:r>
+      <w:r>
+        <w:t>h</w:t>
+      </w:r>
+      <w:r>
+        <w:t xml:space="preserve">rash metal covers but nowadays seeks to carve a path of their own into musical </w:t>
       </w:r>
       <w:r>
         <w:t>pathways</w:t>
@@ -3771,10 +4281,6 @@
     <w:p>
       <w:pPr>
         <w:pStyle w:val="Normaali2"/>
-        <w:rPr>
-          <w:b/>
-          <w:bCs/>
-        </w:rPr>
       </w:pPr>
       <w:r>
         <w:t xml:space="preserve">The reversed cross in the logo is a nod to other bands and their aesthetics, but </w:t>
@@ -3847,7 +4353,23 @@
           <w:i/>
           <w:iCs/>
         </w:rPr>
-        <w:t xml:space="preserve"> of some sort</w:t>
+        <w:t xml:space="preserve"> of </w:t>
+      </w:r>
+      <w:proofErr w:type="gramStart"/>
+      <w:r>
+        <w:rPr>
+          <w:i/>
+          <w:iCs/>
+        </w:rPr>
+        <w:t>some</w:t>
+      </w:r>
+      <w:proofErr w:type="gramEnd"/>
+      <w:r>
+        <w:rPr>
+          <w:i/>
+          <w:iCs/>
+        </w:rPr>
+        <w:t xml:space="preserve"> sort</w:t>
       </w:r>
       <w:r>
         <w:t>.</w:t>
@@ -3856,7 +4378,13 @@
         <w:t xml:space="preserve"> Like go against established religion or state or something. </w:t>
       </w:r>
       <w:r>
-        <w:t xml:space="preserve">Also, music should be “true”. Whatever that means. </w:t>
+        <w:t xml:space="preserve">Also, music should be </w:t>
+      </w:r>
+      <w:r>
+        <w:t>True</w:t>
+      </w:r>
+      <w:r>
+        <w:t xml:space="preserve">. Whatever that means. </w:t>
       </w:r>
       <w:r>
         <w:t>Who knows? These guys have just been</w:t>
@@ -3874,13 +4402,386 @@
         <w:t>and playing</w:t>
       </w:r>
       <w:r>
-        <w:t xml:space="preserve"> trash metal covers for the past five years, and none of them are philosophy majors.</w:t>
-      </w:r>
-      <w:r>
-        <w:rPr>
-          <w:b/>
-          <w:bCs/>
-        </w:rPr>
+        <w:t xml:space="preserve"> </w:t>
+      </w:r>
+      <w:proofErr w:type="gramStart"/>
+      <w:r>
+        <w:t>trash</w:t>
+      </w:r>
+      <w:proofErr w:type="gramEnd"/>
+      <w:r>
+        <w:t xml:space="preserve"> metal covers for the past five years, and none of them are philosophy majors.</w:t>
+      </w:r>
+    </w:p>
+    <w:p>
+      <w:pPr>
+        <w:pStyle w:val="Normaali2"/>
+      </w:pPr>
+    </w:p>
+    <w:p>
+      <w:pPr>
+        <w:pStyle w:val="Normaali2"/>
+        <w:rPr>
+          <w:b/>
+          <w:bCs/>
+        </w:rPr>
+      </w:pPr>
+    </w:p>
+    <w:p>
+      <w:pPr>
+        <w:pStyle w:val="Normaali2"/>
+      </w:pPr>
+      <w:r>
+        <w:rPr>
+          <w:b/>
+          <w:bCs/>
+        </w:rPr>
+        <w:t>Nullsvorn</w:t>
+      </w:r>
+      <w:r>
+        <w:t xml:space="preserve"> as the band leader </w:t>
+      </w:r>
+      <w:r>
+        <w:t>(a controller</w:t>
+      </w:r>
+      <w:r>
+        <w:t>; see chapter 4</w:t>
+      </w:r>
+      <w:r>
+        <w:t xml:space="preserve">) </w:t>
+      </w:r>
+      <w:r>
+        <w:t>has their hands full with executive decisions such as how much of an effort the band in general puts to gestating (</w:t>
+      </w:r>
+      <w:r>
+        <w:t>producing</w:t>
+      </w:r>
+      <w:r>
+        <w:t xml:space="preserve"> material</w:t>
+      </w:r>
+      <w:r>
+        <w:t>; chapter 4</w:t>
+      </w:r>
+      <w:r>
+        <w:t xml:space="preserve">), rehearsals or leisure time. Besides this, Nullsvorn is also the lyricist and the vocalist of the band, so they contribute the voice into the end goal of the band, which is the next demo tape. There are three other </w:t>
+      </w:r>
+      <w:r>
+        <w:rPr>
+          <w:b/>
+          <w:bCs/>
+        </w:rPr>
+        <w:t>band members</w:t>
+      </w:r>
+      <w:r>
+        <w:rPr>
+          <w:b/>
+          <w:bCs/>
+        </w:rPr>
+        <w:t xml:space="preserve"> </w:t>
+      </w:r>
+      <w:r>
+        <w:t>(actors</w:t>
+      </w:r>
+      <w:r>
+        <w:t>; chapter 4</w:t>
+      </w:r>
+      <w:r>
+        <w:t>)</w:t>
+      </w:r>
+      <w:r>
+        <w:t>. One plays the bass (Sithrogürd), one plays the electric guitar (Keiser), and another does the drumming (Molotov).</w:t>
+      </w:r>
+    </w:p>
+    <w:p>
+      <w:pPr>
+        <w:pStyle w:val="Normaali2"/>
+      </w:pPr>
+    </w:p>
+    <w:p>
+      <w:pPr>
+        <w:pStyle w:val="Normaali2"/>
+        <w:rPr>
+          <w:color w:val="EE0000"/>
+        </w:rPr>
+      </w:pPr>
+      <w:r>
+        <w:t xml:space="preserve">Each character who is directly participating in the demo recording process has </w:t>
+      </w:r>
+      <w:r>
+        <w:rPr>
+          <w:b/>
+          <w:bCs/>
+        </w:rPr>
+        <w:t>aspects</w:t>
+      </w:r>
+      <w:r>
+        <w:t xml:space="preserve"> and </w:t>
+      </w:r>
+      <w:r>
+        <w:rPr>
+          <w:b/>
+          <w:bCs/>
+        </w:rPr>
+        <w:t>tags.</w:t>
+      </w:r>
+      <w:r>
+        <w:t xml:space="preserve"> </w:t>
+      </w:r>
+      <w:r>
+        <w:rPr>
+          <w:b/>
+          <w:bCs/>
+        </w:rPr>
+        <w:t>Aspects</w:t>
+      </w:r>
+      <w:r>
+        <w:t xml:space="preserve"> measure the way they participate – Nullsvorn’s aspects are </w:t>
+      </w:r>
+      <w:r>
+        <w:rPr>
+          <w:i/>
+          <w:iCs/>
+        </w:rPr>
+        <w:t xml:space="preserve">fry-vocals </w:t>
+      </w:r>
+      <w:r>
+        <w:t xml:space="preserve">and </w:t>
+      </w:r>
+      <w:r>
+        <w:rPr>
+          <w:i/>
+          <w:iCs/>
+        </w:rPr>
+        <w:t>lyricism</w:t>
+      </w:r>
+      <w:r>
+        <w:t xml:space="preserve">. </w:t>
+      </w:r>
+      <w:r>
+        <w:t xml:space="preserve">The band itself can also hold aspects: </w:t>
+      </w:r>
+      <w:r>
+        <w:rPr>
+          <w:i/>
+          <w:iCs/>
+        </w:rPr>
+        <w:t xml:space="preserve">corpse paint </w:t>
+      </w:r>
+      <w:r>
+        <w:t xml:space="preserve">and </w:t>
+      </w:r>
+      <w:r>
+        <w:rPr>
+          <w:i/>
+          <w:iCs/>
+        </w:rPr>
+        <w:t>true snordenmarkians.</w:t>
+      </w:r>
+      <w:r>
+        <w:t xml:space="preserve"> </w:t>
+      </w:r>
+      <w:r>
+        <w:t xml:space="preserve">Sithrogürd has </w:t>
+      </w:r>
+      <w:r>
+        <w:rPr>
+          <w:i/>
+          <w:iCs/>
+        </w:rPr>
+        <w:t>bass</w:t>
+      </w:r>
+      <w:r>
+        <w:t xml:space="preserve"> and </w:t>
+      </w:r>
+      <w:r>
+        <w:rPr>
+          <w:i/>
+          <w:iCs/>
+        </w:rPr>
+        <w:t>arsonist</w:t>
+      </w:r>
+      <w:r>
+        <w:t xml:space="preserve">. Keiser has </w:t>
+      </w:r>
+      <w:r>
+        <w:rPr>
+          <w:i/>
+          <w:iCs/>
+        </w:rPr>
+        <w:t>guitar</w:t>
+      </w:r>
+      <w:r>
+        <w:t xml:space="preserve"> aspect, and Molotov has both the </w:t>
+      </w:r>
+      <w:r>
+        <w:rPr>
+          <w:i/>
+          <w:iCs/>
+        </w:rPr>
+        <w:t xml:space="preserve">drummer </w:t>
+      </w:r>
+      <w:r>
+        <w:t xml:space="preserve">and </w:t>
+      </w:r>
+      <w:r>
+        <w:rPr>
+          <w:i/>
+          <w:iCs/>
+        </w:rPr>
+        <w:t>keyboard</w:t>
+      </w:r>
+      <w:r>
+        <w:t xml:space="preserve"> aspects</w:t>
+      </w:r>
+      <w:r>
+        <w:rPr>
+          <w:color w:val="EE0000"/>
+        </w:rPr>
+        <w:t xml:space="preserve">. </w:t>
+      </w:r>
+    </w:p>
+    <w:p>
+      <w:pPr>
+        <w:pStyle w:val="Normaali2"/>
+      </w:pPr>
+    </w:p>
+    <w:p>
+      <w:pPr>
+        <w:pStyle w:val="Normaali2"/>
+      </w:pPr>
+      <w:r>
+        <w:t xml:space="preserve">Nullsvorn holds the following tags at the beginning of the game: pagan, spiteful, infatuated. </w:t>
+      </w:r>
+      <w:r>
+        <w:t xml:space="preserve">Most of the people Nullsvorn associates with are </w:t>
+      </w:r>
+      <w:r>
+        <w:t>spiteful, negative people</w:t>
+      </w:r>
+      <w:r>
+        <w:t>, so the “</w:t>
+      </w:r>
+      <w:r>
+        <w:t>spiteful tag</w:t>
+      </w:r>
+      <w:r>
+        <w:t xml:space="preserve">” is </w:t>
+      </w:r>
+      <w:r>
+        <w:rPr>
+          <w:b/>
+          <w:bCs/>
+        </w:rPr>
+        <w:t>a resonance tag</w:t>
+      </w:r>
+      <w:r>
+        <w:t xml:space="preserve"> – one that </w:t>
+      </w:r>
+      <w:r>
+        <w:t>sticks</w:t>
+      </w:r>
+      <w:r>
+        <w:t xml:space="preserve"> with the character and is tied to their </w:t>
+      </w:r>
+      <w:r>
+        <w:t>overall circumstances in life</w:t>
+      </w:r>
+      <w:r>
+        <w:t>.</w:t>
+      </w:r>
+      <w:r>
+        <w:t xml:space="preserve"> </w:t>
+      </w:r>
+      <w:r>
+        <w:t xml:space="preserve">They are also feeling infatuated, which is </w:t>
+      </w:r>
+      <w:r>
+        <w:rPr>
+          <w:b/>
+          <w:bCs/>
+        </w:rPr>
+        <w:t>a mood tag</w:t>
+      </w:r>
+      <w:r>
+        <w:t xml:space="preserve"> that can be resolved through simple actions. Mood changes faster than resonance. Finally, the Pagan tag is </w:t>
+      </w:r>
+      <w:r>
+        <w:rPr>
+          <w:b/>
+          <w:bCs/>
+        </w:rPr>
+        <w:t>a conviction tag</w:t>
+      </w:r>
+      <w:r>
+        <w:t>. It means Nullsvorn leads a pagan lifestyle and can always opt to provide a pagan tag to any piece of music they are involved with.</w:t>
+      </w:r>
+      <w:r>
+        <w:t xml:space="preserve"> If Nullsvorn is somehow forced to commit actions that are against their conviction tag, their mood is likely to shift to a negative one.</w:t>
+      </w:r>
+    </w:p>
+    <w:p>
+      <w:pPr>
+        <w:pStyle w:val="Normaali2"/>
+      </w:pPr>
+    </w:p>
+    <w:p>
+      <w:pPr>
+        <w:pStyle w:val="Normaali2"/>
+      </w:pPr>
+      <w:r>
+        <w:t>If Nullsvorn spends an action gestating in the library, they can acquire a transient tag “violence</w:t>
+      </w:r>
+      <w:proofErr w:type="gramStart"/>
+      <w:r>
+        <w:t>”,</w:t>
+      </w:r>
+      <w:proofErr w:type="gramEnd"/>
+      <w:r>
+        <w:t xml:space="preserve"> because they spent a considerable effort studying the second world war</w:t>
+      </w:r>
+      <w:r>
+        <w:t>.</w:t>
+      </w:r>
+      <w:r>
+        <w:t xml:space="preserve"> Nullsvorn can go to a church and acquire “organized religion” as a transient tag, but it will disappear from their possession quickly, because it bothers them (due to the pagan tag). </w:t>
+      </w:r>
+    </w:p>
+    <w:p>
+      <w:pPr>
+        <w:pStyle w:val="Normaali2"/>
+      </w:pPr>
+    </w:p>
+    <w:p>
+      <w:pPr>
+        <w:pStyle w:val="Normaali2"/>
+      </w:pPr>
+      <w:r>
+        <w:t xml:space="preserve">Nullsvorn can write lyrics about paganism all day long, but they must actively mock organized religion by building a pagan – organized religion tag-pair to their lyrics. The act of engaging with the subject matter is disturbing and builds into a visceral reaction </w:t>
+      </w:r>
+      <w:r>
+        <w:lastRenderedPageBreak/>
+        <w:t>on the record, which the listener can hear. The outcome is “serious</w:t>
+      </w:r>
+      <w:proofErr w:type="gramStart"/>
+      <w:r>
+        <w:t>”,</w:t>
+      </w:r>
+      <w:proofErr w:type="gramEnd"/>
+      <w:r>
+        <w:t xml:space="preserve"> not just a surface act.</w:t>
+      </w:r>
+      <w:r>
+        <w:t xml:space="preserve"> So, a re-sacralising tag-pair is made of tag and its anti-tag, the latter which evaporates quickly unless it is pinned down somehow.</w:t>
+      </w:r>
+    </w:p>
+    <w:p>
+      <w:pPr>
+        <w:rPr>
+          <w:sz w:val="24"/>
+          <w:szCs w:val="24"/>
+        </w:rPr>
+      </w:pPr>
+      <w:r>
         <w:br w:type="page"/>
       </w:r>
     </w:p>
@@ -3889,7 +4790,7 @@
         <w:pStyle w:val="Otsikko2"/>
         <w:spacing w:before="0" w:line="240" w:lineRule="auto"/>
       </w:pPr>
-      <w:bookmarkStart w:id="4" w:name="_Toc213967991"/>
+      <w:bookmarkStart w:id="4" w:name="_Toc214451433"/>
       <w:r>
         <w:lastRenderedPageBreak/>
         <w:t>4. Main Features</w:t>
@@ -3907,7 +4808,144 @@
         <w:pStyle w:val="Otsikko3"/>
         <w:spacing w:before="0" w:line="240" w:lineRule="auto"/>
       </w:pPr>
-    </w:p>
+      <w:r>
+        <w:t xml:space="preserve">  </w:t>
+      </w:r>
+      <w:bookmarkStart w:id="5" w:name="_Toc214451434"/>
+      <w:r>
+        <w:t xml:space="preserve">4.1 </w:t>
+      </w:r>
+      <w:r>
+        <w:t>Core Gameplay Loop</w:t>
+      </w:r>
+      <w:bookmarkEnd w:id="5"/>
+    </w:p>
+    <w:p>
+      <w:pPr>
+        <w:rPr>
+          <w:b/>
+          <w:bCs/>
+        </w:rPr>
+      </w:pPr>
+    </w:p>
+    <w:p>
+      <w:pPr>
+        <w:pStyle w:val="Normaali2"/>
+      </w:pPr>
+      <w:r>
+        <w:t>A game of Demo(n)Tapes is played across a series of years</w:t>
+      </w:r>
+      <w:r>
+        <w:t xml:space="preserve"> (rounds)</w:t>
+      </w:r>
+      <w:r>
+        <w:t>, which are divided into four seasons (turns).</w:t>
+      </w:r>
+    </w:p>
+    <w:p>
+      <w:pPr>
+        <w:pStyle w:val="Normaali2"/>
+      </w:pPr>
+    </w:p>
+    <w:p>
+      <w:pPr>
+        <w:pStyle w:val="Normaali2"/>
+      </w:pPr>
+      <w:r>
+        <w:t>During each season, every collective (such as the player’s band) chooses one collective action, and this action determines which character actions its members are allowed to perform. A band that is rehearsing can only perform rehearsal-related actions; a band that is gestating can only perform gestation-related actions, and so on.</w:t>
+      </w:r>
+    </w:p>
+    <w:p>
+      <w:pPr>
+        <w:pStyle w:val="Normaali2"/>
+      </w:pPr>
+    </w:p>
+    <w:p>
+      <w:pPr>
+        <w:pStyle w:val="Normaali2"/>
+      </w:pPr>
+      <w:r>
+        <w:t>During their character actions, controllers and actors generate ideas through their aspects, acquire transient tags from the world through interactions, and combine their existing tags into materials that can later be used in the recording process.</w:t>
+      </w:r>
+      <w:r>
+        <w:t xml:space="preserve"> </w:t>
+      </w:r>
+      <w:r>
+        <w:t>Transient tags must be used quickly or they expire, and they are required for the creation of tag-pairs, which are necessary for producing tracks that are perceived as TRUE.</w:t>
+      </w:r>
+      <w:r>
+        <w:t xml:space="preserve"> Besides producing tracks, the band is expected to promote their art by playing shows at underground venues. Without visibility, they are at the mercy of the Keeper.</w:t>
+      </w:r>
+    </w:p>
+    <w:p>
+      <w:pPr>
+        <w:pStyle w:val="Normaali2"/>
+      </w:pPr>
+    </w:p>
+    <w:p>
+      <w:pPr>
+        <w:pStyle w:val="Normaali2"/>
+      </w:pPr>
+      <w:r>
+        <w:t xml:space="preserve">At the end of every season, the results of these actions update the band’s creative progress, ideological profile, and influence on the scene. After every four seasons (one year), overall progress is </w:t>
+      </w:r>
+      <w:r>
+        <w:t>evaluated,</w:t>
+      </w:r>
+      <w:r>
+        <w:t xml:space="preserve"> and the Keeper is determined. The Keeper cannot produce new material but instead influences others from the position of authority</w:t>
+      </w:r>
+      <w:r>
+        <w:t>, by allowing access to cheaper and specialised services</w:t>
+      </w:r>
+      <w:r>
+        <w:t>.</w:t>
+      </w:r>
+      <w:r>
+        <w:t xml:space="preserve"> The Keeper’s goal is to nurture their legacy by lifting bands that are following them, instead of bands that are doing their own thing. </w:t>
+      </w:r>
+    </w:p>
+    <w:p>
+      <w:pPr>
+        <w:pStyle w:val="Normaali2"/>
+      </w:pPr>
+    </w:p>
+    <w:p>
+      <w:pPr>
+        <w:pStyle w:val="Normaali2"/>
+      </w:pPr>
+      <w:r>
+        <w:t>A band that gets on the wrong side of the Keeper must efficiently exist in the minds of the rest of the scene as the most radical and true cult example of it, up to a point in which the Keepers manoeuvring against them fails. This is accomplished by getting funded by sheer success and siphoning street credibility from the elites.</w:t>
+      </w:r>
+    </w:p>
+    <w:p>
+      <w:pPr>
+        <w:pStyle w:val="Normaali2"/>
+      </w:pPr>
+    </w:p>
+    <w:p>
+      <w:pPr>
+        <w:pStyle w:val="Normaali2"/>
+      </w:pPr>
+      <w:r>
+        <w:lastRenderedPageBreak/>
+        <w:t xml:space="preserve">The loop repeats </w:t>
+      </w:r>
+      <w:r>
+        <w:t>indefinitely, until an end-game action terminates the scene. An end-game action can be an outside force halting the scene’s free action (because of too much notoriety), or the concept of true getting somehow lost in the process.</w:t>
+      </w:r>
+      <w:r>
+        <w:t xml:space="preserve"> The elites can also determine </w:t>
+      </w:r>
+      <w:r>
+        <w:t>all</w:t>
+      </w:r>
+      <w:r>
+        <w:t xml:space="preserve"> the scene’s actors as posers and move to follow other artists.</w:t>
+      </w:r>
+    </w:p>
+    <w:p/>
+    <w:p/>
     <w:p>
       <w:pPr>
         <w:pStyle w:val="Otsikko3"/>
@@ -3916,72 +4954,273 @@
       <w:r>
         <w:t xml:space="preserve">  </w:t>
       </w:r>
-      <w:bookmarkStart w:id="5" w:name="_Toc213967992"/>
-      <w:r>
-        <w:t>4.1 Main mechanics</w:t>
-      </w:r>
-      <w:bookmarkEnd w:id="5"/>
-    </w:p>
-    <w:p>
-      <w:pPr>
-        <w:rPr>
-          <w:b/>
-          <w:bCs/>
-        </w:rPr>
-      </w:pPr>
-    </w:p>
-    <w:p>
-      <w:pPr>
-        <w:rPr>
-          <w:b/>
-          <w:bCs/>
-        </w:rPr>
-      </w:pPr>
-    </w:p>
-    <w:p>
-      <w:r>
-        <w:rPr>
-          <w:b/>
-          <w:bCs/>
-        </w:rPr>
-        <w:t xml:space="preserve">Gestation. </w:t>
-      </w:r>
-      <w:r>
-        <w:t>Blabla.</w:t>
-      </w:r>
+      <w:bookmarkStart w:id="6" w:name="_Toc214451435"/>
+      <w:r>
+        <w:t xml:space="preserve">4.2 </w:t>
+      </w:r>
+      <w:r>
+        <w:t xml:space="preserve">Character </w:t>
+      </w:r>
+      <w:r>
+        <w:t>Actions</w:t>
+      </w:r>
+      <w:bookmarkEnd w:id="6"/>
     </w:p>
     <w:p/>
     <w:p>
-      <w:r>
-        <w:rPr>
-          <w:b/>
-          <w:bCs/>
-        </w:rPr>
-        <w:t xml:space="preserve">Recording. </w:t>
-      </w:r>
-      <w:r>
-        <w:t>Blabla.</w:t>
+      <w:pPr>
+        <w:pStyle w:val="Otsikko4"/>
+      </w:pPr>
+      <w:r>
+        <w:t>4.2.1 Gestation Actions</w:t>
+      </w:r>
+    </w:p>
+    <w:p>
+      <w:pPr>
+        <w:pStyle w:val="Normaali2"/>
+      </w:pPr>
+      <w:r>
+        <w:t>Gestation actions create ideas, which are aspects that carry tags. Gestation actions also involve tape-trade and exchange of ideas in general between players.</w:t>
+      </w:r>
+    </w:p>
+    <w:p>
+      <w:pPr>
+        <w:pStyle w:val="Otsikko4"/>
+      </w:pPr>
+      <w:r>
+        <w:t>4.2.2 Rehearsal Actions</w:t>
+      </w:r>
+    </w:p>
+    <w:p>
+      <w:pPr>
+        <w:pStyle w:val="Normaali2"/>
+      </w:pPr>
+      <w:r>
+        <w:t>Rehearsal actions are for sharpening the gestated ideas into perfection and recording them down unto a demo tape.</w:t>
+      </w:r>
+    </w:p>
+    <w:p>
+      <w:pPr>
+        <w:pStyle w:val="Otsikko4"/>
+      </w:pPr>
+      <w:r>
+        <w:t>4.2.3 Promotional Actions</w:t>
+      </w:r>
+    </w:p>
+    <w:p>
+      <w:pPr>
+        <w:pStyle w:val="Normaali2"/>
+      </w:pPr>
+      <w:r>
+        <w:t xml:space="preserve">Promotional actions are for getting others acquainted with your materials beyond the Keeper’s supervision. </w:t>
+      </w:r>
+    </w:p>
+    <w:p>
+      <w:pPr>
+        <w:pStyle w:val="Otsikko4"/>
+      </w:pPr>
+      <w:r>
+        <w:t>4.2.4 Keeper Actions</w:t>
+      </w:r>
+    </w:p>
+    <w:p/>
+    <w:p>
+      <w:pPr>
+        <w:pStyle w:val="Otsikko3"/>
+        <w:spacing w:before="0" w:line="240" w:lineRule="auto"/>
+      </w:pPr>
+      <w:r>
+        <w:t xml:space="preserve">  </w:t>
+      </w:r>
+      <w:bookmarkStart w:id="7" w:name="_Toc214451436"/>
+      <w:r>
+        <w:t xml:space="preserve">4.3 </w:t>
+      </w:r>
+      <w:r>
+        <w:t>Characters, Aspects, and Ideas</w:t>
+      </w:r>
+      <w:bookmarkEnd w:id="7"/>
+    </w:p>
+    <w:p/>
+    <w:p>
+      <w:pPr>
+        <w:pStyle w:val="Normaali2"/>
+      </w:pPr>
+      <w:r>
+        <w:t xml:space="preserve">Two broader types of operative agencies exist in the game. </w:t>
+      </w:r>
+      <w:r>
+        <w:rPr>
+          <w:b/>
+          <w:bCs/>
+        </w:rPr>
+        <w:t>Collectives</w:t>
+      </w:r>
+      <w:r>
+        <w:t xml:space="preserve"> are usually bands (such as Not_saved), but any game entity that operates via agents could be depicted as a collective if such a scale is necessary. </w:t>
+      </w:r>
+      <w:r>
+        <w:rPr>
+          <w:b/>
+          <w:bCs/>
+        </w:rPr>
+        <w:t>Game Entities (often referred to as characters)</w:t>
+      </w:r>
+      <w:r>
+        <w:t xml:space="preserve"> are individual game entities that can form collectives and are also divided into subcategories such as </w:t>
+      </w:r>
+      <w:r>
+        <w:rPr>
+          <w:b/>
+          <w:bCs/>
+        </w:rPr>
+        <w:t>Actors</w:t>
+      </w:r>
+      <w:r>
+        <w:t xml:space="preserve"> (collective members) and </w:t>
+      </w:r>
+      <w:r>
+        <w:rPr>
+          <w:b/>
+          <w:bCs/>
+        </w:rPr>
+        <w:t>Controllers</w:t>
+      </w:r>
+      <w:r>
+        <w:t xml:space="preserve"> (collective leaders). Even tracks are </w:t>
+      </w:r>
+      <w:r>
+        <w:t>game entities</w:t>
+      </w:r>
+      <w:r>
+        <w:t>, and hence a recording is a collective.</w:t>
+      </w:r>
+    </w:p>
+    <w:p>
+      <w:pPr>
+        <w:pStyle w:val="Normaali2"/>
+      </w:pPr>
+      <w:r>
+        <w:t>The distinction between collectives and game entities spreads actions (see below) into collective and character actions. A character within a collective has a set of character actions determined by which collective action their collective has taken (determined by the controller of that collective). A band that is rehearsing, has band members that can only do rehearsing actions.</w:t>
       </w:r>
     </w:p>
     <w:p/>
     <w:p/>
     <w:p>
       <w:pPr>
+        <w:pStyle w:val="Normaali2"/>
+      </w:pPr>
+      <w:r>
+        <w:t xml:space="preserve">An aspect </w:t>
+      </w:r>
+      <w:r>
+        <w:t>does not</w:t>
+      </w:r>
+      <w:r>
+        <w:t xml:space="preserve"> do </w:t>
+      </w:r>
+      <w:proofErr w:type="gramStart"/>
+      <w:r>
+        <w:t>much</w:t>
+      </w:r>
+      <w:proofErr w:type="gramEnd"/>
+      <w:r>
+        <w:t xml:space="preserve"> by itself</w:t>
+      </w:r>
+      <w:r>
+        <w:t>, but it can be instantiated into an idea, and an idea can (and must) host a tag (see below). Each character has a capacity to indefinitely hold a set number of ideas, but the idea must be built again once expended.</w:t>
+      </w:r>
+    </w:p>
+    <w:p/>
+    <w:p>
+      <w:pPr>
         <w:pStyle w:val="Otsikko3"/>
         <w:spacing w:before="0" w:line="240" w:lineRule="auto"/>
       </w:pPr>
       <w:r>
         <w:t xml:space="preserve">  </w:t>
       </w:r>
-      <w:bookmarkStart w:id="6" w:name="_Toc213967993"/>
-      <w:r>
-        <w:t xml:space="preserve">4.2 </w:t>
-      </w:r>
-      <w:r>
-        <w:t>Actions</w:t>
-      </w:r>
-      <w:bookmarkEnd w:id="6"/>
-    </w:p>
+      <w:bookmarkStart w:id="8" w:name="_Toc214451437"/>
+      <w:r>
+        <w:t xml:space="preserve">4.4 </w:t>
+      </w:r>
+      <w:r>
+        <w:t>Tags (Emotional / Ideological systems)</w:t>
+      </w:r>
+      <w:bookmarkEnd w:id="8"/>
+    </w:p>
+    <w:p/>
+    <w:p>
+      <w:pPr>
+        <w:pStyle w:val="Normaali2"/>
+      </w:pPr>
+      <w:r>
+        <w:rPr>
+          <w:b/>
+          <w:bCs/>
+        </w:rPr>
+        <w:t>Tags</w:t>
+      </w:r>
+      <w:r>
+        <w:t xml:space="preserve"> are the single most important trait in the whole </w:t>
+      </w:r>
+      <w:r>
+        <w:t>game because</w:t>
+      </w:r>
+      <w:r>
+        <w:t xml:space="preserve"> tracks are </w:t>
+      </w:r>
+      <w:r>
+        <w:t>arrangements</w:t>
+      </w:r>
+      <w:r>
+        <w:t xml:space="preserve"> of tags served via aspects.</w:t>
+      </w:r>
+    </w:p>
+    <w:p/>
+    <w:p>
+      <w:pPr>
+        <w:pStyle w:val="Normaali2"/>
+      </w:pPr>
+      <w:r>
+        <w:t xml:space="preserve">Besides the three types of tags characters can possess, controllers and actors can also have a transient tag, which is </w:t>
+      </w:r>
+      <w:proofErr w:type="gramStart"/>
+      <w:r>
+        <w:t>basically a</w:t>
+      </w:r>
+      <w:proofErr w:type="gramEnd"/>
+      <w:r>
+        <w:t xml:space="preserve"> tag they have acquired from somewhere else and are carrying but </w:t>
+      </w:r>
+      <w:proofErr w:type="gramStart"/>
+      <w:r>
+        <w:t>don’t</w:t>
+      </w:r>
+      <w:proofErr w:type="gramEnd"/>
+      <w:r>
+        <w:t xml:space="preserve"> subscribe to themselves.</w:t>
+      </w:r>
+    </w:p>
+    <w:p>
+      <w:pPr>
+        <w:pStyle w:val="Normaali2"/>
+      </w:pPr>
+    </w:p>
+    <w:p>
+      <w:pPr>
+        <w:pStyle w:val="Normaali2"/>
+      </w:pPr>
+      <w:r>
+        <w:t>A transient tag trait carries the latest tag that was acquired, unless the tag conflicts with the character’s other tags, in which case it must be played within one turn before it gets nullified.</w:t>
+      </w:r>
+    </w:p>
+    <w:p>
+      <w:pPr>
+        <w:pStyle w:val="Normaali2"/>
+      </w:pPr>
+    </w:p>
+    <w:p/>
     <w:p>
       <w:pPr>
         <w:pStyle w:val="Otsikko3"/>
@@ -3990,15 +5229,61 @@
       <w:r>
         <w:t xml:space="preserve">  </w:t>
       </w:r>
-      <w:bookmarkStart w:id="7" w:name="_Toc213967994"/>
-      <w:r>
-        <w:t xml:space="preserve">4.3 </w:t>
-      </w:r>
-      <w:r>
-        <w:t>Seasons &amp; Years</w:t>
-      </w:r>
-      <w:bookmarkEnd w:id="7"/>
-    </w:p>
+      <w:bookmarkStart w:id="9" w:name="_Toc214451438"/>
+      <w:r>
+        <w:t>4.5 Tag-Pairs and genre specific systems</w:t>
+      </w:r>
+      <w:bookmarkEnd w:id="9"/>
+    </w:p>
+    <w:p/>
+    <w:p>
+      <w:pPr>
+        <w:pStyle w:val="Normaali2"/>
+      </w:pPr>
+      <w:r>
+        <w:rPr>
+          <w:i/>
+          <w:iCs/>
+        </w:rPr>
+        <w:t>Transient tags are used to create tag-pairs</w:t>
+      </w:r>
+      <w:r>
+        <w:t xml:space="preserve">, which are special combinations of tags required to meet certain criteria in the creation of a record. To make a record that feels genuinely “blackened” (or TRUE), there must be a so-called </w:t>
+      </w:r>
+      <w:r>
+        <w:rPr>
+          <w:b/>
+          <w:bCs/>
+        </w:rPr>
+        <w:t>re-sacralising tag-pair</w:t>
+      </w:r>
+      <w:r>
+        <w:t xml:space="preserve"> present in the record.</w:t>
+      </w:r>
+    </w:p>
+    <w:p>
+      <w:pPr>
+        <w:pStyle w:val="Normaali2"/>
+      </w:pPr>
+    </w:p>
+    <w:p>
+      <w:pPr>
+        <w:pStyle w:val="Normaali2"/>
+        <w:rPr>
+          <w:color w:val="EE0000"/>
+        </w:rPr>
+      </w:pPr>
+      <w:r>
+        <w:t xml:space="preserve">So, to sum the process of building a re-sacralising tag-pair: Nullsvorn has the aspect lyricist, which allows them to create an idea that hosts a tag or a tag-pair. They can acquire the organized religion tag as a transient, and immediately (within a turn) place it inside a lyrical idea (so they </w:t>
+      </w:r>
+      <w:r>
+        <w:t>do not</w:t>
+      </w:r>
+      <w:r>
+        <w:t xml:space="preserve"> have to carry it around as a transient). They attach the pagan tag into the same idea, so the pagan-organized religion tag pair is hosted safely inside the idea. </w:t>
+      </w:r>
+    </w:p>
+    <w:p/>
     <w:p>
       <w:pPr>
         <w:pStyle w:val="Otsikko3"/>
@@ -4007,12 +5292,52 @@
       <w:r>
         <w:t xml:space="preserve">  </w:t>
       </w:r>
-      <w:bookmarkStart w:id="8" w:name="_Toc213967995"/>
-      <w:r>
-        <w:t>4.4 Multiplayer mode</w:t>
-      </w:r>
-      <w:bookmarkEnd w:id="8"/>
-    </w:p>
+      <w:bookmarkStart w:id="10" w:name="_Toc214451439"/>
+      <w:r>
+        <w:t>4.6 Track Construction and Recording</w:t>
+      </w:r>
+      <w:bookmarkEnd w:id="10"/>
+    </w:p>
+    <w:p/>
+    <w:p>
+      <w:pPr>
+        <w:pStyle w:val="Normaali2"/>
+      </w:pPr>
+      <w:r>
+        <w:lastRenderedPageBreak/>
+        <w:t>Next, Nullsvorn uses another aspect, to create a fry vocals idea that hosts the lyrical idea. Finally, Nullsvorn uses the final idea on a recording, and the lyrics of that track are mechanically considered “true.”</w:t>
+      </w:r>
+    </w:p>
+    <w:p/>
+    <w:p>
+      <w:pPr>
+        <w:pStyle w:val="Otsikko3"/>
+        <w:spacing w:before="0" w:line="240" w:lineRule="auto"/>
+      </w:pPr>
+      <w:r>
+        <w:t xml:space="preserve">  </w:t>
+      </w:r>
+      <w:bookmarkStart w:id="11" w:name="_Toc214451440"/>
+      <w:r>
+        <w:t>4.7 Band and Collective Systems</w:t>
+      </w:r>
+      <w:bookmarkEnd w:id="11"/>
+    </w:p>
+    <w:p>
+      <w:pPr>
+        <w:pStyle w:val="Otsikko3"/>
+        <w:spacing w:before="0" w:line="240" w:lineRule="auto"/>
+      </w:pPr>
+      <w:r>
+        <w:t xml:space="preserve">  </w:t>
+      </w:r>
+      <w:bookmarkStart w:id="12" w:name="_Toc214451441"/>
+      <w:r>
+        <w:t>4.8 Multiplayer Mode</w:t>
+      </w:r>
+      <w:bookmarkEnd w:id="12"/>
+    </w:p>
+    <w:p/>
     <w:p>
       <w:pPr>
         <w:rPr>
@@ -4029,12 +5354,12 @@
         <w:pStyle w:val="Otsikko2"/>
         <w:spacing w:before="0" w:line="240" w:lineRule="auto"/>
       </w:pPr>
-      <w:bookmarkStart w:id="9" w:name="_Toc213967996"/>
+      <w:bookmarkStart w:id="13" w:name="_Toc214451442"/>
       <w:r>
         <w:lastRenderedPageBreak/>
         <w:t>5. Genre, Setting, Concept Art book*</w:t>
       </w:r>
-      <w:bookmarkEnd w:id="9"/>
+      <w:bookmarkEnd w:id="13"/>
     </w:p>
     <w:p>
       <w:pPr>
@@ -4052,12 +5377,12 @@
         <w:pStyle w:val="Otsikko2"/>
         <w:spacing w:before="0" w:line="240" w:lineRule="auto"/>
       </w:pPr>
-      <w:bookmarkStart w:id="10" w:name="_Toc213967997"/>
+      <w:bookmarkStart w:id="14" w:name="_Toc214451443"/>
       <w:r>
         <w:lastRenderedPageBreak/>
         <w:t>6. Enemies, NPCs, Other objects</w:t>
       </w:r>
-      <w:bookmarkEnd w:id="10"/>
+      <w:bookmarkEnd w:id="14"/>
     </w:p>
     <w:p>
       <w:pPr>
@@ -4075,12 +5400,12 @@
         <w:pStyle w:val="Otsikko2"/>
         <w:spacing w:before="0" w:line="240" w:lineRule="auto"/>
       </w:pPr>
-      <w:bookmarkStart w:id="11" w:name="_Toc213967998"/>
+      <w:bookmarkStart w:id="15" w:name="_Toc214451444"/>
       <w:r>
         <w:lastRenderedPageBreak/>
         <w:t>7. Story board, script*</w:t>
       </w:r>
-      <w:bookmarkEnd w:id="11"/>
+      <w:bookmarkEnd w:id="15"/>
     </w:p>
     <w:p>
       <w:pPr>
@@ -4090,11 +5415,11 @@
       <w:r>
         <w:t xml:space="preserve">  </w:t>
       </w:r>
-      <w:bookmarkStart w:id="12" w:name="_Toc213967999"/>
+      <w:bookmarkStart w:id="16" w:name="_Toc214451445"/>
       <w:r>
         <w:t>7.1 Story overview</w:t>
       </w:r>
-      <w:bookmarkEnd w:id="12"/>
+      <w:bookmarkEnd w:id="16"/>
     </w:p>
     <w:p>
       <w:pPr>
@@ -4104,11 +5429,11 @@
       <w:r>
         <w:t xml:space="preserve">  </w:t>
       </w:r>
-      <w:bookmarkStart w:id="13" w:name="_Toc213968000"/>
+      <w:bookmarkStart w:id="17" w:name="_Toc214451446"/>
       <w:r>
         <w:t>7.2 Progression, World 1</w:t>
       </w:r>
-      <w:bookmarkEnd w:id="13"/>
+      <w:bookmarkEnd w:id="17"/>
     </w:p>
     <w:p>
       <w:pPr>
@@ -4118,14 +5443,14 @@
       <w:r>
         <w:t xml:space="preserve">  </w:t>
       </w:r>
-      <w:bookmarkStart w:id="14" w:name="_Toc213968001"/>
+      <w:bookmarkStart w:id="18" w:name="_Toc214451447"/>
       <w:r>
         <w:t xml:space="preserve">7.9 Progression, World </w:t>
       </w:r>
       <w:r>
         <w:t>2 …</w:t>
       </w:r>
-      <w:bookmarkEnd w:id="14"/>
+      <w:bookmarkEnd w:id="18"/>
     </w:p>
     <w:p>
       <w:pPr>
@@ -4143,12 +5468,12 @@
         <w:pStyle w:val="Otsikko2"/>
         <w:spacing w:before="0" w:line="240" w:lineRule="auto"/>
       </w:pPr>
-      <w:bookmarkStart w:id="15" w:name="_Toc213968002"/>
+      <w:bookmarkStart w:id="19" w:name="_Toc214451448"/>
       <w:r>
         <w:lastRenderedPageBreak/>
         <w:t>8. Technical definitions, Tech guide*</w:t>
       </w:r>
-      <w:bookmarkEnd w:id="15"/>
+      <w:bookmarkEnd w:id="19"/>
     </w:p>
     <w:p>
       <w:pPr>
@@ -4158,11 +5483,11 @@
       <w:r>
         <w:t xml:space="preserve">  </w:t>
       </w:r>
-      <w:bookmarkStart w:id="16" w:name="_Toc213968003"/>
+      <w:bookmarkStart w:id="20" w:name="_Toc214451449"/>
       <w:r>
         <w:t>8.1 Platforms, versions</w:t>
       </w:r>
-      <w:bookmarkEnd w:id="16"/>
+      <w:bookmarkEnd w:id="20"/>
     </w:p>
     <w:p>
       <w:pPr>
@@ -4172,11 +5497,11 @@
       <w:r>
         <w:t xml:space="preserve">  </w:t>
       </w:r>
-      <w:bookmarkStart w:id="17" w:name="_Toc213968004"/>
+      <w:bookmarkStart w:id="21" w:name="_Toc214451450"/>
       <w:r>
         <w:t>8.2 Control Scheme</w:t>
       </w:r>
-      <w:bookmarkEnd w:id="17"/>
+      <w:bookmarkEnd w:id="21"/>
     </w:p>
     <w:p>
       <w:pPr>
@@ -4186,11 +5511,11 @@
       <w:r>
         <w:t xml:space="preserve">  </w:t>
       </w:r>
-      <w:bookmarkStart w:id="18" w:name="_Toc213968005"/>
+      <w:bookmarkStart w:id="22" w:name="_Toc214451451"/>
       <w:r>
         <w:t>8.3 Limitations</w:t>
       </w:r>
-      <w:bookmarkEnd w:id="18"/>
+      <w:bookmarkEnd w:id="22"/>
     </w:p>
     <w:p>
       <w:pPr>
@@ -4208,12 +5533,12 @@
         <w:pStyle w:val="Otsikko2"/>
         <w:spacing w:before="0" w:line="240" w:lineRule="auto"/>
       </w:pPr>
-      <w:bookmarkStart w:id="19" w:name="_Toc213968006"/>
+      <w:bookmarkStart w:id="23" w:name="_Toc214451452"/>
       <w:r>
         <w:lastRenderedPageBreak/>
         <w:t>9. Business definitions*</w:t>
       </w:r>
-      <w:bookmarkEnd w:id="19"/>
+      <w:bookmarkEnd w:id="23"/>
     </w:p>
     <w:p>
       <w:pPr>
@@ -4223,11 +5548,11 @@
       <w:r>
         <w:t xml:space="preserve">  </w:t>
       </w:r>
-      <w:bookmarkStart w:id="20" w:name="_Toc213968007"/>
+      <w:bookmarkStart w:id="24" w:name="_Toc214451453"/>
       <w:r>
         <w:t>9.1 In-app purchases</w:t>
       </w:r>
-      <w:bookmarkEnd w:id="20"/>
+      <w:bookmarkEnd w:id="24"/>
     </w:p>
     <w:p>
       <w:pPr>
@@ -4237,11 +5562,11 @@
       <w:r>
         <w:t xml:space="preserve">  </w:t>
       </w:r>
-      <w:bookmarkStart w:id="21" w:name="_Toc213968008"/>
+      <w:bookmarkStart w:id="25" w:name="_Toc214451454"/>
       <w:r>
         <w:t>9.2 DLC packs</w:t>
       </w:r>
-      <w:bookmarkEnd w:id="21"/>
+      <w:bookmarkEnd w:id="25"/>
     </w:p>
     <w:p>
       <w:pPr>
@@ -4259,12 +5584,12 @@
         <w:pStyle w:val="Otsikko2"/>
         <w:spacing w:before="0" w:line="240" w:lineRule="auto"/>
       </w:pPr>
-      <w:bookmarkStart w:id="22" w:name="_Toc213968009"/>
+      <w:bookmarkStart w:id="26" w:name="_Toc214451455"/>
       <w:r>
         <w:lastRenderedPageBreak/>
         <w:t>10. Outsourced/Bought Assets</w:t>
       </w:r>
-      <w:bookmarkEnd w:id="22"/>
+      <w:bookmarkEnd w:id="26"/>
     </w:p>
     <w:p>
       <w:pPr>
@@ -4321,8 +5646,20 @@
           <w:sz w:val="24"/>
           <w:szCs w:val="24"/>
         </w:rPr>
-        <w:t>Topics with (*) usually extended to separate detailed documents, in this project can be simply summarized</w:t>
-      </w:r>
+        <w:t xml:space="preserve">Topics with (*) usually extended to separate detailed documents, in this project can be simply </w:t>
+      </w:r>
+      <w:proofErr w:type="gramStart"/>
+      <w:r>
+        <w:rPr>
+          <w:i/>
+          <w:iCs/>
+          <w:color w:val="404040"/>
+          <w:sz w:val="24"/>
+          <w:szCs w:val="24"/>
+        </w:rPr>
+        <w:t>summarized</w:t>
+      </w:r>
+      <w:proofErr w:type="gramEnd"/>
     </w:p>
     <w:p>
       <w:pPr>
@@ -5151,7 +6488,6 @@
     <w:basedOn w:val="Normaali"/>
     <w:next w:val="Normaali"/>
     <w:uiPriority w:val="9"/>
-    <w:semiHidden/>
     <w:unhideWhenUsed/>
     <w:qFormat/>
     <w:pPr>
@@ -5207,7 +6543,6 @@
   <w:style w:type="character" w:default="1" w:styleId="Kappaleenoletusfontti">
     <w:name w:val="Default Paragraph Font"/>
     <w:uiPriority w:val="1"/>
-    <w:semiHidden/>
     <w:unhideWhenUsed/>
   </w:style>
   <w:style w:type="table" w:default="1" w:styleId="Normaalitaulukko">

--- a/TheProspector/Assets/Docs/Related School Work/LUT/Game Design Document.docx
+++ b/TheProspector/Assets/Docs/Related School Work/LUT/Game Design Document.docx
@@ -213,17 +213,8 @@
           <w:b/>
           <w:bCs/>
         </w:rPr>
-        <w:t>Demo(n)</w:t>
-      </w:r>
-      <w:proofErr w:type="gramStart"/>
-      <w:r>
-        <w:rPr>
-          <w:b/>
-          <w:bCs/>
-        </w:rPr>
-        <w:t>Tapes</w:t>
-      </w:r>
-      <w:proofErr w:type="gramEnd"/>
+        <w:t>Demo(n)Tapes</w:t>
+      </w:r>
     </w:p>
     <w:p>
       <w:pPr>
@@ -755,7 +746,6 @@
           <w:szCs w:val="24"/>
         </w:rPr>
       </w:pPr>
-      <w:proofErr w:type="gramStart"/>
       <w:r>
         <w:rPr>
           <w:b/>
@@ -765,40 +755,7 @@
           <w:szCs w:val="24"/>
         </w:rPr>
         <w:lastRenderedPageBreak/>
-        <w:t>Short summary</w:t>
-      </w:r>
-      <w:proofErr w:type="gramEnd"/>
-      <w:r>
-        <w:rPr>
-          <w:b/>
-          <w:bCs/>
-          <w:color w:val="404040"/>
-          <w:sz w:val="24"/>
-          <w:szCs w:val="24"/>
-        </w:rPr>
-        <w:t xml:space="preserve"> of applied tools and link to project </w:t>
-      </w:r>
-      <w:proofErr w:type="gramStart"/>
-      <w:r>
-        <w:rPr>
-          <w:b/>
-          <w:bCs/>
-          <w:color w:val="404040"/>
-          <w:sz w:val="24"/>
-          <w:szCs w:val="24"/>
-        </w:rPr>
-        <w:t>1</w:t>
-      </w:r>
-      <w:proofErr w:type="gramEnd"/>
-      <w:r>
-        <w:rPr>
-          <w:b/>
-          <w:bCs/>
-          <w:color w:val="404040"/>
-          <w:sz w:val="24"/>
-          <w:szCs w:val="24"/>
-        </w:rPr>
-        <w:t xml:space="preserve"> video</w:t>
+        <w:t>Short summary of applied tools and link to project 1 video</w:t>
       </w:r>
     </w:p>
     <w:p>
@@ -1024,29 +981,7 @@
           <w:sz w:val="24"/>
           <w:szCs w:val="24"/>
         </w:rPr>
-        <w:t xml:space="preserve">Audio: FMOD Studio, Reason Studios Reason 13.x + Reaper, arsenal of VST plugins, basic band instruments, </w:t>
-      </w:r>
-      <w:proofErr w:type="gramStart"/>
-      <w:r>
-        <w:rPr>
-          <w:b/>
-          <w:bCs/>
-          <w:color w:val="404040"/>
-          <w:sz w:val="24"/>
-          <w:szCs w:val="24"/>
-        </w:rPr>
-        <w:t>some</w:t>
-      </w:r>
-      <w:proofErr w:type="gramEnd"/>
-      <w:r>
-        <w:rPr>
-          <w:b/>
-          <w:bCs/>
-          <w:color w:val="404040"/>
-          <w:sz w:val="24"/>
-          <w:szCs w:val="24"/>
-        </w:rPr>
-        <w:t xml:space="preserve"> other instruments</w:t>
+        <w:t>Audio: FMOD Studio, Reason Studios Reason 13.x + Reaper, arsenal of VST plugins, basic band instruments, some other instruments</w:t>
       </w:r>
       <w:r>
         <w:rPr>
@@ -1420,51 +1355,7 @@
           <w:sz w:val="24"/>
           <w:szCs w:val="24"/>
         </w:rPr>
-        <w:t xml:space="preserve">What would you like your game to look? Search or draw </w:t>
-      </w:r>
-      <w:proofErr w:type="gramStart"/>
-      <w:r>
-        <w:rPr>
-          <w:b/>
-          <w:bCs/>
-          <w:color w:val="404040"/>
-          <w:sz w:val="24"/>
-          <w:szCs w:val="24"/>
-        </w:rPr>
-        <w:t>some</w:t>
-      </w:r>
-      <w:proofErr w:type="gramEnd"/>
-      <w:r>
-        <w:rPr>
-          <w:b/>
-          <w:bCs/>
-          <w:color w:val="404040"/>
-          <w:sz w:val="24"/>
-          <w:szCs w:val="24"/>
-        </w:rPr>
-        <w:t xml:space="preserve"> concept art for your game, </w:t>
-      </w:r>
-      <w:proofErr w:type="gramStart"/>
-      <w:r>
-        <w:rPr>
-          <w:b/>
-          <w:bCs/>
-          <w:color w:val="404040"/>
-          <w:sz w:val="24"/>
-          <w:szCs w:val="24"/>
-        </w:rPr>
-        <w:t>levels</w:t>
-      </w:r>
-      <w:proofErr w:type="gramEnd"/>
-      <w:r>
-        <w:rPr>
-          <w:b/>
-          <w:bCs/>
-          <w:color w:val="404040"/>
-          <w:sz w:val="24"/>
-          <w:szCs w:val="24"/>
-        </w:rPr>
-        <w:t xml:space="preserve"> and characters.</w:t>
+        <w:t>What would you like your game to look? Search or draw some concept art for your game, levels and characters.</w:t>
       </w:r>
     </w:p>
     <w:p>
@@ -3794,23 +3685,7 @@
           <w:sz w:val="24"/>
           <w:szCs w:val="24"/>
         </w:rPr>
-        <w:t xml:space="preserve">, with record labels, live gigs/tours, illegal notoriety </w:t>
-      </w:r>
-      <w:proofErr w:type="gramStart"/>
-      <w:r>
-        <w:rPr>
-          <w:sz w:val="24"/>
-          <w:szCs w:val="24"/>
-        </w:rPr>
-        <w:t>operations</w:t>
-      </w:r>
-      <w:proofErr w:type="gramEnd"/>
-      <w:r>
-        <w:rPr>
-          <w:sz w:val="24"/>
-          <w:szCs w:val="24"/>
-        </w:rPr>
-        <w:t xml:space="preserve"> and other such elements introduced. </w:t>
+        <w:t xml:space="preserve">, with record labels, live gigs/tours, illegal notoriety operations and other such elements introduced. </w:t>
       </w:r>
     </w:p>
     <w:p>
@@ -3899,15 +3774,7 @@
         <w:t>Obviously, if a gaming metalhead of any age sees a thumbnail that looks like a Darkthrone or Cannibal Corpse album cover, they are likely to click it to see what it is.</w:t>
       </w:r>
       <w:r>
-        <w:t xml:space="preserve"> They are not likely to face a price tag anytime soon, at least not under the Demo(n)Tapes monicker. If the demo becomes a thing, </w:t>
-      </w:r>
-      <w:proofErr w:type="gramStart"/>
-      <w:r>
-        <w:t>perhaps one</w:t>
-      </w:r>
-      <w:proofErr w:type="gramEnd"/>
-      <w:r>
-        <w:t xml:space="preserve"> day SEMM91 will become a reality.</w:t>
+        <w:t xml:space="preserve"> They are not likely to face a price tag anytime soon, at least not under the Demo(n)Tapes monicker. If the demo becomes a thing, perhaps one day SEMM91 will become a reality.</w:t>
       </w:r>
     </w:p>
     <w:p>
@@ -3920,23 +3787,7 @@
         <w:pStyle w:val="Normaali2"/>
       </w:pPr>
       <w:r>
-        <w:t xml:space="preserve">If Demo(n)Tapes reaches enough notoriety, it could and should be imported to an android game, because for what </w:t>
-      </w:r>
-      <w:proofErr w:type="gramStart"/>
-      <w:r>
-        <w:t>it’s</w:t>
-      </w:r>
-      <w:proofErr w:type="gramEnd"/>
-      <w:r>
-        <w:t xml:space="preserve"> worth, </w:t>
-      </w:r>
-      <w:proofErr w:type="gramStart"/>
-      <w:r>
-        <w:t>most of</w:t>
-      </w:r>
-      <w:proofErr w:type="gramEnd"/>
-      <w:r>
-        <w:t xml:space="preserve"> the game play is made of dragging small boxes into larger boxes and then pressing a button. The other half of gameplay, as the Keeper, however, requires engaging with other players socially via audio which does not translate well into a casual smart device game. Hence, the hypothetical smart device app should forsake the Keeper and the emigrating host-gameplay </w:t>
+        <w:t xml:space="preserve">If Demo(n)Tapes reaches enough notoriety, it could and should be imported to an android game, because for what it’s worth, most of the game play is made of dragging small boxes into larger boxes and then pressing a button. The other half of gameplay, as the Keeper, however, requires engaging with other players socially via audio which does not translate well into a casual smart device game. Hence, the hypothetical smart device app should forsake the Keeper and the emigrating host-gameplay </w:t>
       </w:r>
       <w:r>
         <w:t>entirely and</w:t>
@@ -3951,13 +3802,8 @@
         <w:t xml:space="preserve"> portability somehow.</w:t>
       </w:r>
       <w:r>
-        <w:t xml:space="preserve"> Perhaps exchanging tapes between players in proximity could be a thing, as would collectibles and trophies visualized as a virtual “battle vest</w:t>
-      </w:r>
-      <w:proofErr w:type="gramStart"/>
-      <w:r>
-        <w:t>”.</w:t>
-      </w:r>
-      <w:proofErr w:type="gramEnd"/>
+        <w:t xml:space="preserve"> Perhaps exchanging tapes between players in proximity could be a thing, as would collectibles and trophies visualized as a virtual “battle vest”.</w:t>
+      </w:r>
     </w:p>
     <w:p>
       <w:pPr>
@@ -4137,21 +3983,11 @@
         </w:rPr>
         <w:t>Nullsvorn</w:t>
       </w:r>
-      <w:proofErr w:type="gramStart"/>
       <w:r>
         <w:t>”.</w:t>
       </w:r>
-      <w:proofErr w:type="gramEnd"/>
-      <w:r>
-        <w:t xml:space="preserve"> The “.SNO” hyphen is determined from a drop-down menu, by the country of origin. </w:t>
-      </w:r>
-      <w:proofErr w:type="gramStart"/>
-      <w:r>
-        <w:t>Many</w:t>
-      </w:r>
-      <w:proofErr w:type="gramEnd"/>
-      <w:r>
-        <w:t xml:space="preserve"> or all these options might be locked down to their defaults, depending on where the project’s development is currently at, and the same goes for the character’s outlook, which would ideally be alterable.</w:t>
+      <w:r>
+        <w:t xml:space="preserve"> The “.SNO” hyphen is determined from a drop-down menu, by the country of origin. Many or all these options might be locked down to their defaults, depending on where the project’s development is currently at, and the same goes for the character’s outlook, which would ideally be alterable.</w:t>
       </w:r>
       <w:r>
         <w:t xml:space="preserve"> The band’s logo is by default as depicted below. At later stages, the program could accept</w:t>
@@ -4353,196 +4189,195 @@
           <w:i/>
           <w:iCs/>
         </w:rPr>
-        <w:t xml:space="preserve"> of </w:t>
-      </w:r>
-      <w:proofErr w:type="gramStart"/>
+        <w:t xml:space="preserve"> of some sort</w:t>
+      </w:r>
+      <w:r>
+        <w:t>.</w:t>
+      </w:r>
+      <w:r>
+        <w:t xml:space="preserve"> Like go against established religion or state or something. </w:t>
+      </w:r>
+      <w:r>
+        <w:t xml:space="preserve">Also, music should be </w:t>
+      </w:r>
+      <w:r>
+        <w:t>True</w:t>
+      </w:r>
+      <w:r>
+        <w:t xml:space="preserve">. Whatever that means. </w:t>
+      </w:r>
+      <w:r>
+        <w:t>Who knows? These guys have just been</w:t>
+      </w:r>
+      <w:r>
+        <w:t xml:space="preserve"> drinking</w:t>
+      </w:r>
+      <w:r>
+        <w:t xml:space="preserve"> beer</w:t>
+      </w:r>
+      <w:r>
+        <w:t xml:space="preserve"> </w:t>
+      </w:r>
+      <w:r>
+        <w:t>and playing</w:t>
+      </w:r>
+      <w:r>
+        <w:t xml:space="preserve"> trash metal covers for the past five years, and none of them are philosophy majors.</w:t>
+      </w:r>
+    </w:p>
+    <w:p>
+      <w:pPr>
+        <w:pStyle w:val="Normaali2"/>
+      </w:pPr>
+    </w:p>
+    <w:p>
+      <w:pPr>
+        <w:pStyle w:val="Normaali2"/>
+        <w:rPr>
+          <w:b/>
+          <w:bCs/>
+        </w:rPr>
+      </w:pPr>
+    </w:p>
+    <w:p>
+      <w:pPr>
+        <w:pStyle w:val="Normaali2"/>
+      </w:pPr>
+      <w:r>
+        <w:rPr>
+          <w:b/>
+          <w:bCs/>
+        </w:rPr>
+        <w:t>Nullsvorn</w:t>
+      </w:r>
+      <w:r>
+        <w:t xml:space="preserve"> as the band leader </w:t>
+      </w:r>
+      <w:r>
+        <w:t>(a controller</w:t>
+      </w:r>
+      <w:r>
+        <w:t>; see chapter 4</w:t>
+      </w:r>
+      <w:r>
+        <w:t xml:space="preserve">) </w:t>
+      </w:r>
+      <w:r>
+        <w:t>has their hands full with executive decisions such as how much of an effort the band in general puts to gestating (</w:t>
+      </w:r>
+      <w:r>
+        <w:t>producing</w:t>
+      </w:r>
+      <w:r>
+        <w:t xml:space="preserve"> material</w:t>
+      </w:r>
+      <w:r>
+        <w:t>; chapter 4</w:t>
+      </w:r>
+      <w:r>
+        <w:t xml:space="preserve">), rehearsals or leisure time. Besides this, Nullsvorn is also the lyricist and the vocalist of the band, so they contribute the voice into the end goal of the band, which is the next demo tape. There are three other </w:t>
+      </w:r>
+      <w:r>
+        <w:rPr>
+          <w:b/>
+          <w:bCs/>
+        </w:rPr>
+        <w:t>band members</w:t>
+      </w:r>
+      <w:r>
+        <w:rPr>
+          <w:b/>
+          <w:bCs/>
+        </w:rPr>
+        <w:t xml:space="preserve"> </w:t>
+      </w:r>
+      <w:r>
+        <w:t>(actors</w:t>
+      </w:r>
+      <w:r>
+        <w:t>; chapter 4</w:t>
+      </w:r>
+      <w:r>
+        <w:t>)</w:t>
+      </w:r>
+      <w:r>
+        <w:t>. One plays the bass (Sithrogürd), one plays the electric guitar (Keiser), and another does the drumming (Molotov).</w:t>
+      </w:r>
+    </w:p>
+    <w:p>
+      <w:pPr>
+        <w:pStyle w:val="Normaali2"/>
+      </w:pPr>
+    </w:p>
+    <w:p>
+      <w:pPr>
+        <w:pStyle w:val="Normaali2"/>
+        <w:rPr>
+          <w:color w:val="EE0000"/>
+        </w:rPr>
+      </w:pPr>
+      <w:r>
+        <w:t xml:space="preserve">Each character who is directly participating in the demo recording process has </w:t>
+      </w:r>
+      <w:r>
+        <w:rPr>
+          <w:b/>
+          <w:bCs/>
+        </w:rPr>
+        <w:t>aspects</w:t>
+      </w:r>
+      <w:r>
+        <w:t xml:space="preserve"> and </w:t>
+      </w:r>
+      <w:r>
+        <w:rPr>
+          <w:b/>
+          <w:bCs/>
+        </w:rPr>
+        <w:t>tags.</w:t>
+      </w:r>
+      <w:r>
+        <w:t xml:space="preserve"> </w:t>
+      </w:r>
+      <w:r>
+        <w:rPr>
+          <w:b/>
+          <w:bCs/>
+        </w:rPr>
+        <w:t>Aspects</w:t>
+      </w:r>
+      <w:r>
+        <w:t xml:space="preserve"> measure the way they participate – Nullsvorn’s aspects are </w:t>
+      </w:r>
       <w:r>
         <w:rPr>
           <w:i/>
           <w:iCs/>
         </w:rPr>
-        <w:t>some</w:t>
-      </w:r>
-      <w:proofErr w:type="gramEnd"/>
+        <w:t xml:space="preserve">fry-vocals </w:t>
+      </w:r>
+      <w:r>
+        <w:t xml:space="preserve">and </w:t>
+      </w:r>
       <w:r>
         <w:rPr>
           <w:i/>
           <w:iCs/>
         </w:rPr>
-        <w:t xml:space="preserve"> sort</w:t>
-      </w:r>
-      <w:r>
-        <w:t>.</w:t>
-      </w:r>
-      <w:r>
-        <w:t xml:space="preserve"> Like go against established religion or state or something. </w:t>
-      </w:r>
-      <w:r>
-        <w:t xml:space="preserve">Also, music should be </w:t>
-      </w:r>
-      <w:r>
-        <w:t>True</w:t>
-      </w:r>
-      <w:r>
-        <w:t xml:space="preserve">. Whatever that means. </w:t>
-      </w:r>
-      <w:r>
-        <w:t>Who knows? These guys have just been</w:t>
-      </w:r>
-      <w:r>
-        <w:t xml:space="preserve"> drinking</w:t>
-      </w:r>
-      <w:r>
-        <w:t xml:space="preserve"> beer</w:t>
-      </w:r>
-      <w:r>
-        <w:t xml:space="preserve"> </w:t>
-      </w:r>
-      <w:r>
-        <w:t>and playing</w:t>
-      </w:r>
-      <w:r>
-        <w:t xml:space="preserve"> </w:t>
-      </w:r>
-      <w:proofErr w:type="gramStart"/>
-      <w:r>
-        <w:t>trash</w:t>
-      </w:r>
-      <w:proofErr w:type="gramEnd"/>
-      <w:r>
-        <w:t xml:space="preserve"> metal covers for the past five years, and none of them are philosophy majors.</w:t>
-      </w:r>
-    </w:p>
-    <w:p>
-      <w:pPr>
-        <w:pStyle w:val="Normaali2"/>
-      </w:pPr>
-    </w:p>
-    <w:p>
-      <w:pPr>
-        <w:pStyle w:val="Normaali2"/>
-        <w:rPr>
-          <w:b/>
-          <w:bCs/>
-        </w:rPr>
-      </w:pPr>
-    </w:p>
-    <w:p>
-      <w:pPr>
-        <w:pStyle w:val="Normaali2"/>
-      </w:pPr>
-      <w:r>
-        <w:rPr>
-          <w:b/>
-          <w:bCs/>
-        </w:rPr>
-        <w:t>Nullsvorn</w:t>
-      </w:r>
-      <w:r>
-        <w:t xml:space="preserve"> as the band leader </w:t>
-      </w:r>
-      <w:r>
-        <w:t>(a controller</w:t>
-      </w:r>
-      <w:r>
-        <w:t>; see chapter 4</w:t>
-      </w:r>
-      <w:r>
-        <w:t xml:space="preserve">) </w:t>
-      </w:r>
-      <w:r>
-        <w:t>has their hands full with executive decisions such as how much of an effort the band in general puts to gestating (</w:t>
-      </w:r>
-      <w:r>
-        <w:t>producing</w:t>
-      </w:r>
-      <w:r>
-        <w:t xml:space="preserve"> material</w:t>
-      </w:r>
-      <w:r>
-        <w:t>; chapter 4</w:t>
-      </w:r>
-      <w:r>
-        <w:t xml:space="preserve">), rehearsals or leisure time. Besides this, Nullsvorn is also the lyricist and the vocalist of the band, so they contribute the voice into the end goal of the band, which is the next demo tape. There are three other </w:t>
-      </w:r>
-      <w:r>
-        <w:rPr>
-          <w:b/>
-          <w:bCs/>
-        </w:rPr>
-        <w:t>band members</w:t>
-      </w:r>
-      <w:r>
-        <w:rPr>
-          <w:b/>
-          <w:bCs/>
-        </w:rPr>
-        <w:t xml:space="preserve"> </w:t>
-      </w:r>
-      <w:r>
-        <w:t>(actors</w:t>
-      </w:r>
-      <w:r>
-        <w:t>; chapter 4</w:t>
-      </w:r>
-      <w:r>
-        <w:t>)</w:t>
-      </w:r>
-      <w:r>
-        <w:t>. One plays the bass (Sithrogürd), one plays the electric guitar (Keiser), and another does the drumming (Molotov).</w:t>
-      </w:r>
-    </w:p>
-    <w:p>
-      <w:pPr>
-        <w:pStyle w:val="Normaali2"/>
-      </w:pPr>
-    </w:p>
-    <w:p>
-      <w:pPr>
-        <w:pStyle w:val="Normaali2"/>
-        <w:rPr>
-          <w:color w:val="EE0000"/>
-        </w:rPr>
-      </w:pPr>
-      <w:r>
-        <w:t xml:space="preserve">Each character who is directly participating in the demo recording process has </w:t>
-      </w:r>
-      <w:r>
-        <w:rPr>
-          <w:b/>
-          <w:bCs/>
-        </w:rPr>
-        <w:t>aspects</w:t>
-      </w:r>
-      <w:r>
-        <w:t xml:space="preserve"> and </w:t>
-      </w:r>
-      <w:r>
-        <w:rPr>
-          <w:b/>
-          <w:bCs/>
-        </w:rPr>
-        <w:t>tags.</w:t>
-      </w:r>
-      <w:r>
-        <w:t xml:space="preserve"> </w:t>
-      </w:r>
-      <w:r>
-        <w:rPr>
-          <w:b/>
-          <w:bCs/>
-        </w:rPr>
-        <w:t>Aspects</w:t>
-      </w:r>
-      <w:r>
-        <w:t xml:space="preserve"> measure the way they participate – Nullsvorn’s aspects are </w:t>
+        <w:t>lyricism</w:t>
+      </w:r>
+      <w:r>
+        <w:t xml:space="preserve">. </w:t>
+      </w:r>
+      <w:r>
+        <w:t xml:space="preserve">The band itself can also hold aspects: </w:t>
       </w:r>
       <w:r>
         <w:rPr>
           <w:i/>
           <w:iCs/>
         </w:rPr>
-        <w:t xml:space="preserve">fry-vocals </w:t>
+        <w:t xml:space="preserve">corpse paint </w:t>
       </w:r>
       <w:r>
         <w:t xml:space="preserve">and </w:t>
@@ -4552,759 +4387,761 @@
           <w:i/>
           <w:iCs/>
         </w:rPr>
-        <w:t>lyricism</w:t>
-      </w:r>
-      <w:r>
-        <w:t xml:space="preserve">. </w:t>
-      </w:r>
-      <w:r>
-        <w:t xml:space="preserve">The band itself can also hold aspects: </w:t>
+        <w:t>true snordenmarkians.</w:t>
+      </w:r>
+      <w:r>
+        <w:t xml:space="preserve"> </w:t>
+      </w:r>
+      <w:r>
+        <w:t xml:space="preserve">Sithrogürd has </w:t>
       </w:r>
       <w:r>
         <w:rPr>
           <w:i/>
           <w:iCs/>
         </w:rPr>
-        <w:t xml:space="preserve">corpse paint </w:t>
-      </w:r>
-      <w:r>
-        <w:t xml:space="preserve">and </w:t>
+        <w:t>bass</w:t>
+      </w:r>
+      <w:r>
+        <w:t xml:space="preserve"> and </w:t>
       </w:r>
       <w:r>
         <w:rPr>
           <w:i/>
           <w:iCs/>
         </w:rPr>
-        <w:t>true snordenmarkians.</w:t>
-      </w:r>
-      <w:r>
-        <w:t xml:space="preserve"> </w:t>
-      </w:r>
-      <w:r>
-        <w:t xml:space="preserve">Sithrogürd has </w:t>
+        <w:t>arsonist</w:t>
+      </w:r>
+      <w:r>
+        <w:t xml:space="preserve">. Keiser has </w:t>
       </w:r>
       <w:r>
         <w:rPr>
           <w:i/>
           <w:iCs/>
         </w:rPr>
-        <w:t>bass</w:t>
-      </w:r>
-      <w:r>
-        <w:t xml:space="preserve"> and </w:t>
+        <w:t>guitar</w:t>
+      </w:r>
+      <w:r>
+        <w:t xml:space="preserve"> aspect, and Molotov has both the </w:t>
       </w:r>
       <w:r>
         <w:rPr>
           <w:i/>
           <w:iCs/>
         </w:rPr>
-        <w:t>arsonist</w:t>
-      </w:r>
-      <w:r>
-        <w:t xml:space="preserve">. Keiser has </w:t>
+        <w:t xml:space="preserve">drummer </w:t>
+      </w:r>
+      <w:r>
+        <w:t xml:space="preserve">and </w:t>
       </w:r>
       <w:r>
         <w:rPr>
           <w:i/>
           <w:iCs/>
         </w:rPr>
+        <w:t>keyboard</w:t>
+      </w:r>
+      <w:r>
+        <w:t xml:space="preserve"> aspects</w:t>
+      </w:r>
+      <w:r>
+        <w:rPr>
+          <w:color w:val="EE0000"/>
+        </w:rPr>
+        <w:t xml:space="preserve">. </w:t>
+      </w:r>
+    </w:p>
+    <w:p>
+      <w:pPr>
+        <w:pStyle w:val="Normaali2"/>
+      </w:pPr>
+    </w:p>
+    <w:p>
+      <w:pPr>
+        <w:pStyle w:val="Normaali2"/>
+      </w:pPr>
+      <w:r>
+        <w:t xml:space="preserve">Nullsvorn holds the following tags at the beginning of the game: pagan, spiteful, infatuated. </w:t>
+      </w:r>
+      <w:r>
+        <w:t xml:space="preserve">Most of the people Nullsvorn associates with are </w:t>
+      </w:r>
+      <w:r>
+        <w:t>spiteful, negative people</w:t>
+      </w:r>
+      <w:r>
+        <w:t>, so the “</w:t>
+      </w:r>
+      <w:r>
+        <w:t>spiteful tag</w:t>
+      </w:r>
+      <w:r>
+        <w:t xml:space="preserve">” is </w:t>
+      </w:r>
+      <w:r>
+        <w:rPr>
+          <w:b/>
+          <w:bCs/>
+        </w:rPr>
+        <w:t>a resonance tag</w:t>
+      </w:r>
+      <w:r>
+        <w:t xml:space="preserve"> – one that </w:t>
+      </w:r>
+      <w:r>
+        <w:t>sticks</w:t>
+      </w:r>
+      <w:r>
+        <w:t xml:space="preserve"> with the character and is tied to their </w:t>
+      </w:r>
+      <w:r>
+        <w:t>overall circumstances in life</w:t>
+      </w:r>
+      <w:r>
+        <w:t>.</w:t>
+      </w:r>
+      <w:r>
+        <w:t xml:space="preserve"> </w:t>
+      </w:r>
+      <w:r>
+        <w:t xml:space="preserve">They are also feeling infatuated, which is </w:t>
+      </w:r>
+      <w:r>
+        <w:rPr>
+          <w:b/>
+          <w:bCs/>
+        </w:rPr>
+        <w:t>a mood tag</w:t>
+      </w:r>
+      <w:r>
+        <w:t xml:space="preserve"> that can be resolved through simple actions. Mood changes faster than resonance. Finally, the Pagan tag is </w:t>
+      </w:r>
+      <w:r>
+        <w:rPr>
+          <w:b/>
+          <w:bCs/>
+        </w:rPr>
+        <w:t>a conviction tag</w:t>
+      </w:r>
+      <w:r>
+        <w:t>. It means Nullsvorn leads a pagan lifestyle and can always opt to provide a pagan tag to any piece of music they are involved with.</w:t>
+      </w:r>
+      <w:r>
+        <w:t xml:space="preserve"> If Nullsvorn is somehow forced to commit actions that are against their conviction tag, their mood is likely to shift to a negative one.</w:t>
+      </w:r>
+    </w:p>
+    <w:p>
+      <w:pPr>
+        <w:pStyle w:val="Normaali2"/>
+      </w:pPr>
+    </w:p>
+    <w:p>
+      <w:pPr>
+        <w:pStyle w:val="Normaali2"/>
+      </w:pPr>
+      <w:r>
+        <w:t>If Nullsvorn spends an action gestating in the library, they can acquire a transient tag “violence”, because they spent a considerable effort studying the second world war</w:t>
+      </w:r>
+      <w:r>
+        <w:t>.</w:t>
+      </w:r>
+      <w:r>
+        <w:t xml:space="preserve"> Nullsvorn can go to a church and acquire “organized religion” as a transient tag, but it will disappear from their possession quickly, because it bothers them (due to the pagan tag). </w:t>
+      </w:r>
+    </w:p>
+    <w:p>
+      <w:pPr>
+        <w:pStyle w:val="Normaali2"/>
+      </w:pPr>
+    </w:p>
+    <w:p>
+      <w:pPr>
+        <w:pStyle w:val="Normaali2"/>
+      </w:pPr>
+      <w:r>
+        <w:t xml:space="preserve">Nullsvorn can write lyrics about paganism all day long, but they must actively mock organized religion by building a pagan – organized religion tag-pair to their lyrics. The act of engaging with the subject matter is disturbing and builds into a visceral reaction </w:t>
+      </w:r>
+      <w:r>
+        <w:lastRenderedPageBreak/>
+        <w:t>on the record, which the listener can hear. The outcome is “serious”, not just a surface act.</w:t>
+      </w:r>
+      <w:r>
+        <w:t xml:space="preserve"> So, a re-sacralising tag-pair is made of tag and its anti-tag, the latter which evaporates quickly unless it is pinned down somehow.</w:t>
+      </w:r>
+    </w:p>
+    <w:p>
+      <w:pPr>
+        <w:rPr>
+          <w:sz w:val="24"/>
+          <w:szCs w:val="24"/>
+        </w:rPr>
+      </w:pPr>
+      <w:r>
+        <w:br w:type="page"/>
+      </w:r>
+    </w:p>
+    <w:p>
+      <w:pPr>
+        <w:pStyle w:val="Otsikko2"/>
+        <w:spacing w:before="0" w:line="240" w:lineRule="auto"/>
+      </w:pPr>
+      <w:bookmarkStart w:id="4" w:name="_Toc214451433"/>
+      <w:r>
+        <w:lastRenderedPageBreak/>
+        <w:t>4. Main Features</w:t>
+      </w:r>
+      <w:bookmarkEnd w:id="4"/>
+    </w:p>
+    <w:p>
+      <w:pPr>
+        <w:pStyle w:val="Otsikko3"/>
+        <w:spacing w:before="0" w:line="240" w:lineRule="auto"/>
+      </w:pPr>
+    </w:p>
+    <w:p>
+      <w:pPr>
+        <w:pStyle w:val="Otsikko3"/>
+        <w:spacing w:before="0" w:line="240" w:lineRule="auto"/>
+      </w:pPr>
+      <w:r>
+        <w:t xml:space="preserve">  </w:t>
+      </w:r>
+      <w:bookmarkStart w:id="5" w:name="_Toc214451434"/>
+      <w:r>
+        <w:t xml:space="preserve">4.1 </w:t>
+      </w:r>
+      <w:r>
+        <w:t>Core Gameplay Loop</w:t>
+      </w:r>
+      <w:bookmarkEnd w:id="5"/>
+    </w:p>
+    <w:p>
+      <w:pPr>
+        <w:rPr>
+          <w:b/>
+          <w:bCs/>
+        </w:rPr>
+      </w:pPr>
+    </w:p>
+    <w:p>
+      <w:pPr>
+        <w:pStyle w:val="Normaali2"/>
+      </w:pPr>
+      <w:r>
+        <w:t>A game of Demo(n)Tapes is played across a series of years</w:t>
+      </w:r>
+      <w:r>
+        <w:t xml:space="preserve"> (rounds)</w:t>
+      </w:r>
+      <w:r>
+        <w:t>, which are divided into four seasons (turns).</w:t>
+      </w:r>
+    </w:p>
+    <w:p>
+      <w:pPr>
+        <w:pStyle w:val="Normaali2"/>
+      </w:pPr>
+    </w:p>
+    <w:p>
+      <w:pPr>
+        <w:pStyle w:val="Normaali2"/>
+      </w:pPr>
+      <w:r>
+        <w:t>During each season, every collective (such as the player’s band) chooses one collective action, and this action determines which character actions its members are allowed to perform. A band that is rehearsing can only perform rehearsal-related actions; a band that is gestating can only perform gestation-related actions, and so on.</w:t>
+      </w:r>
+    </w:p>
+    <w:p>
+      <w:pPr>
+        <w:pStyle w:val="Normaali2"/>
+      </w:pPr>
+    </w:p>
+    <w:p>
+      <w:pPr>
+        <w:pStyle w:val="Normaali2"/>
+      </w:pPr>
+      <w:r>
+        <w:t>During their character actions, controllers and actors generate ideas through their aspects, acquire transient tags from the world through interactions, and combine their existing tags into materials that can later be used in the recording process.</w:t>
+      </w:r>
+      <w:r>
+        <w:t xml:space="preserve"> </w:t>
+      </w:r>
+      <w:r>
+        <w:t>Transient tags must be used quickly or they expire, and they are required for the creation of tag-pairs, which are necessary for producing tracks that are perceived as TRUE.</w:t>
+      </w:r>
+      <w:r>
+        <w:t xml:space="preserve"> Besides producing tracks, the band is expected to promote their art by playing shows at underground venues. Without visibility, they are at the mercy of the Keeper.</w:t>
+      </w:r>
+    </w:p>
+    <w:p>
+      <w:pPr>
+        <w:pStyle w:val="Normaali2"/>
+      </w:pPr>
+    </w:p>
+    <w:p>
+      <w:pPr>
+        <w:pStyle w:val="Normaali2"/>
+      </w:pPr>
+      <w:r>
+        <w:t>At the end of every season, the results of these actions update the band’s creative progress, ideological profile, and influence on the scene. After every four seasons (one year), overall progress is evaluated, and the Keeper is determined. The Keeper cannot produce new material but instead influences others from the position of authority</w:t>
+      </w:r>
+      <w:r>
+        <w:t>, by allowing access to cheaper and specialised services</w:t>
+      </w:r>
+      <w:r>
+        <w:t>.</w:t>
+      </w:r>
+      <w:r>
+        <w:t xml:space="preserve"> The Keeper’s goal is to nurture their legacy by lifting bands that are following them, instead of bands that are doing their own thing. </w:t>
+      </w:r>
+    </w:p>
+    <w:p>
+      <w:pPr>
+        <w:pStyle w:val="Normaali2"/>
+      </w:pPr>
+    </w:p>
+    <w:p>
+      <w:pPr>
+        <w:pStyle w:val="Normaali2"/>
+      </w:pPr>
+      <w:r>
+        <w:t>A band that gets on the wrong side of the Keeper must efficiently exist in the minds of the rest of the scene as the most radical and true cult example of it, up to a point in which the Keepers manoeuvring against them fails. This is accomplished by getting funded by sheer success and siphoning street credibility from the elites.</w:t>
+      </w:r>
+    </w:p>
+    <w:p>
+      <w:pPr>
+        <w:pStyle w:val="Normaali2"/>
+      </w:pPr>
+    </w:p>
+    <w:p>
+      <w:pPr>
+        <w:pStyle w:val="Normaali2"/>
+      </w:pPr>
+      <w:r>
+        <w:lastRenderedPageBreak/>
+        <w:t xml:space="preserve">The loop repeats </w:t>
+      </w:r>
+      <w:r>
+        <w:t>indefinitely, until an end-game action terminates the scene. An end-game action can be an outside force halting the scene’s free action (because of too much notoriety), or the concept of true getting somehow lost in the process.</w:t>
+      </w:r>
+      <w:r>
+        <w:t xml:space="preserve"> The elites can also determine </w:t>
+      </w:r>
+      <w:r>
+        <w:t>all</w:t>
+      </w:r>
+      <w:r>
+        <w:t xml:space="preserve"> the scene’s actors as posers and move to follow other artists.</w:t>
+      </w:r>
+    </w:p>
+    <w:p/>
+    <w:p/>
+    <w:p>
+      <w:pPr>
+        <w:pStyle w:val="Otsikko3"/>
+        <w:spacing w:before="0" w:line="240" w:lineRule="auto"/>
+      </w:pPr>
+      <w:r>
+        <w:t xml:space="preserve">  </w:t>
+      </w:r>
+      <w:bookmarkStart w:id="6" w:name="_Toc214451435"/>
+      <w:r>
+        <w:t xml:space="preserve">4.2 </w:t>
+      </w:r>
+      <w:r>
+        <w:t>Operative agencies and c</w:t>
+      </w:r>
+      <w:r>
+        <w:t xml:space="preserve">haracter </w:t>
+      </w:r>
+      <w:r>
+        <w:t>a</w:t>
+      </w:r>
+      <w:r>
+        <w:t>ctions</w:t>
+      </w:r>
+      <w:bookmarkEnd w:id="6"/>
+    </w:p>
+    <w:p>
+      <w:pPr>
+        <w:pStyle w:val="Normaali2"/>
+      </w:pPr>
+    </w:p>
+    <w:p>
+      <w:pPr>
+        <w:pStyle w:val="Normaali2"/>
+      </w:pPr>
+      <w:r>
+        <w:t xml:space="preserve">Two broader types of operative agencies exist in the game. </w:t>
+      </w:r>
+      <w:r>
+        <w:rPr>
+          <w:b/>
+          <w:bCs/>
+        </w:rPr>
+        <w:t>Collectives</w:t>
+      </w:r>
+      <w:r>
+        <w:t xml:space="preserve"> are usually bands (such as Not_saved), but any game entity that operates via agents could be depicted as a collective if such a scale is necessary. </w:t>
+      </w:r>
+      <w:r>
+        <w:rPr>
+          <w:b/>
+          <w:bCs/>
+        </w:rPr>
+        <w:t>Game Entities (often referred to as characters)</w:t>
+      </w:r>
+      <w:r>
+        <w:t xml:space="preserve"> are individual game entities that can form collectives and are also divided into subcategories such as </w:t>
+      </w:r>
+      <w:r>
+        <w:rPr>
+          <w:b/>
+          <w:bCs/>
+        </w:rPr>
+        <w:t>Actors</w:t>
+      </w:r>
+      <w:r>
+        <w:t xml:space="preserve"> (collective members) and </w:t>
+      </w:r>
+      <w:r>
+        <w:rPr>
+          <w:b/>
+          <w:bCs/>
+        </w:rPr>
+        <w:t>Controllers</w:t>
+      </w:r>
+      <w:r>
+        <w:t xml:space="preserve"> (collective leaders). Even tracks are </w:t>
+      </w:r>
+      <w:r>
+        <w:t>game entities</w:t>
+      </w:r>
+      <w:r>
+        <w:t>, and hence a recording is a collective.</w:t>
+      </w:r>
+    </w:p>
+    <w:p>
+      <w:pPr>
+        <w:pStyle w:val="Normaali2"/>
+      </w:pPr>
+      <w:r>
+        <w:t>The distinction between collectives and game entities spreads actions (see below) into collective and character actions. A character within a collective has a set of character actions determined by which collective action their collective has taken (determined by the controller of that collective). A band that is rehearsing, has band members that can only do rehearsing actions.</w:t>
+      </w:r>
+    </w:p>
+    <w:p>
+      <w:pPr>
+        <w:pStyle w:val="Normaali2"/>
+      </w:pPr>
+    </w:p>
+    <w:p>
+      <w:pPr>
+        <w:pStyle w:val="Otsikko4"/>
+      </w:pPr>
+      <w:r>
+        <w:t>4.2.1 Gestation Actions</w:t>
+      </w:r>
+    </w:p>
+    <w:p>
+      <w:pPr>
+        <w:pStyle w:val="Normaali2"/>
+      </w:pPr>
+      <w:r>
+        <w:t>Gestation actions create ideas, which are aspects that carry tags. Gestation actions also involve tape-trade and exchange of ideas in general between players.</w:t>
+      </w:r>
+    </w:p>
+    <w:p>
+      <w:pPr>
+        <w:pStyle w:val="Otsikko4"/>
+      </w:pPr>
+      <w:r>
+        <w:t>4.2.2 Rehearsal Actions</w:t>
+      </w:r>
+    </w:p>
+    <w:p>
+      <w:pPr>
+        <w:pStyle w:val="Normaali2"/>
+      </w:pPr>
+      <w:r>
+        <w:t>Rehearsal actions are for sharpening the gestated ideas into perfection and recording them down unto a demo tape.</w:t>
+      </w:r>
+    </w:p>
+    <w:p>
+      <w:pPr>
+        <w:pStyle w:val="Otsikko4"/>
+      </w:pPr>
+      <w:r>
+        <w:t>4.2.3 Promotional Actions</w:t>
+      </w:r>
+    </w:p>
+    <w:p>
+      <w:pPr>
+        <w:pStyle w:val="Normaali2"/>
+      </w:pPr>
+      <w:r>
+        <w:t xml:space="preserve">Promotional actions are for getting others acquainted with your materials beyond the Keeper’s supervision. </w:t>
+      </w:r>
+    </w:p>
+    <w:p>
+      <w:pPr>
+        <w:pStyle w:val="Otsikko4"/>
+      </w:pPr>
+      <w:r>
+        <w:t>4.2.4 Keeper Actions</w:t>
+      </w:r>
+    </w:p>
+    <w:p/>
+    <w:p>
+      <w:pPr>
+        <w:pStyle w:val="Otsikko3"/>
+        <w:spacing w:before="0" w:line="240" w:lineRule="auto"/>
+      </w:pPr>
+      <w:r>
+        <w:lastRenderedPageBreak/>
+        <w:t xml:space="preserve">  </w:t>
+      </w:r>
+      <w:bookmarkStart w:id="7" w:name="_Toc214451436"/>
+      <w:r>
+        <w:t xml:space="preserve">4.3 </w:t>
+      </w:r>
+      <w:r>
+        <w:t>Aspects, and Ideas</w:t>
+      </w:r>
+      <w:bookmarkEnd w:id="7"/>
+    </w:p>
+    <w:p/>
+    <w:p>
+      <w:pPr>
+        <w:pStyle w:val="Normaali2"/>
+      </w:pPr>
+      <w:r>
+        <w:t xml:space="preserve">An aspect is a loose term of traits characters can possess in the game. Mechanics-wise, it is most easily described as simply a thing that can host a tag to become an idea. For example, a guitar riff is an </w:t>
+      </w:r>
+      <w:r>
+        <w:t>idea</w:t>
+      </w:r>
+      <w:r>
+        <w:t xml:space="preserve"> of </w:t>
+      </w:r>
+      <w:r>
+        <w:t xml:space="preserve">the </w:t>
+      </w:r>
+      <w:r>
         <w:t>guitar</w:t>
       </w:r>
       <w:r>
-        <w:t xml:space="preserve"> aspect, and Molotov has both the </w:t>
-      </w:r>
+        <w:t xml:space="preserve"> aspect</w:t>
+      </w:r>
+      <w:r>
+        <w:t xml:space="preserve"> that has a tag conveying the author’s intent.</w:t>
+      </w:r>
+      <w:r>
+        <w:t xml:space="preserve"> </w:t>
+      </w:r>
+    </w:p>
+    <w:p>
+      <w:pPr>
+        <w:pStyle w:val="Normaali2"/>
+      </w:pPr>
+      <w:r>
+        <w:t>An aspect does not do much by itself, but it can be instantiated into an idea, and an idea can (and must) host a tag (see below). Each character has a capacity to indefinitely hold a set number of ideas, but the idea must be built again once expended.</w:t>
+      </w:r>
+      <w:r>
+        <w:t xml:space="preserve"> A collective can also keep some ideas, but the association with those ideas is permanent and always accessible to the members of the collective. A certain True Snordenmarkian Black Matal band is known to wear corpse paint, and as the tagline already told us, they are heavily associated with their country of origin, too. </w:t>
+      </w:r>
+    </w:p>
+    <w:p>
+      <w:pPr>
+        <w:pStyle w:val="Normaali2"/>
+      </w:pPr>
+      <w:r>
+        <w:t>Besides being the natural path for tags to come to play, aspects carry different kinds of modifiers, depending on how the scene prefers things to be handled. If corpse paint is something desirable in what is considered TRUE, then it yields a bonus for the band utilizing it. If the bagpipe aspect is considered something unheard of in the scene, it might carry a penalty, unless it manages to do the exact opposite and the novelty itself gives it a bonus instead.</w:t>
+      </w:r>
+    </w:p>
+    <w:p/>
+    <w:p>
+      <w:pPr>
+        <w:pStyle w:val="Otsikko3"/>
+        <w:spacing w:before="0" w:line="240" w:lineRule="auto"/>
+      </w:pPr>
+      <w:r>
+        <w:t xml:space="preserve">  </w:t>
+      </w:r>
+      <w:bookmarkStart w:id="8" w:name="_Toc214451437"/>
+      <w:r>
+        <w:t xml:space="preserve">4.4 </w:t>
+      </w:r>
+      <w:r>
+        <w:t>Tags (Emotional / Ideological systems)</w:t>
+      </w:r>
+      <w:bookmarkEnd w:id="8"/>
+    </w:p>
+    <w:p/>
+    <w:p>
+      <w:pPr>
+        <w:pStyle w:val="Normaali2"/>
+      </w:pPr>
+      <w:r>
+        <w:rPr>
+          <w:b/>
+          <w:bCs/>
+        </w:rPr>
+        <w:t>Tags</w:t>
+      </w:r>
+      <w:r>
+        <w:t xml:space="preserve"> are the single most important trait in the whole </w:t>
+      </w:r>
+      <w:r>
+        <w:t>game because</w:t>
+      </w:r>
+      <w:r>
+        <w:t xml:space="preserve"> tracks are </w:t>
+      </w:r>
+      <w:r>
+        <w:t>arrangements</w:t>
+      </w:r>
+      <w:r>
+        <w:t xml:space="preserve"> of tags served via aspects.</w:t>
+      </w:r>
+      <w:r>
+        <w:t xml:space="preserve"> Tags stand in relation with other tags, so a single tag has a so-called anti-tag and a few tags that have associations with the tag. For example, death</w:t>
+      </w:r>
+      <w:r>
+        <w:t>’s anti-tag is life, and it has an association with stillness, silence and darkness tags. Life, in turn, has an association with energy, noise and light.</w:t>
+      </w:r>
+    </w:p>
+    <w:p/>
+    <w:p>
+      <w:pPr>
+        <w:pStyle w:val="Normaali2"/>
+      </w:pPr>
+      <w:r>
+        <w:t>Besides the three types of tags characters can possess, controllers and actors can also have a transient tag, which is basically a tag they have acquired from somewhere else and are carrying but don’t subscribe to themselves.</w:t>
+      </w:r>
+      <w:r>
+        <w:t xml:space="preserve"> </w:t>
+      </w:r>
+      <w:r>
+        <w:t>A transient tag trait carries the latest tag that was acquired, unless the tag conflicts with the character’s other tags, in which case it must be played within one turn before it gets nullified.</w:t>
+      </w:r>
+    </w:p>
+    <w:p>
+      <w:pPr>
+        <w:pStyle w:val="Normaali2"/>
+      </w:pPr>
+    </w:p>
+    <w:p>
+      <w:pPr>
+        <w:pStyle w:val="Normaali2"/>
+      </w:pPr>
+      <w:r>
+        <w:lastRenderedPageBreak/>
+        <w:t xml:space="preserve">Every game entity object carries at least one tag (resonance tag) which means that every such object in the game can be interacted with to reach for that tag. Tags can be found from other sources, too, such as in-season tags that are naturally provided by the current turn (autumn tags are morbid, winter tags are cold, for example). Some game events can spawn special tags, which tend to be the more valuable, the more rare or risky their acquirement is. </w:t>
+      </w:r>
+    </w:p>
+    <w:p>
+      <w:pPr>
+        <w:pStyle w:val="Normaali2"/>
+      </w:pPr>
+    </w:p>
+    <w:p/>
+    <w:p>
+      <w:pPr>
+        <w:pStyle w:val="Otsikko3"/>
+        <w:spacing w:before="0" w:line="240" w:lineRule="auto"/>
+      </w:pPr>
+      <w:r>
+        <w:t xml:space="preserve">  </w:t>
+      </w:r>
+      <w:bookmarkStart w:id="9" w:name="_Toc214451438"/>
+      <w:r>
+        <w:t>4.5 Tag-Pairs and genre specific systems</w:t>
+      </w:r>
+      <w:bookmarkEnd w:id="9"/>
+    </w:p>
+    <w:p/>
+    <w:p>
+      <w:pPr>
+        <w:pStyle w:val="Normaali2"/>
+        <w:rPr>
+          <w:b/>
+          <w:bCs/>
+        </w:rPr>
+      </w:pPr>
       <w:r>
         <w:rPr>
           <w:i/>
           <w:iCs/>
         </w:rPr>
-        <w:t xml:space="preserve">drummer </w:t>
-      </w:r>
-      <w:r>
-        <w:t xml:space="preserve">and </w:t>
-      </w:r>
-      <w:r>
-        <w:rPr>
-          <w:i/>
-          <w:iCs/>
-        </w:rPr>
-        <w:t>keyboard</w:t>
-      </w:r>
-      <w:r>
-        <w:t xml:space="preserve"> aspects</w:t>
-      </w:r>
-      <w:r>
+        <w:t>Transient tags are used to create tag-pairs</w:t>
+      </w:r>
+      <w:r>
+        <w:t xml:space="preserve">, which are special combinations of tags required to meet certain criteria in the creation of a record. To make a record that feels genuinely “blackened” (or TRUE), there must be a so-called </w:t>
+      </w:r>
+      <w:r>
+        <w:rPr>
+          <w:b/>
+          <w:bCs/>
+        </w:rPr>
+        <w:t>re-sacralising tag-pair</w:t>
+      </w:r>
+      <w:r>
+        <w:t xml:space="preserve"> present in the record.</w:t>
+      </w:r>
+      <w:r>
+        <w:t xml:space="preserve"> Tag must be paired with its anti-tag. Beyond the scope of this project for the time being, but noteworthy enough to be mentioned are the </w:t>
+      </w:r>
+      <w:r>
+        <w:rPr>
+          <w:b/>
+          <w:bCs/>
+        </w:rPr>
+        <w:t>de-sacralising (tag vs NULL-tag) and sacralising (2 x tag) tags of death metal and doom metal.</w:t>
+      </w:r>
+    </w:p>
+    <w:p>
+      <w:pPr>
+        <w:pStyle w:val="Normaali2"/>
+      </w:pPr>
+    </w:p>
+    <w:p>
+      <w:pPr>
+        <w:pStyle w:val="Normaali2"/>
         <w:rPr>
           <w:color w:val="EE0000"/>
         </w:rPr>
-        <w:t xml:space="preserve">. </w:t>
-      </w:r>
-    </w:p>
-    <w:p>
-      <w:pPr>
-        <w:pStyle w:val="Normaali2"/>
-      </w:pPr>
-    </w:p>
-    <w:p>
-      <w:pPr>
-        <w:pStyle w:val="Normaali2"/>
-      </w:pPr>
-      <w:r>
-        <w:t xml:space="preserve">Nullsvorn holds the following tags at the beginning of the game: pagan, spiteful, infatuated. </w:t>
-      </w:r>
-      <w:r>
-        <w:t xml:space="preserve">Most of the people Nullsvorn associates with are </w:t>
-      </w:r>
-      <w:r>
-        <w:t>spiteful, negative people</w:t>
-      </w:r>
-      <w:r>
-        <w:t>, so the “</w:t>
-      </w:r>
-      <w:r>
-        <w:t>spiteful tag</w:t>
-      </w:r>
-      <w:r>
-        <w:t xml:space="preserve">” is </w:t>
-      </w:r>
-      <w:r>
-        <w:rPr>
-          <w:b/>
-          <w:bCs/>
-        </w:rPr>
-        <w:t>a resonance tag</w:t>
-      </w:r>
-      <w:r>
-        <w:t xml:space="preserve"> – one that </w:t>
-      </w:r>
-      <w:r>
-        <w:t>sticks</w:t>
-      </w:r>
-      <w:r>
-        <w:t xml:space="preserve"> with the character and is tied to their </w:t>
-      </w:r>
-      <w:r>
-        <w:t>overall circumstances in life</w:t>
-      </w:r>
-      <w:r>
-        <w:t>.</w:t>
-      </w:r>
-      <w:r>
-        <w:t xml:space="preserve"> </w:t>
-      </w:r>
-      <w:r>
-        <w:t xml:space="preserve">They are also feeling infatuated, which is </w:t>
-      </w:r>
-      <w:r>
-        <w:rPr>
-          <w:b/>
-          <w:bCs/>
-        </w:rPr>
-        <w:t>a mood tag</w:t>
-      </w:r>
-      <w:r>
-        <w:t xml:space="preserve"> that can be resolved through simple actions. Mood changes faster than resonance. Finally, the Pagan tag is </w:t>
-      </w:r>
-      <w:r>
-        <w:rPr>
-          <w:b/>
-          <w:bCs/>
-        </w:rPr>
-        <w:t>a conviction tag</w:t>
-      </w:r>
-      <w:r>
-        <w:t>. It means Nullsvorn leads a pagan lifestyle and can always opt to provide a pagan tag to any piece of music they are involved with.</w:t>
-      </w:r>
-      <w:r>
-        <w:t xml:space="preserve"> If Nullsvorn is somehow forced to commit actions that are against their conviction tag, their mood is likely to shift to a negative one.</w:t>
-      </w:r>
-    </w:p>
-    <w:p>
-      <w:pPr>
-        <w:pStyle w:val="Normaali2"/>
-      </w:pPr>
-    </w:p>
-    <w:p>
-      <w:pPr>
-        <w:pStyle w:val="Normaali2"/>
-      </w:pPr>
-      <w:r>
-        <w:t>If Nullsvorn spends an action gestating in the library, they can acquire a transient tag “violence</w:t>
-      </w:r>
-      <w:proofErr w:type="gramStart"/>
-      <w:r>
-        <w:t>”,</w:t>
-      </w:r>
-      <w:proofErr w:type="gramEnd"/>
-      <w:r>
-        <w:t xml:space="preserve"> because they spent a considerable effort studying the second world war</w:t>
-      </w:r>
-      <w:r>
-        <w:t>.</w:t>
-      </w:r>
-      <w:r>
-        <w:t xml:space="preserve"> Nullsvorn can go to a church and acquire “organized religion” as a transient tag, but it will disappear from their possession quickly, because it bothers them (due to the pagan tag). </w:t>
-      </w:r>
-    </w:p>
-    <w:p>
-      <w:pPr>
-        <w:pStyle w:val="Normaali2"/>
-      </w:pPr>
-    </w:p>
-    <w:p>
-      <w:pPr>
-        <w:pStyle w:val="Normaali2"/>
-      </w:pPr>
-      <w:r>
-        <w:t xml:space="preserve">Nullsvorn can write lyrics about paganism all day long, but they must actively mock organized religion by building a pagan – organized religion tag-pair to their lyrics. The act of engaging with the subject matter is disturbing and builds into a visceral reaction </w:t>
-      </w:r>
-      <w:r>
-        <w:lastRenderedPageBreak/>
-        <w:t>on the record, which the listener can hear. The outcome is “serious</w:t>
-      </w:r>
-      <w:proofErr w:type="gramStart"/>
-      <w:r>
-        <w:t>”,</w:t>
-      </w:r>
-      <w:proofErr w:type="gramEnd"/>
-      <w:r>
-        <w:t xml:space="preserve"> not just a surface act.</w:t>
-      </w:r>
-      <w:r>
-        <w:t xml:space="preserve"> So, a re-sacralising tag-pair is made of tag and its anti-tag, the latter which evaporates quickly unless it is pinned down somehow.</w:t>
-      </w:r>
-    </w:p>
-    <w:p>
-      <w:pPr>
-        <w:rPr>
-          <w:sz w:val="24"/>
-          <w:szCs w:val="24"/>
-        </w:rPr>
-      </w:pPr>
-      <w:r>
-        <w:br w:type="page"/>
-      </w:r>
-    </w:p>
-    <w:p>
-      <w:pPr>
-        <w:pStyle w:val="Otsikko2"/>
-        <w:spacing w:before="0" w:line="240" w:lineRule="auto"/>
-      </w:pPr>
-      <w:bookmarkStart w:id="4" w:name="_Toc214451433"/>
-      <w:r>
-        <w:lastRenderedPageBreak/>
-        <w:t>4. Main Features</w:t>
-      </w:r>
-      <w:bookmarkEnd w:id="4"/>
-    </w:p>
+      </w:pPr>
+      <w:r>
+        <w:t xml:space="preserve">So, to sum the process of building a re-sacralising tag-pair: Nullsvorn has the aspect lyricist, which allows them to create an idea that hosts a tag or a tag-pair. They can acquire the organized religion tag as a transient, and immediately (within a turn) place it inside a lyrical idea (so they </w:t>
+      </w:r>
+      <w:r>
+        <w:t>do not</w:t>
+      </w:r>
+      <w:r>
+        <w:t xml:space="preserve"> have to carry it around as a transient). They attach the pagan tag into the same idea, so the pagan-organized religion tag pair is hosted safely inside the idea. </w:t>
+      </w:r>
+    </w:p>
+    <w:p/>
     <w:p>
       <w:pPr>
         <w:pStyle w:val="Otsikko3"/>
         <w:spacing w:before="0" w:line="240" w:lineRule="auto"/>
       </w:pPr>
-    </w:p>
-    <w:p>
-      <w:pPr>
-        <w:pStyle w:val="Otsikko3"/>
-        <w:spacing w:before="0" w:line="240" w:lineRule="auto"/>
-      </w:pPr>
       <w:r>
         <w:t xml:space="preserve">  </w:t>
       </w:r>
-      <w:bookmarkStart w:id="5" w:name="_Toc214451434"/>
-      <w:r>
-        <w:t xml:space="preserve">4.1 </w:t>
-      </w:r>
-      <w:r>
-        <w:t>Core Gameplay Loop</w:t>
-      </w:r>
-      <w:bookmarkEnd w:id="5"/>
-    </w:p>
-    <w:p>
-      <w:pPr>
-        <w:rPr>
-          <w:b/>
-          <w:bCs/>
-        </w:rPr>
-      </w:pPr>
-    </w:p>
+      <w:bookmarkStart w:id="10" w:name="_Toc214451439"/>
+      <w:r>
+        <w:t>4.6 Track Construction and Recording</w:t>
+      </w:r>
+      <w:bookmarkEnd w:id="10"/>
+    </w:p>
+    <w:p/>
     <w:p>
       <w:pPr>
         <w:pStyle w:val="Normaali2"/>
       </w:pPr>
       <w:r>
-        <w:t>A game of Demo(n)Tapes is played across a series of years</w:t>
-      </w:r>
-      <w:r>
-        <w:t xml:space="preserve"> (rounds)</w:t>
-      </w:r>
-      <w:r>
-        <w:t>, which are divided into four seasons (turns).</w:t>
-      </w:r>
-    </w:p>
-    <w:p>
-      <w:pPr>
-        <w:pStyle w:val="Normaali2"/>
-      </w:pPr>
-    </w:p>
-    <w:p>
-      <w:pPr>
-        <w:pStyle w:val="Normaali2"/>
-      </w:pPr>
-      <w:r>
-        <w:t>During each season, every collective (such as the player’s band) chooses one collective action, and this action determines which character actions its members are allowed to perform. A band that is rehearsing can only perform rehearsal-related actions; a band that is gestating can only perform gestation-related actions, and so on.</w:t>
-      </w:r>
-    </w:p>
-    <w:p>
-      <w:pPr>
-        <w:pStyle w:val="Normaali2"/>
-      </w:pPr>
-    </w:p>
-    <w:p>
-      <w:pPr>
-        <w:pStyle w:val="Normaali2"/>
-      </w:pPr>
-      <w:r>
-        <w:t>During their character actions, controllers and actors generate ideas through their aspects, acquire transient tags from the world through interactions, and combine their existing tags into materials that can later be used in the recording process.</w:t>
-      </w:r>
-      <w:r>
-        <w:t xml:space="preserve"> </w:t>
-      </w:r>
-      <w:r>
-        <w:t>Transient tags must be used quickly or they expire, and they are required for the creation of tag-pairs, which are necessary for producing tracks that are perceived as TRUE.</w:t>
-      </w:r>
-      <w:r>
-        <w:t xml:space="preserve"> Besides producing tracks, the band is expected to promote their art by playing shows at underground venues. Without visibility, they are at the mercy of the Keeper.</w:t>
-      </w:r>
-    </w:p>
-    <w:p>
-      <w:pPr>
-        <w:pStyle w:val="Normaali2"/>
-      </w:pPr>
-    </w:p>
-    <w:p>
-      <w:pPr>
-        <w:pStyle w:val="Normaali2"/>
-      </w:pPr>
-      <w:r>
-        <w:t xml:space="preserve">At the end of every season, the results of these actions update the band’s creative progress, ideological profile, and influence on the scene. After every four seasons (one year), overall progress is </w:t>
-      </w:r>
-      <w:r>
-        <w:t>evaluated,</w:t>
-      </w:r>
-      <w:r>
-        <w:t xml:space="preserve"> and the Keeper is determined. The Keeper cannot produce new material but instead influences others from the position of authority</w:t>
-      </w:r>
-      <w:r>
-        <w:t>, by allowing access to cheaper and specialised services</w:t>
-      </w:r>
-      <w:r>
-        <w:t>.</w:t>
-      </w:r>
-      <w:r>
-        <w:t xml:space="preserve"> The Keeper’s goal is to nurture their legacy by lifting bands that are following them, instead of bands that are doing their own thing. </w:t>
-      </w:r>
-    </w:p>
-    <w:p>
-      <w:pPr>
-        <w:pStyle w:val="Normaali2"/>
-      </w:pPr>
-    </w:p>
-    <w:p>
-      <w:pPr>
-        <w:pStyle w:val="Normaali2"/>
-      </w:pPr>
-      <w:r>
-        <w:t>A band that gets on the wrong side of the Keeper must efficiently exist in the minds of the rest of the scene as the most radical and true cult example of it, up to a point in which the Keepers manoeuvring against them fails. This is accomplished by getting funded by sheer success and siphoning street credibility from the elites.</w:t>
-      </w:r>
-    </w:p>
-    <w:p>
-      <w:pPr>
-        <w:pStyle w:val="Normaali2"/>
-      </w:pPr>
-    </w:p>
-    <w:p>
-      <w:pPr>
-        <w:pStyle w:val="Normaali2"/>
-      </w:pPr>
-      <w:r>
-        <w:lastRenderedPageBreak/>
-        <w:t xml:space="preserve">The loop repeats </w:t>
-      </w:r>
-      <w:r>
-        <w:t>indefinitely, until an end-game action terminates the scene. An end-game action can be an outside force halting the scene’s free action (because of too much notoriety), or the concept of true getting somehow lost in the process.</w:t>
-      </w:r>
-      <w:r>
-        <w:t xml:space="preserve"> The elites can also determine </w:t>
-      </w:r>
-      <w:r>
-        <w:t>all</w:t>
-      </w:r>
-      <w:r>
-        <w:t xml:space="preserve"> the scene’s actors as posers and move to follow other artists.</w:t>
-      </w:r>
-    </w:p>
-    <w:p/>
-    <w:p/>
-    <w:p>
-      <w:pPr>
-        <w:pStyle w:val="Otsikko3"/>
-        <w:spacing w:before="0" w:line="240" w:lineRule="auto"/>
-      </w:pPr>
-      <w:r>
-        <w:t xml:space="preserve">  </w:t>
-      </w:r>
-      <w:bookmarkStart w:id="6" w:name="_Toc214451435"/>
-      <w:r>
-        <w:t xml:space="preserve">4.2 </w:t>
-      </w:r>
-      <w:r>
-        <w:t xml:space="preserve">Character </w:t>
-      </w:r>
-      <w:r>
-        <w:t>Actions</w:t>
-      </w:r>
-      <w:bookmarkEnd w:id="6"/>
-    </w:p>
-    <w:p/>
-    <w:p>
-      <w:pPr>
-        <w:pStyle w:val="Otsikko4"/>
-      </w:pPr>
-      <w:r>
-        <w:t>4.2.1 Gestation Actions</w:t>
-      </w:r>
-    </w:p>
-    <w:p>
-      <w:pPr>
-        <w:pStyle w:val="Normaali2"/>
-      </w:pPr>
-      <w:r>
-        <w:t>Gestation actions create ideas, which are aspects that carry tags. Gestation actions also involve tape-trade and exchange of ideas in general between players.</w:t>
-      </w:r>
-    </w:p>
-    <w:p>
-      <w:pPr>
-        <w:pStyle w:val="Otsikko4"/>
-      </w:pPr>
-      <w:r>
-        <w:t>4.2.2 Rehearsal Actions</w:t>
-      </w:r>
-    </w:p>
-    <w:p>
-      <w:pPr>
-        <w:pStyle w:val="Normaali2"/>
-      </w:pPr>
-      <w:r>
-        <w:t>Rehearsal actions are for sharpening the gestated ideas into perfection and recording them down unto a demo tape.</w:t>
-      </w:r>
-    </w:p>
-    <w:p>
-      <w:pPr>
-        <w:pStyle w:val="Otsikko4"/>
-      </w:pPr>
-      <w:r>
-        <w:t>4.2.3 Promotional Actions</w:t>
-      </w:r>
-    </w:p>
-    <w:p>
-      <w:pPr>
-        <w:pStyle w:val="Normaali2"/>
-      </w:pPr>
-      <w:r>
-        <w:t xml:space="preserve">Promotional actions are for getting others acquainted with your materials beyond the Keeper’s supervision. </w:t>
-      </w:r>
-    </w:p>
-    <w:p>
-      <w:pPr>
-        <w:pStyle w:val="Otsikko4"/>
-      </w:pPr>
-      <w:r>
-        <w:t>4.2.4 Keeper Actions</w:t>
-      </w:r>
-    </w:p>
-    <w:p/>
-    <w:p>
-      <w:pPr>
-        <w:pStyle w:val="Otsikko3"/>
-        <w:spacing w:before="0" w:line="240" w:lineRule="auto"/>
-      </w:pPr>
-      <w:r>
-        <w:t xml:space="preserve">  </w:t>
-      </w:r>
-      <w:bookmarkStart w:id="7" w:name="_Toc214451436"/>
-      <w:r>
-        <w:t xml:space="preserve">4.3 </w:t>
-      </w:r>
-      <w:r>
-        <w:t>Characters, Aspects, and Ideas</w:t>
-      </w:r>
-      <w:bookmarkEnd w:id="7"/>
-    </w:p>
-    <w:p/>
-    <w:p>
-      <w:pPr>
-        <w:pStyle w:val="Normaali2"/>
-      </w:pPr>
-      <w:r>
-        <w:t xml:space="preserve">Two broader types of operative agencies exist in the game. </w:t>
-      </w:r>
-      <w:r>
-        <w:rPr>
-          <w:b/>
-          <w:bCs/>
-        </w:rPr>
-        <w:t>Collectives</w:t>
-      </w:r>
-      <w:r>
-        <w:t xml:space="preserve"> are usually bands (such as Not_saved), but any game entity that operates via agents could be depicted as a collective if such a scale is necessary. </w:t>
-      </w:r>
-      <w:r>
-        <w:rPr>
-          <w:b/>
-          <w:bCs/>
-        </w:rPr>
-        <w:t>Game Entities (often referred to as characters)</w:t>
-      </w:r>
-      <w:r>
-        <w:t xml:space="preserve"> are individual game entities that can form collectives and are also divided into subcategories such as </w:t>
-      </w:r>
-      <w:r>
-        <w:rPr>
-          <w:b/>
-          <w:bCs/>
-        </w:rPr>
-        <w:t>Actors</w:t>
-      </w:r>
-      <w:r>
-        <w:t xml:space="preserve"> (collective members) and </w:t>
-      </w:r>
-      <w:r>
-        <w:rPr>
-          <w:b/>
-          <w:bCs/>
-        </w:rPr>
-        <w:t>Controllers</w:t>
-      </w:r>
-      <w:r>
-        <w:t xml:space="preserve"> (collective leaders). Even tracks are </w:t>
-      </w:r>
-      <w:r>
-        <w:t>game entities</w:t>
-      </w:r>
-      <w:r>
-        <w:t>, and hence a recording is a collective.</w:t>
-      </w:r>
-    </w:p>
-    <w:p>
-      <w:pPr>
-        <w:pStyle w:val="Normaali2"/>
-      </w:pPr>
-      <w:r>
-        <w:t>The distinction between collectives and game entities spreads actions (see below) into collective and character actions. A character within a collective has a set of character actions determined by which collective action their collective has taken (determined by the controller of that collective). A band that is rehearsing, has band members that can only do rehearsing actions.</w:t>
-      </w:r>
-    </w:p>
-    <w:p/>
-    <w:p/>
-    <w:p>
-      <w:pPr>
-        <w:pStyle w:val="Normaali2"/>
-      </w:pPr>
-      <w:r>
-        <w:t xml:space="preserve">An aspect </w:t>
-      </w:r>
-      <w:r>
-        <w:t>does not</w:t>
-      </w:r>
-      <w:r>
-        <w:t xml:space="preserve"> do </w:t>
-      </w:r>
-      <w:proofErr w:type="gramStart"/>
-      <w:r>
-        <w:t>much</w:t>
-      </w:r>
-      <w:proofErr w:type="gramEnd"/>
-      <w:r>
-        <w:t xml:space="preserve"> by itself</w:t>
-      </w:r>
-      <w:r>
-        <w:t>, but it can be instantiated into an idea, and an idea can (and must) host a tag (see below). Each character has a capacity to indefinitely hold a set number of ideas, but the idea must be built again once expended.</w:t>
-      </w:r>
-    </w:p>
-    <w:p/>
-    <w:p>
-      <w:pPr>
-        <w:pStyle w:val="Otsikko3"/>
-        <w:spacing w:before="0" w:line="240" w:lineRule="auto"/>
-      </w:pPr>
-      <w:r>
-        <w:t xml:space="preserve">  </w:t>
-      </w:r>
-      <w:bookmarkStart w:id="8" w:name="_Toc214451437"/>
-      <w:r>
-        <w:t xml:space="preserve">4.4 </w:t>
-      </w:r>
-      <w:r>
-        <w:t>Tags (Emotional / Ideological systems)</w:t>
-      </w:r>
-      <w:bookmarkEnd w:id="8"/>
-    </w:p>
-    <w:p/>
-    <w:p>
-      <w:pPr>
-        <w:pStyle w:val="Normaali2"/>
-      </w:pPr>
-      <w:r>
-        <w:rPr>
-          <w:b/>
-          <w:bCs/>
-        </w:rPr>
-        <w:t>Tags</w:t>
-      </w:r>
-      <w:r>
-        <w:t xml:space="preserve"> are the single most important trait in the whole </w:t>
-      </w:r>
-      <w:r>
-        <w:t>game because</w:t>
-      </w:r>
-      <w:r>
-        <w:t xml:space="preserve"> tracks are </w:t>
-      </w:r>
-      <w:r>
-        <w:t>arrangements</w:t>
-      </w:r>
-      <w:r>
-        <w:t xml:space="preserve"> of tags served via aspects.</w:t>
-      </w:r>
-    </w:p>
-    <w:p/>
-    <w:p>
-      <w:pPr>
-        <w:pStyle w:val="Normaali2"/>
-      </w:pPr>
-      <w:r>
-        <w:t xml:space="preserve">Besides the three types of tags characters can possess, controllers and actors can also have a transient tag, which is </w:t>
-      </w:r>
-      <w:proofErr w:type="gramStart"/>
-      <w:r>
-        <w:t>basically a</w:t>
-      </w:r>
-      <w:proofErr w:type="gramEnd"/>
-      <w:r>
-        <w:t xml:space="preserve"> tag they have acquired from somewhere else and are carrying but </w:t>
-      </w:r>
-      <w:proofErr w:type="gramStart"/>
-      <w:r>
-        <w:t>don’t</w:t>
-      </w:r>
-      <w:proofErr w:type="gramEnd"/>
-      <w:r>
-        <w:t xml:space="preserve"> subscribe to themselves.</w:t>
-      </w:r>
-    </w:p>
-    <w:p>
-      <w:pPr>
-        <w:pStyle w:val="Normaali2"/>
-      </w:pPr>
-    </w:p>
-    <w:p>
-      <w:pPr>
-        <w:pStyle w:val="Normaali2"/>
-      </w:pPr>
-      <w:r>
-        <w:t>A transient tag trait carries the latest tag that was acquired, unless the tag conflicts with the character’s other tags, in which case it must be played within one turn before it gets nullified.</w:t>
-      </w:r>
-    </w:p>
-    <w:p>
-      <w:pPr>
-        <w:pStyle w:val="Normaali2"/>
-      </w:pPr>
-    </w:p>
-    <w:p/>
-    <w:p>
-      <w:pPr>
-        <w:pStyle w:val="Otsikko3"/>
-        <w:spacing w:before="0" w:line="240" w:lineRule="auto"/>
-      </w:pPr>
-      <w:r>
-        <w:t xml:space="preserve">  </w:t>
-      </w:r>
-      <w:bookmarkStart w:id="9" w:name="_Toc214451438"/>
-      <w:r>
-        <w:t>4.5 Tag-Pairs and genre specific systems</w:t>
-      </w:r>
-      <w:bookmarkEnd w:id="9"/>
-    </w:p>
-    <w:p/>
-    <w:p>
-      <w:pPr>
-        <w:pStyle w:val="Normaali2"/>
-      </w:pPr>
-      <w:r>
-        <w:rPr>
-          <w:i/>
-          <w:iCs/>
-        </w:rPr>
-        <w:t>Transient tags are used to create tag-pairs</w:t>
-      </w:r>
-      <w:r>
-        <w:t xml:space="preserve">, which are special combinations of tags required to meet certain criteria in the creation of a record. To make a record that feels genuinely “blackened” (or TRUE), there must be a so-called </w:t>
-      </w:r>
-      <w:r>
-        <w:rPr>
-          <w:b/>
-          <w:bCs/>
-        </w:rPr>
-        <w:t>re-sacralising tag-pair</w:t>
-      </w:r>
-      <w:r>
-        <w:t xml:space="preserve"> present in the record.</w:t>
-      </w:r>
-    </w:p>
-    <w:p>
-      <w:pPr>
-        <w:pStyle w:val="Normaali2"/>
-      </w:pPr>
-    </w:p>
-    <w:p>
-      <w:pPr>
-        <w:pStyle w:val="Normaali2"/>
-        <w:rPr>
-          <w:color w:val="EE0000"/>
-        </w:rPr>
-      </w:pPr>
-      <w:r>
-        <w:t xml:space="preserve">So, to sum the process of building a re-sacralising tag-pair: Nullsvorn has the aspect lyricist, which allows them to create an idea that hosts a tag or a tag-pair. They can acquire the organized religion tag as a transient, and immediately (within a turn) place it inside a lyrical idea (so they </w:t>
-      </w:r>
-      <w:r>
-        <w:t>do not</w:t>
-      </w:r>
-      <w:r>
-        <w:t xml:space="preserve"> have to carry it around as a transient). They attach the pagan tag into the same idea, so the pagan-organized religion tag pair is hosted safely inside the idea. </w:t>
-      </w:r>
-    </w:p>
-    <w:p/>
-    <w:p>
-      <w:pPr>
-        <w:pStyle w:val="Otsikko3"/>
-        <w:spacing w:before="0" w:line="240" w:lineRule="auto"/>
-      </w:pPr>
-      <w:r>
-        <w:t xml:space="preserve">  </w:t>
-      </w:r>
-      <w:bookmarkStart w:id="10" w:name="_Toc214451439"/>
-      <w:r>
-        <w:t>4.6 Track Construction and Recording</w:t>
-      </w:r>
-      <w:bookmarkEnd w:id="10"/>
-    </w:p>
-    <w:p/>
-    <w:p>
-      <w:pPr>
-        <w:pStyle w:val="Normaali2"/>
-      </w:pPr>
-      <w:r>
-        <w:lastRenderedPageBreak/>
         <w:t>Next, Nullsvorn uses another aspect, to create a fry vocals idea that hosts the lyrical idea. Finally, Nullsvorn uses the final idea on a recording, and the lyrics of that track are mechanically considered “true.”</w:t>
       </w:r>
     </w:p>
@@ -5646,20 +5483,8 @@
           <w:sz w:val="24"/>
           <w:szCs w:val="24"/>
         </w:rPr>
-        <w:t xml:space="preserve">Topics with (*) usually extended to separate detailed documents, in this project can be simply </w:t>
-      </w:r>
-      <w:proofErr w:type="gramStart"/>
-      <w:r>
-        <w:rPr>
-          <w:i/>
-          <w:iCs/>
-          <w:color w:val="404040"/>
-          <w:sz w:val="24"/>
-          <w:szCs w:val="24"/>
-        </w:rPr>
-        <w:t>summarized</w:t>
-      </w:r>
-      <w:proofErr w:type="gramEnd"/>
+        <w:t>Topics with (*) usually extended to separate detailed documents, in this project can be simply summarized</w:t>
+      </w:r>
     </w:p>
     <w:p>
       <w:pPr>
@@ -6543,6 +6368,7 @@
   <w:style w:type="character" w:default="1" w:styleId="Kappaleenoletusfontti">
     <w:name w:val="Default Paragraph Font"/>
     <w:uiPriority w:val="1"/>
+    <w:semiHidden/>
     <w:unhideWhenUsed/>
   </w:style>
   <w:style w:type="table" w:default="1" w:styleId="Normaalitaulukko">

--- a/TheProspector/Assets/Docs/Related School Work/LUT/Game Design Document.docx
+++ b/TheProspector/Assets/Docs/Related School Work/LUT/Game Design Document.docx
@@ -1557,7 +1557,7 @@
           <w:r>
             <w:fldChar w:fldCharType="separate"/>
           </w:r>
-          <w:hyperlink w:anchor="_Toc214451430" w:history="1">
+          <w:hyperlink w:anchor="_Toc214536503" w:history="1">
             <w:r>
               <w:rPr>
                 <w:rStyle w:val="Hyperlinkki"/>
@@ -1584,7 +1584,7 @@
                 <w:noProof/>
                 <w:webHidden/>
               </w:rPr>
-              <w:instrText xml:space="preserve"> PAGEREF _Toc214451430 \h </w:instrText>
+              <w:instrText xml:space="preserve"> PAGEREF _Toc214536503 \h </w:instrText>
             </w:r>
             <w:r>
               <w:rPr>
@@ -1631,7 +1631,7 @@
               <w14:ligatures w14:val="standardContextual"/>
             </w:rPr>
           </w:pPr>
-          <w:hyperlink w:anchor="_Toc214451431" w:history="1">
+          <w:hyperlink w:anchor="_Toc214536504" w:history="1">
             <w:r>
               <w:rPr>
                 <w:rStyle w:val="Hyperlinkki"/>
@@ -1658,7 +1658,7 @@
                 <w:noProof/>
                 <w:webHidden/>
               </w:rPr>
-              <w:instrText xml:space="preserve"> PAGEREF _Toc214451431 \h </w:instrText>
+              <w:instrText xml:space="preserve"> PAGEREF _Toc214536504 \h </w:instrText>
             </w:r>
             <w:r>
               <w:rPr>
@@ -1678,7 +1678,7 @@
                 <w:noProof/>
                 <w:webHidden/>
               </w:rPr>
-              <w:t>6</w:t>
+              <w:t>7</w:t>
             </w:r>
             <w:r>
               <w:rPr>
@@ -1705,7 +1705,7 @@
               <w14:ligatures w14:val="standardContextual"/>
             </w:rPr>
           </w:pPr>
-          <w:hyperlink w:anchor="_Toc214451432" w:history="1">
+          <w:hyperlink w:anchor="_Toc214536505" w:history="1">
             <w:r>
               <w:rPr>
                 <w:rStyle w:val="Hyperlinkki"/>
@@ -1732,7 +1732,7 @@
                 <w:noProof/>
                 <w:webHidden/>
               </w:rPr>
-              <w:instrText xml:space="preserve"> PAGEREF _Toc214451432 \h </w:instrText>
+              <w:instrText xml:space="preserve"> PAGEREF _Toc214536505 \h </w:instrText>
             </w:r>
             <w:r>
               <w:rPr>
@@ -1752,7 +1752,7 @@
                 <w:noProof/>
                 <w:webHidden/>
               </w:rPr>
-              <w:t>7</w:t>
+              <w:t>8</w:t>
             </w:r>
             <w:r>
               <w:rPr>
@@ -1779,7 +1779,7 @@
               <w14:ligatures w14:val="standardContextual"/>
             </w:rPr>
           </w:pPr>
-          <w:hyperlink w:anchor="_Toc214451433" w:history="1">
+          <w:hyperlink w:anchor="_Toc214536506" w:history="1">
             <w:r>
               <w:rPr>
                 <w:rStyle w:val="Hyperlinkki"/>
@@ -1806,7 +1806,7 @@
                 <w:noProof/>
                 <w:webHidden/>
               </w:rPr>
-              <w:instrText xml:space="preserve"> PAGEREF _Toc214451433 \h </w:instrText>
+              <w:instrText xml:space="preserve"> PAGEREF _Toc214536506 \h </w:instrText>
             </w:r>
             <w:r>
               <w:rPr>
@@ -1853,7 +1853,7 @@
               <w14:ligatures w14:val="standardContextual"/>
             </w:rPr>
           </w:pPr>
-          <w:hyperlink w:anchor="_Toc214451434" w:history="1">
+          <w:hyperlink w:anchor="_Toc214536507" w:history="1">
             <w:r>
               <w:rPr>
                 <w:rStyle w:val="Hyperlinkki"/>
@@ -1880,7 +1880,7 @@
                 <w:noProof/>
                 <w:webHidden/>
               </w:rPr>
-              <w:instrText xml:space="preserve"> PAGEREF _Toc214451434 \h </w:instrText>
+              <w:instrText xml:space="preserve"> PAGEREF _Toc214536507 \h </w:instrText>
             </w:r>
             <w:r>
               <w:rPr>
@@ -1927,13 +1927,13 @@
               <w14:ligatures w14:val="standardContextual"/>
             </w:rPr>
           </w:pPr>
-          <w:hyperlink w:anchor="_Toc214451435" w:history="1">
+          <w:hyperlink w:anchor="_Toc214536508" w:history="1">
             <w:r>
               <w:rPr>
                 <w:rStyle w:val="Hyperlinkki"/>
                 <w:noProof/>
               </w:rPr>
-              <w:t>4.2 Character Actions</w:t>
+              <w:t>4.2 Game Entity Characters, Operative agencies and character actions</w:t>
             </w:r>
             <w:r>
               <w:rPr>
@@ -1954,7 +1954,7 @@
                 <w:noProof/>
                 <w:webHidden/>
               </w:rPr>
-              <w:instrText xml:space="preserve"> PAGEREF _Toc214451435 \h </w:instrText>
+              <w:instrText xml:space="preserve"> PAGEREF _Toc214536508 \h </w:instrText>
             </w:r>
             <w:r>
               <w:rPr>
@@ -2001,13 +2001,13 @@
               <w14:ligatures w14:val="standardContextual"/>
             </w:rPr>
           </w:pPr>
-          <w:hyperlink w:anchor="_Toc214451436" w:history="1">
+          <w:hyperlink w:anchor="_Toc214536509" w:history="1">
             <w:r>
               <w:rPr>
                 <w:rStyle w:val="Hyperlinkki"/>
                 <w:noProof/>
               </w:rPr>
-              <w:t>4.3 Characters, Aspects, and Ideas</w:t>
+              <w:t>4.3 Aspects, Ideas and Conveyance</w:t>
             </w:r>
             <w:r>
               <w:rPr>
@@ -2028,7 +2028,7 @@
                 <w:noProof/>
                 <w:webHidden/>
               </w:rPr>
-              <w:instrText xml:space="preserve"> PAGEREF _Toc214451436 \h </w:instrText>
+              <w:instrText xml:space="preserve"> PAGEREF _Toc214536509 \h </w:instrText>
             </w:r>
             <w:r>
               <w:rPr>
@@ -2048,7 +2048,7 @@
                 <w:noProof/>
                 <w:webHidden/>
               </w:rPr>
-              <w:t>11</w:t>
+              <w:t>12</w:t>
             </w:r>
             <w:r>
               <w:rPr>
@@ -2075,7 +2075,7 @@
               <w14:ligatures w14:val="standardContextual"/>
             </w:rPr>
           </w:pPr>
-          <w:hyperlink w:anchor="_Toc214451437" w:history="1">
+          <w:hyperlink w:anchor="_Toc214536510" w:history="1">
             <w:r>
               <w:rPr>
                 <w:rStyle w:val="Hyperlinkki"/>
@@ -2102,7 +2102,7 @@
                 <w:noProof/>
                 <w:webHidden/>
               </w:rPr>
-              <w:instrText xml:space="preserve"> PAGEREF _Toc214451437 \h </w:instrText>
+              <w:instrText xml:space="preserve"> PAGEREF _Toc214536510 \h </w:instrText>
             </w:r>
             <w:r>
               <w:rPr>
@@ -2122,7 +2122,7 @@
                 <w:noProof/>
                 <w:webHidden/>
               </w:rPr>
-              <w:t>11</w:t>
+              <w:t>13</w:t>
             </w:r>
             <w:r>
               <w:rPr>
@@ -2149,7 +2149,7 @@
               <w14:ligatures w14:val="standardContextual"/>
             </w:rPr>
           </w:pPr>
-          <w:hyperlink w:anchor="_Toc214451438" w:history="1">
+          <w:hyperlink w:anchor="_Toc214536511" w:history="1">
             <w:r>
               <w:rPr>
                 <w:rStyle w:val="Hyperlinkki"/>
@@ -2176,7 +2176,7 @@
                 <w:noProof/>
                 <w:webHidden/>
               </w:rPr>
-              <w:instrText xml:space="preserve"> PAGEREF _Toc214451438 \h </w:instrText>
+              <w:instrText xml:space="preserve"> PAGEREF _Toc214536511 \h </w:instrText>
             </w:r>
             <w:r>
               <w:rPr>
@@ -2196,7 +2196,7 @@
                 <w:noProof/>
                 <w:webHidden/>
               </w:rPr>
-              <w:t>12</w:t>
+              <w:t>14</w:t>
             </w:r>
             <w:r>
               <w:rPr>
@@ -2223,13 +2223,13 @@
               <w14:ligatures w14:val="standardContextual"/>
             </w:rPr>
           </w:pPr>
-          <w:hyperlink w:anchor="_Toc214451439" w:history="1">
+          <w:hyperlink w:anchor="_Toc214536512" w:history="1">
             <w:r>
               <w:rPr>
                 <w:rStyle w:val="Hyperlinkki"/>
                 <w:noProof/>
               </w:rPr>
-              <w:t>4.6 Track Construction and Recording</w:t>
+              <w:t>4.6. There is true and there is true, also the novelty factor</w:t>
             </w:r>
             <w:r>
               <w:rPr>
@@ -2250,7 +2250,7 @@
                 <w:noProof/>
                 <w:webHidden/>
               </w:rPr>
-              <w:instrText xml:space="preserve"> PAGEREF _Toc214451439 \h </w:instrText>
+              <w:instrText xml:space="preserve"> PAGEREF _Toc214536512 \h </w:instrText>
             </w:r>
             <w:r>
               <w:rPr>
@@ -2270,7 +2270,7 @@
                 <w:noProof/>
                 <w:webHidden/>
               </w:rPr>
-              <w:t>12</w:t>
+              <w:t>15</w:t>
             </w:r>
             <w:r>
               <w:rPr>
@@ -2297,13 +2297,13 @@
               <w14:ligatures w14:val="standardContextual"/>
             </w:rPr>
           </w:pPr>
-          <w:hyperlink w:anchor="_Toc214451440" w:history="1">
+          <w:hyperlink w:anchor="_Toc214536513" w:history="1">
             <w:r>
               <w:rPr>
                 <w:rStyle w:val="Hyperlinkki"/>
                 <w:noProof/>
               </w:rPr>
-              <w:t>4.7 Band and Collective Systems</w:t>
+              <w:t>4.7 Track Construction and Recording</w:t>
             </w:r>
             <w:r>
               <w:rPr>
@@ -2324,7 +2324,7 @@
                 <w:noProof/>
                 <w:webHidden/>
               </w:rPr>
-              <w:instrText xml:space="preserve"> PAGEREF _Toc214451440 \h </w:instrText>
+              <w:instrText xml:space="preserve"> PAGEREF _Toc214536513 \h </w:instrText>
             </w:r>
             <w:r>
               <w:rPr>
@@ -2344,7 +2344,7 @@
                 <w:noProof/>
                 <w:webHidden/>
               </w:rPr>
-              <w:t>12</w:t>
+              <w:t>16</w:t>
             </w:r>
             <w:r>
               <w:rPr>
@@ -2371,13 +2371,13 @@
               <w14:ligatures w14:val="standardContextual"/>
             </w:rPr>
           </w:pPr>
-          <w:hyperlink w:anchor="_Toc214451441" w:history="1">
+          <w:hyperlink w:anchor="_Toc214536514" w:history="1">
             <w:r>
               <w:rPr>
                 <w:rStyle w:val="Hyperlinkki"/>
                 <w:noProof/>
               </w:rPr>
-              <w:t>4.8 Multiplayer Mode</w:t>
+              <w:t>4.8 Band and Collective Systems</w:t>
             </w:r>
             <w:r>
               <w:rPr>
@@ -2398,7 +2398,7 @@
                 <w:noProof/>
                 <w:webHidden/>
               </w:rPr>
-              <w:instrText xml:space="preserve"> PAGEREF _Toc214451441 \h </w:instrText>
+              <w:instrText xml:space="preserve"> PAGEREF _Toc214536514 \h </w:instrText>
             </w:r>
             <w:r>
               <w:rPr>
@@ -2418,7 +2418,81 @@
                 <w:noProof/>
                 <w:webHidden/>
               </w:rPr>
-              <w:t>12</w:t>
+              <w:t>16</w:t>
+            </w:r>
+            <w:r>
+              <w:rPr>
+                <w:noProof/>
+                <w:webHidden/>
+              </w:rPr>
+              <w:fldChar w:fldCharType="end"/>
+            </w:r>
+          </w:hyperlink>
+        </w:p>
+        <w:p>
+          <w:pPr>
+            <w:pStyle w:val="Sisluet3"/>
+            <w:tabs>
+              <w:tab w:val="right" w:leader="dot" w:pos="9019"/>
+            </w:tabs>
+            <w:rPr>
+              <w:rFonts w:asciiTheme="minorHAnsi" w:eastAsiaTheme="minorEastAsia" w:hAnsiTheme="minorHAnsi" w:cstheme="minorBidi"/>
+              <w:noProof/>
+              <w:kern w:val="2"/>
+              <w:sz w:val="24"/>
+              <w:szCs w:val="24"/>
+              <w:lang w:val="fi-FI"/>
+              <w14:ligatures w14:val="standardContextual"/>
+            </w:rPr>
+          </w:pPr>
+          <w:hyperlink w:anchor="_Toc214536515" w:history="1">
+            <w:r>
+              <w:rPr>
+                <w:rStyle w:val="Hyperlinkki"/>
+                <w:noProof/>
+              </w:rPr>
+              <w:t>4.9 Multiplayer Mode</w:t>
+            </w:r>
+            <w:r>
+              <w:rPr>
+                <w:noProof/>
+                <w:webHidden/>
+              </w:rPr>
+              <w:tab/>
+            </w:r>
+            <w:r>
+              <w:rPr>
+                <w:noProof/>
+                <w:webHidden/>
+              </w:rPr>
+              <w:fldChar w:fldCharType="begin"/>
+            </w:r>
+            <w:r>
+              <w:rPr>
+                <w:noProof/>
+                <w:webHidden/>
+              </w:rPr>
+              <w:instrText xml:space="preserve"> PAGEREF _Toc214536515 \h </w:instrText>
+            </w:r>
+            <w:r>
+              <w:rPr>
+                <w:noProof/>
+                <w:webHidden/>
+              </w:rPr>
+            </w:r>
+            <w:r>
+              <w:rPr>
+                <w:noProof/>
+                <w:webHidden/>
+              </w:rPr>
+              <w:fldChar w:fldCharType="separate"/>
+            </w:r>
+            <w:r>
+              <w:rPr>
+                <w:noProof/>
+                <w:webHidden/>
+              </w:rPr>
+              <w:t>16</w:t>
             </w:r>
             <w:r>
               <w:rPr>
@@ -2445,7 +2519,7 @@
               <w14:ligatures w14:val="standardContextual"/>
             </w:rPr>
           </w:pPr>
-          <w:hyperlink w:anchor="_Toc214451442" w:history="1">
+          <w:hyperlink w:anchor="_Toc214536516" w:history="1">
             <w:r>
               <w:rPr>
                 <w:rStyle w:val="Hyperlinkki"/>
@@ -2472,7 +2546,7 @@
                 <w:noProof/>
                 <w:webHidden/>
               </w:rPr>
-              <w:instrText xml:space="preserve"> PAGEREF _Toc214451442 \h </w:instrText>
+              <w:instrText xml:space="preserve"> PAGEREF _Toc214536516 \h </w:instrText>
             </w:r>
             <w:r>
               <w:rPr>
@@ -2492,7 +2566,7 @@
                 <w:noProof/>
                 <w:webHidden/>
               </w:rPr>
-              <w:t>13</w:t>
+              <w:t>17</w:t>
             </w:r>
             <w:r>
               <w:rPr>
@@ -2519,7 +2593,7 @@
               <w14:ligatures w14:val="standardContextual"/>
             </w:rPr>
           </w:pPr>
-          <w:hyperlink w:anchor="_Toc214451443" w:history="1">
+          <w:hyperlink w:anchor="_Toc214536517" w:history="1">
             <w:r>
               <w:rPr>
                 <w:rStyle w:val="Hyperlinkki"/>
@@ -2546,7 +2620,7 @@
                 <w:noProof/>
                 <w:webHidden/>
               </w:rPr>
-              <w:instrText xml:space="preserve"> PAGEREF _Toc214451443 \h </w:instrText>
+              <w:instrText xml:space="preserve"> PAGEREF _Toc214536517 \h </w:instrText>
             </w:r>
             <w:r>
               <w:rPr>
@@ -2566,7 +2640,7 @@
                 <w:noProof/>
                 <w:webHidden/>
               </w:rPr>
-              <w:t>14</w:t>
+              <w:t>18</w:t>
             </w:r>
             <w:r>
               <w:rPr>
@@ -2593,7 +2667,7 @@
               <w14:ligatures w14:val="standardContextual"/>
             </w:rPr>
           </w:pPr>
-          <w:hyperlink w:anchor="_Toc214451444" w:history="1">
+          <w:hyperlink w:anchor="_Toc214536518" w:history="1">
             <w:r>
               <w:rPr>
                 <w:rStyle w:val="Hyperlinkki"/>
@@ -2620,7 +2694,7 @@
                 <w:noProof/>
                 <w:webHidden/>
               </w:rPr>
-              <w:instrText xml:space="preserve"> PAGEREF _Toc214451444 \h </w:instrText>
+              <w:instrText xml:space="preserve"> PAGEREF _Toc214536518 \h </w:instrText>
             </w:r>
             <w:r>
               <w:rPr>
@@ -2640,7 +2714,7 @@
                 <w:noProof/>
                 <w:webHidden/>
               </w:rPr>
-              <w:t>15</w:t>
+              <w:t>19</w:t>
             </w:r>
             <w:r>
               <w:rPr>
@@ -2667,7 +2741,7 @@
               <w14:ligatures w14:val="standardContextual"/>
             </w:rPr>
           </w:pPr>
-          <w:hyperlink w:anchor="_Toc214451445" w:history="1">
+          <w:hyperlink w:anchor="_Toc214536519" w:history="1">
             <w:r>
               <w:rPr>
                 <w:rStyle w:val="Hyperlinkki"/>
@@ -2694,7 +2768,7 @@
                 <w:noProof/>
                 <w:webHidden/>
               </w:rPr>
-              <w:instrText xml:space="preserve"> PAGEREF _Toc214451445 \h </w:instrText>
+              <w:instrText xml:space="preserve"> PAGEREF _Toc214536519 \h </w:instrText>
             </w:r>
             <w:r>
               <w:rPr>
@@ -2714,7 +2788,7 @@
                 <w:noProof/>
                 <w:webHidden/>
               </w:rPr>
-              <w:t>15</w:t>
+              <w:t>19</w:t>
             </w:r>
             <w:r>
               <w:rPr>
@@ -2741,7 +2815,7 @@
               <w14:ligatures w14:val="standardContextual"/>
             </w:rPr>
           </w:pPr>
-          <w:hyperlink w:anchor="_Toc214451446" w:history="1">
+          <w:hyperlink w:anchor="_Toc214536520" w:history="1">
             <w:r>
               <w:rPr>
                 <w:rStyle w:val="Hyperlinkki"/>
@@ -2768,7 +2842,7 @@
                 <w:noProof/>
                 <w:webHidden/>
               </w:rPr>
-              <w:instrText xml:space="preserve"> PAGEREF _Toc214451446 \h </w:instrText>
+              <w:instrText xml:space="preserve"> PAGEREF _Toc214536520 \h </w:instrText>
             </w:r>
             <w:r>
               <w:rPr>
@@ -2788,7 +2862,7 @@
                 <w:noProof/>
                 <w:webHidden/>
               </w:rPr>
-              <w:t>15</w:t>
+              <w:t>19</w:t>
             </w:r>
             <w:r>
               <w:rPr>
@@ -2815,7 +2889,7 @@
               <w14:ligatures w14:val="standardContextual"/>
             </w:rPr>
           </w:pPr>
-          <w:hyperlink w:anchor="_Toc214451447" w:history="1">
+          <w:hyperlink w:anchor="_Toc214536521" w:history="1">
             <w:r>
               <w:rPr>
                 <w:rStyle w:val="Hyperlinkki"/>
@@ -2842,7 +2916,7 @@
                 <w:noProof/>
                 <w:webHidden/>
               </w:rPr>
-              <w:instrText xml:space="preserve"> PAGEREF _Toc214451447 \h </w:instrText>
+              <w:instrText xml:space="preserve"> PAGEREF _Toc214536521 \h </w:instrText>
             </w:r>
             <w:r>
               <w:rPr>
@@ -2862,7 +2936,7 @@
                 <w:noProof/>
                 <w:webHidden/>
               </w:rPr>
-              <w:t>15</w:t>
+              <w:t>19</w:t>
             </w:r>
             <w:r>
               <w:rPr>
@@ -2889,7 +2963,7 @@
               <w14:ligatures w14:val="standardContextual"/>
             </w:rPr>
           </w:pPr>
-          <w:hyperlink w:anchor="_Toc214451448" w:history="1">
+          <w:hyperlink w:anchor="_Toc214536522" w:history="1">
             <w:r>
               <w:rPr>
                 <w:rStyle w:val="Hyperlinkki"/>
@@ -2916,7 +2990,7 @@
                 <w:noProof/>
                 <w:webHidden/>
               </w:rPr>
-              <w:instrText xml:space="preserve"> PAGEREF _Toc214451448 \h </w:instrText>
+              <w:instrText xml:space="preserve"> PAGEREF _Toc214536522 \h </w:instrText>
             </w:r>
             <w:r>
               <w:rPr>
@@ -2936,7 +3010,7 @@
                 <w:noProof/>
                 <w:webHidden/>
               </w:rPr>
-              <w:t>16</w:t>
+              <w:t>20</w:t>
             </w:r>
             <w:r>
               <w:rPr>
@@ -2963,7 +3037,7 @@
               <w14:ligatures w14:val="standardContextual"/>
             </w:rPr>
           </w:pPr>
-          <w:hyperlink w:anchor="_Toc214451449" w:history="1">
+          <w:hyperlink w:anchor="_Toc214536523" w:history="1">
             <w:r>
               <w:rPr>
                 <w:rStyle w:val="Hyperlinkki"/>
@@ -2990,7 +3064,7 @@
                 <w:noProof/>
                 <w:webHidden/>
               </w:rPr>
-              <w:instrText xml:space="preserve"> PAGEREF _Toc214451449 \h </w:instrText>
+              <w:instrText xml:space="preserve"> PAGEREF _Toc214536523 \h </w:instrText>
             </w:r>
             <w:r>
               <w:rPr>
@@ -3010,7 +3084,7 @@
                 <w:noProof/>
                 <w:webHidden/>
               </w:rPr>
-              <w:t>16</w:t>
+              <w:t>20</w:t>
             </w:r>
             <w:r>
               <w:rPr>
@@ -3037,7 +3111,7 @@
               <w14:ligatures w14:val="standardContextual"/>
             </w:rPr>
           </w:pPr>
-          <w:hyperlink w:anchor="_Toc214451450" w:history="1">
+          <w:hyperlink w:anchor="_Toc214536524" w:history="1">
             <w:r>
               <w:rPr>
                 <w:rStyle w:val="Hyperlinkki"/>
@@ -3064,7 +3138,7 @@
                 <w:noProof/>
                 <w:webHidden/>
               </w:rPr>
-              <w:instrText xml:space="preserve"> PAGEREF _Toc214451450 \h </w:instrText>
+              <w:instrText xml:space="preserve"> PAGEREF _Toc214536524 \h </w:instrText>
             </w:r>
             <w:r>
               <w:rPr>
@@ -3084,7 +3158,7 @@
                 <w:noProof/>
                 <w:webHidden/>
               </w:rPr>
-              <w:t>16</w:t>
+              <w:t>20</w:t>
             </w:r>
             <w:r>
               <w:rPr>
@@ -3111,7 +3185,7 @@
               <w14:ligatures w14:val="standardContextual"/>
             </w:rPr>
           </w:pPr>
-          <w:hyperlink w:anchor="_Toc214451451" w:history="1">
+          <w:hyperlink w:anchor="_Toc214536525" w:history="1">
             <w:r>
               <w:rPr>
                 <w:rStyle w:val="Hyperlinkki"/>
@@ -3138,7 +3212,7 @@
                 <w:noProof/>
                 <w:webHidden/>
               </w:rPr>
-              <w:instrText xml:space="preserve"> PAGEREF _Toc214451451 \h </w:instrText>
+              <w:instrText xml:space="preserve"> PAGEREF _Toc214536525 \h </w:instrText>
             </w:r>
             <w:r>
               <w:rPr>
@@ -3158,7 +3232,7 @@
                 <w:noProof/>
                 <w:webHidden/>
               </w:rPr>
-              <w:t>16</w:t>
+              <w:t>20</w:t>
             </w:r>
             <w:r>
               <w:rPr>
@@ -3185,7 +3259,7 @@
               <w14:ligatures w14:val="standardContextual"/>
             </w:rPr>
           </w:pPr>
-          <w:hyperlink w:anchor="_Toc214451452" w:history="1">
+          <w:hyperlink w:anchor="_Toc214536526" w:history="1">
             <w:r>
               <w:rPr>
                 <w:rStyle w:val="Hyperlinkki"/>
@@ -3212,7 +3286,7 @@
                 <w:noProof/>
                 <w:webHidden/>
               </w:rPr>
-              <w:instrText xml:space="preserve"> PAGEREF _Toc214451452 \h </w:instrText>
+              <w:instrText xml:space="preserve"> PAGEREF _Toc214536526 \h </w:instrText>
             </w:r>
             <w:r>
               <w:rPr>
@@ -3232,7 +3306,7 @@
                 <w:noProof/>
                 <w:webHidden/>
               </w:rPr>
-              <w:t>17</w:t>
+              <w:t>21</w:t>
             </w:r>
             <w:r>
               <w:rPr>
@@ -3259,7 +3333,7 @@
               <w14:ligatures w14:val="standardContextual"/>
             </w:rPr>
           </w:pPr>
-          <w:hyperlink w:anchor="_Toc214451453" w:history="1">
+          <w:hyperlink w:anchor="_Toc214536527" w:history="1">
             <w:r>
               <w:rPr>
                 <w:rStyle w:val="Hyperlinkki"/>
@@ -3286,7 +3360,7 @@
                 <w:noProof/>
                 <w:webHidden/>
               </w:rPr>
-              <w:instrText xml:space="preserve"> PAGEREF _Toc214451453 \h </w:instrText>
+              <w:instrText xml:space="preserve"> PAGEREF _Toc214536527 \h </w:instrText>
             </w:r>
             <w:r>
               <w:rPr>
@@ -3306,7 +3380,7 @@
                 <w:noProof/>
                 <w:webHidden/>
               </w:rPr>
-              <w:t>17</w:t>
+              <w:t>21</w:t>
             </w:r>
             <w:r>
               <w:rPr>
@@ -3333,7 +3407,7 @@
               <w14:ligatures w14:val="standardContextual"/>
             </w:rPr>
           </w:pPr>
-          <w:hyperlink w:anchor="_Toc214451454" w:history="1">
+          <w:hyperlink w:anchor="_Toc214536528" w:history="1">
             <w:r>
               <w:rPr>
                 <w:rStyle w:val="Hyperlinkki"/>
@@ -3360,7 +3434,7 @@
                 <w:noProof/>
                 <w:webHidden/>
               </w:rPr>
-              <w:instrText xml:space="preserve"> PAGEREF _Toc214451454 \h </w:instrText>
+              <w:instrText xml:space="preserve"> PAGEREF _Toc214536528 \h </w:instrText>
             </w:r>
             <w:r>
               <w:rPr>
@@ -3380,7 +3454,7 @@
                 <w:noProof/>
                 <w:webHidden/>
               </w:rPr>
-              <w:t>17</w:t>
+              <w:t>21</w:t>
             </w:r>
             <w:r>
               <w:rPr>
@@ -3407,7 +3481,7 @@
               <w14:ligatures w14:val="standardContextual"/>
             </w:rPr>
           </w:pPr>
-          <w:hyperlink w:anchor="_Toc214451455" w:history="1">
+          <w:hyperlink w:anchor="_Toc214536529" w:history="1">
             <w:r>
               <w:rPr>
                 <w:rStyle w:val="Hyperlinkki"/>
@@ -3434,7 +3508,7 @@
                 <w:noProof/>
                 <w:webHidden/>
               </w:rPr>
-              <w:instrText xml:space="preserve"> PAGEREF _Toc214451455 \h </w:instrText>
+              <w:instrText xml:space="preserve"> PAGEREF _Toc214536529 \h </w:instrText>
             </w:r>
             <w:r>
               <w:rPr>
@@ -3454,7 +3528,7 @@
                 <w:noProof/>
                 <w:webHidden/>
               </w:rPr>
-              <w:t>18</w:t>
+              <w:t>22</w:t>
             </w:r>
             <w:r>
               <w:rPr>
@@ -3467,10 +3541,6 @@
         </w:p>
         <w:p>
           <w:r>
-            <w:rPr>
-              <w:b/>
-              <w:bCs/>
-            </w:rPr>
             <w:fldChar w:fldCharType="end"/>
           </w:r>
         </w:p>
@@ -3498,7 +3568,7 @@
         <w:pStyle w:val="Otsikko2"/>
         <w:spacing w:before="0" w:line="240" w:lineRule="auto"/>
       </w:pPr>
-      <w:bookmarkStart w:id="0" w:name="_Toc214451430"/>
+      <w:bookmarkStart w:id="0" w:name="_Toc214536503"/>
       <w:r>
         <w:lastRenderedPageBreak/>
         <w:t>1. Executive Summary, Quick overview</w:t>
@@ -3588,7 +3658,42 @@
           <w:sz w:val="24"/>
           <w:szCs w:val="24"/>
         </w:rPr>
-        <w:t>) and an art project that seeks to embrace both the DIY-spirit of the scene it simulates, and the anti-establishment attitude prevalent in it. It hopes to survive and improve through the struggle itself and to reach its target audience (or users) by “actively” not looking for them.</w:t>
+        <w:t>)</w:t>
+      </w:r>
+      <w:r>
+        <w:rPr>
+          <w:sz w:val="24"/>
+          <w:szCs w:val="24"/>
+        </w:rPr>
+        <w:t>.</w:t>
+      </w:r>
+      <w:r>
+        <w:rPr>
+          <w:sz w:val="24"/>
+          <w:szCs w:val="24"/>
+        </w:rPr>
+        <w:t xml:space="preserve"> </w:t>
+      </w:r>
+      <w:r>
+        <w:rPr>
+          <w:sz w:val="24"/>
+          <w:szCs w:val="24"/>
+        </w:rPr>
+        <w:t>It is also</w:t>
+      </w:r>
+      <w:r>
+        <w:rPr>
+          <w:sz w:val="24"/>
+          <w:szCs w:val="24"/>
+        </w:rPr>
+        <w:t xml:space="preserve"> an art project that seeks to embrace both the DIY-spirit of the scene it simulates, and the anti-establishment attitude prevalent in it. It hopes to survive and improve through the struggle itself and to reach its target audience (or users) by “actively” not looking for them.</w:t>
+      </w:r>
+      <w:r>
+        <w:rPr>
+          <w:sz w:val="24"/>
+          <w:szCs w:val="24"/>
+        </w:rPr>
+        <w:t xml:space="preserve"> Perhaps it also chooses to be art when facing the otherwise paralyzing gaze of academic peer review.</w:t>
       </w:r>
     </w:p>
     <w:p>
@@ -3607,7 +3712,25 @@
         <w:t>que</w:t>
       </w:r>
       <w:r>
-        <w:t xml:space="preserve"> of metal heads, surrounding a record shop with rapidly changing management at the capital city of Snordenmark. The game is played in years and seasons or rounds and turns. The objective of the game is to gate keep the sound of what is considered TRUE, nurturing those aspects that you have created and working against the parts that play tribute to other players efforts.</w:t>
+        <w:t xml:space="preserve"> of metal heads, surrounding a record shop with rapidly changing management at the capital city of Snordenmark. The game is played in years and seasons or rounds and turns. The objective of the game is to </w:t>
+      </w:r>
+      <w:r>
+        <w:t>nurture</w:t>
+      </w:r>
+      <w:r>
+        <w:t xml:space="preserve"> the sound of what is considered TRUE</w:t>
+      </w:r>
+      <w:r>
+        <w:t xml:space="preserve"> glacier-kvlt snordanes Black Metal</w:t>
+      </w:r>
+      <w:r>
+        <w:t xml:space="preserve">, </w:t>
+      </w:r>
+      <w:r>
+        <w:t>keeping</w:t>
+      </w:r>
+      <w:r>
+        <w:t xml:space="preserve"> those aspects that you have created and working against the parts that play tribute to other players efforts.</w:t>
       </w:r>
       <w:bookmarkEnd w:id="1"/>
     </w:p>
@@ -3642,7 +3765,70 @@
           <w:sz w:val="24"/>
           <w:szCs w:val="24"/>
         </w:rPr>
-        <w:t xml:space="preserve"> The player who is currently ahead is called the Keeper, and they are automatically put in charge of the record shop. When in charge of the record shop, the player cannot produce new material but must instead use their authority and other, subtler means to influence gameplay in their favour. A game of Demo(n)Tapes ends after a set number of years, after which the band having the most influential and pure tape is declared the winner. </w:t>
+        <w:t xml:space="preserve"> The player who is currently ahead is called the Keeper, and they are automatically put in charge of the record shop</w:t>
+      </w:r>
+      <w:r>
+        <w:rPr>
+          <w:sz w:val="24"/>
+          <w:szCs w:val="24"/>
+        </w:rPr>
+        <w:t xml:space="preserve"> with all its services</w:t>
+      </w:r>
+      <w:r>
+        <w:rPr>
+          <w:sz w:val="24"/>
+          <w:szCs w:val="24"/>
+        </w:rPr>
+        <w:t xml:space="preserve">. When in charge of the record shop, the player cannot produce new material but must instead use their authority and other, subtler means to influence gameplay in their favour. A game of Demo(n)Tapes ends after a </w:t>
+      </w:r>
+      <w:r>
+        <w:rPr>
+          <w:sz w:val="24"/>
+          <w:szCs w:val="24"/>
+        </w:rPr>
+        <w:t>cataclysmic end-game event happens</w:t>
+      </w:r>
+      <w:r>
+        <w:rPr>
+          <w:sz w:val="24"/>
+          <w:szCs w:val="24"/>
+        </w:rPr>
+        <w:t xml:space="preserve">, </w:t>
+      </w:r>
+      <w:r>
+        <w:rPr>
+          <w:sz w:val="24"/>
+          <w:szCs w:val="24"/>
+        </w:rPr>
+        <w:t>towards which the game engine pushes the events in an organic fashion</w:t>
+      </w:r>
+      <w:r>
+        <w:rPr>
+          <w:sz w:val="24"/>
+          <w:szCs w:val="24"/>
+        </w:rPr>
+        <w:t>.</w:t>
+      </w:r>
+      <w:r>
+        <w:rPr>
+          <w:sz w:val="24"/>
+          <w:szCs w:val="24"/>
+        </w:rPr>
+        <w:t xml:space="preserve"> The scene bubble might burst, ending the second wave and making room for the commercial third wave of</w:t>
+      </w:r>
+      <w:r>
+        <w:rPr>
+          <w:sz w:val="24"/>
+          <w:szCs w:val="24"/>
+        </w:rPr>
+        <w:t xml:space="preserve"> </w:t>
+      </w:r>
+      <w:r>
+        <w:rPr>
+          <w:sz w:val="24"/>
+          <w:szCs w:val="24"/>
+        </w:rPr>
+        <w:t>snordanes metal music.</w:t>
       </w:r>
     </w:p>
     <w:p>
@@ -3669,7 +3855,15 @@
           <w:sz w:val="24"/>
           <w:szCs w:val="24"/>
         </w:rPr>
-        <w:t xml:space="preserve">The project acts as a prototype for Scandinavian Extreme Metal Manager ’91 (SEMM91), a future expansion (or the actual version 1.0), where the player manages their band in a </w:t>
+        <w:t xml:space="preserve">The project acts as a prototype for Scandinavian Extreme Metal Manager ’91 (SEMM91), a future expansion (or the actual version 1.0), where the player manages </w:t>
+      </w:r>
+      <w:r>
+        <w:rPr>
+          <w:sz w:val="24"/>
+          <w:szCs w:val="24"/>
+        </w:rPr>
+        <w:lastRenderedPageBreak/>
+        <w:t xml:space="preserve">their band in a </w:t>
       </w:r>
       <w:r>
         <w:rPr>
@@ -3687,6 +3881,13 @@
         </w:rPr>
         <w:t xml:space="preserve">, with record labels, live gigs/tours, illegal notoriety operations and other such elements introduced. </w:t>
       </w:r>
+      <w:r>
+        <w:rPr>
+          <w:sz w:val="24"/>
+          <w:szCs w:val="24"/>
+        </w:rPr>
+        <w:t>As it stands, Demo(n)Tapes</w:t>
+      </w:r>
     </w:p>
     <w:p>
       <w:pPr>
@@ -3702,6 +3903,40 @@
           <w:sz w:val="24"/>
           <w:szCs w:val="24"/>
         </w:rPr>
+        <w:t>is an online multiplayer game only.</w:t>
+      </w:r>
+    </w:p>
+    <w:p>
+      <w:pPr>
+        <w:spacing w:line="360" w:lineRule="auto"/>
+        <w:jc w:val="both"/>
+        <w:rPr>
+          <w:sz w:val="24"/>
+          <w:szCs w:val="24"/>
+        </w:rPr>
+      </w:pPr>
+    </w:p>
+    <w:p>
+      <w:pPr>
+        <w:spacing w:line="360" w:lineRule="auto"/>
+        <w:jc w:val="both"/>
+        <w:rPr>
+          <w:sz w:val="24"/>
+          <w:szCs w:val="24"/>
+        </w:rPr>
+      </w:pPr>
+      <w:r>
+        <w:rPr>
+          <w:sz w:val="24"/>
+          <w:szCs w:val="24"/>
+        </w:rPr>
+        <w:t>One of the first concepts that the creator mused with over this project was the idea of something that is seen as fundamental slowly shifting into something completely different. Questions like “Can a band release an album as a pack of cigarettes?” or “What if music itself was considered anathema to the scene, how would it sound or look then?” were floating around a lot.</w:t>
+      </w:r>
+      <w:r>
+        <w:rPr>
+          <w:sz w:val="24"/>
+          <w:szCs w:val="24"/>
+        </w:rPr>
         <w:br w:type="page"/>
       </w:r>
     </w:p>
@@ -3710,7 +3945,7 @@
         <w:pStyle w:val="Otsikko2"/>
         <w:spacing w:before="0" w:line="240" w:lineRule="auto"/>
       </w:pPr>
-      <w:bookmarkStart w:id="2" w:name="_Toc214451431"/>
+      <w:bookmarkStart w:id="2" w:name="_Toc214536504"/>
       <w:r>
         <w:lastRenderedPageBreak/>
         <w:t>2. Target Audience</w:t>
@@ -3821,7 +4056,7 @@
         <w:pStyle w:val="Otsikko2"/>
         <w:spacing w:before="0" w:line="240" w:lineRule="auto"/>
       </w:pPr>
-      <w:bookmarkStart w:id="3" w:name="_Toc214451432"/>
+      <w:bookmarkStart w:id="3" w:name="_Toc214536505"/>
       <w:r>
         <w:lastRenderedPageBreak/>
         <w:t>3. Main Characters</w:t>
@@ -3961,7 +4196,13 @@
         <w:pStyle w:val="Normaali2"/>
       </w:pPr>
       <w:r>
-        <w:t>The Player’s alter-ego is a nameless and ambivalently gendered front-person of the black metal band “</w:t>
+        <w:t>The Player’s alter-ego is a nameless and ambivalently gendered front-person of the</w:t>
+      </w:r>
+      <w:r>
+        <w:t xml:space="preserve"> snordanes</w:t>
+      </w:r>
+      <w:r>
+        <w:t xml:space="preserve"> black metal band “</w:t>
       </w:r>
       <w:r>
         <w:rPr>
@@ -3987,7 +4228,15 @@
         <w:t>”.</w:t>
       </w:r>
       <w:r>
-        <w:t xml:space="preserve"> The “.SNO” hyphen is determined from a drop-down menu, by the country of origin. Many or all these options might be locked down to their defaults, depending on where the project’s development is currently at, and the same goes for the character’s outlook, which would ideally be alterable.</w:t>
+        <w:t xml:space="preserve"> The </w:t>
+      </w:r>
+      <w:proofErr w:type="gramStart"/>
+      <w:r>
+        <w:t>“.SNO</w:t>
+      </w:r>
+      <w:proofErr w:type="gramEnd"/>
+      <w:r>
+        <w:t>” hyphen is determined from a drop-down menu, by the country of origin. Many or all these options might be locked down to their defaults, depending on where the project’s development is currently at, and the same goes for the character’s outlook, which would ideally be alterable.</w:t>
       </w:r>
       <w:r>
         <w:t xml:space="preserve"> The band’s logo is by default as depicted below. At later stages, the program could accept</w:t>
@@ -4000,6 +4249,9 @@
       </w:r>
       <w:r>
         <w:t>logos for the bands in game.</w:t>
+      </w:r>
+      <w:r>
+        <w:t xml:space="preserve"> And as for the country of origin, if the project takes off properly into the online multiplayer world, the drop-down menu could be replaced by information based on the user’s actual location.</w:t>
       </w:r>
     </w:p>
     <w:p>
@@ -4207,7 +4459,11 @@
         <w:t xml:space="preserve">. Whatever that means. </w:t>
       </w:r>
       <w:r>
-        <w:t>Who knows? These guys have just been</w:t>
+        <w:t xml:space="preserve">Who knows? These </w:t>
+      </w:r>
+      <w:r>
+        <w:lastRenderedPageBreak/>
+        <w:t>guys have just been</w:t>
       </w:r>
       <w:r>
         <w:t xml:space="preserve"> drinking</w:t>
@@ -4233,15 +4489,6 @@
     <w:p>
       <w:pPr>
         <w:pStyle w:val="Normaali2"/>
-        <w:rPr>
-          <w:b/>
-          <w:bCs/>
-        </w:rPr>
-      </w:pPr>
-    </w:p>
-    <w:p>
-      <w:pPr>
-        <w:pStyle w:val="Normaali2"/>
       </w:pPr>
       <w:r>
         <w:rPr>
@@ -4275,7 +4522,13 @@
         <w:t>; chapter 4</w:t>
       </w:r>
       <w:r>
-        <w:t xml:space="preserve">), rehearsals or leisure time. Besides this, Nullsvorn is also the lyricist and the vocalist of the band, so they contribute the voice into the end goal of the band, which is the next demo tape. There are three other </w:t>
+        <w:t xml:space="preserve">), rehearsals or leisure time. Besides this, Nullsvorn is also the lyricist and the vocalist of the band, so they contribute the voice into the end goal of the band, which is </w:t>
+      </w:r>
+      <w:r>
+        <w:t xml:space="preserve">always </w:t>
+      </w:r>
+      <w:r>
+        <w:t xml:space="preserve">the next demo tape. There are three other </w:t>
       </w:r>
       <w:r>
         <w:rPr>
@@ -4301,7 +4554,49 @@
         <w:t>)</w:t>
       </w:r>
       <w:r>
-        <w:t>. One plays the bass (Sithrogürd), one plays the electric guitar (Keiser), and another does the drumming (Molotov).</w:t>
+        <w:t>. One plays the bass</w:t>
+      </w:r>
+      <w:r>
+        <w:t xml:space="preserve">, </w:t>
+      </w:r>
+      <w:r>
+        <w:t>Sithrogürd, one plays the electric guitar</w:t>
+      </w:r>
+      <w:r>
+        <w:t xml:space="preserve">, </w:t>
+      </w:r>
+      <w:r>
+        <w:t>Keiser, and another does the drumming</w:t>
+      </w:r>
+      <w:r>
+        <w:t xml:space="preserve">, </w:t>
+      </w:r>
+      <w:r>
+        <w:t>Molotov.</w:t>
+      </w:r>
+      <w:r>
+        <w:t xml:space="preserve"> Sithrogürd has a brother, Oystein</w:t>
+      </w:r>
+      <w:r>
+        <w:t xml:space="preserve"> (an agent)</w:t>
+      </w:r>
+      <w:r>
+        <w:t xml:space="preserve">, who is </w:t>
+      </w:r>
+      <w:r>
+        <w:t>hiding the police</w:t>
+      </w:r>
+      <w:r>
+        <w:t xml:space="preserve"> for </w:t>
+      </w:r>
+      <w:r>
+        <w:t xml:space="preserve">trying to </w:t>
+      </w:r>
+      <w:r>
+        <w:t xml:space="preserve">burn </w:t>
+      </w:r>
+      <w:r>
+        <w:t>their ex’s house, and the ex is also in play, dating Nullsvorn (a groupie).</w:t>
       </w:r>
     </w:p>
     <w:p>
@@ -4462,7 +4757,13 @@
         <w:pStyle w:val="Normaali2"/>
       </w:pPr>
       <w:r>
-        <w:t xml:space="preserve">Nullsvorn holds the following tags at the beginning of the game: pagan, spiteful, infatuated. </w:t>
+        <w:t>Nullsvorn holds the following tags at the beginning of the game: pagan, spiteful, infatuated</w:t>
+      </w:r>
+      <w:r>
+        <w:t xml:space="preserve"> (groupie)</w:t>
+      </w:r>
+      <w:r>
+        <w:t xml:space="preserve">. </w:t>
       </w:r>
       <w:r>
         <w:t xml:space="preserve">Most of the people Nullsvorn associates with are </w:t>
@@ -4547,48 +4848,27 @@
         <w:t>.</w:t>
       </w:r>
       <w:r>
-        <w:t xml:space="preserve"> Nullsvorn can go to a church and acquire “organized religion” as a transient tag, but it will disappear from their possession quickly, because it bothers them (due to the pagan tag). </w:t>
+        <w:t xml:space="preserve"> Nullsvorn can </w:t>
+      </w:r>
+      <w:r>
+        <w:t xml:space="preserve">also </w:t>
+      </w:r>
+      <w:r>
+        <w:t xml:space="preserve">go to a church and acquire “organized religion” as a transient tag, but it will disappear from their possession quickly, because it bothers them (due to the pagan tag). </w:t>
       </w:r>
     </w:p>
     <w:p>
       <w:pPr>
         <w:pStyle w:val="Normaali2"/>
       </w:pPr>
-    </w:p>
-    <w:p>
-      <w:pPr>
-        <w:pStyle w:val="Normaali2"/>
-      </w:pPr>
-      <w:r>
-        <w:t xml:space="preserve">Nullsvorn can write lyrics about paganism all day long, but they must actively mock organized religion by building a pagan – organized religion tag-pair to their lyrics. The act of engaging with the subject matter is disturbing and builds into a visceral reaction </w:t>
-      </w:r>
-      <w:r>
-        <w:lastRenderedPageBreak/>
-        <w:t>on the record, which the listener can hear. The outcome is “serious”, not just a surface act.</w:t>
-      </w:r>
-      <w:r>
-        <w:t xml:space="preserve"> So, a re-sacralising tag-pair is made of tag and its anti-tag, the latter which evaporates quickly unless it is pinned down somehow.</w:t>
-      </w:r>
-    </w:p>
-    <w:p>
-      <w:pPr>
-        <w:rPr>
-          <w:sz w:val="24"/>
-          <w:szCs w:val="24"/>
-        </w:rPr>
-      </w:pPr>
-      <w:r>
-        <w:br w:type="page"/>
-      </w:r>
     </w:p>
     <w:p>
       <w:pPr>
         <w:pStyle w:val="Otsikko2"/>
         <w:spacing w:before="0" w:line="240" w:lineRule="auto"/>
       </w:pPr>
-      <w:bookmarkStart w:id="4" w:name="_Toc214451433"/>
-      <w:r>
-        <w:lastRenderedPageBreak/>
+      <w:bookmarkStart w:id="4" w:name="_Toc214536506"/>
+      <w:r>
         <w:t>4. Main Features</w:t>
       </w:r>
       <w:bookmarkEnd w:id="4"/>
@@ -4607,7 +4887,7 @@
       <w:r>
         <w:t xml:space="preserve">  </w:t>
       </w:r>
-      <w:bookmarkStart w:id="5" w:name="_Toc214451434"/>
+      <w:bookmarkStart w:id="5" w:name="_Toc214536507"/>
       <w:r>
         <w:t xml:space="preserve">4.1 </w:t>
       </w:r>
@@ -4744,12 +5024,15 @@
       <w:r>
         <w:t xml:space="preserve">  </w:t>
       </w:r>
-      <w:bookmarkStart w:id="6" w:name="_Toc214451435"/>
+      <w:bookmarkStart w:id="6" w:name="_Toc214536508"/>
       <w:r>
         <w:t xml:space="preserve">4.2 </w:t>
       </w:r>
       <w:r>
-        <w:t>Operative agencies and c</w:t>
+        <w:t>Game Entity Characters, O</w:t>
+      </w:r>
+      <w:r>
+        <w:t>perative agencies and c</w:t>
       </w:r>
       <w:r>
         <w:t xml:space="preserve">haracter </w:t>
@@ -4812,13 +5095,28 @@
         <w:t>Controllers</w:t>
       </w:r>
       <w:r>
-        <w:t xml:space="preserve"> (collective leaders). Even tracks are </w:t>
+        <w:t xml:space="preserve"> (collective leaders). Even tracks</w:t>
+      </w:r>
+      <w:r>
+        <w:t xml:space="preserve"> and buildings</w:t>
+      </w:r>
+      <w:r>
+        <w:t xml:space="preserve"> are </w:t>
       </w:r>
       <w:r>
         <w:t>game entities</w:t>
       </w:r>
       <w:r>
-        <w:t>, and hence a recording is a collective.</w:t>
+        <w:t>, or perhaps even “characters”</w:t>
+      </w:r>
+      <w:r>
+        <w:t>, and hence a recording is a collective</w:t>
+      </w:r>
+      <w:r>
+        <w:t>, and a bus station has a “mood” or character resonance to be exploited by other characters</w:t>
+      </w:r>
+      <w:r>
+        <w:t>.</w:t>
       </w:r>
     </w:p>
     <w:p>
@@ -4826,12 +5124,121 @@
         <w:pStyle w:val="Normaali2"/>
       </w:pPr>
       <w:r>
-        <w:t>The distinction between collectives and game entities spreads actions (see below) into collective and character actions. A character within a collective has a set of character actions determined by which collective action their collective has taken (determined by the controller of that collective). A band that is rehearsing, has band members that can only do rehearsing actions.</w:t>
+        <w:t xml:space="preserve">Game Entity derived characters (not including the inanimate examples of the last paragraph), are in descending order of agency as follows: Controllers, Actors, Agents and Groupies. </w:t>
       </w:r>
     </w:p>
     <w:p>
       <w:pPr>
         <w:pStyle w:val="Normaali2"/>
+        <w:numPr>
+          <w:ilvl w:val="0"/>
+          <w:numId w:val="4"/>
+        </w:numPr>
+      </w:pPr>
+      <w:r>
+        <w:rPr>
+          <w:b/>
+          <w:bCs/>
+        </w:rPr>
+        <w:t>Controllers</w:t>
+      </w:r>
+      <w:r>
+        <w:t xml:space="preserve"> are independent and authoritative characters who usually have the other character types as underlings via collectives or personal attachments. Band leaders are a common controller type.</w:t>
+      </w:r>
+    </w:p>
+    <w:p>
+      <w:pPr>
+        <w:pStyle w:val="Normaali2"/>
+        <w:numPr>
+          <w:ilvl w:val="0"/>
+          <w:numId w:val="4"/>
+        </w:numPr>
+      </w:pPr>
+      <w:r>
+        <w:rPr>
+          <w:b/>
+          <w:bCs/>
+        </w:rPr>
+        <w:t>Actors</w:t>
+      </w:r>
+      <w:r>
+        <w:t xml:space="preserve"> are semi-independent characters who act within the context that something else has placed them in, such as band members. Actors can contribute to actions on the same level as controllers, but they rarely initiate anything by themselves.</w:t>
+      </w:r>
+    </w:p>
+    <w:p>
+      <w:pPr>
+        <w:pStyle w:val="Normaali2"/>
+        <w:numPr>
+          <w:ilvl w:val="0"/>
+          <w:numId w:val="4"/>
+        </w:numPr>
+      </w:pPr>
+      <w:r>
+        <w:rPr>
+          <w:b/>
+          <w:bCs/>
+        </w:rPr>
+        <w:t>Agents</w:t>
+      </w:r>
+      <w:r>
+        <w:t xml:space="preserve"> are goons who are good at one or two </w:t>
+      </w:r>
+      <w:r>
+        <w:t>things and</w:t>
+      </w:r>
+      <w:r>
+        <w:t xml:space="preserve"> must always be pointed towards what to do within those one or two realms of experience.</w:t>
+      </w:r>
+    </w:p>
+    <w:p>
+      <w:pPr>
+        <w:pStyle w:val="Normaali2"/>
+        <w:numPr>
+          <w:ilvl w:val="0"/>
+          <w:numId w:val="4"/>
+        </w:numPr>
+      </w:pPr>
+      <w:r>
+        <w:rPr>
+          <w:b/>
+          <w:bCs/>
+        </w:rPr>
+        <w:t>Groupies</w:t>
+      </w:r>
+      <w:r>
+        <w:t xml:space="preserve"> are characters that mostly exist as a stat boost or as an attachment to another trait, usually a tag, such as for example Nullsvorn’s infatuated (groupie) tag. A groupie could assist or hinder in a single action that the “owner” character performs. This class of characters is a nod towards the idea of it not being a good idea to bring spouses to rehearsal spaces.</w:t>
+      </w:r>
+    </w:p>
+    <w:p>
+      <w:pPr>
+        <w:pStyle w:val="Normaali2"/>
+      </w:pPr>
+      <w:r>
+        <w:lastRenderedPageBreak/>
+        <w:t xml:space="preserve">The distinction between collectives and game entities </w:t>
+      </w:r>
+      <w:r>
+        <w:t>splits</w:t>
+      </w:r>
+      <w:r>
+        <w:t xml:space="preserve"> actions (see below) into collective and character actions. A character within a collective has a set of character actions determined by which collective action their collective has taken (determined by the controller of that collective). A band that is rehearsing, has band members that can only do rehearsing actions.</w:t>
+      </w:r>
+      <w:r>
+        <w:t xml:space="preserve"> A character can do several actions in one season as determined by the following design choice: 2 for free, third at cost. The third action causes the character the </w:t>
+      </w:r>
+      <w:r>
+        <w:t xml:space="preserve">“tired” status, which can be rested away with one skip character action for the character. </w:t>
+      </w:r>
+      <w:r>
+        <w:t>Each type of action has its own special cost for the third action, called strain penalty.</w:t>
+      </w:r>
+      <w:r>
+        <w:t xml:space="preserve"> When the tired status is cured, so is the penalty.</w:t>
+      </w:r>
+    </w:p>
+    <w:p>
+      <w:pPr>
+        <w:pStyle w:val="Normaali2"/>
       </w:pPr>
     </w:p>
     <w:p>
@@ -4849,6 +5256,35 @@
       <w:r>
         <w:t>Gestation actions create ideas, which are aspects that carry tags. Gestation actions also involve tape-trade and exchange of ideas in general between players.</w:t>
       </w:r>
+      <w:r>
+        <w:t xml:space="preserve"> Strain penalty: </w:t>
+      </w:r>
+      <w:r>
+        <w:rPr>
+          <w:b/>
+          <w:bCs/>
+        </w:rPr>
+        <w:t>All over the place.</w:t>
+      </w:r>
+      <w:r>
+        <w:rPr>
+          <w:b/>
+          <w:bCs/>
+        </w:rPr>
+        <w:t xml:space="preserve"> </w:t>
+      </w:r>
+      <w:r>
+        <w:t>The character must either play their transient tag into an idea or abandon it for another one</w:t>
+      </w:r>
+      <w:r>
+        <w:t xml:space="preserve"> available</w:t>
+      </w:r>
+      <w:r>
+        <w:t>.</w:t>
+      </w:r>
+      <w:r>
+        <w:t xml:space="preserve"> At the end of the action, their transient tag must have changed.</w:t>
+      </w:r>
     </w:p>
     <w:p>
       <w:pPr>
@@ -4865,6 +5301,32 @@
       <w:r>
         <w:t>Rehearsal actions are for sharpening the gestated ideas into perfection and recording them down unto a demo tape.</w:t>
       </w:r>
+      <w:r>
+        <w:t xml:space="preserve"> Strain penalty: </w:t>
+      </w:r>
+      <w:r>
+        <w:rPr>
+          <w:b/>
+          <w:bCs/>
+        </w:rPr>
+        <w:t>Burnout.</w:t>
+      </w:r>
+      <w:r>
+        <w:rPr>
+          <w:b/>
+          <w:bCs/>
+        </w:rPr>
+        <w:t xml:space="preserve"> </w:t>
+      </w:r>
+      <w:r>
+        <w:t>The character cannot access their mood tag</w:t>
+      </w:r>
+      <w:r>
+        <w:t>, and loose momentarily anything attached to it</w:t>
+      </w:r>
+      <w:r>
+        <w:t>.</w:t>
+      </w:r>
     </w:p>
     <w:p>
       <w:pPr>
@@ -4881,6 +5343,25 @@
       <w:r>
         <w:t xml:space="preserve">Promotional actions are for getting others acquainted with your materials beyond the Keeper’s supervision. </w:t>
       </w:r>
+      <w:r>
+        <w:t>Strain penalty:</w:t>
+      </w:r>
+      <w:r>
+        <w:t xml:space="preserve"> </w:t>
+      </w:r>
+      <w:r>
+        <w:rPr>
+          <w:b/>
+          <w:bCs/>
+        </w:rPr>
+        <w:t>Too on the nose.</w:t>
+      </w:r>
+      <w:r>
+        <w:t xml:space="preserve"> </w:t>
+      </w:r>
+      <w:r>
+        <w:t>The character must interact with any instance of their convictional anti-tag at the next convenient moment.</w:t>
+      </w:r>
     </w:p>
     <w:p>
       <w:pPr>
@@ -4890,22 +5371,61 @@
         <w:t>4.2.4 Keeper Actions</w:t>
       </w:r>
     </w:p>
-    <w:p/>
+    <w:p>
+      <w:r>
+        <w:t>The Keeper has powerful, genre-bending decisions at their disposal. For example, they can declare a demo as black metal even if it lacks the genre defining re-sacralising tag-pair (see 4.5). They can lose other people’s demos and thus hinder their circulation in the scene. They can also take credit from other people’s actions at slightest hints of involvement.</w:t>
+      </w:r>
+      <w:r>
+        <w:t xml:space="preserve"> </w:t>
+      </w:r>
+      <w:r>
+        <w:t>They can declare a relatively weak aspect or tag as heretical to the sound, or conversely, bring an aspect or tag that seems on the periphery of True into the fold legitimately. The price for these actions is that the next Keeper in line has access to the same actions and might be able to retaliate.</w:t>
+      </w:r>
+      <w:r>
+        <w:t xml:space="preserve"> Strain penalty: </w:t>
+      </w:r>
+      <w:r>
+        <w:rPr>
+          <w:b/>
+          <w:bCs/>
+        </w:rPr>
+        <w:t>Overreach.</w:t>
+      </w:r>
+      <w:r>
+        <w:rPr>
+          <w:b/>
+          <w:bCs/>
+        </w:rPr>
+        <w:t xml:space="preserve"> </w:t>
+      </w:r>
+      <w:r>
+        <w:t xml:space="preserve">When a Keeper over plays their hand, they do </w:t>
+      </w:r>
+      <w:r>
+        <w:lastRenderedPageBreak/>
+        <w:t xml:space="preserve">not receive any influence points during the turn that they start with the penalty. </w:t>
+      </w:r>
+      <w:r>
+        <w:br/>
+      </w:r>
+    </w:p>
     <w:p>
       <w:pPr>
         <w:pStyle w:val="Otsikko3"/>
         <w:spacing w:before="0" w:line="240" w:lineRule="auto"/>
       </w:pPr>
       <w:r>
-        <w:lastRenderedPageBreak/>
         <w:t xml:space="preserve">  </w:t>
       </w:r>
-      <w:bookmarkStart w:id="7" w:name="_Toc214451436"/>
+      <w:bookmarkStart w:id="7" w:name="_Toc214536509"/>
       <w:r>
         <w:t xml:space="preserve">4.3 </w:t>
       </w:r>
       <w:r>
-        <w:t>Aspects, and Ideas</w:t>
+        <w:t>Aspects, Ideas</w:t>
+      </w:r>
+      <w:r>
+        <w:t xml:space="preserve"> and Conveyance</w:t>
       </w:r>
       <w:bookmarkEnd w:id="7"/>
     </w:p>
@@ -4947,7 +5467,13 @@
         <w:t>An aspect does not do much by itself, but it can be instantiated into an idea, and an idea can (and must) host a tag (see below). Each character has a capacity to indefinitely hold a set number of ideas, but the idea must be built again once expended.</w:t>
       </w:r>
       <w:r>
-        <w:t xml:space="preserve"> A collective can also keep some ideas, but the association with those ideas is permanent and always accessible to the members of the collective. A certain True Snordenmarkian Black Matal band is known to wear corpse paint, and as the tagline already told us, they are heavily associated with their country of origin, too. </w:t>
+        <w:t xml:space="preserve"> A collective can also keep some ideas, but the association with those ideas is permanent and always accessible to the members of the collective. A certain True Snordenmarkian Black M</w:t>
+      </w:r>
+      <w:r>
+        <w:t>e</w:t>
+      </w:r>
+      <w:r>
+        <w:t xml:space="preserve">tal band is known to wear corpse paint, and as the tagline already told us, they are heavily associated with their country of origin, too. </w:t>
       </w:r>
     </w:p>
     <w:p>
@@ -4956,6 +5482,48 @@
       </w:pPr>
       <w:r>
         <w:t>Besides being the natural path for tags to come to play, aspects carry different kinds of modifiers, depending on how the scene prefers things to be handled. If corpse paint is something desirable in what is considered TRUE, then it yields a bonus for the band utilizing it. If the bagpipe aspect is considered something unheard of in the scene, it might carry a penalty, unless it manages to do the exact opposite and the novelty itself gives it a bonus instead.</w:t>
+      </w:r>
+    </w:p>
+    <w:p>
+      <w:pPr>
+        <w:pStyle w:val="Normaali2"/>
+      </w:pPr>
+      <w:r>
+        <w:t xml:space="preserve">Finally, on aspect relate note, there is a trait called </w:t>
+      </w:r>
+      <w:r>
+        <w:rPr>
+          <w:b/>
+          <w:bCs/>
+        </w:rPr>
+        <w:t>conveyance</w:t>
+      </w:r>
+      <w:r>
+        <w:t xml:space="preserve"> attached to the idea, which stands for the level of clarity at which the idea can be presented. This is as close as we get to “musicianship” or “technical skill value” in this game. It’s a normalized floating-point number that quite simply tells us how well the idea comes through to the audience. At conveyance 0.1, Nullsvorn has just plastered some paint on their face because that’s what they do, at 1.0 they are carrying a pagan war paint and are out to reclaim Snordenmark for the glory of </w:t>
+      </w:r>
+      <w:r>
+        <w:t>Wo</w:t>
+      </w:r>
+      <w:r>
+        <w:t>din.</w:t>
+      </w:r>
+    </w:p>
+    <w:p>
+      <w:pPr>
+        <w:pStyle w:val="Normaali2"/>
+      </w:pPr>
+      <w:r>
+        <w:t xml:space="preserve">When a demo tape is replicated, all the conveyance scores of the copy take a hit based on its </w:t>
+      </w:r>
+      <w:r>
+        <w:rPr>
+          <w:b/>
+          <w:bCs/>
+        </w:rPr>
+        <w:t>generation</w:t>
+      </w:r>
+      <w:r>
+        <w:t xml:space="preserve">, so its impact diminishes the wider it gets.  </w:t>
       </w:r>
     </w:p>
     <w:p/>
@@ -4967,7 +5535,7 @@
       <w:r>
         <w:t xml:space="preserve">  </w:t>
       </w:r>
-      <w:bookmarkStart w:id="8" w:name="_Toc214451437"/>
+      <w:bookmarkStart w:id="8" w:name="_Toc214536510"/>
       <w:r>
         <w:t xml:space="preserve">4.4 </w:t>
       </w:r>
@@ -5004,7 +5572,11 @@
         <w:t xml:space="preserve"> of tags served via aspects.</w:t>
       </w:r>
       <w:r>
-        <w:t xml:space="preserve"> Tags stand in relation with other tags, so a single tag has a so-called anti-tag and a few tags that have associations with the tag. For example, death</w:t>
+        <w:t xml:space="preserve"> Tags stand in relation with other tags, so a </w:t>
+      </w:r>
+      <w:r>
+        <w:lastRenderedPageBreak/>
+        <w:t>single tag has a so-called anti-tag and a few tags that have associations with the tag. For example, death</w:t>
       </w:r>
       <w:r>
         <w:t>’s anti-tag is life, and it has an association with stillness, silence and darkness tags. Life, in turn, has an association with energy, noise and light.</w:t>
@@ -5016,7 +5588,13 @@
         <w:pStyle w:val="Normaali2"/>
       </w:pPr>
       <w:r>
-        <w:t>Besides the three types of tags characters can possess, controllers and actors can also have a transient tag, which is basically a tag they have acquired from somewhere else and are carrying but don’t subscribe to themselves.</w:t>
+        <w:t>Besides the three types of tags characters can possess</w:t>
+      </w:r>
+      <w:r>
+        <w:t xml:space="preserve"> (resonance, mood, conviction)</w:t>
+      </w:r>
+      <w:r>
+        <w:t>, controllers and actors can also have a transient tag, which is basically a tag they have acquired from somewhere else and are carrying but don’t subscribe to themselves.</w:t>
       </w:r>
       <w:r>
         <w:t xml:space="preserve"> </w:t>
@@ -5035,7 +5613,6 @@
         <w:pStyle w:val="Normaali2"/>
       </w:pPr>
       <w:r>
-        <w:lastRenderedPageBreak/>
         <w:t xml:space="preserve">Every game entity object carries at least one tag (resonance tag) which means that every such object in the game can be interacted with to reach for that tag. Tags can be found from other sources, too, such as in-season tags that are naturally provided by the current turn (autumn tags are morbid, winter tags are cold, for example). Some game events can spawn special tags, which tend to be the more valuable, the more rare or risky their acquirement is. </w:t>
       </w:r>
     </w:p>
@@ -5053,7 +5630,7 @@
       <w:r>
         <w:t xml:space="preserve">  </w:t>
       </w:r>
-      <w:bookmarkStart w:id="9" w:name="_Toc214451438"/>
+      <w:bookmarkStart w:id="9" w:name="_Toc214536511"/>
       <w:r>
         <w:t>4.5 Tag-Pairs and genre specific systems</w:t>
       </w:r>
@@ -5063,10 +5640,6 @@
     <w:p>
       <w:pPr>
         <w:pStyle w:val="Normaali2"/>
-        <w:rPr>
-          <w:b/>
-          <w:bCs/>
-        </w:rPr>
       </w:pPr>
       <w:r>
         <w:rPr>
@@ -5098,6 +5671,16 @@
         </w:rPr>
         <w:t>de-sacralising (tag vs NULL-tag) and sacralising (2 x tag) tags of death metal and doom metal.</w:t>
       </w:r>
+      <w:r>
+        <w:rPr>
+          <w:b/>
+          <w:bCs/>
+        </w:rPr>
+        <w:t xml:space="preserve"> </w:t>
+      </w:r>
+      <w:r>
+        <w:t xml:space="preserve">Writing blackened death or doom is a valid strategy, however, and having multiple tag-pairs provides a better score yield per track. </w:t>
+      </w:r>
     </w:p>
     <w:p>
       <w:pPr>
@@ -5107,9 +5690,6 @@
     <w:p>
       <w:pPr>
         <w:pStyle w:val="Normaali2"/>
-        <w:rPr>
-          <w:color w:val="EE0000"/>
-        </w:rPr>
       </w:pPr>
       <w:r>
         <w:t xml:space="preserve">So, to sum the process of building a re-sacralising tag-pair: Nullsvorn has the aspect lyricist, which allows them to create an idea that hosts a tag or a tag-pair. They can acquire the organized religion tag as a transient, and immediately (within a turn) place it inside a lyrical idea (so they </w:t>
@@ -5118,7 +5698,92 @@
         <w:t>do not</w:t>
       </w:r>
       <w:r>
-        <w:t xml:space="preserve"> have to carry it around as a transient). They attach the pagan tag into the same idea, so the pagan-organized religion tag pair is hosted safely inside the idea. </w:t>
+        <w:t xml:space="preserve"> have to carry it around as a transient). They </w:t>
+      </w:r>
+      <w:r>
+        <w:lastRenderedPageBreak/>
+        <w:t xml:space="preserve">attach the pagan tag into the same idea, so the pagan-organized religion tag pair is hosted safely inside the idea. </w:t>
+      </w:r>
+    </w:p>
+    <w:p>
+      <w:pPr>
+        <w:pStyle w:val="Normaali2"/>
+      </w:pPr>
+    </w:p>
+    <w:p>
+      <w:pPr>
+        <w:pStyle w:val="Normaali2"/>
+      </w:pPr>
+      <w:r>
+        <w:t>Nullsvorn can write lyrics about paganism all day long, but they must actively mock organized religion by building a pagan – organized religion tag-pair to their lyrics. The act of engaging with the subject matter is disturbing and builds into a visceral reaction on the record, which the listener can hear. The outcome is “serious”, not just a surface act. So, a re-sacralising tag-pair is made of tag and its anti-tag, the latter which evaporates quickly unless it is pinned down somehow.</w:t>
+      </w:r>
+    </w:p>
+    <w:p/>
+    <w:p/>
+    <w:p/>
+    <w:p>
+      <w:pPr>
+        <w:pStyle w:val="Otsikko3"/>
+      </w:pPr>
+      <w:bookmarkStart w:id="10" w:name="_Toc214536512"/>
+      <w:r>
+        <w:t>4.6. There is true and there is true</w:t>
+      </w:r>
+      <w:r>
+        <w:t>, also the novelty factor</w:t>
+      </w:r>
+      <w:bookmarkEnd w:id="10"/>
+    </w:p>
+    <w:p>
+      <w:pPr>
+        <w:pStyle w:val="Normaali2"/>
+      </w:pPr>
+    </w:p>
+    <w:p>
+      <w:pPr>
+        <w:pStyle w:val="Normaali2"/>
+      </w:pPr>
+      <w:r>
+        <w:t>The tag-pair concept is a deeper game mechanic tha</w:t>
+      </w:r>
+      <w:r>
+        <w:t>n</w:t>
+      </w:r>
+      <w:r>
+        <w:t xml:space="preserve"> what is superficially considered “true” in the game. The surface level true is just the prevalent tags already present in the game as influential demo tapes. This simplistic level of true is the primary way in which the players accumulate resources. They make “true sounding” music for the scene by matching the correct tags and aspects to what is expected of them. “Screaming about the devil alongside basic band instruments played in a certain fashion” passes for true to most listeners. Each tag they manage to put to play, gives them a score yield (along with the person who originally put the tag in play). </w:t>
+      </w:r>
+    </w:p>
+    <w:p>
+      <w:pPr>
+        <w:pStyle w:val="Normaali2"/>
+      </w:pPr>
+      <w:r>
+        <w:t xml:space="preserve">However, if a release doesn’t contain a single instance of the blackened tag-pair, it is disqualified unless the Keeper declares the record as true black metal. Besides that, any aspect that carries a blackened tag pair can be played, even if the aspect itself is unconventional, and it automatically gains </w:t>
+      </w:r>
+      <w:r>
+        <w:rPr>
+          <w:b/>
+          <w:bCs/>
+        </w:rPr>
+        <w:t>the novelty factor</w:t>
+      </w:r>
+      <w:r>
+        <w:t xml:space="preserve"> as an advantage. The only way to get a true black metal record ignored is if it isn’t promoted at all while the conveyance score of the demos in circulation erodes to such a low point that the intent doesn’t transmit to the listener </w:t>
+      </w:r>
+      <w:r>
+        <w:t xml:space="preserve">at all, the master is destroyed, </w:t>
+      </w:r>
+      <w:r>
+        <w:t>and the Keeper loses</w:t>
+      </w:r>
+      <w:r>
+        <w:t xml:space="preserve"> their copy “</w:t>
+      </w:r>
+      <w:r>
+        <w:t>by mistake”.</w:t>
+      </w:r>
+      <w:r>
+        <w:br w:type="page"/>
       </w:r>
     </w:p>
     <w:p/>
@@ -5130,11 +5795,17 @@
       <w:r>
         <w:t xml:space="preserve">  </w:t>
       </w:r>
-      <w:bookmarkStart w:id="10" w:name="_Toc214451439"/>
-      <w:r>
-        <w:t>4.6 Track Construction and Recording</w:t>
-      </w:r>
-      <w:bookmarkEnd w:id="10"/>
+      <w:bookmarkStart w:id="11" w:name="_Toc214536513"/>
+      <w:r>
+        <w:t>4.</w:t>
+      </w:r>
+      <w:r>
+        <w:t>7</w:t>
+      </w:r>
+      <w:r>
+        <w:t xml:space="preserve"> Track Construction and Recording</w:t>
+      </w:r>
+      <w:bookmarkEnd w:id="11"/>
     </w:p>
     <w:p/>
     <w:p>
@@ -5154,11 +5825,17 @@
       <w:r>
         <w:t xml:space="preserve">  </w:t>
       </w:r>
-      <w:bookmarkStart w:id="11" w:name="_Toc214451440"/>
-      <w:r>
-        <w:t>4.7 Band and Collective Systems</w:t>
-      </w:r>
-      <w:bookmarkEnd w:id="11"/>
+      <w:bookmarkStart w:id="12" w:name="_Toc214536514"/>
+      <w:r>
+        <w:t>4.</w:t>
+      </w:r>
+      <w:r>
+        <w:t>8</w:t>
+      </w:r>
+      <w:r>
+        <w:t xml:space="preserve"> Band and Collective Systems</w:t>
+      </w:r>
+      <w:bookmarkEnd w:id="12"/>
     </w:p>
     <w:p>
       <w:pPr>
@@ -5168,11 +5845,17 @@
       <w:r>
         <w:t xml:space="preserve">  </w:t>
       </w:r>
-      <w:bookmarkStart w:id="12" w:name="_Toc214451441"/>
-      <w:r>
-        <w:t>4.8 Multiplayer Mode</w:t>
-      </w:r>
-      <w:bookmarkEnd w:id="12"/>
+      <w:bookmarkStart w:id="13" w:name="_Toc214536515"/>
+      <w:r>
+        <w:t>4.</w:t>
+      </w:r>
+      <w:r>
+        <w:t>9</w:t>
+      </w:r>
+      <w:r>
+        <w:t xml:space="preserve"> Multiplayer Mode</w:t>
+      </w:r>
+      <w:bookmarkEnd w:id="13"/>
     </w:p>
     <w:p/>
     <w:p>
@@ -5191,12 +5874,12 @@
         <w:pStyle w:val="Otsikko2"/>
         <w:spacing w:before="0" w:line="240" w:lineRule="auto"/>
       </w:pPr>
-      <w:bookmarkStart w:id="13" w:name="_Toc214451442"/>
+      <w:bookmarkStart w:id="14" w:name="_Toc214536516"/>
       <w:r>
         <w:lastRenderedPageBreak/>
         <w:t>5. Genre, Setting, Concept Art book*</w:t>
       </w:r>
-      <w:bookmarkEnd w:id="13"/>
+      <w:bookmarkEnd w:id="14"/>
     </w:p>
     <w:p>
       <w:pPr>
@@ -5214,12 +5897,12 @@
         <w:pStyle w:val="Otsikko2"/>
         <w:spacing w:before="0" w:line="240" w:lineRule="auto"/>
       </w:pPr>
-      <w:bookmarkStart w:id="14" w:name="_Toc214451443"/>
+      <w:bookmarkStart w:id="15" w:name="_Toc214536517"/>
       <w:r>
         <w:lastRenderedPageBreak/>
         <w:t>6. Enemies, NPCs, Other objects</w:t>
       </w:r>
-      <w:bookmarkEnd w:id="14"/>
+      <w:bookmarkEnd w:id="15"/>
     </w:p>
     <w:p>
       <w:pPr>
@@ -5237,12 +5920,12 @@
         <w:pStyle w:val="Otsikko2"/>
         <w:spacing w:before="0" w:line="240" w:lineRule="auto"/>
       </w:pPr>
-      <w:bookmarkStart w:id="15" w:name="_Toc214451444"/>
+      <w:bookmarkStart w:id="16" w:name="_Toc214536518"/>
       <w:r>
         <w:lastRenderedPageBreak/>
         <w:t>7. Story board, script*</w:t>
       </w:r>
-      <w:bookmarkEnd w:id="15"/>
+      <w:bookmarkEnd w:id="16"/>
     </w:p>
     <w:p>
       <w:pPr>
@@ -5252,11 +5935,11 @@
       <w:r>
         <w:t xml:space="preserve">  </w:t>
       </w:r>
-      <w:bookmarkStart w:id="16" w:name="_Toc214451445"/>
+      <w:bookmarkStart w:id="17" w:name="_Toc214536519"/>
       <w:r>
         <w:t>7.1 Story overview</w:t>
       </w:r>
-      <w:bookmarkEnd w:id="16"/>
+      <w:bookmarkEnd w:id="17"/>
     </w:p>
     <w:p>
       <w:pPr>
@@ -5266,11 +5949,11 @@
       <w:r>
         <w:t xml:space="preserve">  </w:t>
       </w:r>
-      <w:bookmarkStart w:id="17" w:name="_Toc214451446"/>
+      <w:bookmarkStart w:id="18" w:name="_Toc214536520"/>
       <w:r>
         <w:t>7.2 Progression, World 1</w:t>
       </w:r>
-      <w:bookmarkEnd w:id="17"/>
+      <w:bookmarkEnd w:id="18"/>
     </w:p>
     <w:p>
       <w:pPr>
@@ -5280,14 +5963,14 @@
       <w:r>
         <w:t xml:space="preserve">  </w:t>
       </w:r>
-      <w:bookmarkStart w:id="18" w:name="_Toc214451447"/>
+      <w:bookmarkStart w:id="19" w:name="_Toc214536521"/>
       <w:r>
         <w:t xml:space="preserve">7.9 Progression, World </w:t>
       </w:r>
       <w:r>
         <w:t>2 …</w:t>
       </w:r>
-      <w:bookmarkEnd w:id="18"/>
+      <w:bookmarkEnd w:id="19"/>
     </w:p>
     <w:p>
       <w:pPr>
@@ -5305,12 +5988,12 @@
         <w:pStyle w:val="Otsikko2"/>
         <w:spacing w:before="0" w:line="240" w:lineRule="auto"/>
       </w:pPr>
-      <w:bookmarkStart w:id="19" w:name="_Toc214451448"/>
+      <w:bookmarkStart w:id="20" w:name="_Toc214536522"/>
       <w:r>
         <w:lastRenderedPageBreak/>
         <w:t>8. Technical definitions, Tech guide*</w:t>
       </w:r>
-      <w:bookmarkEnd w:id="19"/>
+      <w:bookmarkEnd w:id="20"/>
     </w:p>
     <w:p>
       <w:pPr>
@@ -5320,11 +6003,11 @@
       <w:r>
         <w:t xml:space="preserve">  </w:t>
       </w:r>
-      <w:bookmarkStart w:id="20" w:name="_Toc214451449"/>
+      <w:bookmarkStart w:id="21" w:name="_Toc214536523"/>
       <w:r>
         <w:t>8.1 Platforms, versions</w:t>
       </w:r>
-      <w:bookmarkEnd w:id="20"/>
+      <w:bookmarkEnd w:id="21"/>
     </w:p>
     <w:p>
       <w:pPr>
@@ -5334,11 +6017,11 @@
       <w:r>
         <w:t xml:space="preserve">  </w:t>
       </w:r>
-      <w:bookmarkStart w:id="21" w:name="_Toc214451450"/>
+      <w:bookmarkStart w:id="22" w:name="_Toc214536524"/>
       <w:r>
         <w:t>8.2 Control Scheme</w:t>
       </w:r>
-      <w:bookmarkEnd w:id="21"/>
+      <w:bookmarkEnd w:id="22"/>
     </w:p>
     <w:p>
       <w:pPr>
@@ -5348,11 +6031,11 @@
       <w:r>
         <w:t xml:space="preserve">  </w:t>
       </w:r>
-      <w:bookmarkStart w:id="22" w:name="_Toc214451451"/>
+      <w:bookmarkStart w:id="23" w:name="_Toc214536525"/>
       <w:r>
         <w:t>8.3 Limitations</w:t>
       </w:r>
-      <w:bookmarkEnd w:id="22"/>
+      <w:bookmarkEnd w:id="23"/>
     </w:p>
     <w:p>
       <w:pPr>
@@ -5370,12 +6053,12 @@
         <w:pStyle w:val="Otsikko2"/>
         <w:spacing w:before="0" w:line="240" w:lineRule="auto"/>
       </w:pPr>
-      <w:bookmarkStart w:id="23" w:name="_Toc214451452"/>
+      <w:bookmarkStart w:id="24" w:name="_Toc214536526"/>
       <w:r>
         <w:lastRenderedPageBreak/>
         <w:t>9. Business definitions*</w:t>
       </w:r>
-      <w:bookmarkEnd w:id="23"/>
+      <w:bookmarkEnd w:id="24"/>
     </w:p>
     <w:p>
       <w:pPr>
@@ -5385,11 +6068,11 @@
       <w:r>
         <w:t xml:space="preserve">  </w:t>
       </w:r>
-      <w:bookmarkStart w:id="24" w:name="_Toc214451453"/>
+      <w:bookmarkStart w:id="25" w:name="_Toc214536527"/>
       <w:r>
         <w:t>9.1 In-app purchases</w:t>
       </w:r>
-      <w:bookmarkEnd w:id="24"/>
+      <w:bookmarkEnd w:id="25"/>
     </w:p>
     <w:p>
       <w:pPr>
@@ -5399,11 +6082,11 @@
       <w:r>
         <w:t xml:space="preserve">  </w:t>
       </w:r>
-      <w:bookmarkStart w:id="25" w:name="_Toc214451454"/>
+      <w:bookmarkStart w:id="26" w:name="_Toc214536528"/>
       <w:r>
         <w:t>9.2 DLC packs</w:t>
       </w:r>
-      <w:bookmarkEnd w:id="25"/>
+      <w:bookmarkEnd w:id="26"/>
     </w:p>
     <w:p>
       <w:pPr>
@@ -5421,12 +6104,12 @@
         <w:pStyle w:val="Otsikko2"/>
         <w:spacing w:before="0" w:line="240" w:lineRule="auto"/>
       </w:pPr>
-      <w:bookmarkStart w:id="26" w:name="_Toc214451455"/>
+      <w:bookmarkStart w:id="27" w:name="_Toc214536529"/>
       <w:r>
         <w:lastRenderedPageBreak/>
         <w:t>10. Outsourced/Bought Assets</w:t>
       </w:r>
-      <w:bookmarkEnd w:id="26"/>
+      <w:bookmarkEnd w:id="27"/>
     </w:p>
     <w:p>
       <w:pPr>
@@ -5533,6 +6216,119 @@
 <file path=word/numbering.xml><?xml version="1.0" encoding="utf-8"?>
 <w:numbering xmlns:wpc="http://schemas.microsoft.com/office/word/2010/wordprocessingCanvas" xmlns:cx="http://schemas.microsoft.com/office/drawing/2014/chartex" xmlns:cx1="http://schemas.microsoft.com/office/drawing/2015/9/8/chartex" xmlns:cx2="http://schemas.microsoft.com/office/drawing/2015/10/21/chartex" xmlns:cx3="http://schemas.microsoft.com/office/drawing/2016/5/9/chartex" xmlns:cx4="http://schemas.microsoft.com/office/drawing/2016/5/10/chartex" xmlns:cx5="http://schemas.microsoft.com/office/drawing/2016/5/11/chartex" xmlns:cx6="http://schemas.microsoft.com/office/drawing/2016/5/12/chartex" xmlns:cx7="http://schemas.microsoft.com/office/drawing/2016/5/13/chartex" xmlns:cx8="http://schemas.microsoft.com/office/drawing/2016/5/14/chartex" xmlns:mc="http://schemas.openxmlformats.org/markup-compatibility/2006" xmlns:aink="http://schemas.microsoft.com/office/drawing/2016/ink" xmlns:am3d="http://schemas.microsoft.com/office/drawing/2017/model3d" xmlns:o="urn:schemas-microsoft-com:office:office" xmlns:oel="http://schemas.microsoft.com/office/2019/extlst" xmlns:r="http://schemas.openxmlformats.org/officeDocument/2006/relationships" xmlns:m="http://schemas.openxmlformats.org/officeDocument/2006/math" xmlns:v="urn:schemas-microsoft-com:vml" xmlns:wp14="http://schemas.microsoft.com/office/word/2010/wordprocessingDrawing" xmlns:wp="http://schemas.openxmlformats.org/drawingml/2006/wordprocessingDrawing" xmlns:w10="urn:schemas-microsoft-com:office:word" xmlns:w="http://schemas.openxmlformats.org/wordprocessingml/2006/main" xmlns:w14="http://schemas.microsoft.com/office/word/2010/wordml" xmlns:w15="http://schemas.microsoft.com/office/word/2012/wordml" xmlns:w16cex="http://schemas.microsoft.com/office/word/2018/wordml/cex" xmlns:w16cid="http://schemas.microsoft.com/office/word/2016/wordml/cid" xmlns:w16="http://schemas.microsoft.com/office/word/2018/wordml" xmlns:w16du="http://schemas.microsoft.com/office/word/2023/wordml/word16du" xmlns:w16sdtdh="http://schemas.microsoft.com/office/word/2020/wordml/sdtdatahash" xmlns:w16sdtfl="http://schemas.microsoft.com/office/word/2024/wordml/sdtformatlock" xmlns:w16se="http://schemas.microsoft.com/office/word/2015/wordml/symex" xmlns:wpg="http://schemas.microsoft.com/office/word/2010/wordprocessingGroup" xmlns:wpi="http://schemas.microsoft.com/office/word/2010/wordprocessingInk" xmlns:wne="http://schemas.microsoft.com/office/word/2006/wordml" xmlns:wps="http://schemas.microsoft.com/office/word/2010/wordprocessingShape" mc:Ignorable="w14 w15 w16se w16cid w16 w16cex w16sdtdh w16sdtfl w16du wp14">
   <w:abstractNum w:abstractNumId="0" w15:restartNumberingAfterBreak="0">
+    <w:nsid w:val="07562135"/>
+    <w:multiLevelType w:val="hybridMultilevel"/>
+    <w:tmpl w:val="6B1CAD32"/>
+    <w:lvl w:ilvl="0" w:tplc="040B0001">
+      <w:start w:val="1"/>
+      <w:numFmt w:val="bullet"/>
+      <w:lvlText w:val=""/>
+      <w:lvlJc w:val="left"/>
+      <w:pPr>
+        <w:ind w:left="785" w:hanging="360"/>
+      </w:pPr>
+      <w:rPr>
+        <w:rFonts w:ascii="Symbol" w:hAnsi="Symbol" w:hint="default"/>
+      </w:rPr>
+    </w:lvl>
+    <w:lvl w:ilvl="1" w:tplc="040B0003" w:tentative="1">
+      <w:start w:val="1"/>
+      <w:numFmt w:val="bullet"/>
+      <w:lvlText w:val="o"/>
+      <w:lvlJc w:val="left"/>
+      <w:pPr>
+        <w:ind w:left="1505" w:hanging="360"/>
+      </w:pPr>
+      <w:rPr>
+        <w:rFonts w:ascii="Courier New" w:hAnsi="Courier New" w:cs="Courier New" w:hint="default"/>
+      </w:rPr>
+    </w:lvl>
+    <w:lvl w:ilvl="2" w:tplc="040B0005" w:tentative="1">
+      <w:start w:val="1"/>
+      <w:numFmt w:val="bullet"/>
+      <w:lvlText w:val=""/>
+      <w:lvlJc w:val="left"/>
+      <w:pPr>
+        <w:ind w:left="2225" w:hanging="360"/>
+      </w:pPr>
+      <w:rPr>
+        <w:rFonts w:ascii="Wingdings" w:hAnsi="Wingdings" w:hint="default"/>
+      </w:rPr>
+    </w:lvl>
+    <w:lvl w:ilvl="3" w:tplc="040B0001" w:tentative="1">
+      <w:start w:val="1"/>
+      <w:numFmt w:val="bullet"/>
+      <w:lvlText w:val=""/>
+      <w:lvlJc w:val="left"/>
+      <w:pPr>
+        <w:ind w:left="2945" w:hanging="360"/>
+      </w:pPr>
+      <w:rPr>
+        <w:rFonts w:ascii="Symbol" w:hAnsi="Symbol" w:hint="default"/>
+      </w:rPr>
+    </w:lvl>
+    <w:lvl w:ilvl="4" w:tplc="040B0003" w:tentative="1">
+      <w:start w:val="1"/>
+      <w:numFmt w:val="bullet"/>
+      <w:lvlText w:val="o"/>
+      <w:lvlJc w:val="left"/>
+      <w:pPr>
+        <w:ind w:left="3665" w:hanging="360"/>
+      </w:pPr>
+      <w:rPr>
+        <w:rFonts w:ascii="Courier New" w:hAnsi="Courier New" w:cs="Courier New" w:hint="default"/>
+      </w:rPr>
+    </w:lvl>
+    <w:lvl w:ilvl="5" w:tplc="040B0005" w:tentative="1">
+      <w:start w:val="1"/>
+      <w:numFmt w:val="bullet"/>
+      <w:lvlText w:val=""/>
+      <w:lvlJc w:val="left"/>
+      <w:pPr>
+        <w:ind w:left="4385" w:hanging="360"/>
+      </w:pPr>
+      <w:rPr>
+        <w:rFonts w:ascii="Wingdings" w:hAnsi="Wingdings" w:hint="default"/>
+      </w:rPr>
+    </w:lvl>
+    <w:lvl w:ilvl="6" w:tplc="040B0001" w:tentative="1">
+      <w:start w:val="1"/>
+      <w:numFmt w:val="bullet"/>
+      <w:lvlText w:val=""/>
+      <w:lvlJc w:val="left"/>
+      <w:pPr>
+        <w:ind w:left="5105" w:hanging="360"/>
+      </w:pPr>
+      <w:rPr>
+        <w:rFonts w:ascii="Symbol" w:hAnsi="Symbol" w:hint="default"/>
+      </w:rPr>
+    </w:lvl>
+    <w:lvl w:ilvl="7" w:tplc="040B0003" w:tentative="1">
+      <w:start w:val="1"/>
+      <w:numFmt w:val="bullet"/>
+      <w:lvlText w:val="o"/>
+      <w:lvlJc w:val="left"/>
+      <w:pPr>
+        <w:ind w:left="5825" w:hanging="360"/>
+      </w:pPr>
+      <w:rPr>
+        <w:rFonts w:ascii="Courier New" w:hAnsi="Courier New" w:cs="Courier New" w:hint="default"/>
+      </w:rPr>
+    </w:lvl>
+    <w:lvl w:ilvl="8" w:tplc="040B0005" w:tentative="1">
+      <w:start w:val="1"/>
+      <w:numFmt w:val="bullet"/>
+      <w:lvlText w:val=""/>
+      <w:lvlJc w:val="left"/>
+      <w:pPr>
+        <w:ind w:left="6545" w:hanging="360"/>
+      </w:pPr>
+      <w:rPr>
+        <w:rFonts w:ascii="Wingdings" w:hAnsi="Wingdings" w:hint="default"/>
+      </w:rPr>
+    </w:lvl>
+  </w:abstractNum>
+  <w:abstractNum w:abstractNumId="1" w15:restartNumberingAfterBreak="0">
     <w:nsid w:val="40153025"/>
     <w:multiLevelType w:val="hybridMultilevel"/>
     <w:tmpl w:val="F8E4CC46"/>
@@ -5644,7 +6440,7 @@
       </w:rPr>
     </w:lvl>
   </w:abstractNum>
-  <w:abstractNum w:abstractNumId="1" w15:restartNumberingAfterBreak="0">
+  <w:abstractNum w:abstractNumId="2" w15:restartNumberingAfterBreak="0">
     <w:nsid w:val="4FAC4625"/>
     <w:multiLevelType w:val="multilevel"/>
     <w:tmpl w:val="9F786590"/>
@@ -5757,7 +6553,7 @@
       </w:rPr>
     </w:lvl>
   </w:abstractNum>
-  <w:abstractNum w:abstractNumId="2" w15:restartNumberingAfterBreak="0">
+  <w:abstractNum w:abstractNumId="3" w15:restartNumberingAfterBreak="0">
     <w:nsid w:val="57C16009"/>
     <w:multiLevelType w:val="hybridMultilevel"/>
     <w:tmpl w:val="EBE2E150"/>
@@ -5844,13 +6640,16 @@
     </w:lvl>
   </w:abstractNum>
   <w:num w:numId="1" w16cid:durableId="429663714">
+    <w:abstractNumId w:val="2"/>
+  </w:num>
+  <w:num w:numId="2" w16cid:durableId="1115518485">
     <w:abstractNumId w:val="1"/>
   </w:num>
-  <w:num w:numId="2" w16cid:durableId="1115518485">
+  <w:num w:numId="3" w16cid:durableId="1837375738">
+    <w:abstractNumId w:val="3"/>
+  </w:num>
+  <w:num w:numId="4" w16cid:durableId="1209803200">
     <w:abstractNumId w:val="0"/>
-  </w:num>
-  <w:num w:numId="3" w16cid:durableId="1837375738">
-    <w:abstractNumId w:val="2"/>
   </w:num>
 </w:numbering>
 </file>

--- a/TheProspector/Assets/Docs/Related School Work/LUT/Game Design Document.docx
+++ b/TheProspector/Assets/Docs/Related School Work/LUT/Game Design Document.docx
@@ -5257,6 +5257,94 @@
         <w:t>Gestation actions create ideas, which are aspects that carry tags. Gestation actions also involve tape-trade and exchange of ideas in general between players.</w:t>
       </w:r>
       <w:r>
+        <w:t xml:space="preserve"> </w:t>
+      </w:r>
+      <w:r>
+        <w:t>List of gestation actions:</w:t>
+      </w:r>
+    </w:p>
+    <w:p>
+      <w:pPr>
+        <w:pStyle w:val="Normaali2"/>
+        <w:numPr>
+          <w:ilvl w:val="0"/>
+          <w:numId w:val="5"/>
+        </w:numPr>
+      </w:pPr>
+      <w:r>
+        <w:t>extract a resonance tag from another game entity into a character’s transient tag slot</w:t>
+      </w:r>
+    </w:p>
+    <w:p>
+      <w:pPr>
+        <w:pStyle w:val="Normaali2"/>
+        <w:numPr>
+          <w:ilvl w:val="0"/>
+          <w:numId w:val="5"/>
+        </w:numPr>
+      </w:pPr>
+      <w:r>
+        <w:t>impregnate an aspect with a tag from any own tag slot</w:t>
+      </w:r>
+    </w:p>
+    <w:p>
+      <w:pPr>
+        <w:pStyle w:val="Normaali2"/>
+      </w:pPr>
+    </w:p>
+    <w:p>
+      <w:pPr>
+        <w:pStyle w:val="Normaali2"/>
+      </w:pPr>
+      <w:r>
+        <w:t xml:space="preserve">Strain penalty: </w:t>
+      </w:r>
+      <w:r>
+        <w:rPr>
+          <w:b/>
+          <w:bCs/>
+        </w:rPr>
+        <w:t>All over the place.</w:t>
+      </w:r>
+      <w:r>
+        <w:rPr>
+          <w:b/>
+          <w:bCs/>
+        </w:rPr>
+        <w:t xml:space="preserve"> </w:t>
+      </w:r>
+      <w:r>
+        <w:t>The character must either play their transient tag into an idea or abandon it for another one</w:t>
+      </w:r>
+      <w:r>
+        <w:t xml:space="preserve"> available</w:t>
+      </w:r>
+      <w:r>
+        <w:t xml:space="preserve"> (within reach)</w:t>
+      </w:r>
+      <w:r>
+        <w:t>.</w:t>
+      </w:r>
+      <w:r>
+        <w:t xml:space="preserve"> At the end of the action, their transient tag must have changed.</w:t>
+      </w:r>
+    </w:p>
+    <w:p>
+      <w:pPr>
+        <w:pStyle w:val="Otsikko4"/>
+      </w:pPr>
+      <w:r>
+        <w:t>4.2.2 Rehearsal Actions</w:t>
+      </w:r>
+    </w:p>
+    <w:p>
+      <w:pPr>
+        <w:pStyle w:val="Normaali2"/>
+      </w:pPr>
+      <w:r>
+        <w:t>Rehearsal actions are for sharpening the gestated ideas into perfection and recording them down unto a demo tape.</w:t>
+      </w:r>
+      <w:r>
         <w:t xml:space="preserve"> Strain penalty: </w:t>
       </w:r>
       <w:r>
@@ -5264,7 +5352,7 @@
           <w:b/>
           <w:bCs/>
         </w:rPr>
-        <w:t>All over the place.</w:t>
+        <w:t>Burnout.</w:t>
       </w:r>
       <w:r>
         <w:rPr>
@@ -5274,24 +5362,21 @@
         <w:t xml:space="preserve"> </w:t>
       </w:r>
       <w:r>
-        <w:t>The character must either play their transient tag into an idea or abandon it for another one</w:t>
-      </w:r>
-      <w:r>
-        <w:t xml:space="preserve"> available</w:t>
+        <w:t>The character cannot access their mood tag</w:t>
+      </w:r>
+      <w:r>
+        <w:t>, and loose momentarily anything attached to it</w:t>
       </w:r>
       <w:r>
         <w:t>.</w:t>
       </w:r>
-      <w:r>
-        <w:t xml:space="preserve"> At the end of the action, their transient tag must have changed.</w:t>
-      </w:r>
     </w:p>
     <w:p>
       <w:pPr>
         <w:pStyle w:val="Otsikko4"/>
       </w:pPr>
       <w:r>
-        <w:t>4.2.2 Rehearsal Actions</w:t>
+        <w:t>4.2.3 Promotional Actions</w:t>
       </w:r>
     </w:p>
     <w:p>
@@ -5299,7 +5384,46 @@
         <w:pStyle w:val="Normaali2"/>
       </w:pPr>
       <w:r>
-        <w:t>Rehearsal actions are for sharpening the gestated ideas into perfection and recording them down unto a demo tape.</w:t>
+        <w:t xml:space="preserve">Promotional actions are for getting others acquainted with your materials beyond the Keeper’s supervision. </w:t>
+      </w:r>
+      <w:r>
+        <w:t>Strain penalty:</w:t>
+      </w:r>
+      <w:r>
+        <w:t xml:space="preserve"> </w:t>
+      </w:r>
+      <w:r>
+        <w:rPr>
+          <w:b/>
+          <w:bCs/>
+        </w:rPr>
+        <w:t>Too on the nose.</w:t>
+      </w:r>
+      <w:r>
+        <w:t xml:space="preserve"> </w:t>
+      </w:r>
+      <w:r>
+        <w:t>The character must interact with any instance of their convictional anti-tag at the next convenient moment.</w:t>
+      </w:r>
+    </w:p>
+    <w:p>
+      <w:pPr>
+        <w:pStyle w:val="Otsikko4"/>
+      </w:pPr>
+      <w:r>
+        <w:lastRenderedPageBreak/>
+        <w:t>4.2.4 Keeper Actions</w:t>
+      </w:r>
+    </w:p>
+    <w:p>
+      <w:r>
+        <w:t>The Keeper has powerful, genre-bending decisions at their disposal. For example, they can declare a demo as black metal even if it lacks the genre defining re-sacralising tag-pair (see 4.5). They can lose other people’s demos and thus hinder their circulation in the scene. They can also take credit from other people’s actions at slightest hints of involvement.</w:t>
+      </w:r>
+      <w:r>
+        <w:t xml:space="preserve"> </w:t>
+      </w:r>
+      <w:r>
+        <w:t>They can declare a relatively weak aspect or tag as heretical to the sound, or conversely, bring an aspect or tag that seems on the periphery of True into the fold legitimately. The price for these actions is that the next Keeper in line has access to the same actions and might be able to retaliate.</w:t>
       </w:r>
       <w:r>
         <w:t xml:space="preserve"> Strain penalty: </w:t>
@@ -5309,7 +5433,7 @@
           <w:b/>
           <w:bCs/>
         </w:rPr>
-        <w:t>Burnout.</w:t>
+        <w:t>Overreach.</w:t>
       </w:r>
       <w:r>
         <w:rPr>
@@ -5319,91 +5443,7 @@
         <w:t xml:space="preserve"> </w:t>
       </w:r>
       <w:r>
-        <w:t>The character cannot access their mood tag</w:t>
-      </w:r>
-      <w:r>
-        <w:t>, and loose momentarily anything attached to it</w:t>
-      </w:r>
-      <w:r>
-        <w:t>.</w:t>
-      </w:r>
-    </w:p>
-    <w:p>
-      <w:pPr>
-        <w:pStyle w:val="Otsikko4"/>
-      </w:pPr>
-      <w:r>
-        <w:t>4.2.3 Promotional Actions</w:t>
-      </w:r>
-    </w:p>
-    <w:p>
-      <w:pPr>
-        <w:pStyle w:val="Normaali2"/>
-      </w:pPr>
-      <w:r>
-        <w:t xml:space="preserve">Promotional actions are for getting others acquainted with your materials beyond the Keeper’s supervision. </w:t>
-      </w:r>
-      <w:r>
-        <w:t>Strain penalty:</w:t>
-      </w:r>
-      <w:r>
-        <w:t xml:space="preserve"> </w:t>
-      </w:r>
-      <w:r>
-        <w:rPr>
-          <w:b/>
-          <w:bCs/>
-        </w:rPr>
-        <w:t>Too on the nose.</w:t>
-      </w:r>
-      <w:r>
-        <w:t xml:space="preserve"> </w:t>
-      </w:r>
-      <w:r>
-        <w:t>The character must interact with any instance of their convictional anti-tag at the next convenient moment.</w:t>
-      </w:r>
-    </w:p>
-    <w:p>
-      <w:pPr>
-        <w:pStyle w:val="Otsikko4"/>
-      </w:pPr>
-      <w:r>
-        <w:t>4.2.4 Keeper Actions</w:t>
-      </w:r>
-    </w:p>
-    <w:p>
-      <w:r>
-        <w:t>The Keeper has powerful, genre-bending decisions at their disposal. For example, they can declare a demo as black metal even if it lacks the genre defining re-sacralising tag-pair (see 4.5). They can lose other people’s demos and thus hinder their circulation in the scene. They can also take credit from other people’s actions at slightest hints of involvement.</w:t>
-      </w:r>
-      <w:r>
-        <w:t xml:space="preserve"> </w:t>
-      </w:r>
-      <w:r>
-        <w:t>They can declare a relatively weak aspect or tag as heretical to the sound, or conversely, bring an aspect or tag that seems on the periphery of True into the fold legitimately. The price for these actions is that the next Keeper in line has access to the same actions and might be able to retaliate.</w:t>
-      </w:r>
-      <w:r>
-        <w:t xml:space="preserve"> Strain penalty: </w:t>
-      </w:r>
-      <w:r>
-        <w:rPr>
-          <w:b/>
-          <w:bCs/>
-        </w:rPr>
-        <w:t>Overreach.</w:t>
-      </w:r>
-      <w:r>
-        <w:rPr>
-          <w:b/>
-          <w:bCs/>
-        </w:rPr>
-        <w:t xml:space="preserve"> </w:t>
-      </w:r>
-      <w:r>
-        <w:t xml:space="preserve">When a Keeper over plays their hand, they do </w:t>
-      </w:r>
-      <w:r>
-        <w:lastRenderedPageBreak/>
-        <w:t xml:space="preserve">not receive any influence points during the turn that they start with the penalty. </w:t>
+        <w:t xml:space="preserve">When a Keeper over plays their hand, they do not receive any influence points during the turn that they start with the penalty. </w:t>
       </w:r>
       <w:r>
         <w:br/>
@@ -5513,6 +5553,7 @@
         <w:pStyle w:val="Normaali2"/>
       </w:pPr>
       <w:r>
+        <w:lastRenderedPageBreak/>
         <w:t xml:space="preserve">When a demo tape is replicated, all the conveyance scores of the copy take a hit based on its </w:t>
       </w:r>
       <w:r>
@@ -5557,7 +5598,13 @@
         <w:t>Tags</w:t>
       </w:r>
       <w:r>
-        <w:t xml:space="preserve"> are the single most important trait in the whole </w:t>
+        <w:t xml:space="preserve"> are the single most important </w:t>
+      </w:r>
+      <w:r>
+        <w:t>thing</w:t>
+      </w:r>
+      <w:r>
+        <w:t xml:space="preserve"> in the whole </w:t>
       </w:r>
       <w:r>
         <w:t>game because</w:t>
@@ -5572,15 +5619,17 @@
         <w:t xml:space="preserve"> of tags served via aspects.</w:t>
       </w:r>
       <w:r>
-        <w:t xml:space="preserve"> Tags stand in relation with other tags, so a </w:t>
-      </w:r>
-      <w:r>
-        <w:lastRenderedPageBreak/>
-        <w:t>single tag has a so-called anti-tag and a few tags that have associations with the tag. For example, death</w:t>
+        <w:t xml:space="preserve"> Tags stand in relation with other tags, so a single tag has a so-called anti-tag and a few tags that have associations with the tag. For example, death</w:t>
       </w:r>
       <w:r>
         <w:t>’s anti-tag is life, and it has an association with stillness, silence and darkness tags. Life, in turn, has an association with energy, noise and light.</w:t>
       </w:r>
+      <w:r>
+        <w:t xml:space="preserve"> Usually, only the tag and perhaps its anti-tag are in play, but in few instances a tag can be transmuted to or replaced by its associate tag.</w:t>
+      </w:r>
+      <w:r>
+        <w:t xml:space="preserve"> A person cannot hold both a tag and its anti-tag at the beginning of the turn. </w:t>
+      </w:r>
     </w:p>
     <w:p/>
     <w:p>
@@ -5614,6 +5663,49 @@
       </w:pPr>
       <w:r>
         <w:t xml:space="preserve">Every game entity object carries at least one tag (resonance tag) which means that every such object in the game can be interacted with to reach for that tag. Tags can be found from other sources, too, such as in-season tags that are naturally provided by the current turn (autumn tags are morbid, winter tags are cold, for example). Some game events can spawn special tags, which tend to be the more valuable, the more rare or risky their acquirement is. </w:t>
+      </w:r>
+    </w:p>
+    <w:p>
+      <w:pPr>
+        <w:pStyle w:val="Normaali2"/>
+      </w:pPr>
+    </w:p>
+    <w:p>
+      <w:pPr>
+        <w:pStyle w:val="Normaali2"/>
+      </w:pPr>
+      <w:r>
+        <w:rPr>
+          <w:b/>
+          <w:bCs/>
+        </w:rPr>
+        <w:t xml:space="preserve">Resonance tags </w:t>
+      </w:r>
+      <w:r>
+        <w:t xml:space="preserve">in a character’s control can be used limitlessly without exhausting them. </w:t>
+      </w:r>
+      <w:r>
+        <w:rPr>
+          <w:b/>
+          <w:bCs/>
+        </w:rPr>
+        <w:t xml:space="preserve">Mood tags </w:t>
+      </w:r>
+      <w:r>
+        <w:t xml:space="preserve">can only be used once per turn. If tried to access more, the second (or even third) mood tag will be labelled “simulacra” which means it doesn’t carry the actual emotional energy but goes through the motions only. As an idea, it has a diminished value. </w:t>
+      </w:r>
+      <w:r>
+        <w:rPr>
+          <w:b/>
+          <w:bCs/>
+        </w:rPr>
+        <w:t>A conviction tag</w:t>
+      </w:r>
+      <w:r>
+        <w:t xml:space="preserve"> can be </w:t>
+      </w:r>
+      <w:r>
+        <w:t>accessed any number of times per turn, but a third time it is used in the same track counts as proselytizing.</w:t>
       </w:r>
     </w:p>
     <w:p>
@@ -5698,11 +5790,7 @@
         <w:t>do not</w:t>
       </w:r>
       <w:r>
-        <w:t xml:space="preserve"> have to carry it around as a transient). They </w:t>
-      </w:r>
-      <w:r>
-        <w:lastRenderedPageBreak/>
-        <w:t xml:space="preserve">attach the pagan tag into the same idea, so the pagan-organized religion tag pair is hosted safely inside the idea. </w:t>
+        <w:t xml:space="preserve"> have to carry it around as a transient). They attach the pagan tag into the same idea, so the pagan-organized religion tag pair is hosted safely inside the idea. </w:t>
       </w:r>
     </w:p>
     <w:p>
@@ -5750,7 +5838,11 @@
         <w:t>n</w:t>
       </w:r>
       <w:r>
-        <w:t xml:space="preserve"> what is superficially considered “true” in the game. The surface level true is just the prevalent tags already present in the game as influential demo tapes. This simplistic level of true is the primary way in which the players accumulate resources. They make “true sounding” music for the scene by matching the correct tags and aspects to what is expected of them. “Screaming about the devil alongside basic band instruments played in a certain fashion” passes for true to most listeners. Each tag they manage to put to play, gives them a score yield (along with the person who originally put the tag in play). </w:t>
+        <w:t xml:space="preserve"> what is superficially considered “true” in the game. The surface level true is just the prevalent tags already present in the game as influential demo tapes. This simplistic level of true is the primary way in </w:t>
+      </w:r>
+      <w:r>
+        <w:lastRenderedPageBreak/>
+        <w:t xml:space="preserve">which the players accumulate resources. They make “true sounding” music for the scene by matching the correct tags and aspects to what is expected of them. “Screaming about the devil alongside basic band instruments played in a certain fashion” passes for true to most listeners. Each tag they manage to put to play, gives them a score yield (along with the person who originally put the tag in play). </w:t>
       </w:r>
     </w:p>
     <w:p>
@@ -5807,13 +5899,31 @@
       </w:r>
       <w:bookmarkEnd w:id="11"/>
     </w:p>
-    <w:p/>
     <w:p>
       <w:pPr>
         <w:pStyle w:val="Normaali2"/>
       </w:pPr>
-      <w:r>
-        <w:t>Next, Nullsvorn uses another aspect, to create a fry vocals idea that hosts the lyrical idea. Finally, Nullsvorn uses the final idea on a recording, and the lyrics of that track are mechanically considered “true.”</w:t>
+    </w:p>
+    <w:p>
+      <w:pPr>
+        <w:pStyle w:val="Normaali2"/>
+      </w:pPr>
+      <w:r>
+        <w:t xml:space="preserve">The goal of the game is to create demo tapes, which are made of tracks, which are made of ideas, which are made of aspects and tags. The aspects and tags are owned by game objects of the game entity class, such as buildings, environments and people. </w:t>
+      </w:r>
+    </w:p>
+    <w:p>
+      <w:pPr>
+        <w:pStyle w:val="Normaali2"/>
+      </w:pPr>
+      <w:r>
+        <w:t>When a band leader chooses their band collective to go gestate, the whole collective is locked into gestating actions. These actions have to do with extracting tags from game entities. It is easier to interact in this manner with things you “own” such as characters of your band</w:t>
+      </w:r>
+      <w:r>
+        <w:t>, than with objects that stand outside of your immediate perimeter of control. For example, transient tags can be switched between band members freely within one turn, and any band member’s tag can be accessed by any other band member’s gestation action.</w:t>
+      </w:r>
+      <w:r>
+        <w:t xml:space="preserve"> </w:t>
       </w:r>
     </w:p>
     <w:p/>
@@ -6639,6 +6749,119 @@
       </w:pPr>
     </w:lvl>
   </w:abstractNum>
+  <w:abstractNum w:abstractNumId="4" w15:restartNumberingAfterBreak="0">
+    <w:nsid w:val="7F1930B3"/>
+    <w:multiLevelType w:val="hybridMultilevel"/>
+    <w:tmpl w:val="D4740EC0"/>
+    <w:lvl w:ilvl="0" w:tplc="71AEA852">
+      <w:start w:val="4"/>
+      <w:numFmt w:val="bullet"/>
+      <w:lvlText w:val="-"/>
+      <w:lvlJc w:val="left"/>
+      <w:pPr>
+        <w:ind w:left="720" w:hanging="360"/>
+      </w:pPr>
+      <w:rPr>
+        <w:rFonts w:ascii="Arial" w:eastAsia="Arial" w:hAnsi="Arial" w:cs="Arial" w:hint="default"/>
+      </w:rPr>
+    </w:lvl>
+    <w:lvl w:ilvl="1" w:tplc="040B0003" w:tentative="1">
+      <w:start w:val="1"/>
+      <w:numFmt w:val="bullet"/>
+      <w:lvlText w:val="o"/>
+      <w:lvlJc w:val="left"/>
+      <w:pPr>
+        <w:ind w:left="1440" w:hanging="360"/>
+      </w:pPr>
+      <w:rPr>
+        <w:rFonts w:ascii="Courier New" w:hAnsi="Courier New" w:cs="Courier New" w:hint="default"/>
+      </w:rPr>
+    </w:lvl>
+    <w:lvl w:ilvl="2" w:tplc="040B0005" w:tentative="1">
+      <w:start w:val="1"/>
+      <w:numFmt w:val="bullet"/>
+      <w:lvlText w:val=""/>
+      <w:lvlJc w:val="left"/>
+      <w:pPr>
+        <w:ind w:left="2160" w:hanging="360"/>
+      </w:pPr>
+      <w:rPr>
+        <w:rFonts w:ascii="Wingdings" w:hAnsi="Wingdings" w:hint="default"/>
+      </w:rPr>
+    </w:lvl>
+    <w:lvl w:ilvl="3" w:tplc="040B0001" w:tentative="1">
+      <w:start w:val="1"/>
+      <w:numFmt w:val="bullet"/>
+      <w:lvlText w:val=""/>
+      <w:lvlJc w:val="left"/>
+      <w:pPr>
+        <w:ind w:left="2880" w:hanging="360"/>
+      </w:pPr>
+      <w:rPr>
+        <w:rFonts w:ascii="Symbol" w:hAnsi="Symbol" w:hint="default"/>
+      </w:rPr>
+    </w:lvl>
+    <w:lvl w:ilvl="4" w:tplc="040B0003" w:tentative="1">
+      <w:start w:val="1"/>
+      <w:numFmt w:val="bullet"/>
+      <w:lvlText w:val="o"/>
+      <w:lvlJc w:val="left"/>
+      <w:pPr>
+        <w:ind w:left="3600" w:hanging="360"/>
+      </w:pPr>
+      <w:rPr>
+        <w:rFonts w:ascii="Courier New" w:hAnsi="Courier New" w:cs="Courier New" w:hint="default"/>
+      </w:rPr>
+    </w:lvl>
+    <w:lvl w:ilvl="5" w:tplc="040B0005" w:tentative="1">
+      <w:start w:val="1"/>
+      <w:numFmt w:val="bullet"/>
+      <w:lvlText w:val=""/>
+      <w:lvlJc w:val="left"/>
+      <w:pPr>
+        <w:ind w:left="4320" w:hanging="360"/>
+      </w:pPr>
+      <w:rPr>
+        <w:rFonts w:ascii="Wingdings" w:hAnsi="Wingdings" w:hint="default"/>
+      </w:rPr>
+    </w:lvl>
+    <w:lvl w:ilvl="6" w:tplc="040B0001" w:tentative="1">
+      <w:start w:val="1"/>
+      <w:numFmt w:val="bullet"/>
+      <w:lvlText w:val=""/>
+      <w:lvlJc w:val="left"/>
+      <w:pPr>
+        <w:ind w:left="5040" w:hanging="360"/>
+      </w:pPr>
+      <w:rPr>
+        <w:rFonts w:ascii="Symbol" w:hAnsi="Symbol" w:hint="default"/>
+      </w:rPr>
+    </w:lvl>
+    <w:lvl w:ilvl="7" w:tplc="040B0003" w:tentative="1">
+      <w:start w:val="1"/>
+      <w:numFmt w:val="bullet"/>
+      <w:lvlText w:val="o"/>
+      <w:lvlJc w:val="left"/>
+      <w:pPr>
+        <w:ind w:left="5760" w:hanging="360"/>
+      </w:pPr>
+      <w:rPr>
+        <w:rFonts w:ascii="Courier New" w:hAnsi="Courier New" w:cs="Courier New" w:hint="default"/>
+      </w:rPr>
+    </w:lvl>
+    <w:lvl w:ilvl="8" w:tplc="040B0005" w:tentative="1">
+      <w:start w:val="1"/>
+      <w:numFmt w:val="bullet"/>
+      <w:lvlText w:val=""/>
+      <w:lvlJc w:val="left"/>
+      <w:pPr>
+        <w:ind w:left="6480" w:hanging="360"/>
+      </w:pPr>
+      <w:rPr>
+        <w:rFonts w:ascii="Wingdings" w:hAnsi="Wingdings" w:hint="default"/>
+      </w:rPr>
+    </w:lvl>
+  </w:abstractNum>
   <w:num w:numId="1" w16cid:durableId="429663714">
     <w:abstractNumId w:val="2"/>
   </w:num>
@@ -6650,6 +6873,9 @@
   </w:num>
   <w:num w:numId="4" w16cid:durableId="1209803200">
     <w:abstractNumId w:val="0"/>
+  </w:num>
+  <w:num w:numId="5" w16cid:durableId="735394227">
+    <w:abstractNumId w:val="4"/>
   </w:num>
 </w:numbering>
 </file>

--- a/TheProspector/Assets/Docs/Related School Work/LUT/Game Design Document.docx
+++ b/TheProspector/Assets/Docs/Related School Work/LUT/Game Design Document.docx
@@ -1234,29 +1234,7 @@
           <w:sz w:val="24"/>
           <w:szCs w:val="24"/>
         </w:rPr>
-        <w:t xml:space="preserve">Consider the developed game from the viewpoint that you are </w:t>
-      </w:r>
-      <w:proofErr w:type="gramStart"/>
-      <w:r>
-        <w:rPr>
-          <w:b/>
-          <w:bCs/>
-          <w:color w:val="404040"/>
-          <w:sz w:val="24"/>
-          <w:szCs w:val="24"/>
-        </w:rPr>
-        <w:t>actually making</w:t>
-      </w:r>
-      <w:proofErr w:type="gramEnd"/>
-      <w:r>
-        <w:rPr>
-          <w:b/>
-          <w:bCs/>
-          <w:color w:val="404040"/>
-          <w:sz w:val="24"/>
-          <w:szCs w:val="24"/>
-        </w:rPr>
-        <w:t xml:space="preserve"> something which will be published at the end. </w:t>
+        <w:t xml:space="preserve">Consider the developed game from the viewpoint that you are actually making something which will be published at the end. </w:t>
       </w:r>
     </w:p>
     <w:p>
@@ -1421,29 +1399,7 @@
           <w:sz w:val="24"/>
           <w:szCs w:val="24"/>
         </w:rPr>
-        <w:t xml:space="preserve">What technological demands or requirements do you have? What technical aspects </w:t>
-      </w:r>
-      <w:proofErr w:type="gramStart"/>
-      <w:r>
-        <w:rPr>
-          <w:b/>
-          <w:bCs/>
-          <w:color w:val="404040"/>
-          <w:sz w:val="24"/>
-          <w:szCs w:val="24"/>
-        </w:rPr>
-        <w:t>have to</w:t>
-      </w:r>
-      <w:proofErr w:type="gramEnd"/>
-      <w:r>
-        <w:rPr>
-          <w:b/>
-          <w:bCs/>
-          <w:color w:val="404040"/>
-          <w:sz w:val="24"/>
-          <w:szCs w:val="24"/>
-        </w:rPr>
-        <w:t xml:space="preserve"> be solved for your idea to work?</w:t>
+        <w:t>What technological demands or requirements do you have? What technical aspects have to be solved for your idea to work?</w:t>
       </w:r>
     </w:p>
     <w:p>
@@ -1557,7 +1513,7 @@
           <w:r>
             <w:fldChar w:fldCharType="separate"/>
           </w:r>
-          <w:hyperlink w:anchor="_Toc214536503" w:history="1">
+          <w:hyperlink w:anchor="_Toc215658186" w:history="1">
             <w:r>
               <w:rPr>
                 <w:rStyle w:val="Hyperlinkki"/>
@@ -1584,7 +1540,7 @@
                 <w:noProof/>
                 <w:webHidden/>
               </w:rPr>
-              <w:instrText xml:space="preserve"> PAGEREF _Toc214536503 \h </w:instrText>
+              <w:instrText xml:space="preserve"> PAGEREF _Toc215658186 \h </w:instrText>
             </w:r>
             <w:r>
               <w:rPr>
@@ -1631,7 +1587,7 @@
               <w14:ligatures w14:val="standardContextual"/>
             </w:rPr>
           </w:pPr>
-          <w:hyperlink w:anchor="_Toc214536504" w:history="1">
+          <w:hyperlink w:anchor="_Toc215658187" w:history="1">
             <w:r>
               <w:rPr>
                 <w:rStyle w:val="Hyperlinkki"/>
@@ -1658,7 +1614,7 @@
                 <w:noProof/>
                 <w:webHidden/>
               </w:rPr>
-              <w:instrText xml:space="preserve"> PAGEREF _Toc214536504 \h </w:instrText>
+              <w:instrText xml:space="preserve"> PAGEREF _Toc215658187 \h </w:instrText>
             </w:r>
             <w:r>
               <w:rPr>
@@ -1705,7 +1661,7 @@
               <w14:ligatures w14:val="standardContextual"/>
             </w:rPr>
           </w:pPr>
-          <w:hyperlink w:anchor="_Toc214536505" w:history="1">
+          <w:hyperlink w:anchor="_Toc215658188" w:history="1">
             <w:r>
               <w:rPr>
                 <w:rStyle w:val="Hyperlinkki"/>
@@ -1732,7 +1688,7 @@
                 <w:noProof/>
                 <w:webHidden/>
               </w:rPr>
-              <w:instrText xml:space="preserve"> PAGEREF _Toc214536505 \h </w:instrText>
+              <w:instrText xml:space="preserve"> PAGEREF _Toc215658188 \h </w:instrText>
             </w:r>
             <w:r>
               <w:rPr>
@@ -1779,7 +1735,7 @@
               <w14:ligatures w14:val="standardContextual"/>
             </w:rPr>
           </w:pPr>
-          <w:hyperlink w:anchor="_Toc214536506" w:history="1">
+          <w:hyperlink w:anchor="_Toc215658189" w:history="1">
             <w:r>
               <w:rPr>
                 <w:rStyle w:val="Hyperlinkki"/>
@@ -1806,7 +1762,7 @@
                 <w:noProof/>
                 <w:webHidden/>
               </w:rPr>
-              <w:instrText xml:space="preserve"> PAGEREF _Toc214536506 \h </w:instrText>
+              <w:instrText xml:space="preserve"> PAGEREF _Toc215658189 \h </w:instrText>
             </w:r>
             <w:r>
               <w:rPr>
@@ -1853,7 +1809,7 @@
               <w14:ligatures w14:val="standardContextual"/>
             </w:rPr>
           </w:pPr>
-          <w:hyperlink w:anchor="_Toc214536507" w:history="1">
+          <w:hyperlink w:anchor="_Toc215658190" w:history="1">
             <w:r>
               <w:rPr>
                 <w:rStyle w:val="Hyperlinkki"/>
@@ -1880,7 +1836,7 @@
                 <w:noProof/>
                 <w:webHidden/>
               </w:rPr>
-              <w:instrText xml:space="preserve"> PAGEREF _Toc214536507 \h </w:instrText>
+              <w:instrText xml:space="preserve"> PAGEREF _Toc215658190 \h </w:instrText>
             </w:r>
             <w:r>
               <w:rPr>
@@ -1927,7 +1883,7 @@
               <w14:ligatures w14:val="standardContextual"/>
             </w:rPr>
           </w:pPr>
-          <w:hyperlink w:anchor="_Toc214536508" w:history="1">
+          <w:hyperlink w:anchor="_Toc215658191" w:history="1">
             <w:r>
               <w:rPr>
                 <w:rStyle w:val="Hyperlinkki"/>
@@ -1954,7 +1910,7 @@
                 <w:noProof/>
                 <w:webHidden/>
               </w:rPr>
-              <w:instrText xml:space="preserve"> PAGEREF _Toc214536508 \h </w:instrText>
+              <w:instrText xml:space="preserve"> PAGEREF _Toc215658191 \h </w:instrText>
             </w:r>
             <w:r>
               <w:rPr>
@@ -2001,7 +1957,7 @@
               <w14:ligatures w14:val="standardContextual"/>
             </w:rPr>
           </w:pPr>
-          <w:hyperlink w:anchor="_Toc214536509" w:history="1">
+          <w:hyperlink w:anchor="_Toc215658192" w:history="1">
             <w:r>
               <w:rPr>
                 <w:rStyle w:val="Hyperlinkki"/>
@@ -2028,7 +1984,7 @@
                 <w:noProof/>
                 <w:webHidden/>
               </w:rPr>
-              <w:instrText xml:space="preserve"> PAGEREF _Toc214536509 \h </w:instrText>
+              <w:instrText xml:space="preserve"> PAGEREF _Toc215658192 \h </w:instrText>
             </w:r>
             <w:r>
               <w:rPr>
@@ -2048,7 +2004,7 @@
                 <w:noProof/>
                 <w:webHidden/>
               </w:rPr>
-              <w:t>12</w:t>
+              <w:t>14</w:t>
             </w:r>
             <w:r>
               <w:rPr>
@@ -2075,7 +2031,7 @@
               <w14:ligatures w14:val="standardContextual"/>
             </w:rPr>
           </w:pPr>
-          <w:hyperlink w:anchor="_Toc214536510" w:history="1">
+          <w:hyperlink w:anchor="_Toc215658193" w:history="1">
             <w:r>
               <w:rPr>
                 <w:rStyle w:val="Hyperlinkki"/>
@@ -2102,7 +2058,7 @@
                 <w:noProof/>
                 <w:webHidden/>
               </w:rPr>
-              <w:instrText xml:space="preserve"> PAGEREF _Toc214536510 \h </w:instrText>
+              <w:instrText xml:space="preserve"> PAGEREF _Toc215658193 \h </w:instrText>
             </w:r>
             <w:r>
               <w:rPr>
@@ -2122,7 +2078,7 @@
                 <w:noProof/>
                 <w:webHidden/>
               </w:rPr>
-              <w:t>13</w:t>
+              <w:t>15</w:t>
             </w:r>
             <w:r>
               <w:rPr>
@@ -2149,7 +2105,7 @@
               <w14:ligatures w14:val="standardContextual"/>
             </w:rPr>
           </w:pPr>
-          <w:hyperlink w:anchor="_Toc214536511" w:history="1">
+          <w:hyperlink w:anchor="_Toc215658194" w:history="1">
             <w:r>
               <w:rPr>
                 <w:rStyle w:val="Hyperlinkki"/>
@@ -2176,7 +2132,7 @@
                 <w:noProof/>
                 <w:webHidden/>
               </w:rPr>
-              <w:instrText xml:space="preserve"> PAGEREF _Toc214536511 \h </w:instrText>
+              <w:instrText xml:space="preserve"> PAGEREF _Toc215658194 \h </w:instrText>
             </w:r>
             <w:r>
               <w:rPr>
@@ -2196,7 +2152,7 @@
                 <w:noProof/>
                 <w:webHidden/>
               </w:rPr>
-              <w:t>14</w:t>
+              <w:t>16</w:t>
             </w:r>
             <w:r>
               <w:rPr>
@@ -2223,13 +2179,13 @@
               <w14:ligatures w14:val="standardContextual"/>
             </w:rPr>
           </w:pPr>
-          <w:hyperlink w:anchor="_Toc214536512" w:history="1">
+          <w:hyperlink w:anchor="_Toc215658195" w:history="1">
             <w:r>
               <w:rPr>
                 <w:rStyle w:val="Hyperlinkki"/>
                 <w:noProof/>
               </w:rPr>
-              <w:t>4.6. There is true and there is true, also the novelty factor</w:t>
+              <w:t>4.6. There is uppercase TRUE, lowercase true, also the novelty factor, and the gravity factor</w:t>
             </w:r>
             <w:r>
               <w:rPr>
@@ -2250,7 +2206,7 @@
                 <w:noProof/>
                 <w:webHidden/>
               </w:rPr>
-              <w:instrText xml:space="preserve"> PAGEREF _Toc214536512 \h </w:instrText>
+              <w:instrText xml:space="preserve"> PAGEREF _Toc215658195 \h </w:instrText>
             </w:r>
             <w:r>
               <w:rPr>
@@ -2270,7 +2226,7 @@
                 <w:noProof/>
                 <w:webHidden/>
               </w:rPr>
-              <w:t>15</w:t>
+              <w:t>17</w:t>
             </w:r>
             <w:r>
               <w:rPr>
@@ -2297,7 +2253,7 @@
               <w14:ligatures w14:val="standardContextual"/>
             </w:rPr>
           </w:pPr>
-          <w:hyperlink w:anchor="_Toc214536513" w:history="1">
+          <w:hyperlink w:anchor="_Toc215658196" w:history="1">
             <w:r>
               <w:rPr>
                 <w:rStyle w:val="Hyperlinkki"/>
@@ -2324,7 +2280,7 @@
                 <w:noProof/>
                 <w:webHidden/>
               </w:rPr>
-              <w:instrText xml:space="preserve"> PAGEREF _Toc214536513 \h </w:instrText>
+              <w:instrText xml:space="preserve"> PAGEREF _Toc215658196 \h </w:instrText>
             </w:r>
             <w:r>
               <w:rPr>
@@ -2344,7 +2300,7 @@
                 <w:noProof/>
                 <w:webHidden/>
               </w:rPr>
-              <w:t>16</w:t>
+              <w:t>18</w:t>
             </w:r>
             <w:r>
               <w:rPr>
@@ -2371,7 +2327,7 @@
               <w14:ligatures w14:val="standardContextual"/>
             </w:rPr>
           </w:pPr>
-          <w:hyperlink w:anchor="_Toc214536514" w:history="1">
+          <w:hyperlink w:anchor="_Toc215658197" w:history="1">
             <w:r>
               <w:rPr>
                 <w:rStyle w:val="Hyperlinkki"/>
@@ -2398,7 +2354,7 @@
                 <w:noProof/>
                 <w:webHidden/>
               </w:rPr>
-              <w:instrText xml:space="preserve"> PAGEREF _Toc214536514 \h </w:instrText>
+              <w:instrText xml:space="preserve"> PAGEREF _Toc215658197 \h </w:instrText>
             </w:r>
             <w:r>
               <w:rPr>
@@ -2418,7 +2374,7 @@
                 <w:noProof/>
                 <w:webHidden/>
               </w:rPr>
-              <w:t>16</w:t>
+              <w:t>18</w:t>
             </w:r>
             <w:r>
               <w:rPr>
@@ -2445,7 +2401,7 @@
               <w14:ligatures w14:val="standardContextual"/>
             </w:rPr>
           </w:pPr>
-          <w:hyperlink w:anchor="_Toc214536515" w:history="1">
+          <w:hyperlink w:anchor="_Toc215658198" w:history="1">
             <w:r>
               <w:rPr>
                 <w:rStyle w:val="Hyperlinkki"/>
@@ -2472,7 +2428,7 @@
                 <w:noProof/>
                 <w:webHidden/>
               </w:rPr>
-              <w:instrText xml:space="preserve"> PAGEREF _Toc214536515 \h </w:instrText>
+              <w:instrText xml:space="preserve"> PAGEREF _Toc215658198 \h </w:instrText>
             </w:r>
             <w:r>
               <w:rPr>
@@ -2492,7 +2448,7 @@
                 <w:noProof/>
                 <w:webHidden/>
               </w:rPr>
-              <w:t>16</w:t>
+              <w:t>18</w:t>
             </w:r>
             <w:r>
               <w:rPr>
@@ -2519,7 +2475,7 @@
               <w14:ligatures w14:val="standardContextual"/>
             </w:rPr>
           </w:pPr>
-          <w:hyperlink w:anchor="_Toc214536516" w:history="1">
+          <w:hyperlink w:anchor="_Toc215658199" w:history="1">
             <w:r>
               <w:rPr>
                 <w:rStyle w:val="Hyperlinkki"/>
@@ -2546,7 +2502,7 @@
                 <w:noProof/>
                 <w:webHidden/>
               </w:rPr>
-              <w:instrText xml:space="preserve"> PAGEREF _Toc214536516 \h </w:instrText>
+              <w:instrText xml:space="preserve"> PAGEREF _Toc215658199 \h </w:instrText>
             </w:r>
             <w:r>
               <w:rPr>
@@ -2566,7 +2522,7 @@
                 <w:noProof/>
                 <w:webHidden/>
               </w:rPr>
-              <w:t>17</w:t>
+              <w:t>19</w:t>
             </w:r>
             <w:r>
               <w:rPr>
@@ -2593,7 +2549,7 @@
               <w14:ligatures w14:val="standardContextual"/>
             </w:rPr>
           </w:pPr>
-          <w:hyperlink w:anchor="_Toc214536517" w:history="1">
+          <w:hyperlink w:anchor="_Toc215658200" w:history="1">
             <w:r>
               <w:rPr>
                 <w:rStyle w:val="Hyperlinkki"/>
@@ -2620,7 +2576,7 @@
                 <w:noProof/>
                 <w:webHidden/>
               </w:rPr>
-              <w:instrText xml:space="preserve"> PAGEREF _Toc214536517 \h </w:instrText>
+              <w:instrText xml:space="preserve"> PAGEREF _Toc215658200 \h </w:instrText>
             </w:r>
             <w:r>
               <w:rPr>
@@ -2640,7 +2596,7 @@
                 <w:noProof/>
                 <w:webHidden/>
               </w:rPr>
-              <w:t>18</w:t>
+              <w:t>20</w:t>
             </w:r>
             <w:r>
               <w:rPr>
@@ -2667,7 +2623,7 @@
               <w14:ligatures w14:val="standardContextual"/>
             </w:rPr>
           </w:pPr>
-          <w:hyperlink w:anchor="_Toc214536518" w:history="1">
+          <w:hyperlink w:anchor="_Toc215658201" w:history="1">
             <w:r>
               <w:rPr>
                 <w:rStyle w:val="Hyperlinkki"/>
@@ -2694,7 +2650,7 @@
                 <w:noProof/>
                 <w:webHidden/>
               </w:rPr>
-              <w:instrText xml:space="preserve"> PAGEREF _Toc214536518 \h </w:instrText>
+              <w:instrText xml:space="preserve"> PAGEREF _Toc215658201 \h </w:instrText>
             </w:r>
             <w:r>
               <w:rPr>
@@ -2714,7 +2670,7 @@
                 <w:noProof/>
                 <w:webHidden/>
               </w:rPr>
-              <w:t>19</w:t>
+              <w:t>21</w:t>
             </w:r>
             <w:r>
               <w:rPr>
@@ -2741,7 +2697,7 @@
               <w14:ligatures w14:val="standardContextual"/>
             </w:rPr>
           </w:pPr>
-          <w:hyperlink w:anchor="_Toc214536519" w:history="1">
+          <w:hyperlink w:anchor="_Toc215658202" w:history="1">
             <w:r>
               <w:rPr>
                 <w:rStyle w:val="Hyperlinkki"/>
@@ -2768,7 +2724,7 @@
                 <w:noProof/>
                 <w:webHidden/>
               </w:rPr>
-              <w:instrText xml:space="preserve"> PAGEREF _Toc214536519 \h </w:instrText>
+              <w:instrText xml:space="preserve"> PAGEREF _Toc215658202 \h </w:instrText>
             </w:r>
             <w:r>
               <w:rPr>
@@ -2788,7 +2744,7 @@
                 <w:noProof/>
                 <w:webHidden/>
               </w:rPr>
-              <w:t>19</w:t>
+              <w:t>21</w:t>
             </w:r>
             <w:r>
               <w:rPr>
@@ -2815,7 +2771,7 @@
               <w14:ligatures w14:val="standardContextual"/>
             </w:rPr>
           </w:pPr>
-          <w:hyperlink w:anchor="_Toc214536520" w:history="1">
+          <w:hyperlink w:anchor="_Toc215658203" w:history="1">
             <w:r>
               <w:rPr>
                 <w:rStyle w:val="Hyperlinkki"/>
@@ -2842,7 +2798,7 @@
                 <w:noProof/>
                 <w:webHidden/>
               </w:rPr>
-              <w:instrText xml:space="preserve"> PAGEREF _Toc214536520 \h </w:instrText>
+              <w:instrText xml:space="preserve"> PAGEREF _Toc215658203 \h </w:instrText>
             </w:r>
             <w:r>
               <w:rPr>
@@ -2862,7 +2818,7 @@
                 <w:noProof/>
                 <w:webHidden/>
               </w:rPr>
-              <w:t>19</w:t>
+              <w:t>21</w:t>
             </w:r>
             <w:r>
               <w:rPr>
@@ -2889,7 +2845,7 @@
               <w14:ligatures w14:val="standardContextual"/>
             </w:rPr>
           </w:pPr>
-          <w:hyperlink w:anchor="_Toc214536521" w:history="1">
+          <w:hyperlink w:anchor="_Toc215658204" w:history="1">
             <w:r>
               <w:rPr>
                 <w:rStyle w:val="Hyperlinkki"/>
@@ -2916,7 +2872,7 @@
                 <w:noProof/>
                 <w:webHidden/>
               </w:rPr>
-              <w:instrText xml:space="preserve"> PAGEREF _Toc214536521 \h </w:instrText>
+              <w:instrText xml:space="preserve"> PAGEREF _Toc215658204 \h </w:instrText>
             </w:r>
             <w:r>
               <w:rPr>
@@ -2936,7 +2892,7 @@
                 <w:noProof/>
                 <w:webHidden/>
               </w:rPr>
-              <w:t>19</w:t>
+              <w:t>21</w:t>
             </w:r>
             <w:r>
               <w:rPr>
@@ -2963,7 +2919,7 @@
               <w14:ligatures w14:val="standardContextual"/>
             </w:rPr>
           </w:pPr>
-          <w:hyperlink w:anchor="_Toc214536522" w:history="1">
+          <w:hyperlink w:anchor="_Toc215658205" w:history="1">
             <w:r>
               <w:rPr>
                 <w:rStyle w:val="Hyperlinkki"/>
@@ -2990,7 +2946,7 @@
                 <w:noProof/>
                 <w:webHidden/>
               </w:rPr>
-              <w:instrText xml:space="preserve"> PAGEREF _Toc214536522 \h </w:instrText>
+              <w:instrText xml:space="preserve"> PAGEREF _Toc215658205 \h </w:instrText>
             </w:r>
             <w:r>
               <w:rPr>
@@ -3010,7 +2966,7 @@
                 <w:noProof/>
                 <w:webHidden/>
               </w:rPr>
-              <w:t>20</w:t>
+              <w:t>22</w:t>
             </w:r>
             <w:r>
               <w:rPr>
@@ -3037,7 +2993,7 @@
               <w14:ligatures w14:val="standardContextual"/>
             </w:rPr>
           </w:pPr>
-          <w:hyperlink w:anchor="_Toc214536523" w:history="1">
+          <w:hyperlink w:anchor="_Toc215658206" w:history="1">
             <w:r>
               <w:rPr>
                 <w:rStyle w:val="Hyperlinkki"/>
@@ -3064,7 +3020,7 @@
                 <w:noProof/>
                 <w:webHidden/>
               </w:rPr>
-              <w:instrText xml:space="preserve"> PAGEREF _Toc214536523 \h </w:instrText>
+              <w:instrText xml:space="preserve"> PAGEREF _Toc215658206 \h </w:instrText>
             </w:r>
             <w:r>
               <w:rPr>
@@ -3084,7 +3040,7 @@
                 <w:noProof/>
                 <w:webHidden/>
               </w:rPr>
-              <w:t>20</w:t>
+              <w:t>22</w:t>
             </w:r>
             <w:r>
               <w:rPr>
@@ -3111,7 +3067,7 @@
               <w14:ligatures w14:val="standardContextual"/>
             </w:rPr>
           </w:pPr>
-          <w:hyperlink w:anchor="_Toc214536524" w:history="1">
+          <w:hyperlink w:anchor="_Toc215658207" w:history="1">
             <w:r>
               <w:rPr>
                 <w:rStyle w:val="Hyperlinkki"/>
@@ -3138,7 +3094,7 @@
                 <w:noProof/>
                 <w:webHidden/>
               </w:rPr>
-              <w:instrText xml:space="preserve"> PAGEREF _Toc214536524 \h </w:instrText>
+              <w:instrText xml:space="preserve"> PAGEREF _Toc215658207 \h </w:instrText>
             </w:r>
             <w:r>
               <w:rPr>
@@ -3158,7 +3114,7 @@
                 <w:noProof/>
                 <w:webHidden/>
               </w:rPr>
-              <w:t>20</w:t>
+              <w:t>22</w:t>
             </w:r>
             <w:r>
               <w:rPr>
@@ -3185,7 +3141,7 @@
               <w14:ligatures w14:val="standardContextual"/>
             </w:rPr>
           </w:pPr>
-          <w:hyperlink w:anchor="_Toc214536525" w:history="1">
+          <w:hyperlink w:anchor="_Toc215658208" w:history="1">
             <w:r>
               <w:rPr>
                 <w:rStyle w:val="Hyperlinkki"/>
@@ -3212,7 +3168,7 @@
                 <w:noProof/>
                 <w:webHidden/>
               </w:rPr>
-              <w:instrText xml:space="preserve"> PAGEREF _Toc214536525 \h </w:instrText>
+              <w:instrText xml:space="preserve"> PAGEREF _Toc215658208 \h </w:instrText>
             </w:r>
             <w:r>
               <w:rPr>
@@ -3232,7 +3188,7 @@
                 <w:noProof/>
                 <w:webHidden/>
               </w:rPr>
-              <w:t>20</w:t>
+              <w:t>22</w:t>
             </w:r>
             <w:r>
               <w:rPr>
@@ -3259,7 +3215,7 @@
               <w14:ligatures w14:val="standardContextual"/>
             </w:rPr>
           </w:pPr>
-          <w:hyperlink w:anchor="_Toc214536526" w:history="1">
+          <w:hyperlink w:anchor="_Toc215658209" w:history="1">
             <w:r>
               <w:rPr>
                 <w:rStyle w:val="Hyperlinkki"/>
@@ -3286,7 +3242,7 @@
                 <w:noProof/>
                 <w:webHidden/>
               </w:rPr>
-              <w:instrText xml:space="preserve"> PAGEREF _Toc214536526 \h </w:instrText>
+              <w:instrText xml:space="preserve"> PAGEREF _Toc215658209 \h </w:instrText>
             </w:r>
             <w:r>
               <w:rPr>
@@ -3306,7 +3262,7 @@
                 <w:noProof/>
                 <w:webHidden/>
               </w:rPr>
-              <w:t>21</w:t>
+              <w:t>23</w:t>
             </w:r>
             <w:r>
               <w:rPr>
@@ -3333,7 +3289,7 @@
               <w14:ligatures w14:val="standardContextual"/>
             </w:rPr>
           </w:pPr>
-          <w:hyperlink w:anchor="_Toc214536527" w:history="1">
+          <w:hyperlink w:anchor="_Toc215658210" w:history="1">
             <w:r>
               <w:rPr>
                 <w:rStyle w:val="Hyperlinkki"/>
@@ -3360,7 +3316,7 @@
                 <w:noProof/>
                 <w:webHidden/>
               </w:rPr>
-              <w:instrText xml:space="preserve"> PAGEREF _Toc214536527 \h </w:instrText>
+              <w:instrText xml:space="preserve"> PAGEREF _Toc215658210 \h </w:instrText>
             </w:r>
             <w:r>
               <w:rPr>
@@ -3380,7 +3336,7 @@
                 <w:noProof/>
                 <w:webHidden/>
               </w:rPr>
-              <w:t>21</w:t>
+              <w:t>23</w:t>
             </w:r>
             <w:r>
               <w:rPr>
@@ -3407,7 +3363,7 @@
               <w14:ligatures w14:val="standardContextual"/>
             </w:rPr>
           </w:pPr>
-          <w:hyperlink w:anchor="_Toc214536528" w:history="1">
+          <w:hyperlink w:anchor="_Toc215658211" w:history="1">
             <w:r>
               <w:rPr>
                 <w:rStyle w:val="Hyperlinkki"/>
@@ -3434,7 +3390,7 @@
                 <w:noProof/>
                 <w:webHidden/>
               </w:rPr>
-              <w:instrText xml:space="preserve"> PAGEREF _Toc214536528 \h </w:instrText>
+              <w:instrText xml:space="preserve"> PAGEREF _Toc215658211 \h </w:instrText>
             </w:r>
             <w:r>
               <w:rPr>
@@ -3454,7 +3410,7 @@
                 <w:noProof/>
                 <w:webHidden/>
               </w:rPr>
-              <w:t>21</w:t>
+              <w:t>23</w:t>
             </w:r>
             <w:r>
               <w:rPr>
@@ -3481,7 +3437,7 @@
               <w14:ligatures w14:val="standardContextual"/>
             </w:rPr>
           </w:pPr>
-          <w:hyperlink w:anchor="_Toc214536529" w:history="1">
+          <w:hyperlink w:anchor="_Toc215658212" w:history="1">
             <w:r>
               <w:rPr>
                 <w:rStyle w:val="Hyperlinkki"/>
@@ -3508,7 +3464,7 @@
                 <w:noProof/>
                 <w:webHidden/>
               </w:rPr>
-              <w:instrText xml:space="preserve"> PAGEREF _Toc214536529 \h </w:instrText>
+              <w:instrText xml:space="preserve"> PAGEREF _Toc215658212 \h </w:instrText>
             </w:r>
             <w:r>
               <w:rPr>
@@ -3528,7 +3484,81 @@
                 <w:noProof/>
                 <w:webHidden/>
               </w:rPr>
-              <w:t>22</w:t>
+              <w:t>24</w:t>
+            </w:r>
+            <w:r>
+              <w:rPr>
+                <w:noProof/>
+                <w:webHidden/>
+              </w:rPr>
+              <w:fldChar w:fldCharType="end"/>
+            </w:r>
+          </w:hyperlink>
+        </w:p>
+        <w:p>
+          <w:pPr>
+            <w:pStyle w:val="Sisluet2"/>
+            <w:tabs>
+              <w:tab w:val="right" w:leader="dot" w:pos="9019"/>
+            </w:tabs>
+            <w:rPr>
+              <w:rFonts w:asciiTheme="minorHAnsi" w:eastAsiaTheme="minorEastAsia" w:hAnsiTheme="minorHAnsi" w:cstheme="minorBidi"/>
+              <w:noProof/>
+              <w:kern w:val="2"/>
+              <w:sz w:val="24"/>
+              <w:szCs w:val="24"/>
+              <w:lang w:val="fi-FI"/>
+              <w14:ligatures w14:val="standardContextual"/>
+            </w:rPr>
+          </w:pPr>
+          <w:hyperlink w:anchor="_Toc215658213" w:history="1">
+            <w:r>
+              <w:rPr>
+                <w:rStyle w:val="Hyperlinkki"/>
+                <w:noProof/>
+              </w:rPr>
+              <w:t>11. Technical Terms</w:t>
+            </w:r>
+            <w:r>
+              <w:rPr>
+                <w:noProof/>
+                <w:webHidden/>
+              </w:rPr>
+              <w:tab/>
+            </w:r>
+            <w:r>
+              <w:rPr>
+                <w:noProof/>
+                <w:webHidden/>
+              </w:rPr>
+              <w:fldChar w:fldCharType="begin"/>
+            </w:r>
+            <w:r>
+              <w:rPr>
+                <w:noProof/>
+                <w:webHidden/>
+              </w:rPr>
+              <w:instrText xml:space="preserve"> PAGEREF _Toc215658213 \h </w:instrText>
+            </w:r>
+            <w:r>
+              <w:rPr>
+                <w:noProof/>
+                <w:webHidden/>
+              </w:rPr>
+            </w:r>
+            <w:r>
+              <w:rPr>
+                <w:noProof/>
+                <w:webHidden/>
+              </w:rPr>
+              <w:fldChar w:fldCharType="separate"/>
+            </w:r>
+            <w:r>
+              <w:rPr>
+                <w:noProof/>
+                <w:webHidden/>
+              </w:rPr>
+              <w:t>25</w:t>
             </w:r>
             <w:r>
               <w:rPr>
@@ -3568,7 +3598,7 @@
         <w:pStyle w:val="Otsikko2"/>
         <w:spacing w:before="0" w:line="240" w:lineRule="auto"/>
       </w:pPr>
-      <w:bookmarkStart w:id="0" w:name="_Toc214536503"/>
+      <w:bookmarkStart w:id="0" w:name="_Toc215658186"/>
       <w:r>
         <w:lastRenderedPageBreak/>
         <w:t>1. Executive Summary, Quick overview</w:t>
@@ -3608,7 +3638,21 @@
           <w:sz w:val="24"/>
           <w:szCs w:val="24"/>
         </w:rPr>
-        <w:t>a game about the emerging 2</w:t>
+        <w:t xml:space="preserve">a game </w:t>
+      </w:r>
+      <w:r>
+        <w:rPr>
+          <w:sz w:val="24"/>
+          <w:szCs w:val="24"/>
+        </w:rPr>
+        <w:t>inspired by</w:t>
+      </w:r>
+      <w:r>
+        <w:rPr>
+          <w:sz w:val="24"/>
+          <w:szCs w:val="24"/>
+        </w:rPr>
+        <w:t xml:space="preserve"> the emerging 2</w:t>
       </w:r>
       <w:r>
         <w:rPr>
@@ -3721,7 +3765,16 @@
         <w:t xml:space="preserve"> the sound of what is considered TRUE</w:t>
       </w:r>
       <w:r>
-        <w:t xml:space="preserve"> glacier-kvlt snordanes Black Metal</w:t>
+        <w:t xml:space="preserve"> </w:t>
+      </w:r>
+      <w:r>
+        <w:t xml:space="preserve">(or </w:t>
+      </w:r>
+      <w:r>
+        <w:t>glacier-kvlt snordanes Black Metal</w:t>
+      </w:r>
+      <w:r>
+        <w:t>)</w:t>
       </w:r>
       <w:r>
         <w:t xml:space="preserve">, </w:t>
@@ -3937,6 +3990,76 @@
           <w:sz w:val="24"/>
           <w:szCs w:val="24"/>
         </w:rPr>
+        <w:t xml:space="preserve"> The actual drifting of certain band’s sounds and ideals have inspired these </w:t>
+      </w:r>
+      <w:r>
+        <w:rPr>
+          <w:sz w:val="24"/>
+          <w:szCs w:val="24"/>
+        </w:rPr>
+        <w:t>ideas;</w:t>
+      </w:r>
+      <w:r>
+        <w:rPr>
+          <w:sz w:val="24"/>
+          <w:szCs w:val="24"/>
+        </w:rPr>
+        <w:t xml:space="preserve"> all be it the approach in this game is exaggerated on purpose. Perhaps the easiest example would have been Ulver’s three early records that served as a benchmark for the Norwegian Black Metal sound, only for the band </w:t>
+      </w:r>
+      <w:r>
+        <w:rPr>
+          <w:sz w:val="24"/>
+          <w:szCs w:val="24"/>
+        </w:rPr>
+        <w:t xml:space="preserve">to </w:t>
+      </w:r>
+      <w:r>
+        <w:rPr>
+          <w:sz w:val="24"/>
+          <w:szCs w:val="24"/>
+        </w:rPr>
+        <w:t xml:space="preserve">quickly pivot into something </w:t>
+      </w:r>
+      <w:r>
+        <w:rPr>
+          <w:sz w:val="24"/>
+          <w:szCs w:val="24"/>
+        </w:rPr>
+        <w:t xml:space="preserve">experimental and </w:t>
+      </w:r>
+      <w:r>
+        <w:rPr>
+          <w:sz w:val="24"/>
+          <w:szCs w:val="24"/>
+        </w:rPr>
+        <w:t>entirely different</w:t>
+      </w:r>
+      <w:r>
+        <w:rPr>
+          <w:sz w:val="24"/>
+          <w:szCs w:val="24"/>
+        </w:rPr>
+        <w:t>, a sound</w:t>
+      </w:r>
+      <w:r>
+        <w:rPr>
+          <w:sz w:val="24"/>
+          <w:szCs w:val="24"/>
+        </w:rPr>
+        <w:t xml:space="preserve"> not considered canon in the scene. </w:t>
+      </w:r>
+      <w:r>
+        <w:rPr>
+          <w:sz w:val="24"/>
+          <w:szCs w:val="24"/>
+        </w:rPr>
+        <w:t>Many other bands from that scene had a similar career, but listing those bands here would be beside the point.</w:t>
+      </w:r>
+      <w:r>
+        <w:rPr>
+          <w:sz w:val="24"/>
+          <w:szCs w:val="24"/>
+        </w:rPr>
         <w:br w:type="page"/>
       </w:r>
     </w:p>
@@ -3945,7 +4068,7 @@
         <w:pStyle w:val="Otsikko2"/>
         <w:spacing w:before="0" w:line="240" w:lineRule="auto"/>
       </w:pPr>
-      <w:bookmarkStart w:id="2" w:name="_Toc214536504"/>
+      <w:bookmarkStart w:id="2" w:name="_Toc215658187"/>
       <w:r>
         <w:lastRenderedPageBreak/>
         <w:t>2. Target Audience</w:t>
@@ -4056,7 +4179,7 @@
         <w:pStyle w:val="Otsikko2"/>
         <w:spacing w:before="0" w:line="240" w:lineRule="auto"/>
       </w:pPr>
-      <w:bookmarkStart w:id="3" w:name="_Toc214536505"/>
+      <w:bookmarkStart w:id="3" w:name="_Toc215658188"/>
       <w:r>
         <w:lastRenderedPageBreak/>
         <w:t>3. Main Characters</w:t>
@@ -4228,15 +4351,7 @@
         <w:t>”.</w:t>
       </w:r>
       <w:r>
-        <w:t xml:space="preserve"> The </w:t>
-      </w:r>
-      <w:proofErr w:type="gramStart"/>
-      <w:r>
-        <w:t>“.SNO</w:t>
-      </w:r>
-      <w:proofErr w:type="gramEnd"/>
-      <w:r>
-        <w:t>” hyphen is determined from a drop-down menu, by the country of origin. Many or all these options might be locked down to their defaults, depending on where the project’s development is currently at, and the same goes for the character’s outlook, which would ideally be alterable.</w:t>
+        <w:t xml:space="preserve"> The “.SNO” hyphen is determined from a drop-down menu, by the country of origin. Many or all these options might be locked down to their defaults, depending on where the project’s development is currently at, and the same goes for the character’s outlook, which would ideally be alterable.</w:t>
       </w:r>
       <w:r>
         <w:t xml:space="preserve"> The band’s logo is by default as depicted below. At later stages, the program could accept</w:t>
@@ -4867,7 +4982,7 @@
         <w:pStyle w:val="Otsikko2"/>
         <w:spacing w:before="0" w:line="240" w:lineRule="auto"/>
       </w:pPr>
-      <w:bookmarkStart w:id="4" w:name="_Toc214536506"/>
+      <w:bookmarkStart w:id="4" w:name="_Toc215658189"/>
       <w:r>
         <w:t>4. Main Features</w:t>
       </w:r>
@@ -4887,7 +5002,7 @@
       <w:r>
         <w:t xml:space="preserve">  </w:t>
       </w:r>
-      <w:bookmarkStart w:id="5" w:name="_Toc214536507"/>
+      <w:bookmarkStart w:id="5" w:name="_Toc215658190"/>
       <w:r>
         <w:t xml:space="preserve">4.1 </w:t>
       </w:r>
@@ -4963,7 +5078,13 @@
         <w:pStyle w:val="Normaali2"/>
       </w:pPr>
       <w:r>
-        <w:t>At the end of every season, the results of these actions update the band’s creative progress, ideological profile, and influence on the scene. After every four seasons (one year), overall progress is evaluated, and the Keeper is determined. The Keeper cannot produce new material but instead influences others from the position of authority</w:t>
+        <w:t xml:space="preserve">At the end of every season, the results of these actions update the band’s creative progress, ideological profile, and influence </w:t>
+      </w:r>
+      <w:r>
+        <w:t>over</w:t>
+      </w:r>
+      <w:r>
+        <w:t xml:space="preserve"> the scene. After every four seasons (one year), overall progress is evaluated, and the Keeper is determined. The Keeper cannot produce new material but instead influences others from the position of authority</w:t>
       </w:r>
       <w:r>
         <w:t>, by allowing access to cheaper and specialised services</w:t>
@@ -4972,7 +5093,28 @@
         <w:t>.</w:t>
       </w:r>
       <w:r>
-        <w:t xml:space="preserve"> The Keeper’s goal is to nurture their legacy by lifting bands that are following them, instead of bands that are doing their own thing. </w:t>
+        <w:t xml:space="preserve"> The Keeper’s goal is to nurture their</w:t>
+      </w:r>
+      <w:r>
+        <w:t xml:space="preserve"> personal</w:t>
+      </w:r>
+      <w:r>
+        <w:t xml:space="preserve"> legacy by </w:t>
+      </w:r>
+      <w:r>
+        <w:t>lifting</w:t>
+      </w:r>
+      <w:r>
+        <w:t xml:space="preserve"> </w:t>
+      </w:r>
+      <w:r>
+        <w:t xml:space="preserve">bands that are following </w:t>
+      </w:r>
+      <w:r>
+        <w:t>the Keeper’s sound</w:t>
+      </w:r>
+      <w:r>
+        <w:t xml:space="preserve">, instead of bands that are doing their own thing. </w:t>
       </w:r>
     </w:p>
     <w:p>
@@ -5024,7 +5166,7 @@
       <w:r>
         <w:t xml:space="preserve">  </w:t>
       </w:r>
-      <w:bookmarkStart w:id="6" w:name="_Toc214536508"/>
+      <w:bookmarkStart w:id="6" w:name="_Toc215658191"/>
       <w:r>
         <w:t xml:space="preserve">4.2 </w:t>
       </w:r>
@@ -5230,10 +5372,28 @@
         <w:t xml:space="preserve">“tired” status, which can be rested away with one skip character action for the character. </w:t>
       </w:r>
       <w:r>
-        <w:t>Each type of action has its own special cost for the third action, called strain penalty.</w:t>
+        <w:t xml:space="preserve">A character who is considered “tired”, cannot take a third action. </w:t>
+      </w:r>
+      <w:r>
+        <w:t xml:space="preserve">Each type of action has its own special cost for the </w:t>
+      </w:r>
+      <w:r>
+        <w:t>tiredness status</w:t>
+      </w:r>
+      <w:r>
+        <w:t>, called strain penalty</w:t>
+      </w:r>
+      <w:r>
+        <w:t>, which is active in play alongside the tired status</w:t>
+      </w:r>
+      <w:r>
+        <w:t>.</w:t>
       </w:r>
       <w:r>
         <w:t xml:space="preserve"> When the tired status is cured, so is the penalty.</w:t>
+      </w:r>
+      <w:r>
+        <w:t xml:space="preserve"> The strain penalty can only influence game play once per season. When the strain penalty is about to influence play, the character can opt out by taking a rest action.</w:t>
       </w:r>
     </w:p>
     <w:p>
@@ -5297,7 +5457,14 @@
         <w:pStyle w:val="Normaali2"/>
       </w:pPr>
       <w:r>
-        <w:t xml:space="preserve">Strain penalty: </w:t>
+        <w:rPr>
+          <w:b/>
+          <w:bCs/>
+        </w:rPr>
+        <w:t>Strain penalty:</w:t>
+      </w:r>
+      <w:r>
+        <w:t xml:space="preserve"> </w:t>
       </w:r>
       <w:r>
         <w:rPr>
@@ -5326,7 +5493,13 @@
         <w:t>.</w:t>
       </w:r>
       <w:r>
-        <w:t xml:space="preserve"> At the end of the action, their transient tag must have changed.</w:t>
+        <w:t xml:space="preserve"> At the end of the action, their transient tag must have changed</w:t>
+      </w:r>
+      <w:r>
+        <w:t>, unless they rest instead</w:t>
+      </w:r>
+      <w:r>
+        <w:t>.</w:t>
       </w:r>
     </w:p>
     <w:p>
@@ -5345,7 +5518,61 @@
         <w:t>Rehearsal actions are for sharpening the gestated ideas into perfection and recording them down unto a demo tape.</w:t>
       </w:r>
       <w:r>
-        <w:t xml:space="preserve"> Strain penalty: </w:t>
+        <w:t xml:space="preserve"> </w:t>
+      </w:r>
+      <w:r>
+        <w:t xml:space="preserve">When the band has chosen the collective rehearsal action, they are portrayed in their rehearsal space, where </w:t>
+      </w:r>
+      <w:r>
+        <w:t xml:space="preserve">the player decides which track they are working on. When first entering rehearsal space, only “compose action” is </w:t>
+      </w:r>
+      <w:r>
+        <w:t>available.</w:t>
+      </w:r>
+    </w:p>
+    <w:p>
+      <w:pPr>
+        <w:pStyle w:val="Normaali2"/>
+        <w:numPr>
+          <w:ilvl w:val="0"/>
+          <w:numId w:val="5"/>
+        </w:numPr>
+      </w:pPr>
+      <w:r>
+        <w:lastRenderedPageBreak/>
+        <w:t>Compose action either starts an empty track, to be named by the player as the first idea is placed on it or contributes to the track currently being worked on. The first idea is called “the root”, and it can be any idea held by any band member. Each band member is expected to contribute one idea to the track. When all band members have contributed, the track can be declared composed, or left open for further compose actions.</w:t>
+      </w:r>
+    </w:p>
+    <w:p>
+      <w:pPr>
+        <w:pStyle w:val="Normaali2"/>
+        <w:numPr>
+          <w:ilvl w:val="0"/>
+          <w:numId w:val="5"/>
+        </w:numPr>
+      </w:pPr>
+      <w:r>
+        <w:t>Rehearse action is used for improving the conveyance trait of the selected band member on the given track. A track that has not been rehearsed, or that has only been rehearsed max twice on, is considered “raw”. The conveyance trait starts from around 0.5, depending on factors described later in this manuscript.</w:t>
+      </w:r>
+    </w:p>
+    <w:p>
+      <w:pPr>
+        <w:pStyle w:val="Normaali2"/>
+      </w:pPr>
+    </w:p>
+    <w:p>
+      <w:pPr>
+        <w:pStyle w:val="Normaali2"/>
+      </w:pPr>
+      <w:r>
+        <w:rPr>
+          <w:b/>
+          <w:bCs/>
+        </w:rPr>
+        <w:t>Strain penalty:</w:t>
+      </w:r>
+      <w:r>
+        <w:t xml:space="preserve"> </w:t>
       </w:r>
       <w:r>
         <w:rPr>
@@ -5365,11 +5592,23 @@
         <w:t>The character cannot access their mood tag</w:t>
       </w:r>
       <w:r>
-        <w:t>, and loose momentarily anything attached to it</w:t>
+        <w:t xml:space="preserve"> slot</w:t>
+      </w:r>
+      <w:r>
+        <w:t>, and loose momentarily</w:t>
+      </w:r>
+      <w:r>
+        <w:t xml:space="preserve"> the access to</w:t>
+      </w:r>
+      <w:r>
+        <w:t xml:space="preserve"> anything attached to it</w:t>
       </w:r>
       <w:r>
         <w:t>.</w:t>
       </w:r>
+      <w:r>
+        <w:t xml:space="preserve"> </w:t>
+      </w:r>
     </w:p>
     <w:p>
       <w:pPr>
@@ -5386,7 +5625,16 @@
       <w:r>
         <w:t xml:space="preserve">Promotional actions are for getting others acquainted with your materials beyond the Keeper’s supervision. </w:t>
       </w:r>
-      <w:r>
+    </w:p>
+    <w:p>
+      <w:pPr>
+        <w:pStyle w:val="Normaali2"/>
+      </w:pPr>
+      <w:r>
+        <w:rPr>
+          <w:b/>
+          <w:bCs/>
+        </w:rPr>
         <w:t>Strain penalty:</w:t>
       </w:r>
       <w:r>
@@ -5403,7 +5651,16 @@
         <w:t xml:space="preserve"> </w:t>
       </w:r>
       <w:r>
-        <w:t>The character must interact with any instance of their convictional anti-tag at the next convenient moment.</w:t>
+        <w:t>The character must interact</w:t>
+      </w:r>
+      <w:r>
+        <w:t xml:space="preserve"> negatively</w:t>
+      </w:r>
+      <w:r>
+        <w:t xml:space="preserve"> with any instance of their convictional anti-tag at the next convenient moment</w:t>
+      </w:r>
+      <w:r>
+        <w:t>, unless they take a rest instead.</w:t>
       </w:r>
     </w:p>
     <w:p>
@@ -5411,24 +5668,58 @@
         <w:pStyle w:val="Otsikko4"/>
       </w:pPr>
       <w:r>
+        <w:t>4.2.4 Keeper Actions</w:t>
+      </w:r>
+    </w:p>
+    <w:p>
+      <w:pPr>
+        <w:pStyle w:val="Normaali2"/>
+      </w:pPr>
+      <w:r>
+        <w:t>The Keeper has powerful, genre-bending decisions at their disposal. For example, they can declare a demo as black metal even if it lacks the genre defining re-sacralising tag-pair (see 4.5). They can lose other people’s demos and thus hinder their circulation in the scene. They can also take credit from other people’s actions at slightest hints of involvement.</w:t>
+      </w:r>
+      <w:r>
+        <w:t xml:space="preserve"> </w:t>
+      </w:r>
+      <w:r>
+        <w:t>They can declare a relatively weak aspect or tag as heretical to the sound, or conversely, bring an aspect or tag that seems on the periphery of True into the fold legitimately. The price for these actions is that the next Keeper in line has access to the same actions and might be able to retaliate.</w:t>
+      </w:r>
+      <w:r>
+        <w:t xml:space="preserve"> </w:t>
+      </w:r>
+    </w:p>
+    <w:p>
+      <w:pPr>
+        <w:pStyle w:val="Normaali2"/>
+      </w:pPr>
+      <w:r>
+        <w:t xml:space="preserve">Keepers have a trait called “Pull”, that is derived from their influence at the start of their position as Keeper. It is an expendable resource, that gets somewhat replenished at the start of each new round (unless the Keeper changes). All Keeper actions cost Pull, and the bigger the actions, the bigger the cost. If a keeper goes past their max Pull </w:t>
+      </w:r>
+      <w:r>
         <w:lastRenderedPageBreak/>
-        <w:t>4.2.4 Keeper Actions</w:t>
-      </w:r>
-    </w:p>
-    <w:p>
-      <w:r>
-        <w:t>The Keeper has powerful, genre-bending decisions at their disposal. For example, they can declare a demo as black metal even if it lacks the genre defining re-sacralising tag-pair (see 4.5). They can lose other people’s demos and thus hinder their circulation in the scene. They can also take credit from other people’s actions at slightest hints of involvement.</w:t>
+        <w:t xml:space="preserve">with an action, they can no longer do Keeper actions and are considered tired and suffer the strain penalty. </w:t>
+      </w:r>
+    </w:p>
+    <w:p>
+      <w:pPr>
+        <w:pStyle w:val="Normaali2"/>
+      </w:pPr>
+    </w:p>
+    <w:p>
+      <w:pPr>
+        <w:pStyle w:val="Normaali2"/>
+      </w:pPr>
+      <w:r>
+        <w:rPr>
+          <w:b/>
+          <w:bCs/>
+        </w:rPr>
+        <w:t>Strain penalty:</w:t>
       </w:r>
       <w:r>
         <w:t xml:space="preserve"> </w:t>
       </w:r>
       <w:r>
-        <w:t>They can declare a relatively weak aspect or tag as heretical to the sound, or conversely, bring an aspect or tag that seems on the periphery of True into the fold legitimately. The price for these actions is that the next Keeper in line has access to the same actions and might be able to retaliate.</w:t>
-      </w:r>
-      <w:r>
-        <w:t xml:space="preserve"> Strain penalty: </w:t>
-      </w:r>
-      <w:r>
         <w:rPr>
           <w:b/>
           <w:bCs/>
@@ -5443,11 +5734,34 @@
         <w:t xml:space="preserve"> </w:t>
       </w:r>
       <w:r>
-        <w:t xml:space="preserve">When a Keeper over plays their hand, they do not receive any influence points during the turn that they start with the penalty. </w:t>
-      </w:r>
-      <w:r>
-        <w:br/>
-      </w:r>
+        <w:t>When a Keeper over plays their hand, they do not receive any influence points during the turn that they start with the penalty</w:t>
+      </w:r>
+      <w:r>
+        <w:t>, nor do they replenish any Pull.</w:t>
+      </w:r>
+      <w:r>
+        <w:t xml:space="preserve"> </w:t>
+      </w:r>
+      <w:r>
+        <w:t xml:space="preserve">A Keeper cannot circumvent this effect with rest, </w:t>
+      </w:r>
+      <w:r>
+        <w:t>but the Keeper’s tiredness is negated when th</w:t>
+      </w:r>
+      <w:r>
+        <w:t>is</w:t>
+      </w:r>
+      <w:r>
+        <w:t xml:space="preserve"> penalty is applied </w:t>
+      </w:r>
+      <w:r>
+        <w:t>once. A Keeper who starts with no Pull can do one Keeper action as a sort of Hail Mary action, but this effectively keeps them in the sidelines if they somehow keep their status as Keeper.</w:t>
+      </w:r>
+    </w:p>
+    <w:p>
+      <w:pPr>
+        <w:pStyle w:val="Normaali2"/>
+      </w:pPr>
     </w:p>
     <w:p>
       <w:pPr>
@@ -5457,7 +5771,7 @@
       <w:r>
         <w:t xml:space="preserve">  </w:t>
       </w:r>
-      <w:bookmarkStart w:id="7" w:name="_Toc214536509"/>
+      <w:bookmarkStart w:id="7" w:name="_Toc215658192"/>
       <w:r>
         <w:t xml:space="preserve">4.3 </w:t>
       </w:r>
@@ -5507,13 +5821,25 @@
         <w:t>An aspect does not do much by itself, but it can be instantiated into an idea, and an idea can (and must) host a tag (see below). Each character has a capacity to indefinitely hold a set number of ideas, but the idea must be built again once expended.</w:t>
       </w:r>
       <w:r>
-        <w:t xml:space="preserve"> A collective can also keep some ideas, but the association with those ideas is permanent and always accessible to the members of the collective. A certain True Snordenmarkian Black M</w:t>
+        <w:t xml:space="preserve"> A collective can also keep some ideas, </w:t>
+      </w:r>
+      <w:r>
+        <w:t>and</w:t>
+      </w:r>
+      <w:r>
+        <w:t xml:space="preserve"> the association with those ideas is permanent and always accessible to the members of the collective. A certain True Snordenmarkian Black M</w:t>
       </w:r>
       <w:r>
         <w:t>e</w:t>
       </w:r>
       <w:r>
-        <w:t xml:space="preserve">tal band is known to wear corpse paint, and as the tagline already told us, they are heavily associated with their country of origin, too. </w:t>
+        <w:t>tal band is known to wear corpse paint, and as the tagline already told us, they are heavily associated with their country of origin, too</w:t>
+      </w:r>
+      <w:r>
+        <w:t xml:space="preserve"> – that’s another easily accessible aspect</w:t>
+      </w:r>
+      <w:r>
+        <w:t xml:space="preserve">. </w:t>
       </w:r>
     </w:p>
     <w:p>
@@ -5539,7 +5865,11 @@
         <w:t>conveyance</w:t>
       </w:r>
       <w:r>
-        <w:t xml:space="preserve"> attached to the idea, which stands for the level of clarity at which the idea can be presented. This is as close as we get to “musicianship” or “technical skill value” in this game. It’s a normalized floating-point number that quite simply tells us how well the idea comes through to the audience. At conveyance 0.1, Nullsvorn has just plastered some paint on their face because that’s what they do, at 1.0 they are carrying a pagan war paint and are out to reclaim Snordenmark for the glory of </w:t>
+        <w:t xml:space="preserve"> attached to the idea, which stands for the level of clarity at which the idea can be presented. This is as close as we get to “musicianship” or “technical skill value” in this game. It’s a normalized floating-point number that quite simply tells us how well the idea comes through to the </w:t>
+      </w:r>
+      <w:r>
+        <w:lastRenderedPageBreak/>
+        <w:t xml:space="preserve">audience. At conveyance 0.1, Nullsvorn has just plastered some paint on their face because that’s what they do, at 1.0 they are carrying a pagan war paint and are out to reclaim Snordenmark for the glory of </w:t>
       </w:r>
       <w:r>
         <w:t>Wo</w:t>
@@ -5553,8 +5883,7 @@
         <w:pStyle w:val="Normaali2"/>
       </w:pPr>
       <w:r>
-        <w:lastRenderedPageBreak/>
-        <w:t xml:space="preserve">When a demo tape is replicated, all the conveyance scores of the copy take a hit based on its </w:t>
+        <w:t xml:space="preserve">When a demo tape is replicated, the conveyance score of the copy take a hit based on its </w:t>
       </w:r>
       <w:r>
         <w:rPr>
@@ -5564,7 +5893,31 @@
         <w:t>generation</w:t>
       </w:r>
       <w:r>
-        <w:t xml:space="preserve">, so its impact diminishes the wider it gets.  </w:t>
+        <w:t>, so its impact diminishes the wider</w:t>
+      </w:r>
+      <w:r>
+        <w:t xml:space="preserve"> the circulation</w:t>
+      </w:r>
+      <w:r>
+        <w:t xml:space="preserve"> it gets.  </w:t>
+      </w:r>
+    </w:p>
+    <w:p>
+      <w:pPr>
+        <w:pStyle w:val="Normaali2"/>
+      </w:pPr>
+      <w:r>
+        <w:t xml:space="preserve">When an aspect gets to be played for the first time, it gets the </w:t>
+      </w:r>
+      <w:r>
+        <w:rPr>
+          <w:b/>
+          <w:bCs/>
+        </w:rPr>
+        <w:t>novelty factor</w:t>
+      </w:r>
+      <w:r>
+        <w:t xml:space="preserve"> modifier for calculating influence.</w:t>
       </w:r>
     </w:p>
     <w:p/>
@@ -5576,7 +5929,7 @@
       <w:r>
         <w:t xml:space="preserve">  </w:t>
       </w:r>
-      <w:bookmarkStart w:id="8" w:name="_Toc214536510"/>
+      <w:bookmarkStart w:id="8" w:name="_Toc215658193"/>
       <w:r>
         <w:t xml:space="preserve">4.4 </w:t>
       </w:r>
@@ -5679,6 +6032,7 @@
           <w:b/>
           <w:bCs/>
         </w:rPr>
+        <w:lastRenderedPageBreak/>
         <w:t xml:space="preserve">Resonance tags </w:t>
       </w:r>
       <w:r>
@@ -5707,6 +6061,11 @@
       <w:r>
         <w:t>accessed any number of times per turn, but a third time it is used in the same track counts as proselytizing.</w:t>
       </w:r>
+    </w:p>
+    <w:p>
+      <w:pPr>
+        <w:pStyle w:val="Normaali2"/>
+      </w:pPr>
     </w:p>
     <w:p>
       <w:pPr>
@@ -5722,7 +6081,7 @@
       <w:r>
         <w:t xml:space="preserve">  </w:t>
       </w:r>
-      <w:bookmarkStart w:id="9" w:name="_Toc214536511"/>
+      <w:bookmarkStart w:id="9" w:name="_Toc215658194"/>
       <w:r>
         <w:t>4.5 Tag-Pairs and genre specific systems</w:t>
       </w:r>
@@ -5813,13 +6172,25 @@
       <w:pPr>
         <w:pStyle w:val="Otsikko3"/>
       </w:pPr>
-      <w:bookmarkStart w:id="10" w:name="_Toc214536512"/>
-      <w:r>
-        <w:t>4.6. There is true and there is true</w:t>
+      <w:bookmarkStart w:id="10" w:name="_Toc215658195"/>
+      <w:r>
+        <w:t xml:space="preserve">4.6. There is </w:t>
+      </w:r>
+      <w:r>
+        <w:t>uppercase T</w:t>
+      </w:r>
+      <w:r>
+        <w:t>RUE</w:t>
+      </w:r>
+      <w:r>
+        <w:t>, lowercase true</w:t>
       </w:r>
       <w:r>
         <w:t>, also the novelty factor</w:t>
       </w:r>
+      <w:r>
+        <w:t>, and the gravity factor</w:t>
+      </w:r>
       <w:bookmarkEnd w:id="10"/>
     </w:p>
     <w:p>
@@ -5838,25 +6209,25 @@
         <w:t>n</w:t>
       </w:r>
       <w:r>
-        <w:t xml:space="preserve"> what is superficially considered “true” in the game. The surface level true is just the prevalent tags already present in the game as influential demo tapes. This simplistic level of true is the primary way in </w:t>
-      </w:r>
-      <w:r>
-        <w:lastRenderedPageBreak/>
-        <w:t xml:space="preserve">which the players accumulate resources. They make “true sounding” music for the scene by matching the correct tags and aspects to what is expected of them. “Screaming about the devil alongside basic band instruments played in a certain fashion” passes for true to most listeners. Each tag they manage to put to play, gives them a score yield (along with the person who originally put the tag in play). </w:t>
+        <w:t xml:space="preserve"> what is superficially considered “true” in the game. The surface level true is just the prevalent tags already present in the game as influential demo tapes. This simplistic level of true is the primary way in which the players accumulate resources. They make “true sounding” music for the scene by matching the correct tags and aspects to what is expected of them. “Screaming about the devil alongside basic band instruments played in a certain fashion” passes for true to most listeners. Each tag they manage to put to play, gives them a score yield (along with the person who originally put the tag in play).</w:t>
+      </w:r>
+      <w:r>
+        <w:t xml:space="preserve"> </w:t>
       </w:r>
     </w:p>
     <w:p>
       <w:pPr>
         <w:pStyle w:val="Normaali2"/>
       </w:pPr>
+    </w:p>
+    <w:p>
+      <w:pPr>
+        <w:pStyle w:val="Normaali2"/>
+      </w:pPr>
       <w:r>
         <w:t xml:space="preserve">However, if a release doesn’t contain a single instance of the blackened tag-pair, it is disqualified unless the Keeper declares the record as true black metal. Besides that, any aspect that carries a blackened tag pair can be played, even if the aspect itself is unconventional, and it automatically gains </w:t>
       </w:r>
       <w:r>
-        <w:rPr>
-          <w:b/>
-          <w:bCs/>
-        </w:rPr>
         <w:t>the novelty factor</w:t>
       </w:r>
       <w:r>
@@ -5873,6 +6244,54 @@
       </w:r>
       <w:r>
         <w:t>by mistake”.</w:t>
+      </w:r>
+    </w:p>
+    <w:p>
+      <w:pPr>
+        <w:pStyle w:val="Normaali2"/>
+      </w:pPr>
+    </w:p>
+    <w:p>
+      <w:pPr>
+        <w:pStyle w:val="Normaali2"/>
+      </w:pPr>
+      <w:r>
+        <w:t>A distinction between what is true on superficial level and what is true because of the tag-pair must be made. Hence, lowercase true means things that are accepted into the scene for the time being, and uppercase T</w:t>
+      </w:r>
+      <w:r>
+        <w:t xml:space="preserve">RUE </w:t>
+      </w:r>
+      <w:r>
+        <w:t>means the things that are undeniably legitimate no matter the perspective. A re-sacralising tag-pair is always T</w:t>
+      </w:r>
+      <w:r>
+        <w:t>RUE</w:t>
+      </w:r>
+      <w:r>
+        <w:t xml:space="preserve">. If something is considered True, it has a trait called </w:t>
+      </w:r>
+      <w:r>
+        <w:rPr>
+          <w:b/>
+          <w:bCs/>
+        </w:rPr>
+        <w:t>gravity</w:t>
+      </w:r>
+      <w:r>
+        <w:t xml:space="preserve">. </w:t>
+      </w:r>
+    </w:p>
+    <w:p>
+      <w:pPr>
+        <w:pStyle w:val="Normaali2"/>
+      </w:pPr>
+    </w:p>
+    <w:p>
+      <w:pPr>
+        <w:pStyle w:val="Normaali2"/>
+      </w:pPr>
+      <w:r>
+        <w:t>When a tag or tag-pair gets played as TRUE, it pulls all the other tags it accompanies on the recording with it further into the centre of the scene’s thematics by the factor of its gravity. It also pushes against the anti-tag component with the same factor, if viable (the anti-tag is not likely in play as an individual entity). Gravity is also the value the Keeper must work against if they want to remove it from the table.</w:t>
       </w:r>
       <w:r>
         <w:br w:type="page"/>
@@ -5887,7 +6306,7 @@
       <w:r>
         <w:t xml:space="preserve">  </w:t>
       </w:r>
-      <w:bookmarkStart w:id="11" w:name="_Toc214536513"/>
+      <w:bookmarkStart w:id="11" w:name="_Toc215658196"/>
       <w:r>
         <w:t>4.</w:t>
       </w:r>
@@ -5935,7 +6354,7 @@
       <w:r>
         <w:t xml:space="preserve">  </w:t>
       </w:r>
-      <w:bookmarkStart w:id="12" w:name="_Toc214536514"/>
+      <w:bookmarkStart w:id="12" w:name="_Toc215658197"/>
       <w:r>
         <w:t>4.</w:t>
       </w:r>
@@ -5955,7 +6374,7 @@
       <w:r>
         <w:t xml:space="preserve">  </w:t>
       </w:r>
-      <w:bookmarkStart w:id="13" w:name="_Toc214536515"/>
+      <w:bookmarkStart w:id="13" w:name="_Toc215658198"/>
       <w:r>
         <w:t>4.</w:t>
       </w:r>
@@ -5984,7 +6403,7 @@
         <w:pStyle w:val="Otsikko2"/>
         <w:spacing w:before="0" w:line="240" w:lineRule="auto"/>
       </w:pPr>
-      <w:bookmarkStart w:id="14" w:name="_Toc214536516"/>
+      <w:bookmarkStart w:id="14" w:name="_Toc215658199"/>
       <w:r>
         <w:lastRenderedPageBreak/>
         <w:t>5. Genre, Setting, Concept Art book*</w:t>
@@ -6007,7 +6426,7 @@
         <w:pStyle w:val="Otsikko2"/>
         <w:spacing w:before="0" w:line="240" w:lineRule="auto"/>
       </w:pPr>
-      <w:bookmarkStart w:id="15" w:name="_Toc214536517"/>
+      <w:bookmarkStart w:id="15" w:name="_Toc215658200"/>
       <w:r>
         <w:lastRenderedPageBreak/>
         <w:t>6. Enemies, NPCs, Other objects</w:t>
@@ -6030,7 +6449,7 @@
         <w:pStyle w:val="Otsikko2"/>
         <w:spacing w:before="0" w:line="240" w:lineRule="auto"/>
       </w:pPr>
-      <w:bookmarkStart w:id="16" w:name="_Toc214536518"/>
+      <w:bookmarkStart w:id="16" w:name="_Toc215658201"/>
       <w:r>
         <w:lastRenderedPageBreak/>
         <w:t>7. Story board, script*</w:t>
@@ -6045,7 +6464,7 @@
       <w:r>
         <w:t xml:space="preserve">  </w:t>
       </w:r>
-      <w:bookmarkStart w:id="17" w:name="_Toc214536519"/>
+      <w:bookmarkStart w:id="17" w:name="_Toc215658202"/>
       <w:r>
         <w:t>7.1 Story overview</w:t>
       </w:r>
@@ -6059,7 +6478,7 @@
       <w:r>
         <w:t xml:space="preserve">  </w:t>
       </w:r>
-      <w:bookmarkStart w:id="18" w:name="_Toc214536520"/>
+      <w:bookmarkStart w:id="18" w:name="_Toc215658203"/>
       <w:r>
         <w:t>7.2 Progression, World 1</w:t>
       </w:r>
@@ -6073,7 +6492,7 @@
       <w:r>
         <w:t xml:space="preserve">  </w:t>
       </w:r>
-      <w:bookmarkStart w:id="19" w:name="_Toc214536521"/>
+      <w:bookmarkStart w:id="19" w:name="_Toc215658204"/>
       <w:r>
         <w:t xml:space="preserve">7.9 Progression, World </w:t>
       </w:r>
@@ -6098,7 +6517,7 @@
         <w:pStyle w:val="Otsikko2"/>
         <w:spacing w:before="0" w:line="240" w:lineRule="auto"/>
       </w:pPr>
-      <w:bookmarkStart w:id="20" w:name="_Toc214536522"/>
+      <w:bookmarkStart w:id="20" w:name="_Toc215658205"/>
       <w:r>
         <w:lastRenderedPageBreak/>
         <w:t>8. Technical definitions, Tech guide*</w:t>
@@ -6113,7 +6532,7 @@
       <w:r>
         <w:t xml:space="preserve">  </w:t>
       </w:r>
-      <w:bookmarkStart w:id="21" w:name="_Toc214536523"/>
+      <w:bookmarkStart w:id="21" w:name="_Toc215658206"/>
       <w:r>
         <w:t>8.1 Platforms, versions</w:t>
       </w:r>
@@ -6127,7 +6546,7 @@
       <w:r>
         <w:t xml:space="preserve">  </w:t>
       </w:r>
-      <w:bookmarkStart w:id="22" w:name="_Toc214536524"/>
+      <w:bookmarkStart w:id="22" w:name="_Toc215658207"/>
       <w:r>
         <w:t>8.2 Control Scheme</w:t>
       </w:r>
@@ -6141,7 +6560,7 @@
       <w:r>
         <w:t xml:space="preserve">  </w:t>
       </w:r>
-      <w:bookmarkStart w:id="23" w:name="_Toc214536525"/>
+      <w:bookmarkStart w:id="23" w:name="_Toc215658208"/>
       <w:r>
         <w:t>8.3 Limitations</w:t>
       </w:r>
@@ -6163,7 +6582,7 @@
         <w:pStyle w:val="Otsikko2"/>
         <w:spacing w:before="0" w:line="240" w:lineRule="auto"/>
       </w:pPr>
-      <w:bookmarkStart w:id="24" w:name="_Toc214536526"/>
+      <w:bookmarkStart w:id="24" w:name="_Toc215658209"/>
       <w:r>
         <w:lastRenderedPageBreak/>
         <w:t>9. Business definitions*</w:t>
@@ -6178,7 +6597,7 @@
       <w:r>
         <w:t xml:space="preserve">  </w:t>
       </w:r>
-      <w:bookmarkStart w:id="25" w:name="_Toc214536527"/>
+      <w:bookmarkStart w:id="25" w:name="_Toc215658210"/>
       <w:r>
         <w:t>9.1 In-app purchases</w:t>
       </w:r>
@@ -6192,7 +6611,7 @@
       <w:r>
         <w:t xml:space="preserve">  </w:t>
       </w:r>
-      <w:bookmarkStart w:id="26" w:name="_Toc214536528"/>
+      <w:bookmarkStart w:id="26" w:name="_Toc215658211"/>
       <w:r>
         <w:t>9.2 DLC packs</w:t>
       </w:r>
@@ -6214,7 +6633,7 @@
         <w:pStyle w:val="Otsikko2"/>
         <w:spacing w:before="0" w:line="240" w:lineRule="auto"/>
       </w:pPr>
-      <w:bookmarkStart w:id="27" w:name="_Toc214536529"/>
+      <w:bookmarkStart w:id="27" w:name="_Toc215658212"/>
       <w:r>
         <w:lastRenderedPageBreak/>
         <w:t>10. Outsourced/Bought Assets</w:t>
@@ -6281,6 +6700,41 @@
     </w:p>
     <w:p>
       <w:pPr>
+        <w:rPr>
+          <w:i/>
+          <w:iCs/>
+          <w:color w:val="404040"/>
+          <w:sz w:val="24"/>
+          <w:szCs w:val="24"/>
+        </w:rPr>
+      </w:pPr>
+      <w:r>
+        <w:rPr>
+          <w:i/>
+          <w:iCs/>
+          <w:color w:val="404040"/>
+          <w:sz w:val="24"/>
+          <w:szCs w:val="24"/>
+        </w:rPr>
+        <w:br w:type="page"/>
+      </w:r>
+    </w:p>
+    <w:p>
+      <w:pPr>
+        <w:pStyle w:val="Otsikko2"/>
+      </w:pPr>
+      <w:bookmarkStart w:id="28" w:name="_Toc215658213"/>
+      <w:r>
+        <w:lastRenderedPageBreak/>
+        <w:t>11.</w:t>
+      </w:r>
+      <w:r>
+        <w:t xml:space="preserve"> Technical Terms</w:t>
+      </w:r>
+      <w:bookmarkEnd w:id="28"/>
+    </w:p>
+    <w:p>
+      <w:pPr>
         <w:pBdr>
           <w:top w:val="nil"/>
           <w:left w:val="nil"/>
@@ -6298,6 +6752,4088 @@
         </w:rPr>
       </w:pPr>
     </w:p>
+    <w:tbl>
+      <w:tblPr>
+        <w:tblW w:w="0" w:type="auto"/>
+        <w:tblCellSpacing w:w="15" w:type="dxa"/>
+        <w:tblCellMar>
+          <w:top w:w="15" w:type="dxa"/>
+          <w:left w:w="15" w:type="dxa"/>
+          <w:bottom w:w="15" w:type="dxa"/>
+          <w:right w:w="15" w:type="dxa"/>
+        </w:tblCellMar>
+        <w:tblLook w:val="04A0" w:firstRow="1" w:lastRow="0" w:firstColumn="1" w:lastColumn="0" w:noHBand="0" w:noVBand="1"/>
+      </w:tblPr>
+      <w:tblGrid>
+        <w:gridCol w:w="2177"/>
+        <w:gridCol w:w="6852"/>
+      </w:tblGrid>
+      <w:tr>
+        <w:trPr>
+          <w:tblHeader/>
+          <w:tblCellSpacing w:w="15" w:type="dxa"/>
+        </w:trPr>
+        <w:tc>
+          <w:tcPr>
+            <w:tcW w:w="0" w:type="auto"/>
+            <w:vAlign w:val="center"/>
+            <w:hideMark/>
+          </w:tcPr>
+          <w:p>
+            <w:pPr>
+              <w:pBdr>
+                <w:top w:val="nil"/>
+                <w:left w:val="nil"/>
+                <w:bottom w:val="nil"/>
+                <w:right w:val="nil"/>
+                <w:between w:val="nil"/>
+              </w:pBdr>
+              <w:rPr>
+                <w:b/>
+                <w:bCs/>
+              </w:rPr>
+            </w:pPr>
+            <w:r>
+              <w:rPr>
+                <w:b/>
+                <w:bCs/>
+              </w:rPr>
+              <w:t>Term</w:t>
+            </w:r>
+            <w:r>
+              <w:rPr>
+                <w:b/>
+                <w:bCs/>
+              </w:rPr>
+              <w:t> </w:t>
+            </w:r>
+            <w:r>
+              <w:rPr>
+                <w:b/>
+                <w:bCs/>
+              </w:rPr>
+              <w:t> </w:t>
+            </w:r>
+            <w:r>
+              <w:rPr>
+                <w:b/>
+                <w:bCs/>
+              </w:rPr>
+              <w:t> </w:t>
+            </w:r>
+            <w:r>
+              <w:rPr>
+                <w:b/>
+                <w:bCs/>
+              </w:rPr>
+              <w:t> </w:t>
+            </w:r>
+            <w:r>
+              <w:rPr>
+                <w:b/>
+                <w:bCs/>
+              </w:rPr>
+              <w:t> </w:t>
+            </w:r>
+            <w:r>
+              <w:rPr>
+                <w:b/>
+                <w:bCs/>
+              </w:rPr>
+              <w:t> </w:t>
+            </w:r>
+            <w:r>
+              <w:rPr>
+                <w:b/>
+                <w:bCs/>
+              </w:rPr>
+              <w:t> </w:t>
+            </w:r>
+            <w:r>
+              <w:rPr>
+                <w:b/>
+                <w:bCs/>
+              </w:rPr>
+              <w:t> </w:t>
+            </w:r>
+            <w:r>
+              <w:rPr>
+                <w:b/>
+                <w:bCs/>
+              </w:rPr>
+              <w:t> </w:t>
+            </w:r>
+            <w:r>
+              <w:rPr>
+                <w:b/>
+                <w:bCs/>
+              </w:rPr>
+              <w:t> </w:t>
+            </w:r>
+            <w:r>
+              <w:rPr>
+                <w:b/>
+                <w:bCs/>
+              </w:rPr>
+              <w:t> </w:t>
+            </w:r>
+            <w:r>
+              <w:rPr>
+                <w:b/>
+                <w:bCs/>
+              </w:rPr>
+              <w:t> </w:t>
+            </w:r>
+            <w:r>
+              <w:rPr>
+                <w:b/>
+                <w:bCs/>
+              </w:rPr>
+              <w:t> </w:t>
+            </w:r>
+            <w:r>
+              <w:rPr>
+                <w:b/>
+                <w:bCs/>
+              </w:rPr>
+              <w:t> </w:t>
+            </w:r>
+            <w:r>
+              <w:rPr>
+                <w:b/>
+                <w:bCs/>
+              </w:rPr>
+              <w:t> </w:t>
+            </w:r>
+            <w:r>
+              <w:rPr>
+                <w:b/>
+                <w:bCs/>
+              </w:rPr>
+              <w:t> </w:t>
+            </w:r>
+          </w:p>
+        </w:tc>
+        <w:tc>
+          <w:tcPr>
+            <w:tcW w:w="0" w:type="auto"/>
+            <w:vAlign w:val="center"/>
+            <w:hideMark/>
+          </w:tcPr>
+          <w:p>
+            <w:pPr>
+              <w:pBdr>
+                <w:top w:val="nil"/>
+                <w:left w:val="nil"/>
+                <w:bottom w:val="nil"/>
+                <w:right w:val="nil"/>
+                <w:between w:val="nil"/>
+              </w:pBdr>
+              <w:rPr>
+                <w:b/>
+                <w:bCs/>
+              </w:rPr>
+            </w:pPr>
+            <w:r>
+              <w:rPr>
+                <w:b/>
+                <w:bCs/>
+              </w:rPr>
+              <w:t>Definition</w:t>
+            </w:r>
+          </w:p>
+        </w:tc>
+      </w:tr>
+      <w:tr>
+        <w:trPr>
+          <w:tblCellSpacing w:w="15" w:type="dxa"/>
+        </w:trPr>
+        <w:tc>
+          <w:tcPr>
+            <w:tcW w:w="0" w:type="auto"/>
+            <w:vAlign w:val="center"/>
+            <w:hideMark/>
+          </w:tcPr>
+          <w:p>
+            <w:pPr>
+              <w:pBdr>
+                <w:top w:val="nil"/>
+                <w:left w:val="nil"/>
+                <w:bottom w:val="nil"/>
+                <w:right w:val="nil"/>
+                <w:between w:val="nil"/>
+              </w:pBdr>
+              <w:rPr>
+                <w:b/>
+                <w:bCs/>
+              </w:rPr>
+            </w:pPr>
+            <w:r>
+              <w:rPr>
+                <w:b/>
+                <w:bCs/>
+              </w:rPr>
+              <w:t>Demo(n)Tapes</w:t>
+            </w:r>
+          </w:p>
+        </w:tc>
+        <w:tc>
+          <w:tcPr>
+            <w:tcW w:w="0" w:type="auto"/>
+            <w:vAlign w:val="center"/>
+            <w:hideMark/>
+          </w:tcPr>
+          <w:p>
+            <w:pPr>
+              <w:pBdr>
+                <w:top w:val="nil"/>
+                <w:left w:val="nil"/>
+                <w:bottom w:val="nil"/>
+                <w:right w:val="nil"/>
+                <w:between w:val="nil"/>
+              </w:pBdr>
+              <w:rPr>
+                <w:b/>
+                <w:bCs/>
+              </w:rPr>
+            </w:pPr>
+            <w:r>
+              <w:rPr>
+                <w:b/>
+                <w:bCs/>
+              </w:rPr>
+              <w:t>The game and art project simulating the 2nd-wave black metal scene of Snordenmark.</w:t>
+            </w:r>
+          </w:p>
+        </w:tc>
+      </w:tr>
+      <w:tr>
+        <w:trPr>
+          <w:tblCellSpacing w:w="15" w:type="dxa"/>
+        </w:trPr>
+        <w:tc>
+          <w:tcPr>
+            <w:tcW w:w="0" w:type="auto"/>
+            <w:vAlign w:val="center"/>
+            <w:hideMark/>
+          </w:tcPr>
+          <w:p>
+            <w:pPr>
+              <w:pBdr>
+                <w:top w:val="nil"/>
+                <w:left w:val="nil"/>
+                <w:bottom w:val="nil"/>
+                <w:right w:val="nil"/>
+                <w:between w:val="nil"/>
+              </w:pBdr>
+              <w:rPr>
+                <w:b/>
+                <w:bCs/>
+              </w:rPr>
+            </w:pPr>
+            <w:r>
+              <w:rPr>
+                <w:b/>
+                <w:bCs/>
+              </w:rPr>
+              <w:t>Snordenmark (SNO)</w:t>
+            </w:r>
+          </w:p>
+        </w:tc>
+        <w:tc>
+          <w:tcPr>
+            <w:tcW w:w="0" w:type="auto"/>
+            <w:vAlign w:val="center"/>
+            <w:hideMark/>
+          </w:tcPr>
+          <w:p>
+            <w:pPr>
+              <w:pBdr>
+                <w:top w:val="nil"/>
+                <w:left w:val="nil"/>
+                <w:bottom w:val="nil"/>
+                <w:right w:val="nil"/>
+                <w:between w:val="nil"/>
+              </w:pBdr>
+              <w:rPr>
+                <w:b/>
+                <w:bCs/>
+              </w:rPr>
+            </w:pPr>
+            <w:r>
+              <w:rPr>
+                <w:b/>
+                <w:bCs/>
+              </w:rPr>
+              <w:t>Fictional Nordic amalgam nation and primary setting.</w:t>
+            </w:r>
+          </w:p>
+        </w:tc>
+      </w:tr>
+      <w:tr>
+        <w:trPr>
+          <w:tblCellSpacing w:w="15" w:type="dxa"/>
+        </w:trPr>
+        <w:tc>
+          <w:tcPr>
+            <w:tcW w:w="0" w:type="auto"/>
+            <w:vAlign w:val="center"/>
+            <w:hideMark/>
+          </w:tcPr>
+          <w:p>
+            <w:pPr>
+              <w:pBdr>
+                <w:top w:val="nil"/>
+                <w:left w:val="nil"/>
+                <w:bottom w:val="nil"/>
+                <w:right w:val="nil"/>
+                <w:between w:val="nil"/>
+              </w:pBdr>
+              <w:rPr>
+                <w:b/>
+                <w:bCs/>
+              </w:rPr>
+            </w:pPr>
+            <w:r>
+              <w:rPr>
+                <w:b/>
+                <w:bCs/>
+              </w:rPr>
+              <w:t>Keeper</w:t>
+            </w:r>
+          </w:p>
+        </w:tc>
+        <w:tc>
+          <w:tcPr>
+            <w:tcW w:w="0" w:type="auto"/>
+            <w:vAlign w:val="center"/>
+            <w:hideMark/>
+          </w:tcPr>
+          <w:p>
+            <w:pPr>
+              <w:pBdr>
+                <w:top w:val="nil"/>
+                <w:left w:val="nil"/>
+                <w:bottom w:val="nil"/>
+                <w:right w:val="nil"/>
+                <w:between w:val="nil"/>
+              </w:pBdr>
+              <w:rPr>
+                <w:b/>
+                <w:bCs/>
+              </w:rPr>
+            </w:pPr>
+            <w:r>
+              <w:rPr>
+                <w:b/>
+                <w:bCs/>
+              </w:rPr>
+              <w:t>Player currently leading; runs the record shop and wields powerful scene-shaping actions.</w:t>
+            </w:r>
+          </w:p>
+        </w:tc>
+      </w:tr>
+      <w:tr>
+        <w:trPr>
+          <w:tblCellSpacing w:w="15" w:type="dxa"/>
+        </w:trPr>
+        <w:tc>
+          <w:tcPr>
+            <w:tcW w:w="0" w:type="auto"/>
+            <w:vAlign w:val="center"/>
+            <w:hideMark/>
+          </w:tcPr>
+          <w:p>
+            <w:pPr>
+              <w:pBdr>
+                <w:top w:val="nil"/>
+                <w:left w:val="nil"/>
+                <w:bottom w:val="nil"/>
+                <w:right w:val="nil"/>
+                <w:between w:val="nil"/>
+              </w:pBdr>
+              <w:rPr>
+                <w:b/>
+                <w:bCs/>
+              </w:rPr>
+            </w:pPr>
+            <w:r>
+              <w:rPr>
+                <w:b/>
+                <w:bCs/>
+              </w:rPr>
+              <w:t>Elites</w:t>
+            </w:r>
+          </w:p>
+        </w:tc>
+        <w:tc>
+          <w:tcPr>
+            <w:tcW w:w="0" w:type="auto"/>
+            <w:vAlign w:val="center"/>
+            <w:hideMark/>
+          </w:tcPr>
+          <w:p>
+            <w:pPr>
+              <w:pBdr>
+                <w:top w:val="nil"/>
+                <w:left w:val="nil"/>
+                <w:bottom w:val="nil"/>
+                <w:right w:val="nil"/>
+                <w:between w:val="nil"/>
+              </w:pBdr>
+              <w:rPr>
+                <w:b/>
+                <w:bCs/>
+              </w:rPr>
+            </w:pPr>
+            <w:r>
+              <w:rPr>
+                <w:b/>
+                <w:bCs/>
+              </w:rPr>
+              <w:t>Hardcore listeners forming the credibility core of the scene.</w:t>
+            </w:r>
+          </w:p>
+        </w:tc>
+      </w:tr>
+      <w:tr>
+        <w:trPr>
+          <w:tblCellSpacing w:w="15" w:type="dxa"/>
+        </w:trPr>
+        <w:tc>
+          <w:tcPr>
+            <w:tcW w:w="0" w:type="auto"/>
+            <w:vAlign w:val="center"/>
+            <w:hideMark/>
+          </w:tcPr>
+          <w:p>
+            <w:pPr>
+              <w:pBdr>
+                <w:top w:val="nil"/>
+                <w:left w:val="nil"/>
+                <w:bottom w:val="nil"/>
+                <w:right w:val="nil"/>
+                <w:between w:val="nil"/>
+              </w:pBdr>
+              <w:rPr>
+                <w:b/>
+                <w:bCs/>
+              </w:rPr>
+            </w:pPr>
+            <w:r>
+              <w:rPr>
+                <w:b/>
+                <w:bCs/>
+              </w:rPr>
+              <w:t>Posers</w:t>
+            </w:r>
+          </w:p>
+        </w:tc>
+        <w:tc>
+          <w:tcPr>
+            <w:tcW w:w="0" w:type="auto"/>
+            <w:vAlign w:val="center"/>
+            <w:hideMark/>
+          </w:tcPr>
+          <w:p>
+            <w:pPr>
+              <w:pBdr>
+                <w:top w:val="nil"/>
+                <w:left w:val="nil"/>
+                <w:bottom w:val="nil"/>
+                <w:right w:val="nil"/>
+                <w:between w:val="nil"/>
+              </w:pBdr>
+              <w:rPr>
+                <w:b/>
+                <w:bCs/>
+              </w:rPr>
+            </w:pPr>
+            <w:r>
+              <w:rPr>
+                <w:b/>
+                <w:bCs/>
+              </w:rPr>
+              <w:t>Mainstream audience reflecting commercial appeal.</w:t>
+            </w:r>
+          </w:p>
+        </w:tc>
+      </w:tr>
+      <w:tr>
+        <w:trPr>
+          <w:tblCellSpacing w:w="15" w:type="dxa"/>
+        </w:trPr>
+        <w:tc>
+          <w:tcPr>
+            <w:tcW w:w="0" w:type="auto"/>
+            <w:vAlign w:val="center"/>
+            <w:hideMark/>
+          </w:tcPr>
+          <w:p>
+            <w:pPr>
+              <w:pBdr>
+                <w:top w:val="nil"/>
+                <w:left w:val="nil"/>
+                <w:bottom w:val="nil"/>
+                <w:right w:val="nil"/>
+                <w:between w:val="nil"/>
+              </w:pBdr>
+              <w:rPr>
+                <w:b/>
+                <w:bCs/>
+              </w:rPr>
+            </w:pPr>
+            <w:r>
+              <w:rPr>
+                <w:b/>
+                <w:bCs/>
+              </w:rPr>
+              <w:t>Scene</w:t>
+            </w:r>
+          </w:p>
+        </w:tc>
+        <w:tc>
+          <w:tcPr>
+            <w:tcW w:w="0" w:type="auto"/>
+            <w:vAlign w:val="center"/>
+            <w:hideMark/>
+          </w:tcPr>
+          <w:p>
+            <w:pPr>
+              <w:pBdr>
+                <w:top w:val="nil"/>
+                <w:left w:val="nil"/>
+                <w:bottom w:val="nil"/>
+                <w:right w:val="nil"/>
+                <w:between w:val="nil"/>
+              </w:pBdr>
+              <w:rPr>
+                <w:b/>
+                <w:bCs/>
+              </w:rPr>
+            </w:pPr>
+            <w:r>
+              <w:rPr>
+                <w:b/>
+                <w:bCs/>
+              </w:rPr>
+              <w:t>The Snordenmark black metal subculture and its fluctuating thematic centre.</w:t>
+            </w:r>
+          </w:p>
+        </w:tc>
+      </w:tr>
+      <w:tr>
+        <w:trPr>
+          <w:tblCellSpacing w:w="15" w:type="dxa"/>
+        </w:trPr>
+        <w:tc>
+          <w:tcPr>
+            <w:tcW w:w="0" w:type="auto"/>
+            <w:vAlign w:val="center"/>
+            <w:hideMark/>
+          </w:tcPr>
+          <w:p>
+            <w:pPr>
+              <w:pBdr>
+                <w:top w:val="nil"/>
+                <w:left w:val="nil"/>
+                <w:bottom w:val="nil"/>
+                <w:right w:val="nil"/>
+                <w:between w:val="nil"/>
+              </w:pBdr>
+              <w:rPr>
+                <w:b/>
+                <w:bCs/>
+              </w:rPr>
+            </w:pPr>
+            <w:r>
+              <w:rPr>
+                <w:b/>
+                <w:bCs/>
+              </w:rPr>
+              <w:t>SEMM91</w:t>
+            </w:r>
+          </w:p>
+        </w:tc>
+        <w:tc>
+          <w:tcPr>
+            <w:tcW w:w="0" w:type="auto"/>
+            <w:vAlign w:val="center"/>
+            <w:hideMark/>
+          </w:tcPr>
+          <w:p>
+            <w:pPr>
+              <w:pBdr>
+                <w:top w:val="nil"/>
+                <w:left w:val="nil"/>
+                <w:bottom w:val="nil"/>
+                <w:right w:val="nil"/>
+                <w:between w:val="nil"/>
+              </w:pBdr>
+              <w:rPr>
+                <w:b/>
+                <w:bCs/>
+              </w:rPr>
+            </w:pPr>
+            <w:r>
+              <w:rPr>
+                <w:b/>
+                <w:bCs/>
+              </w:rPr>
+              <w:t>Scandinavian Extreme Metal Manager ’91; planned expanded single-player version.</w:t>
+            </w:r>
+          </w:p>
+        </w:tc>
+      </w:tr>
+      <w:tr>
+        <w:trPr>
+          <w:tblCellSpacing w:w="15" w:type="dxa"/>
+        </w:trPr>
+        <w:tc>
+          <w:tcPr>
+            <w:tcW w:w="0" w:type="auto"/>
+            <w:vAlign w:val="center"/>
+            <w:hideMark/>
+          </w:tcPr>
+          <w:p>
+            <w:pPr>
+              <w:pBdr>
+                <w:top w:val="nil"/>
+                <w:left w:val="nil"/>
+                <w:bottom w:val="nil"/>
+                <w:right w:val="nil"/>
+                <w:between w:val="nil"/>
+              </w:pBdr>
+              <w:rPr>
+                <w:b/>
+                <w:bCs/>
+              </w:rPr>
+            </w:pPr>
+            <w:r>
+              <w:rPr>
+                <w:b/>
+                <w:bCs/>
+              </w:rPr>
+              <w:t>Year (Round)</w:t>
+            </w:r>
+          </w:p>
+        </w:tc>
+        <w:tc>
+          <w:tcPr>
+            <w:tcW w:w="0" w:type="auto"/>
+            <w:vAlign w:val="center"/>
+            <w:hideMark/>
+          </w:tcPr>
+          <w:p>
+            <w:pPr>
+              <w:pBdr>
+                <w:top w:val="nil"/>
+                <w:left w:val="nil"/>
+                <w:bottom w:val="nil"/>
+                <w:right w:val="nil"/>
+                <w:between w:val="nil"/>
+              </w:pBdr>
+              <w:rPr>
+                <w:b/>
+                <w:bCs/>
+              </w:rPr>
+            </w:pPr>
+            <w:r>
+              <w:rPr>
+                <w:b/>
+                <w:bCs/>
+              </w:rPr>
+              <w:t>Full cycle of four seasons.</w:t>
+            </w:r>
+          </w:p>
+        </w:tc>
+      </w:tr>
+      <w:tr>
+        <w:trPr>
+          <w:tblCellSpacing w:w="15" w:type="dxa"/>
+        </w:trPr>
+        <w:tc>
+          <w:tcPr>
+            <w:tcW w:w="0" w:type="auto"/>
+            <w:vAlign w:val="center"/>
+            <w:hideMark/>
+          </w:tcPr>
+          <w:p>
+            <w:pPr>
+              <w:pBdr>
+                <w:top w:val="nil"/>
+                <w:left w:val="nil"/>
+                <w:bottom w:val="nil"/>
+                <w:right w:val="nil"/>
+                <w:between w:val="nil"/>
+              </w:pBdr>
+              <w:rPr>
+                <w:b/>
+                <w:bCs/>
+              </w:rPr>
+            </w:pPr>
+            <w:r>
+              <w:rPr>
+                <w:b/>
+                <w:bCs/>
+              </w:rPr>
+              <w:t>Season (Turn)</w:t>
+            </w:r>
+          </w:p>
+        </w:tc>
+        <w:tc>
+          <w:tcPr>
+            <w:tcW w:w="0" w:type="auto"/>
+            <w:vAlign w:val="center"/>
+            <w:hideMark/>
+          </w:tcPr>
+          <w:p>
+            <w:pPr>
+              <w:pBdr>
+                <w:top w:val="nil"/>
+                <w:left w:val="nil"/>
+                <w:bottom w:val="nil"/>
+                <w:right w:val="nil"/>
+                <w:between w:val="nil"/>
+              </w:pBdr>
+              <w:rPr>
+                <w:b/>
+                <w:bCs/>
+              </w:rPr>
+            </w:pPr>
+            <w:r>
+              <w:rPr>
+                <w:b/>
+                <w:bCs/>
+              </w:rPr>
+              <w:t>One playable time segment within a year.</w:t>
+            </w:r>
+          </w:p>
+        </w:tc>
+      </w:tr>
+      <w:tr>
+        <w:trPr>
+          <w:tblCellSpacing w:w="15" w:type="dxa"/>
+        </w:trPr>
+        <w:tc>
+          <w:tcPr>
+            <w:tcW w:w="0" w:type="auto"/>
+            <w:vAlign w:val="center"/>
+            <w:hideMark/>
+          </w:tcPr>
+          <w:p>
+            <w:pPr>
+              <w:pBdr>
+                <w:top w:val="nil"/>
+                <w:left w:val="nil"/>
+                <w:bottom w:val="nil"/>
+                <w:right w:val="nil"/>
+                <w:between w:val="nil"/>
+              </w:pBdr>
+              <w:rPr>
+                <w:b/>
+                <w:bCs/>
+              </w:rPr>
+            </w:pPr>
+            <w:r>
+              <w:rPr>
+                <w:b/>
+                <w:bCs/>
+              </w:rPr>
+              <w:t>End-game Event</w:t>
+            </w:r>
+          </w:p>
+        </w:tc>
+        <w:tc>
+          <w:tcPr>
+            <w:tcW w:w="0" w:type="auto"/>
+            <w:vAlign w:val="center"/>
+            <w:hideMark/>
+          </w:tcPr>
+          <w:p>
+            <w:pPr>
+              <w:pBdr>
+                <w:top w:val="nil"/>
+                <w:left w:val="nil"/>
+                <w:bottom w:val="nil"/>
+                <w:right w:val="nil"/>
+                <w:between w:val="nil"/>
+              </w:pBdr>
+              <w:rPr>
+                <w:b/>
+                <w:bCs/>
+              </w:rPr>
+            </w:pPr>
+            <w:r>
+              <w:rPr>
+                <w:b/>
+                <w:bCs/>
+              </w:rPr>
+              <w:t>Cataclysmic event that collapses the scene and ends the game.</w:t>
+            </w:r>
+          </w:p>
+        </w:tc>
+      </w:tr>
+      <w:tr>
+        <w:trPr>
+          <w:tblCellSpacing w:w="15" w:type="dxa"/>
+        </w:trPr>
+        <w:tc>
+          <w:tcPr>
+            <w:tcW w:w="0" w:type="auto"/>
+            <w:vAlign w:val="center"/>
+            <w:hideMark/>
+          </w:tcPr>
+          <w:p>
+            <w:pPr>
+              <w:pBdr>
+                <w:top w:val="nil"/>
+                <w:left w:val="nil"/>
+                <w:bottom w:val="nil"/>
+                <w:right w:val="nil"/>
+                <w:between w:val="nil"/>
+              </w:pBdr>
+              <w:rPr>
+                <w:b/>
+                <w:bCs/>
+              </w:rPr>
+            </w:pPr>
+            <w:r>
+              <w:rPr>
+                <w:b/>
+                <w:bCs/>
+              </w:rPr>
+              <w:t>Game Entity</w:t>
+            </w:r>
+          </w:p>
+        </w:tc>
+        <w:tc>
+          <w:tcPr>
+            <w:tcW w:w="0" w:type="auto"/>
+            <w:vAlign w:val="center"/>
+            <w:hideMark/>
+          </w:tcPr>
+          <w:p>
+            <w:pPr>
+              <w:pBdr>
+                <w:top w:val="nil"/>
+                <w:left w:val="nil"/>
+                <w:bottom w:val="nil"/>
+                <w:right w:val="nil"/>
+                <w:between w:val="nil"/>
+              </w:pBdr>
+              <w:rPr>
+                <w:b/>
+                <w:bCs/>
+              </w:rPr>
+            </w:pPr>
+            <w:r>
+              <w:rPr>
+                <w:b/>
+                <w:bCs/>
+              </w:rPr>
+              <w:t>Any object that can hold tags (characters, buildings, environments, tracks).</w:t>
+            </w:r>
+          </w:p>
+        </w:tc>
+      </w:tr>
+      <w:tr>
+        <w:trPr>
+          <w:tblCellSpacing w:w="15" w:type="dxa"/>
+        </w:trPr>
+        <w:tc>
+          <w:tcPr>
+            <w:tcW w:w="0" w:type="auto"/>
+            <w:vAlign w:val="center"/>
+            <w:hideMark/>
+          </w:tcPr>
+          <w:p>
+            <w:pPr>
+              <w:pBdr>
+                <w:top w:val="nil"/>
+                <w:left w:val="nil"/>
+                <w:bottom w:val="nil"/>
+                <w:right w:val="nil"/>
+                <w:between w:val="nil"/>
+              </w:pBdr>
+              <w:rPr>
+                <w:b/>
+                <w:bCs/>
+              </w:rPr>
+            </w:pPr>
+            <w:r>
+              <w:rPr>
+                <w:b/>
+                <w:bCs/>
+              </w:rPr>
+              <w:t>Collective</w:t>
+            </w:r>
+          </w:p>
+        </w:tc>
+        <w:tc>
+          <w:tcPr>
+            <w:tcW w:w="0" w:type="auto"/>
+            <w:vAlign w:val="center"/>
+            <w:hideMark/>
+          </w:tcPr>
+          <w:p>
+            <w:pPr>
+              <w:pBdr>
+                <w:top w:val="nil"/>
+                <w:left w:val="nil"/>
+                <w:bottom w:val="nil"/>
+                <w:right w:val="nil"/>
+                <w:between w:val="nil"/>
+              </w:pBdr>
+              <w:rPr>
+                <w:b/>
+                <w:bCs/>
+              </w:rPr>
+            </w:pPr>
+            <w:r>
+              <w:rPr>
+                <w:b/>
+                <w:bCs/>
+              </w:rPr>
+              <w:t>A group of game entities acting together (e.g., a band, a recording).</w:t>
+            </w:r>
+          </w:p>
+        </w:tc>
+      </w:tr>
+      <w:tr>
+        <w:trPr>
+          <w:tblCellSpacing w:w="15" w:type="dxa"/>
+        </w:trPr>
+        <w:tc>
+          <w:tcPr>
+            <w:tcW w:w="0" w:type="auto"/>
+            <w:vAlign w:val="center"/>
+            <w:hideMark/>
+          </w:tcPr>
+          <w:p>
+            <w:pPr>
+              <w:pBdr>
+                <w:top w:val="nil"/>
+                <w:left w:val="nil"/>
+                <w:bottom w:val="nil"/>
+                <w:right w:val="nil"/>
+                <w:between w:val="nil"/>
+              </w:pBdr>
+              <w:rPr>
+                <w:b/>
+                <w:bCs/>
+              </w:rPr>
+            </w:pPr>
+            <w:r>
+              <w:rPr>
+                <w:b/>
+                <w:bCs/>
+              </w:rPr>
+              <w:t>Controller</w:t>
+            </w:r>
+          </w:p>
+        </w:tc>
+        <w:tc>
+          <w:tcPr>
+            <w:tcW w:w="0" w:type="auto"/>
+            <w:vAlign w:val="center"/>
+            <w:hideMark/>
+          </w:tcPr>
+          <w:p>
+            <w:pPr>
+              <w:pBdr>
+                <w:top w:val="nil"/>
+                <w:left w:val="nil"/>
+                <w:bottom w:val="nil"/>
+                <w:right w:val="nil"/>
+                <w:between w:val="nil"/>
+              </w:pBdr>
+              <w:rPr>
+                <w:b/>
+                <w:bCs/>
+              </w:rPr>
+            </w:pPr>
+            <w:r>
+              <w:rPr>
+                <w:b/>
+                <w:bCs/>
+              </w:rPr>
+              <w:t>High-agency character; defines collective actions (e.g., band leaders).</w:t>
+            </w:r>
+          </w:p>
+        </w:tc>
+      </w:tr>
+      <w:tr>
+        <w:trPr>
+          <w:tblCellSpacing w:w="15" w:type="dxa"/>
+        </w:trPr>
+        <w:tc>
+          <w:tcPr>
+            <w:tcW w:w="0" w:type="auto"/>
+            <w:vAlign w:val="center"/>
+            <w:hideMark/>
+          </w:tcPr>
+          <w:p>
+            <w:pPr>
+              <w:pBdr>
+                <w:top w:val="nil"/>
+                <w:left w:val="nil"/>
+                <w:bottom w:val="nil"/>
+                <w:right w:val="nil"/>
+                <w:between w:val="nil"/>
+              </w:pBdr>
+              <w:rPr>
+                <w:b/>
+                <w:bCs/>
+              </w:rPr>
+            </w:pPr>
+            <w:r>
+              <w:rPr>
+                <w:b/>
+                <w:bCs/>
+              </w:rPr>
+              <w:t>Actor</w:t>
+            </w:r>
+          </w:p>
+        </w:tc>
+        <w:tc>
+          <w:tcPr>
+            <w:tcW w:w="0" w:type="auto"/>
+            <w:vAlign w:val="center"/>
+            <w:hideMark/>
+          </w:tcPr>
+          <w:p>
+            <w:pPr>
+              <w:pBdr>
+                <w:top w:val="nil"/>
+                <w:left w:val="nil"/>
+                <w:bottom w:val="nil"/>
+                <w:right w:val="nil"/>
+                <w:between w:val="nil"/>
+              </w:pBdr>
+              <w:rPr>
+                <w:b/>
+                <w:bCs/>
+              </w:rPr>
+            </w:pPr>
+            <w:r>
+              <w:rPr>
+                <w:b/>
+                <w:bCs/>
+              </w:rPr>
+              <w:t>Semi-autonomous character acting within a collective (e.g., band members).</w:t>
+            </w:r>
+          </w:p>
+        </w:tc>
+      </w:tr>
+      <w:tr>
+        <w:trPr>
+          <w:tblCellSpacing w:w="15" w:type="dxa"/>
+        </w:trPr>
+        <w:tc>
+          <w:tcPr>
+            <w:tcW w:w="0" w:type="auto"/>
+            <w:vAlign w:val="center"/>
+            <w:hideMark/>
+          </w:tcPr>
+          <w:p>
+            <w:pPr>
+              <w:pBdr>
+                <w:top w:val="nil"/>
+                <w:left w:val="nil"/>
+                <w:bottom w:val="nil"/>
+                <w:right w:val="nil"/>
+                <w:between w:val="nil"/>
+              </w:pBdr>
+              <w:rPr>
+                <w:b/>
+                <w:bCs/>
+              </w:rPr>
+            </w:pPr>
+            <w:r>
+              <w:rPr>
+                <w:b/>
+                <w:bCs/>
+              </w:rPr>
+              <w:t>Agent</w:t>
+            </w:r>
+          </w:p>
+        </w:tc>
+        <w:tc>
+          <w:tcPr>
+            <w:tcW w:w="0" w:type="auto"/>
+            <w:vAlign w:val="center"/>
+            <w:hideMark/>
+          </w:tcPr>
+          <w:p>
+            <w:pPr>
+              <w:pBdr>
+                <w:top w:val="nil"/>
+                <w:left w:val="nil"/>
+                <w:bottom w:val="nil"/>
+                <w:right w:val="nil"/>
+                <w:between w:val="nil"/>
+              </w:pBdr>
+              <w:rPr>
+                <w:b/>
+                <w:bCs/>
+              </w:rPr>
+            </w:pPr>
+            <w:r>
+              <w:rPr>
+                <w:b/>
+                <w:bCs/>
+              </w:rPr>
+              <w:t>Low-autonomy helper character specializing in 1–2 tasks.</w:t>
+            </w:r>
+          </w:p>
+        </w:tc>
+      </w:tr>
+      <w:tr>
+        <w:trPr>
+          <w:tblCellSpacing w:w="15" w:type="dxa"/>
+        </w:trPr>
+        <w:tc>
+          <w:tcPr>
+            <w:tcW w:w="0" w:type="auto"/>
+            <w:vAlign w:val="center"/>
+            <w:hideMark/>
+          </w:tcPr>
+          <w:p>
+            <w:pPr>
+              <w:pBdr>
+                <w:top w:val="nil"/>
+                <w:left w:val="nil"/>
+                <w:bottom w:val="nil"/>
+                <w:right w:val="nil"/>
+                <w:between w:val="nil"/>
+              </w:pBdr>
+              <w:rPr>
+                <w:b/>
+                <w:bCs/>
+              </w:rPr>
+            </w:pPr>
+            <w:r>
+              <w:rPr>
+                <w:b/>
+                <w:bCs/>
+              </w:rPr>
+              <w:t>Groupie</w:t>
+            </w:r>
+          </w:p>
+        </w:tc>
+        <w:tc>
+          <w:tcPr>
+            <w:tcW w:w="0" w:type="auto"/>
+            <w:vAlign w:val="center"/>
+            <w:hideMark/>
+          </w:tcPr>
+          <w:p>
+            <w:pPr>
+              <w:pBdr>
+                <w:top w:val="nil"/>
+                <w:left w:val="nil"/>
+                <w:bottom w:val="nil"/>
+                <w:right w:val="nil"/>
+                <w:between w:val="nil"/>
+              </w:pBdr>
+              <w:rPr>
+                <w:b/>
+                <w:bCs/>
+              </w:rPr>
+            </w:pPr>
+            <w:r>
+              <w:rPr>
+                <w:b/>
+                <w:bCs/>
+              </w:rPr>
+              <w:t>Attachment/stat-boost character linked to another character or tag.</w:t>
+            </w:r>
+          </w:p>
+        </w:tc>
+      </w:tr>
+      <w:tr>
+        <w:trPr>
+          <w:tblCellSpacing w:w="15" w:type="dxa"/>
+        </w:trPr>
+        <w:tc>
+          <w:tcPr>
+            <w:tcW w:w="0" w:type="auto"/>
+            <w:vAlign w:val="center"/>
+            <w:hideMark/>
+          </w:tcPr>
+          <w:p>
+            <w:pPr>
+              <w:pBdr>
+                <w:top w:val="nil"/>
+                <w:left w:val="nil"/>
+                <w:bottom w:val="nil"/>
+                <w:right w:val="nil"/>
+                <w:between w:val="nil"/>
+              </w:pBdr>
+              <w:rPr>
+                <w:b/>
+                <w:bCs/>
+              </w:rPr>
+            </w:pPr>
+            <w:r>
+              <w:rPr>
+                <w:b/>
+                <w:bCs/>
+              </w:rPr>
+              <w:t>Track</w:t>
+            </w:r>
+          </w:p>
+        </w:tc>
+        <w:tc>
+          <w:tcPr>
+            <w:tcW w:w="0" w:type="auto"/>
+            <w:vAlign w:val="center"/>
+            <w:hideMark/>
+          </w:tcPr>
+          <w:p>
+            <w:pPr>
+              <w:pBdr>
+                <w:top w:val="nil"/>
+                <w:left w:val="nil"/>
+                <w:bottom w:val="nil"/>
+                <w:right w:val="nil"/>
+                <w:between w:val="nil"/>
+              </w:pBdr>
+              <w:rPr>
+                <w:b/>
+                <w:bCs/>
+              </w:rPr>
+            </w:pPr>
+            <w:r>
+              <w:rPr>
+                <w:b/>
+                <w:bCs/>
+              </w:rPr>
+              <w:t>A single recorded piece composed of ideas.</w:t>
+            </w:r>
+          </w:p>
+        </w:tc>
+      </w:tr>
+      <w:tr>
+        <w:trPr>
+          <w:tblCellSpacing w:w="15" w:type="dxa"/>
+        </w:trPr>
+        <w:tc>
+          <w:tcPr>
+            <w:tcW w:w="0" w:type="auto"/>
+            <w:vAlign w:val="center"/>
+            <w:hideMark/>
+          </w:tcPr>
+          <w:p>
+            <w:pPr>
+              <w:pBdr>
+                <w:top w:val="nil"/>
+                <w:left w:val="nil"/>
+                <w:bottom w:val="nil"/>
+                <w:right w:val="nil"/>
+                <w:between w:val="nil"/>
+              </w:pBdr>
+              <w:rPr>
+                <w:b/>
+                <w:bCs/>
+              </w:rPr>
+            </w:pPr>
+            <w:r>
+              <w:rPr>
+                <w:b/>
+                <w:bCs/>
+              </w:rPr>
+              <w:t>Demo Tape</w:t>
+            </w:r>
+          </w:p>
+        </w:tc>
+        <w:tc>
+          <w:tcPr>
+            <w:tcW w:w="0" w:type="auto"/>
+            <w:vAlign w:val="center"/>
+            <w:hideMark/>
+          </w:tcPr>
+          <w:p>
+            <w:pPr>
+              <w:pBdr>
+                <w:top w:val="nil"/>
+                <w:left w:val="nil"/>
+                <w:bottom w:val="nil"/>
+                <w:right w:val="nil"/>
+                <w:between w:val="nil"/>
+              </w:pBdr>
+              <w:rPr>
+                <w:b/>
+                <w:bCs/>
+              </w:rPr>
+            </w:pPr>
+            <w:r>
+              <w:rPr>
+                <w:b/>
+                <w:bCs/>
+              </w:rPr>
+              <w:t>A collection of tracks; main goal of the game loop.</w:t>
+            </w:r>
+          </w:p>
+        </w:tc>
+      </w:tr>
+      <w:tr>
+        <w:trPr>
+          <w:tblCellSpacing w:w="15" w:type="dxa"/>
+        </w:trPr>
+        <w:tc>
+          <w:tcPr>
+            <w:tcW w:w="0" w:type="auto"/>
+            <w:vAlign w:val="center"/>
+            <w:hideMark/>
+          </w:tcPr>
+          <w:p>
+            <w:pPr>
+              <w:pBdr>
+                <w:top w:val="nil"/>
+                <w:left w:val="nil"/>
+                <w:bottom w:val="nil"/>
+                <w:right w:val="nil"/>
+                <w:between w:val="nil"/>
+              </w:pBdr>
+              <w:rPr>
+                <w:b/>
+                <w:bCs/>
+              </w:rPr>
+            </w:pPr>
+            <w:r>
+              <w:rPr>
+                <w:b/>
+                <w:bCs/>
+              </w:rPr>
+              <w:t>Transient Tag Slot</w:t>
+            </w:r>
+          </w:p>
+        </w:tc>
+        <w:tc>
+          <w:tcPr>
+            <w:tcW w:w="0" w:type="auto"/>
+            <w:vAlign w:val="center"/>
+            <w:hideMark/>
+          </w:tcPr>
+          <w:p>
+            <w:pPr>
+              <w:pBdr>
+                <w:top w:val="nil"/>
+                <w:left w:val="nil"/>
+                <w:bottom w:val="nil"/>
+                <w:right w:val="nil"/>
+                <w:between w:val="nil"/>
+              </w:pBdr>
+              <w:rPr>
+                <w:b/>
+                <w:bCs/>
+              </w:rPr>
+            </w:pPr>
+            <w:r>
+              <w:rPr>
+                <w:b/>
+                <w:bCs/>
+              </w:rPr>
+              <w:t>Storage slot for a temporary, uncommitted tag.</w:t>
+            </w:r>
+          </w:p>
+        </w:tc>
+      </w:tr>
+      <w:tr>
+        <w:trPr>
+          <w:tblCellSpacing w:w="15" w:type="dxa"/>
+        </w:trPr>
+        <w:tc>
+          <w:tcPr>
+            <w:tcW w:w="0" w:type="auto"/>
+            <w:vAlign w:val="center"/>
+            <w:hideMark/>
+          </w:tcPr>
+          <w:p>
+            <w:pPr>
+              <w:pBdr>
+                <w:top w:val="nil"/>
+                <w:left w:val="nil"/>
+                <w:bottom w:val="nil"/>
+                <w:right w:val="nil"/>
+                <w:between w:val="nil"/>
+              </w:pBdr>
+              <w:rPr>
+                <w:b/>
+                <w:bCs/>
+              </w:rPr>
+            </w:pPr>
+            <w:r>
+              <w:rPr>
+                <w:b/>
+                <w:bCs/>
+              </w:rPr>
+              <w:t>Collective Action</w:t>
+            </w:r>
+          </w:p>
+        </w:tc>
+        <w:tc>
+          <w:tcPr>
+            <w:tcW w:w="0" w:type="auto"/>
+            <w:vAlign w:val="center"/>
+            <w:hideMark/>
+          </w:tcPr>
+          <w:p>
+            <w:pPr>
+              <w:pBdr>
+                <w:top w:val="nil"/>
+                <w:left w:val="nil"/>
+                <w:bottom w:val="nil"/>
+                <w:right w:val="nil"/>
+                <w:between w:val="nil"/>
+              </w:pBdr>
+              <w:rPr>
+                <w:b/>
+                <w:bCs/>
+              </w:rPr>
+            </w:pPr>
+            <w:r>
+              <w:rPr>
+                <w:b/>
+                <w:bCs/>
+              </w:rPr>
+              <w:t>A unified action chosen for an entire collective (e.g., rehearse, gestate).</w:t>
+            </w:r>
+          </w:p>
+        </w:tc>
+      </w:tr>
+      <w:tr>
+        <w:trPr>
+          <w:tblCellSpacing w:w="15" w:type="dxa"/>
+        </w:trPr>
+        <w:tc>
+          <w:tcPr>
+            <w:tcW w:w="0" w:type="auto"/>
+            <w:vAlign w:val="center"/>
+            <w:hideMark/>
+          </w:tcPr>
+          <w:p>
+            <w:pPr>
+              <w:pBdr>
+                <w:top w:val="nil"/>
+                <w:left w:val="nil"/>
+                <w:bottom w:val="nil"/>
+                <w:right w:val="nil"/>
+                <w:between w:val="nil"/>
+              </w:pBdr>
+              <w:rPr>
+                <w:b/>
+                <w:bCs/>
+              </w:rPr>
+            </w:pPr>
+            <w:r>
+              <w:rPr>
+                <w:b/>
+                <w:bCs/>
+              </w:rPr>
+              <w:t>Character Action</w:t>
+            </w:r>
+          </w:p>
+        </w:tc>
+        <w:tc>
+          <w:tcPr>
+            <w:tcW w:w="0" w:type="auto"/>
+            <w:vAlign w:val="center"/>
+            <w:hideMark/>
+          </w:tcPr>
+          <w:p>
+            <w:pPr>
+              <w:pBdr>
+                <w:top w:val="nil"/>
+                <w:left w:val="nil"/>
+                <w:bottom w:val="nil"/>
+                <w:right w:val="nil"/>
+                <w:between w:val="nil"/>
+              </w:pBdr>
+              <w:rPr>
+                <w:b/>
+                <w:bCs/>
+              </w:rPr>
+            </w:pPr>
+            <w:r>
+              <w:rPr>
+                <w:b/>
+                <w:bCs/>
+              </w:rPr>
+              <w:t>An individual’s action within the constraints of the collective action.</w:t>
+            </w:r>
+          </w:p>
+        </w:tc>
+      </w:tr>
+      <w:tr>
+        <w:trPr>
+          <w:tblCellSpacing w:w="15" w:type="dxa"/>
+        </w:trPr>
+        <w:tc>
+          <w:tcPr>
+            <w:tcW w:w="0" w:type="auto"/>
+            <w:vAlign w:val="center"/>
+            <w:hideMark/>
+          </w:tcPr>
+          <w:p>
+            <w:pPr>
+              <w:pBdr>
+                <w:top w:val="nil"/>
+                <w:left w:val="nil"/>
+                <w:bottom w:val="nil"/>
+                <w:right w:val="nil"/>
+                <w:between w:val="nil"/>
+              </w:pBdr>
+              <w:rPr>
+                <w:b/>
+                <w:bCs/>
+              </w:rPr>
+            </w:pPr>
+            <w:r>
+              <w:rPr>
+                <w:b/>
+                <w:bCs/>
+              </w:rPr>
+              <w:t>Gestation Actions</w:t>
+            </w:r>
+          </w:p>
+        </w:tc>
+        <w:tc>
+          <w:tcPr>
+            <w:tcW w:w="0" w:type="auto"/>
+            <w:vAlign w:val="center"/>
+            <w:hideMark/>
+          </w:tcPr>
+          <w:p>
+            <w:pPr>
+              <w:pBdr>
+                <w:top w:val="nil"/>
+                <w:left w:val="nil"/>
+                <w:bottom w:val="nil"/>
+                <w:right w:val="nil"/>
+                <w:between w:val="nil"/>
+              </w:pBdr>
+              <w:rPr>
+                <w:b/>
+                <w:bCs/>
+              </w:rPr>
+            </w:pPr>
+            <w:r>
+              <w:rPr>
+                <w:b/>
+                <w:bCs/>
+              </w:rPr>
+              <w:t>Actions for extracting tags, creating ideas, and exchanging concepts.</w:t>
+            </w:r>
+          </w:p>
+        </w:tc>
+      </w:tr>
+      <w:tr>
+        <w:trPr>
+          <w:tblCellSpacing w:w="15" w:type="dxa"/>
+        </w:trPr>
+        <w:tc>
+          <w:tcPr>
+            <w:tcW w:w="0" w:type="auto"/>
+            <w:vAlign w:val="center"/>
+            <w:hideMark/>
+          </w:tcPr>
+          <w:p>
+            <w:pPr>
+              <w:pBdr>
+                <w:top w:val="nil"/>
+                <w:left w:val="nil"/>
+                <w:bottom w:val="nil"/>
+                <w:right w:val="nil"/>
+                <w:between w:val="nil"/>
+              </w:pBdr>
+              <w:rPr>
+                <w:b/>
+                <w:bCs/>
+              </w:rPr>
+            </w:pPr>
+            <w:r>
+              <w:rPr>
+                <w:b/>
+                <w:bCs/>
+              </w:rPr>
+              <w:t>Rehearsal Actions</w:t>
+            </w:r>
+          </w:p>
+        </w:tc>
+        <w:tc>
+          <w:tcPr>
+            <w:tcW w:w="0" w:type="auto"/>
+            <w:vAlign w:val="center"/>
+            <w:hideMark/>
+          </w:tcPr>
+          <w:p>
+            <w:pPr>
+              <w:pBdr>
+                <w:top w:val="nil"/>
+                <w:left w:val="nil"/>
+                <w:bottom w:val="nil"/>
+                <w:right w:val="nil"/>
+                <w:between w:val="nil"/>
+              </w:pBdr>
+              <w:rPr>
+                <w:b/>
+                <w:bCs/>
+              </w:rPr>
+            </w:pPr>
+            <w:r>
+              <w:rPr>
+                <w:b/>
+                <w:bCs/>
+              </w:rPr>
+              <w:t>Actions improving conveyance and developing tracks inside the rehearsal space.</w:t>
+            </w:r>
+          </w:p>
+        </w:tc>
+      </w:tr>
+      <w:tr>
+        <w:trPr>
+          <w:tblCellSpacing w:w="15" w:type="dxa"/>
+        </w:trPr>
+        <w:tc>
+          <w:tcPr>
+            <w:tcW w:w="0" w:type="auto"/>
+            <w:vAlign w:val="center"/>
+            <w:hideMark/>
+          </w:tcPr>
+          <w:p>
+            <w:pPr>
+              <w:pBdr>
+                <w:top w:val="nil"/>
+                <w:left w:val="nil"/>
+                <w:bottom w:val="nil"/>
+                <w:right w:val="nil"/>
+                <w:between w:val="nil"/>
+              </w:pBdr>
+              <w:rPr>
+                <w:b/>
+                <w:bCs/>
+              </w:rPr>
+            </w:pPr>
+            <w:r>
+              <w:rPr>
+                <w:b/>
+                <w:bCs/>
+              </w:rPr>
+              <w:lastRenderedPageBreak/>
+              <w:t>Promotional Actions</w:t>
+            </w:r>
+          </w:p>
+        </w:tc>
+        <w:tc>
+          <w:tcPr>
+            <w:tcW w:w="0" w:type="auto"/>
+            <w:vAlign w:val="center"/>
+            <w:hideMark/>
+          </w:tcPr>
+          <w:p>
+            <w:pPr>
+              <w:pBdr>
+                <w:top w:val="nil"/>
+                <w:left w:val="nil"/>
+                <w:bottom w:val="nil"/>
+                <w:right w:val="nil"/>
+                <w:between w:val="nil"/>
+              </w:pBdr>
+              <w:rPr>
+                <w:b/>
+                <w:bCs/>
+              </w:rPr>
+            </w:pPr>
+            <w:r>
+              <w:rPr>
+                <w:b/>
+                <w:bCs/>
+              </w:rPr>
+              <w:t>Actions that spread material beyond Keeper control.</w:t>
+            </w:r>
+          </w:p>
+        </w:tc>
+      </w:tr>
+      <w:tr>
+        <w:trPr>
+          <w:tblCellSpacing w:w="15" w:type="dxa"/>
+        </w:trPr>
+        <w:tc>
+          <w:tcPr>
+            <w:tcW w:w="0" w:type="auto"/>
+            <w:vAlign w:val="center"/>
+            <w:hideMark/>
+          </w:tcPr>
+          <w:p>
+            <w:pPr>
+              <w:pBdr>
+                <w:top w:val="nil"/>
+                <w:left w:val="nil"/>
+                <w:bottom w:val="nil"/>
+                <w:right w:val="nil"/>
+                <w:between w:val="nil"/>
+              </w:pBdr>
+              <w:rPr>
+                <w:b/>
+                <w:bCs/>
+              </w:rPr>
+            </w:pPr>
+            <w:r>
+              <w:rPr>
+                <w:b/>
+                <w:bCs/>
+              </w:rPr>
+              <w:t>Keeper Actions</w:t>
+            </w:r>
+          </w:p>
+        </w:tc>
+        <w:tc>
+          <w:tcPr>
+            <w:tcW w:w="0" w:type="auto"/>
+            <w:vAlign w:val="center"/>
+            <w:hideMark/>
+          </w:tcPr>
+          <w:p>
+            <w:pPr>
+              <w:pBdr>
+                <w:top w:val="nil"/>
+                <w:left w:val="nil"/>
+                <w:bottom w:val="nil"/>
+                <w:right w:val="nil"/>
+                <w:between w:val="nil"/>
+              </w:pBdr>
+              <w:rPr>
+                <w:b/>
+                <w:bCs/>
+              </w:rPr>
+            </w:pPr>
+            <w:r>
+              <w:rPr>
+                <w:b/>
+                <w:bCs/>
+              </w:rPr>
+              <w:t>High-impact actions used to shape the scene's expectations or sabotage others.</w:t>
+            </w:r>
+          </w:p>
+        </w:tc>
+      </w:tr>
+      <w:tr>
+        <w:trPr>
+          <w:tblCellSpacing w:w="15" w:type="dxa"/>
+        </w:trPr>
+        <w:tc>
+          <w:tcPr>
+            <w:tcW w:w="0" w:type="auto"/>
+            <w:vAlign w:val="center"/>
+            <w:hideMark/>
+          </w:tcPr>
+          <w:p>
+            <w:pPr>
+              <w:pBdr>
+                <w:top w:val="nil"/>
+                <w:left w:val="nil"/>
+                <w:bottom w:val="nil"/>
+                <w:right w:val="nil"/>
+                <w:between w:val="nil"/>
+              </w:pBdr>
+              <w:rPr>
+                <w:b/>
+                <w:bCs/>
+              </w:rPr>
+            </w:pPr>
+            <w:r>
+              <w:rPr>
+                <w:b/>
+                <w:bCs/>
+              </w:rPr>
+              <w:t>Compose Action</w:t>
+            </w:r>
+          </w:p>
+        </w:tc>
+        <w:tc>
+          <w:tcPr>
+            <w:tcW w:w="0" w:type="auto"/>
+            <w:vAlign w:val="center"/>
+            <w:hideMark/>
+          </w:tcPr>
+          <w:p>
+            <w:pPr>
+              <w:pBdr>
+                <w:top w:val="nil"/>
+                <w:left w:val="nil"/>
+                <w:bottom w:val="nil"/>
+                <w:right w:val="nil"/>
+                <w:between w:val="nil"/>
+              </w:pBdr>
+              <w:rPr>
+                <w:b/>
+                <w:bCs/>
+              </w:rPr>
+            </w:pPr>
+            <w:r>
+              <w:rPr>
+                <w:b/>
+                <w:bCs/>
+              </w:rPr>
+              <w:t>Begins or extends a track by placing ideas; defines the root of the track.</w:t>
+            </w:r>
+          </w:p>
+        </w:tc>
+      </w:tr>
+      <w:tr>
+        <w:trPr>
+          <w:tblCellSpacing w:w="15" w:type="dxa"/>
+        </w:trPr>
+        <w:tc>
+          <w:tcPr>
+            <w:tcW w:w="0" w:type="auto"/>
+            <w:vAlign w:val="center"/>
+            <w:hideMark/>
+          </w:tcPr>
+          <w:p>
+            <w:pPr>
+              <w:pBdr>
+                <w:top w:val="nil"/>
+                <w:left w:val="nil"/>
+                <w:bottom w:val="nil"/>
+                <w:right w:val="nil"/>
+                <w:between w:val="nil"/>
+              </w:pBdr>
+              <w:rPr>
+                <w:b/>
+                <w:bCs/>
+              </w:rPr>
+            </w:pPr>
+            <w:r>
+              <w:rPr>
+                <w:b/>
+                <w:bCs/>
+              </w:rPr>
+              <w:t>Rehearse Action</w:t>
+            </w:r>
+          </w:p>
+        </w:tc>
+        <w:tc>
+          <w:tcPr>
+            <w:tcW w:w="0" w:type="auto"/>
+            <w:vAlign w:val="center"/>
+            <w:hideMark/>
+          </w:tcPr>
+          <w:p>
+            <w:pPr>
+              <w:pBdr>
+                <w:top w:val="nil"/>
+                <w:left w:val="nil"/>
+                <w:bottom w:val="nil"/>
+                <w:right w:val="nil"/>
+                <w:between w:val="nil"/>
+              </w:pBdr>
+              <w:rPr>
+                <w:b/>
+                <w:bCs/>
+              </w:rPr>
+            </w:pPr>
+            <w:r>
+              <w:rPr>
+                <w:b/>
+                <w:bCs/>
+              </w:rPr>
+              <w:t>Improves a character’s conveyance rating on a track.</w:t>
+            </w:r>
+          </w:p>
+        </w:tc>
+      </w:tr>
+      <w:tr>
+        <w:trPr>
+          <w:tblCellSpacing w:w="15" w:type="dxa"/>
+        </w:trPr>
+        <w:tc>
+          <w:tcPr>
+            <w:tcW w:w="0" w:type="auto"/>
+            <w:vAlign w:val="center"/>
+            <w:hideMark/>
+          </w:tcPr>
+          <w:p>
+            <w:pPr>
+              <w:pBdr>
+                <w:top w:val="nil"/>
+                <w:left w:val="nil"/>
+                <w:bottom w:val="nil"/>
+                <w:right w:val="nil"/>
+                <w:between w:val="nil"/>
+              </w:pBdr>
+              <w:rPr>
+                <w:b/>
+                <w:bCs/>
+              </w:rPr>
+            </w:pPr>
+            <w:r>
+              <w:rPr>
+                <w:b/>
+                <w:bCs/>
+              </w:rPr>
+              <w:t>Rest Action</w:t>
+            </w:r>
+          </w:p>
+        </w:tc>
+        <w:tc>
+          <w:tcPr>
+            <w:tcW w:w="0" w:type="auto"/>
+            <w:vAlign w:val="center"/>
+            <w:hideMark/>
+          </w:tcPr>
+          <w:p>
+            <w:pPr>
+              <w:pBdr>
+                <w:top w:val="nil"/>
+                <w:left w:val="nil"/>
+                <w:bottom w:val="nil"/>
+                <w:right w:val="nil"/>
+                <w:between w:val="nil"/>
+              </w:pBdr>
+              <w:rPr>
+                <w:b/>
+                <w:bCs/>
+              </w:rPr>
+            </w:pPr>
+            <w:r>
+              <w:rPr>
+                <w:b/>
+                <w:bCs/>
+              </w:rPr>
+              <w:t>Skips activity to remove Tired status and avoid strain penalties.</w:t>
+            </w:r>
+          </w:p>
+        </w:tc>
+      </w:tr>
+      <w:tr>
+        <w:trPr>
+          <w:tblCellSpacing w:w="15" w:type="dxa"/>
+        </w:trPr>
+        <w:tc>
+          <w:tcPr>
+            <w:tcW w:w="0" w:type="auto"/>
+            <w:vAlign w:val="center"/>
+            <w:hideMark/>
+          </w:tcPr>
+          <w:p>
+            <w:pPr>
+              <w:pBdr>
+                <w:top w:val="nil"/>
+                <w:left w:val="nil"/>
+                <w:bottom w:val="nil"/>
+                <w:right w:val="nil"/>
+                <w:between w:val="nil"/>
+              </w:pBdr>
+              <w:rPr>
+                <w:b/>
+                <w:bCs/>
+              </w:rPr>
+            </w:pPr>
+            <w:r>
+              <w:rPr>
+                <w:b/>
+                <w:bCs/>
+              </w:rPr>
+              <w:t>Aspect</w:t>
+            </w:r>
+          </w:p>
+        </w:tc>
+        <w:tc>
+          <w:tcPr>
+            <w:tcW w:w="0" w:type="auto"/>
+            <w:vAlign w:val="center"/>
+            <w:hideMark/>
+          </w:tcPr>
+          <w:p>
+            <w:pPr>
+              <w:pBdr>
+                <w:top w:val="nil"/>
+                <w:left w:val="nil"/>
+                <w:bottom w:val="nil"/>
+                <w:right w:val="nil"/>
+                <w:between w:val="nil"/>
+              </w:pBdr>
+              <w:rPr>
+                <w:b/>
+                <w:bCs/>
+              </w:rPr>
+            </w:pPr>
+            <w:r>
+              <w:rPr>
+                <w:b/>
+                <w:bCs/>
+              </w:rPr>
+              <w:t>A trait capable of hosting tags (e.g., guitar, corpse paint, lyricism).</w:t>
+            </w:r>
+          </w:p>
+        </w:tc>
+      </w:tr>
+      <w:tr>
+        <w:trPr>
+          <w:tblCellSpacing w:w="15" w:type="dxa"/>
+        </w:trPr>
+        <w:tc>
+          <w:tcPr>
+            <w:tcW w:w="0" w:type="auto"/>
+            <w:vAlign w:val="center"/>
+            <w:hideMark/>
+          </w:tcPr>
+          <w:p>
+            <w:pPr>
+              <w:pBdr>
+                <w:top w:val="nil"/>
+                <w:left w:val="nil"/>
+                <w:bottom w:val="nil"/>
+                <w:right w:val="nil"/>
+                <w:between w:val="nil"/>
+              </w:pBdr>
+              <w:rPr>
+                <w:b/>
+                <w:bCs/>
+              </w:rPr>
+            </w:pPr>
+            <w:r>
+              <w:rPr>
+                <w:b/>
+                <w:bCs/>
+              </w:rPr>
+              <w:t>Idea</w:t>
+            </w:r>
+          </w:p>
+        </w:tc>
+        <w:tc>
+          <w:tcPr>
+            <w:tcW w:w="0" w:type="auto"/>
+            <w:vAlign w:val="center"/>
+            <w:hideMark/>
+          </w:tcPr>
+          <w:p>
+            <w:pPr>
+              <w:pBdr>
+                <w:top w:val="nil"/>
+                <w:left w:val="nil"/>
+                <w:bottom w:val="nil"/>
+                <w:right w:val="nil"/>
+                <w:between w:val="nil"/>
+              </w:pBdr>
+              <w:rPr>
+                <w:b/>
+                <w:bCs/>
+              </w:rPr>
+            </w:pPr>
+            <w:r>
+              <w:rPr>
+                <w:b/>
+                <w:bCs/>
+              </w:rPr>
+              <w:t>An instantiated aspect carrying one or more tags.</w:t>
+            </w:r>
+          </w:p>
+        </w:tc>
+      </w:tr>
+      <w:tr>
+        <w:trPr>
+          <w:tblCellSpacing w:w="15" w:type="dxa"/>
+        </w:trPr>
+        <w:tc>
+          <w:tcPr>
+            <w:tcW w:w="0" w:type="auto"/>
+            <w:vAlign w:val="center"/>
+            <w:hideMark/>
+          </w:tcPr>
+          <w:p>
+            <w:pPr>
+              <w:pBdr>
+                <w:top w:val="nil"/>
+                <w:left w:val="nil"/>
+                <w:bottom w:val="nil"/>
+                <w:right w:val="nil"/>
+                <w:between w:val="nil"/>
+              </w:pBdr>
+              <w:rPr>
+                <w:b/>
+                <w:bCs/>
+              </w:rPr>
+            </w:pPr>
+            <w:r>
+              <w:rPr>
+                <w:b/>
+                <w:bCs/>
+              </w:rPr>
+              <w:t>Root (Idea)</w:t>
+            </w:r>
+          </w:p>
+        </w:tc>
+        <w:tc>
+          <w:tcPr>
+            <w:tcW w:w="0" w:type="auto"/>
+            <w:vAlign w:val="center"/>
+            <w:hideMark/>
+          </w:tcPr>
+          <w:p>
+            <w:pPr>
+              <w:pBdr>
+                <w:top w:val="nil"/>
+                <w:left w:val="nil"/>
+                <w:bottom w:val="nil"/>
+                <w:right w:val="nil"/>
+                <w:between w:val="nil"/>
+              </w:pBdr>
+              <w:rPr>
+                <w:b/>
+                <w:bCs/>
+              </w:rPr>
+            </w:pPr>
+            <w:r>
+              <w:rPr>
+                <w:b/>
+                <w:bCs/>
+              </w:rPr>
+              <w:t>The first idea placed on a track; defines its initial structure.</w:t>
+            </w:r>
+          </w:p>
+        </w:tc>
+      </w:tr>
+      <w:tr>
+        <w:trPr>
+          <w:tblCellSpacing w:w="15" w:type="dxa"/>
+        </w:trPr>
+        <w:tc>
+          <w:tcPr>
+            <w:tcW w:w="0" w:type="auto"/>
+            <w:vAlign w:val="center"/>
+            <w:hideMark/>
+          </w:tcPr>
+          <w:p>
+            <w:pPr>
+              <w:pBdr>
+                <w:top w:val="nil"/>
+                <w:left w:val="nil"/>
+                <w:bottom w:val="nil"/>
+                <w:right w:val="nil"/>
+                <w:between w:val="nil"/>
+              </w:pBdr>
+              <w:rPr>
+                <w:b/>
+                <w:bCs/>
+              </w:rPr>
+            </w:pPr>
+            <w:r>
+              <w:rPr>
+                <w:b/>
+                <w:bCs/>
+              </w:rPr>
+              <w:t>Conveyance</w:t>
+            </w:r>
+          </w:p>
+        </w:tc>
+        <w:tc>
+          <w:tcPr>
+            <w:tcW w:w="0" w:type="auto"/>
+            <w:vAlign w:val="center"/>
+            <w:hideMark/>
+          </w:tcPr>
+          <w:p>
+            <w:pPr>
+              <w:pBdr>
+                <w:top w:val="nil"/>
+                <w:left w:val="nil"/>
+                <w:bottom w:val="nil"/>
+                <w:right w:val="nil"/>
+                <w:between w:val="nil"/>
+              </w:pBdr>
+              <w:rPr>
+                <w:b/>
+                <w:bCs/>
+              </w:rPr>
+            </w:pPr>
+            <w:r>
+              <w:rPr>
+                <w:b/>
+                <w:bCs/>
+              </w:rPr>
+              <w:t>Normalized float describing how clearly an idea is delivered (0.0–1.0).</w:t>
+            </w:r>
+          </w:p>
+        </w:tc>
+      </w:tr>
+      <w:tr>
+        <w:trPr>
+          <w:tblCellSpacing w:w="15" w:type="dxa"/>
+        </w:trPr>
+        <w:tc>
+          <w:tcPr>
+            <w:tcW w:w="0" w:type="auto"/>
+            <w:vAlign w:val="center"/>
+            <w:hideMark/>
+          </w:tcPr>
+          <w:p>
+            <w:pPr>
+              <w:pBdr>
+                <w:top w:val="nil"/>
+                <w:left w:val="nil"/>
+                <w:bottom w:val="nil"/>
+                <w:right w:val="nil"/>
+                <w:between w:val="nil"/>
+              </w:pBdr>
+              <w:rPr>
+                <w:b/>
+                <w:bCs/>
+              </w:rPr>
+            </w:pPr>
+            <w:r>
+              <w:rPr>
+                <w:b/>
+                <w:bCs/>
+              </w:rPr>
+              <w:t>Novelty Factor</w:t>
+            </w:r>
+          </w:p>
+        </w:tc>
+        <w:tc>
+          <w:tcPr>
+            <w:tcW w:w="0" w:type="auto"/>
+            <w:vAlign w:val="center"/>
+            <w:hideMark/>
+          </w:tcPr>
+          <w:p>
+            <w:pPr>
+              <w:pBdr>
+                <w:top w:val="nil"/>
+                <w:left w:val="nil"/>
+                <w:bottom w:val="nil"/>
+                <w:right w:val="nil"/>
+                <w:between w:val="nil"/>
+              </w:pBdr>
+              <w:rPr>
+                <w:b/>
+                <w:bCs/>
+              </w:rPr>
+            </w:pPr>
+            <w:r>
+              <w:rPr>
+                <w:b/>
+                <w:bCs/>
+              </w:rPr>
+              <w:t>Influence bonus applied the first time an aspect is used in the scene.</w:t>
+            </w:r>
+          </w:p>
+        </w:tc>
+      </w:tr>
+      <w:tr>
+        <w:trPr>
+          <w:tblCellSpacing w:w="15" w:type="dxa"/>
+        </w:trPr>
+        <w:tc>
+          <w:tcPr>
+            <w:tcW w:w="0" w:type="auto"/>
+            <w:vAlign w:val="center"/>
+            <w:hideMark/>
+          </w:tcPr>
+          <w:p>
+            <w:pPr>
+              <w:pBdr>
+                <w:top w:val="nil"/>
+                <w:left w:val="nil"/>
+                <w:bottom w:val="nil"/>
+                <w:right w:val="nil"/>
+                <w:between w:val="nil"/>
+              </w:pBdr>
+              <w:rPr>
+                <w:b/>
+                <w:bCs/>
+              </w:rPr>
+            </w:pPr>
+            <w:r>
+              <w:rPr>
+                <w:b/>
+                <w:bCs/>
+              </w:rPr>
+              <w:t>Tag</w:t>
+            </w:r>
+          </w:p>
+        </w:tc>
+        <w:tc>
+          <w:tcPr>
+            <w:tcW w:w="0" w:type="auto"/>
+            <w:vAlign w:val="center"/>
+            <w:hideMark/>
+          </w:tcPr>
+          <w:p>
+            <w:pPr>
+              <w:pBdr>
+                <w:top w:val="nil"/>
+                <w:left w:val="nil"/>
+                <w:bottom w:val="nil"/>
+                <w:right w:val="nil"/>
+                <w:between w:val="nil"/>
+              </w:pBdr>
+              <w:rPr>
+                <w:b/>
+                <w:bCs/>
+              </w:rPr>
+            </w:pPr>
+            <w:r>
+              <w:rPr>
+                <w:b/>
+                <w:bCs/>
+              </w:rPr>
+              <w:t>Core emotional/ideological semantic marker.</w:t>
+            </w:r>
+          </w:p>
+        </w:tc>
+      </w:tr>
+      <w:tr>
+        <w:trPr>
+          <w:tblCellSpacing w:w="15" w:type="dxa"/>
+        </w:trPr>
+        <w:tc>
+          <w:tcPr>
+            <w:tcW w:w="0" w:type="auto"/>
+            <w:vAlign w:val="center"/>
+            <w:hideMark/>
+          </w:tcPr>
+          <w:p>
+            <w:pPr>
+              <w:pBdr>
+                <w:top w:val="nil"/>
+                <w:left w:val="nil"/>
+                <w:bottom w:val="nil"/>
+                <w:right w:val="nil"/>
+                <w:between w:val="nil"/>
+              </w:pBdr>
+              <w:rPr>
+                <w:b/>
+                <w:bCs/>
+              </w:rPr>
+            </w:pPr>
+            <w:r>
+              <w:rPr>
+                <w:b/>
+                <w:bCs/>
+              </w:rPr>
+              <w:t>Anti-Tag</w:t>
+            </w:r>
+          </w:p>
+        </w:tc>
+        <w:tc>
+          <w:tcPr>
+            <w:tcW w:w="0" w:type="auto"/>
+            <w:vAlign w:val="center"/>
+            <w:hideMark/>
+          </w:tcPr>
+          <w:p>
+            <w:pPr>
+              <w:pBdr>
+                <w:top w:val="nil"/>
+                <w:left w:val="nil"/>
+                <w:bottom w:val="nil"/>
+                <w:right w:val="nil"/>
+                <w:between w:val="nil"/>
+              </w:pBdr>
+              <w:rPr>
+                <w:b/>
+                <w:bCs/>
+              </w:rPr>
+            </w:pPr>
+            <w:r>
+              <w:rPr>
+                <w:b/>
+                <w:bCs/>
+              </w:rPr>
+              <w:t>The opposing tag in a tag-pair.</w:t>
+            </w:r>
+          </w:p>
+        </w:tc>
+      </w:tr>
+      <w:tr>
+        <w:trPr>
+          <w:tblCellSpacing w:w="15" w:type="dxa"/>
+        </w:trPr>
+        <w:tc>
+          <w:tcPr>
+            <w:tcW w:w="0" w:type="auto"/>
+            <w:vAlign w:val="center"/>
+            <w:hideMark/>
+          </w:tcPr>
+          <w:p>
+            <w:pPr>
+              <w:pBdr>
+                <w:top w:val="nil"/>
+                <w:left w:val="nil"/>
+                <w:bottom w:val="nil"/>
+                <w:right w:val="nil"/>
+                <w:between w:val="nil"/>
+              </w:pBdr>
+              <w:rPr>
+                <w:b/>
+                <w:bCs/>
+              </w:rPr>
+            </w:pPr>
+            <w:r>
+              <w:rPr>
+                <w:b/>
+                <w:bCs/>
+              </w:rPr>
+              <w:t>Associated Tag</w:t>
+            </w:r>
+          </w:p>
+        </w:tc>
+        <w:tc>
+          <w:tcPr>
+            <w:tcW w:w="0" w:type="auto"/>
+            <w:vAlign w:val="center"/>
+            <w:hideMark/>
+          </w:tcPr>
+          <w:p>
+            <w:pPr>
+              <w:pBdr>
+                <w:top w:val="nil"/>
+                <w:left w:val="nil"/>
+                <w:bottom w:val="nil"/>
+                <w:right w:val="nil"/>
+                <w:between w:val="nil"/>
+              </w:pBdr>
+              <w:rPr>
+                <w:b/>
+                <w:bCs/>
+              </w:rPr>
+            </w:pPr>
+            <w:r>
+              <w:rPr>
+                <w:b/>
+                <w:bCs/>
+              </w:rPr>
+              <w:t>Tags thematically linked to the base tag.</w:t>
+            </w:r>
+          </w:p>
+        </w:tc>
+      </w:tr>
+      <w:tr>
+        <w:trPr>
+          <w:tblCellSpacing w:w="15" w:type="dxa"/>
+        </w:trPr>
+        <w:tc>
+          <w:tcPr>
+            <w:tcW w:w="0" w:type="auto"/>
+            <w:vAlign w:val="center"/>
+            <w:hideMark/>
+          </w:tcPr>
+          <w:p>
+            <w:pPr>
+              <w:pBdr>
+                <w:top w:val="nil"/>
+                <w:left w:val="nil"/>
+                <w:bottom w:val="nil"/>
+                <w:right w:val="nil"/>
+                <w:between w:val="nil"/>
+              </w:pBdr>
+              <w:rPr>
+                <w:b/>
+                <w:bCs/>
+              </w:rPr>
+            </w:pPr>
+            <w:r>
+              <w:rPr>
+                <w:b/>
+                <w:bCs/>
+              </w:rPr>
+              <w:t>Resonance Tag</w:t>
+            </w:r>
+          </w:p>
+        </w:tc>
+        <w:tc>
+          <w:tcPr>
+            <w:tcW w:w="0" w:type="auto"/>
+            <w:vAlign w:val="center"/>
+            <w:hideMark/>
+          </w:tcPr>
+          <w:p>
+            <w:pPr>
+              <w:pBdr>
+                <w:top w:val="nil"/>
+                <w:left w:val="nil"/>
+                <w:bottom w:val="nil"/>
+                <w:right w:val="nil"/>
+                <w:between w:val="nil"/>
+              </w:pBdr>
+              <w:rPr>
+                <w:b/>
+                <w:bCs/>
+              </w:rPr>
+            </w:pPr>
+            <w:r>
+              <w:rPr>
+                <w:b/>
+                <w:bCs/>
+              </w:rPr>
+              <w:t>Long-term identity tag; unlimited use.</w:t>
+            </w:r>
+          </w:p>
+        </w:tc>
+      </w:tr>
+      <w:tr>
+        <w:trPr>
+          <w:tblCellSpacing w:w="15" w:type="dxa"/>
+        </w:trPr>
+        <w:tc>
+          <w:tcPr>
+            <w:tcW w:w="0" w:type="auto"/>
+            <w:vAlign w:val="center"/>
+            <w:hideMark/>
+          </w:tcPr>
+          <w:p>
+            <w:pPr>
+              <w:pBdr>
+                <w:top w:val="nil"/>
+                <w:left w:val="nil"/>
+                <w:bottom w:val="nil"/>
+                <w:right w:val="nil"/>
+                <w:between w:val="nil"/>
+              </w:pBdr>
+              <w:rPr>
+                <w:b/>
+                <w:bCs/>
+              </w:rPr>
+            </w:pPr>
+            <w:r>
+              <w:rPr>
+                <w:b/>
+                <w:bCs/>
+              </w:rPr>
+              <w:t>Mood Tag</w:t>
+            </w:r>
+          </w:p>
+        </w:tc>
+        <w:tc>
+          <w:tcPr>
+            <w:tcW w:w="0" w:type="auto"/>
+            <w:vAlign w:val="center"/>
+            <w:hideMark/>
+          </w:tcPr>
+          <w:p>
+            <w:pPr>
+              <w:pBdr>
+                <w:top w:val="nil"/>
+                <w:left w:val="nil"/>
+                <w:bottom w:val="nil"/>
+                <w:right w:val="nil"/>
+                <w:between w:val="nil"/>
+              </w:pBdr>
+              <w:rPr>
+                <w:b/>
+                <w:bCs/>
+              </w:rPr>
+            </w:pPr>
+            <w:r>
+              <w:rPr>
+                <w:b/>
+                <w:bCs/>
+              </w:rPr>
+              <w:t>Short-term emotional tag; limited uses per turn.</w:t>
+            </w:r>
+          </w:p>
+        </w:tc>
+      </w:tr>
+      <w:tr>
+        <w:trPr>
+          <w:tblCellSpacing w:w="15" w:type="dxa"/>
+        </w:trPr>
+        <w:tc>
+          <w:tcPr>
+            <w:tcW w:w="0" w:type="auto"/>
+            <w:vAlign w:val="center"/>
+            <w:hideMark/>
+          </w:tcPr>
+          <w:p>
+            <w:pPr>
+              <w:pBdr>
+                <w:top w:val="nil"/>
+                <w:left w:val="nil"/>
+                <w:bottom w:val="nil"/>
+                <w:right w:val="nil"/>
+                <w:between w:val="nil"/>
+              </w:pBdr>
+              <w:rPr>
+                <w:b/>
+                <w:bCs/>
+              </w:rPr>
+            </w:pPr>
+            <w:r>
+              <w:rPr>
+                <w:b/>
+                <w:bCs/>
+              </w:rPr>
+              <w:t>Conviction Tag</w:t>
+            </w:r>
+          </w:p>
+        </w:tc>
+        <w:tc>
+          <w:tcPr>
+            <w:tcW w:w="0" w:type="auto"/>
+            <w:vAlign w:val="center"/>
+            <w:hideMark/>
+          </w:tcPr>
+          <w:p>
+            <w:pPr>
+              <w:pBdr>
+                <w:top w:val="nil"/>
+                <w:left w:val="nil"/>
+                <w:bottom w:val="nil"/>
+                <w:right w:val="nil"/>
+                <w:between w:val="nil"/>
+              </w:pBdr>
+              <w:rPr>
+                <w:b/>
+                <w:bCs/>
+              </w:rPr>
+            </w:pPr>
+            <w:r>
+              <w:rPr>
+                <w:b/>
+                <w:bCs/>
+              </w:rPr>
+              <w:t>Deep belief tag; multiple uses possible but repeated use becomes proselytizing.</w:t>
+            </w:r>
+          </w:p>
+        </w:tc>
+      </w:tr>
+      <w:tr>
+        <w:trPr>
+          <w:tblCellSpacing w:w="15" w:type="dxa"/>
+        </w:trPr>
+        <w:tc>
+          <w:tcPr>
+            <w:tcW w:w="0" w:type="auto"/>
+            <w:vAlign w:val="center"/>
+            <w:hideMark/>
+          </w:tcPr>
+          <w:p>
+            <w:pPr>
+              <w:pBdr>
+                <w:top w:val="nil"/>
+                <w:left w:val="nil"/>
+                <w:bottom w:val="nil"/>
+                <w:right w:val="nil"/>
+                <w:between w:val="nil"/>
+              </w:pBdr>
+              <w:rPr>
+                <w:b/>
+                <w:bCs/>
+              </w:rPr>
+            </w:pPr>
+            <w:r>
+              <w:rPr>
+                <w:b/>
+                <w:bCs/>
+              </w:rPr>
+              <w:t>Transient Tag</w:t>
+            </w:r>
+          </w:p>
+        </w:tc>
+        <w:tc>
+          <w:tcPr>
+            <w:tcW w:w="0" w:type="auto"/>
+            <w:vAlign w:val="center"/>
+            <w:hideMark/>
+          </w:tcPr>
+          <w:p>
+            <w:pPr>
+              <w:pBdr>
+                <w:top w:val="nil"/>
+                <w:left w:val="nil"/>
+                <w:bottom w:val="nil"/>
+                <w:right w:val="nil"/>
+                <w:between w:val="nil"/>
+              </w:pBdr>
+              <w:rPr>
+                <w:b/>
+                <w:bCs/>
+              </w:rPr>
+            </w:pPr>
+            <w:r>
+              <w:rPr>
+                <w:b/>
+                <w:bCs/>
+              </w:rPr>
+              <w:t>Temporary tag acquired from interactions; must be used or it fades.</w:t>
+            </w:r>
+          </w:p>
+        </w:tc>
+      </w:tr>
+      <w:tr>
+        <w:trPr>
+          <w:tblCellSpacing w:w="15" w:type="dxa"/>
+        </w:trPr>
+        <w:tc>
+          <w:tcPr>
+            <w:tcW w:w="0" w:type="auto"/>
+            <w:vAlign w:val="center"/>
+            <w:hideMark/>
+          </w:tcPr>
+          <w:p>
+            <w:pPr>
+              <w:pBdr>
+                <w:top w:val="nil"/>
+                <w:left w:val="nil"/>
+                <w:bottom w:val="nil"/>
+                <w:right w:val="nil"/>
+                <w:between w:val="nil"/>
+              </w:pBdr>
+              <w:rPr>
+                <w:b/>
+                <w:bCs/>
+              </w:rPr>
+            </w:pPr>
+            <w:r>
+              <w:rPr>
+                <w:b/>
+                <w:bCs/>
+              </w:rPr>
+              <w:t>In-Season Tag</w:t>
+            </w:r>
+          </w:p>
+        </w:tc>
+        <w:tc>
+          <w:tcPr>
+            <w:tcW w:w="0" w:type="auto"/>
+            <w:vAlign w:val="center"/>
+            <w:hideMark/>
+          </w:tcPr>
+          <w:p>
+            <w:pPr>
+              <w:pBdr>
+                <w:top w:val="nil"/>
+                <w:left w:val="nil"/>
+                <w:bottom w:val="nil"/>
+                <w:right w:val="nil"/>
+                <w:between w:val="nil"/>
+              </w:pBdr>
+              <w:rPr>
+                <w:b/>
+                <w:bCs/>
+              </w:rPr>
+            </w:pPr>
+            <w:r>
+              <w:rPr>
+                <w:b/>
+                <w:bCs/>
+              </w:rPr>
+              <w:t>Tags naturally available during specific seasons (e.g., morbid in autumn).</w:t>
+            </w:r>
+          </w:p>
+        </w:tc>
+      </w:tr>
+      <w:tr>
+        <w:trPr>
+          <w:tblCellSpacing w:w="15" w:type="dxa"/>
+        </w:trPr>
+        <w:tc>
+          <w:tcPr>
+            <w:tcW w:w="0" w:type="auto"/>
+            <w:vAlign w:val="center"/>
+            <w:hideMark/>
+          </w:tcPr>
+          <w:p>
+            <w:pPr>
+              <w:pBdr>
+                <w:top w:val="nil"/>
+                <w:left w:val="nil"/>
+                <w:bottom w:val="nil"/>
+                <w:right w:val="nil"/>
+                <w:between w:val="nil"/>
+              </w:pBdr>
+              <w:rPr>
+                <w:b/>
+                <w:bCs/>
+              </w:rPr>
+            </w:pPr>
+            <w:r>
+              <w:rPr>
+                <w:b/>
+                <w:bCs/>
+              </w:rPr>
+              <w:t>Special Tag</w:t>
+            </w:r>
+          </w:p>
+        </w:tc>
+        <w:tc>
+          <w:tcPr>
+            <w:tcW w:w="0" w:type="auto"/>
+            <w:vAlign w:val="center"/>
+            <w:hideMark/>
+          </w:tcPr>
+          <w:p>
+            <w:pPr>
+              <w:pBdr>
+                <w:top w:val="nil"/>
+                <w:left w:val="nil"/>
+                <w:bottom w:val="nil"/>
+                <w:right w:val="nil"/>
+                <w:between w:val="nil"/>
+              </w:pBdr>
+              <w:rPr>
+                <w:b/>
+                <w:bCs/>
+              </w:rPr>
+            </w:pPr>
+            <w:r>
+              <w:rPr>
+                <w:b/>
+                <w:bCs/>
+              </w:rPr>
+              <w:t>Rare or risky tag obtained from specific events.</w:t>
+            </w:r>
+          </w:p>
+        </w:tc>
+      </w:tr>
+      <w:tr>
+        <w:trPr>
+          <w:tblCellSpacing w:w="15" w:type="dxa"/>
+        </w:trPr>
+        <w:tc>
+          <w:tcPr>
+            <w:tcW w:w="0" w:type="auto"/>
+            <w:vAlign w:val="center"/>
+            <w:hideMark/>
+          </w:tcPr>
+          <w:p>
+            <w:pPr>
+              <w:pBdr>
+                <w:top w:val="nil"/>
+                <w:left w:val="nil"/>
+                <w:bottom w:val="nil"/>
+                <w:right w:val="nil"/>
+                <w:between w:val="nil"/>
+              </w:pBdr>
+              <w:rPr>
+                <w:b/>
+                <w:bCs/>
+              </w:rPr>
+            </w:pPr>
+            <w:r>
+              <w:rPr>
+                <w:b/>
+                <w:bCs/>
+              </w:rPr>
+              <w:t>Tag-Pair</w:t>
+            </w:r>
+          </w:p>
+        </w:tc>
+        <w:tc>
+          <w:tcPr>
+            <w:tcW w:w="0" w:type="auto"/>
+            <w:vAlign w:val="center"/>
+            <w:hideMark/>
+          </w:tcPr>
+          <w:p>
+            <w:pPr>
+              <w:pBdr>
+                <w:top w:val="nil"/>
+                <w:left w:val="nil"/>
+                <w:bottom w:val="nil"/>
+                <w:right w:val="nil"/>
+                <w:between w:val="nil"/>
+              </w:pBdr>
+              <w:rPr>
+                <w:b/>
+                <w:bCs/>
+              </w:rPr>
+            </w:pPr>
+            <w:r>
+              <w:rPr>
+                <w:b/>
+                <w:bCs/>
+              </w:rPr>
+              <w:t>Combination of a tag and its anti-tag or special structured combination.</w:t>
+            </w:r>
+          </w:p>
+        </w:tc>
+      </w:tr>
+      <w:tr>
+        <w:trPr>
+          <w:tblCellSpacing w:w="15" w:type="dxa"/>
+        </w:trPr>
+        <w:tc>
+          <w:tcPr>
+            <w:tcW w:w="0" w:type="auto"/>
+            <w:vAlign w:val="center"/>
+            <w:hideMark/>
+          </w:tcPr>
+          <w:p>
+            <w:pPr>
+              <w:pBdr>
+                <w:top w:val="nil"/>
+                <w:left w:val="nil"/>
+                <w:bottom w:val="nil"/>
+                <w:right w:val="nil"/>
+                <w:between w:val="nil"/>
+              </w:pBdr>
+              <w:rPr>
+                <w:b/>
+                <w:bCs/>
+              </w:rPr>
+            </w:pPr>
+            <w:r>
+              <w:rPr>
+                <w:b/>
+                <w:bCs/>
+              </w:rPr>
+              <w:t>Re-sacralising Tag-Pair</w:t>
+            </w:r>
+          </w:p>
+        </w:tc>
+        <w:tc>
+          <w:tcPr>
+            <w:tcW w:w="0" w:type="auto"/>
+            <w:vAlign w:val="center"/>
+            <w:hideMark/>
+          </w:tcPr>
+          <w:p>
+            <w:pPr>
+              <w:pBdr>
+                <w:top w:val="nil"/>
+                <w:left w:val="nil"/>
+                <w:bottom w:val="nil"/>
+                <w:right w:val="nil"/>
+                <w:between w:val="nil"/>
+              </w:pBdr>
+              <w:rPr>
+                <w:b/>
+                <w:bCs/>
+              </w:rPr>
+            </w:pPr>
+            <w:r>
+              <w:rPr>
+                <w:b/>
+                <w:bCs/>
+              </w:rPr>
+              <w:t>Core TRUE-defining black metal tag-pair (tag + anti-tag).</w:t>
+            </w:r>
+          </w:p>
+        </w:tc>
+      </w:tr>
+      <w:tr>
+        <w:trPr>
+          <w:tblCellSpacing w:w="15" w:type="dxa"/>
+        </w:trPr>
+        <w:tc>
+          <w:tcPr>
+            <w:tcW w:w="0" w:type="auto"/>
+            <w:vAlign w:val="center"/>
+            <w:hideMark/>
+          </w:tcPr>
+          <w:p>
+            <w:pPr>
+              <w:pBdr>
+                <w:top w:val="nil"/>
+                <w:left w:val="nil"/>
+                <w:bottom w:val="nil"/>
+                <w:right w:val="nil"/>
+                <w:between w:val="nil"/>
+              </w:pBdr>
+              <w:rPr>
+                <w:b/>
+                <w:bCs/>
+              </w:rPr>
+            </w:pPr>
+            <w:r>
+              <w:rPr>
+                <w:b/>
+                <w:bCs/>
+              </w:rPr>
+              <w:t>De-sacralising Tag-Pair</w:t>
+            </w:r>
+          </w:p>
+        </w:tc>
+        <w:tc>
+          <w:tcPr>
+            <w:tcW w:w="0" w:type="auto"/>
+            <w:vAlign w:val="center"/>
+            <w:hideMark/>
+          </w:tcPr>
+          <w:p>
+            <w:pPr>
+              <w:pBdr>
+                <w:top w:val="nil"/>
+                <w:left w:val="nil"/>
+                <w:bottom w:val="nil"/>
+                <w:right w:val="nil"/>
+                <w:between w:val="nil"/>
+              </w:pBdr>
+              <w:rPr>
+                <w:b/>
+                <w:bCs/>
+              </w:rPr>
+            </w:pPr>
+            <w:r>
+              <w:rPr>
+                <w:b/>
+                <w:bCs/>
+              </w:rPr>
+              <w:t>Tag + NULL tag pair (death metal logic; future scope).</w:t>
+            </w:r>
+          </w:p>
+        </w:tc>
+      </w:tr>
+      <w:tr>
+        <w:trPr>
+          <w:tblCellSpacing w:w="15" w:type="dxa"/>
+        </w:trPr>
+        <w:tc>
+          <w:tcPr>
+            <w:tcW w:w="0" w:type="auto"/>
+            <w:vAlign w:val="center"/>
+            <w:hideMark/>
+          </w:tcPr>
+          <w:p>
+            <w:pPr>
+              <w:pBdr>
+                <w:top w:val="nil"/>
+                <w:left w:val="nil"/>
+                <w:bottom w:val="nil"/>
+                <w:right w:val="nil"/>
+                <w:between w:val="nil"/>
+              </w:pBdr>
+              <w:rPr>
+                <w:b/>
+                <w:bCs/>
+              </w:rPr>
+            </w:pPr>
+            <w:r>
+              <w:rPr>
+                <w:b/>
+                <w:bCs/>
+              </w:rPr>
+              <w:t>Sacralising Tag-Pair</w:t>
+            </w:r>
+          </w:p>
+        </w:tc>
+        <w:tc>
+          <w:tcPr>
+            <w:tcW w:w="0" w:type="auto"/>
+            <w:vAlign w:val="center"/>
+            <w:hideMark/>
+          </w:tcPr>
+          <w:p>
+            <w:pPr>
+              <w:pBdr>
+                <w:top w:val="nil"/>
+                <w:left w:val="nil"/>
+                <w:bottom w:val="nil"/>
+                <w:right w:val="nil"/>
+                <w:between w:val="nil"/>
+              </w:pBdr>
+              <w:rPr>
+                <w:b/>
+                <w:bCs/>
+              </w:rPr>
+            </w:pPr>
+            <w:r>
+              <w:rPr>
+                <w:b/>
+                <w:bCs/>
+              </w:rPr>
+              <w:t>Double-tag pair (doom metal logic; future scope).</w:t>
+            </w:r>
+          </w:p>
+        </w:tc>
+      </w:tr>
+      <w:tr>
+        <w:trPr>
+          <w:tblCellSpacing w:w="15" w:type="dxa"/>
+        </w:trPr>
+        <w:tc>
+          <w:tcPr>
+            <w:tcW w:w="0" w:type="auto"/>
+            <w:vAlign w:val="center"/>
+            <w:hideMark/>
+          </w:tcPr>
+          <w:p>
+            <w:pPr>
+              <w:pBdr>
+                <w:top w:val="nil"/>
+                <w:left w:val="nil"/>
+                <w:bottom w:val="nil"/>
+                <w:right w:val="nil"/>
+                <w:between w:val="nil"/>
+              </w:pBdr>
+              <w:rPr>
+                <w:b/>
+                <w:bCs/>
+              </w:rPr>
+            </w:pPr>
+            <w:r>
+              <w:rPr>
+                <w:b/>
+                <w:bCs/>
+              </w:rPr>
+              <w:t>Simulacra</w:t>
+            </w:r>
+          </w:p>
+        </w:tc>
+        <w:tc>
+          <w:tcPr>
+            <w:tcW w:w="0" w:type="auto"/>
+            <w:vAlign w:val="center"/>
+            <w:hideMark/>
+          </w:tcPr>
+          <w:p>
+            <w:pPr>
+              <w:pBdr>
+                <w:top w:val="nil"/>
+                <w:left w:val="nil"/>
+                <w:bottom w:val="nil"/>
+                <w:right w:val="nil"/>
+                <w:between w:val="nil"/>
+              </w:pBdr>
+              <w:rPr>
+                <w:b/>
+                <w:bCs/>
+              </w:rPr>
+            </w:pPr>
+            <w:r>
+              <w:rPr>
+                <w:b/>
+                <w:bCs/>
+              </w:rPr>
+              <w:t>Weakened version of a mood tag when used beyond its limit.</w:t>
+            </w:r>
+          </w:p>
+        </w:tc>
+      </w:tr>
+      <w:tr>
+        <w:trPr>
+          <w:tblCellSpacing w:w="15" w:type="dxa"/>
+        </w:trPr>
+        <w:tc>
+          <w:tcPr>
+            <w:tcW w:w="0" w:type="auto"/>
+            <w:vAlign w:val="center"/>
+            <w:hideMark/>
+          </w:tcPr>
+          <w:p>
+            <w:pPr>
+              <w:pBdr>
+                <w:top w:val="nil"/>
+                <w:left w:val="nil"/>
+                <w:bottom w:val="nil"/>
+                <w:right w:val="nil"/>
+                <w:between w:val="nil"/>
+              </w:pBdr>
+              <w:rPr>
+                <w:b/>
+                <w:bCs/>
+              </w:rPr>
+            </w:pPr>
+            <w:r>
+              <w:rPr>
+                <w:b/>
+                <w:bCs/>
+              </w:rPr>
+              <w:t>TRUE (uppercase)</w:t>
+            </w:r>
+          </w:p>
+        </w:tc>
+        <w:tc>
+          <w:tcPr>
+            <w:tcW w:w="0" w:type="auto"/>
+            <w:vAlign w:val="center"/>
+            <w:hideMark/>
+          </w:tcPr>
+          <w:p>
+            <w:pPr>
+              <w:pBdr>
+                <w:top w:val="nil"/>
+                <w:left w:val="nil"/>
+                <w:bottom w:val="nil"/>
+                <w:right w:val="nil"/>
+                <w:between w:val="nil"/>
+              </w:pBdr>
+              <w:rPr>
+                <w:b/>
+                <w:bCs/>
+              </w:rPr>
+            </w:pPr>
+            <w:r>
+              <w:rPr>
+                <w:b/>
+                <w:bCs/>
+              </w:rPr>
+              <w:t>Content mechanically legitimized by re-sacralising tag-pair.</w:t>
+            </w:r>
+          </w:p>
+        </w:tc>
+      </w:tr>
+      <w:tr>
+        <w:trPr>
+          <w:tblCellSpacing w:w="15" w:type="dxa"/>
+        </w:trPr>
+        <w:tc>
+          <w:tcPr>
+            <w:tcW w:w="0" w:type="auto"/>
+            <w:vAlign w:val="center"/>
+            <w:hideMark/>
+          </w:tcPr>
+          <w:p>
+            <w:pPr>
+              <w:pBdr>
+                <w:top w:val="nil"/>
+                <w:left w:val="nil"/>
+                <w:bottom w:val="nil"/>
+                <w:right w:val="nil"/>
+                <w:between w:val="nil"/>
+              </w:pBdr>
+              <w:rPr>
+                <w:b/>
+                <w:bCs/>
+              </w:rPr>
+            </w:pPr>
+            <w:r>
+              <w:rPr>
+                <w:b/>
+                <w:bCs/>
+              </w:rPr>
+              <w:t>true (lowercase)</w:t>
+            </w:r>
+          </w:p>
+        </w:tc>
+        <w:tc>
+          <w:tcPr>
+            <w:tcW w:w="0" w:type="auto"/>
+            <w:vAlign w:val="center"/>
+            <w:hideMark/>
+          </w:tcPr>
+          <w:p>
+            <w:pPr>
+              <w:pBdr>
+                <w:top w:val="nil"/>
+                <w:left w:val="nil"/>
+                <w:bottom w:val="nil"/>
+                <w:right w:val="nil"/>
+                <w:between w:val="nil"/>
+              </w:pBdr>
+              <w:rPr>
+                <w:b/>
+                <w:bCs/>
+              </w:rPr>
+            </w:pPr>
+            <w:r>
+              <w:rPr>
+                <w:b/>
+                <w:bCs/>
+              </w:rPr>
+              <w:t>Scene-conforming surface-level aesthetic or trend.</w:t>
+            </w:r>
+          </w:p>
+        </w:tc>
+      </w:tr>
+      <w:tr>
+        <w:trPr>
+          <w:tblCellSpacing w:w="15" w:type="dxa"/>
+        </w:trPr>
+        <w:tc>
+          <w:tcPr>
+            <w:tcW w:w="0" w:type="auto"/>
+            <w:vAlign w:val="center"/>
+            <w:hideMark/>
+          </w:tcPr>
+          <w:p>
+            <w:pPr>
+              <w:pBdr>
+                <w:top w:val="nil"/>
+                <w:left w:val="nil"/>
+                <w:bottom w:val="nil"/>
+                <w:right w:val="nil"/>
+                <w:between w:val="nil"/>
+              </w:pBdr>
+              <w:rPr>
+                <w:b/>
+                <w:bCs/>
+              </w:rPr>
+            </w:pPr>
+            <w:r>
+              <w:rPr>
+                <w:b/>
+                <w:bCs/>
+              </w:rPr>
+              <w:t>Gravity</w:t>
+            </w:r>
+          </w:p>
+        </w:tc>
+        <w:tc>
+          <w:tcPr>
+            <w:tcW w:w="0" w:type="auto"/>
+            <w:vAlign w:val="center"/>
+            <w:hideMark/>
+          </w:tcPr>
+          <w:p>
+            <w:pPr>
+              <w:pBdr>
+                <w:top w:val="nil"/>
+                <w:left w:val="nil"/>
+                <w:bottom w:val="nil"/>
+                <w:right w:val="nil"/>
+                <w:between w:val="nil"/>
+              </w:pBdr>
+              <w:rPr>
+                <w:b/>
+                <w:bCs/>
+              </w:rPr>
+            </w:pPr>
+            <w:r>
+              <w:rPr>
+                <w:b/>
+                <w:bCs/>
+              </w:rPr>
+              <w:t xml:space="preserve">Pull exerted by TRUE tags; shapes the scene’s thematic </w:t>
+            </w:r>
+            <w:proofErr w:type="spellStart"/>
+            <w:r>
+              <w:rPr>
+                <w:b/>
+                <w:bCs/>
+              </w:rPr>
+              <w:t>center</w:t>
+            </w:r>
+            <w:proofErr w:type="spellEnd"/>
+            <w:r>
+              <w:rPr>
+                <w:b/>
+                <w:bCs/>
+              </w:rPr>
+              <w:t>.</w:t>
+            </w:r>
+          </w:p>
+        </w:tc>
+      </w:tr>
+      <w:tr>
+        <w:trPr>
+          <w:tblCellSpacing w:w="15" w:type="dxa"/>
+        </w:trPr>
+        <w:tc>
+          <w:tcPr>
+            <w:tcW w:w="0" w:type="auto"/>
+            <w:vAlign w:val="center"/>
+            <w:hideMark/>
+          </w:tcPr>
+          <w:p>
+            <w:pPr>
+              <w:pBdr>
+                <w:top w:val="nil"/>
+                <w:left w:val="nil"/>
+                <w:bottom w:val="nil"/>
+                <w:right w:val="nil"/>
+                <w:between w:val="nil"/>
+              </w:pBdr>
+              <w:rPr>
+                <w:b/>
+                <w:bCs/>
+              </w:rPr>
+            </w:pPr>
+            <w:r>
+              <w:rPr>
+                <w:b/>
+                <w:bCs/>
+              </w:rPr>
+              <w:lastRenderedPageBreak/>
+              <w:t>Gravity Factor</w:t>
+            </w:r>
+          </w:p>
+        </w:tc>
+        <w:tc>
+          <w:tcPr>
+            <w:tcW w:w="0" w:type="auto"/>
+            <w:vAlign w:val="center"/>
+            <w:hideMark/>
+          </w:tcPr>
+          <w:p>
+            <w:pPr>
+              <w:pBdr>
+                <w:top w:val="nil"/>
+                <w:left w:val="nil"/>
+                <w:bottom w:val="nil"/>
+                <w:right w:val="nil"/>
+                <w:between w:val="nil"/>
+              </w:pBdr>
+              <w:rPr>
+                <w:b/>
+                <w:bCs/>
+              </w:rPr>
+            </w:pPr>
+            <w:r>
+              <w:rPr>
+                <w:b/>
+                <w:bCs/>
+              </w:rPr>
+              <w:t>Amount of thematic pull exerted by a TRUE tag or pair.</w:t>
+            </w:r>
+          </w:p>
+        </w:tc>
+      </w:tr>
+      <w:tr>
+        <w:trPr>
+          <w:tblCellSpacing w:w="15" w:type="dxa"/>
+        </w:trPr>
+        <w:tc>
+          <w:tcPr>
+            <w:tcW w:w="0" w:type="auto"/>
+            <w:vAlign w:val="center"/>
+            <w:hideMark/>
+          </w:tcPr>
+          <w:p>
+            <w:pPr>
+              <w:pBdr>
+                <w:top w:val="nil"/>
+                <w:left w:val="nil"/>
+                <w:bottom w:val="nil"/>
+                <w:right w:val="nil"/>
+                <w:between w:val="nil"/>
+              </w:pBdr>
+              <w:rPr>
+                <w:b/>
+                <w:bCs/>
+              </w:rPr>
+            </w:pPr>
+            <w:r>
+              <w:rPr>
+                <w:b/>
+                <w:bCs/>
+              </w:rPr>
+              <w:t>Tired Status</w:t>
+            </w:r>
+          </w:p>
+        </w:tc>
+        <w:tc>
+          <w:tcPr>
+            <w:tcW w:w="0" w:type="auto"/>
+            <w:vAlign w:val="center"/>
+            <w:hideMark/>
+          </w:tcPr>
+          <w:p>
+            <w:pPr>
+              <w:pBdr>
+                <w:top w:val="nil"/>
+                <w:left w:val="nil"/>
+                <w:bottom w:val="nil"/>
+                <w:right w:val="nil"/>
+                <w:between w:val="nil"/>
+              </w:pBdr>
+              <w:rPr>
+                <w:b/>
+                <w:bCs/>
+              </w:rPr>
+            </w:pPr>
+            <w:r>
+              <w:rPr>
+                <w:b/>
+                <w:bCs/>
+              </w:rPr>
+              <w:t>Condition acquired from taking a third character action in a season.</w:t>
+            </w:r>
+          </w:p>
+        </w:tc>
+      </w:tr>
+      <w:tr>
+        <w:trPr>
+          <w:tblCellSpacing w:w="15" w:type="dxa"/>
+        </w:trPr>
+        <w:tc>
+          <w:tcPr>
+            <w:tcW w:w="0" w:type="auto"/>
+            <w:vAlign w:val="center"/>
+            <w:hideMark/>
+          </w:tcPr>
+          <w:p>
+            <w:pPr>
+              <w:pBdr>
+                <w:top w:val="nil"/>
+                <w:left w:val="nil"/>
+                <w:bottom w:val="nil"/>
+                <w:right w:val="nil"/>
+                <w:between w:val="nil"/>
+              </w:pBdr>
+              <w:rPr>
+                <w:b/>
+                <w:bCs/>
+              </w:rPr>
+            </w:pPr>
+            <w:r>
+              <w:rPr>
+                <w:b/>
+                <w:bCs/>
+              </w:rPr>
+              <w:t>Strain Penalty</w:t>
+            </w:r>
+          </w:p>
+        </w:tc>
+        <w:tc>
+          <w:tcPr>
+            <w:tcW w:w="0" w:type="auto"/>
+            <w:vAlign w:val="center"/>
+            <w:hideMark/>
+          </w:tcPr>
+          <w:p>
+            <w:pPr>
+              <w:pBdr>
+                <w:top w:val="nil"/>
+                <w:left w:val="nil"/>
+                <w:bottom w:val="nil"/>
+                <w:right w:val="nil"/>
+                <w:between w:val="nil"/>
+              </w:pBdr>
+              <w:rPr>
+                <w:b/>
+                <w:bCs/>
+              </w:rPr>
+            </w:pPr>
+            <w:r>
+              <w:rPr>
+                <w:b/>
+                <w:bCs/>
+              </w:rPr>
+              <w:t>Negative effect specific to each action type upon overexertion.</w:t>
+            </w:r>
+          </w:p>
+        </w:tc>
+      </w:tr>
+      <w:tr>
+        <w:trPr>
+          <w:tblCellSpacing w:w="15" w:type="dxa"/>
+        </w:trPr>
+        <w:tc>
+          <w:tcPr>
+            <w:tcW w:w="0" w:type="auto"/>
+            <w:vAlign w:val="center"/>
+            <w:hideMark/>
+          </w:tcPr>
+          <w:p>
+            <w:pPr>
+              <w:pBdr>
+                <w:top w:val="nil"/>
+                <w:left w:val="nil"/>
+                <w:bottom w:val="nil"/>
+                <w:right w:val="nil"/>
+                <w:between w:val="nil"/>
+              </w:pBdr>
+              <w:rPr>
+                <w:b/>
+                <w:bCs/>
+              </w:rPr>
+            </w:pPr>
+            <w:r>
+              <w:rPr>
+                <w:b/>
+                <w:bCs/>
+              </w:rPr>
+              <w:t>All Over the Place</w:t>
+            </w:r>
+          </w:p>
+        </w:tc>
+        <w:tc>
+          <w:tcPr>
+            <w:tcW w:w="0" w:type="auto"/>
+            <w:vAlign w:val="center"/>
+            <w:hideMark/>
+          </w:tcPr>
+          <w:p>
+            <w:pPr>
+              <w:pBdr>
+                <w:top w:val="nil"/>
+                <w:left w:val="nil"/>
+                <w:bottom w:val="nil"/>
+                <w:right w:val="nil"/>
+                <w:between w:val="nil"/>
+              </w:pBdr>
+              <w:rPr>
+                <w:b/>
+                <w:bCs/>
+              </w:rPr>
+            </w:pPr>
+            <w:r>
+              <w:rPr>
+                <w:b/>
+                <w:bCs/>
+              </w:rPr>
+              <w:t>Gestation strain penalty; forces transient tag resolution or replacement.</w:t>
+            </w:r>
+          </w:p>
+        </w:tc>
+      </w:tr>
+      <w:tr>
+        <w:trPr>
+          <w:tblCellSpacing w:w="15" w:type="dxa"/>
+        </w:trPr>
+        <w:tc>
+          <w:tcPr>
+            <w:tcW w:w="0" w:type="auto"/>
+            <w:vAlign w:val="center"/>
+            <w:hideMark/>
+          </w:tcPr>
+          <w:p>
+            <w:pPr>
+              <w:pBdr>
+                <w:top w:val="nil"/>
+                <w:left w:val="nil"/>
+                <w:bottom w:val="nil"/>
+                <w:right w:val="nil"/>
+                <w:between w:val="nil"/>
+              </w:pBdr>
+              <w:rPr>
+                <w:b/>
+                <w:bCs/>
+              </w:rPr>
+            </w:pPr>
+            <w:r>
+              <w:rPr>
+                <w:b/>
+                <w:bCs/>
+              </w:rPr>
+              <w:t>Burnout</w:t>
+            </w:r>
+          </w:p>
+        </w:tc>
+        <w:tc>
+          <w:tcPr>
+            <w:tcW w:w="0" w:type="auto"/>
+            <w:vAlign w:val="center"/>
+            <w:hideMark/>
+          </w:tcPr>
+          <w:p>
+            <w:pPr>
+              <w:pBdr>
+                <w:top w:val="nil"/>
+                <w:left w:val="nil"/>
+                <w:bottom w:val="nil"/>
+                <w:right w:val="nil"/>
+                <w:between w:val="nil"/>
+              </w:pBdr>
+              <w:rPr>
+                <w:b/>
+                <w:bCs/>
+              </w:rPr>
+            </w:pPr>
+            <w:r>
+              <w:rPr>
+                <w:b/>
+                <w:bCs/>
+              </w:rPr>
+              <w:t xml:space="preserve">Rehearsal strain </w:t>
+            </w:r>
+            <w:r>
+              <w:rPr>
+                <w:b/>
+                <w:bCs/>
+              </w:rPr>
+              <w:t>penalty:</w:t>
+            </w:r>
+            <w:r>
+              <w:rPr>
+                <w:b/>
+                <w:bCs/>
+              </w:rPr>
+              <w:t xml:space="preserve"> character loses access to mood tag for the turn.</w:t>
+            </w:r>
+          </w:p>
+        </w:tc>
+      </w:tr>
+      <w:tr>
+        <w:trPr>
+          <w:tblCellSpacing w:w="15" w:type="dxa"/>
+        </w:trPr>
+        <w:tc>
+          <w:tcPr>
+            <w:tcW w:w="0" w:type="auto"/>
+            <w:vAlign w:val="center"/>
+            <w:hideMark/>
+          </w:tcPr>
+          <w:p>
+            <w:pPr>
+              <w:pBdr>
+                <w:top w:val="nil"/>
+                <w:left w:val="nil"/>
+                <w:bottom w:val="nil"/>
+                <w:right w:val="nil"/>
+                <w:between w:val="nil"/>
+              </w:pBdr>
+              <w:rPr>
+                <w:b/>
+                <w:bCs/>
+              </w:rPr>
+            </w:pPr>
+            <w:r>
+              <w:rPr>
+                <w:b/>
+                <w:bCs/>
+              </w:rPr>
+              <w:t>Too on the Nose</w:t>
+            </w:r>
+          </w:p>
+        </w:tc>
+        <w:tc>
+          <w:tcPr>
+            <w:tcW w:w="0" w:type="auto"/>
+            <w:vAlign w:val="center"/>
+            <w:hideMark/>
+          </w:tcPr>
+          <w:p>
+            <w:pPr>
+              <w:pBdr>
+                <w:top w:val="nil"/>
+                <w:left w:val="nil"/>
+                <w:bottom w:val="nil"/>
+                <w:right w:val="nil"/>
+                <w:between w:val="nil"/>
+              </w:pBdr>
+              <w:rPr>
+                <w:b/>
+                <w:bCs/>
+              </w:rPr>
+            </w:pPr>
+            <w:r>
+              <w:rPr>
+                <w:b/>
+                <w:bCs/>
+              </w:rPr>
+              <w:t>Promotional strain penalty; forces negative interaction with convictional anti-tag.</w:t>
+            </w:r>
+          </w:p>
+        </w:tc>
+      </w:tr>
+      <w:tr>
+        <w:trPr>
+          <w:tblCellSpacing w:w="15" w:type="dxa"/>
+        </w:trPr>
+        <w:tc>
+          <w:tcPr>
+            <w:tcW w:w="0" w:type="auto"/>
+            <w:vAlign w:val="center"/>
+            <w:hideMark/>
+          </w:tcPr>
+          <w:p>
+            <w:pPr>
+              <w:pBdr>
+                <w:top w:val="nil"/>
+                <w:left w:val="nil"/>
+                <w:bottom w:val="nil"/>
+                <w:right w:val="nil"/>
+                <w:between w:val="nil"/>
+              </w:pBdr>
+              <w:rPr>
+                <w:b/>
+                <w:bCs/>
+              </w:rPr>
+            </w:pPr>
+            <w:r>
+              <w:rPr>
+                <w:b/>
+                <w:bCs/>
+              </w:rPr>
+              <w:t>Overreach</w:t>
+            </w:r>
+          </w:p>
+        </w:tc>
+        <w:tc>
+          <w:tcPr>
+            <w:tcW w:w="0" w:type="auto"/>
+            <w:vAlign w:val="center"/>
+            <w:hideMark/>
+          </w:tcPr>
+          <w:p>
+            <w:pPr>
+              <w:pBdr>
+                <w:top w:val="nil"/>
+                <w:left w:val="nil"/>
+                <w:bottom w:val="nil"/>
+                <w:right w:val="nil"/>
+                <w:between w:val="nil"/>
+              </w:pBdr>
+              <w:rPr>
+                <w:b/>
+                <w:bCs/>
+              </w:rPr>
+            </w:pPr>
+            <w:r>
+              <w:rPr>
+                <w:b/>
+                <w:bCs/>
+              </w:rPr>
+              <w:t xml:space="preserve">Keeper strain </w:t>
+            </w:r>
+            <w:r>
+              <w:rPr>
+                <w:b/>
+                <w:bCs/>
+              </w:rPr>
+              <w:t>penalty:</w:t>
+            </w:r>
+            <w:r>
+              <w:rPr>
+                <w:b/>
+                <w:bCs/>
+              </w:rPr>
+              <w:t xml:space="preserve"> blocks influence gain and Pull replenishment.</w:t>
+            </w:r>
+          </w:p>
+        </w:tc>
+      </w:tr>
+      <w:tr>
+        <w:trPr>
+          <w:tblCellSpacing w:w="15" w:type="dxa"/>
+        </w:trPr>
+        <w:tc>
+          <w:tcPr>
+            <w:tcW w:w="0" w:type="auto"/>
+            <w:vAlign w:val="center"/>
+            <w:hideMark/>
+          </w:tcPr>
+          <w:p>
+            <w:pPr>
+              <w:pBdr>
+                <w:top w:val="nil"/>
+                <w:left w:val="nil"/>
+                <w:bottom w:val="nil"/>
+                <w:right w:val="nil"/>
+                <w:between w:val="nil"/>
+              </w:pBdr>
+              <w:rPr>
+                <w:b/>
+                <w:bCs/>
+              </w:rPr>
+            </w:pPr>
+            <w:r>
+              <w:rPr>
+                <w:b/>
+                <w:bCs/>
+              </w:rPr>
+              <w:t>Influence</w:t>
+            </w:r>
+          </w:p>
+        </w:tc>
+        <w:tc>
+          <w:tcPr>
+            <w:tcW w:w="0" w:type="auto"/>
+            <w:vAlign w:val="center"/>
+            <w:hideMark/>
+          </w:tcPr>
+          <w:p>
+            <w:pPr>
+              <w:pBdr>
+                <w:top w:val="nil"/>
+                <w:left w:val="nil"/>
+                <w:bottom w:val="nil"/>
+                <w:right w:val="nil"/>
+                <w:between w:val="nil"/>
+              </w:pBdr>
+              <w:rPr>
+                <w:b/>
+                <w:bCs/>
+              </w:rPr>
+            </w:pPr>
+            <w:r>
+              <w:rPr>
+                <w:b/>
+                <w:bCs/>
+              </w:rPr>
+              <w:t>Abstract measure of standing within the scene.</w:t>
+            </w:r>
+          </w:p>
+        </w:tc>
+      </w:tr>
+      <w:tr>
+        <w:trPr>
+          <w:tblCellSpacing w:w="15" w:type="dxa"/>
+        </w:trPr>
+        <w:tc>
+          <w:tcPr>
+            <w:tcW w:w="0" w:type="auto"/>
+            <w:vAlign w:val="center"/>
+            <w:hideMark/>
+          </w:tcPr>
+          <w:p>
+            <w:pPr>
+              <w:pBdr>
+                <w:top w:val="nil"/>
+                <w:left w:val="nil"/>
+                <w:bottom w:val="nil"/>
+                <w:right w:val="nil"/>
+                <w:between w:val="nil"/>
+              </w:pBdr>
+              <w:rPr>
+                <w:b/>
+                <w:bCs/>
+              </w:rPr>
+            </w:pPr>
+            <w:r>
+              <w:rPr>
+                <w:b/>
+                <w:bCs/>
+              </w:rPr>
+              <w:t>Influence Points</w:t>
+            </w:r>
+          </w:p>
+        </w:tc>
+        <w:tc>
+          <w:tcPr>
+            <w:tcW w:w="0" w:type="auto"/>
+            <w:vAlign w:val="center"/>
+            <w:hideMark/>
+          </w:tcPr>
+          <w:p>
+            <w:pPr>
+              <w:pBdr>
+                <w:top w:val="nil"/>
+                <w:left w:val="nil"/>
+                <w:bottom w:val="nil"/>
+                <w:right w:val="nil"/>
+                <w:between w:val="nil"/>
+              </w:pBdr>
+              <w:rPr>
+                <w:b/>
+                <w:bCs/>
+              </w:rPr>
+            </w:pPr>
+            <w:r>
+              <w:rPr>
+                <w:b/>
+                <w:bCs/>
+              </w:rPr>
+              <w:t>Quantified influence accumulated per actions/tags/tracks.</w:t>
+            </w:r>
+          </w:p>
+        </w:tc>
+      </w:tr>
+      <w:tr>
+        <w:trPr>
+          <w:tblCellSpacing w:w="15" w:type="dxa"/>
+        </w:trPr>
+        <w:tc>
+          <w:tcPr>
+            <w:tcW w:w="0" w:type="auto"/>
+            <w:vAlign w:val="center"/>
+            <w:hideMark/>
+          </w:tcPr>
+          <w:p>
+            <w:pPr>
+              <w:pBdr>
+                <w:top w:val="nil"/>
+                <w:left w:val="nil"/>
+                <w:bottom w:val="nil"/>
+                <w:right w:val="nil"/>
+                <w:between w:val="nil"/>
+              </w:pBdr>
+              <w:rPr>
+                <w:b/>
+                <w:bCs/>
+              </w:rPr>
+            </w:pPr>
+            <w:r>
+              <w:rPr>
+                <w:b/>
+                <w:bCs/>
+              </w:rPr>
+              <w:t>Pull</w:t>
+            </w:r>
+          </w:p>
+        </w:tc>
+        <w:tc>
+          <w:tcPr>
+            <w:tcW w:w="0" w:type="auto"/>
+            <w:vAlign w:val="center"/>
+            <w:hideMark/>
+          </w:tcPr>
+          <w:p>
+            <w:pPr>
+              <w:pBdr>
+                <w:top w:val="nil"/>
+                <w:left w:val="nil"/>
+                <w:bottom w:val="nil"/>
+                <w:right w:val="nil"/>
+                <w:between w:val="nil"/>
+              </w:pBdr>
+              <w:rPr>
+                <w:b/>
+                <w:bCs/>
+              </w:rPr>
+            </w:pPr>
+            <w:r>
+              <w:rPr>
+                <w:b/>
+                <w:bCs/>
+              </w:rPr>
+              <w:t>Expendable Keeper resource used to pay for Keeper actions.</w:t>
+            </w:r>
+          </w:p>
+        </w:tc>
+      </w:tr>
+      <w:tr>
+        <w:trPr>
+          <w:tblCellSpacing w:w="15" w:type="dxa"/>
+        </w:trPr>
+        <w:tc>
+          <w:tcPr>
+            <w:tcW w:w="0" w:type="auto"/>
+            <w:vAlign w:val="center"/>
+            <w:hideMark/>
+          </w:tcPr>
+          <w:p>
+            <w:pPr>
+              <w:pBdr>
+                <w:top w:val="nil"/>
+                <w:left w:val="nil"/>
+                <w:bottom w:val="nil"/>
+                <w:right w:val="nil"/>
+                <w:between w:val="nil"/>
+              </w:pBdr>
+              <w:rPr>
+                <w:b/>
+                <w:bCs/>
+              </w:rPr>
+            </w:pPr>
+            <w:r>
+              <w:rPr>
+                <w:b/>
+                <w:bCs/>
+              </w:rPr>
+              <w:t>Generation (of Copy)</w:t>
+            </w:r>
+          </w:p>
+        </w:tc>
+        <w:tc>
+          <w:tcPr>
+            <w:tcW w:w="0" w:type="auto"/>
+            <w:vAlign w:val="center"/>
+            <w:hideMark/>
+          </w:tcPr>
+          <w:p>
+            <w:pPr>
+              <w:pBdr>
+                <w:top w:val="nil"/>
+                <w:left w:val="nil"/>
+                <w:bottom w:val="nil"/>
+                <w:right w:val="nil"/>
+                <w:between w:val="nil"/>
+              </w:pBdr>
+              <w:rPr>
+                <w:b/>
+                <w:bCs/>
+              </w:rPr>
+            </w:pPr>
+            <w:r>
+              <w:rPr>
+                <w:b/>
+                <w:bCs/>
+              </w:rPr>
+              <w:t>The duplication depth of a tape; each generation reduces conveyance.</w:t>
+            </w:r>
+          </w:p>
+        </w:tc>
+      </w:tr>
+    </w:tbl>
     <w:p>
       <w:pPr>
         <w:pBdr>
@@ -7393,7 +11929,6 @@
   <w:style w:type="character" w:default="1" w:styleId="Kappaleenoletusfontti">
     <w:name w:val="Default Paragraph Font"/>
     <w:uiPriority w:val="1"/>
-    <w:semiHidden/>
     <w:unhideWhenUsed/>
   </w:style>
   <w:style w:type="table" w:default="1" w:styleId="Normaalitaulukko">

--- a/TheProspector/Assets/Docs/Related School Work/LUT/Game Design Document.docx
+++ b/TheProspector/Assets/Docs/Related School Work/LUT/Game Design Document.docx
@@ -1513,7 +1513,7 @@
           <w:r>
             <w:fldChar w:fldCharType="separate"/>
           </w:r>
-          <w:hyperlink w:anchor="_Toc215658186" w:history="1">
+          <w:hyperlink w:anchor="_Toc215741166" w:history="1">
             <w:r>
               <w:rPr>
                 <w:rStyle w:val="Hyperlinkki"/>
@@ -1540,7 +1540,7 @@
                 <w:noProof/>
                 <w:webHidden/>
               </w:rPr>
-              <w:instrText xml:space="preserve"> PAGEREF _Toc215658186 \h </w:instrText>
+              <w:instrText xml:space="preserve"> PAGEREF _Toc215741166 \h </w:instrText>
             </w:r>
             <w:r>
               <w:rPr>
@@ -1587,7 +1587,7 @@
               <w14:ligatures w14:val="standardContextual"/>
             </w:rPr>
           </w:pPr>
-          <w:hyperlink w:anchor="_Toc215658187" w:history="1">
+          <w:hyperlink w:anchor="_Toc215741167" w:history="1">
             <w:r>
               <w:rPr>
                 <w:rStyle w:val="Hyperlinkki"/>
@@ -1614,7 +1614,7 @@
                 <w:noProof/>
                 <w:webHidden/>
               </w:rPr>
-              <w:instrText xml:space="preserve"> PAGEREF _Toc215658187 \h </w:instrText>
+              <w:instrText xml:space="preserve"> PAGEREF _Toc215741167 \h </w:instrText>
             </w:r>
             <w:r>
               <w:rPr>
@@ -1634,7 +1634,7 @@
                 <w:noProof/>
                 <w:webHidden/>
               </w:rPr>
-              <w:t>7</w:t>
+              <w:t>6</w:t>
             </w:r>
             <w:r>
               <w:rPr>
@@ -1661,7 +1661,7 @@
               <w14:ligatures w14:val="standardContextual"/>
             </w:rPr>
           </w:pPr>
-          <w:hyperlink w:anchor="_Toc215658188" w:history="1">
+          <w:hyperlink w:anchor="_Toc215741168" w:history="1">
             <w:r>
               <w:rPr>
                 <w:rStyle w:val="Hyperlinkki"/>
@@ -1688,7 +1688,7 @@
                 <w:noProof/>
                 <w:webHidden/>
               </w:rPr>
-              <w:instrText xml:space="preserve"> PAGEREF _Toc215658188 \h </w:instrText>
+              <w:instrText xml:space="preserve"> PAGEREF _Toc215741168 \h </w:instrText>
             </w:r>
             <w:r>
               <w:rPr>
@@ -1708,7 +1708,7 @@
                 <w:noProof/>
                 <w:webHidden/>
               </w:rPr>
-              <w:t>8</w:t>
+              <w:t>7</w:t>
             </w:r>
             <w:r>
               <w:rPr>
@@ -1735,7 +1735,7 @@
               <w14:ligatures w14:val="standardContextual"/>
             </w:rPr>
           </w:pPr>
-          <w:hyperlink w:anchor="_Toc215658189" w:history="1">
+          <w:hyperlink w:anchor="_Toc215741169" w:history="1">
             <w:r>
               <w:rPr>
                 <w:rStyle w:val="Hyperlinkki"/>
@@ -1762,7 +1762,7 @@
                 <w:noProof/>
                 <w:webHidden/>
               </w:rPr>
-              <w:instrText xml:space="preserve"> PAGEREF _Toc215658189 \h </w:instrText>
+              <w:instrText xml:space="preserve"> PAGEREF _Toc215741169 \h </w:instrText>
             </w:r>
             <w:r>
               <w:rPr>
@@ -1782,7 +1782,7 @@
                 <w:noProof/>
                 <w:webHidden/>
               </w:rPr>
-              <w:t>10</w:t>
+              <w:t>9</w:t>
             </w:r>
             <w:r>
               <w:rPr>
@@ -1809,7 +1809,7 @@
               <w14:ligatures w14:val="standardContextual"/>
             </w:rPr>
           </w:pPr>
-          <w:hyperlink w:anchor="_Toc215658190" w:history="1">
+          <w:hyperlink w:anchor="_Toc215741170" w:history="1">
             <w:r>
               <w:rPr>
                 <w:rStyle w:val="Hyperlinkki"/>
@@ -1836,7 +1836,7 @@
                 <w:noProof/>
                 <w:webHidden/>
               </w:rPr>
-              <w:instrText xml:space="preserve"> PAGEREF _Toc215658190 \h </w:instrText>
+              <w:instrText xml:space="preserve"> PAGEREF _Toc215741170 \h </w:instrText>
             </w:r>
             <w:r>
               <w:rPr>
@@ -1856,7 +1856,7 @@
                 <w:noProof/>
                 <w:webHidden/>
               </w:rPr>
-              <w:t>10</w:t>
+              <w:t>9</w:t>
             </w:r>
             <w:r>
               <w:rPr>
@@ -1883,7 +1883,7 @@
               <w14:ligatures w14:val="standardContextual"/>
             </w:rPr>
           </w:pPr>
-          <w:hyperlink w:anchor="_Toc215658191" w:history="1">
+          <w:hyperlink w:anchor="_Toc215741171" w:history="1">
             <w:r>
               <w:rPr>
                 <w:rStyle w:val="Hyperlinkki"/>
@@ -1910,7 +1910,7 @@
                 <w:noProof/>
                 <w:webHidden/>
               </w:rPr>
-              <w:instrText xml:space="preserve"> PAGEREF _Toc215658191 \h </w:instrText>
+              <w:instrText xml:space="preserve"> PAGEREF _Toc215741171 \h </w:instrText>
             </w:r>
             <w:r>
               <w:rPr>
@@ -1930,7 +1930,7 @@
                 <w:noProof/>
                 <w:webHidden/>
               </w:rPr>
-              <w:t>11</w:t>
+              <w:t>10</w:t>
             </w:r>
             <w:r>
               <w:rPr>
@@ -1957,7 +1957,7 @@
               <w14:ligatures w14:val="standardContextual"/>
             </w:rPr>
           </w:pPr>
-          <w:hyperlink w:anchor="_Toc215658192" w:history="1">
+          <w:hyperlink w:anchor="_Toc215741172" w:history="1">
             <w:r>
               <w:rPr>
                 <w:rStyle w:val="Hyperlinkki"/>
@@ -1984,7 +1984,7 @@
                 <w:noProof/>
                 <w:webHidden/>
               </w:rPr>
-              <w:instrText xml:space="preserve"> PAGEREF _Toc215658192 \h </w:instrText>
+              <w:instrText xml:space="preserve"> PAGEREF _Toc215741172 \h </w:instrText>
             </w:r>
             <w:r>
               <w:rPr>
@@ -2004,7 +2004,7 @@
                 <w:noProof/>
                 <w:webHidden/>
               </w:rPr>
-              <w:t>14</w:t>
+              <w:t>13</w:t>
             </w:r>
             <w:r>
               <w:rPr>
@@ -2031,7 +2031,7 @@
               <w14:ligatures w14:val="standardContextual"/>
             </w:rPr>
           </w:pPr>
-          <w:hyperlink w:anchor="_Toc215658193" w:history="1">
+          <w:hyperlink w:anchor="_Toc215741173" w:history="1">
             <w:r>
               <w:rPr>
                 <w:rStyle w:val="Hyperlinkki"/>
@@ -2058,7 +2058,7 @@
                 <w:noProof/>
                 <w:webHidden/>
               </w:rPr>
-              <w:instrText xml:space="preserve"> PAGEREF _Toc215658193 \h </w:instrText>
+              <w:instrText xml:space="preserve"> PAGEREF _Toc215741173 \h </w:instrText>
             </w:r>
             <w:r>
               <w:rPr>
@@ -2078,7 +2078,7 @@
                 <w:noProof/>
                 <w:webHidden/>
               </w:rPr>
-              <w:t>15</w:t>
+              <w:t>14</w:t>
             </w:r>
             <w:r>
               <w:rPr>
@@ -2105,7 +2105,7 @@
               <w14:ligatures w14:val="standardContextual"/>
             </w:rPr>
           </w:pPr>
-          <w:hyperlink w:anchor="_Toc215658194" w:history="1">
+          <w:hyperlink w:anchor="_Toc215741174" w:history="1">
             <w:r>
               <w:rPr>
                 <w:rStyle w:val="Hyperlinkki"/>
@@ -2132,7 +2132,7 @@
                 <w:noProof/>
                 <w:webHidden/>
               </w:rPr>
-              <w:instrText xml:space="preserve"> PAGEREF _Toc215658194 \h </w:instrText>
+              <w:instrText xml:space="preserve"> PAGEREF _Toc215741174 \h </w:instrText>
             </w:r>
             <w:r>
               <w:rPr>
@@ -2152,7 +2152,7 @@
                 <w:noProof/>
                 <w:webHidden/>
               </w:rPr>
-              <w:t>16</w:t>
+              <w:t>15</w:t>
             </w:r>
             <w:r>
               <w:rPr>
@@ -2179,7 +2179,7 @@
               <w14:ligatures w14:val="standardContextual"/>
             </w:rPr>
           </w:pPr>
-          <w:hyperlink w:anchor="_Toc215658195" w:history="1">
+          <w:hyperlink w:anchor="_Toc215741175" w:history="1">
             <w:r>
               <w:rPr>
                 <w:rStyle w:val="Hyperlinkki"/>
@@ -2206,7 +2206,7 @@
                 <w:noProof/>
                 <w:webHidden/>
               </w:rPr>
-              <w:instrText xml:space="preserve"> PAGEREF _Toc215658195 \h </w:instrText>
+              <w:instrText xml:space="preserve"> PAGEREF _Toc215741175 \h </w:instrText>
             </w:r>
             <w:r>
               <w:rPr>
@@ -2226,7 +2226,7 @@
                 <w:noProof/>
                 <w:webHidden/>
               </w:rPr>
-              <w:t>17</w:t>
+              <w:t>16</w:t>
             </w:r>
             <w:r>
               <w:rPr>
@@ -2253,7 +2253,7 @@
               <w14:ligatures w14:val="standardContextual"/>
             </w:rPr>
           </w:pPr>
-          <w:hyperlink w:anchor="_Toc215658196" w:history="1">
+          <w:hyperlink w:anchor="_Toc215741176" w:history="1">
             <w:r>
               <w:rPr>
                 <w:rStyle w:val="Hyperlinkki"/>
@@ -2280,7 +2280,7 @@
                 <w:noProof/>
                 <w:webHidden/>
               </w:rPr>
-              <w:instrText xml:space="preserve"> PAGEREF _Toc215658196 \h </w:instrText>
+              <w:instrText xml:space="preserve"> PAGEREF _Toc215741176 \h </w:instrText>
             </w:r>
             <w:r>
               <w:rPr>
@@ -2300,7 +2300,7 @@
                 <w:noProof/>
                 <w:webHidden/>
               </w:rPr>
-              <w:t>18</w:t>
+              <w:t>17</w:t>
             </w:r>
             <w:r>
               <w:rPr>
@@ -2327,7 +2327,7 @@
               <w14:ligatures w14:val="standardContextual"/>
             </w:rPr>
           </w:pPr>
-          <w:hyperlink w:anchor="_Toc215658197" w:history="1">
+          <w:hyperlink w:anchor="_Toc215741177" w:history="1">
             <w:r>
               <w:rPr>
                 <w:rStyle w:val="Hyperlinkki"/>
@@ -2354,7 +2354,7 @@
                 <w:noProof/>
                 <w:webHidden/>
               </w:rPr>
-              <w:instrText xml:space="preserve"> PAGEREF _Toc215658197 \h </w:instrText>
+              <w:instrText xml:space="preserve"> PAGEREF _Toc215741177 \h </w:instrText>
             </w:r>
             <w:r>
               <w:rPr>
@@ -2374,7 +2374,7 @@
                 <w:noProof/>
                 <w:webHidden/>
               </w:rPr>
-              <w:t>18</w:t>
+              <w:t>17</w:t>
             </w:r>
             <w:r>
               <w:rPr>
@@ -2401,7 +2401,7 @@
               <w14:ligatures w14:val="standardContextual"/>
             </w:rPr>
           </w:pPr>
-          <w:hyperlink w:anchor="_Toc215658198" w:history="1">
+          <w:hyperlink w:anchor="_Toc215741178" w:history="1">
             <w:r>
               <w:rPr>
                 <w:rStyle w:val="Hyperlinkki"/>
@@ -2428,7 +2428,7 @@
                 <w:noProof/>
                 <w:webHidden/>
               </w:rPr>
-              <w:instrText xml:space="preserve"> PAGEREF _Toc215658198 \h </w:instrText>
+              <w:instrText xml:space="preserve"> PAGEREF _Toc215741178 \h </w:instrText>
             </w:r>
             <w:r>
               <w:rPr>
@@ -2448,7 +2448,7 @@
                 <w:noProof/>
                 <w:webHidden/>
               </w:rPr>
-              <w:t>18</w:t>
+              <w:t>17</w:t>
             </w:r>
             <w:r>
               <w:rPr>
@@ -2475,7 +2475,7 @@
               <w14:ligatures w14:val="standardContextual"/>
             </w:rPr>
           </w:pPr>
-          <w:hyperlink w:anchor="_Toc215658199" w:history="1">
+          <w:hyperlink w:anchor="_Toc215741179" w:history="1">
             <w:r>
               <w:rPr>
                 <w:rStyle w:val="Hyperlinkki"/>
@@ -2502,7 +2502,7 @@
                 <w:noProof/>
                 <w:webHidden/>
               </w:rPr>
-              <w:instrText xml:space="preserve"> PAGEREF _Toc215658199 \h </w:instrText>
+              <w:instrText xml:space="preserve"> PAGEREF _Toc215741179 \h </w:instrText>
             </w:r>
             <w:r>
               <w:rPr>
@@ -2522,7 +2522,7 @@
                 <w:noProof/>
                 <w:webHidden/>
               </w:rPr>
-              <w:t>19</w:t>
+              <w:t>18</w:t>
             </w:r>
             <w:r>
               <w:rPr>
@@ -2549,7 +2549,7 @@
               <w14:ligatures w14:val="standardContextual"/>
             </w:rPr>
           </w:pPr>
-          <w:hyperlink w:anchor="_Toc215658200" w:history="1">
+          <w:hyperlink w:anchor="_Toc215741180" w:history="1">
             <w:r>
               <w:rPr>
                 <w:rStyle w:val="Hyperlinkki"/>
@@ -2576,7 +2576,7 @@
                 <w:noProof/>
                 <w:webHidden/>
               </w:rPr>
-              <w:instrText xml:space="preserve"> PAGEREF _Toc215658200 \h </w:instrText>
+              <w:instrText xml:space="preserve"> PAGEREF _Toc215741180 \h </w:instrText>
             </w:r>
             <w:r>
               <w:rPr>
@@ -2596,7 +2596,7 @@
                 <w:noProof/>
                 <w:webHidden/>
               </w:rPr>
-              <w:t>20</w:t>
+              <w:t>19</w:t>
             </w:r>
             <w:r>
               <w:rPr>
@@ -2623,7 +2623,7 @@
               <w14:ligatures w14:val="standardContextual"/>
             </w:rPr>
           </w:pPr>
-          <w:hyperlink w:anchor="_Toc215658201" w:history="1">
+          <w:hyperlink w:anchor="_Toc215741181" w:history="1">
             <w:r>
               <w:rPr>
                 <w:rStyle w:val="Hyperlinkki"/>
@@ -2650,7 +2650,7 @@
                 <w:noProof/>
                 <w:webHidden/>
               </w:rPr>
-              <w:instrText xml:space="preserve"> PAGEREF _Toc215658201 \h </w:instrText>
+              <w:instrText xml:space="preserve"> PAGEREF _Toc215741181 \h </w:instrText>
             </w:r>
             <w:r>
               <w:rPr>
@@ -2670,7 +2670,7 @@
                 <w:noProof/>
                 <w:webHidden/>
               </w:rPr>
-              <w:t>21</w:t>
+              <w:t>20</w:t>
             </w:r>
             <w:r>
               <w:rPr>
@@ -2697,7 +2697,7 @@
               <w14:ligatures w14:val="standardContextual"/>
             </w:rPr>
           </w:pPr>
-          <w:hyperlink w:anchor="_Toc215658202" w:history="1">
+          <w:hyperlink w:anchor="_Toc215741182" w:history="1">
             <w:r>
               <w:rPr>
                 <w:rStyle w:val="Hyperlinkki"/>
@@ -2724,7 +2724,7 @@
                 <w:noProof/>
                 <w:webHidden/>
               </w:rPr>
-              <w:instrText xml:space="preserve"> PAGEREF _Toc215658202 \h </w:instrText>
+              <w:instrText xml:space="preserve"> PAGEREF _Toc215741182 \h </w:instrText>
             </w:r>
             <w:r>
               <w:rPr>
@@ -2744,7 +2744,7 @@
                 <w:noProof/>
                 <w:webHidden/>
               </w:rPr>
-              <w:t>21</w:t>
+              <w:t>20</w:t>
             </w:r>
             <w:r>
               <w:rPr>
@@ -2771,7 +2771,7 @@
               <w14:ligatures w14:val="standardContextual"/>
             </w:rPr>
           </w:pPr>
-          <w:hyperlink w:anchor="_Toc215658203" w:history="1">
+          <w:hyperlink w:anchor="_Toc215741183" w:history="1">
             <w:r>
               <w:rPr>
                 <w:rStyle w:val="Hyperlinkki"/>
@@ -2798,7 +2798,7 @@
                 <w:noProof/>
                 <w:webHidden/>
               </w:rPr>
-              <w:instrText xml:space="preserve"> PAGEREF _Toc215658203 \h </w:instrText>
+              <w:instrText xml:space="preserve"> PAGEREF _Toc215741183 \h </w:instrText>
             </w:r>
             <w:r>
               <w:rPr>
@@ -2818,7 +2818,7 @@
                 <w:noProof/>
                 <w:webHidden/>
               </w:rPr>
-              <w:t>21</w:t>
+              <w:t>20</w:t>
             </w:r>
             <w:r>
               <w:rPr>
@@ -2845,7 +2845,7 @@
               <w14:ligatures w14:val="standardContextual"/>
             </w:rPr>
           </w:pPr>
-          <w:hyperlink w:anchor="_Toc215658204" w:history="1">
+          <w:hyperlink w:anchor="_Toc215741184" w:history="1">
             <w:r>
               <w:rPr>
                 <w:rStyle w:val="Hyperlinkki"/>
@@ -2872,7 +2872,7 @@
                 <w:noProof/>
                 <w:webHidden/>
               </w:rPr>
-              <w:instrText xml:space="preserve"> PAGEREF _Toc215658204 \h </w:instrText>
+              <w:instrText xml:space="preserve"> PAGEREF _Toc215741184 \h </w:instrText>
             </w:r>
             <w:r>
               <w:rPr>
@@ -2892,7 +2892,7 @@
                 <w:noProof/>
                 <w:webHidden/>
               </w:rPr>
-              <w:t>21</w:t>
+              <w:t>20</w:t>
             </w:r>
             <w:r>
               <w:rPr>
@@ -2919,7 +2919,7 @@
               <w14:ligatures w14:val="standardContextual"/>
             </w:rPr>
           </w:pPr>
-          <w:hyperlink w:anchor="_Toc215658205" w:history="1">
+          <w:hyperlink w:anchor="_Toc215741185" w:history="1">
             <w:r>
               <w:rPr>
                 <w:rStyle w:val="Hyperlinkki"/>
@@ -2946,7 +2946,7 @@
                 <w:noProof/>
                 <w:webHidden/>
               </w:rPr>
-              <w:instrText xml:space="preserve"> PAGEREF _Toc215658205 \h </w:instrText>
+              <w:instrText xml:space="preserve"> PAGEREF _Toc215741185 \h </w:instrText>
             </w:r>
             <w:r>
               <w:rPr>
@@ -2966,7 +2966,7 @@
                 <w:noProof/>
                 <w:webHidden/>
               </w:rPr>
-              <w:t>22</w:t>
+              <w:t>21</w:t>
             </w:r>
             <w:r>
               <w:rPr>
@@ -2993,7 +2993,7 @@
               <w14:ligatures w14:val="standardContextual"/>
             </w:rPr>
           </w:pPr>
-          <w:hyperlink w:anchor="_Toc215658206" w:history="1">
+          <w:hyperlink w:anchor="_Toc215741186" w:history="1">
             <w:r>
               <w:rPr>
                 <w:rStyle w:val="Hyperlinkki"/>
@@ -3020,7 +3020,7 @@
                 <w:noProof/>
                 <w:webHidden/>
               </w:rPr>
-              <w:instrText xml:space="preserve"> PAGEREF _Toc215658206 \h </w:instrText>
+              <w:instrText xml:space="preserve"> PAGEREF _Toc215741186 \h </w:instrText>
             </w:r>
             <w:r>
               <w:rPr>
@@ -3040,7 +3040,7 @@
                 <w:noProof/>
                 <w:webHidden/>
               </w:rPr>
-              <w:t>22</w:t>
+              <w:t>21</w:t>
             </w:r>
             <w:r>
               <w:rPr>
@@ -3067,7 +3067,7 @@
               <w14:ligatures w14:val="standardContextual"/>
             </w:rPr>
           </w:pPr>
-          <w:hyperlink w:anchor="_Toc215658207" w:history="1">
+          <w:hyperlink w:anchor="_Toc215741187" w:history="1">
             <w:r>
               <w:rPr>
                 <w:rStyle w:val="Hyperlinkki"/>
@@ -3094,7 +3094,7 @@
                 <w:noProof/>
                 <w:webHidden/>
               </w:rPr>
-              <w:instrText xml:space="preserve"> PAGEREF _Toc215658207 \h </w:instrText>
+              <w:instrText xml:space="preserve"> PAGEREF _Toc215741187 \h </w:instrText>
             </w:r>
             <w:r>
               <w:rPr>
@@ -3114,7 +3114,7 @@
                 <w:noProof/>
                 <w:webHidden/>
               </w:rPr>
-              <w:t>22</w:t>
+              <w:t>21</w:t>
             </w:r>
             <w:r>
               <w:rPr>
@@ -3141,7 +3141,7 @@
               <w14:ligatures w14:val="standardContextual"/>
             </w:rPr>
           </w:pPr>
-          <w:hyperlink w:anchor="_Toc215658208" w:history="1">
+          <w:hyperlink w:anchor="_Toc215741188" w:history="1">
             <w:r>
               <w:rPr>
                 <w:rStyle w:val="Hyperlinkki"/>
@@ -3168,7 +3168,7 @@
                 <w:noProof/>
                 <w:webHidden/>
               </w:rPr>
-              <w:instrText xml:space="preserve"> PAGEREF _Toc215658208 \h </w:instrText>
+              <w:instrText xml:space="preserve"> PAGEREF _Toc215741188 \h </w:instrText>
             </w:r>
             <w:r>
               <w:rPr>
@@ -3188,7 +3188,7 @@
                 <w:noProof/>
                 <w:webHidden/>
               </w:rPr>
-              <w:t>22</w:t>
+              <w:t>21</w:t>
             </w:r>
             <w:r>
               <w:rPr>
@@ -3215,7 +3215,7 @@
               <w14:ligatures w14:val="standardContextual"/>
             </w:rPr>
           </w:pPr>
-          <w:hyperlink w:anchor="_Toc215658209" w:history="1">
+          <w:hyperlink w:anchor="_Toc215741189" w:history="1">
             <w:r>
               <w:rPr>
                 <w:rStyle w:val="Hyperlinkki"/>
@@ -3242,7 +3242,7 @@
                 <w:noProof/>
                 <w:webHidden/>
               </w:rPr>
-              <w:instrText xml:space="preserve"> PAGEREF _Toc215658209 \h </w:instrText>
+              <w:instrText xml:space="preserve"> PAGEREF _Toc215741189 \h </w:instrText>
             </w:r>
             <w:r>
               <w:rPr>
@@ -3262,7 +3262,7 @@
                 <w:noProof/>
                 <w:webHidden/>
               </w:rPr>
-              <w:t>23</w:t>
+              <w:t>22</w:t>
             </w:r>
             <w:r>
               <w:rPr>
@@ -3289,7 +3289,7 @@
               <w14:ligatures w14:val="standardContextual"/>
             </w:rPr>
           </w:pPr>
-          <w:hyperlink w:anchor="_Toc215658210" w:history="1">
+          <w:hyperlink w:anchor="_Toc215741190" w:history="1">
             <w:r>
               <w:rPr>
                 <w:rStyle w:val="Hyperlinkki"/>
@@ -3316,7 +3316,7 @@
                 <w:noProof/>
                 <w:webHidden/>
               </w:rPr>
-              <w:instrText xml:space="preserve"> PAGEREF _Toc215658210 \h </w:instrText>
+              <w:instrText xml:space="preserve"> PAGEREF _Toc215741190 \h </w:instrText>
             </w:r>
             <w:r>
               <w:rPr>
@@ -3336,7 +3336,7 @@
                 <w:noProof/>
                 <w:webHidden/>
               </w:rPr>
-              <w:t>23</w:t>
+              <w:t>22</w:t>
             </w:r>
             <w:r>
               <w:rPr>
@@ -3363,7 +3363,7 @@
               <w14:ligatures w14:val="standardContextual"/>
             </w:rPr>
           </w:pPr>
-          <w:hyperlink w:anchor="_Toc215658211" w:history="1">
+          <w:hyperlink w:anchor="_Toc215741191" w:history="1">
             <w:r>
               <w:rPr>
                 <w:rStyle w:val="Hyperlinkki"/>
@@ -3390,7 +3390,7 @@
                 <w:noProof/>
                 <w:webHidden/>
               </w:rPr>
-              <w:instrText xml:space="preserve"> PAGEREF _Toc215658211 \h </w:instrText>
+              <w:instrText xml:space="preserve"> PAGEREF _Toc215741191 \h </w:instrText>
             </w:r>
             <w:r>
               <w:rPr>
@@ -3410,7 +3410,7 @@
                 <w:noProof/>
                 <w:webHidden/>
               </w:rPr>
-              <w:t>23</w:t>
+              <w:t>22</w:t>
             </w:r>
             <w:r>
               <w:rPr>
@@ -3437,7 +3437,7 @@
               <w14:ligatures w14:val="standardContextual"/>
             </w:rPr>
           </w:pPr>
-          <w:hyperlink w:anchor="_Toc215658212" w:history="1">
+          <w:hyperlink w:anchor="_Toc215741192" w:history="1">
             <w:r>
               <w:rPr>
                 <w:rStyle w:val="Hyperlinkki"/>
@@ -3464,7 +3464,7 @@
                 <w:noProof/>
                 <w:webHidden/>
               </w:rPr>
-              <w:instrText xml:space="preserve"> PAGEREF _Toc215658212 \h </w:instrText>
+              <w:instrText xml:space="preserve"> PAGEREF _Toc215741192 \h </w:instrText>
             </w:r>
             <w:r>
               <w:rPr>
@@ -3484,7 +3484,7 @@
                 <w:noProof/>
                 <w:webHidden/>
               </w:rPr>
-              <w:t>24</w:t>
+              <w:t>23</w:t>
             </w:r>
             <w:r>
               <w:rPr>
@@ -3511,7 +3511,7 @@
               <w14:ligatures w14:val="standardContextual"/>
             </w:rPr>
           </w:pPr>
-          <w:hyperlink w:anchor="_Toc215658213" w:history="1">
+          <w:hyperlink w:anchor="_Toc215741193" w:history="1">
             <w:r>
               <w:rPr>
                 <w:rStyle w:val="Hyperlinkki"/>
@@ -3538,7 +3538,7 @@
                 <w:noProof/>
                 <w:webHidden/>
               </w:rPr>
-              <w:instrText xml:space="preserve"> PAGEREF _Toc215658213 \h </w:instrText>
+              <w:instrText xml:space="preserve"> PAGEREF _Toc215741193 \h </w:instrText>
             </w:r>
             <w:r>
               <w:rPr>
@@ -3558,7 +3558,7 @@
                 <w:noProof/>
                 <w:webHidden/>
               </w:rPr>
-              <w:t>25</w:t>
+              <w:t>24</w:t>
             </w:r>
             <w:r>
               <w:rPr>
@@ -3598,7 +3598,7 @@
         <w:pStyle w:val="Otsikko2"/>
         <w:spacing w:before="0" w:line="240" w:lineRule="auto"/>
       </w:pPr>
-      <w:bookmarkStart w:id="0" w:name="_Toc215658186"/>
+      <w:bookmarkStart w:id="0" w:name="_Toc215741166"/>
       <w:r>
         <w:lastRenderedPageBreak/>
         <w:t>1. Executive Summary, Quick overview</w:t>
@@ -3614,6 +3614,9 @@
         <w:spacing w:line="360" w:lineRule="auto"/>
         <w:jc w:val="both"/>
         <w:rPr>
+          <w:i/>
+          <w:iCs/>
+          <w:color w:val="EE0000"/>
           <w:sz w:val="24"/>
           <w:szCs w:val="24"/>
         </w:rPr>
@@ -3730,14 +3733,14 @@
           <w:sz w:val="24"/>
           <w:szCs w:val="24"/>
         </w:rPr>
-        <w:t xml:space="preserve"> an art project that seeks to embrace both the DIY-spirit of the scene it simulates, and the anti-establishment attitude prevalent in it. It hopes to survive and improve through the struggle itself and to reach its target audience (or users) by “actively” not looking for them.</w:t>
+        <w:t xml:space="preserve"> an art project that seeks to embrace both the DIY-spirit of the scene it simulates, and the anti-establishment attitude prevalent in it</w:t>
       </w:r>
       <w:r>
         <w:rPr>
           <w:sz w:val="24"/>
           <w:szCs w:val="24"/>
         </w:rPr>
-        <w:t xml:space="preserve"> Perhaps it also chooses to be art when facing the otherwise paralyzing gaze of academic peer review.</w:t>
+        <w:t>.</w:t>
       </w:r>
     </w:p>
     <w:p>
@@ -3908,15 +3911,7 @@
           <w:sz w:val="24"/>
           <w:szCs w:val="24"/>
         </w:rPr>
-        <w:t xml:space="preserve">The project acts as a prototype for Scandinavian Extreme Metal Manager ’91 (SEMM91), a future expansion (or the actual version 1.0), where the player manages </w:t>
-      </w:r>
-      <w:r>
-        <w:rPr>
-          <w:sz w:val="24"/>
-          <w:szCs w:val="24"/>
-        </w:rPr>
-        <w:lastRenderedPageBreak/>
-        <w:t xml:space="preserve">their band in a </w:t>
+        <w:t xml:space="preserve">The project acts as a prototype for Scandinavian Extreme Metal Manager ’91 (SEMM91), a future expansion (or the actual version 1.0), where the player manages their band in a </w:t>
       </w:r>
       <w:r>
         <w:rPr>
@@ -3961,114 +3956,10 @@
     </w:p>
     <w:p>
       <w:pPr>
-        <w:spacing w:line="360" w:lineRule="auto"/>
-        <w:jc w:val="both"/>
-        <w:rPr>
-          <w:sz w:val="24"/>
-          <w:szCs w:val="24"/>
-        </w:rPr>
-      </w:pPr>
-    </w:p>
-    <w:p>
-      <w:pPr>
-        <w:spacing w:line="360" w:lineRule="auto"/>
-        <w:jc w:val="both"/>
-        <w:rPr>
-          <w:sz w:val="24"/>
-          <w:szCs w:val="24"/>
-        </w:rPr>
-      </w:pPr>
-      <w:r>
-        <w:rPr>
-          <w:sz w:val="24"/>
-          <w:szCs w:val="24"/>
-        </w:rPr>
-        <w:t>One of the first concepts that the creator mused with over this project was the idea of something that is seen as fundamental slowly shifting into something completely different. Questions like “Can a band release an album as a pack of cigarettes?” or “What if music itself was considered anathema to the scene, how would it sound or look then?” were floating around a lot.</w:t>
-      </w:r>
-      <w:r>
-        <w:rPr>
-          <w:sz w:val="24"/>
-          <w:szCs w:val="24"/>
-        </w:rPr>
-        <w:t xml:space="preserve"> The actual drifting of certain band’s sounds and ideals have inspired these </w:t>
-      </w:r>
-      <w:r>
-        <w:rPr>
-          <w:sz w:val="24"/>
-          <w:szCs w:val="24"/>
-        </w:rPr>
-        <w:t>ideas;</w:t>
-      </w:r>
-      <w:r>
-        <w:rPr>
-          <w:sz w:val="24"/>
-          <w:szCs w:val="24"/>
-        </w:rPr>
-        <w:t xml:space="preserve"> all be it the approach in this game is exaggerated on purpose. Perhaps the easiest example would have been Ulver’s three early records that served as a benchmark for the Norwegian Black Metal sound, only for the band </w:t>
-      </w:r>
-      <w:r>
-        <w:rPr>
-          <w:sz w:val="24"/>
-          <w:szCs w:val="24"/>
-        </w:rPr>
-        <w:t xml:space="preserve">to </w:t>
-      </w:r>
-      <w:r>
-        <w:rPr>
-          <w:sz w:val="24"/>
-          <w:szCs w:val="24"/>
-        </w:rPr>
-        <w:t xml:space="preserve">quickly pivot into something </w:t>
-      </w:r>
-      <w:r>
-        <w:rPr>
-          <w:sz w:val="24"/>
-          <w:szCs w:val="24"/>
-        </w:rPr>
-        <w:t xml:space="preserve">experimental and </w:t>
-      </w:r>
-      <w:r>
-        <w:rPr>
-          <w:sz w:val="24"/>
-          <w:szCs w:val="24"/>
-        </w:rPr>
-        <w:t>entirely different</w:t>
-      </w:r>
-      <w:r>
-        <w:rPr>
-          <w:sz w:val="24"/>
-          <w:szCs w:val="24"/>
-        </w:rPr>
-        <w:t>, a sound</w:t>
-      </w:r>
-      <w:r>
-        <w:rPr>
-          <w:sz w:val="24"/>
-          <w:szCs w:val="24"/>
-        </w:rPr>
-        <w:t xml:space="preserve"> not considered canon in the scene. </w:t>
-      </w:r>
-      <w:r>
-        <w:rPr>
-          <w:sz w:val="24"/>
-          <w:szCs w:val="24"/>
-        </w:rPr>
-        <w:t>Many other bands from that scene had a similar career, but listing those bands here would be beside the point.</w:t>
-      </w:r>
-      <w:r>
-        <w:rPr>
-          <w:sz w:val="24"/>
-          <w:szCs w:val="24"/>
-        </w:rPr>
-        <w:br w:type="page"/>
-      </w:r>
-    </w:p>
-    <w:p>
-      <w:pPr>
         <w:pStyle w:val="Otsikko2"/>
         <w:spacing w:before="0" w:line="240" w:lineRule="auto"/>
       </w:pPr>
-      <w:bookmarkStart w:id="2" w:name="_Toc215658187"/>
+      <w:bookmarkStart w:id="2" w:name="_Toc215741167"/>
       <w:r>
         <w:lastRenderedPageBreak/>
         <w:t>2. Target Audience</w:t>
@@ -4142,44 +4033,10 @@
     </w:p>
     <w:p>
       <w:pPr>
-        <w:pStyle w:val="Normaali2"/>
-      </w:pPr>
-      <w:r>
-        <w:t xml:space="preserve">If Demo(n)Tapes reaches enough notoriety, it could and should be imported to an android game, because for what it’s worth, most of the game play is made of dragging small boxes into larger boxes and then pressing a button. The other half of gameplay, as the Keeper, however, requires engaging with other players socially via audio which does not translate well into a casual smart device game. Hence, the hypothetical smart device app should forsake the Keeper and the emigrating host-gameplay </w:t>
-      </w:r>
-      <w:r>
-        <w:t>entirely and</w:t>
-      </w:r>
-      <w:r>
-        <w:t xml:space="preserve"> draw inspiration from the </w:t>
-      </w:r>
-      <w:r>
-        <w:t>device’s</w:t>
-      </w:r>
-      <w:r>
-        <w:t xml:space="preserve"> portability somehow.</w:t>
-      </w:r>
-      <w:r>
-        <w:t xml:space="preserve"> Perhaps exchanging tapes between players in proximity could be a thing, as would collectibles and trophies visualized as a virtual “battle vest”.</w:t>
-      </w:r>
-    </w:p>
-    <w:p>
-      <w:pPr>
-        <w:rPr>
-          <w:sz w:val="32"/>
-          <w:szCs w:val="32"/>
-        </w:rPr>
-      </w:pPr>
-      <w:r>
-        <w:br w:type="page"/>
-      </w:r>
-    </w:p>
-    <w:p>
-      <w:pPr>
         <w:pStyle w:val="Otsikko2"/>
         <w:spacing w:before="0" w:line="240" w:lineRule="auto"/>
       </w:pPr>
-      <w:bookmarkStart w:id="3" w:name="_Toc215658188"/>
+      <w:bookmarkStart w:id="3" w:name="_Toc215741168"/>
       <w:r>
         <w:lastRenderedPageBreak/>
         <w:t>3. Main Characters</w:t>
@@ -4317,6 +4174,11 @@
     <w:p>
       <w:pPr>
         <w:pStyle w:val="Normaali2"/>
+        <w:rPr>
+          <w:i/>
+          <w:iCs/>
+          <w:color w:val="EE0000"/>
+        </w:rPr>
       </w:pPr>
       <w:r>
         <w:t>The Player’s alter-ego is a nameless and ambivalently gendered front-person of the</w:t>
@@ -4354,20 +4216,28 @@
         <w:t xml:space="preserve"> The “.SNO” hyphen is determined from a drop-down menu, by the country of origin. Many or all these options might be locked down to their defaults, depending on where the project’s development is currently at, and the same goes for the character’s outlook, which would ideally be alterable.</w:t>
       </w:r>
       <w:r>
-        <w:t xml:space="preserve"> The band’s logo is by default as depicted below. At later stages, the program could accept</w:t>
-      </w:r>
-      <w:r>
-        <w:t xml:space="preserve"> small bitmaps</w:t>
-      </w:r>
-      <w:r>
-        <w:t xml:space="preserve"> or even host a simple tool for drawing </w:t>
-      </w:r>
-      <w:r>
-        <w:t>logos for the bands in game.</w:t>
-      </w:r>
-      <w:r>
-        <w:t xml:space="preserve"> And as for the country of origin, if the project takes off properly into the online multiplayer world, the drop-down menu could be replaced by information based on the user’s actual location.</w:t>
-      </w:r>
+        <w:t xml:space="preserve"> The band’s logo is by default as depicted below. </w:t>
+      </w:r>
+    </w:p>
+    <w:p>
+      <w:pPr>
+        <w:pStyle w:val="Normaali2"/>
+        <w:rPr>
+          <w:i/>
+          <w:iCs/>
+          <w:color w:val="EE0000"/>
+        </w:rPr>
+      </w:pPr>
+    </w:p>
+    <w:p>
+      <w:pPr>
+        <w:pStyle w:val="Normaali2"/>
+        <w:rPr>
+          <w:i/>
+          <w:iCs/>
+          <w:color w:val="EE0000"/>
+        </w:rPr>
+      </w:pPr>
     </w:p>
     <w:p>
       <w:pPr>
@@ -4484,372 +4354,362 @@
     <w:p>
       <w:pPr>
         <w:pStyle w:val="Normaali2"/>
-      </w:pPr>
-      <w:r>
-        <w:t xml:space="preserve">The reversed cross in the logo is a nod to other bands and their aesthetics, but </w:t>
-      </w:r>
-      <w:r>
-        <w:t>all</w:t>
-      </w:r>
-      <w:r>
-        <w:t xml:space="preserve"> the band members agree</w:t>
-      </w:r>
-      <w:r>
-        <w:t xml:space="preserve"> on one thing:</w:t>
-      </w:r>
-      <w:r>
-        <w:t xml:space="preserve"> </w:t>
-      </w:r>
-      <w:r>
         <w:rPr>
           <w:i/>
           <w:iCs/>
-        </w:rPr>
-        <w:t>for</w:t>
+          <w:color w:val="EE0000"/>
+        </w:rPr>
+      </w:pPr>
+      <w:r>
+        <w:t xml:space="preserve">The reversed cross in the logo is a nod to other bands and their aesthetics, but </w:t>
+      </w:r>
+      <w:r>
+        <w:t>all</w:t>
+      </w:r>
+      <w:r>
+        <w:t xml:space="preserve"> the band members agree</w:t>
+      </w:r>
+      <w:r>
+        <w:t xml:space="preserve"> on one thing:</w:t>
+      </w:r>
+      <w:r>
+        <w:t xml:space="preserve"> </w:t>
       </w:r>
       <w:r>
         <w:rPr>
           <w:i/>
           <w:iCs/>
         </w:rPr>
-        <w:t xml:space="preserve"> metal to stand for something, </w:t>
+        <w:t>for</w:t>
       </w:r>
       <w:r>
         <w:rPr>
           <w:i/>
           <w:iCs/>
         </w:rPr>
-        <w:t>one</w:t>
+        <w:t xml:space="preserve"> metal to stand for something, </w:t>
       </w:r>
       <w:r>
         <w:rPr>
           <w:i/>
           <w:iCs/>
         </w:rPr>
-        <w:t xml:space="preserve"> really </w:t>
+        <w:t>one</w:t>
       </w:r>
       <w:r>
         <w:rPr>
           <w:i/>
           <w:iCs/>
         </w:rPr>
-        <w:t>must</w:t>
+        <w:t xml:space="preserve"> really </w:t>
       </w:r>
       <w:r>
         <w:rPr>
           <w:i/>
           <w:iCs/>
         </w:rPr>
-        <w:t xml:space="preserve"> do an </w:t>
-      </w:r>
-      <w:r>
-        <w:rPr>
-          <w:b/>
-          <w:bCs/>
+        <w:t>must</w:t>
+      </w:r>
+      <w:r>
+        <w:rPr>
           <w:i/>
           <w:iCs/>
         </w:rPr>
-        <w:t>inversion</w:t>
-      </w:r>
-      <w:r>
-        <w:rPr>
+        <w:t xml:space="preserve"> do an </w:t>
+      </w:r>
+      <w:r>
+        <w:rPr>
+          <w:b/>
+          <w:bCs/>
           <w:i/>
           <w:iCs/>
         </w:rPr>
-        <w:t xml:space="preserve"> of some sort</w:t>
-      </w:r>
-      <w:r>
-        <w:t>.</w:t>
-      </w:r>
-      <w:r>
-        <w:t xml:space="preserve"> Like go against established religion or state or something. </w:t>
-      </w:r>
-      <w:r>
-        <w:t xml:space="preserve">Also, music should be </w:t>
-      </w:r>
-      <w:r>
-        <w:t>True</w:t>
-      </w:r>
-      <w:r>
-        <w:t xml:space="preserve">. Whatever that means. </w:t>
-      </w:r>
-      <w:r>
-        <w:t xml:space="preserve">Who knows? These </w:t>
-      </w:r>
-      <w:r>
-        <w:lastRenderedPageBreak/>
-        <w:t>guys have just been</w:t>
-      </w:r>
-      <w:r>
-        <w:t xml:space="preserve"> drinking</w:t>
-      </w:r>
-      <w:r>
-        <w:t xml:space="preserve"> beer</w:t>
-      </w:r>
-      <w:r>
-        <w:t xml:space="preserve"> </w:t>
-      </w:r>
-      <w:r>
-        <w:t>and playing</w:t>
-      </w:r>
-      <w:r>
-        <w:t xml:space="preserve"> trash metal covers for the past five years, and none of them are philosophy majors.</w:t>
-      </w:r>
-    </w:p>
-    <w:p>
-      <w:pPr>
-        <w:pStyle w:val="Normaali2"/>
-      </w:pPr>
-    </w:p>
-    <w:p>
-      <w:pPr>
-        <w:pStyle w:val="Normaali2"/>
-      </w:pPr>
-      <w:r>
-        <w:rPr>
-          <w:b/>
-          <w:bCs/>
-        </w:rPr>
-        <w:t>Nullsvorn</w:t>
-      </w:r>
-      <w:r>
-        <w:t xml:space="preserve"> as the band leader </w:t>
-      </w:r>
-      <w:r>
-        <w:t>(a controller</w:t>
-      </w:r>
-      <w:r>
-        <w:t>; see chapter 4</w:t>
-      </w:r>
-      <w:r>
-        <w:t xml:space="preserve">) </w:t>
-      </w:r>
-      <w:r>
-        <w:t>has their hands full with executive decisions such as how much of an effort the band in general puts to gestating (</w:t>
-      </w:r>
-      <w:r>
-        <w:t>producing</w:t>
-      </w:r>
-      <w:r>
-        <w:t xml:space="preserve"> material</w:t>
-      </w:r>
-      <w:r>
-        <w:t>; chapter 4</w:t>
-      </w:r>
-      <w:r>
-        <w:t xml:space="preserve">), rehearsals or leisure time. Besides this, Nullsvorn is also the lyricist and the vocalist of the band, so they contribute the voice into the end goal of the band, which is </w:t>
-      </w:r>
-      <w:r>
-        <w:t xml:space="preserve">always </w:t>
-      </w:r>
-      <w:r>
-        <w:t xml:space="preserve">the next demo tape. There are three other </w:t>
-      </w:r>
-      <w:r>
-        <w:rPr>
-          <w:b/>
-          <w:bCs/>
-        </w:rPr>
-        <w:t>band members</w:t>
-      </w:r>
-      <w:r>
-        <w:rPr>
-          <w:b/>
-          <w:bCs/>
-        </w:rPr>
-        <w:t xml:space="preserve"> </w:t>
-      </w:r>
-      <w:r>
-        <w:t>(actors</w:t>
-      </w:r>
-      <w:r>
-        <w:t>; chapter 4</w:t>
-      </w:r>
-      <w:r>
-        <w:t>)</w:t>
-      </w:r>
-      <w:r>
-        <w:t>. One plays the bass</w:t>
-      </w:r>
-      <w:r>
-        <w:t xml:space="preserve">, </w:t>
-      </w:r>
-      <w:r>
-        <w:t>Sithrogürd, one plays the electric guitar</w:t>
-      </w:r>
-      <w:r>
-        <w:t xml:space="preserve">, </w:t>
-      </w:r>
-      <w:r>
-        <w:t>Keiser, and another does the drumming</w:t>
-      </w:r>
-      <w:r>
-        <w:t xml:space="preserve">, </w:t>
-      </w:r>
-      <w:r>
-        <w:t>Molotov.</w:t>
-      </w:r>
-      <w:r>
-        <w:t xml:space="preserve"> Sithrogürd has a brother, Oystein</w:t>
-      </w:r>
-      <w:r>
-        <w:t xml:space="preserve"> (an agent)</w:t>
-      </w:r>
-      <w:r>
-        <w:t xml:space="preserve">, who is </w:t>
-      </w:r>
-      <w:r>
-        <w:t>hiding the police</w:t>
-      </w:r>
-      <w:r>
-        <w:t xml:space="preserve"> for </w:t>
-      </w:r>
-      <w:r>
-        <w:t xml:space="preserve">trying to </w:t>
-      </w:r>
-      <w:r>
-        <w:t xml:space="preserve">burn </w:t>
-      </w:r>
-      <w:r>
-        <w:t>their ex’s house, and the ex is also in play, dating Nullsvorn (a groupie).</w:t>
-      </w:r>
-    </w:p>
-    <w:p>
-      <w:pPr>
-        <w:pStyle w:val="Normaali2"/>
-      </w:pPr>
-    </w:p>
-    <w:p>
-      <w:pPr>
-        <w:pStyle w:val="Normaali2"/>
-        <w:rPr>
-          <w:color w:val="EE0000"/>
-        </w:rPr>
-      </w:pPr>
-      <w:r>
-        <w:t xml:space="preserve">Each character who is directly participating in the demo recording process has </w:t>
-      </w:r>
-      <w:r>
-        <w:rPr>
-          <w:b/>
-          <w:bCs/>
-        </w:rPr>
-        <w:t>aspects</w:t>
-      </w:r>
-      <w:r>
-        <w:t xml:space="preserve"> and </w:t>
-      </w:r>
-      <w:r>
-        <w:rPr>
-          <w:b/>
-          <w:bCs/>
-        </w:rPr>
-        <w:t>tags.</w:t>
-      </w:r>
-      <w:r>
-        <w:t xml:space="preserve"> </w:t>
-      </w:r>
-      <w:r>
-        <w:rPr>
-          <w:b/>
-          <w:bCs/>
-        </w:rPr>
-        <w:t>Aspects</w:t>
-      </w:r>
-      <w:r>
-        <w:t xml:space="preserve"> measure the way they participate – Nullsvorn’s aspects are </w:t>
+        <w:t>inversion</w:t>
       </w:r>
       <w:r>
         <w:rPr>
           <w:i/>
           <w:iCs/>
         </w:rPr>
-        <w:t xml:space="preserve">fry-vocals </w:t>
-      </w:r>
-      <w:r>
-        <w:t xml:space="preserve">and </w:t>
+        <w:t xml:space="preserve"> of some sort</w:t>
+      </w:r>
+      <w:r>
+        <w:t>.</w:t>
+      </w:r>
+      <w:r>
+        <w:t xml:space="preserve"> Like go against established religion or state or something. </w:t>
+      </w:r>
+      <w:r>
+        <w:t xml:space="preserve">Also, music should be </w:t>
+      </w:r>
+      <w:r>
+        <w:t>True</w:t>
+      </w:r>
+      <w:r>
+        <w:t xml:space="preserve">. Whatever that means. </w:t>
+      </w:r>
+      <w:r>
+        <w:t xml:space="preserve">Who knows? </w:t>
+      </w:r>
+    </w:p>
+    <w:p>
+      <w:pPr>
+        <w:pStyle w:val="Normaali2"/>
+      </w:pPr>
+    </w:p>
+    <w:p>
+      <w:pPr>
+        <w:pStyle w:val="Normaali2"/>
+      </w:pPr>
+      <w:r>
+        <w:rPr>
+          <w:b/>
+          <w:bCs/>
+        </w:rPr>
+        <w:t>Nullsvorn</w:t>
+      </w:r>
+      <w:r>
+        <w:t xml:space="preserve"> as the band leader </w:t>
+      </w:r>
+      <w:r>
+        <w:t>(a controller</w:t>
+      </w:r>
+      <w:r>
+        <w:t>; see chapter 4</w:t>
+      </w:r>
+      <w:r>
+        <w:t xml:space="preserve">) </w:t>
+      </w:r>
+      <w:r>
+        <w:t xml:space="preserve">has their hands full with executive decisions such as how much of an effort the band in general puts to </w:t>
+      </w:r>
+      <w:r>
+        <w:lastRenderedPageBreak/>
+        <w:t>gestating (</w:t>
+      </w:r>
+      <w:r>
+        <w:t>producing</w:t>
+      </w:r>
+      <w:r>
+        <w:t xml:space="preserve"> material</w:t>
+      </w:r>
+      <w:r>
+        <w:t>; chapter 4</w:t>
+      </w:r>
+      <w:r>
+        <w:t xml:space="preserve">), rehearsals or leisure time. Besides this, Nullsvorn is also the lyricist and the vocalist of the band, so they contribute the voice into the end goal of the band, which is </w:t>
+      </w:r>
+      <w:r>
+        <w:t xml:space="preserve">always </w:t>
+      </w:r>
+      <w:r>
+        <w:t xml:space="preserve">the next demo tape. There are three other </w:t>
+      </w:r>
+      <w:r>
+        <w:rPr>
+          <w:b/>
+          <w:bCs/>
+        </w:rPr>
+        <w:t>band members</w:t>
+      </w:r>
+      <w:r>
+        <w:rPr>
+          <w:b/>
+          <w:bCs/>
+        </w:rPr>
+        <w:t xml:space="preserve"> </w:t>
+      </w:r>
+      <w:r>
+        <w:t>(actors</w:t>
+      </w:r>
+      <w:r>
+        <w:t>; chapter 4</w:t>
+      </w:r>
+      <w:r>
+        <w:t>)</w:t>
+      </w:r>
+      <w:r>
+        <w:t>. One plays the bass</w:t>
+      </w:r>
+      <w:r>
+        <w:t xml:space="preserve">, </w:t>
+      </w:r>
+      <w:r>
+        <w:t>Sithrogürd, one plays the electric guitar</w:t>
+      </w:r>
+      <w:r>
+        <w:t xml:space="preserve">, </w:t>
+      </w:r>
+      <w:r>
+        <w:t>Keiser, and another does the drumming</w:t>
+      </w:r>
+      <w:r>
+        <w:t xml:space="preserve">, </w:t>
+      </w:r>
+      <w:r>
+        <w:t>Molotov.</w:t>
+      </w:r>
+      <w:r>
+        <w:t xml:space="preserve"> Sithrogürd has a brother, Oystein</w:t>
+      </w:r>
+      <w:r>
+        <w:t xml:space="preserve"> (an agent)</w:t>
+      </w:r>
+      <w:r>
+        <w:t xml:space="preserve">, who is </w:t>
+      </w:r>
+      <w:r>
+        <w:t>hiding the police</w:t>
+      </w:r>
+      <w:r>
+        <w:t xml:space="preserve"> for </w:t>
+      </w:r>
+      <w:r>
+        <w:t xml:space="preserve">trying to </w:t>
+      </w:r>
+      <w:r>
+        <w:t xml:space="preserve">burn </w:t>
+      </w:r>
+      <w:r>
+        <w:t>their ex’s house, and the ex is also in play, dating Nullsvorn (a groupie).</w:t>
+      </w:r>
+    </w:p>
+    <w:p>
+      <w:pPr>
+        <w:pStyle w:val="Normaali2"/>
+      </w:pPr>
+    </w:p>
+    <w:p>
+      <w:pPr>
+        <w:pStyle w:val="Normaali2"/>
+        <w:rPr>
+          <w:color w:val="EE0000"/>
+        </w:rPr>
+      </w:pPr>
+      <w:r>
+        <w:t xml:space="preserve">Each character who is directly participating in the demo recording process has </w:t>
+      </w:r>
+      <w:r>
+        <w:rPr>
+          <w:b/>
+          <w:bCs/>
+        </w:rPr>
+        <w:t>aspects</w:t>
+      </w:r>
+      <w:r>
+        <w:t xml:space="preserve"> and </w:t>
+      </w:r>
+      <w:r>
+        <w:rPr>
+          <w:b/>
+          <w:bCs/>
+        </w:rPr>
+        <w:t>tags.</w:t>
+      </w:r>
+      <w:r>
+        <w:t xml:space="preserve"> </w:t>
+      </w:r>
+      <w:r>
+        <w:rPr>
+          <w:b/>
+          <w:bCs/>
+        </w:rPr>
+        <w:t>Aspects</w:t>
+      </w:r>
+      <w:r>
+        <w:t xml:space="preserve"> measure the way they participate – Nullsvorn’s aspects are </w:t>
       </w:r>
       <w:r>
         <w:rPr>
           <w:i/>
           <w:iCs/>
         </w:rPr>
-        <w:t>lyricism</w:t>
-      </w:r>
-      <w:r>
-        <w:t xml:space="preserve">. </w:t>
-      </w:r>
-      <w:r>
-        <w:t xml:space="preserve">The band itself can also hold aspects: </w:t>
+        <w:t xml:space="preserve">fry-vocals </w:t>
+      </w:r>
+      <w:r>
+        <w:t xml:space="preserve">and </w:t>
       </w:r>
       <w:r>
         <w:rPr>
           <w:i/>
           <w:iCs/>
         </w:rPr>
-        <w:t xml:space="preserve">corpse paint </w:t>
-      </w:r>
-      <w:r>
-        <w:t xml:space="preserve">and </w:t>
+        <w:t>lyricism</w:t>
+      </w:r>
+      <w:r>
+        <w:t xml:space="preserve">. </w:t>
+      </w:r>
+      <w:r>
+        <w:t xml:space="preserve">The band itself can also hold aspects: </w:t>
       </w:r>
       <w:r>
         <w:rPr>
           <w:i/>
           <w:iCs/>
         </w:rPr>
-        <w:t>true snordenmarkians.</w:t>
-      </w:r>
-      <w:r>
-        <w:t xml:space="preserve"> </w:t>
-      </w:r>
-      <w:r>
-        <w:t xml:space="preserve">Sithrogürd has </w:t>
+        <w:t xml:space="preserve">corpse paint </w:t>
+      </w:r>
+      <w:r>
+        <w:t xml:space="preserve">and </w:t>
       </w:r>
       <w:r>
         <w:rPr>
           <w:i/>
           <w:iCs/>
         </w:rPr>
-        <w:t>bass</w:t>
-      </w:r>
-      <w:r>
-        <w:t xml:space="preserve"> and </w:t>
+        <w:t>true snordenmarkians.</w:t>
+      </w:r>
+      <w:r>
+        <w:t xml:space="preserve"> </w:t>
+      </w:r>
+      <w:r>
+        <w:t xml:space="preserve">Sithrogürd has </w:t>
       </w:r>
       <w:r>
         <w:rPr>
           <w:i/>
           <w:iCs/>
         </w:rPr>
-        <w:t>arsonist</w:t>
-      </w:r>
-      <w:r>
-        <w:t xml:space="preserve">. Keiser has </w:t>
+        <w:t>bass</w:t>
+      </w:r>
+      <w:r>
+        <w:t xml:space="preserve"> and </w:t>
       </w:r>
       <w:r>
         <w:rPr>
           <w:i/>
           <w:iCs/>
         </w:rPr>
-        <w:t>guitar</w:t>
-      </w:r>
-      <w:r>
-        <w:t xml:space="preserve"> aspect, and Molotov has both the </w:t>
+        <w:t>arsonist</w:t>
+      </w:r>
+      <w:r>
+        <w:t xml:space="preserve">. Keiser has </w:t>
       </w:r>
       <w:r>
         <w:rPr>
           <w:i/>
           <w:iCs/>
         </w:rPr>
-        <w:t xml:space="preserve">drummer </w:t>
-      </w:r>
-      <w:r>
-        <w:t xml:space="preserve">and </w:t>
+        <w:t>guitar</w:t>
+      </w:r>
+      <w:r>
+        <w:t xml:space="preserve"> aspect, and Molotov has both the </w:t>
       </w:r>
       <w:r>
         <w:rPr>
           <w:i/>
           <w:iCs/>
         </w:rPr>
+        <w:t xml:space="preserve">drummer </w:t>
+      </w:r>
+      <w:r>
+        <w:t xml:space="preserve">and </w:t>
+      </w:r>
+      <w:r>
+        <w:rPr>
+          <w:i/>
+          <w:iCs/>
+        </w:rPr>
         <w:t>keyboard</w:t>
       </w:r>
       <w:r>
@@ -4982,8 +4842,9 @@
         <w:pStyle w:val="Otsikko2"/>
         <w:spacing w:before="0" w:line="240" w:lineRule="auto"/>
       </w:pPr>
-      <w:bookmarkStart w:id="4" w:name="_Toc215658189"/>
-      <w:r>
+      <w:bookmarkStart w:id="4" w:name="_Toc215741169"/>
+      <w:r>
+        <w:lastRenderedPageBreak/>
         <w:t>4. Main Features</w:t>
       </w:r>
       <w:bookmarkEnd w:id="4"/>
@@ -5002,7 +4863,7 @@
       <w:r>
         <w:t xml:space="preserve">  </w:t>
       </w:r>
-      <w:bookmarkStart w:id="5" w:name="_Toc215658190"/>
+      <w:bookmarkStart w:id="5" w:name="_Toc215741170"/>
       <w:r>
         <w:t xml:space="preserve">4.1 </w:t>
       </w:r>
@@ -5166,7 +5027,7 @@
       <w:r>
         <w:t xml:space="preserve">  </w:t>
       </w:r>
-      <w:bookmarkStart w:id="6" w:name="_Toc215658191"/>
+      <w:bookmarkStart w:id="6" w:name="_Toc215741171"/>
       <w:r>
         <w:t xml:space="preserve">4.2 </w:t>
       </w:r>
@@ -5366,10 +5227,39 @@
         <w:t xml:space="preserve"> actions (see below) into collective and character actions. A character within a collective has a set of character actions determined by which collective action their collective has taken (determined by the controller of that collective). A band that is rehearsing, has band members that can only do rehearsing actions.</w:t>
       </w:r>
       <w:r>
-        <w:t xml:space="preserve"> A character can do several actions in one season as determined by the following design choice: 2 for free, third at cost. The third action causes the character the </w:t>
-      </w:r>
-      <w:r>
-        <w:t xml:space="preserve">“tired” status, which can be rested away with one skip character action for the character. </w:t>
+        <w:t xml:space="preserve"> </w:t>
+      </w:r>
+    </w:p>
+    <w:p>
+      <w:pPr>
+        <w:pStyle w:val="Normaali2"/>
+      </w:pPr>
+    </w:p>
+    <w:p>
+      <w:pPr>
+        <w:pStyle w:val="Normaali2"/>
+      </w:pPr>
+      <w:r>
+        <w:t xml:space="preserve">A character can do several actions in one season as determined by the following design choice: </w:t>
+      </w:r>
+      <w:r>
+        <w:rPr>
+          <w:b/>
+          <w:bCs/>
+        </w:rPr>
+        <w:t>2 for free, third at cost</w:t>
+      </w:r>
+      <w:r>
+        <w:t xml:space="preserve">. The third action causes the character the </w:t>
+      </w:r>
+      <w:r>
+        <w:t xml:space="preserve">“tired” status, which can be rested away with one skip character action </w:t>
+      </w:r>
+      <w:r>
+        <w:t>per</w:t>
+      </w:r>
+      <w:r>
+        <w:t xml:space="preserve"> character. </w:t>
       </w:r>
       <w:r>
         <w:t xml:space="preserve">A character who is considered “tired”, cannot take a third action. </w:t>
@@ -5394,6 +5284,25 @@
       </w:r>
       <w:r>
         <w:t xml:space="preserve"> The strain penalty can only influence game play once per season. When the strain penalty is about to influence play, the character can opt out by taking a rest action.</w:t>
+      </w:r>
+      <w:r>
+        <w:t xml:space="preserve"> Keepers handle their Keeper strain penalty automatically, but their actions can keep them in the tired state indefinitely.</w:t>
+      </w:r>
+    </w:p>
+    <w:p>
+      <w:pPr>
+        <w:pStyle w:val="Normaali2"/>
+      </w:pPr>
+    </w:p>
+    <w:p>
+      <w:pPr>
+        <w:pStyle w:val="Normaali2"/>
+      </w:pPr>
+      <w:r>
+        <w:t xml:space="preserve">As a point of clarification: If a character makes three actions in a season, regardless of their outcome, they will begin their next season tired. This tiredness then </w:t>
+      </w:r>
+      <w:r>
+        <w:t>sets them up for a strain penalty in what ever collective action they have chosen. The only exception to this rule is if they get to be the next Keeper. Keeper doesn’t inherit tiredness from non-keeper actions. Likewise, the player who overplayed as keeper and then lost the position, won’t start their next season as a regular player tired.</w:t>
       </w:r>
     </w:p>
     <w:p>
@@ -5461,6 +5370,7 @@
           <w:b/>
           <w:bCs/>
         </w:rPr>
+        <w:lastRenderedPageBreak/>
         <w:t>Strain penalty:</w:t>
       </w:r>
       <w:r>
@@ -5539,7 +5449,6 @@
         </w:numPr>
       </w:pPr>
       <w:r>
-        <w:lastRenderedPageBreak/>
         <w:t>Compose action either starts an empty track, to be named by the player as the first idea is placed on it or contributes to the track currently being worked on. The first idea is called “the root”, and it can be any idea held by any band member. Each band member is expected to contribute one idea to the track. When all band members have contributed, the track can be declared composed, or left open for further compose actions.</w:t>
       </w:r>
     </w:p>
@@ -5676,7 +5585,11 @@
         <w:pStyle w:val="Normaali2"/>
       </w:pPr>
       <w:r>
-        <w:t>The Keeper has powerful, genre-bending decisions at their disposal. For example, they can declare a demo as black metal even if it lacks the genre defining re-sacralising tag-pair (see 4.5). They can lose other people’s demos and thus hinder their circulation in the scene. They can also take credit from other people’s actions at slightest hints of involvement.</w:t>
+        <w:t xml:space="preserve">The Keeper has powerful, genre-bending decisions at their disposal. For example, they can declare a demo as black metal even if it lacks the genre defining re-sacralising tag-pair (see 4.5). They can lose other people’s demos and thus hinder </w:t>
+      </w:r>
+      <w:r>
+        <w:lastRenderedPageBreak/>
+        <w:t>their circulation in the scene. They can also take credit from other people’s actions at slightest hints of involvement.</w:t>
       </w:r>
       <w:r>
         <w:t xml:space="preserve"> </w:t>
@@ -5693,11 +5606,7 @@
         <w:pStyle w:val="Normaali2"/>
       </w:pPr>
       <w:r>
-        <w:t xml:space="preserve">Keepers have a trait called “Pull”, that is derived from their influence at the start of their position as Keeper. It is an expendable resource, that gets somewhat replenished at the start of each new round (unless the Keeper changes). All Keeper actions cost Pull, and the bigger the actions, the bigger the cost. If a keeper goes past their max Pull </w:t>
-      </w:r>
-      <w:r>
-        <w:lastRenderedPageBreak/>
-        <w:t xml:space="preserve">with an action, they can no longer do Keeper actions and are considered tired and suffer the strain penalty. </w:t>
+        <w:t xml:space="preserve">Keepers have a trait called “Pull”, that is derived from their influence at the start of their position as Keeper. It is an expendable resource, that gets somewhat replenished at the start of each new round (unless the Keeper changes). All Keeper actions cost Pull, and the bigger the actions, the bigger the cost. If a keeper goes past their max Pull with an action, they can no longer do Keeper actions and are considered tired and suffer the strain penalty. </w:t>
       </w:r>
     </w:p>
     <w:p>
@@ -5771,7 +5680,7 @@
       <w:r>
         <w:t xml:space="preserve">  </w:t>
       </w:r>
-      <w:bookmarkStart w:id="7" w:name="_Toc215658192"/>
+      <w:bookmarkStart w:id="7" w:name="_Toc215741172"/>
       <w:r>
         <w:t xml:space="preserve">4.3 </w:t>
       </w:r>
@@ -5789,7 +5698,13 @@
         <w:pStyle w:val="Normaali2"/>
       </w:pPr>
       <w:r>
-        <w:t xml:space="preserve">An aspect is a loose term of traits characters can possess in the game. Mechanics-wise, it is most easily described as simply a thing that can host a tag to become an idea. For example, a guitar riff is an </w:t>
+        <w:t xml:space="preserve">An aspect is </w:t>
+      </w:r>
+      <w:r>
+        <w:t>any trait an entity possesses that can host a tag to form an idea</w:t>
+      </w:r>
+      <w:r>
+        <w:t xml:space="preserve">. For example, a guitar riff is an </w:t>
       </w:r>
       <w:r>
         <w:t>idea</w:t>
@@ -5816,6 +5731,11 @@
     <w:p>
       <w:pPr>
         <w:pStyle w:val="Normaali2"/>
+        <w:rPr>
+          <w:i/>
+          <w:iCs/>
+          <w:color w:val="EE0000"/>
+        </w:rPr>
       </w:pPr>
       <w:r>
         <w:t>An aspect does not do much by itself, but it can be instantiated into an idea, and an idea can (and must) host a tag (see below). Each character has a capacity to indefinitely hold a set number of ideas, but the idea must be built again once expended.</w:t>
@@ -5827,19 +5747,7 @@
         <w:t>and</w:t>
       </w:r>
       <w:r>
-        <w:t xml:space="preserve"> the association with those ideas is permanent and always accessible to the members of the collective. A certain True Snordenmarkian Black M</w:t>
-      </w:r>
-      <w:r>
-        <w:t>e</w:t>
-      </w:r>
-      <w:r>
-        <w:t>tal band is known to wear corpse paint, and as the tagline already told us, they are heavily associated with their country of origin, too</w:t>
-      </w:r>
-      <w:r>
-        <w:t xml:space="preserve"> – that’s another easily accessible aspect</w:t>
-      </w:r>
-      <w:r>
-        <w:t xml:space="preserve">. </w:t>
+        <w:t xml:space="preserve"> the association with those ideas is permanent and always accessible to the members of the collective. </w:t>
       </w:r>
     </w:p>
     <w:p>
@@ -5847,12 +5755,21 @@
         <w:pStyle w:val="Normaali2"/>
       </w:pPr>
       <w:r>
-        <w:t>Besides being the natural path for tags to come to play, aspects carry different kinds of modifiers, depending on how the scene prefers things to be handled. If corpse paint is something desirable in what is considered TRUE, then it yields a bonus for the band utilizing it. If the bagpipe aspect is considered something unheard of in the scene, it might carry a penalty, unless it manages to do the exact opposite and the novelty itself gives it a bonus instead.</w:t>
+        <w:t xml:space="preserve">Besides being the natural path for tags to come to play, aspects carry different kinds of modifiers, depending on how the scene prefers things to be handled. If corpse paint is something desirable in what is considered TRUE, then it yields a bonus for the band utilizing it. If the bagpipe aspect is considered something unheard of in the scene, it </w:t>
+      </w:r>
+      <w:r>
+        <w:lastRenderedPageBreak/>
+        <w:t>might carry a penalty, unless it manages to do the exact opposite and the novelty itself gives it a bonus instead.</w:t>
       </w:r>
     </w:p>
     <w:p>
       <w:pPr>
         <w:pStyle w:val="Normaali2"/>
+        <w:rPr>
+          <w:i/>
+          <w:iCs/>
+          <w:color w:val="EE0000"/>
+        </w:rPr>
       </w:pPr>
       <w:r>
         <w:t xml:space="preserve">Finally, on aspect relate note, there is a trait called </w:t>
@@ -5865,17 +5782,7 @@
         <w:t>conveyance</w:t>
       </w:r>
       <w:r>
-        <w:t xml:space="preserve"> attached to the idea, which stands for the level of clarity at which the idea can be presented. This is as close as we get to “musicianship” or “technical skill value” in this game. It’s a normalized floating-point number that quite simply tells us how well the idea comes through to the </w:t>
-      </w:r>
-      <w:r>
-        <w:lastRenderedPageBreak/>
-        <w:t xml:space="preserve">audience. At conveyance 0.1, Nullsvorn has just plastered some paint on their face because that’s what they do, at 1.0 they are carrying a pagan war paint and are out to reclaim Snordenmark for the glory of </w:t>
-      </w:r>
-      <w:r>
-        <w:t>Wo</w:t>
-      </w:r>
-      <w:r>
-        <w:t>din.</w:t>
+        <w:t xml:space="preserve"> attached to the idea, which stands for the level of clarity at which the idea can be presented. This is as close as we get to “musicianship” or “technical skill value” in this game. It’s a normalized floating-point number that quite simply tells us how well the idea comes through to the audience. </w:t>
       </w:r>
     </w:p>
     <w:p>
@@ -5929,7 +5836,7 @@
       <w:r>
         <w:t xml:space="preserve">  </w:t>
       </w:r>
-      <w:bookmarkStart w:id="8" w:name="_Toc215658193"/>
+      <w:bookmarkStart w:id="8" w:name="_Toc215741173"/>
       <w:r>
         <w:t xml:space="preserve">4.4 </w:t>
       </w:r>
@@ -6015,7 +5922,11 @@
         <w:pStyle w:val="Normaali2"/>
       </w:pPr>
       <w:r>
-        <w:t xml:space="preserve">Every game entity object carries at least one tag (resonance tag) which means that every such object in the game can be interacted with to reach for that tag. Tags can be found from other sources, too, such as in-season tags that are naturally provided by the current turn (autumn tags are morbid, winter tags are cold, for example). Some game events can spawn special tags, which tend to be the more valuable, the more rare or risky their acquirement is. </w:t>
+        <w:t xml:space="preserve">Every game entity object carries at least one tag (resonance tag) which means that every such object in the game can be interacted with to reach for that tag. Tags can be found from other sources, too, such as in-season tags that are naturally provided by the current turn (autumn tags are morbid, winter tags are cold, for example). Some </w:t>
+      </w:r>
+      <w:r>
+        <w:lastRenderedPageBreak/>
+        <w:t xml:space="preserve">game events can spawn special tags, which tend to be the more valuable, the more rare or risky their acquirement is. </w:t>
       </w:r>
     </w:p>
     <w:p>
@@ -6032,7 +5943,6 @@
           <w:b/>
           <w:bCs/>
         </w:rPr>
-        <w:lastRenderedPageBreak/>
         <w:t xml:space="preserve">Resonance tags </w:t>
       </w:r>
       <w:r>
@@ -6081,7 +5991,7 @@
       <w:r>
         <w:t xml:space="preserve">  </w:t>
       </w:r>
-      <w:bookmarkStart w:id="9" w:name="_Toc215658194"/>
+      <w:bookmarkStart w:id="9" w:name="_Toc215741174"/>
       <w:r>
         <w:t>4.5 Tag-Pairs and genre specific systems</w:t>
       </w:r>
@@ -6091,11 +6001,16 @@
     <w:p>
       <w:pPr>
         <w:pStyle w:val="Normaali2"/>
-      </w:pPr>
-      <w:r>
         <w:rPr>
           <w:i/>
           <w:iCs/>
+          <w:color w:val="EE0000"/>
+        </w:rPr>
+      </w:pPr>
+      <w:r>
+        <w:rPr>
+          <w:i/>
+          <w:iCs/>
         </w:rPr>
         <w:t>Transient tags are used to create tag-pairs</w:t>
       </w:r>
@@ -6113,24 +6028,7 @@
         <w:t xml:space="preserve"> present in the record.</w:t>
       </w:r>
       <w:r>
-        <w:t xml:space="preserve"> Tag must be paired with its anti-tag. Beyond the scope of this project for the time being, but noteworthy enough to be mentioned are the </w:t>
-      </w:r>
-      <w:r>
-        <w:rPr>
-          <w:b/>
-          <w:bCs/>
-        </w:rPr>
-        <w:t>de-sacralising (tag vs NULL-tag) and sacralising (2 x tag) tags of death metal and doom metal.</w:t>
-      </w:r>
-      <w:r>
-        <w:rPr>
-          <w:b/>
-          <w:bCs/>
-        </w:rPr>
-        <w:t xml:space="preserve"> </w:t>
-      </w:r>
-      <w:r>
-        <w:t xml:space="preserve">Writing blackened death or doom is a valid strategy, however, and having multiple tag-pairs provides a better score yield per track. </w:t>
+        <w:t xml:space="preserve"> Tag must be paired with its anti-tag. </w:t>
       </w:r>
     </w:p>
     <w:p>
@@ -6172,8 +6070,9 @@
       <w:pPr>
         <w:pStyle w:val="Otsikko3"/>
       </w:pPr>
-      <w:bookmarkStart w:id="10" w:name="_Toc215658195"/>
-      <w:r>
+      <w:bookmarkStart w:id="10" w:name="_Toc215741175"/>
+      <w:r>
+        <w:lastRenderedPageBreak/>
         <w:t xml:space="preserve">4.6. There is </w:t>
       </w:r>
       <w:r>
@@ -6306,7 +6205,7 @@
       <w:r>
         <w:t xml:space="preserve">  </w:t>
       </w:r>
-      <w:bookmarkStart w:id="11" w:name="_Toc215658196"/>
+      <w:bookmarkStart w:id="11" w:name="_Toc215741176"/>
       <w:r>
         <w:t>4.</w:t>
       </w:r>
@@ -6354,7 +6253,7 @@
       <w:r>
         <w:t xml:space="preserve">  </w:t>
       </w:r>
-      <w:bookmarkStart w:id="12" w:name="_Toc215658197"/>
+      <w:bookmarkStart w:id="12" w:name="_Toc215741177"/>
       <w:r>
         <w:t>4.</w:t>
       </w:r>
@@ -6374,7 +6273,7 @@
       <w:r>
         <w:t xml:space="preserve">  </w:t>
       </w:r>
-      <w:bookmarkStart w:id="13" w:name="_Toc215658198"/>
+      <w:bookmarkStart w:id="13" w:name="_Toc215741178"/>
       <w:r>
         <w:t>4.</w:t>
       </w:r>
@@ -6403,7 +6302,7 @@
         <w:pStyle w:val="Otsikko2"/>
         <w:spacing w:before="0" w:line="240" w:lineRule="auto"/>
       </w:pPr>
-      <w:bookmarkStart w:id="14" w:name="_Toc215658199"/>
+      <w:bookmarkStart w:id="14" w:name="_Toc215741179"/>
       <w:r>
         <w:lastRenderedPageBreak/>
         <w:t>5. Genre, Setting, Concept Art book*</w:t>
@@ -6426,7 +6325,7 @@
         <w:pStyle w:val="Otsikko2"/>
         <w:spacing w:before="0" w:line="240" w:lineRule="auto"/>
       </w:pPr>
-      <w:bookmarkStart w:id="15" w:name="_Toc215658200"/>
+      <w:bookmarkStart w:id="15" w:name="_Toc215741180"/>
       <w:r>
         <w:lastRenderedPageBreak/>
         <w:t>6. Enemies, NPCs, Other objects</w:t>
@@ -6449,7 +6348,7 @@
         <w:pStyle w:val="Otsikko2"/>
         <w:spacing w:before="0" w:line="240" w:lineRule="auto"/>
       </w:pPr>
-      <w:bookmarkStart w:id="16" w:name="_Toc215658201"/>
+      <w:bookmarkStart w:id="16" w:name="_Toc215741181"/>
       <w:r>
         <w:lastRenderedPageBreak/>
         <w:t>7. Story board, script*</w:t>
@@ -6464,7 +6363,7 @@
       <w:r>
         <w:t xml:space="preserve">  </w:t>
       </w:r>
-      <w:bookmarkStart w:id="17" w:name="_Toc215658202"/>
+      <w:bookmarkStart w:id="17" w:name="_Toc215741182"/>
       <w:r>
         <w:t>7.1 Story overview</w:t>
       </w:r>
@@ -6478,7 +6377,7 @@
       <w:r>
         <w:t xml:space="preserve">  </w:t>
       </w:r>
-      <w:bookmarkStart w:id="18" w:name="_Toc215658203"/>
+      <w:bookmarkStart w:id="18" w:name="_Toc215741183"/>
       <w:r>
         <w:t>7.2 Progression, World 1</w:t>
       </w:r>
@@ -6492,7 +6391,7 @@
       <w:r>
         <w:t xml:space="preserve">  </w:t>
       </w:r>
-      <w:bookmarkStart w:id="19" w:name="_Toc215658204"/>
+      <w:bookmarkStart w:id="19" w:name="_Toc215741184"/>
       <w:r>
         <w:t xml:space="preserve">7.9 Progression, World </w:t>
       </w:r>
@@ -6517,7 +6416,7 @@
         <w:pStyle w:val="Otsikko2"/>
         <w:spacing w:before="0" w:line="240" w:lineRule="auto"/>
       </w:pPr>
-      <w:bookmarkStart w:id="20" w:name="_Toc215658205"/>
+      <w:bookmarkStart w:id="20" w:name="_Toc215741185"/>
       <w:r>
         <w:lastRenderedPageBreak/>
         <w:t>8. Technical definitions, Tech guide*</w:t>
@@ -6532,7 +6431,7 @@
       <w:r>
         <w:t xml:space="preserve">  </w:t>
       </w:r>
-      <w:bookmarkStart w:id="21" w:name="_Toc215658206"/>
+      <w:bookmarkStart w:id="21" w:name="_Toc215741186"/>
       <w:r>
         <w:t>8.1 Platforms, versions</w:t>
       </w:r>
@@ -6546,7 +6445,7 @@
       <w:r>
         <w:t xml:space="preserve">  </w:t>
       </w:r>
-      <w:bookmarkStart w:id="22" w:name="_Toc215658207"/>
+      <w:bookmarkStart w:id="22" w:name="_Toc215741187"/>
       <w:r>
         <w:t>8.2 Control Scheme</w:t>
       </w:r>
@@ -6560,7 +6459,7 @@
       <w:r>
         <w:t xml:space="preserve">  </w:t>
       </w:r>
-      <w:bookmarkStart w:id="23" w:name="_Toc215658208"/>
+      <w:bookmarkStart w:id="23" w:name="_Toc215741188"/>
       <w:r>
         <w:t>8.3 Limitations</w:t>
       </w:r>
@@ -6582,7 +6481,7 @@
         <w:pStyle w:val="Otsikko2"/>
         <w:spacing w:before="0" w:line="240" w:lineRule="auto"/>
       </w:pPr>
-      <w:bookmarkStart w:id="24" w:name="_Toc215658209"/>
+      <w:bookmarkStart w:id="24" w:name="_Toc215741189"/>
       <w:r>
         <w:lastRenderedPageBreak/>
         <w:t>9. Business definitions*</w:t>
@@ -6597,7 +6496,7 @@
       <w:r>
         <w:t xml:space="preserve">  </w:t>
       </w:r>
-      <w:bookmarkStart w:id="25" w:name="_Toc215658210"/>
+      <w:bookmarkStart w:id="25" w:name="_Toc215741190"/>
       <w:r>
         <w:t>9.1 In-app purchases</w:t>
       </w:r>
@@ -6611,7 +6510,7 @@
       <w:r>
         <w:t xml:space="preserve">  </w:t>
       </w:r>
-      <w:bookmarkStart w:id="26" w:name="_Toc215658211"/>
+      <w:bookmarkStart w:id="26" w:name="_Toc215741191"/>
       <w:r>
         <w:t>9.2 DLC packs</w:t>
       </w:r>
@@ -6633,7 +6532,7 @@
         <w:pStyle w:val="Otsikko2"/>
         <w:spacing w:before="0" w:line="240" w:lineRule="auto"/>
       </w:pPr>
-      <w:bookmarkStart w:id="27" w:name="_Toc215658212"/>
+      <w:bookmarkStart w:id="27" w:name="_Toc215741192"/>
       <w:r>
         <w:lastRenderedPageBreak/>
         <w:t>10. Outsourced/Bought Assets</w:t>
@@ -6723,7 +6622,7 @@
       <w:pPr>
         <w:pStyle w:val="Otsikko2"/>
       </w:pPr>
-      <w:bookmarkStart w:id="28" w:name="_Toc215658213"/>
+      <w:bookmarkStart w:id="28" w:name="_Toc215741193"/>
       <w:r>
         <w:lastRenderedPageBreak/>
         <w:t>11.</w:t>
@@ -11929,6 +11828,7 @@
   <w:style w:type="character" w:default="1" w:styleId="Kappaleenoletusfontti">
     <w:name w:val="Default Paragraph Font"/>
     <w:uiPriority w:val="1"/>
+    <w:semiHidden/>
     <w:unhideWhenUsed/>
   </w:style>
   <w:style w:type="table" w:default="1" w:styleId="Normaalitaulukko">

--- a/TheProspector/Assets/Docs/Related School Work/LUT/Game Design Document.docx
+++ b/TheProspector/Assets/Docs/Related School Work/LUT/Game Design Document.docx
@@ -4024,6 +4024,42 @@
       </w:r>
       <w:r>
         <w:t xml:space="preserve"> They are not likely to face a price tag anytime soon, at least not under the Demo(n)Tapes monicker. If the demo becomes a thing, perhaps one day SEMM91 will become a reality.</w:t>
+      </w:r>
+    </w:p>
+    <w:p>
+      <w:pPr>
+        <w:pStyle w:val="Normaali2"/>
+      </w:pPr>
+    </w:p>
+    <w:p>
+      <w:pPr>
+        <w:pStyle w:val="Normaali2"/>
+        <w:pBdr>
+          <w:top w:val="single" w:sz="4" w:space="1" w:color="auto"/>
+          <w:left w:val="single" w:sz="4" w:space="4" w:color="auto"/>
+          <w:bottom w:val="single" w:sz="4" w:space="1" w:color="auto"/>
+          <w:right w:val="single" w:sz="4" w:space="4" w:color="auto"/>
+        </w:pBdr>
+      </w:pPr>
+      <w:r>
+        <w:rPr>
+          <w:rStyle w:val="Hienovarainenkorostus"/>
+        </w:rPr>
+        <w:t>A note on complexity</w:t>
+      </w:r>
+      <w:r>
+        <w:rPr>
+          <w:rStyle w:val="Hienovarainenkorostus"/>
+        </w:rPr>
+        <w:t xml:space="preserve">: </w:t>
+      </w:r>
+      <w:r>
+        <w:rPr>
+          <w:rStyle w:val="Hienovarainenkorostus"/>
+          <w:i w:val="0"/>
+          <w:iCs w:val="0"/>
+        </w:rPr>
+        <w:t>Demo(n)Tapes is designed with systemic simulations in mind, rather than as an easily approachable, content-driven management game. It seeks to purposefully consider and express topics such as ideological tension, scarcity and social power dynamics over optimization or linear progression. The many systems in place seek to establish a sense of instability instead of equilibrium.</w:t>
       </w:r>
     </w:p>
     <w:p>
@@ -4853,7 +4889,16 @@
       <w:pPr>
         <w:pStyle w:val="Otsikko3"/>
         <w:spacing w:before="0" w:line="240" w:lineRule="auto"/>
-      </w:pPr>
+        <w:rPr>
+          <w:rStyle w:val="Hienovarainenkorostus"/>
+        </w:rPr>
+      </w:pPr>
+      <w:r>
+        <w:rPr>
+          <w:rStyle w:val="Hienovarainenkorostus"/>
+        </w:rPr>
+        <w:br/>
+      </w:r>
     </w:p>
     <w:p>
       <w:pPr>
@@ -5250,6 +5295,13 @@
         <w:t>2 for free, third at cost</w:t>
       </w:r>
       <w:r>
+        <w:rPr>
+          <w:b/>
+          <w:bCs/>
+        </w:rPr>
+        <w:t xml:space="preserve"> (the 2:3 rule)</w:t>
+      </w:r>
+      <w:r>
         <w:t xml:space="preserve">. The third action causes the character the </w:t>
       </w:r>
       <w:r>
@@ -5981,6 +6033,29 @@
       <w:pPr>
         <w:pStyle w:val="Normaali2"/>
       </w:pPr>
+      <w:r>
+        <w:t xml:space="preserve">The exact lists of tags follow another design principle, </w:t>
+      </w:r>
+      <w:r>
+        <w:rPr>
+          <w:b/>
+          <w:bCs/>
+        </w:rPr>
+        <w:t xml:space="preserve">the rule of seven. </w:t>
+      </w:r>
+      <w:r>
+        <w:t>There are seven tag – anti-tag pairs.</w:t>
+      </w:r>
+    </w:p>
+    <w:p>
+      <w:pPr>
+        <w:pStyle w:val="Normaali2"/>
+      </w:pPr>
+    </w:p>
+    <w:p>
+      <w:pPr>
+        <w:pStyle w:val="Normaali2"/>
+      </w:pPr>
     </w:p>
     <w:p/>
     <w:p>
@@ -6060,7 +6135,11 @@
         <w:pStyle w:val="Normaali2"/>
       </w:pPr>
       <w:r>
-        <w:t>Nullsvorn can write lyrics about paganism all day long, but they must actively mock organized religion by building a pagan – organized religion tag-pair to their lyrics. The act of engaging with the subject matter is disturbing and builds into a visceral reaction on the record, which the listener can hear. The outcome is “serious”, not just a surface act. So, a re-sacralising tag-pair is made of tag and its anti-tag, the latter which evaporates quickly unless it is pinned down somehow.</w:t>
+        <w:t xml:space="preserve">Nullsvorn can write lyrics about paganism all day long, but they must actively mock organized religion by building a pagan – organized religion tag-pair to their lyrics. The act of engaging with the subject matter is disturbing and builds into a visceral reaction on the record, which the listener can hear. The outcome is “serious”, not just a surface </w:t>
+      </w:r>
+      <w:r>
+        <w:lastRenderedPageBreak/>
+        <w:t>act. So, a re-sacralising tag-pair is made of tag and its anti-tag, the latter which evaporates quickly unless it is pinned down somehow.</w:t>
       </w:r>
     </w:p>
     <w:p/>
@@ -6072,125 +6151,128 @@
       </w:pPr>
       <w:bookmarkStart w:id="10" w:name="_Toc215741175"/>
       <w:r>
+        <w:t xml:space="preserve">4.6. There is </w:t>
+      </w:r>
+      <w:r>
+        <w:t>uppercase T</w:t>
+      </w:r>
+      <w:r>
+        <w:t>RUE</w:t>
+      </w:r>
+      <w:r>
+        <w:t>, lowercase true</w:t>
+      </w:r>
+      <w:r>
+        <w:t>, also the novelty factor</w:t>
+      </w:r>
+      <w:r>
+        <w:t>, and the gravity factor</w:t>
+      </w:r>
+      <w:bookmarkEnd w:id="10"/>
+    </w:p>
+    <w:p>
+      <w:pPr>
+        <w:pStyle w:val="Normaali2"/>
+      </w:pPr>
+    </w:p>
+    <w:p>
+      <w:pPr>
+        <w:pStyle w:val="Normaali2"/>
+      </w:pPr>
+      <w:r>
+        <w:t>The tag-pair concept is a deeper game mechanic tha</w:t>
+      </w:r>
+      <w:r>
+        <w:t>n</w:t>
+      </w:r>
+      <w:r>
+        <w:t xml:space="preserve"> what is superficially considered “true” in the game. The surface level true is just the prevalent tags already present in the game as influential demo tapes. This simplistic level of true is the primary way in which the players accumulate resources. They make “true sounding” music for the scene by matching the correct tags and aspects to what is expected of them. “Screaming about the devil alongside basic band instruments played in a certain fashion” passes for true to most listeners. Each tag they manage to put to play, gives them a score yield (along with the person who originally put the tag in play).</w:t>
+      </w:r>
+      <w:r>
+        <w:t xml:space="preserve"> </w:t>
+      </w:r>
+    </w:p>
+    <w:p>
+      <w:pPr>
+        <w:pStyle w:val="Normaali2"/>
+      </w:pPr>
+    </w:p>
+    <w:p>
+      <w:pPr>
+        <w:pStyle w:val="Normaali2"/>
+      </w:pPr>
+      <w:r>
+        <w:t xml:space="preserve">However, if a release doesn’t contain a single instance of the blackened tag-pair, it is disqualified unless the Keeper declares the record as true black metal. Besides that, any aspect that carries a blackened tag pair can be played, even if the aspect itself is unconventional, and it automatically gains </w:t>
+      </w:r>
+      <w:r>
+        <w:t>the novelty factor</w:t>
+      </w:r>
+      <w:r>
+        <w:t xml:space="preserve"> as an advantage. The only way to get a true black metal record ignored is if it isn’t promoted at all while the conveyance score of the demos in circulation erodes to such a low point that the intent doesn’t transmit to the listener </w:t>
+      </w:r>
+      <w:r>
+        <w:t xml:space="preserve">at all, the master is destroyed, </w:t>
+      </w:r>
+      <w:r>
+        <w:t>and the Keeper loses</w:t>
+      </w:r>
+      <w:r>
+        <w:t xml:space="preserve"> their copy “</w:t>
+      </w:r>
+      <w:r>
+        <w:t>by mistake”.</w:t>
+      </w:r>
+    </w:p>
+    <w:p>
+      <w:pPr>
+        <w:pStyle w:val="Normaali2"/>
+      </w:pPr>
+    </w:p>
+    <w:p>
+      <w:pPr>
+        <w:pStyle w:val="Normaali2"/>
+      </w:pPr>
+      <w:r>
+        <w:t>A distinction between what is true on superficial level and what is true because of the tag-pair must be made. Hence, lowercase true means things that are accepted into the scene for the time being, and uppercase T</w:t>
+      </w:r>
+      <w:r>
+        <w:t xml:space="preserve">RUE </w:t>
+      </w:r>
+      <w:r>
+        <w:t>means the things that are undeniably legitimate no matter the perspective. A re-sacralising tag-pair is always T</w:t>
+      </w:r>
+      <w:r>
+        <w:t>RUE</w:t>
+      </w:r>
+      <w:r>
+        <w:t xml:space="preserve">. If something is considered True, it has a trait called </w:t>
+      </w:r>
+      <w:r>
+        <w:rPr>
+          <w:b/>
+          <w:bCs/>
+        </w:rPr>
+        <w:t>gravity</w:t>
+      </w:r>
+      <w:r>
+        <w:t xml:space="preserve">. </w:t>
+      </w:r>
+    </w:p>
+    <w:p>
+      <w:pPr>
+        <w:pStyle w:val="Normaali2"/>
+      </w:pPr>
+    </w:p>
+    <w:p>
+      <w:pPr>
+        <w:pStyle w:val="Normaali2"/>
+      </w:pPr>
+      <w:r>
+        <w:t xml:space="preserve">When a tag or tag-pair gets played as TRUE, it pulls all the other tags it accompanies on the recording with it further into the centre of the scene’s thematics by the factor of </w:t>
+      </w:r>
+      <w:r>
         <w:lastRenderedPageBreak/>
-        <w:t xml:space="preserve">4.6. There is </w:t>
-      </w:r>
-      <w:r>
-        <w:t>uppercase T</w:t>
-      </w:r>
-      <w:r>
-        <w:t>RUE</w:t>
-      </w:r>
-      <w:r>
-        <w:t>, lowercase true</w:t>
-      </w:r>
-      <w:r>
-        <w:t>, also the novelty factor</w:t>
-      </w:r>
-      <w:r>
-        <w:t>, and the gravity factor</w:t>
-      </w:r>
-      <w:bookmarkEnd w:id="10"/>
-    </w:p>
-    <w:p>
-      <w:pPr>
-        <w:pStyle w:val="Normaali2"/>
-      </w:pPr>
-    </w:p>
-    <w:p>
-      <w:pPr>
-        <w:pStyle w:val="Normaali2"/>
-      </w:pPr>
-      <w:r>
-        <w:t>The tag-pair concept is a deeper game mechanic tha</w:t>
-      </w:r>
-      <w:r>
-        <w:t>n</w:t>
-      </w:r>
-      <w:r>
-        <w:t xml:space="preserve"> what is superficially considered “true” in the game. The surface level true is just the prevalent tags already present in the game as influential demo tapes. This simplistic level of true is the primary way in which the players accumulate resources. They make “true sounding” music for the scene by matching the correct tags and aspects to what is expected of them. “Screaming about the devil alongside basic band instruments played in a certain fashion” passes for true to most listeners. Each tag they manage to put to play, gives them a score yield (along with the person who originally put the tag in play).</w:t>
-      </w:r>
-      <w:r>
-        <w:t xml:space="preserve"> </w:t>
-      </w:r>
-    </w:p>
-    <w:p>
-      <w:pPr>
-        <w:pStyle w:val="Normaali2"/>
-      </w:pPr>
-    </w:p>
-    <w:p>
-      <w:pPr>
-        <w:pStyle w:val="Normaali2"/>
-      </w:pPr>
-      <w:r>
-        <w:t xml:space="preserve">However, if a release doesn’t contain a single instance of the blackened tag-pair, it is disqualified unless the Keeper declares the record as true black metal. Besides that, any aspect that carries a blackened tag pair can be played, even if the aspect itself is unconventional, and it automatically gains </w:t>
-      </w:r>
-      <w:r>
-        <w:t>the novelty factor</w:t>
-      </w:r>
-      <w:r>
-        <w:t xml:space="preserve"> as an advantage. The only way to get a true black metal record ignored is if it isn’t promoted at all while the conveyance score of the demos in circulation erodes to such a low point that the intent doesn’t transmit to the listener </w:t>
-      </w:r>
-      <w:r>
-        <w:t xml:space="preserve">at all, the master is destroyed, </w:t>
-      </w:r>
-      <w:r>
-        <w:t>and the Keeper loses</w:t>
-      </w:r>
-      <w:r>
-        <w:t xml:space="preserve"> their copy “</w:t>
-      </w:r>
-      <w:r>
-        <w:t>by mistake”.</w:t>
-      </w:r>
-    </w:p>
-    <w:p>
-      <w:pPr>
-        <w:pStyle w:val="Normaali2"/>
-      </w:pPr>
-    </w:p>
-    <w:p>
-      <w:pPr>
-        <w:pStyle w:val="Normaali2"/>
-      </w:pPr>
-      <w:r>
-        <w:t>A distinction between what is true on superficial level and what is true because of the tag-pair must be made. Hence, lowercase true means things that are accepted into the scene for the time being, and uppercase T</w:t>
-      </w:r>
-      <w:r>
-        <w:t xml:space="preserve">RUE </w:t>
-      </w:r>
-      <w:r>
-        <w:t>means the things that are undeniably legitimate no matter the perspective. A re-sacralising tag-pair is always T</w:t>
-      </w:r>
-      <w:r>
-        <w:t>RUE</w:t>
-      </w:r>
-      <w:r>
-        <w:t xml:space="preserve">. If something is considered True, it has a trait called </w:t>
-      </w:r>
-      <w:r>
-        <w:rPr>
-          <w:b/>
-          <w:bCs/>
-        </w:rPr>
-        <w:t>gravity</w:t>
-      </w:r>
-      <w:r>
-        <w:t xml:space="preserve">. </w:t>
-      </w:r>
-    </w:p>
-    <w:p>
-      <w:pPr>
-        <w:pStyle w:val="Normaali2"/>
-      </w:pPr>
-    </w:p>
-    <w:p>
-      <w:pPr>
-        <w:pStyle w:val="Normaali2"/>
-      </w:pPr>
-      <w:r>
-        <w:t>When a tag or tag-pair gets played as TRUE, it pulls all the other tags it accompanies on the recording with it further into the centre of the scene’s thematics by the factor of its gravity. It also pushes against the anti-tag component with the same factor, if viable (the anti-tag is not likely in play as an individual entity). Gravity is also the value the Keeper must work against if they want to remove it from the table.</w:t>
+        <w:t>its gravity. It also pushes against the anti-tag component with the same factor, if viable (the anti-tag is not likely in play as an individual entity). Gravity is also the value the Keeper must work against if they want to remove it from the table.</w:t>
       </w:r>
       <w:r>
         <w:br w:type="page"/>
@@ -9989,23 +10071,7 @@
                 <w:b/>
                 <w:bCs/>
               </w:rPr>
-              <w:t xml:space="preserve">Pull exerted by TRUE tags; shapes the scene’s thematic </w:t>
-            </w:r>
-            <w:proofErr w:type="spellStart"/>
-            <w:r>
-              <w:rPr>
-                <w:b/>
-                <w:bCs/>
-              </w:rPr>
-              <w:t>center</w:t>
-            </w:r>
-            <w:proofErr w:type="spellEnd"/>
-            <w:r>
-              <w:rPr>
-                <w:b/>
-                <w:bCs/>
-              </w:rPr>
-              <w:t>.</w:t>
+              <w:t>Pull exerted by TRUE tags; shapes the scene’s thematic center.</w:t>
             </w:r>
           </w:p>
         </w:tc>
@@ -10730,6 +10796,21 @@
               <w:t>The duplication depth of a tape; each generation reduces conveyance.</w:t>
             </w:r>
           </w:p>
+          <w:p>
+            <w:pPr>
+              <w:pBdr>
+                <w:top w:val="nil"/>
+                <w:left w:val="nil"/>
+                <w:bottom w:val="nil"/>
+                <w:right w:val="nil"/>
+                <w:between w:val="nil"/>
+              </w:pBdr>
+              <w:rPr>
+                <w:b/>
+                <w:bCs/>
+              </w:rPr>
+            </w:pPr>
+          </w:p>
         </w:tc>
       </w:tr>
     </w:tbl>
@@ -10742,6 +10823,500 @@
           <w:right w:val="nil"/>
           <w:between w:val="nil"/>
         </w:pBdr>
+        <w:rPr>
+          <w:b/>
+          <w:bCs/>
+        </w:rPr>
+      </w:pPr>
+      <w:r>
+        <w:rPr>
+          <w:b/>
+          <w:bCs/>
+        </w:rPr>
+        <w:t>the 2:3 rule</w:t>
+      </w:r>
+      <w:r>
+        <w:rPr>
+          <w:b/>
+          <w:bCs/>
+        </w:rPr>
+        <w:tab/>
+      </w:r>
+      <w:r>
+        <w:rPr>
+          <w:b/>
+          <w:bCs/>
+        </w:rPr>
+        <w:tab/>
+        <w:t>An entity can make two actions and one extra at a cost.</w:t>
+      </w:r>
+    </w:p>
+    <w:p>
+      <w:pPr>
+        <w:pBdr>
+          <w:top w:val="nil"/>
+          <w:left w:val="nil"/>
+          <w:bottom w:val="nil"/>
+          <w:right w:val="nil"/>
+          <w:between w:val="nil"/>
+        </w:pBdr>
+        <w:rPr>
+          <w:b/>
+          <w:bCs/>
+        </w:rPr>
+      </w:pPr>
+    </w:p>
+    <w:p>
+      <w:pPr>
+        <w:pBdr>
+          <w:top w:val="nil"/>
+          <w:left w:val="nil"/>
+          <w:bottom w:val="nil"/>
+          <w:right w:val="nil"/>
+          <w:between w:val="nil"/>
+        </w:pBdr>
+        <w:rPr>
+          <w:b/>
+          <w:bCs/>
+        </w:rPr>
+      </w:pPr>
+      <w:r>
+        <w:rPr>
+          <w:b/>
+          <w:bCs/>
+        </w:rPr>
+        <w:t>the rule of 7</w:t>
+      </w:r>
+      <w:r>
+        <w:rPr>
+          <w:b/>
+          <w:bCs/>
+        </w:rPr>
+        <w:tab/>
+      </w:r>
+      <w:r>
+        <w:rPr>
+          <w:b/>
+          <w:bCs/>
+        </w:rPr>
+        <w:tab/>
+        <w:t xml:space="preserve">The number 7 serves as a standard for sets, or as a cap of sets. </w:t>
+      </w:r>
+    </w:p>
+    <w:p>
+      <w:pPr>
+        <w:pBdr>
+          <w:top w:val="nil"/>
+          <w:left w:val="nil"/>
+          <w:bottom w:val="nil"/>
+          <w:right w:val="nil"/>
+          <w:between w:val="nil"/>
+        </w:pBdr>
+        <w:ind w:left="2160"/>
+        <w:rPr>
+          <w:b/>
+          <w:bCs/>
+        </w:rPr>
+      </w:pPr>
+      <w:r>
+        <w:rPr>
+          <w:b/>
+          <w:bCs/>
+        </w:rPr>
+        <w:t>For example, there are 7 tag – anti-tag pairs, and a band (in this game) can have 7 members at most.</w:t>
+      </w:r>
+    </w:p>
+    <w:p>
+      <w:pPr>
+        <w:pBdr>
+          <w:top w:val="nil"/>
+          <w:left w:val="nil"/>
+          <w:bottom w:val="nil"/>
+          <w:right w:val="nil"/>
+          <w:between w:val="nil"/>
+        </w:pBdr>
+        <w:ind w:left="2160"/>
+        <w:rPr>
+          <w:b/>
+          <w:bCs/>
+        </w:rPr>
+      </w:pPr>
+    </w:p>
+    <w:p>
+      <w:pPr>
+        <w:pBdr>
+          <w:top w:val="nil"/>
+          <w:left w:val="nil"/>
+          <w:bottom w:val="nil"/>
+          <w:right w:val="nil"/>
+          <w:between w:val="nil"/>
+        </w:pBdr>
+        <w:rPr>
+          <w:b/>
+          <w:bCs/>
+        </w:rPr>
+      </w:pPr>
+    </w:p>
+    <w:p>
+      <w:pPr>
+        <w:pBdr>
+          <w:top w:val="nil"/>
+          <w:left w:val="nil"/>
+          <w:bottom w:val="nil"/>
+          <w:right w:val="nil"/>
+          <w:between w:val="nil"/>
+        </w:pBdr>
+        <w:rPr>
+          <w:b/>
+          <w:bCs/>
+        </w:rPr>
+      </w:pPr>
+      <w:r>
+        <w:rPr>
+          <w:b/>
+          <w:bCs/>
+        </w:rPr>
+        <w:t>Tag – Anti-tag pairs</w:t>
+      </w:r>
+    </w:p>
+    <w:p>
+      <w:pPr>
+        <w:pBdr>
+          <w:top w:val="nil"/>
+          <w:left w:val="nil"/>
+          <w:bottom w:val="nil"/>
+          <w:right w:val="nil"/>
+          <w:between w:val="nil"/>
+        </w:pBdr>
+        <w:rPr>
+          <w:b/>
+          <w:bCs/>
+        </w:rPr>
+      </w:pPr>
+    </w:p>
+    <w:tbl>
+      <w:tblPr>
+        <w:tblStyle w:val="TaulukkoRuudukko"/>
+        <w:tblW w:w="0" w:type="auto"/>
+        <w:tblLook w:val="04A0" w:firstRow="1" w:lastRow="0" w:firstColumn="1" w:lastColumn="0" w:noHBand="0" w:noVBand="1"/>
+      </w:tblPr>
+      <w:tblGrid>
+        <w:gridCol w:w="1696"/>
+        <w:gridCol w:w="1701"/>
+        <w:gridCol w:w="5622"/>
+      </w:tblGrid>
+      <w:tr>
+        <w:tc>
+          <w:tcPr>
+            <w:tcW w:w="1696" w:type="dxa"/>
+          </w:tcPr>
+          <w:p>
+            <w:pPr>
+              <w:rPr>
+                <w:b/>
+                <w:bCs/>
+              </w:rPr>
+            </w:pPr>
+            <w:r>
+              <w:rPr>
+                <w:b/>
+                <w:bCs/>
+              </w:rPr>
+              <w:t>Tag</w:t>
+            </w:r>
+          </w:p>
+        </w:tc>
+        <w:tc>
+          <w:tcPr>
+            <w:tcW w:w="1701" w:type="dxa"/>
+          </w:tcPr>
+          <w:p>
+            <w:pPr>
+              <w:rPr>
+                <w:b/>
+                <w:bCs/>
+              </w:rPr>
+            </w:pPr>
+            <w:r>
+              <w:rPr>
+                <w:b/>
+                <w:bCs/>
+              </w:rPr>
+              <w:t>Anti-Tag</w:t>
+            </w:r>
+          </w:p>
+        </w:tc>
+        <w:tc>
+          <w:tcPr>
+            <w:tcW w:w="5622" w:type="dxa"/>
+          </w:tcPr>
+          <w:p>
+            <w:pPr>
+              <w:rPr>
+                <w:b/>
+                <w:bCs/>
+              </w:rPr>
+            </w:pPr>
+            <w:r>
+              <w:rPr>
+                <w:b/>
+                <w:bCs/>
+              </w:rPr>
+              <w:t>Axis</w:t>
+            </w:r>
+          </w:p>
+        </w:tc>
+      </w:tr>
+      <w:tr>
+        <w:tc>
+          <w:tcPr>
+            <w:tcW w:w="1696" w:type="dxa"/>
+          </w:tcPr>
+          <w:p>
+            <w:r>
+              <w:t>Profane</w:t>
+            </w:r>
+          </w:p>
+        </w:tc>
+        <w:tc>
+          <w:tcPr>
+            <w:tcW w:w="1701" w:type="dxa"/>
+          </w:tcPr>
+          <w:p>
+            <w:r>
+              <w:t>Sacred</w:t>
+            </w:r>
+          </w:p>
+        </w:tc>
+        <w:tc>
+          <w:tcPr>
+            <w:tcW w:w="5622" w:type="dxa"/>
+          </w:tcPr>
+          <w:p>
+            <w:r>
+              <w:t>Transgression vs Sanctification</w:t>
+            </w:r>
+          </w:p>
+        </w:tc>
+      </w:tr>
+      <w:tr>
+        <w:tc>
+          <w:tcPr>
+            <w:tcW w:w="1696" w:type="dxa"/>
+          </w:tcPr>
+          <w:p>
+            <w:r>
+              <w:t>Cold</w:t>
+            </w:r>
+          </w:p>
+        </w:tc>
+        <w:tc>
+          <w:tcPr>
+            <w:tcW w:w="1701" w:type="dxa"/>
+          </w:tcPr>
+          <w:p>
+            <w:r>
+              <w:t>Warm</w:t>
+            </w:r>
+          </w:p>
+        </w:tc>
+        <w:tc>
+          <w:tcPr>
+            <w:tcW w:w="5622" w:type="dxa"/>
+          </w:tcPr>
+          <w:p>
+            <w:r>
+              <w:t>Emotional Distance vs Immediacy</w:t>
+            </w:r>
+          </w:p>
+        </w:tc>
+      </w:tr>
+      <w:tr>
+        <w:tc>
+          <w:tcPr>
+            <w:tcW w:w="1696" w:type="dxa"/>
+          </w:tcPr>
+          <w:p>
+            <w:r>
+              <w:t>Raw</w:t>
+            </w:r>
+          </w:p>
+        </w:tc>
+        <w:tc>
+          <w:tcPr>
+            <w:tcW w:w="1701" w:type="dxa"/>
+          </w:tcPr>
+          <w:p>
+            <w:r>
+              <w:t>Honed</w:t>
+            </w:r>
+          </w:p>
+        </w:tc>
+        <w:tc>
+          <w:tcPr>
+            <w:tcW w:w="5622" w:type="dxa"/>
+          </w:tcPr>
+          <w:p>
+            <w:r>
+              <w:t>Expression vs Refinement</w:t>
+            </w:r>
+          </w:p>
+        </w:tc>
+      </w:tr>
+      <w:tr>
+        <w:tc>
+          <w:tcPr>
+            <w:tcW w:w="1696" w:type="dxa"/>
+          </w:tcPr>
+          <w:p>
+            <w:r>
+              <w:t>Fast</w:t>
+            </w:r>
+          </w:p>
+        </w:tc>
+        <w:tc>
+          <w:tcPr>
+            <w:tcW w:w="1701" w:type="dxa"/>
+          </w:tcPr>
+          <w:p>
+            <w:r>
+              <w:t>Slow</w:t>
+            </w:r>
+          </w:p>
+        </w:tc>
+        <w:tc>
+          <w:tcPr>
+            <w:tcW w:w="5622" w:type="dxa"/>
+          </w:tcPr>
+          <w:p>
+            <w:r>
+              <w:t>Urgency vs Deliberation</w:t>
+            </w:r>
+          </w:p>
+        </w:tc>
+      </w:tr>
+      <w:tr>
+        <w:tc>
+          <w:tcPr>
+            <w:tcW w:w="1696" w:type="dxa"/>
+          </w:tcPr>
+          <w:p>
+            <w:r>
+              <w:t>Malevolent</w:t>
+            </w:r>
+          </w:p>
+        </w:tc>
+        <w:tc>
+          <w:tcPr>
+            <w:tcW w:w="1701" w:type="dxa"/>
+          </w:tcPr>
+          <w:p>
+            <w:r>
+              <w:t>Benevolent</w:t>
+            </w:r>
+          </w:p>
+        </w:tc>
+        <w:tc>
+          <w:tcPr>
+            <w:tcW w:w="5622" w:type="dxa"/>
+          </w:tcPr>
+          <w:p>
+            <w:r>
+              <w:t>Hostility vs Altruism</w:t>
+            </w:r>
+          </w:p>
+        </w:tc>
+      </w:tr>
+      <w:tr>
+        <w:tc>
+          <w:tcPr>
+            <w:tcW w:w="1696" w:type="dxa"/>
+          </w:tcPr>
+          <w:p>
+            <w:r>
+              <w:t>Morbid</w:t>
+            </w:r>
+          </w:p>
+        </w:tc>
+        <w:tc>
+          <w:tcPr>
+            <w:tcW w:w="1701" w:type="dxa"/>
+          </w:tcPr>
+          <w:p>
+            <w:r>
+              <w:t>Vital</w:t>
+            </w:r>
+          </w:p>
+        </w:tc>
+        <w:tc>
+          <w:tcPr>
+            <w:tcW w:w="5622" w:type="dxa"/>
+          </w:tcPr>
+          <w:p>
+            <w:r>
+              <w:t>Death Fixation vs Life Force</w:t>
+            </w:r>
+          </w:p>
+        </w:tc>
+      </w:tr>
+      <w:tr>
+        <w:tc>
+          <w:tcPr>
+            <w:tcW w:w="1696" w:type="dxa"/>
+          </w:tcPr>
+          <w:p>
+            <w:r>
+              <w:t>Void</w:t>
+            </w:r>
+          </w:p>
+        </w:tc>
+        <w:tc>
+          <w:tcPr>
+            <w:tcW w:w="1701" w:type="dxa"/>
+          </w:tcPr>
+          <w:p>
+            <w:r>
+              <w:t>Meaning</w:t>
+            </w:r>
+          </w:p>
+        </w:tc>
+        <w:tc>
+          <w:tcPr>
+            <w:tcW w:w="5622" w:type="dxa"/>
+          </w:tcPr>
+          <w:p>
+            <w:r>
+              <w:t>Nihilism vs Purpose</w:t>
+            </w:r>
+          </w:p>
+        </w:tc>
+      </w:tr>
+    </w:tbl>
+    <w:p>
+      <w:pPr>
+        <w:pBdr>
+          <w:top w:val="nil"/>
+          <w:left w:val="nil"/>
+          <w:bottom w:val="nil"/>
+          <w:right w:val="nil"/>
+          <w:between w:val="nil"/>
+        </w:pBdr>
+        <w:rPr>
+          <w:b/>
+          <w:bCs/>
+        </w:rPr>
+      </w:pPr>
+    </w:p>
+    <w:p>
+      <w:pPr>
+        <w:pBdr>
+          <w:top w:val="nil"/>
+          <w:left w:val="nil"/>
+          <w:bottom w:val="nil"/>
+          <w:right w:val="nil"/>
+          <w:between w:val="nil"/>
+        </w:pBdr>
+        <w:ind w:left="2160"/>
         <w:rPr>
           <w:b/>
           <w:bCs/>
@@ -11828,7 +12403,6 @@
   <w:style w:type="character" w:default="1" w:styleId="Kappaleenoletusfontti">
     <w:name w:val="Default Paragraph Font"/>
     <w:uiPriority w:val="1"/>
-    <w:semiHidden/>
     <w:unhideWhenUsed/>
   </w:style>
   <w:style w:type="table" w:default="1" w:styleId="Normaalitaulukko">
@@ -12004,6 +12578,37 @@
       <w:sz w:val="24"/>
       <w:szCs w:val="24"/>
     </w:rPr>
+  </w:style>
+  <w:style w:type="character" w:styleId="Hienovarainenkorostus">
+    <w:name w:val="Subtle Emphasis"/>
+    <w:basedOn w:val="Kappaleenoletusfontti"/>
+    <w:uiPriority w:val="19"/>
+    <w:qFormat/>
+    <w:rsid w:val="006E2C11"/>
+    <w:rPr>
+      <w:i/>
+      <w:iCs/>
+      <w:color w:val="404040" w:themeColor="text1" w:themeTint="BF"/>
+    </w:rPr>
+  </w:style>
+  <w:style w:type="table" w:styleId="TaulukkoRuudukko">
+    <w:name w:val="Table Grid"/>
+    <w:basedOn w:val="Normaalitaulukko"/>
+    <w:uiPriority w:val="39"/>
+    <w:rsid w:val="001D0987"/>
+    <w:pPr>
+      <w:spacing w:line="240" w:lineRule="auto"/>
+    </w:pPr>
+    <w:tblPr>
+      <w:tblBorders>
+        <w:top w:val="single" w:sz="4" w:space="0" w:color="auto"/>
+        <w:left w:val="single" w:sz="4" w:space="0" w:color="auto"/>
+        <w:bottom w:val="single" w:sz="4" w:space="0" w:color="auto"/>
+        <w:right w:val="single" w:sz="4" w:space="0" w:color="auto"/>
+        <w:insideH w:val="single" w:sz="4" w:space="0" w:color="auto"/>
+        <w:insideV w:val="single" w:sz="4" w:space="0" w:color="auto"/>
+      </w:tblBorders>
+    </w:tblPr>
   </w:style>
 </w:styles>
 </file>

--- a/TheProspector/Assets/Docs/Related School Work/LUT/Game Design Document.docx
+++ b/TheProspector/Assets/Docs/Related School Work/LUT/Game Design Document.docx
@@ -68,7 +68,25 @@
           <w:between w:val="nil"/>
         </w:pBdr>
         <w:jc w:val="center"/>
-      </w:pPr>
+        <w:rPr>
+          <w:b/>
+          <w:bCs/>
+        </w:rPr>
+      </w:pPr>
+      <w:r>
+        <w:rPr>
+          <w:b/>
+          <w:bCs/>
+        </w:rPr>
+        <w:t>G</w:t>
+      </w:r>
+      <w:r>
+        <w:rPr>
+          <w:b/>
+          <w:bCs/>
+        </w:rPr>
+        <w:t>AME DESIGN DOCUMENT</w:t>
+      </w:r>
     </w:p>
     <w:p>
       <w:pPr>
@@ -80,6 +98,10 @@
           <w:between w:val="nil"/>
         </w:pBdr>
         <w:jc w:val="center"/>
+        <w:rPr>
+          <w:b/>
+          <w:bCs/>
+        </w:rPr>
       </w:pPr>
     </w:p>
     <w:p>
@@ -92,7 +114,18 @@
           <w:between w:val="nil"/>
         </w:pBdr>
         <w:jc w:val="center"/>
-      </w:pPr>
+        <w:rPr>
+          <w:b/>
+          <w:bCs/>
+        </w:rPr>
+      </w:pPr>
+      <w:r>
+        <w:rPr>
+          <w:b/>
+          <w:bCs/>
+        </w:rPr>
+        <w:t>Demo(n)Tapes</w:t>
+      </w:r>
     </w:p>
     <w:p>
       <w:pPr>
@@ -104,6 +137,10 @@
           <w:between w:val="nil"/>
         </w:pBdr>
         <w:jc w:val="center"/>
+        <w:rPr>
+          <w:b/>
+          <w:bCs/>
+        </w:rPr>
       </w:pPr>
     </w:p>
     <w:p>
@@ -116,7 +153,25 @@
           <w:between w:val="nil"/>
         </w:pBdr>
         <w:jc w:val="center"/>
-      </w:pPr>
+        <w:rPr>
+          <w:b/>
+          <w:bCs/>
+        </w:rPr>
+      </w:pPr>
+      <w:r>
+        <w:rPr>
+          <w:b/>
+          <w:bCs/>
+        </w:rPr>
+        <w:t xml:space="preserve">Saku Nurmiranta, </w:t>
+      </w:r>
+      <w:r>
+        <w:rPr>
+          <w:b/>
+          <w:bCs/>
+        </w:rPr>
+        <w:t>003712926</w:t>
+      </w:r>
     </w:p>
     <w:p>
       <w:pPr>
@@ -128,6 +183,10 @@
           <w:between w:val="nil"/>
         </w:pBdr>
         <w:jc w:val="center"/>
+        <w:rPr>
+          <w:b/>
+          <w:bCs/>
+        </w:rPr>
       </w:pPr>
     </w:p>
     <w:p>
@@ -140,7 +199,66 @@
           <w:between w:val="nil"/>
         </w:pBdr>
         <w:jc w:val="center"/>
-      </w:pPr>
+        <w:rPr>
+          <w:b/>
+          <w:bCs/>
+        </w:rPr>
+      </w:pPr>
+      <w:r>
+        <w:rPr>
+          <w:b/>
+          <w:bCs/>
+          <w:noProof/>
+        </w:rPr>
+        <w:drawing>
+          <wp:inline distT="0" distB="0" distL="0" distR="0" wp14:anchorId="1BBB4717" wp14:editId="1089A3BD">
+            <wp:extent cx="5723890" cy="5415280"/>
+            <wp:effectExtent l="0" t="0" r="0" b="0"/>
+            <wp:docPr id="1197596806" name="Kuva 1"/>
+            <wp:cNvGraphicFramePr>
+              <a:graphicFrameLocks xmlns:a="http://schemas.openxmlformats.org/drawingml/2006/main" noChangeAspect="1"/>
+            </wp:cNvGraphicFramePr>
+            <a:graphic xmlns:a="http://schemas.openxmlformats.org/drawingml/2006/main">
+              <a:graphicData uri="http://schemas.openxmlformats.org/drawingml/2006/picture">
+                <pic:pic xmlns:pic="http://schemas.openxmlformats.org/drawingml/2006/picture">
+                  <pic:nvPicPr>
+                    <pic:cNvPr id="0" name="Picture 1"/>
+                    <pic:cNvPicPr>
+                      <a:picLocks noChangeAspect="1" noChangeArrowheads="1"/>
+                    </pic:cNvPicPr>
+                  </pic:nvPicPr>
+                  <pic:blipFill>
+                    <a:blip r:embed="rId6" cstate="print">
+                      <a:extLst>
+                        <a:ext uri="{28A0092B-C50C-407E-A947-70E740481C1C}">
+                          <a14:useLocalDpi xmlns:a14="http://schemas.microsoft.com/office/drawing/2010/main" val="0"/>
+                        </a:ext>
+                      </a:extLst>
+                    </a:blip>
+                    <a:srcRect/>
+                    <a:stretch>
+                      <a:fillRect/>
+                    </a:stretch>
+                  </pic:blipFill>
+                  <pic:spPr bwMode="auto">
+                    <a:xfrm>
+                      <a:off x="0" y="0"/>
+                      <a:ext cx="5723890" cy="5415280"/>
+                    </a:xfrm>
+                    <a:prstGeom prst="rect">
+                      <a:avLst/>
+                    </a:prstGeom>
+                    <a:noFill/>
+                    <a:ln>
+                      <a:noFill/>
+                    </a:ln>
+                  </pic:spPr>
+                </pic:pic>
+              </a:graphicData>
+            </a:graphic>
+          </wp:inline>
+        </w:drawing>
+      </w:r>
     </w:p>
     <w:p>
       <w:pPr>
@@ -152,6 +270,10 @@
           <w:between w:val="nil"/>
         </w:pBdr>
         <w:jc w:val="center"/>
+        <w:rPr>
+          <w:b/>
+          <w:bCs/>
+        </w:rPr>
       </w:pPr>
     </w:p>
     <w:p>
@@ -169,13 +291,6 @@
           <w:bCs/>
         </w:rPr>
       </w:pPr>
-      <w:r>
-        <w:rPr>
-          <w:b/>
-          <w:bCs/>
-        </w:rPr>
-        <w:t>GAME DESIGN DOCUMENT</w:t>
-      </w:r>
     </w:p>
     <w:p>
       <w:pPr>
@@ -208,13 +323,6 @@
           <w:bCs/>
         </w:rPr>
       </w:pPr>
-      <w:r>
-        <w:rPr>
-          <w:b/>
-          <w:bCs/>
-        </w:rPr>
-        <w:t>Demo(n)Tapes</w:t>
-      </w:r>
     </w:p>
     <w:p>
       <w:pPr>
@@ -247,20 +355,6 @@
           <w:bCs/>
         </w:rPr>
       </w:pPr>
-      <w:r>
-        <w:rPr>
-          <w:b/>
-          <w:bCs/>
-        </w:rPr>
-        <w:t xml:space="preserve">Saku Nurmiranta, </w:t>
-      </w:r>
-      <w:r>
-        <w:rPr>
-          <w:b/>
-          <w:bCs/>
-        </w:rPr>
-        <w:t>003712926</w:t>
-      </w:r>
     </w:p>
     <w:p>
       <w:pPr>
@@ -275,456 +369,6 @@
         <w:rPr>
           <w:b/>
           <w:bCs/>
-        </w:rPr>
-      </w:pPr>
-    </w:p>
-    <w:p>
-      <w:pPr>
-        <w:pBdr>
-          <w:top w:val="nil"/>
-          <w:left w:val="nil"/>
-          <w:bottom w:val="nil"/>
-          <w:right w:val="nil"/>
-          <w:between w:val="nil"/>
-        </w:pBdr>
-        <w:jc w:val="center"/>
-        <w:rPr>
-          <w:b/>
-          <w:bCs/>
-        </w:rPr>
-      </w:pPr>
-    </w:p>
-    <w:p>
-      <w:pPr>
-        <w:pBdr>
-          <w:top w:val="nil"/>
-          <w:left w:val="nil"/>
-          <w:bottom w:val="nil"/>
-          <w:right w:val="nil"/>
-          <w:between w:val="nil"/>
-        </w:pBdr>
-        <w:jc w:val="center"/>
-        <w:rPr>
-          <w:b/>
-          <w:bCs/>
-        </w:rPr>
-      </w:pPr>
-    </w:p>
-    <w:p>
-      <w:pPr>
-        <w:pBdr>
-          <w:top w:val="nil"/>
-          <w:left w:val="nil"/>
-          <w:bottom w:val="nil"/>
-          <w:right w:val="nil"/>
-          <w:between w:val="nil"/>
-        </w:pBdr>
-        <w:jc w:val="center"/>
-        <w:rPr>
-          <w:b/>
-          <w:bCs/>
-        </w:rPr>
-      </w:pPr>
-    </w:p>
-    <w:p>
-      <w:pPr>
-        <w:pBdr>
-          <w:top w:val="nil"/>
-          <w:left w:val="nil"/>
-          <w:bottom w:val="nil"/>
-          <w:right w:val="nil"/>
-          <w:between w:val="nil"/>
-        </w:pBdr>
-        <w:jc w:val="center"/>
-        <w:rPr>
-          <w:b/>
-          <w:bCs/>
-        </w:rPr>
-      </w:pPr>
-    </w:p>
-    <w:p>
-      <w:pPr>
-        <w:pBdr>
-          <w:top w:val="nil"/>
-          <w:left w:val="nil"/>
-          <w:bottom w:val="nil"/>
-          <w:right w:val="nil"/>
-          <w:between w:val="nil"/>
-        </w:pBdr>
-        <w:jc w:val="center"/>
-        <w:rPr>
-          <w:b/>
-          <w:bCs/>
-        </w:rPr>
-      </w:pPr>
-    </w:p>
-    <w:p>
-      <w:pPr>
-        <w:pBdr>
-          <w:top w:val="nil"/>
-          <w:left w:val="nil"/>
-          <w:bottom w:val="nil"/>
-          <w:right w:val="nil"/>
-          <w:between w:val="nil"/>
-        </w:pBdr>
-        <w:jc w:val="center"/>
-        <w:rPr>
-          <w:b/>
-          <w:bCs/>
-        </w:rPr>
-      </w:pPr>
-    </w:p>
-    <w:p>
-      <w:pPr>
-        <w:pBdr>
-          <w:top w:val="nil"/>
-          <w:left w:val="nil"/>
-          <w:bottom w:val="nil"/>
-          <w:right w:val="nil"/>
-          <w:between w:val="nil"/>
-        </w:pBdr>
-        <w:jc w:val="center"/>
-        <w:rPr>
-          <w:b/>
-          <w:bCs/>
-        </w:rPr>
-      </w:pPr>
-    </w:p>
-    <w:p>
-      <w:pPr>
-        <w:pBdr>
-          <w:top w:val="nil"/>
-          <w:left w:val="nil"/>
-          <w:bottom w:val="nil"/>
-          <w:right w:val="nil"/>
-          <w:between w:val="nil"/>
-        </w:pBdr>
-        <w:jc w:val="center"/>
-        <w:rPr>
-          <w:b/>
-          <w:bCs/>
-        </w:rPr>
-      </w:pPr>
-    </w:p>
-    <w:p>
-      <w:pPr>
-        <w:pBdr>
-          <w:top w:val="nil"/>
-          <w:left w:val="nil"/>
-          <w:bottom w:val="nil"/>
-          <w:right w:val="nil"/>
-          <w:between w:val="nil"/>
-        </w:pBdr>
-        <w:jc w:val="center"/>
-        <w:rPr>
-          <w:b/>
-          <w:bCs/>
-        </w:rPr>
-      </w:pPr>
-    </w:p>
-    <w:p>
-      <w:pPr>
-        <w:pBdr>
-          <w:top w:val="nil"/>
-          <w:left w:val="nil"/>
-          <w:bottom w:val="nil"/>
-          <w:right w:val="nil"/>
-          <w:between w:val="nil"/>
-        </w:pBdr>
-        <w:jc w:val="center"/>
-        <w:rPr>
-          <w:b/>
-          <w:bCs/>
-        </w:rPr>
-      </w:pPr>
-    </w:p>
-    <w:p>
-      <w:pPr>
-        <w:pBdr>
-          <w:top w:val="nil"/>
-          <w:left w:val="nil"/>
-          <w:bottom w:val="nil"/>
-          <w:right w:val="nil"/>
-          <w:between w:val="nil"/>
-        </w:pBdr>
-        <w:jc w:val="center"/>
-        <w:rPr>
-          <w:b/>
-          <w:bCs/>
-        </w:rPr>
-      </w:pPr>
-    </w:p>
-    <w:p>
-      <w:pPr>
-        <w:pBdr>
-          <w:top w:val="nil"/>
-          <w:left w:val="nil"/>
-          <w:bottom w:val="nil"/>
-          <w:right w:val="nil"/>
-          <w:between w:val="nil"/>
-        </w:pBdr>
-        <w:jc w:val="center"/>
-        <w:rPr>
-          <w:b/>
-          <w:bCs/>
-        </w:rPr>
-      </w:pPr>
-    </w:p>
-    <w:p>
-      <w:pPr>
-        <w:pBdr>
-          <w:top w:val="nil"/>
-          <w:left w:val="nil"/>
-          <w:bottom w:val="nil"/>
-          <w:right w:val="nil"/>
-          <w:between w:val="nil"/>
-        </w:pBdr>
-        <w:jc w:val="center"/>
-        <w:rPr>
-          <w:b/>
-          <w:bCs/>
-        </w:rPr>
-      </w:pPr>
-    </w:p>
-    <w:p>
-      <w:pPr>
-        <w:pBdr>
-          <w:top w:val="nil"/>
-          <w:left w:val="nil"/>
-          <w:bottom w:val="nil"/>
-          <w:right w:val="nil"/>
-          <w:between w:val="nil"/>
-        </w:pBdr>
-        <w:jc w:val="center"/>
-        <w:rPr>
-          <w:b/>
-          <w:bCs/>
-        </w:rPr>
-      </w:pPr>
-    </w:p>
-    <w:p>
-      <w:pPr>
-        <w:pBdr>
-          <w:top w:val="nil"/>
-          <w:left w:val="nil"/>
-          <w:bottom w:val="nil"/>
-          <w:right w:val="nil"/>
-          <w:between w:val="nil"/>
-        </w:pBdr>
-        <w:jc w:val="center"/>
-        <w:rPr>
-          <w:b/>
-          <w:bCs/>
-        </w:rPr>
-      </w:pPr>
-    </w:p>
-    <w:p>
-      <w:pPr>
-        <w:pBdr>
-          <w:top w:val="nil"/>
-          <w:left w:val="nil"/>
-          <w:bottom w:val="nil"/>
-          <w:right w:val="nil"/>
-          <w:between w:val="nil"/>
-        </w:pBdr>
-        <w:jc w:val="center"/>
-        <w:rPr>
-          <w:b/>
-          <w:bCs/>
-        </w:rPr>
-      </w:pPr>
-    </w:p>
-    <w:p>
-      <w:pPr>
-        <w:pBdr>
-          <w:top w:val="nil"/>
-          <w:left w:val="nil"/>
-          <w:bottom w:val="nil"/>
-          <w:right w:val="nil"/>
-          <w:between w:val="nil"/>
-        </w:pBdr>
-        <w:jc w:val="center"/>
-        <w:rPr>
-          <w:b/>
-          <w:bCs/>
-        </w:rPr>
-      </w:pPr>
-    </w:p>
-    <w:p>
-      <w:pPr>
-        <w:pBdr>
-          <w:top w:val="nil"/>
-          <w:left w:val="nil"/>
-          <w:bottom w:val="nil"/>
-          <w:right w:val="nil"/>
-          <w:between w:val="nil"/>
-        </w:pBdr>
-        <w:jc w:val="center"/>
-        <w:rPr>
-          <w:b/>
-          <w:bCs/>
-        </w:rPr>
-      </w:pPr>
-    </w:p>
-    <w:p>
-      <w:pPr>
-        <w:pBdr>
-          <w:top w:val="nil"/>
-          <w:left w:val="nil"/>
-          <w:bottom w:val="nil"/>
-          <w:right w:val="nil"/>
-          <w:between w:val="nil"/>
-        </w:pBdr>
-        <w:jc w:val="center"/>
-        <w:rPr>
-          <w:b/>
-          <w:bCs/>
-        </w:rPr>
-      </w:pPr>
-    </w:p>
-    <w:p>
-      <w:pPr>
-        <w:pBdr>
-          <w:top w:val="nil"/>
-          <w:left w:val="nil"/>
-          <w:bottom w:val="nil"/>
-          <w:right w:val="nil"/>
-          <w:between w:val="nil"/>
-        </w:pBdr>
-        <w:jc w:val="center"/>
-        <w:rPr>
-          <w:b/>
-          <w:bCs/>
-        </w:rPr>
-      </w:pPr>
-    </w:p>
-    <w:p>
-      <w:pPr>
-        <w:pBdr>
-          <w:top w:val="nil"/>
-          <w:left w:val="nil"/>
-          <w:bottom w:val="nil"/>
-          <w:right w:val="nil"/>
-          <w:between w:val="nil"/>
-        </w:pBdr>
-        <w:jc w:val="center"/>
-        <w:rPr>
-          <w:b/>
-          <w:bCs/>
-        </w:rPr>
-      </w:pPr>
-    </w:p>
-    <w:p>
-      <w:pPr>
-        <w:pBdr>
-          <w:top w:val="nil"/>
-          <w:left w:val="nil"/>
-          <w:bottom w:val="nil"/>
-          <w:right w:val="nil"/>
-          <w:between w:val="nil"/>
-        </w:pBdr>
-        <w:jc w:val="center"/>
-        <w:rPr>
-          <w:b/>
-          <w:bCs/>
-        </w:rPr>
-      </w:pPr>
-    </w:p>
-    <w:p>
-      <w:pPr>
-        <w:pBdr>
-          <w:top w:val="nil"/>
-          <w:left w:val="nil"/>
-          <w:bottom w:val="nil"/>
-          <w:right w:val="nil"/>
-          <w:between w:val="nil"/>
-        </w:pBdr>
-        <w:jc w:val="center"/>
-        <w:rPr>
-          <w:b/>
-          <w:bCs/>
-        </w:rPr>
-      </w:pPr>
-    </w:p>
-    <w:p>
-      <w:pPr>
-        <w:pBdr>
-          <w:top w:val="nil"/>
-          <w:left w:val="nil"/>
-          <w:bottom w:val="nil"/>
-          <w:right w:val="nil"/>
-          <w:between w:val="nil"/>
-        </w:pBdr>
-        <w:jc w:val="center"/>
-        <w:rPr>
-          <w:b/>
-          <w:bCs/>
-        </w:rPr>
-      </w:pPr>
-    </w:p>
-    <w:p>
-      <w:pPr>
-        <w:pBdr>
-          <w:top w:val="nil"/>
-          <w:left w:val="nil"/>
-          <w:bottom w:val="nil"/>
-          <w:right w:val="nil"/>
-          <w:between w:val="nil"/>
-        </w:pBdr>
-        <w:jc w:val="center"/>
-        <w:rPr>
-          <w:b/>
-          <w:bCs/>
-        </w:rPr>
-      </w:pPr>
-    </w:p>
-    <w:p>
-      <w:pPr>
-        <w:pBdr>
-          <w:top w:val="nil"/>
-          <w:left w:val="nil"/>
-          <w:bottom w:val="nil"/>
-          <w:right w:val="nil"/>
-          <w:between w:val="nil"/>
-        </w:pBdr>
-        <w:jc w:val="center"/>
-        <w:rPr>
-          <w:b/>
-          <w:bCs/>
-        </w:rPr>
-      </w:pPr>
-    </w:p>
-    <w:p>
-      <w:pPr>
-        <w:pBdr>
-          <w:top w:val="nil"/>
-          <w:left w:val="nil"/>
-          <w:bottom w:val="nil"/>
-          <w:right w:val="nil"/>
-          <w:between w:val="nil"/>
-        </w:pBdr>
-        <w:rPr>
-          <w:b/>
-          <w:bCs/>
-        </w:rPr>
-      </w:pPr>
-    </w:p>
-    <w:p>
-      <w:pPr>
-        <w:pBdr>
-          <w:top w:val="nil"/>
-          <w:left w:val="nil"/>
-          <w:bottom w:val="nil"/>
-          <w:right w:val="nil"/>
-          <w:between w:val="nil"/>
-        </w:pBdr>
-        <w:spacing w:before="240" w:after="40" w:line="216" w:lineRule="auto"/>
-        <w:rPr>
-          <w:b/>
-          <w:bCs/>
-          <w:color w:val="404040"/>
-          <w:sz w:val="24"/>
-          <w:szCs w:val="24"/>
         </w:rPr>
       </w:pPr>
     </w:p>
@@ -3607,8 +3251,6 @@
     </w:p>
     <w:p/>
     <w:p/>
-    <w:p/>
-    <w:p/>
     <w:p>
       <w:pPr>
         <w:spacing w:line="360" w:lineRule="auto"/>
@@ -3627,21 +3269,7 @@
           <w:sz w:val="24"/>
           <w:szCs w:val="24"/>
         </w:rPr>
-        <w:t xml:space="preserve">Demo(n)Tapes is </w:t>
-      </w:r>
-      <w:r>
-        <w:rPr>
-          <w:sz w:val="24"/>
-          <w:szCs w:val="24"/>
-        </w:rPr>
-        <w:t xml:space="preserve">primarily two things: it is </w:t>
-      </w:r>
-      <w:r>
-        <w:rPr>
-          <w:sz w:val="24"/>
-          <w:szCs w:val="24"/>
-        </w:rPr>
-        <w:t xml:space="preserve">a game </w:t>
+        <w:t xml:space="preserve">Demo(n)Tapes is a game </w:t>
       </w:r>
       <w:r>
         <w:rPr>
@@ -3759,7 +3387,13 @@
         <w:t>que</w:t>
       </w:r>
       <w:r>
-        <w:t xml:space="preserve"> of metal heads, surrounding a record shop with rapidly changing management at the capital city of Snordenmark. The game is played in years and seasons or rounds and turns. The objective of the game is to </w:t>
+        <w:t xml:space="preserve"> of metal heads, surrounding a record shop</w:t>
+      </w:r>
+      <w:r>
+        <w:t xml:space="preserve"> (called The Hole)</w:t>
+      </w:r>
+      <w:r>
+        <w:t xml:space="preserve"> with rapidly changing management at the capital city of Snordenmark. The game is played in years and seasons or rounds and turns. The objective of the game is to </w:t>
       </w:r>
       <w:r>
         <w:t>nurture</w:t>
@@ -3768,19 +3402,16 @@
         <w:t xml:space="preserve"> the sound of what is considered TRUE</w:t>
       </w:r>
       <w:r>
+        <w:t xml:space="preserve"> Black Metal</w:t>
+      </w:r>
+      <w:r>
+        <w:t>,</w:t>
+      </w:r>
+      <w:r>
+        <w:t xml:space="preserve"> by participating in it through creation of demos,</w:t>
+      </w:r>
+      <w:r>
         <w:t xml:space="preserve"> </w:t>
-      </w:r>
-      <w:r>
-        <w:t xml:space="preserve">(or </w:t>
-      </w:r>
-      <w:r>
-        <w:t>glacier-kvlt snordanes Black Metal</w:t>
-      </w:r>
-      <w:r>
-        <w:t>)</w:t>
-      </w:r>
-      <w:r>
-        <w:t xml:space="preserve">, </w:t>
       </w:r>
       <w:r>
         <w:t>keeping</w:t>
@@ -3870,21 +3501,77 @@
           <w:sz w:val="24"/>
           <w:szCs w:val="24"/>
         </w:rPr>
-        <w:t xml:space="preserve"> The scene bubble might burst, ending the second wave and making room for the commercial third wave of</w:t>
+        <w:t xml:space="preserve"> The scene bubble might burst, ending the </w:t>
       </w:r>
       <w:r>
         <w:rPr>
           <w:sz w:val="24"/>
           <w:szCs w:val="24"/>
         </w:rPr>
-        <w:t xml:space="preserve"> </w:t>
+        <w:t>authenticity striving creation</w:t>
       </w:r>
       <w:r>
         <w:rPr>
           <w:sz w:val="24"/>
           <w:szCs w:val="24"/>
         </w:rPr>
-        <w:t>snordanes metal music.</w:t>
+        <w:t xml:space="preserve"> and </w:t>
+      </w:r>
+      <w:r>
+        <w:rPr>
+          <w:sz w:val="24"/>
+          <w:szCs w:val="24"/>
+        </w:rPr>
+        <w:t>replacing it with</w:t>
+      </w:r>
+      <w:r>
+        <w:rPr>
+          <w:sz w:val="24"/>
+          <w:szCs w:val="24"/>
+        </w:rPr>
+        <w:t xml:space="preserve"> </w:t>
+      </w:r>
+      <w:r>
+        <w:rPr>
+          <w:sz w:val="24"/>
+          <w:szCs w:val="24"/>
+        </w:rPr>
+        <w:t>a formulaic and rigid type</w:t>
+      </w:r>
+      <w:r>
+        <w:rPr>
+          <w:sz w:val="24"/>
+          <w:szCs w:val="24"/>
+        </w:rPr>
+        <w:t xml:space="preserve"> </w:t>
+      </w:r>
+      <w:r>
+        <w:rPr>
+          <w:sz w:val="24"/>
+          <w:szCs w:val="24"/>
+        </w:rPr>
+        <w:t>metal music</w:t>
+      </w:r>
+      <w:r>
+        <w:rPr>
+          <w:sz w:val="24"/>
+          <w:szCs w:val="24"/>
+        </w:rPr>
+        <w:t xml:space="preserve"> emulating the last great bands</w:t>
+      </w:r>
+      <w:r>
+        <w:rPr>
+          <w:sz w:val="24"/>
+          <w:szCs w:val="24"/>
+        </w:rPr>
+        <w:t>.</w:t>
+      </w:r>
+      <w:r>
+        <w:rPr>
+          <w:sz w:val="24"/>
+          <w:szCs w:val="24"/>
+        </w:rPr>
+        <w:t xml:space="preserve"> Or alternatively, such a drastic set of actions is taken in the name of authenticity, that the societal backlash simply wipes the scene away.</w:t>
       </w:r>
     </w:p>
     <w:p>
@@ -3936,22 +3623,33 @@
         </w:rPr>
         <w:t>As it stands, Demo(n)Tapes</w:t>
       </w:r>
-    </w:p>
-    <w:p>
-      <w:pPr>
-        <w:spacing w:line="360" w:lineRule="auto"/>
-        <w:jc w:val="both"/>
+      <w:r>
         <w:rPr>
           <w:sz w:val="24"/>
           <w:szCs w:val="24"/>
         </w:rPr>
-      </w:pPr>
+        <w:t xml:space="preserve"> </w:t>
+      </w:r>
       <w:r>
         <w:rPr>
           <w:sz w:val="24"/>
           <w:szCs w:val="24"/>
         </w:rPr>
-        <w:t>is an online multiplayer game only.</w:t>
+        <w:t xml:space="preserve">is an online multiplayer game </w:t>
+      </w:r>
+      <w:r>
+        <w:rPr>
+          <w:sz w:val="24"/>
+          <w:szCs w:val="24"/>
+        </w:rPr>
+        <w:t xml:space="preserve">with limited features </w:t>
+      </w:r>
+      <w:r>
+        <w:rPr>
+          <w:sz w:val="24"/>
+          <w:szCs w:val="24"/>
+        </w:rPr>
+        <w:t>only.</w:t>
       </w:r>
     </w:p>
     <w:p>
@@ -4116,7 +3814,7 @@
                     <pic:cNvPicPr/>
                   </pic:nvPicPr>
                   <pic:blipFill>
-                    <a:blip r:embed="rId6" cstate="print">
+                    <a:blip r:embed="rId7" cstate="print">
                       <a:extLst>
                         <a:ext uri="{28A0092B-C50C-407E-A947-70E740481C1C}">
                           <a14:useLocalDpi xmlns:a14="http://schemas.microsoft.com/office/drawing/2010/main" val="0"/>
@@ -4249,7 +3947,13 @@
         <w:t>”.</w:t>
       </w:r>
       <w:r>
-        <w:t xml:space="preserve"> The “.SNO” hyphen is determined from a drop-down menu, by the country of origin. Many or all these options might be locked down to their defaults, depending on where the project’s development is currently at, and the same goes for the character’s outlook, which would ideally be alterable.</w:t>
+        <w:t xml:space="preserve"> The </w:t>
+      </w:r>
+      <w:r>
+        <w:t>“. SNO</w:t>
+      </w:r>
+      <w:r>
+        <w:t>” hyphen is determined from a drop-down menu, by the country of origin. Many or all these options might be locked down to their defaults, depending on where the project’s development is currently at, and the same goes for the character’s outlook, which would ideally be alterable.</w:t>
       </w:r>
       <w:r>
         <w:t xml:space="preserve"> The band’s logo is by default as depicted below. </w:t>
@@ -4317,7 +4021,7 @@
                     </pic:cNvPicPr>
                   </pic:nvPicPr>
                   <pic:blipFill>
-                    <a:blip r:embed="rId7" cstate="print">
+                    <a:blip r:embed="rId8" cstate="print">
                       <a:extLst>
                         <a:ext uri="{28A0092B-C50C-407E-A947-70E740481C1C}">
                           <a14:useLocalDpi xmlns:a14="http://schemas.microsoft.com/office/drawing/2010/main" val="0"/>
@@ -4817,7 +4521,16 @@
         <w:t xml:space="preserve"> </w:t>
       </w:r>
       <w:r>
-        <w:t xml:space="preserve">They are also feeling infatuated, which is </w:t>
+        <w:t xml:space="preserve">The spitefulness is a permutation of the malevolence tag. </w:t>
+      </w:r>
+      <w:r>
+        <w:t>They are also feeling infatuated</w:t>
+      </w:r>
+      <w:r>
+        <w:t xml:space="preserve"> (a permutation of the vitality tag)</w:t>
+      </w:r>
+      <w:r>
+        <w:t xml:space="preserve">, which is </w:t>
       </w:r>
       <w:r>
         <w:rPr>
@@ -4827,7 +4540,13 @@
         <w:t>a mood tag</w:t>
       </w:r>
       <w:r>
-        <w:t xml:space="preserve"> that can be resolved through simple actions. Mood changes faster than resonance. Finally, the Pagan tag is </w:t>
+        <w:t xml:space="preserve"> that can be resolved through simple actions. Mood changes faster than resonance. Finally, the Pagan tag </w:t>
+      </w:r>
+      <w:r>
+        <w:t xml:space="preserve">(a permutation of the sacred tag) </w:t>
+      </w:r>
+      <w:r>
+        <w:t xml:space="preserve">is </w:t>
       </w:r>
       <w:r>
         <w:rPr>
@@ -5354,7 +5073,13 @@
         <w:t xml:space="preserve">As a point of clarification: If a character makes three actions in a season, regardless of their outcome, they will begin their next season tired. This tiredness then </w:t>
       </w:r>
       <w:r>
-        <w:t>sets them up for a strain penalty in what ever collective action they have chosen. The only exception to this rule is if they get to be the next Keeper. Keeper doesn’t inherit tiredness from non-keeper actions. Likewise, the player who overplayed as keeper and then lost the position, won’t start their next season as a regular player tired.</w:t>
+        <w:t xml:space="preserve">sets them up for a strain penalty in </w:t>
+      </w:r>
+      <w:r>
+        <w:t>whatever</w:t>
+      </w:r>
+      <w:r>
+        <w:t xml:space="preserve"> collective action they have chosen. The only exception to this rule is if they get to be the next Keeper. Keeper doesn’t inherit tiredness from non-keeper actions. Likewise, the player who overplayed as keeper and then lost the position, won’t start their next season as a regular player tired.</w:t>
       </w:r>
     </w:p>
     <w:p>
@@ -5934,10 +5659,22 @@
         <w:t xml:space="preserve"> Tags stand in relation with other tags, so a single tag has a so-called anti-tag and a few tags that have associations with the tag. For example, death</w:t>
       </w:r>
       <w:r>
-        <w:t>’s anti-tag is life, and it has an association with stillness, silence and darkness tags. Life, in turn, has an association with energy, noise and light.</w:t>
-      </w:r>
-      <w:r>
-        <w:t xml:space="preserve"> Usually, only the tag and perhaps its anti-tag are in play, but in few instances a tag can be transmuted to or replaced by its associate tag.</w:t>
+        <w:t>’s anti-tag is life, and it has an association</w:t>
+      </w:r>
+      <w:r>
+        <w:t xml:space="preserve"> (or permutations)</w:t>
+      </w:r>
+      <w:r>
+        <w:t xml:space="preserve"> with stillness, silence and darkness tags. Life, in turn, has an association with energy, noise and light.</w:t>
+      </w:r>
+      <w:r>
+        <w:t xml:space="preserve"> Usually, only the tag and perhaps its anti-tag are in play, but in few instances a tag can be </w:t>
+      </w:r>
+      <w:r>
+        <w:t>played as one of its permutations</w:t>
+      </w:r>
+      <w:r>
+        <w:t>.</w:t>
       </w:r>
       <w:r>
         <w:t xml:space="preserve"> A person cannot hold both a tag and its anti-tag at the beginning of the turn. </w:t>
@@ -5974,11 +5711,17 @@
         <w:pStyle w:val="Normaali2"/>
       </w:pPr>
       <w:r>
-        <w:t xml:space="preserve">Every game entity object carries at least one tag (resonance tag) which means that every such object in the game can be interacted with to reach for that tag. Tags can be found from other sources, too, such as in-season tags that are naturally provided by the current turn (autumn tags are morbid, winter tags are cold, for example). Some </w:t>
+        <w:t xml:space="preserve">Every game entity object carries </w:t>
+      </w:r>
+      <w:r>
+        <w:t xml:space="preserve">a permutation of </w:t>
+      </w:r>
+      <w:r>
+        <w:t xml:space="preserve">at least one tag (resonance tag) which means that every such object in the game can be interacted with to reach for that tag. Tags can be found from other sources, too, such as in-season tags that are naturally provided by the current turn (autumn tags are morbid, winter tags are cold, </w:t>
       </w:r>
       <w:r>
         <w:lastRenderedPageBreak/>
-        <w:t xml:space="preserve">game events can spawn special tags, which tend to be the more valuable, the more rare or risky their acquirement is. </w:t>
+        <w:t xml:space="preserve">for example). Some game events can spawn special tags, which tend to be the more valuable, the more rare or risky their acquirement is. </w:t>
       </w:r>
     </w:p>
     <w:p>
@@ -6008,7 +5751,35 @@
         <w:t xml:space="preserve">Mood tags </w:t>
       </w:r>
       <w:r>
-        <w:t xml:space="preserve">can only be used once per turn. If tried to access more, the second (or even third) mood tag will be labelled “simulacra” which means it doesn’t carry the actual emotional energy but goes through the motions only. As an idea, it has a diminished value. </w:t>
+        <w:t xml:space="preserve">can only be used </w:t>
+      </w:r>
+      <w:r>
+        <w:t>twice</w:t>
+      </w:r>
+      <w:r>
+        <w:t xml:space="preserve"> per turn. If tried to access more, the</w:t>
+      </w:r>
+      <w:r>
+        <w:t xml:space="preserve"> third </w:t>
+      </w:r>
+      <w:r>
+        <w:t xml:space="preserve">mood tag </w:t>
+      </w:r>
+      <w:r>
+        <w:t>has a chance of being</w:t>
+      </w:r>
+      <w:r>
+        <w:t xml:space="preserve"> labelled “</w:t>
+      </w:r>
+      <w:r>
+        <w:rPr>
+          <w:b/>
+          <w:bCs/>
+        </w:rPr>
+        <w:t>simulacra</w:t>
+      </w:r>
+      <w:r>
+        <w:t xml:space="preserve">” which means it doesn’t carry the actual emotional energy but goes through the motions only. As an idea, it has a diminished value. </w:t>
       </w:r>
       <w:r>
         <w:rPr>
@@ -6021,7 +5792,17 @@
         <w:t xml:space="preserve"> can be </w:t>
       </w:r>
       <w:r>
-        <w:t>accessed any number of times per turn, but a third time it is used in the same track counts as proselytizing.</w:t>
+        <w:t xml:space="preserve">accessed any number of times per turn, but a third time it is used in the same track counts as </w:t>
+      </w:r>
+      <w:r>
+        <w:rPr>
+          <w:b/>
+          <w:bCs/>
+        </w:rPr>
+        <w:t>proselytizing</w:t>
+      </w:r>
+      <w:r>
+        <w:t>.</w:t>
       </w:r>
     </w:p>
     <w:p>
@@ -6051,6 +5832,367 @@
       <w:pPr>
         <w:pStyle w:val="Normaali2"/>
       </w:pPr>
+    </w:p>
+    <w:p>
+      <w:pPr>
+        <w:pBdr>
+          <w:top w:val="nil"/>
+          <w:left w:val="nil"/>
+          <w:bottom w:val="nil"/>
+          <w:right w:val="nil"/>
+          <w:between w:val="nil"/>
+        </w:pBdr>
+        <w:rPr>
+          <w:b/>
+          <w:bCs/>
+        </w:rPr>
+      </w:pPr>
+      <w:r>
+        <w:rPr>
+          <w:b/>
+          <w:bCs/>
+        </w:rPr>
+        <w:t>Tag – Anti-tag pairs</w:t>
+      </w:r>
+    </w:p>
+    <w:p>
+      <w:pPr>
+        <w:pBdr>
+          <w:top w:val="nil"/>
+          <w:left w:val="nil"/>
+          <w:bottom w:val="nil"/>
+          <w:right w:val="nil"/>
+          <w:between w:val="nil"/>
+        </w:pBdr>
+        <w:rPr>
+          <w:b/>
+          <w:bCs/>
+        </w:rPr>
+      </w:pPr>
+    </w:p>
+    <w:tbl>
+      <w:tblPr>
+        <w:tblStyle w:val="TaulukkoRuudukko"/>
+        <w:tblW w:w="0" w:type="auto"/>
+        <w:tblLook w:val="04A0" w:firstRow="1" w:lastRow="0" w:firstColumn="1" w:lastColumn="0" w:noHBand="0" w:noVBand="1"/>
+      </w:tblPr>
+      <w:tblGrid>
+        <w:gridCol w:w="1696"/>
+        <w:gridCol w:w="1701"/>
+        <w:gridCol w:w="5622"/>
+      </w:tblGrid>
+      <w:tr>
+        <w:tc>
+          <w:tcPr>
+            <w:tcW w:w="1696" w:type="dxa"/>
+          </w:tcPr>
+          <w:p>
+            <w:pPr>
+              <w:rPr>
+                <w:b/>
+                <w:bCs/>
+              </w:rPr>
+            </w:pPr>
+            <w:r>
+              <w:rPr>
+                <w:b/>
+                <w:bCs/>
+              </w:rPr>
+              <w:t>Tag</w:t>
+            </w:r>
+          </w:p>
+        </w:tc>
+        <w:tc>
+          <w:tcPr>
+            <w:tcW w:w="1701" w:type="dxa"/>
+          </w:tcPr>
+          <w:p>
+            <w:pPr>
+              <w:rPr>
+                <w:b/>
+                <w:bCs/>
+              </w:rPr>
+            </w:pPr>
+            <w:r>
+              <w:rPr>
+                <w:b/>
+                <w:bCs/>
+              </w:rPr>
+              <w:t>Anti-Tag</w:t>
+            </w:r>
+          </w:p>
+        </w:tc>
+        <w:tc>
+          <w:tcPr>
+            <w:tcW w:w="5622" w:type="dxa"/>
+          </w:tcPr>
+          <w:p>
+            <w:pPr>
+              <w:rPr>
+                <w:b/>
+                <w:bCs/>
+              </w:rPr>
+            </w:pPr>
+            <w:r>
+              <w:rPr>
+                <w:b/>
+                <w:bCs/>
+              </w:rPr>
+              <w:t>Axis</w:t>
+            </w:r>
+          </w:p>
+        </w:tc>
+      </w:tr>
+      <w:tr>
+        <w:tc>
+          <w:tcPr>
+            <w:tcW w:w="1696" w:type="dxa"/>
+          </w:tcPr>
+          <w:p>
+            <w:r>
+              <w:t>Profane</w:t>
+            </w:r>
+          </w:p>
+        </w:tc>
+        <w:tc>
+          <w:tcPr>
+            <w:tcW w:w="1701" w:type="dxa"/>
+          </w:tcPr>
+          <w:p>
+            <w:r>
+              <w:t>Sacred</w:t>
+            </w:r>
+          </w:p>
+        </w:tc>
+        <w:tc>
+          <w:tcPr>
+            <w:tcW w:w="5622" w:type="dxa"/>
+          </w:tcPr>
+          <w:p>
+            <w:r>
+              <w:t>Transgression vs Sanctification</w:t>
+            </w:r>
+          </w:p>
+        </w:tc>
+      </w:tr>
+      <w:tr>
+        <w:tc>
+          <w:tcPr>
+            <w:tcW w:w="1696" w:type="dxa"/>
+          </w:tcPr>
+          <w:p>
+            <w:r>
+              <w:t>Cold</w:t>
+            </w:r>
+          </w:p>
+        </w:tc>
+        <w:tc>
+          <w:tcPr>
+            <w:tcW w:w="1701" w:type="dxa"/>
+          </w:tcPr>
+          <w:p>
+            <w:r>
+              <w:t>Warm</w:t>
+            </w:r>
+          </w:p>
+        </w:tc>
+        <w:tc>
+          <w:tcPr>
+            <w:tcW w:w="5622" w:type="dxa"/>
+          </w:tcPr>
+          <w:p>
+            <w:r>
+              <w:t>Emotional Distance vs Immediacy</w:t>
+            </w:r>
+          </w:p>
+        </w:tc>
+      </w:tr>
+      <w:tr>
+        <w:tc>
+          <w:tcPr>
+            <w:tcW w:w="1696" w:type="dxa"/>
+          </w:tcPr>
+          <w:p>
+            <w:r>
+              <w:t>Raw</w:t>
+            </w:r>
+          </w:p>
+        </w:tc>
+        <w:tc>
+          <w:tcPr>
+            <w:tcW w:w="1701" w:type="dxa"/>
+          </w:tcPr>
+          <w:p>
+            <w:r>
+              <w:t>Honed</w:t>
+            </w:r>
+          </w:p>
+        </w:tc>
+        <w:tc>
+          <w:tcPr>
+            <w:tcW w:w="5622" w:type="dxa"/>
+          </w:tcPr>
+          <w:p>
+            <w:r>
+              <w:t>Expression vs Refinement</w:t>
+            </w:r>
+          </w:p>
+        </w:tc>
+      </w:tr>
+      <w:tr>
+        <w:tc>
+          <w:tcPr>
+            <w:tcW w:w="1696" w:type="dxa"/>
+          </w:tcPr>
+          <w:p>
+            <w:r>
+              <w:t>Fast</w:t>
+            </w:r>
+          </w:p>
+        </w:tc>
+        <w:tc>
+          <w:tcPr>
+            <w:tcW w:w="1701" w:type="dxa"/>
+          </w:tcPr>
+          <w:p>
+            <w:r>
+              <w:t>Slow</w:t>
+            </w:r>
+          </w:p>
+        </w:tc>
+        <w:tc>
+          <w:tcPr>
+            <w:tcW w:w="5622" w:type="dxa"/>
+          </w:tcPr>
+          <w:p>
+            <w:r>
+              <w:t>Urgency vs Deliberation</w:t>
+            </w:r>
+          </w:p>
+        </w:tc>
+      </w:tr>
+      <w:tr>
+        <w:tc>
+          <w:tcPr>
+            <w:tcW w:w="1696" w:type="dxa"/>
+          </w:tcPr>
+          <w:p>
+            <w:r>
+              <w:t>Malevolent</w:t>
+            </w:r>
+          </w:p>
+        </w:tc>
+        <w:tc>
+          <w:tcPr>
+            <w:tcW w:w="1701" w:type="dxa"/>
+          </w:tcPr>
+          <w:p>
+            <w:r>
+              <w:t>Benevolent</w:t>
+            </w:r>
+          </w:p>
+        </w:tc>
+        <w:tc>
+          <w:tcPr>
+            <w:tcW w:w="5622" w:type="dxa"/>
+          </w:tcPr>
+          <w:p>
+            <w:r>
+              <w:t>Hostility vs Altruism</w:t>
+            </w:r>
+          </w:p>
+        </w:tc>
+      </w:tr>
+      <w:tr>
+        <w:tc>
+          <w:tcPr>
+            <w:tcW w:w="1696" w:type="dxa"/>
+          </w:tcPr>
+          <w:p>
+            <w:r>
+              <w:t>Morbid</w:t>
+            </w:r>
+          </w:p>
+        </w:tc>
+        <w:tc>
+          <w:tcPr>
+            <w:tcW w:w="1701" w:type="dxa"/>
+          </w:tcPr>
+          <w:p>
+            <w:r>
+              <w:t>Vital</w:t>
+            </w:r>
+          </w:p>
+        </w:tc>
+        <w:tc>
+          <w:tcPr>
+            <w:tcW w:w="5622" w:type="dxa"/>
+          </w:tcPr>
+          <w:p>
+            <w:r>
+              <w:t>Death Fixation vs Life Force</w:t>
+            </w:r>
+          </w:p>
+        </w:tc>
+      </w:tr>
+      <w:tr>
+        <w:tc>
+          <w:tcPr>
+            <w:tcW w:w="1696" w:type="dxa"/>
+          </w:tcPr>
+          <w:p>
+            <w:r>
+              <w:t>Void</w:t>
+            </w:r>
+          </w:p>
+        </w:tc>
+        <w:tc>
+          <w:tcPr>
+            <w:tcW w:w="1701" w:type="dxa"/>
+          </w:tcPr>
+          <w:p>
+            <w:r>
+              <w:t>Meaning</w:t>
+            </w:r>
+          </w:p>
+        </w:tc>
+        <w:tc>
+          <w:tcPr>
+            <w:tcW w:w="5622" w:type="dxa"/>
+          </w:tcPr>
+          <w:p>
+            <w:r>
+              <w:t>Nihilism vs Purpose</w:t>
+            </w:r>
+          </w:p>
+        </w:tc>
+      </w:tr>
+    </w:tbl>
+    <w:p>
+      <w:pPr>
+        <w:pStyle w:val="Normaali2"/>
+      </w:pPr>
+    </w:p>
+    <w:p>
+      <w:pPr>
+        <w:pStyle w:val="Normaali2"/>
+      </w:pPr>
+      <w:r>
+        <w:rPr>
+          <w:b/>
+          <w:bCs/>
+        </w:rPr>
+        <w:t>Tag permutations</w:t>
+      </w:r>
+      <w:r>
+        <w:t xml:space="preserve"> are the actual, concrete form in which the tag manifests in the game. Permutations themselves have further determination principles. For example, the tag Sacred, must manifest in a permutation such as “polytheist Nordic paganism”. Polytheism is the actual permutation, and the “Nordic paganism” part is a specific type of polytheism.  Some permutations can be shared with different tags, so they can be played as any of these tags when they come to play – for example the permutation “energetic” is shared by the tags “Vital”, “Warm” and “Fast”. It is the permutation that is in play that is owned by the player who originally made it, but only in the context of the tag it manifests: If Player 1 introduced Energetic as a permutation of Fast, but Player 2 brought Energetic as a permutation of Vital, they are a different instance of Energetic.</w:t>
+      </w:r>
+      <w:r>
+        <w:t xml:space="preserve"> Player 3 must bring in Energetic as Warmth, or their progress is shared with player 1 or 2 (who played Energetic earlier and are likely already ahead).</w:t>
+      </w:r>
+      <w:r>
+        <w:t xml:space="preserve"> </w:t>
+      </w:r>
     </w:p>
     <w:p>
       <w:pPr>
@@ -6135,11 +6277,7 @@
         <w:pStyle w:val="Normaali2"/>
       </w:pPr>
       <w:r>
-        <w:t xml:space="preserve">Nullsvorn can write lyrics about paganism all day long, but they must actively mock organized religion by building a pagan – organized religion tag-pair to their lyrics. The act of engaging with the subject matter is disturbing and builds into a visceral reaction on the record, which the listener can hear. The outcome is “serious”, not just a surface </w:t>
-      </w:r>
-      <w:r>
-        <w:lastRenderedPageBreak/>
-        <w:t>act. So, a re-sacralising tag-pair is made of tag and its anti-tag, the latter which evaporates quickly unless it is pinned down somehow.</w:t>
+        <w:t>Nullsvorn can write lyrics about paganism all day long, but they must actively mock organized religion by building a pagan – organized religion tag-pair to their lyrics. The act of engaging with the subject matter is disturbing and builds into a visceral reaction on the record, which the listener can hear. The outcome is “serious”, not just a surface act. So, a re-sacralising tag-pair is made of tag and its anti-tag, the latter which evaporates quickly unless it is pinned down somehow.</w:t>
       </w:r>
     </w:p>
     <w:p/>
@@ -6186,7 +6324,11 @@
         <w:t>n</w:t>
       </w:r>
       <w:r>
-        <w:t xml:space="preserve"> what is superficially considered “true” in the game. The surface level true is just the prevalent tags already present in the game as influential demo tapes. This simplistic level of true is the primary way in which the players accumulate resources. They make “true sounding” music for the scene by matching the correct tags and aspects to what is expected of them. “Screaming about the devil alongside basic band instruments played in a certain fashion” passes for true to most listeners. Each tag they manage to put to play, gives them a score yield (along with the person who originally put the tag in play).</w:t>
+        <w:t xml:space="preserve"> what is superficially considered “true” in the game. The surface level true is just the prevalent tags already present in the game as influential demo tapes. This simplistic level of true is the primary way in which the players accumulate resources. They make “true sounding” music for the scene by matching the correct tags and aspects to what is expected of them. “Screaming about the devil alongside basic band instruments played in a certain </w:t>
+      </w:r>
+      <w:r>
+        <w:lastRenderedPageBreak/>
+        <w:t>fashion” passes for true to most listeners. Each tag they manage to put to play, gives them a score yield (along with the person who originally put the tag in play).</w:t>
       </w:r>
       <w:r>
         <w:t xml:space="preserve"> </w:t>
@@ -6268,11 +6410,22 @@
         <w:pStyle w:val="Normaali2"/>
       </w:pPr>
       <w:r>
-        <w:t xml:space="preserve">When a tag or tag-pair gets played as TRUE, it pulls all the other tags it accompanies on the recording with it further into the centre of the scene’s thematics by the factor of </w:t>
-      </w:r>
-      <w:r>
-        <w:lastRenderedPageBreak/>
-        <w:t>its gravity. It also pushes against the anti-tag component with the same factor, if viable (the anti-tag is not likely in play as an individual entity). Gravity is also the value the Keeper must work against if they want to remove it from the table.</w:t>
+        <w:t>When a tag or tag-pair gets played as TRUE, it pulls all the other tags it accompanies on the recording with it further into the centre of the scene’s thematics by the factor of its gravity. It also pushes against the anti-tag component with the same factor, if viable (the anti-tag is not likely in play as an individual entity). Gravity is also the value the Keeper must work against if they want to remove it from the table.</w:t>
+      </w:r>
+      <w:r>
+        <w:t xml:space="preserve"> The Gravity effect of a TRUE tag that carries three repetitions of a conviction permutation </w:t>
+      </w:r>
+      <w:r>
+        <w:t>is</w:t>
+      </w:r>
+      <w:r>
+        <w:t xml:space="preserve"> </w:t>
+      </w:r>
+      <w:r>
+        <w:t>proselytizing and</w:t>
+      </w:r>
+      <w:r>
+        <w:t xml:space="preserve"> can cause scene splintering. </w:t>
       </w:r>
       <w:r>
         <w:br w:type="page"/>
@@ -6746,8 +6899,8 @@
         <w:tblLook w:val="04A0" w:firstRow="1" w:lastRow="0" w:firstColumn="1" w:lastColumn="0" w:noHBand="0" w:noVBand="1"/>
       </w:tblPr>
       <w:tblGrid>
-        <w:gridCol w:w="2177"/>
-        <w:gridCol w:w="6852"/>
+        <w:gridCol w:w="1865"/>
+        <w:gridCol w:w="7164"/>
       </w:tblGrid>
       <w:tr>
         <w:trPr>
@@ -6954,7 +7107,7 @@
                 <w:b/>
                 <w:bCs/>
               </w:rPr>
-              <w:t>Demo(n)Tapes</w:t>
+              <w:t>Actor</w:t>
             </w:r>
           </w:p>
         </w:tc>
@@ -6978,26 +7131,7 @@
                 <w:bCs/>
               </w:rPr>
             </w:pPr>
-            <w:r>
-              <w:rPr>
-                <w:b/>
-                <w:bCs/>
-              </w:rPr>
-              <w:t>The game and art project simulating the 2nd-wave black metal scene of Snordenmark.</w:t>
-            </w:r>
-          </w:p>
-        </w:tc>
-      </w:tr>
-      <w:tr>
-        <w:trPr>
-          <w:tblCellSpacing w:w="15" w:type="dxa"/>
-        </w:trPr>
-        <w:tc>
-          <w:tcPr>
-            <w:tcW w:w="0" w:type="auto"/>
-            <w:vAlign w:val="center"/>
-            <w:hideMark/>
-          </w:tcPr>
+          </w:p>
           <w:p>
             <w:pPr>
               <w:pBdr>
@@ -7017,10 +7151,15 @@
                 <w:b/>
                 <w:bCs/>
               </w:rPr>
-              <w:t>Snordenmark (SNO)</w:t>
-            </w:r>
-          </w:p>
-        </w:tc>
+              <w:t>Semi-autonomous character acting within a collective (e.g., band members).</w:t>
+            </w:r>
+          </w:p>
+        </w:tc>
+      </w:tr>
+      <w:tr>
+        <w:trPr>
+          <w:tblCellSpacing w:w="15" w:type="dxa"/>
+        </w:trPr>
         <w:tc>
           <w:tcPr>
             <w:tcW w:w="0" w:type="auto"/>
@@ -7046,15 +7185,10 @@
                 <w:b/>
                 <w:bCs/>
               </w:rPr>
-              <w:t>Fictional Nordic amalgam nation and primary setting.</w:t>
-            </w:r>
-          </w:p>
-        </w:tc>
-      </w:tr>
-      <w:tr>
-        <w:trPr>
-          <w:tblCellSpacing w:w="15" w:type="dxa"/>
-        </w:trPr>
+              <w:t>Snordenmark (SNO)</w:t>
+            </w:r>
+          </w:p>
+        </w:tc>
         <w:tc>
           <w:tcPr>
             <w:tcW w:w="0" w:type="auto"/>
@@ -7080,10 +7214,15 @@
                 <w:b/>
                 <w:bCs/>
               </w:rPr>
-              <w:t>Keeper</w:t>
-            </w:r>
-          </w:p>
-        </w:tc>
+              <w:t>Fictional Nordic amalgam nation and primary setting.</w:t>
+            </w:r>
+          </w:p>
+        </w:tc>
+      </w:tr>
+      <w:tr>
+        <w:trPr>
+          <w:tblCellSpacing w:w="15" w:type="dxa"/>
+        </w:trPr>
         <w:tc>
           <w:tcPr>
             <w:tcW w:w="0" w:type="auto"/>
@@ -7109,15 +7248,10 @@
                 <w:b/>
                 <w:bCs/>
               </w:rPr>
-              <w:t>Player currently leading; runs the record shop and wields powerful scene-shaping actions.</w:t>
-            </w:r>
-          </w:p>
-        </w:tc>
-      </w:tr>
-      <w:tr>
-        <w:trPr>
-          <w:tblCellSpacing w:w="15" w:type="dxa"/>
-        </w:trPr>
+              <w:t>Keeper</w:t>
+            </w:r>
+          </w:p>
+        </w:tc>
         <w:tc>
           <w:tcPr>
             <w:tcW w:w="0" w:type="auto"/>
@@ -7143,10 +7277,15 @@
                 <w:b/>
                 <w:bCs/>
               </w:rPr>
-              <w:t>Elites</w:t>
-            </w:r>
-          </w:p>
-        </w:tc>
+              <w:t>Player currently leading; runs the record shop and wields powerful scene-shaping actions.</w:t>
+            </w:r>
+          </w:p>
+        </w:tc>
+      </w:tr>
+      <w:tr>
+        <w:trPr>
+          <w:tblCellSpacing w:w="15" w:type="dxa"/>
+        </w:trPr>
         <w:tc>
           <w:tcPr>
             <w:tcW w:w="0" w:type="auto"/>
@@ -7172,15 +7311,10 @@
                 <w:b/>
                 <w:bCs/>
               </w:rPr>
-              <w:t>Hardcore listeners forming the credibility core of the scene.</w:t>
-            </w:r>
-          </w:p>
-        </w:tc>
-      </w:tr>
-      <w:tr>
-        <w:trPr>
-          <w:tblCellSpacing w:w="15" w:type="dxa"/>
-        </w:trPr>
+              <w:t>Elites</w:t>
+            </w:r>
+          </w:p>
+        </w:tc>
         <w:tc>
           <w:tcPr>
             <w:tcW w:w="0" w:type="auto"/>
@@ -7206,10 +7340,22 @@
                 <w:b/>
                 <w:bCs/>
               </w:rPr>
-              <w:t>Posers</w:t>
-            </w:r>
-          </w:p>
-        </w:tc>
+              <w:t>Hardcore listeners forming the credibility core of the scene.</w:t>
+            </w:r>
+            <w:r>
+              <w:rPr>
+                <w:b/>
+                <w:bCs/>
+              </w:rPr>
+              <w:t xml:space="preserve"> Elites are hypersensitive to authenticity and react very badly to things such as simulacra.</w:t>
+            </w:r>
+          </w:p>
+        </w:tc>
+      </w:tr>
+      <w:tr>
+        <w:trPr>
+          <w:tblCellSpacing w:w="15" w:type="dxa"/>
+        </w:trPr>
         <w:tc>
           <w:tcPr>
             <w:tcW w:w="0" w:type="auto"/>
@@ -7235,15 +7381,10 @@
                 <w:b/>
                 <w:bCs/>
               </w:rPr>
-              <w:t>Mainstream audience reflecting commercial appeal.</w:t>
-            </w:r>
-          </w:p>
-        </w:tc>
-      </w:tr>
-      <w:tr>
-        <w:trPr>
-          <w:tblCellSpacing w:w="15" w:type="dxa"/>
-        </w:trPr>
+              <w:t>Posers</w:t>
+            </w:r>
+          </w:p>
+        </w:tc>
         <w:tc>
           <w:tcPr>
             <w:tcW w:w="0" w:type="auto"/>
@@ -7269,10 +7410,15 @@
                 <w:b/>
                 <w:bCs/>
               </w:rPr>
-              <w:t>Scene</w:t>
-            </w:r>
-          </w:p>
-        </w:tc>
+              <w:t>Mainstream audience reflecting commercial appeal.</w:t>
+            </w:r>
+          </w:p>
+        </w:tc>
+      </w:tr>
+      <w:tr>
+        <w:trPr>
+          <w:tblCellSpacing w:w="15" w:type="dxa"/>
+        </w:trPr>
         <w:tc>
           <w:tcPr>
             <w:tcW w:w="0" w:type="auto"/>
@@ -7298,15 +7444,10 @@
                 <w:b/>
                 <w:bCs/>
               </w:rPr>
-              <w:t>The Snordenmark black metal subculture and its fluctuating thematic centre.</w:t>
-            </w:r>
-          </w:p>
-        </w:tc>
-      </w:tr>
-      <w:tr>
-        <w:trPr>
-          <w:tblCellSpacing w:w="15" w:type="dxa"/>
-        </w:trPr>
+              <w:t>Scene</w:t>
+            </w:r>
+          </w:p>
+        </w:tc>
         <w:tc>
           <w:tcPr>
             <w:tcW w:w="0" w:type="auto"/>
@@ -7332,10 +7473,15 @@
                 <w:b/>
                 <w:bCs/>
               </w:rPr>
-              <w:t>SEMM91</w:t>
-            </w:r>
-          </w:p>
-        </w:tc>
+              <w:t>The Snordenmark black metal subculture and its fluctuating thematic centre.</w:t>
+            </w:r>
+          </w:p>
+        </w:tc>
+      </w:tr>
+      <w:tr>
+        <w:trPr>
+          <w:tblCellSpacing w:w="15" w:type="dxa"/>
+        </w:trPr>
         <w:tc>
           <w:tcPr>
             <w:tcW w:w="0" w:type="auto"/>
@@ -7361,15 +7507,10 @@
                 <w:b/>
                 <w:bCs/>
               </w:rPr>
-              <w:t>Scandinavian Extreme Metal Manager ’91; planned expanded single-player version.</w:t>
-            </w:r>
-          </w:p>
-        </w:tc>
-      </w:tr>
-      <w:tr>
-        <w:trPr>
-          <w:tblCellSpacing w:w="15" w:type="dxa"/>
-        </w:trPr>
+              <w:t>SEMM91</w:t>
+            </w:r>
+          </w:p>
+        </w:tc>
         <w:tc>
           <w:tcPr>
             <w:tcW w:w="0" w:type="auto"/>
@@ -7395,10 +7536,15 @@
                 <w:b/>
                 <w:bCs/>
               </w:rPr>
-              <w:t>Year (Round)</w:t>
-            </w:r>
-          </w:p>
-        </w:tc>
+              <w:t>Scandinavian Extreme Metal Manager ’91; planned expanded single-player version.</w:t>
+            </w:r>
+          </w:p>
+        </w:tc>
+      </w:tr>
+      <w:tr>
+        <w:trPr>
+          <w:tblCellSpacing w:w="15" w:type="dxa"/>
+        </w:trPr>
         <w:tc>
           <w:tcPr>
             <w:tcW w:w="0" w:type="auto"/>
@@ -7424,15 +7570,10 @@
                 <w:b/>
                 <w:bCs/>
               </w:rPr>
-              <w:t>Full cycle of four seasons.</w:t>
-            </w:r>
-          </w:p>
-        </w:tc>
-      </w:tr>
-      <w:tr>
-        <w:trPr>
-          <w:tblCellSpacing w:w="15" w:type="dxa"/>
-        </w:trPr>
+              <w:t>Year (Round)</w:t>
+            </w:r>
+          </w:p>
+        </w:tc>
         <w:tc>
           <w:tcPr>
             <w:tcW w:w="0" w:type="auto"/>
@@ -7458,10 +7599,15 @@
                 <w:b/>
                 <w:bCs/>
               </w:rPr>
-              <w:t>Season (Turn)</w:t>
-            </w:r>
-          </w:p>
-        </w:tc>
+              <w:t>Full cycle of four seasons.</w:t>
+            </w:r>
+          </w:p>
+        </w:tc>
+      </w:tr>
+      <w:tr>
+        <w:trPr>
+          <w:tblCellSpacing w:w="15" w:type="dxa"/>
+        </w:trPr>
         <w:tc>
           <w:tcPr>
             <w:tcW w:w="0" w:type="auto"/>
@@ -7487,15 +7633,10 @@
                 <w:b/>
                 <w:bCs/>
               </w:rPr>
-              <w:t>One playable time segment within a year.</w:t>
-            </w:r>
-          </w:p>
-        </w:tc>
-      </w:tr>
-      <w:tr>
-        <w:trPr>
-          <w:tblCellSpacing w:w="15" w:type="dxa"/>
-        </w:trPr>
+              <w:t>Season (Turn)</w:t>
+            </w:r>
+          </w:p>
+        </w:tc>
         <w:tc>
           <w:tcPr>
             <w:tcW w:w="0" w:type="auto"/>
@@ -7521,10 +7662,15 @@
                 <w:b/>
                 <w:bCs/>
               </w:rPr>
-              <w:t>End-game Event</w:t>
-            </w:r>
-          </w:p>
-        </w:tc>
+              <w:t>One playable time segment within a year.</w:t>
+            </w:r>
+          </w:p>
+        </w:tc>
+      </w:tr>
+      <w:tr>
+        <w:trPr>
+          <w:tblCellSpacing w:w="15" w:type="dxa"/>
+        </w:trPr>
         <w:tc>
           <w:tcPr>
             <w:tcW w:w="0" w:type="auto"/>
@@ -7550,15 +7696,10 @@
                 <w:b/>
                 <w:bCs/>
               </w:rPr>
-              <w:t>Cataclysmic event that collapses the scene and ends the game.</w:t>
-            </w:r>
-          </w:p>
-        </w:tc>
-      </w:tr>
-      <w:tr>
-        <w:trPr>
-          <w:tblCellSpacing w:w="15" w:type="dxa"/>
-        </w:trPr>
+              <w:t>End-game Event</w:t>
+            </w:r>
+          </w:p>
+        </w:tc>
         <w:tc>
           <w:tcPr>
             <w:tcW w:w="0" w:type="auto"/>
@@ -7584,10 +7725,15 @@
                 <w:b/>
                 <w:bCs/>
               </w:rPr>
-              <w:t>Game Entity</w:t>
-            </w:r>
-          </w:p>
-        </w:tc>
+              <w:t>Cataclysmic event that collapses the scene and ends the game.</w:t>
+            </w:r>
+          </w:p>
+        </w:tc>
+      </w:tr>
+      <w:tr>
+        <w:trPr>
+          <w:tblCellSpacing w:w="15" w:type="dxa"/>
+        </w:trPr>
         <w:tc>
           <w:tcPr>
             <w:tcW w:w="0" w:type="auto"/>
@@ -7613,15 +7759,10 @@
                 <w:b/>
                 <w:bCs/>
               </w:rPr>
-              <w:t>Any object that can hold tags (characters, buildings, environments, tracks).</w:t>
-            </w:r>
-          </w:p>
-        </w:tc>
-      </w:tr>
-      <w:tr>
-        <w:trPr>
-          <w:tblCellSpacing w:w="15" w:type="dxa"/>
-        </w:trPr>
+              <w:t>Game Entity</w:t>
+            </w:r>
+          </w:p>
+        </w:tc>
         <w:tc>
           <w:tcPr>
             <w:tcW w:w="0" w:type="auto"/>
@@ -7647,10 +7788,15 @@
                 <w:b/>
                 <w:bCs/>
               </w:rPr>
-              <w:t>Collective</w:t>
-            </w:r>
-          </w:p>
-        </w:tc>
+              <w:t>Any object that can hold tags (characters, buildings, environments, tracks).</w:t>
+            </w:r>
+          </w:p>
+        </w:tc>
+      </w:tr>
+      <w:tr>
+        <w:trPr>
+          <w:tblCellSpacing w:w="15" w:type="dxa"/>
+        </w:trPr>
         <w:tc>
           <w:tcPr>
             <w:tcW w:w="0" w:type="auto"/>
@@ -7676,15 +7822,10 @@
                 <w:b/>
                 <w:bCs/>
               </w:rPr>
-              <w:t>A group of game entities acting together (e.g., a band, a recording).</w:t>
-            </w:r>
-          </w:p>
-        </w:tc>
-      </w:tr>
-      <w:tr>
-        <w:trPr>
-          <w:tblCellSpacing w:w="15" w:type="dxa"/>
-        </w:trPr>
+              <w:t>Collective</w:t>
+            </w:r>
+          </w:p>
+        </w:tc>
         <w:tc>
           <w:tcPr>
             <w:tcW w:w="0" w:type="auto"/>
@@ -7710,10 +7851,15 @@
                 <w:b/>
                 <w:bCs/>
               </w:rPr>
-              <w:t>Controller</w:t>
-            </w:r>
-          </w:p>
-        </w:tc>
+              <w:t>A group of game entities acting together (e.g., a band, a recording).</w:t>
+            </w:r>
+          </w:p>
+        </w:tc>
+      </w:tr>
+      <w:tr>
+        <w:trPr>
+          <w:tblCellSpacing w:w="15" w:type="dxa"/>
+        </w:trPr>
         <w:tc>
           <w:tcPr>
             <w:tcW w:w="0" w:type="auto"/>
@@ -7739,15 +7885,10 @@
                 <w:b/>
                 <w:bCs/>
               </w:rPr>
-              <w:t>High-agency character; defines collective actions (e.g., band leaders).</w:t>
-            </w:r>
-          </w:p>
-        </w:tc>
-      </w:tr>
-      <w:tr>
-        <w:trPr>
-          <w:tblCellSpacing w:w="15" w:type="dxa"/>
-        </w:trPr>
+              <w:t>Controller</w:t>
+            </w:r>
+          </w:p>
+        </w:tc>
         <w:tc>
           <w:tcPr>
             <w:tcW w:w="0" w:type="auto"/>
@@ -7773,15 +7914,19 @@
                 <w:b/>
                 <w:bCs/>
               </w:rPr>
-              <w:t>Actor</w:t>
-            </w:r>
-          </w:p>
-        </w:tc>
+              <w:t>High-agency character; defines collective actions (e.g., band leaders).</w:t>
+            </w:r>
+          </w:p>
+        </w:tc>
+      </w:tr>
+      <w:tr>
+        <w:trPr>
+          <w:tblCellSpacing w:w="15" w:type="dxa"/>
+        </w:trPr>
         <w:tc>
           <w:tcPr>
             <w:tcW w:w="0" w:type="auto"/>
             <w:vAlign w:val="center"/>
-            <w:hideMark/>
           </w:tcPr>
           <w:p>
             <w:pPr>
@@ -7797,25 +7942,12 @@
                 <w:bCs/>
               </w:rPr>
             </w:pPr>
-            <w:r>
-              <w:rPr>
-                <w:b/>
-                <w:bCs/>
-              </w:rPr>
-              <w:t>Semi-autonomous character acting within a collective (e.g., band members).</w:t>
-            </w:r>
-          </w:p>
-        </w:tc>
-      </w:tr>
-      <w:tr>
-        <w:trPr>
-          <w:tblCellSpacing w:w="15" w:type="dxa"/>
-        </w:trPr>
+          </w:p>
+        </w:tc>
         <w:tc>
           <w:tcPr>
             <w:tcW w:w="0" w:type="auto"/>
             <w:vAlign w:val="center"/>
-            <w:hideMark/>
           </w:tcPr>
           <w:p>
             <w:pPr>
@@ -7831,15 +7963,13 @@
                 <w:bCs/>
               </w:rPr>
             </w:pPr>
-            <w:r>
-              <w:rPr>
-                <w:b/>
-                <w:bCs/>
-              </w:rPr>
-              <w:t>Agent</w:t>
-            </w:r>
-          </w:p>
-        </w:tc>
+          </w:p>
+        </w:tc>
+      </w:tr>
+      <w:tr>
+        <w:trPr>
+          <w:tblCellSpacing w:w="15" w:type="dxa"/>
+        </w:trPr>
         <w:tc>
           <w:tcPr>
             <w:tcW w:w="0" w:type="auto"/>
@@ -7865,15 +7995,10 @@
                 <w:b/>
                 <w:bCs/>
               </w:rPr>
-              <w:t>Low-autonomy helper character specializing in 1–2 tasks.</w:t>
-            </w:r>
-          </w:p>
-        </w:tc>
-      </w:tr>
-      <w:tr>
-        <w:trPr>
-          <w:tblCellSpacing w:w="15" w:type="dxa"/>
-        </w:trPr>
+              <w:t>Agent</w:t>
+            </w:r>
+          </w:p>
+        </w:tc>
         <w:tc>
           <w:tcPr>
             <w:tcW w:w="0" w:type="auto"/>
@@ -7899,10 +8024,15 @@
                 <w:b/>
                 <w:bCs/>
               </w:rPr>
-              <w:t>Groupie</w:t>
-            </w:r>
-          </w:p>
-        </w:tc>
+              <w:t>Low-autonomy helper character specializing in 1–2 tasks.</w:t>
+            </w:r>
+          </w:p>
+        </w:tc>
+      </w:tr>
+      <w:tr>
+        <w:trPr>
+          <w:tblCellSpacing w:w="15" w:type="dxa"/>
+        </w:trPr>
         <w:tc>
           <w:tcPr>
             <w:tcW w:w="0" w:type="auto"/>
@@ -7928,15 +8058,10 @@
                 <w:b/>
                 <w:bCs/>
               </w:rPr>
-              <w:t>Attachment/stat-boost character linked to another character or tag.</w:t>
-            </w:r>
-          </w:p>
-        </w:tc>
-      </w:tr>
-      <w:tr>
-        <w:trPr>
-          <w:tblCellSpacing w:w="15" w:type="dxa"/>
-        </w:trPr>
+              <w:t>Groupie</w:t>
+            </w:r>
+          </w:p>
+        </w:tc>
         <w:tc>
           <w:tcPr>
             <w:tcW w:w="0" w:type="auto"/>
@@ -7962,10 +8087,15 @@
                 <w:b/>
                 <w:bCs/>
               </w:rPr>
-              <w:t>Track</w:t>
-            </w:r>
-          </w:p>
-        </w:tc>
+              <w:t>Attachment/stat-boost character linked to another character or tag.</w:t>
+            </w:r>
+          </w:p>
+        </w:tc>
+      </w:tr>
+      <w:tr>
+        <w:trPr>
+          <w:tblCellSpacing w:w="15" w:type="dxa"/>
+        </w:trPr>
         <w:tc>
           <w:tcPr>
             <w:tcW w:w="0" w:type="auto"/>
@@ -7991,15 +8121,10 @@
                 <w:b/>
                 <w:bCs/>
               </w:rPr>
-              <w:t>A single recorded piece composed of ideas.</w:t>
-            </w:r>
-          </w:p>
-        </w:tc>
-      </w:tr>
-      <w:tr>
-        <w:trPr>
-          <w:tblCellSpacing w:w="15" w:type="dxa"/>
-        </w:trPr>
+              <w:t>Track</w:t>
+            </w:r>
+          </w:p>
+        </w:tc>
         <w:tc>
           <w:tcPr>
             <w:tcW w:w="0" w:type="auto"/>
@@ -8025,10 +8150,15 @@
                 <w:b/>
                 <w:bCs/>
               </w:rPr>
-              <w:t>Demo Tape</w:t>
-            </w:r>
-          </w:p>
-        </w:tc>
+              <w:t>A single recorded piece composed of ideas.</w:t>
+            </w:r>
+          </w:p>
+        </w:tc>
+      </w:tr>
+      <w:tr>
+        <w:trPr>
+          <w:tblCellSpacing w:w="15" w:type="dxa"/>
+        </w:trPr>
         <w:tc>
           <w:tcPr>
             <w:tcW w:w="0" w:type="auto"/>
@@ -8054,15 +8184,10 @@
                 <w:b/>
                 <w:bCs/>
               </w:rPr>
-              <w:t>A collection of tracks; main goal of the game loop.</w:t>
-            </w:r>
-          </w:p>
-        </w:tc>
-      </w:tr>
-      <w:tr>
-        <w:trPr>
-          <w:tblCellSpacing w:w="15" w:type="dxa"/>
-        </w:trPr>
+              <w:t>Demo Tape</w:t>
+            </w:r>
+          </w:p>
+        </w:tc>
         <w:tc>
           <w:tcPr>
             <w:tcW w:w="0" w:type="auto"/>
@@ -8088,10 +8213,15 @@
                 <w:b/>
                 <w:bCs/>
               </w:rPr>
-              <w:t>Transient Tag Slot</w:t>
-            </w:r>
-          </w:p>
-        </w:tc>
+              <w:t>A collection of tracks; main goal of the game loop.</w:t>
+            </w:r>
+          </w:p>
+        </w:tc>
+      </w:tr>
+      <w:tr>
+        <w:trPr>
+          <w:tblCellSpacing w:w="15" w:type="dxa"/>
+        </w:trPr>
         <w:tc>
           <w:tcPr>
             <w:tcW w:w="0" w:type="auto"/>
@@ -8117,15 +8247,10 @@
                 <w:b/>
                 <w:bCs/>
               </w:rPr>
-              <w:t>Storage slot for a temporary, uncommitted tag.</w:t>
-            </w:r>
-          </w:p>
-        </w:tc>
-      </w:tr>
-      <w:tr>
-        <w:trPr>
-          <w:tblCellSpacing w:w="15" w:type="dxa"/>
-        </w:trPr>
+              <w:t>Transient Tag Slot</w:t>
+            </w:r>
+          </w:p>
+        </w:tc>
         <w:tc>
           <w:tcPr>
             <w:tcW w:w="0" w:type="auto"/>
@@ -8151,10 +8276,15 @@
                 <w:b/>
                 <w:bCs/>
               </w:rPr>
-              <w:t>Collective Action</w:t>
-            </w:r>
-          </w:p>
-        </w:tc>
+              <w:t>Storage slot for a temporary, uncommitted tag.</w:t>
+            </w:r>
+          </w:p>
+        </w:tc>
+      </w:tr>
+      <w:tr>
+        <w:trPr>
+          <w:tblCellSpacing w:w="15" w:type="dxa"/>
+        </w:trPr>
         <w:tc>
           <w:tcPr>
             <w:tcW w:w="0" w:type="auto"/>
@@ -8180,15 +8310,10 @@
                 <w:b/>
                 <w:bCs/>
               </w:rPr>
-              <w:t>A unified action chosen for an entire collective (e.g., rehearse, gestate).</w:t>
-            </w:r>
-          </w:p>
-        </w:tc>
-      </w:tr>
-      <w:tr>
-        <w:trPr>
-          <w:tblCellSpacing w:w="15" w:type="dxa"/>
-        </w:trPr>
+              <w:t>Collective Action</w:t>
+            </w:r>
+          </w:p>
+        </w:tc>
         <w:tc>
           <w:tcPr>
             <w:tcW w:w="0" w:type="auto"/>
@@ -8214,10 +8339,15 @@
                 <w:b/>
                 <w:bCs/>
               </w:rPr>
-              <w:t>Character Action</w:t>
-            </w:r>
-          </w:p>
-        </w:tc>
+              <w:t>A unified action chosen for an entire collective (e.g., rehearse, gestate).</w:t>
+            </w:r>
+          </w:p>
+        </w:tc>
+      </w:tr>
+      <w:tr>
+        <w:trPr>
+          <w:tblCellSpacing w:w="15" w:type="dxa"/>
+        </w:trPr>
         <w:tc>
           <w:tcPr>
             <w:tcW w:w="0" w:type="auto"/>
@@ -8243,15 +8373,10 @@
                 <w:b/>
                 <w:bCs/>
               </w:rPr>
-              <w:t>An individual’s action within the constraints of the collective action.</w:t>
-            </w:r>
-          </w:p>
-        </w:tc>
-      </w:tr>
-      <w:tr>
-        <w:trPr>
-          <w:tblCellSpacing w:w="15" w:type="dxa"/>
-        </w:trPr>
+              <w:t>Character Action</w:t>
+            </w:r>
+          </w:p>
+        </w:tc>
         <w:tc>
           <w:tcPr>
             <w:tcW w:w="0" w:type="auto"/>
@@ -8277,10 +8402,15 @@
                 <w:b/>
                 <w:bCs/>
               </w:rPr>
-              <w:t>Gestation Actions</w:t>
-            </w:r>
-          </w:p>
-        </w:tc>
+              <w:t>An individual’s action within the constraints of the collective action.</w:t>
+            </w:r>
+          </w:p>
+        </w:tc>
+      </w:tr>
+      <w:tr>
+        <w:trPr>
+          <w:tblCellSpacing w:w="15" w:type="dxa"/>
+        </w:trPr>
         <w:tc>
           <w:tcPr>
             <w:tcW w:w="0" w:type="auto"/>
@@ -8306,15 +8436,10 @@
                 <w:b/>
                 <w:bCs/>
               </w:rPr>
-              <w:t>Actions for extracting tags, creating ideas, and exchanging concepts.</w:t>
-            </w:r>
-          </w:p>
-        </w:tc>
-      </w:tr>
-      <w:tr>
-        <w:trPr>
-          <w:tblCellSpacing w:w="15" w:type="dxa"/>
-        </w:trPr>
+              <w:t>Gestation Actions</w:t>
+            </w:r>
+          </w:p>
+        </w:tc>
         <w:tc>
           <w:tcPr>
             <w:tcW w:w="0" w:type="auto"/>
@@ -8340,10 +8465,15 @@
                 <w:b/>
                 <w:bCs/>
               </w:rPr>
-              <w:t>Rehearsal Actions</w:t>
-            </w:r>
-          </w:p>
-        </w:tc>
+              <w:t>Actions for extracting tags, creating ideas, and exchanging concepts.</w:t>
+            </w:r>
+          </w:p>
+        </w:tc>
+      </w:tr>
+      <w:tr>
+        <w:trPr>
+          <w:tblCellSpacing w:w="15" w:type="dxa"/>
+        </w:trPr>
         <w:tc>
           <w:tcPr>
             <w:tcW w:w="0" w:type="auto"/>
@@ -8369,15 +8499,10 @@
                 <w:b/>
                 <w:bCs/>
               </w:rPr>
-              <w:t>Actions improving conveyance and developing tracks inside the rehearsal space.</w:t>
-            </w:r>
-          </w:p>
-        </w:tc>
-      </w:tr>
-      <w:tr>
-        <w:trPr>
-          <w:tblCellSpacing w:w="15" w:type="dxa"/>
-        </w:trPr>
+              <w:t>Rehearsal Actions</w:t>
+            </w:r>
+          </w:p>
+        </w:tc>
         <w:tc>
           <w:tcPr>
             <w:tcW w:w="0" w:type="auto"/>
@@ -8403,11 +8528,15 @@
                 <w:b/>
                 <w:bCs/>
               </w:rPr>
-              <w:lastRenderedPageBreak/>
-              <w:t>Promotional Actions</w:t>
-            </w:r>
-          </w:p>
-        </w:tc>
+              <w:t>Actions improving conveyance and developing tracks inside the rehearsal space.</w:t>
+            </w:r>
+          </w:p>
+        </w:tc>
+      </w:tr>
+      <w:tr>
+        <w:trPr>
+          <w:tblCellSpacing w:w="15" w:type="dxa"/>
+        </w:trPr>
         <w:tc>
           <w:tcPr>
             <w:tcW w:w="0" w:type="auto"/>
@@ -8433,15 +8562,11 @@
                 <w:b/>
                 <w:bCs/>
               </w:rPr>
-              <w:t>Actions that spread material beyond Keeper control.</w:t>
-            </w:r>
-          </w:p>
-        </w:tc>
-      </w:tr>
-      <w:tr>
-        <w:trPr>
-          <w:tblCellSpacing w:w="15" w:type="dxa"/>
-        </w:trPr>
+              <w:lastRenderedPageBreak/>
+              <w:t>Promotional Actions</w:t>
+            </w:r>
+          </w:p>
+        </w:tc>
         <w:tc>
           <w:tcPr>
             <w:tcW w:w="0" w:type="auto"/>
@@ -8467,10 +8592,15 @@
                 <w:b/>
                 <w:bCs/>
               </w:rPr>
-              <w:t>Keeper Actions</w:t>
-            </w:r>
-          </w:p>
-        </w:tc>
+              <w:t>Actions that spread material beyond Keeper control.</w:t>
+            </w:r>
+          </w:p>
+        </w:tc>
+      </w:tr>
+      <w:tr>
+        <w:trPr>
+          <w:tblCellSpacing w:w="15" w:type="dxa"/>
+        </w:trPr>
         <w:tc>
           <w:tcPr>
             <w:tcW w:w="0" w:type="auto"/>
@@ -8496,15 +8626,10 @@
                 <w:b/>
                 <w:bCs/>
               </w:rPr>
-              <w:t>High-impact actions used to shape the scene's expectations or sabotage others.</w:t>
-            </w:r>
-          </w:p>
-        </w:tc>
-      </w:tr>
-      <w:tr>
-        <w:trPr>
-          <w:tblCellSpacing w:w="15" w:type="dxa"/>
-        </w:trPr>
+              <w:t>Keeper Actions</w:t>
+            </w:r>
+          </w:p>
+        </w:tc>
         <w:tc>
           <w:tcPr>
             <w:tcW w:w="0" w:type="auto"/>
@@ -8530,10 +8655,15 @@
                 <w:b/>
                 <w:bCs/>
               </w:rPr>
-              <w:t>Compose Action</w:t>
-            </w:r>
-          </w:p>
-        </w:tc>
+              <w:t>High-impact actions used to shape the scene's expectations or sabotage others.</w:t>
+            </w:r>
+          </w:p>
+        </w:tc>
+      </w:tr>
+      <w:tr>
+        <w:trPr>
+          <w:tblCellSpacing w:w="15" w:type="dxa"/>
+        </w:trPr>
         <w:tc>
           <w:tcPr>
             <w:tcW w:w="0" w:type="auto"/>
@@ -8559,15 +8689,10 @@
                 <w:b/>
                 <w:bCs/>
               </w:rPr>
-              <w:t>Begins or extends a track by placing ideas; defines the root of the track.</w:t>
-            </w:r>
-          </w:p>
-        </w:tc>
-      </w:tr>
-      <w:tr>
-        <w:trPr>
-          <w:tblCellSpacing w:w="15" w:type="dxa"/>
-        </w:trPr>
+              <w:t>Compose Action</w:t>
+            </w:r>
+          </w:p>
+        </w:tc>
         <w:tc>
           <w:tcPr>
             <w:tcW w:w="0" w:type="auto"/>
@@ -8593,10 +8718,15 @@
                 <w:b/>
                 <w:bCs/>
               </w:rPr>
-              <w:t>Rehearse Action</w:t>
-            </w:r>
-          </w:p>
-        </w:tc>
+              <w:t>Begins or extends a track by placing ideas; defines the root of the track.</w:t>
+            </w:r>
+          </w:p>
+        </w:tc>
+      </w:tr>
+      <w:tr>
+        <w:trPr>
+          <w:tblCellSpacing w:w="15" w:type="dxa"/>
+        </w:trPr>
         <w:tc>
           <w:tcPr>
             <w:tcW w:w="0" w:type="auto"/>
@@ -8622,15 +8752,10 @@
                 <w:b/>
                 <w:bCs/>
               </w:rPr>
-              <w:t>Improves a character’s conveyance rating on a track.</w:t>
-            </w:r>
-          </w:p>
-        </w:tc>
-      </w:tr>
-      <w:tr>
-        <w:trPr>
-          <w:tblCellSpacing w:w="15" w:type="dxa"/>
-        </w:trPr>
+              <w:t>Rehearse Action</w:t>
+            </w:r>
+          </w:p>
+        </w:tc>
         <w:tc>
           <w:tcPr>
             <w:tcW w:w="0" w:type="auto"/>
@@ -8656,10 +8781,15 @@
                 <w:b/>
                 <w:bCs/>
               </w:rPr>
-              <w:t>Rest Action</w:t>
-            </w:r>
-          </w:p>
-        </w:tc>
+              <w:t>Improves a character’s conveyance rating on a track.</w:t>
+            </w:r>
+          </w:p>
+        </w:tc>
+      </w:tr>
+      <w:tr>
+        <w:trPr>
+          <w:tblCellSpacing w:w="15" w:type="dxa"/>
+        </w:trPr>
         <w:tc>
           <w:tcPr>
             <w:tcW w:w="0" w:type="auto"/>
@@ -8685,15 +8815,10 @@
                 <w:b/>
                 <w:bCs/>
               </w:rPr>
-              <w:t>Skips activity to remove Tired status and avoid strain penalties.</w:t>
-            </w:r>
-          </w:p>
-        </w:tc>
-      </w:tr>
-      <w:tr>
-        <w:trPr>
-          <w:tblCellSpacing w:w="15" w:type="dxa"/>
-        </w:trPr>
+              <w:t>Rest Action</w:t>
+            </w:r>
+          </w:p>
+        </w:tc>
         <w:tc>
           <w:tcPr>
             <w:tcW w:w="0" w:type="auto"/>
@@ -8719,10 +8844,15 @@
                 <w:b/>
                 <w:bCs/>
               </w:rPr>
-              <w:t>Aspect</w:t>
-            </w:r>
-          </w:p>
-        </w:tc>
+              <w:t>Skips activity to remove Tired status and avoid strain penalties.</w:t>
+            </w:r>
+          </w:p>
+        </w:tc>
+      </w:tr>
+      <w:tr>
+        <w:trPr>
+          <w:tblCellSpacing w:w="15" w:type="dxa"/>
+        </w:trPr>
         <w:tc>
           <w:tcPr>
             <w:tcW w:w="0" w:type="auto"/>
@@ -8748,15 +8878,10 @@
                 <w:b/>
                 <w:bCs/>
               </w:rPr>
-              <w:t>A trait capable of hosting tags (e.g., guitar, corpse paint, lyricism).</w:t>
-            </w:r>
-          </w:p>
-        </w:tc>
-      </w:tr>
-      <w:tr>
-        <w:trPr>
-          <w:tblCellSpacing w:w="15" w:type="dxa"/>
-        </w:trPr>
+              <w:t>Aspect</w:t>
+            </w:r>
+          </w:p>
+        </w:tc>
         <w:tc>
           <w:tcPr>
             <w:tcW w:w="0" w:type="auto"/>
@@ -8782,10 +8907,15 @@
                 <w:b/>
                 <w:bCs/>
               </w:rPr>
-              <w:t>Idea</w:t>
-            </w:r>
-          </w:p>
-        </w:tc>
+              <w:t>A trait capable of hosting tags (e.g., guitar, corpse paint, lyricism).</w:t>
+            </w:r>
+          </w:p>
+        </w:tc>
+      </w:tr>
+      <w:tr>
+        <w:trPr>
+          <w:tblCellSpacing w:w="15" w:type="dxa"/>
+        </w:trPr>
         <w:tc>
           <w:tcPr>
             <w:tcW w:w="0" w:type="auto"/>
@@ -8811,15 +8941,10 @@
                 <w:b/>
                 <w:bCs/>
               </w:rPr>
-              <w:t>An instantiated aspect carrying one or more tags.</w:t>
-            </w:r>
-          </w:p>
-        </w:tc>
-      </w:tr>
-      <w:tr>
-        <w:trPr>
-          <w:tblCellSpacing w:w="15" w:type="dxa"/>
-        </w:trPr>
+              <w:t>Idea</w:t>
+            </w:r>
+          </w:p>
+        </w:tc>
         <w:tc>
           <w:tcPr>
             <w:tcW w:w="0" w:type="auto"/>
@@ -8845,10 +8970,15 @@
                 <w:b/>
                 <w:bCs/>
               </w:rPr>
-              <w:t>Root (Idea)</w:t>
-            </w:r>
-          </w:p>
-        </w:tc>
+              <w:t>An instantiated aspect carrying one or more tags.</w:t>
+            </w:r>
+          </w:p>
+        </w:tc>
+      </w:tr>
+      <w:tr>
+        <w:trPr>
+          <w:tblCellSpacing w:w="15" w:type="dxa"/>
+        </w:trPr>
         <w:tc>
           <w:tcPr>
             <w:tcW w:w="0" w:type="auto"/>
@@ -8874,15 +9004,10 @@
                 <w:b/>
                 <w:bCs/>
               </w:rPr>
-              <w:t>The first idea placed on a track; defines its initial structure.</w:t>
-            </w:r>
-          </w:p>
-        </w:tc>
-      </w:tr>
-      <w:tr>
-        <w:trPr>
-          <w:tblCellSpacing w:w="15" w:type="dxa"/>
-        </w:trPr>
+              <w:t>Root (Idea)</w:t>
+            </w:r>
+          </w:p>
+        </w:tc>
         <w:tc>
           <w:tcPr>
             <w:tcW w:w="0" w:type="auto"/>
@@ -8908,10 +9033,15 @@
                 <w:b/>
                 <w:bCs/>
               </w:rPr>
-              <w:t>Conveyance</w:t>
-            </w:r>
-          </w:p>
-        </w:tc>
+              <w:t>The first idea placed on a track; defines its initial structure.</w:t>
+            </w:r>
+          </w:p>
+        </w:tc>
+      </w:tr>
+      <w:tr>
+        <w:trPr>
+          <w:tblCellSpacing w:w="15" w:type="dxa"/>
+        </w:trPr>
         <w:tc>
           <w:tcPr>
             <w:tcW w:w="0" w:type="auto"/>
@@ -8937,15 +9067,10 @@
                 <w:b/>
                 <w:bCs/>
               </w:rPr>
-              <w:t>Normalized float describing how clearly an idea is delivered (0.0–1.0).</w:t>
-            </w:r>
-          </w:p>
-        </w:tc>
-      </w:tr>
-      <w:tr>
-        <w:trPr>
-          <w:tblCellSpacing w:w="15" w:type="dxa"/>
-        </w:trPr>
+              <w:t>Conveyance</w:t>
+            </w:r>
+          </w:p>
+        </w:tc>
         <w:tc>
           <w:tcPr>
             <w:tcW w:w="0" w:type="auto"/>
@@ -8971,10 +9096,15 @@
                 <w:b/>
                 <w:bCs/>
               </w:rPr>
-              <w:t>Novelty Factor</w:t>
-            </w:r>
-          </w:p>
-        </w:tc>
+              <w:t>Normalized float describing how clearly an idea is delivered (0.0–1.0).</w:t>
+            </w:r>
+          </w:p>
+        </w:tc>
+      </w:tr>
+      <w:tr>
+        <w:trPr>
+          <w:tblCellSpacing w:w="15" w:type="dxa"/>
+        </w:trPr>
         <w:tc>
           <w:tcPr>
             <w:tcW w:w="0" w:type="auto"/>
@@ -9000,15 +9130,10 @@
                 <w:b/>
                 <w:bCs/>
               </w:rPr>
-              <w:t>Influence bonus applied the first time an aspect is used in the scene.</w:t>
-            </w:r>
-          </w:p>
-        </w:tc>
-      </w:tr>
-      <w:tr>
-        <w:trPr>
-          <w:tblCellSpacing w:w="15" w:type="dxa"/>
-        </w:trPr>
+              <w:t>Novelty Factor</w:t>
+            </w:r>
+          </w:p>
+        </w:tc>
         <w:tc>
           <w:tcPr>
             <w:tcW w:w="0" w:type="auto"/>
@@ -9034,10 +9159,15 @@
                 <w:b/>
                 <w:bCs/>
               </w:rPr>
-              <w:t>Tag</w:t>
-            </w:r>
-          </w:p>
-        </w:tc>
+              <w:t>Influence bonus applied the first time an aspect is used in the scene.</w:t>
+            </w:r>
+          </w:p>
+        </w:tc>
+      </w:tr>
+      <w:tr>
+        <w:trPr>
+          <w:tblCellSpacing w:w="15" w:type="dxa"/>
+        </w:trPr>
         <w:tc>
           <w:tcPr>
             <w:tcW w:w="0" w:type="auto"/>
@@ -9063,15 +9193,10 @@
                 <w:b/>
                 <w:bCs/>
               </w:rPr>
-              <w:t>Core emotional/ideological semantic marker.</w:t>
-            </w:r>
-          </w:p>
-        </w:tc>
-      </w:tr>
-      <w:tr>
-        <w:trPr>
-          <w:tblCellSpacing w:w="15" w:type="dxa"/>
-        </w:trPr>
+              <w:t>Tag</w:t>
+            </w:r>
+          </w:p>
+        </w:tc>
         <w:tc>
           <w:tcPr>
             <w:tcW w:w="0" w:type="auto"/>
@@ -9097,10 +9222,15 @@
                 <w:b/>
                 <w:bCs/>
               </w:rPr>
-              <w:t>Anti-Tag</w:t>
-            </w:r>
-          </w:p>
-        </w:tc>
+              <w:t>Core emotional/ideological semantic marker.</w:t>
+            </w:r>
+          </w:p>
+        </w:tc>
+      </w:tr>
+      <w:tr>
+        <w:trPr>
+          <w:tblCellSpacing w:w="15" w:type="dxa"/>
+        </w:trPr>
         <w:tc>
           <w:tcPr>
             <w:tcW w:w="0" w:type="auto"/>
@@ -9126,15 +9256,10 @@
                 <w:b/>
                 <w:bCs/>
               </w:rPr>
-              <w:t>The opposing tag in a tag-pair.</w:t>
-            </w:r>
-          </w:p>
-        </w:tc>
-      </w:tr>
-      <w:tr>
-        <w:trPr>
-          <w:tblCellSpacing w:w="15" w:type="dxa"/>
-        </w:trPr>
+              <w:t>Anti-Tag</w:t>
+            </w:r>
+          </w:p>
+        </w:tc>
         <w:tc>
           <w:tcPr>
             <w:tcW w:w="0" w:type="auto"/>
@@ -9160,10 +9285,15 @@
                 <w:b/>
                 <w:bCs/>
               </w:rPr>
-              <w:t>Associated Tag</w:t>
-            </w:r>
-          </w:p>
-        </w:tc>
+              <w:t>The opposing tag in a tag-pair.</w:t>
+            </w:r>
+          </w:p>
+        </w:tc>
+      </w:tr>
+      <w:tr>
+        <w:trPr>
+          <w:tblCellSpacing w:w="15" w:type="dxa"/>
+        </w:trPr>
         <w:tc>
           <w:tcPr>
             <w:tcW w:w="0" w:type="auto"/>
@@ -9189,15 +9319,10 @@
                 <w:b/>
                 <w:bCs/>
               </w:rPr>
-              <w:t>Tags thematically linked to the base tag.</w:t>
-            </w:r>
-          </w:p>
-        </w:tc>
-      </w:tr>
-      <w:tr>
-        <w:trPr>
-          <w:tblCellSpacing w:w="15" w:type="dxa"/>
-        </w:trPr>
+              <w:t>Associated Tag</w:t>
+            </w:r>
+          </w:p>
+        </w:tc>
         <w:tc>
           <w:tcPr>
             <w:tcW w:w="0" w:type="auto"/>
@@ -9223,10 +9348,15 @@
                 <w:b/>
                 <w:bCs/>
               </w:rPr>
-              <w:t>Resonance Tag</w:t>
-            </w:r>
-          </w:p>
-        </w:tc>
+              <w:t>Tags thematically linked to the base tag.</w:t>
+            </w:r>
+          </w:p>
+        </w:tc>
+      </w:tr>
+      <w:tr>
+        <w:trPr>
+          <w:tblCellSpacing w:w="15" w:type="dxa"/>
+        </w:trPr>
         <w:tc>
           <w:tcPr>
             <w:tcW w:w="0" w:type="auto"/>
@@ -9252,15 +9382,10 @@
                 <w:b/>
                 <w:bCs/>
               </w:rPr>
-              <w:t>Long-term identity tag; unlimited use.</w:t>
-            </w:r>
-          </w:p>
-        </w:tc>
-      </w:tr>
-      <w:tr>
-        <w:trPr>
-          <w:tblCellSpacing w:w="15" w:type="dxa"/>
-        </w:trPr>
+              <w:t>Resonance Tag</w:t>
+            </w:r>
+          </w:p>
+        </w:tc>
         <w:tc>
           <w:tcPr>
             <w:tcW w:w="0" w:type="auto"/>
@@ -9286,10 +9411,15 @@
                 <w:b/>
                 <w:bCs/>
               </w:rPr>
-              <w:t>Mood Tag</w:t>
-            </w:r>
-          </w:p>
-        </w:tc>
+              <w:t>Long-term identity tag; unlimited use.</w:t>
+            </w:r>
+          </w:p>
+        </w:tc>
+      </w:tr>
+      <w:tr>
+        <w:trPr>
+          <w:tblCellSpacing w:w="15" w:type="dxa"/>
+        </w:trPr>
         <w:tc>
           <w:tcPr>
             <w:tcW w:w="0" w:type="auto"/>
@@ -9315,15 +9445,10 @@
                 <w:b/>
                 <w:bCs/>
               </w:rPr>
-              <w:t>Short-term emotional tag; limited uses per turn.</w:t>
-            </w:r>
-          </w:p>
-        </w:tc>
-      </w:tr>
-      <w:tr>
-        <w:trPr>
-          <w:tblCellSpacing w:w="15" w:type="dxa"/>
-        </w:trPr>
+              <w:t>Mood Tag</w:t>
+            </w:r>
+          </w:p>
+        </w:tc>
         <w:tc>
           <w:tcPr>
             <w:tcW w:w="0" w:type="auto"/>
@@ -9349,10 +9474,15 @@
                 <w:b/>
                 <w:bCs/>
               </w:rPr>
-              <w:t>Conviction Tag</w:t>
-            </w:r>
-          </w:p>
-        </w:tc>
+              <w:t>Short-term emotional tag; limited uses per turn.</w:t>
+            </w:r>
+          </w:p>
+        </w:tc>
+      </w:tr>
+      <w:tr>
+        <w:trPr>
+          <w:tblCellSpacing w:w="15" w:type="dxa"/>
+        </w:trPr>
         <w:tc>
           <w:tcPr>
             <w:tcW w:w="0" w:type="auto"/>
@@ -9378,15 +9508,10 @@
                 <w:b/>
                 <w:bCs/>
               </w:rPr>
-              <w:t>Deep belief tag; multiple uses possible but repeated use becomes proselytizing.</w:t>
-            </w:r>
-          </w:p>
-        </w:tc>
-      </w:tr>
-      <w:tr>
-        <w:trPr>
-          <w:tblCellSpacing w:w="15" w:type="dxa"/>
-        </w:trPr>
+              <w:t>Conviction Tag</w:t>
+            </w:r>
+          </w:p>
+        </w:tc>
         <w:tc>
           <w:tcPr>
             <w:tcW w:w="0" w:type="auto"/>
@@ -9412,10 +9537,15 @@
                 <w:b/>
                 <w:bCs/>
               </w:rPr>
-              <w:t>Transient Tag</w:t>
-            </w:r>
-          </w:p>
-        </w:tc>
+              <w:t>Deep belief tag; multiple uses possible but repeated use becomes proselytizing.</w:t>
+            </w:r>
+          </w:p>
+        </w:tc>
+      </w:tr>
+      <w:tr>
+        <w:trPr>
+          <w:tblCellSpacing w:w="15" w:type="dxa"/>
+        </w:trPr>
         <w:tc>
           <w:tcPr>
             <w:tcW w:w="0" w:type="auto"/>
@@ -9441,15 +9571,10 @@
                 <w:b/>
                 <w:bCs/>
               </w:rPr>
-              <w:t>Temporary tag acquired from interactions; must be used or it fades.</w:t>
-            </w:r>
-          </w:p>
-        </w:tc>
-      </w:tr>
-      <w:tr>
-        <w:trPr>
-          <w:tblCellSpacing w:w="15" w:type="dxa"/>
-        </w:trPr>
+              <w:t>Transient Tag</w:t>
+            </w:r>
+          </w:p>
+        </w:tc>
         <w:tc>
           <w:tcPr>
             <w:tcW w:w="0" w:type="auto"/>
@@ -9475,10 +9600,15 @@
                 <w:b/>
                 <w:bCs/>
               </w:rPr>
-              <w:t>In-Season Tag</w:t>
-            </w:r>
-          </w:p>
-        </w:tc>
+              <w:t>Temporary tag acquired from interactions; must be used or it fades.</w:t>
+            </w:r>
+          </w:p>
+        </w:tc>
+      </w:tr>
+      <w:tr>
+        <w:trPr>
+          <w:tblCellSpacing w:w="15" w:type="dxa"/>
+        </w:trPr>
         <w:tc>
           <w:tcPr>
             <w:tcW w:w="0" w:type="auto"/>
@@ -9504,15 +9634,10 @@
                 <w:b/>
                 <w:bCs/>
               </w:rPr>
-              <w:t>Tags naturally available during specific seasons (e.g., morbid in autumn).</w:t>
-            </w:r>
-          </w:p>
-        </w:tc>
-      </w:tr>
-      <w:tr>
-        <w:trPr>
-          <w:tblCellSpacing w:w="15" w:type="dxa"/>
-        </w:trPr>
+              <w:t>In-Season Tag</w:t>
+            </w:r>
+          </w:p>
+        </w:tc>
         <w:tc>
           <w:tcPr>
             <w:tcW w:w="0" w:type="auto"/>
@@ -9538,10 +9663,15 @@
                 <w:b/>
                 <w:bCs/>
               </w:rPr>
-              <w:t>Special Tag</w:t>
-            </w:r>
-          </w:p>
-        </w:tc>
+              <w:t>Tags naturally available during specific seasons (e.g., morbid in autumn).</w:t>
+            </w:r>
+          </w:p>
+        </w:tc>
+      </w:tr>
+      <w:tr>
+        <w:trPr>
+          <w:tblCellSpacing w:w="15" w:type="dxa"/>
+        </w:trPr>
         <w:tc>
           <w:tcPr>
             <w:tcW w:w="0" w:type="auto"/>
@@ -9567,15 +9697,10 @@
                 <w:b/>
                 <w:bCs/>
               </w:rPr>
-              <w:t>Rare or risky tag obtained from specific events.</w:t>
-            </w:r>
-          </w:p>
-        </w:tc>
-      </w:tr>
-      <w:tr>
-        <w:trPr>
-          <w:tblCellSpacing w:w="15" w:type="dxa"/>
-        </w:trPr>
+              <w:t>Special Tag</w:t>
+            </w:r>
+          </w:p>
+        </w:tc>
         <w:tc>
           <w:tcPr>
             <w:tcW w:w="0" w:type="auto"/>
@@ -9601,10 +9726,15 @@
                 <w:b/>
                 <w:bCs/>
               </w:rPr>
-              <w:t>Tag-Pair</w:t>
-            </w:r>
-          </w:p>
-        </w:tc>
+              <w:t>Rare or risky tag obtained from specific events.</w:t>
+            </w:r>
+          </w:p>
+        </w:tc>
+      </w:tr>
+      <w:tr>
+        <w:trPr>
+          <w:tblCellSpacing w:w="15" w:type="dxa"/>
+        </w:trPr>
         <w:tc>
           <w:tcPr>
             <w:tcW w:w="0" w:type="auto"/>
@@ -9630,15 +9760,10 @@
                 <w:b/>
                 <w:bCs/>
               </w:rPr>
-              <w:t>Combination of a tag and its anti-tag or special structured combination.</w:t>
-            </w:r>
-          </w:p>
-        </w:tc>
-      </w:tr>
-      <w:tr>
-        <w:trPr>
-          <w:tblCellSpacing w:w="15" w:type="dxa"/>
-        </w:trPr>
+              <w:t>Tag-Pair</w:t>
+            </w:r>
+          </w:p>
+        </w:tc>
         <w:tc>
           <w:tcPr>
             <w:tcW w:w="0" w:type="auto"/>
@@ -9664,10 +9789,15 @@
                 <w:b/>
                 <w:bCs/>
               </w:rPr>
-              <w:t>Re-sacralising Tag-Pair</w:t>
-            </w:r>
-          </w:p>
-        </w:tc>
+              <w:t>Combination of a tag and its anti-tag or special structured combination.</w:t>
+            </w:r>
+          </w:p>
+        </w:tc>
+      </w:tr>
+      <w:tr>
+        <w:trPr>
+          <w:tblCellSpacing w:w="15" w:type="dxa"/>
+        </w:trPr>
         <w:tc>
           <w:tcPr>
             <w:tcW w:w="0" w:type="auto"/>
@@ -9693,15 +9823,10 @@
                 <w:b/>
                 <w:bCs/>
               </w:rPr>
-              <w:t>Core TRUE-defining black metal tag-pair (tag + anti-tag).</w:t>
-            </w:r>
-          </w:p>
-        </w:tc>
-      </w:tr>
-      <w:tr>
-        <w:trPr>
-          <w:tblCellSpacing w:w="15" w:type="dxa"/>
-        </w:trPr>
+              <w:t>Re-sacralising Tag-Pair</w:t>
+            </w:r>
+          </w:p>
+        </w:tc>
         <w:tc>
           <w:tcPr>
             <w:tcW w:w="0" w:type="auto"/>
@@ -9727,10 +9852,15 @@
                 <w:b/>
                 <w:bCs/>
               </w:rPr>
-              <w:t>De-sacralising Tag-Pair</w:t>
-            </w:r>
-          </w:p>
-        </w:tc>
+              <w:t>Core TRUE-defining black metal tag-pair (tag + anti-tag).</w:t>
+            </w:r>
+          </w:p>
+        </w:tc>
+      </w:tr>
+      <w:tr>
+        <w:trPr>
+          <w:tblCellSpacing w:w="15" w:type="dxa"/>
+        </w:trPr>
         <w:tc>
           <w:tcPr>
             <w:tcW w:w="0" w:type="auto"/>
@@ -9756,15 +9886,10 @@
                 <w:b/>
                 <w:bCs/>
               </w:rPr>
-              <w:t>Tag + NULL tag pair (death metal logic; future scope).</w:t>
-            </w:r>
-          </w:p>
-        </w:tc>
-      </w:tr>
-      <w:tr>
-        <w:trPr>
-          <w:tblCellSpacing w:w="15" w:type="dxa"/>
-        </w:trPr>
+              <w:t>De-sacralising Tag-Pair</w:t>
+            </w:r>
+          </w:p>
+        </w:tc>
         <w:tc>
           <w:tcPr>
             <w:tcW w:w="0" w:type="auto"/>
@@ -9790,10 +9915,15 @@
                 <w:b/>
                 <w:bCs/>
               </w:rPr>
-              <w:t>Sacralising Tag-Pair</w:t>
-            </w:r>
-          </w:p>
-        </w:tc>
+              <w:t>Tag + NULL tag pair (death metal logic; future scope).</w:t>
+            </w:r>
+          </w:p>
+        </w:tc>
+      </w:tr>
+      <w:tr>
+        <w:trPr>
+          <w:tblCellSpacing w:w="15" w:type="dxa"/>
+        </w:trPr>
         <w:tc>
           <w:tcPr>
             <w:tcW w:w="0" w:type="auto"/>
@@ -9819,15 +9949,10 @@
                 <w:b/>
                 <w:bCs/>
               </w:rPr>
-              <w:t>Double-tag pair (doom metal logic; future scope).</w:t>
-            </w:r>
-          </w:p>
-        </w:tc>
-      </w:tr>
-      <w:tr>
-        <w:trPr>
-          <w:tblCellSpacing w:w="15" w:type="dxa"/>
-        </w:trPr>
+              <w:t>Sacralising Tag-Pair</w:t>
+            </w:r>
+          </w:p>
+        </w:tc>
         <w:tc>
           <w:tcPr>
             <w:tcW w:w="0" w:type="auto"/>
@@ -9853,10 +9978,15 @@
                 <w:b/>
                 <w:bCs/>
               </w:rPr>
-              <w:t>Simulacra</w:t>
-            </w:r>
-          </w:p>
-        </w:tc>
+              <w:t>Double-tag pair (doom metal logic; future scope).</w:t>
+            </w:r>
+          </w:p>
+        </w:tc>
+      </w:tr>
+      <w:tr>
+        <w:trPr>
+          <w:tblCellSpacing w:w="15" w:type="dxa"/>
+        </w:trPr>
         <w:tc>
           <w:tcPr>
             <w:tcW w:w="0" w:type="auto"/>
@@ -9882,15 +10012,10 @@
                 <w:b/>
                 <w:bCs/>
               </w:rPr>
-              <w:t>Weakened version of a mood tag when used beyond its limit.</w:t>
-            </w:r>
-          </w:p>
-        </w:tc>
-      </w:tr>
-      <w:tr>
-        <w:trPr>
-          <w:tblCellSpacing w:w="15" w:type="dxa"/>
-        </w:trPr>
+              <w:t>Simulacra</w:t>
+            </w:r>
+          </w:p>
+        </w:tc>
         <w:tc>
           <w:tcPr>
             <w:tcW w:w="0" w:type="auto"/>
@@ -9916,10 +10041,29 @@
                 <w:b/>
                 <w:bCs/>
               </w:rPr>
-              <w:t>TRUE (uppercase)</w:t>
-            </w:r>
-          </w:p>
-        </w:tc>
+              <w:t>An emulated</w:t>
+            </w:r>
+            <w:r>
+              <w:rPr>
+                <w:b/>
+                <w:bCs/>
+              </w:rPr>
+              <w:t xml:space="preserve"> version of a mood tag when used beyond its limit</w:t>
+            </w:r>
+            <w:r>
+              <w:rPr>
+                <w:b/>
+                <w:bCs/>
+              </w:rPr>
+              <w:t>, or without the required mood available in the first place. For Posers.</w:t>
+            </w:r>
+          </w:p>
+        </w:tc>
+      </w:tr>
+      <w:tr>
+        <w:trPr>
+          <w:tblCellSpacing w:w="15" w:type="dxa"/>
+        </w:trPr>
         <w:tc>
           <w:tcPr>
             <w:tcW w:w="0" w:type="auto"/>
@@ -9945,15 +10089,10 @@
                 <w:b/>
                 <w:bCs/>
               </w:rPr>
-              <w:t>Content mechanically legitimized by re-sacralising tag-pair.</w:t>
-            </w:r>
-          </w:p>
-        </w:tc>
-      </w:tr>
-      <w:tr>
-        <w:trPr>
-          <w:tblCellSpacing w:w="15" w:type="dxa"/>
-        </w:trPr>
+              <w:t>TRUE (uppercase)</w:t>
+            </w:r>
+          </w:p>
+        </w:tc>
         <w:tc>
           <w:tcPr>
             <w:tcW w:w="0" w:type="auto"/>
@@ -9979,10 +10118,15 @@
                 <w:b/>
                 <w:bCs/>
               </w:rPr>
-              <w:t>true (lowercase)</w:t>
-            </w:r>
-          </w:p>
-        </w:tc>
+              <w:t>Content mechanically legitimized by re-sacralising tag-pair.</w:t>
+            </w:r>
+          </w:p>
+        </w:tc>
+      </w:tr>
+      <w:tr>
+        <w:trPr>
+          <w:tblCellSpacing w:w="15" w:type="dxa"/>
+        </w:trPr>
         <w:tc>
           <w:tcPr>
             <w:tcW w:w="0" w:type="auto"/>
@@ -10008,15 +10152,10 @@
                 <w:b/>
                 <w:bCs/>
               </w:rPr>
-              <w:t>Scene-conforming surface-level aesthetic or trend.</w:t>
-            </w:r>
-          </w:p>
-        </w:tc>
-      </w:tr>
-      <w:tr>
-        <w:trPr>
-          <w:tblCellSpacing w:w="15" w:type="dxa"/>
-        </w:trPr>
+              <w:t>true (lowercase)</w:t>
+            </w:r>
+          </w:p>
+        </w:tc>
         <w:tc>
           <w:tcPr>
             <w:tcW w:w="0" w:type="auto"/>
@@ -10042,10 +10181,15 @@
                 <w:b/>
                 <w:bCs/>
               </w:rPr>
-              <w:t>Gravity</w:t>
-            </w:r>
-          </w:p>
-        </w:tc>
+              <w:t>Scene-conforming surface-level aesthetic or trend.</w:t>
+            </w:r>
+          </w:p>
+        </w:tc>
+      </w:tr>
+      <w:tr>
+        <w:trPr>
+          <w:tblCellSpacing w:w="15" w:type="dxa"/>
+        </w:trPr>
         <w:tc>
           <w:tcPr>
             <w:tcW w:w="0" w:type="auto"/>
@@ -10071,15 +10215,10 @@
                 <w:b/>
                 <w:bCs/>
               </w:rPr>
-              <w:t>Pull exerted by TRUE tags; shapes the scene’s thematic center.</w:t>
-            </w:r>
-          </w:p>
-        </w:tc>
-      </w:tr>
-      <w:tr>
-        <w:trPr>
-          <w:tblCellSpacing w:w="15" w:type="dxa"/>
-        </w:trPr>
+              <w:t>Gravity</w:t>
+            </w:r>
+          </w:p>
+        </w:tc>
         <w:tc>
           <w:tcPr>
             <w:tcW w:w="0" w:type="auto"/>
@@ -10105,11 +10244,29 @@
                 <w:b/>
                 <w:bCs/>
               </w:rPr>
-              <w:lastRenderedPageBreak/>
-              <w:t>Gravity Factor</w:t>
-            </w:r>
-          </w:p>
-        </w:tc>
+              <w:t xml:space="preserve">Pull exerted by TRUE tags; shapes the scene’s thematic </w:t>
+            </w:r>
+            <w:r>
+              <w:rPr>
+                <w:b/>
+                <w:bCs/>
+              </w:rPr>
+              <w:t>centre</w:t>
+            </w:r>
+            <w:r>
+              <w:rPr>
+                <w:b/>
+                <w:bCs/>
+              </w:rPr>
+              <w:t>.</w:t>
+            </w:r>
+          </w:p>
+        </w:tc>
+      </w:tr>
+      <w:tr>
+        <w:trPr>
+          <w:tblCellSpacing w:w="15" w:type="dxa"/>
+        </w:trPr>
         <w:tc>
           <w:tcPr>
             <w:tcW w:w="0" w:type="auto"/>
@@ -10135,15 +10292,11 @@
                 <w:b/>
                 <w:bCs/>
               </w:rPr>
-              <w:t>Amount of thematic pull exerted by a TRUE tag or pair.</w:t>
-            </w:r>
-          </w:p>
-        </w:tc>
-      </w:tr>
-      <w:tr>
-        <w:trPr>
-          <w:tblCellSpacing w:w="15" w:type="dxa"/>
-        </w:trPr>
+              <w:lastRenderedPageBreak/>
+              <w:t>Gravity Factor</w:t>
+            </w:r>
+          </w:p>
+        </w:tc>
         <w:tc>
           <w:tcPr>
             <w:tcW w:w="0" w:type="auto"/>
@@ -10169,10 +10322,15 @@
                 <w:b/>
                 <w:bCs/>
               </w:rPr>
-              <w:t>Tired Status</w:t>
-            </w:r>
-          </w:p>
-        </w:tc>
+              <w:t>Amount of thematic pull exerted by a TRUE tag or pair.</w:t>
+            </w:r>
+          </w:p>
+        </w:tc>
+      </w:tr>
+      <w:tr>
+        <w:trPr>
+          <w:tblCellSpacing w:w="15" w:type="dxa"/>
+        </w:trPr>
         <w:tc>
           <w:tcPr>
             <w:tcW w:w="0" w:type="auto"/>
@@ -10198,15 +10356,10 @@
                 <w:b/>
                 <w:bCs/>
               </w:rPr>
-              <w:t>Condition acquired from taking a third character action in a season.</w:t>
-            </w:r>
-          </w:p>
-        </w:tc>
-      </w:tr>
-      <w:tr>
-        <w:trPr>
-          <w:tblCellSpacing w:w="15" w:type="dxa"/>
-        </w:trPr>
+              <w:t>Tired Status</w:t>
+            </w:r>
+          </w:p>
+        </w:tc>
         <w:tc>
           <w:tcPr>
             <w:tcW w:w="0" w:type="auto"/>
@@ -10232,10 +10385,15 @@
                 <w:b/>
                 <w:bCs/>
               </w:rPr>
-              <w:t>Strain Penalty</w:t>
-            </w:r>
-          </w:p>
-        </w:tc>
+              <w:t>Condition acquired from taking a third character action in a season.</w:t>
+            </w:r>
+          </w:p>
+        </w:tc>
+      </w:tr>
+      <w:tr>
+        <w:trPr>
+          <w:tblCellSpacing w:w="15" w:type="dxa"/>
+        </w:trPr>
         <w:tc>
           <w:tcPr>
             <w:tcW w:w="0" w:type="auto"/>
@@ -10261,15 +10419,10 @@
                 <w:b/>
                 <w:bCs/>
               </w:rPr>
-              <w:t>Negative effect specific to each action type upon overexertion.</w:t>
-            </w:r>
-          </w:p>
-        </w:tc>
-      </w:tr>
-      <w:tr>
-        <w:trPr>
-          <w:tblCellSpacing w:w="15" w:type="dxa"/>
-        </w:trPr>
+              <w:t>Strain Penalty</w:t>
+            </w:r>
+          </w:p>
+        </w:tc>
         <w:tc>
           <w:tcPr>
             <w:tcW w:w="0" w:type="auto"/>
@@ -10295,10 +10448,15 @@
                 <w:b/>
                 <w:bCs/>
               </w:rPr>
-              <w:t>All Over the Place</w:t>
-            </w:r>
-          </w:p>
-        </w:tc>
+              <w:t>Negative effect specific to each action type upon overexertion.</w:t>
+            </w:r>
+          </w:p>
+        </w:tc>
+      </w:tr>
+      <w:tr>
+        <w:trPr>
+          <w:tblCellSpacing w:w="15" w:type="dxa"/>
+        </w:trPr>
         <w:tc>
           <w:tcPr>
             <w:tcW w:w="0" w:type="auto"/>
@@ -10324,15 +10482,10 @@
                 <w:b/>
                 <w:bCs/>
               </w:rPr>
-              <w:t>Gestation strain penalty; forces transient tag resolution or replacement.</w:t>
-            </w:r>
-          </w:p>
-        </w:tc>
-      </w:tr>
-      <w:tr>
-        <w:trPr>
-          <w:tblCellSpacing w:w="15" w:type="dxa"/>
-        </w:trPr>
+              <w:t>All Over the Place</w:t>
+            </w:r>
+          </w:p>
+        </w:tc>
         <w:tc>
           <w:tcPr>
             <w:tcW w:w="0" w:type="auto"/>
@@ -10358,10 +10511,15 @@
                 <w:b/>
                 <w:bCs/>
               </w:rPr>
-              <w:t>Burnout</w:t>
-            </w:r>
-          </w:p>
-        </w:tc>
+              <w:t>Gestation strain penalty; forces transient tag resolution or replacement.</w:t>
+            </w:r>
+          </w:p>
+        </w:tc>
+      </w:tr>
+      <w:tr>
+        <w:trPr>
+          <w:tblCellSpacing w:w="15" w:type="dxa"/>
+        </w:trPr>
         <w:tc>
           <w:tcPr>
             <w:tcW w:w="0" w:type="auto"/>
@@ -10387,29 +10545,10 @@
                 <w:b/>
                 <w:bCs/>
               </w:rPr>
-              <w:t xml:space="preserve">Rehearsal strain </w:t>
-            </w:r>
-            <w:r>
-              <w:rPr>
-                <w:b/>
-                <w:bCs/>
-              </w:rPr>
-              <w:t>penalty:</w:t>
-            </w:r>
-            <w:r>
-              <w:rPr>
-                <w:b/>
-                <w:bCs/>
-              </w:rPr>
-              <w:t xml:space="preserve"> character loses access to mood tag for the turn.</w:t>
-            </w:r>
-          </w:p>
-        </w:tc>
-      </w:tr>
-      <w:tr>
-        <w:trPr>
-          <w:tblCellSpacing w:w="15" w:type="dxa"/>
-        </w:trPr>
+              <w:t>Burnout</w:t>
+            </w:r>
+          </w:p>
+        </w:tc>
         <w:tc>
           <w:tcPr>
             <w:tcW w:w="0" w:type="auto"/>
@@ -10435,10 +10574,15 @@
                 <w:b/>
                 <w:bCs/>
               </w:rPr>
-              <w:t>Too on the Nose</w:t>
-            </w:r>
-          </w:p>
-        </w:tc>
+              <w:t>Rehearsal strain penalty: character loses access to mood tag for the turn.</w:t>
+            </w:r>
+          </w:p>
+        </w:tc>
+      </w:tr>
+      <w:tr>
+        <w:trPr>
+          <w:tblCellSpacing w:w="15" w:type="dxa"/>
+        </w:trPr>
         <w:tc>
           <w:tcPr>
             <w:tcW w:w="0" w:type="auto"/>
@@ -10464,15 +10608,10 @@
                 <w:b/>
                 <w:bCs/>
               </w:rPr>
-              <w:t>Promotional strain penalty; forces negative interaction with convictional anti-tag.</w:t>
-            </w:r>
-          </w:p>
-        </w:tc>
-      </w:tr>
-      <w:tr>
-        <w:trPr>
-          <w:tblCellSpacing w:w="15" w:type="dxa"/>
-        </w:trPr>
+              <w:t>Too on the Nose</w:t>
+            </w:r>
+          </w:p>
+        </w:tc>
         <w:tc>
           <w:tcPr>
             <w:tcW w:w="0" w:type="auto"/>
@@ -10498,10 +10637,15 @@
                 <w:b/>
                 <w:bCs/>
               </w:rPr>
-              <w:t>Overreach</w:t>
-            </w:r>
-          </w:p>
-        </w:tc>
+              <w:t>Promotional strain penalty; forces negative interaction with convictional anti-tag.</w:t>
+            </w:r>
+          </w:p>
+        </w:tc>
+      </w:tr>
+      <w:tr>
+        <w:trPr>
+          <w:tblCellSpacing w:w="15" w:type="dxa"/>
+        </w:trPr>
         <w:tc>
           <w:tcPr>
             <w:tcW w:w="0" w:type="auto"/>
@@ -10527,29 +10671,10 @@
                 <w:b/>
                 <w:bCs/>
               </w:rPr>
-              <w:t xml:space="preserve">Keeper strain </w:t>
-            </w:r>
-            <w:r>
-              <w:rPr>
-                <w:b/>
-                <w:bCs/>
-              </w:rPr>
-              <w:t>penalty:</w:t>
-            </w:r>
-            <w:r>
-              <w:rPr>
-                <w:b/>
-                <w:bCs/>
-              </w:rPr>
-              <w:t xml:space="preserve"> blocks influence gain and Pull replenishment.</w:t>
-            </w:r>
-          </w:p>
-        </w:tc>
-      </w:tr>
-      <w:tr>
-        <w:trPr>
-          <w:tblCellSpacing w:w="15" w:type="dxa"/>
-        </w:trPr>
+              <w:t>Overreach</w:t>
+            </w:r>
+          </w:p>
+        </w:tc>
         <w:tc>
           <w:tcPr>
             <w:tcW w:w="0" w:type="auto"/>
@@ -10575,10 +10700,15 @@
                 <w:b/>
                 <w:bCs/>
               </w:rPr>
-              <w:t>Influence</w:t>
-            </w:r>
-          </w:p>
-        </w:tc>
+              <w:t>Keeper strain penalty: blocks influence gain and Pull replenishment.</w:t>
+            </w:r>
+          </w:p>
+        </w:tc>
+      </w:tr>
+      <w:tr>
+        <w:trPr>
+          <w:tblCellSpacing w:w="15" w:type="dxa"/>
+        </w:trPr>
         <w:tc>
           <w:tcPr>
             <w:tcW w:w="0" w:type="auto"/>
@@ -10604,15 +10734,10 @@
                 <w:b/>
                 <w:bCs/>
               </w:rPr>
-              <w:t>Abstract measure of standing within the scene.</w:t>
-            </w:r>
-          </w:p>
-        </w:tc>
-      </w:tr>
-      <w:tr>
-        <w:trPr>
-          <w:tblCellSpacing w:w="15" w:type="dxa"/>
-        </w:trPr>
+              <w:t>Influence</w:t>
+            </w:r>
+          </w:p>
+        </w:tc>
         <w:tc>
           <w:tcPr>
             <w:tcW w:w="0" w:type="auto"/>
@@ -10638,10 +10763,15 @@
                 <w:b/>
                 <w:bCs/>
               </w:rPr>
-              <w:t>Influence Points</w:t>
-            </w:r>
-          </w:p>
-        </w:tc>
+              <w:t>Abstract measure of standing within the scene.</w:t>
+            </w:r>
+          </w:p>
+        </w:tc>
+      </w:tr>
+      <w:tr>
+        <w:trPr>
+          <w:tblCellSpacing w:w="15" w:type="dxa"/>
+        </w:trPr>
         <w:tc>
           <w:tcPr>
             <w:tcW w:w="0" w:type="auto"/>
@@ -10667,15 +10797,10 @@
                 <w:b/>
                 <w:bCs/>
               </w:rPr>
-              <w:t>Quantified influence accumulated per actions/tags/tracks.</w:t>
-            </w:r>
-          </w:p>
-        </w:tc>
-      </w:tr>
-      <w:tr>
-        <w:trPr>
-          <w:tblCellSpacing w:w="15" w:type="dxa"/>
-        </w:trPr>
+              <w:t>Influence Points</w:t>
+            </w:r>
+          </w:p>
+        </w:tc>
         <w:tc>
           <w:tcPr>
             <w:tcW w:w="0" w:type="auto"/>
@@ -10701,10 +10826,15 @@
                 <w:b/>
                 <w:bCs/>
               </w:rPr>
-              <w:t>Pull</w:t>
-            </w:r>
-          </w:p>
-        </w:tc>
+              <w:t>Quantified influence accumulated per actions/tags/tracks.</w:t>
+            </w:r>
+          </w:p>
+        </w:tc>
+      </w:tr>
+      <w:tr>
+        <w:trPr>
+          <w:tblCellSpacing w:w="15" w:type="dxa"/>
+        </w:trPr>
         <w:tc>
           <w:tcPr>
             <w:tcW w:w="0" w:type="auto"/>
@@ -10730,15 +10860,10 @@
                 <w:b/>
                 <w:bCs/>
               </w:rPr>
-              <w:t>Expendable Keeper resource used to pay for Keeper actions.</w:t>
-            </w:r>
-          </w:p>
-        </w:tc>
-      </w:tr>
-      <w:tr>
-        <w:trPr>
-          <w:tblCellSpacing w:w="15" w:type="dxa"/>
-        </w:trPr>
+              <w:t>Pull</w:t>
+            </w:r>
+          </w:p>
+        </w:tc>
         <w:tc>
           <w:tcPr>
             <w:tcW w:w="0" w:type="auto"/>
@@ -10764,10 +10889,15 @@
                 <w:b/>
                 <w:bCs/>
               </w:rPr>
-              <w:t>Generation (of Copy)</w:t>
-            </w:r>
-          </w:p>
-        </w:tc>
+              <w:t>Expendable Keeper resource used to pay for Keeper actions.</w:t>
+            </w:r>
+          </w:p>
+        </w:tc>
+      </w:tr>
+      <w:tr>
+        <w:trPr>
+          <w:tblCellSpacing w:w="15" w:type="dxa"/>
+        </w:trPr>
         <w:tc>
           <w:tcPr>
             <w:tcW w:w="0" w:type="auto"/>
@@ -10793,9 +10923,16 @@
                 <w:b/>
                 <w:bCs/>
               </w:rPr>
-              <w:t>The duplication depth of a tape; each generation reduces conveyance.</w:t>
-            </w:r>
-          </w:p>
+              <w:t>Generation (of Copy)</w:t>
+            </w:r>
+          </w:p>
+        </w:tc>
+        <w:tc>
+          <w:tcPr>
+            <w:tcW w:w="0" w:type="auto"/>
+            <w:vAlign w:val="center"/>
+            <w:hideMark/>
+          </w:tcPr>
           <w:p>
             <w:pPr>
               <w:pBdr>
@@ -10810,6 +10947,28 @@
                 <w:bCs/>
               </w:rPr>
             </w:pPr>
+            <w:r>
+              <w:rPr>
+                <w:b/>
+                <w:bCs/>
+              </w:rPr>
+              <w:t>The duplication depth of a tape; each generation reduces conveyance.</w:t>
+            </w:r>
+          </w:p>
+          <w:p>
+            <w:pPr>
+              <w:pBdr>
+                <w:top w:val="nil"/>
+                <w:left w:val="nil"/>
+                <w:bottom w:val="nil"/>
+                <w:right w:val="nil"/>
+                <w:between w:val="nil"/>
+              </w:pBdr>
+              <w:rPr>
+                <w:b/>
+                <w:bCs/>
+              </w:rPr>
+            </w:pPr>
           </w:p>
         </w:tc>
       </w:tr>
@@ -10924,6 +11083,52 @@
           <w:bCs/>
         </w:rPr>
         <w:t>For example, there are 7 tag – anti-tag pairs, and a band (in this game) can have 7 members at most.</w:t>
+      </w:r>
+    </w:p>
+    <w:p>
+      <w:pPr>
+        <w:pBdr>
+          <w:top w:val="nil"/>
+          <w:left w:val="nil"/>
+          <w:bottom w:val="nil"/>
+          <w:right w:val="nil"/>
+          <w:between w:val="nil"/>
+        </w:pBdr>
+        <w:rPr>
+          <w:b/>
+          <w:bCs/>
+        </w:rPr>
+      </w:pPr>
+    </w:p>
+    <w:p>
+      <w:pPr>
+        <w:pBdr>
+          <w:top w:val="nil"/>
+          <w:left w:val="nil"/>
+          <w:bottom w:val="nil"/>
+          <w:right w:val="nil"/>
+          <w:between w:val="nil"/>
+        </w:pBdr>
+        <w:ind w:left="2160" w:hanging="2160"/>
+        <w:rPr>
+          <w:b/>
+          <w:bCs/>
+        </w:rPr>
+      </w:pPr>
+      <w:r>
+        <w:rPr>
+          <w:b/>
+          <w:bCs/>
+        </w:rPr>
+        <w:t>scene splintering</w:t>
+      </w:r>
+      <w:r>
+        <w:rPr>
+          <w:b/>
+          <w:bCs/>
+        </w:rPr>
+        <w:tab/>
+        <w:t xml:space="preserve">A scene can form within a scene, based on a proselytizing TRUE tag pair. </w:t>
       </w:r>
     </w:p>
     <w:p>
@@ -12403,6 +12608,7 @@
   <w:style w:type="character" w:default="1" w:styleId="Kappaleenoletusfontti">
     <w:name w:val="Default Paragraph Font"/>
     <w:uiPriority w:val="1"/>
+    <w:semiHidden/>
     <w:unhideWhenUsed/>
   </w:style>
   <w:style w:type="table" w:default="1" w:styleId="Normaalitaulukko">

--- a/TheProspector/Assets/Docs/Related School Work/LUT/Game Design Document.docx
+++ b/TheProspector/Assets/Docs/Related School Work/LUT/Game Design Document.docx
@@ -78,14 +78,7 @@
           <w:b/>
           <w:bCs/>
         </w:rPr>
-        <w:t>G</w:t>
-      </w:r>
-      <w:r>
-        <w:rPr>
-          <w:b/>
-          <w:bCs/>
-        </w:rPr>
-        <w:t>AME DESIGN DOCUMENT</w:t>
+        <w:t>GAME DESIGN DOCUMENT</w:t>
       </w:r>
     </w:p>
     <w:p>
@@ -878,7 +871,29 @@
           <w:sz w:val="24"/>
           <w:szCs w:val="24"/>
         </w:rPr>
-        <w:t xml:space="preserve">Consider the developed game from the viewpoint that you are actually making something which will be published at the end. </w:t>
+        <w:t xml:space="preserve">Consider the developed game from the viewpoint that you are </w:t>
+      </w:r>
+      <w:proofErr w:type="gramStart"/>
+      <w:r>
+        <w:rPr>
+          <w:b/>
+          <w:bCs/>
+          <w:color w:val="404040"/>
+          <w:sz w:val="24"/>
+          <w:szCs w:val="24"/>
+        </w:rPr>
+        <w:t>actually making</w:t>
+      </w:r>
+      <w:proofErr w:type="gramEnd"/>
+      <w:r>
+        <w:rPr>
+          <w:b/>
+          <w:bCs/>
+          <w:color w:val="404040"/>
+          <w:sz w:val="24"/>
+          <w:szCs w:val="24"/>
+        </w:rPr>
+        <w:t xml:space="preserve"> something which will be published at the end. </w:t>
       </w:r>
     </w:p>
     <w:p>
@@ -1043,7 +1058,29 @@
           <w:sz w:val="24"/>
           <w:szCs w:val="24"/>
         </w:rPr>
-        <w:t>What technological demands or requirements do you have? What technical aspects have to be solved for your idea to work?</w:t>
+        <w:t xml:space="preserve">What technological demands or requirements do you have? What technical aspects </w:t>
+      </w:r>
+      <w:proofErr w:type="gramStart"/>
+      <w:r>
+        <w:rPr>
+          <w:b/>
+          <w:bCs/>
+          <w:color w:val="404040"/>
+          <w:sz w:val="24"/>
+          <w:szCs w:val="24"/>
+        </w:rPr>
+        <w:t>have to</w:t>
+      </w:r>
+      <w:proofErr w:type="gramEnd"/>
+      <w:r>
+        <w:rPr>
+          <w:b/>
+          <w:bCs/>
+          <w:color w:val="404040"/>
+          <w:sz w:val="24"/>
+          <w:szCs w:val="24"/>
+        </w:rPr>
+        <w:t xml:space="preserve"> be solved for your idea to work?</w:t>
       </w:r>
     </w:p>
     <w:p>
@@ -1157,7 +1194,7 @@
           <w:r>
             <w:fldChar w:fldCharType="separate"/>
           </w:r>
-          <w:hyperlink w:anchor="_Toc215741166" w:history="1">
+          <w:hyperlink w:anchor="_Toc220496092" w:history="1">
             <w:r>
               <w:rPr>
                 <w:rStyle w:val="Hyperlinkki"/>
@@ -1184,7 +1221,7 @@
                 <w:noProof/>
                 <w:webHidden/>
               </w:rPr>
-              <w:instrText xml:space="preserve"> PAGEREF _Toc215741166 \h </w:instrText>
+              <w:instrText xml:space="preserve"> PAGEREF _Toc220496092 \h </w:instrText>
             </w:r>
             <w:r>
               <w:rPr>
@@ -1231,7 +1268,7 @@
               <w14:ligatures w14:val="standardContextual"/>
             </w:rPr>
           </w:pPr>
-          <w:hyperlink w:anchor="_Toc215741167" w:history="1">
+          <w:hyperlink w:anchor="_Toc220496093" w:history="1">
             <w:r>
               <w:rPr>
                 <w:rStyle w:val="Hyperlinkki"/>
@@ -1258,7 +1295,7 @@
                 <w:noProof/>
                 <w:webHidden/>
               </w:rPr>
-              <w:instrText xml:space="preserve"> PAGEREF _Toc215741167 \h </w:instrText>
+              <w:instrText xml:space="preserve"> PAGEREF _Toc220496093 \h </w:instrText>
             </w:r>
             <w:r>
               <w:rPr>
@@ -1305,7 +1342,7 @@
               <w14:ligatures w14:val="standardContextual"/>
             </w:rPr>
           </w:pPr>
-          <w:hyperlink w:anchor="_Toc215741168" w:history="1">
+          <w:hyperlink w:anchor="_Toc220496094" w:history="1">
             <w:r>
               <w:rPr>
                 <w:rStyle w:val="Hyperlinkki"/>
@@ -1332,7 +1369,7 @@
                 <w:noProof/>
                 <w:webHidden/>
               </w:rPr>
-              <w:instrText xml:space="preserve"> PAGEREF _Toc215741168 \h </w:instrText>
+              <w:instrText xml:space="preserve"> PAGEREF _Toc220496094 \h </w:instrText>
             </w:r>
             <w:r>
               <w:rPr>
@@ -1379,7 +1416,7 @@
               <w14:ligatures w14:val="standardContextual"/>
             </w:rPr>
           </w:pPr>
-          <w:hyperlink w:anchor="_Toc215741169" w:history="1">
+          <w:hyperlink w:anchor="_Toc220496095" w:history="1">
             <w:r>
               <w:rPr>
                 <w:rStyle w:val="Hyperlinkki"/>
@@ -1406,7 +1443,7 @@
                 <w:noProof/>
                 <w:webHidden/>
               </w:rPr>
-              <w:instrText xml:space="preserve"> PAGEREF _Toc215741169 \h </w:instrText>
+              <w:instrText xml:space="preserve"> PAGEREF _Toc220496095 \h </w:instrText>
             </w:r>
             <w:r>
               <w:rPr>
@@ -1453,13 +1490,13 @@
               <w14:ligatures w14:val="standardContextual"/>
             </w:rPr>
           </w:pPr>
-          <w:hyperlink w:anchor="_Toc215741170" w:history="1">
+          <w:hyperlink w:anchor="_Toc220496096" w:history="1">
             <w:r>
               <w:rPr>
                 <w:rStyle w:val="Hyperlinkki"/>
                 <w:noProof/>
               </w:rPr>
-              <w:t>4.1 Core Gameplay Loop</w:t>
+              <w:t>4.1 UI and UX</w:t>
             </w:r>
             <w:r>
               <w:rPr>
@@ -1480,7 +1517,7 @@
                 <w:noProof/>
                 <w:webHidden/>
               </w:rPr>
-              <w:instrText xml:space="preserve"> PAGEREF _Toc215741170 \h </w:instrText>
+              <w:instrText xml:space="preserve"> PAGEREF _Toc220496096 \h </w:instrText>
             </w:r>
             <w:r>
               <w:rPr>
@@ -1527,13 +1564,13 @@
               <w14:ligatures w14:val="standardContextual"/>
             </w:rPr>
           </w:pPr>
-          <w:hyperlink w:anchor="_Toc215741171" w:history="1">
+          <w:hyperlink w:anchor="_Toc220496097" w:history="1">
             <w:r>
               <w:rPr>
                 <w:rStyle w:val="Hyperlinkki"/>
                 <w:noProof/>
               </w:rPr>
-              <w:t>4.2 Game Entity Characters, Operative agencies and character actions</w:t>
+              <w:t>4.2 Core Gameplay Loop</w:t>
             </w:r>
             <w:r>
               <w:rPr>
@@ -1554,7 +1591,7 @@
                 <w:noProof/>
                 <w:webHidden/>
               </w:rPr>
-              <w:instrText xml:space="preserve"> PAGEREF _Toc215741171 \h </w:instrText>
+              <w:instrText xml:space="preserve"> PAGEREF _Toc220496097 \h </w:instrText>
             </w:r>
             <w:r>
               <w:rPr>
@@ -1574,7 +1611,7 @@
                 <w:noProof/>
                 <w:webHidden/>
               </w:rPr>
-              <w:t>10</w:t>
+              <w:t>11</w:t>
             </w:r>
             <w:r>
               <w:rPr>
@@ -1601,13 +1638,13 @@
               <w14:ligatures w14:val="standardContextual"/>
             </w:rPr>
           </w:pPr>
-          <w:hyperlink w:anchor="_Toc215741172" w:history="1">
+          <w:hyperlink w:anchor="_Toc220496098" w:history="1">
             <w:r>
               <w:rPr>
                 <w:rStyle w:val="Hyperlinkki"/>
                 <w:noProof/>
               </w:rPr>
-              <w:t>4.3 Aspects, Ideas and Conveyance</w:t>
+              <w:t>4.3 Game Entity Characters, Operative agencies and character actions</w:t>
             </w:r>
             <w:r>
               <w:rPr>
@@ -1628,7 +1665,7 @@
                 <w:noProof/>
                 <w:webHidden/>
               </w:rPr>
-              <w:instrText xml:space="preserve"> PAGEREF _Toc215741172 \h </w:instrText>
+              <w:instrText xml:space="preserve"> PAGEREF _Toc220496098 \h </w:instrText>
             </w:r>
             <w:r>
               <w:rPr>
@@ -1648,7 +1685,7 @@
                 <w:noProof/>
                 <w:webHidden/>
               </w:rPr>
-              <w:t>13</w:t>
+              <w:t>12</w:t>
             </w:r>
             <w:r>
               <w:rPr>
@@ -1675,13 +1712,13 @@
               <w14:ligatures w14:val="standardContextual"/>
             </w:rPr>
           </w:pPr>
-          <w:hyperlink w:anchor="_Toc215741173" w:history="1">
+          <w:hyperlink w:anchor="_Toc220496099" w:history="1">
             <w:r>
               <w:rPr>
                 <w:rStyle w:val="Hyperlinkki"/>
                 <w:noProof/>
               </w:rPr>
-              <w:t>4.4 Tags (Emotional / Ideological systems)</w:t>
+              <w:t>4.4 Aspects, Ideas and Conveyance</w:t>
             </w:r>
             <w:r>
               <w:rPr>
@@ -1702,7 +1739,7 @@
                 <w:noProof/>
                 <w:webHidden/>
               </w:rPr>
-              <w:instrText xml:space="preserve"> PAGEREF _Toc215741173 \h </w:instrText>
+              <w:instrText xml:space="preserve"> PAGEREF _Toc220496099 \h </w:instrText>
             </w:r>
             <w:r>
               <w:rPr>
@@ -1722,7 +1759,7 @@
                 <w:noProof/>
                 <w:webHidden/>
               </w:rPr>
-              <w:t>14</w:t>
+              <w:t>16</w:t>
             </w:r>
             <w:r>
               <w:rPr>
@@ -1749,13 +1786,13 @@
               <w14:ligatures w14:val="standardContextual"/>
             </w:rPr>
           </w:pPr>
-          <w:hyperlink w:anchor="_Toc215741174" w:history="1">
+          <w:hyperlink w:anchor="_Toc220496100" w:history="1">
             <w:r>
               <w:rPr>
                 <w:rStyle w:val="Hyperlinkki"/>
                 <w:noProof/>
               </w:rPr>
-              <w:t>4.5 Tag-Pairs and genre specific systems</w:t>
+              <w:t>4.5 Tags (Emotional / Ideological systems)</w:t>
             </w:r>
             <w:r>
               <w:rPr>
@@ -1776,7 +1813,7 @@
                 <w:noProof/>
                 <w:webHidden/>
               </w:rPr>
-              <w:instrText xml:space="preserve"> PAGEREF _Toc215741174 \h </w:instrText>
+              <w:instrText xml:space="preserve"> PAGEREF _Toc220496100 \h </w:instrText>
             </w:r>
             <w:r>
               <w:rPr>
@@ -1796,7 +1833,7 @@
                 <w:noProof/>
                 <w:webHidden/>
               </w:rPr>
-              <w:t>15</w:t>
+              <w:t>16</w:t>
             </w:r>
             <w:r>
               <w:rPr>
@@ -1823,13 +1860,13 @@
               <w14:ligatures w14:val="standardContextual"/>
             </w:rPr>
           </w:pPr>
-          <w:hyperlink w:anchor="_Toc215741175" w:history="1">
+          <w:hyperlink w:anchor="_Toc220496101" w:history="1">
             <w:r>
               <w:rPr>
                 <w:rStyle w:val="Hyperlinkki"/>
                 <w:noProof/>
               </w:rPr>
-              <w:t>4.6. There is uppercase TRUE, lowercase true, also the novelty factor, and the gravity factor</w:t>
+              <w:t>4.5 Tag-Pairs and genre specific systems</w:t>
             </w:r>
             <w:r>
               <w:rPr>
@@ -1850,7 +1887,7 @@
                 <w:noProof/>
                 <w:webHidden/>
               </w:rPr>
-              <w:instrText xml:space="preserve"> PAGEREF _Toc215741175 \h </w:instrText>
+              <w:instrText xml:space="preserve"> PAGEREF _Toc220496101 \h </w:instrText>
             </w:r>
             <w:r>
               <w:rPr>
@@ -1870,7 +1907,7 @@
                 <w:noProof/>
                 <w:webHidden/>
               </w:rPr>
-              <w:t>16</w:t>
+              <w:t>18</w:t>
             </w:r>
             <w:r>
               <w:rPr>
@@ -1897,13 +1934,13 @@
               <w14:ligatures w14:val="standardContextual"/>
             </w:rPr>
           </w:pPr>
-          <w:hyperlink w:anchor="_Toc215741176" w:history="1">
+          <w:hyperlink w:anchor="_Toc220496102" w:history="1">
             <w:r>
               <w:rPr>
                 <w:rStyle w:val="Hyperlinkki"/>
                 <w:noProof/>
               </w:rPr>
-              <w:t>4.7 Track Construction and Recording</w:t>
+              <w:t>4.6. TRUE vs true, novelty, and gravity</w:t>
             </w:r>
             <w:r>
               <w:rPr>
@@ -1924,7 +1961,7 @@
                 <w:noProof/>
                 <w:webHidden/>
               </w:rPr>
-              <w:instrText xml:space="preserve"> PAGEREF _Toc215741176 \h </w:instrText>
+              <w:instrText xml:space="preserve"> PAGEREF _Toc220496102 \h </w:instrText>
             </w:r>
             <w:r>
               <w:rPr>
@@ -1944,7 +1981,7 @@
                 <w:noProof/>
                 <w:webHidden/>
               </w:rPr>
-              <w:t>17</w:t>
+              <w:t>18</w:t>
             </w:r>
             <w:r>
               <w:rPr>
@@ -1971,13 +2008,13 @@
               <w14:ligatures w14:val="standardContextual"/>
             </w:rPr>
           </w:pPr>
-          <w:hyperlink w:anchor="_Toc215741177" w:history="1">
+          <w:hyperlink w:anchor="_Toc220496103" w:history="1">
             <w:r>
               <w:rPr>
                 <w:rStyle w:val="Hyperlinkki"/>
                 <w:noProof/>
               </w:rPr>
-              <w:t>4.8 Band and Collective Systems</w:t>
+              <w:t>4.7 Track Construction and Recording</w:t>
             </w:r>
             <w:r>
               <w:rPr>
@@ -1998,7 +2035,7 @@
                 <w:noProof/>
                 <w:webHidden/>
               </w:rPr>
-              <w:instrText xml:space="preserve"> PAGEREF _Toc215741177 \h </w:instrText>
+              <w:instrText xml:space="preserve"> PAGEREF _Toc220496103 \h </w:instrText>
             </w:r>
             <w:r>
               <w:rPr>
@@ -2018,7 +2055,7 @@
                 <w:noProof/>
                 <w:webHidden/>
               </w:rPr>
-              <w:t>17</w:t>
+              <w:t>20</w:t>
             </w:r>
             <w:r>
               <w:rPr>
@@ -2045,12 +2082,86 @@
               <w14:ligatures w14:val="standardContextual"/>
             </w:rPr>
           </w:pPr>
-          <w:hyperlink w:anchor="_Toc215741178" w:history="1">
+          <w:hyperlink w:anchor="_Toc220496104" w:history="1">
             <w:r>
               <w:rPr>
                 <w:rStyle w:val="Hyperlinkki"/>
                 <w:noProof/>
               </w:rPr>
+              <w:t>4.8 Band and Collective Systems</w:t>
+            </w:r>
+            <w:r>
+              <w:rPr>
+                <w:noProof/>
+                <w:webHidden/>
+              </w:rPr>
+              <w:tab/>
+            </w:r>
+            <w:r>
+              <w:rPr>
+                <w:noProof/>
+                <w:webHidden/>
+              </w:rPr>
+              <w:fldChar w:fldCharType="begin"/>
+            </w:r>
+            <w:r>
+              <w:rPr>
+                <w:noProof/>
+                <w:webHidden/>
+              </w:rPr>
+              <w:instrText xml:space="preserve"> PAGEREF _Toc220496104 \h </w:instrText>
+            </w:r>
+            <w:r>
+              <w:rPr>
+                <w:noProof/>
+                <w:webHidden/>
+              </w:rPr>
+            </w:r>
+            <w:r>
+              <w:rPr>
+                <w:noProof/>
+                <w:webHidden/>
+              </w:rPr>
+              <w:fldChar w:fldCharType="separate"/>
+            </w:r>
+            <w:r>
+              <w:rPr>
+                <w:noProof/>
+                <w:webHidden/>
+              </w:rPr>
+              <w:t>20</w:t>
+            </w:r>
+            <w:r>
+              <w:rPr>
+                <w:noProof/>
+                <w:webHidden/>
+              </w:rPr>
+              <w:fldChar w:fldCharType="end"/>
+            </w:r>
+          </w:hyperlink>
+        </w:p>
+        <w:p>
+          <w:pPr>
+            <w:pStyle w:val="Sisluet3"/>
+            <w:tabs>
+              <w:tab w:val="right" w:leader="dot" w:pos="9019"/>
+            </w:tabs>
+            <w:rPr>
+              <w:rFonts w:asciiTheme="minorHAnsi" w:eastAsiaTheme="minorEastAsia" w:hAnsiTheme="minorHAnsi" w:cstheme="minorBidi"/>
+              <w:noProof/>
+              <w:kern w:val="2"/>
+              <w:sz w:val="24"/>
+              <w:szCs w:val="24"/>
+              <w:lang w:val="fi-FI"/>
+              <w14:ligatures w14:val="standardContextual"/>
+            </w:rPr>
+          </w:pPr>
+          <w:hyperlink w:anchor="_Toc220496105" w:history="1">
+            <w:r>
+              <w:rPr>
+                <w:rStyle w:val="Hyperlinkki"/>
+                <w:noProof/>
+              </w:rPr>
               <w:t>4.9 Multiplayer Mode</w:t>
             </w:r>
             <w:r>
@@ -2072,7 +2183,7 @@
                 <w:noProof/>
                 <w:webHidden/>
               </w:rPr>
-              <w:instrText xml:space="preserve"> PAGEREF _Toc215741178 \h </w:instrText>
+              <w:instrText xml:space="preserve"> PAGEREF _Toc220496105 \h </w:instrText>
             </w:r>
             <w:r>
               <w:rPr>
@@ -2092,7 +2203,7 @@
                 <w:noProof/>
                 <w:webHidden/>
               </w:rPr>
-              <w:t>17</w:t>
+              <w:t>20</w:t>
             </w:r>
             <w:r>
               <w:rPr>
@@ -2119,7 +2230,7 @@
               <w14:ligatures w14:val="standardContextual"/>
             </w:rPr>
           </w:pPr>
-          <w:hyperlink w:anchor="_Toc215741179" w:history="1">
+          <w:hyperlink w:anchor="_Toc220496106" w:history="1">
             <w:r>
               <w:rPr>
                 <w:rStyle w:val="Hyperlinkki"/>
@@ -2146,7 +2257,7 @@
                 <w:noProof/>
                 <w:webHidden/>
               </w:rPr>
-              <w:instrText xml:space="preserve"> PAGEREF _Toc215741179 \h </w:instrText>
+              <w:instrText xml:space="preserve"> PAGEREF _Toc220496106 \h </w:instrText>
             </w:r>
             <w:r>
               <w:rPr>
@@ -2166,7 +2277,7 @@
                 <w:noProof/>
                 <w:webHidden/>
               </w:rPr>
-              <w:t>18</w:t>
+              <w:t>21</w:t>
             </w:r>
             <w:r>
               <w:rPr>
@@ -2193,7 +2304,7 @@
               <w14:ligatures w14:val="standardContextual"/>
             </w:rPr>
           </w:pPr>
-          <w:hyperlink w:anchor="_Toc215741180" w:history="1">
+          <w:hyperlink w:anchor="_Toc220496107" w:history="1">
             <w:r>
               <w:rPr>
                 <w:rStyle w:val="Hyperlinkki"/>
@@ -2220,7 +2331,7 @@
                 <w:noProof/>
                 <w:webHidden/>
               </w:rPr>
-              <w:instrText xml:space="preserve"> PAGEREF _Toc215741180 \h </w:instrText>
+              <w:instrText xml:space="preserve"> PAGEREF _Toc220496107 \h </w:instrText>
             </w:r>
             <w:r>
               <w:rPr>
@@ -2240,7 +2351,7 @@
                 <w:noProof/>
                 <w:webHidden/>
               </w:rPr>
-              <w:t>19</w:t>
+              <w:t>22</w:t>
             </w:r>
             <w:r>
               <w:rPr>
@@ -2267,7 +2378,7 @@
               <w14:ligatures w14:val="standardContextual"/>
             </w:rPr>
           </w:pPr>
-          <w:hyperlink w:anchor="_Toc215741181" w:history="1">
+          <w:hyperlink w:anchor="_Toc220496108" w:history="1">
             <w:r>
               <w:rPr>
                 <w:rStyle w:val="Hyperlinkki"/>
@@ -2294,7 +2405,7 @@
                 <w:noProof/>
                 <w:webHidden/>
               </w:rPr>
-              <w:instrText xml:space="preserve"> PAGEREF _Toc215741181 \h </w:instrText>
+              <w:instrText xml:space="preserve"> PAGEREF _Toc220496108 \h </w:instrText>
             </w:r>
             <w:r>
               <w:rPr>
@@ -2314,7 +2425,7 @@
                 <w:noProof/>
                 <w:webHidden/>
               </w:rPr>
-              <w:t>20</w:t>
+              <w:t>23</w:t>
             </w:r>
             <w:r>
               <w:rPr>
@@ -2341,7 +2452,7 @@
               <w14:ligatures w14:val="standardContextual"/>
             </w:rPr>
           </w:pPr>
-          <w:hyperlink w:anchor="_Toc215741182" w:history="1">
+          <w:hyperlink w:anchor="_Toc220496109" w:history="1">
             <w:r>
               <w:rPr>
                 <w:rStyle w:val="Hyperlinkki"/>
@@ -2368,7 +2479,7 @@
                 <w:noProof/>
                 <w:webHidden/>
               </w:rPr>
-              <w:instrText xml:space="preserve"> PAGEREF _Toc215741182 \h </w:instrText>
+              <w:instrText xml:space="preserve"> PAGEREF _Toc220496109 \h </w:instrText>
             </w:r>
             <w:r>
               <w:rPr>
@@ -2388,7 +2499,7 @@
                 <w:noProof/>
                 <w:webHidden/>
               </w:rPr>
-              <w:t>20</w:t>
+              <w:t>23</w:t>
             </w:r>
             <w:r>
               <w:rPr>
@@ -2415,7 +2526,7 @@
               <w14:ligatures w14:val="standardContextual"/>
             </w:rPr>
           </w:pPr>
-          <w:hyperlink w:anchor="_Toc215741183" w:history="1">
+          <w:hyperlink w:anchor="_Toc220496110" w:history="1">
             <w:r>
               <w:rPr>
                 <w:rStyle w:val="Hyperlinkki"/>
@@ -2442,7 +2553,7 @@
                 <w:noProof/>
                 <w:webHidden/>
               </w:rPr>
-              <w:instrText xml:space="preserve"> PAGEREF _Toc215741183 \h </w:instrText>
+              <w:instrText xml:space="preserve"> PAGEREF _Toc220496110 \h </w:instrText>
             </w:r>
             <w:r>
               <w:rPr>
@@ -2462,7 +2573,7 @@
                 <w:noProof/>
                 <w:webHidden/>
               </w:rPr>
-              <w:t>20</w:t>
+              <w:t>23</w:t>
             </w:r>
             <w:r>
               <w:rPr>
@@ -2489,7 +2600,7 @@
               <w14:ligatures w14:val="standardContextual"/>
             </w:rPr>
           </w:pPr>
-          <w:hyperlink w:anchor="_Toc215741184" w:history="1">
+          <w:hyperlink w:anchor="_Toc220496111" w:history="1">
             <w:r>
               <w:rPr>
                 <w:rStyle w:val="Hyperlinkki"/>
@@ -2516,7 +2627,7 @@
                 <w:noProof/>
                 <w:webHidden/>
               </w:rPr>
-              <w:instrText xml:space="preserve"> PAGEREF _Toc215741184 \h </w:instrText>
+              <w:instrText xml:space="preserve"> PAGEREF _Toc220496111 \h </w:instrText>
             </w:r>
             <w:r>
               <w:rPr>
@@ -2536,7 +2647,7 @@
                 <w:noProof/>
                 <w:webHidden/>
               </w:rPr>
-              <w:t>20</w:t>
+              <w:t>23</w:t>
             </w:r>
             <w:r>
               <w:rPr>
@@ -2563,7 +2674,7 @@
               <w14:ligatures w14:val="standardContextual"/>
             </w:rPr>
           </w:pPr>
-          <w:hyperlink w:anchor="_Toc215741185" w:history="1">
+          <w:hyperlink w:anchor="_Toc220496112" w:history="1">
             <w:r>
               <w:rPr>
                 <w:rStyle w:val="Hyperlinkki"/>
@@ -2590,7 +2701,7 @@
                 <w:noProof/>
                 <w:webHidden/>
               </w:rPr>
-              <w:instrText xml:space="preserve"> PAGEREF _Toc215741185 \h </w:instrText>
+              <w:instrText xml:space="preserve"> PAGEREF _Toc220496112 \h </w:instrText>
             </w:r>
             <w:r>
               <w:rPr>
@@ -2610,7 +2721,7 @@
                 <w:noProof/>
                 <w:webHidden/>
               </w:rPr>
-              <w:t>21</w:t>
+              <w:t>24</w:t>
             </w:r>
             <w:r>
               <w:rPr>
@@ -2637,7 +2748,7 @@
               <w14:ligatures w14:val="standardContextual"/>
             </w:rPr>
           </w:pPr>
-          <w:hyperlink w:anchor="_Toc215741186" w:history="1">
+          <w:hyperlink w:anchor="_Toc220496113" w:history="1">
             <w:r>
               <w:rPr>
                 <w:rStyle w:val="Hyperlinkki"/>
@@ -2664,7 +2775,7 @@
                 <w:noProof/>
                 <w:webHidden/>
               </w:rPr>
-              <w:instrText xml:space="preserve"> PAGEREF _Toc215741186 \h </w:instrText>
+              <w:instrText xml:space="preserve"> PAGEREF _Toc220496113 \h </w:instrText>
             </w:r>
             <w:r>
               <w:rPr>
@@ -2684,7 +2795,7 @@
                 <w:noProof/>
                 <w:webHidden/>
               </w:rPr>
-              <w:t>21</w:t>
+              <w:t>24</w:t>
             </w:r>
             <w:r>
               <w:rPr>
@@ -2711,7 +2822,7 @@
               <w14:ligatures w14:val="standardContextual"/>
             </w:rPr>
           </w:pPr>
-          <w:hyperlink w:anchor="_Toc215741187" w:history="1">
+          <w:hyperlink w:anchor="_Toc220496114" w:history="1">
             <w:r>
               <w:rPr>
                 <w:rStyle w:val="Hyperlinkki"/>
@@ -2738,7 +2849,7 @@
                 <w:noProof/>
                 <w:webHidden/>
               </w:rPr>
-              <w:instrText xml:space="preserve"> PAGEREF _Toc215741187 \h </w:instrText>
+              <w:instrText xml:space="preserve"> PAGEREF _Toc220496114 \h </w:instrText>
             </w:r>
             <w:r>
               <w:rPr>
@@ -2758,7 +2869,7 @@
                 <w:noProof/>
                 <w:webHidden/>
               </w:rPr>
-              <w:t>21</w:t>
+              <w:t>24</w:t>
             </w:r>
             <w:r>
               <w:rPr>
@@ -2785,7 +2896,7 @@
               <w14:ligatures w14:val="standardContextual"/>
             </w:rPr>
           </w:pPr>
-          <w:hyperlink w:anchor="_Toc215741188" w:history="1">
+          <w:hyperlink w:anchor="_Toc220496115" w:history="1">
             <w:r>
               <w:rPr>
                 <w:rStyle w:val="Hyperlinkki"/>
@@ -2812,7 +2923,7 @@
                 <w:noProof/>
                 <w:webHidden/>
               </w:rPr>
-              <w:instrText xml:space="preserve"> PAGEREF _Toc215741188 \h </w:instrText>
+              <w:instrText xml:space="preserve"> PAGEREF _Toc220496115 \h </w:instrText>
             </w:r>
             <w:r>
               <w:rPr>
@@ -2832,7 +2943,7 @@
                 <w:noProof/>
                 <w:webHidden/>
               </w:rPr>
-              <w:t>21</w:t>
+              <w:t>24</w:t>
             </w:r>
             <w:r>
               <w:rPr>
@@ -2859,7 +2970,7 @@
               <w14:ligatures w14:val="standardContextual"/>
             </w:rPr>
           </w:pPr>
-          <w:hyperlink w:anchor="_Toc215741189" w:history="1">
+          <w:hyperlink w:anchor="_Toc220496116" w:history="1">
             <w:r>
               <w:rPr>
                 <w:rStyle w:val="Hyperlinkki"/>
@@ -2886,7 +2997,7 @@
                 <w:noProof/>
                 <w:webHidden/>
               </w:rPr>
-              <w:instrText xml:space="preserve"> PAGEREF _Toc215741189 \h </w:instrText>
+              <w:instrText xml:space="preserve"> PAGEREF _Toc220496116 \h </w:instrText>
             </w:r>
             <w:r>
               <w:rPr>
@@ -2906,7 +3017,7 @@
                 <w:noProof/>
                 <w:webHidden/>
               </w:rPr>
-              <w:t>22</w:t>
+              <w:t>25</w:t>
             </w:r>
             <w:r>
               <w:rPr>
@@ -2933,7 +3044,7 @@
               <w14:ligatures w14:val="standardContextual"/>
             </w:rPr>
           </w:pPr>
-          <w:hyperlink w:anchor="_Toc215741190" w:history="1">
+          <w:hyperlink w:anchor="_Toc220496117" w:history="1">
             <w:r>
               <w:rPr>
                 <w:rStyle w:val="Hyperlinkki"/>
@@ -2960,7 +3071,7 @@
                 <w:noProof/>
                 <w:webHidden/>
               </w:rPr>
-              <w:instrText xml:space="preserve"> PAGEREF _Toc215741190 \h </w:instrText>
+              <w:instrText xml:space="preserve"> PAGEREF _Toc220496117 \h </w:instrText>
             </w:r>
             <w:r>
               <w:rPr>
@@ -2980,7 +3091,7 @@
                 <w:noProof/>
                 <w:webHidden/>
               </w:rPr>
-              <w:t>22</w:t>
+              <w:t>25</w:t>
             </w:r>
             <w:r>
               <w:rPr>
@@ -3007,7 +3118,7 @@
               <w14:ligatures w14:val="standardContextual"/>
             </w:rPr>
           </w:pPr>
-          <w:hyperlink w:anchor="_Toc215741191" w:history="1">
+          <w:hyperlink w:anchor="_Toc220496118" w:history="1">
             <w:r>
               <w:rPr>
                 <w:rStyle w:val="Hyperlinkki"/>
@@ -3034,7 +3145,7 @@
                 <w:noProof/>
                 <w:webHidden/>
               </w:rPr>
-              <w:instrText xml:space="preserve"> PAGEREF _Toc215741191 \h </w:instrText>
+              <w:instrText xml:space="preserve"> PAGEREF _Toc220496118 \h </w:instrText>
             </w:r>
             <w:r>
               <w:rPr>
@@ -3054,7 +3165,7 @@
                 <w:noProof/>
                 <w:webHidden/>
               </w:rPr>
-              <w:t>22</w:t>
+              <w:t>25</w:t>
             </w:r>
             <w:r>
               <w:rPr>
@@ -3081,7 +3192,7 @@
               <w14:ligatures w14:val="standardContextual"/>
             </w:rPr>
           </w:pPr>
-          <w:hyperlink w:anchor="_Toc215741192" w:history="1">
+          <w:hyperlink w:anchor="_Toc220496119" w:history="1">
             <w:r>
               <w:rPr>
                 <w:rStyle w:val="Hyperlinkki"/>
@@ -3108,7 +3219,7 @@
                 <w:noProof/>
                 <w:webHidden/>
               </w:rPr>
-              <w:instrText xml:space="preserve"> PAGEREF _Toc215741192 \h </w:instrText>
+              <w:instrText xml:space="preserve"> PAGEREF _Toc220496119 \h </w:instrText>
             </w:r>
             <w:r>
               <w:rPr>
@@ -3128,7 +3239,7 @@
                 <w:noProof/>
                 <w:webHidden/>
               </w:rPr>
-              <w:t>23</w:t>
+              <w:t>26</w:t>
             </w:r>
             <w:r>
               <w:rPr>
@@ -3155,7 +3266,7 @@
               <w14:ligatures w14:val="standardContextual"/>
             </w:rPr>
           </w:pPr>
-          <w:hyperlink w:anchor="_Toc215741193" w:history="1">
+          <w:hyperlink w:anchor="_Toc220496120" w:history="1">
             <w:r>
               <w:rPr>
                 <w:rStyle w:val="Hyperlinkki"/>
@@ -3182,7 +3293,7 @@
                 <w:noProof/>
                 <w:webHidden/>
               </w:rPr>
-              <w:instrText xml:space="preserve"> PAGEREF _Toc215741193 \h </w:instrText>
+              <w:instrText xml:space="preserve"> PAGEREF _Toc220496120 \h </w:instrText>
             </w:r>
             <w:r>
               <w:rPr>
@@ -3202,7 +3313,7 @@
                 <w:noProof/>
                 <w:webHidden/>
               </w:rPr>
-              <w:t>24</w:t>
+              <w:t>27</w:t>
             </w:r>
             <w:r>
               <w:rPr>
@@ -3242,7 +3353,7 @@
         <w:pStyle w:val="Otsikko2"/>
         <w:spacing w:before="0" w:line="240" w:lineRule="auto"/>
       </w:pPr>
-      <w:bookmarkStart w:id="0" w:name="_Toc215741166"/>
+      <w:bookmarkStart w:id="0" w:name="_Toc220496092"/>
       <w:r>
         <w:lastRenderedPageBreak/>
         <w:t>1. Executive Summary, Quick overview</w:t>
@@ -3657,7 +3768,7 @@
         <w:pStyle w:val="Otsikko2"/>
         <w:spacing w:before="0" w:line="240" w:lineRule="auto"/>
       </w:pPr>
-      <w:bookmarkStart w:id="2" w:name="_Toc215741167"/>
+      <w:bookmarkStart w:id="2" w:name="_Toc220496093"/>
       <w:r>
         <w:lastRenderedPageBreak/>
         <w:t>2. Target Audience</w:t>
@@ -3770,7 +3881,7 @@
         <w:pStyle w:val="Otsikko2"/>
         <w:spacing w:before="0" w:line="240" w:lineRule="auto"/>
       </w:pPr>
-      <w:bookmarkStart w:id="3" w:name="_Toc215741168"/>
+      <w:bookmarkStart w:id="3" w:name="_Toc220496094"/>
       <w:r>
         <w:lastRenderedPageBreak/>
         <w:t>3. Main Characters</w:t>
@@ -4397,59 +4508,75 @@
           <w:i/>
           <w:iCs/>
         </w:rPr>
-        <w:t>true snordenmarkians.</w:t>
-      </w:r>
-      <w:r>
-        <w:t xml:space="preserve"> </w:t>
-      </w:r>
-      <w:r>
-        <w:t xml:space="preserve">Sithrogürd has </w:t>
-      </w:r>
+        <w:t xml:space="preserve">true </w:t>
+      </w:r>
+      <w:proofErr w:type="spellStart"/>
       <w:r>
         <w:rPr>
           <w:i/>
           <w:iCs/>
         </w:rPr>
-        <w:t>bass</w:t>
-      </w:r>
-      <w:r>
-        <w:t xml:space="preserve"> and </w:t>
-      </w:r>
+        <w:t>snordenmarkians</w:t>
+      </w:r>
+      <w:proofErr w:type="spellEnd"/>
       <w:r>
         <w:rPr>
           <w:i/>
           <w:iCs/>
         </w:rPr>
-        <w:t>arsonist</w:t>
-      </w:r>
-      <w:r>
-        <w:t xml:space="preserve">. Keiser has </w:t>
+        <w:t>.</w:t>
+      </w:r>
+      <w:r>
+        <w:t xml:space="preserve"> </w:t>
+      </w:r>
+      <w:r>
+        <w:t xml:space="preserve">Sithrogürd has </w:t>
       </w:r>
       <w:r>
         <w:rPr>
           <w:i/>
           <w:iCs/>
         </w:rPr>
-        <w:t>guitar</w:t>
-      </w:r>
-      <w:r>
-        <w:t xml:space="preserve"> aspect, and Molotov has both the </w:t>
+        <w:t>bass</w:t>
+      </w:r>
+      <w:r>
+        <w:t xml:space="preserve"> and </w:t>
       </w:r>
       <w:r>
         <w:rPr>
           <w:i/>
           <w:iCs/>
         </w:rPr>
-        <w:t xml:space="preserve">drummer </w:t>
-      </w:r>
-      <w:r>
-        <w:t xml:space="preserve">and </w:t>
+        <w:t>arsonist</w:t>
+      </w:r>
+      <w:r>
+        <w:t xml:space="preserve">. Keiser has </w:t>
       </w:r>
       <w:r>
         <w:rPr>
           <w:i/>
           <w:iCs/>
         </w:rPr>
+        <w:t>guitar</w:t>
+      </w:r>
+      <w:r>
+        <w:t xml:space="preserve"> aspect, and Molotov has both the </w:t>
+      </w:r>
+      <w:r>
+        <w:rPr>
+          <w:i/>
+          <w:iCs/>
+        </w:rPr>
+        <w:t xml:space="preserve">drummer </w:t>
+      </w:r>
+      <w:r>
+        <w:t xml:space="preserve">and </w:t>
+      </w:r>
+      <w:r>
+        <w:rPr>
+          <w:i/>
+          <w:iCs/>
+        </w:rPr>
         <w:t>keyboard</w:t>
       </w:r>
       <w:r>
@@ -4597,7 +4724,7 @@
         <w:pStyle w:val="Otsikko2"/>
         <w:spacing w:before="0" w:line="240" w:lineRule="auto"/>
       </w:pPr>
-      <w:bookmarkStart w:id="4" w:name="_Toc215741169"/>
+      <w:bookmarkStart w:id="4" w:name="_Toc220496095"/>
       <w:r>
         <w:lastRenderedPageBreak/>
         <w:t>4. Main Features</w:t>
@@ -4624,31 +4751,543 @@
         <w:pStyle w:val="Otsikko3"/>
         <w:spacing w:before="0" w:line="240" w:lineRule="auto"/>
       </w:pPr>
-      <w:r>
-        <w:t xml:space="preserve">  </w:t>
-      </w:r>
-      <w:bookmarkStart w:id="5" w:name="_Toc215741170"/>
-      <w:r>
-        <w:t xml:space="preserve">4.1 </w:t>
-      </w:r>
-      <w:r>
-        <w:t>Core Gameplay Loop</w:t>
+      <w:bookmarkStart w:id="5" w:name="_Toc220496096"/>
+      <w:r>
+        <w:t>4.</w:t>
+      </w:r>
+      <w:r>
+        <w:t>1</w:t>
+      </w:r>
+      <w:r>
+        <w:t xml:space="preserve"> </w:t>
+      </w:r>
+      <w:r>
+        <w:t>UI and UX</w:t>
       </w:r>
       <w:bookmarkEnd w:id="5"/>
     </w:p>
-    <w:p>
-      <w:pPr>
-        <w:rPr>
-          <w:b/>
-          <w:bCs/>
-        </w:rPr>
-      </w:pPr>
-    </w:p>
+    <w:p/>
     <w:p>
       <w:pPr>
         <w:pStyle w:val="Normaali2"/>
       </w:pPr>
       <w:r>
+        <w:t xml:space="preserve">To play the game and navigate its contents, the player has access to different windows and interfaces. In quasi-chronological order: </w:t>
+      </w:r>
+    </w:p>
+    <w:p>
+      <w:pPr>
+        <w:pStyle w:val="Normaali2"/>
+        <w:numPr>
+          <w:ilvl w:val="0"/>
+          <w:numId w:val="6"/>
+        </w:numPr>
+        <w:rPr>
+          <w:b/>
+          <w:bCs/>
+        </w:rPr>
+      </w:pPr>
+      <w:r>
+        <w:rPr>
+          <w:b/>
+          <w:bCs/>
+        </w:rPr>
+        <w:t>Main Menu</w:t>
+      </w:r>
+    </w:p>
+    <w:p>
+      <w:pPr>
+        <w:pStyle w:val="Normaali2"/>
+        <w:numPr>
+          <w:ilvl w:val="1"/>
+          <w:numId w:val="6"/>
+        </w:numPr>
+        <w:rPr>
+          <w:b/>
+          <w:bCs/>
+        </w:rPr>
+      </w:pPr>
+      <w:r>
+        <w:rPr>
+          <w:b/>
+          <w:bCs/>
+        </w:rPr>
+        <w:t>Start Game</w:t>
+      </w:r>
+    </w:p>
+    <w:p>
+      <w:pPr>
+        <w:pStyle w:val="Normaali2"/>
+        <w:numPr>
+          <w:ilvl w:val="2"/>
+          <w:numId w:val="6"/>
+        </w:numPr>
+      </w:pPr>
+      <w:r>
+        <w:t>Start as host</w:t>
+      </w:r>
+    </w:p>
+    <w:p>
+      <w:pPr>
+        <w:pStyle w:val="Normaali2"/>
+        <w:numPr>
+          <w:ilvl w:val="2"/>
+          <w:numId w:val="6"/>
+        </w:numPr>
+      </w:pPr>
+      <w:r>
+        <w:t>Join as client</w:t>
+      </w:r>
+    </w:p>
+    <w:p>
+      <w:pPr>
+        <w:pStyle w:val="Normaali2"/>
+        <w:numPr>
+          <w:ilvl w:val="1"/>
+          <w:numId w:val="6"/>
+        </w:numPr>
+        <w:rPr>
+          <w:b/>
+          <w:bCs/>
+        </w:rPr>
+      </w:pPr>
+      <w:r>
+        <w:rPr>
+          <w:b/>
+          <w:bCs/>
+        </w:rPr>
+        <w:t>Settings</w:t>
+      </w:r>
+    </w:p>
+    <w:p>
+      <w:pPr>
+        <w:pStyle w:val="Normaali2"/>
+        <w:numPr>
+          <w:ilvl w:val="1"/>
+          <w:numId w:val="6"/>
+        </w:numPr>
+        <w:rPr>
+          <w:b/>
+          <w:bCs/>
+        </w:rPr>
+      </w:pPr>
+      <w:r>
+        <w:rPr>
+          <w:b/>
+          <w:bCs/>
+        </w:rPr>
+        <w:t>Exit</w:t>
+      </w:r>
+      <w:r>
+        <w:rPr>
+          <w:b/>
+          <w:bCs/>
+        </w:rPr>
+        <w:br/>
+      </w:r>
+    </w:p>
+    <w:p>
+      <w:pPr>
+        <w:pStyle w:val="Normaali2"/>
+        <w:numPr>
+          <w:ilvl w:val="0"/>
+          <w:numId w:val="6"/>
+        </w:numPr>
+        <w:rPr>
+          <w:b/>
+          <w:bCs/>
+        </w:rPr>
+      </w:pPr>
+      <w:r>
+        <w:rPr>
+          <w:b/>
+          <w:bCs/>
+        </w:rPr>
+        <w:t>Main window</w:t>
+      </w:r>
+    </w:p>
+    <w:p>
+      <w:pPr>
+        <w:pStyle w:val="Normaali2"/>
+        <w:rPr>
+          <w:b/>
+          <w:bCs/>
+        </w:rPr>
+      </w:pPr>
+    </w:p>
+    <w:p>
+      <w:pPr>
+        <w:pStyle w:val="Normaali2"/>
+        <w:ind w:left="720"/>
+      </w:pPr>
+      <w:r>
+        <w:t xml:space="preserve">The basic window always features </w:t>
+      </w:r>
+      <w:r>
+        <w:rPr>
+          <w:b/>
+          <w:bCs/>
+        </w:rPr>
+        <w:t>a world map that gets updated after each turn</w:t>
+      </w:r>
+      <w:r>
+        <w:t>. The available interactions are highlighted as nodes on the map. Nodes can be cities or specific locations such as venues. The immersion is backed with splashes that describe actions and their outcomes. The Main Window is always visible, but the action at hand can produce short time clutter over it.</w:t>
+      </w:r>
+      <w:r>
+        <w:t xml:space="preserve"> Keeper (a) or Player Window (b) is superimposed over the main window. Information window (c) is also available, regardless of player status.</w:t>
+      </w:r>
+    </w:p>
+    <w:p>
+      <w:pPr>
+        <w:pStyle w:val="Normaali2"/>
+        <w:ind w:left="720"/>
+      </w:pPr>
+    </w:p>
+    <w:p>
+      <w:pPr>
+        <w:pStyle w:val="Normaali2"/>
+        <w:ind w:left="720"/>
+      </w:pPr>
+      <w:r>
+        <w:t>Besides the world map, also a thematic scene map is present, depicting the composition of what is considered TRUE now, alongside with any formed subscenes and their TRUE compositions.  An audio representation of the winner of the last round is playing in the background.</w:t>
+      </w:r>
+    </w:p>
+    <w:p>
+      <w:pPr>
+        <w:pStyle w:val="Normaali2"/>
+        <w:ind w:left="720"/>
+      </w:pPr>
+    </w:p>
+    <w:p>
+      <w:pPr>
+        <w:pStyle w:val="Normaali2"/>
+        <w:numPr>
+          <w:ilvl w:val="1"/>
+          <w:numId w:val="6"/>
+        </w:numPr>
+        <w:rPr>
+          <w:b/>
+          <w:bCs/>
+        </w:rPr>
+      </w:pPr>
+      <w:r>
+        <w:rPr>
+          <w:b/>
+          <w:bCs/>
+        </w:rPr>
+        <w:t>Keeper window</w:t>
+      </w:r>
+    </w:p>
+    <w:p>
+      <w:pPr>
+        <w:pStyle w:val="Normaali2"/>
+        <w:ind w:left="2160"/>
+      </w:pPr>
+    </w:p>
+    <w:p>
+      <w:pPr>
+        <w:pStyle w:val="Normaali2"/>
+        <w:numPr>
+          <w:ilvl w:val="2"/>
+          <w:numId w:val="6"/>
+        </w:numPr>
+        <w:rPr>
+          <w:b/>
+          <w:bCs/>
+        </w:rPr>
+      </w:pPr>
+      <w:r>
+        <w:rPr>
+          <w:b/>
+          <w:bCs/>
+        </w:rPr>
+        <w:t>Keeper actions window</w:t>
+      </w:r>
+      <w:r>
+        <w:t xml:space="preserve"> (Gate Keeping and management of the Hole)</w:t>
+      </w:r>
+      <w:r>
+        <w:t xml:space="preserve">. Keeper actions window accesses other player’s band leaders as splashes and provides actions for and against them </w:t>
+      </w:r>
+      <w:r>
+        <w:lastRenderedPageBreak/>
+        <w:t>and their recordings.</w:t>
+      </w:r>
+      <w:r>
+        <w:t xml:space="preserve"> Keeper actions can also control all the promotion that takes place in The Hole, which is the most powerful place of promotion in the scene.</w:t>
+      </w:r>
+    </w:p>
+    <w:p>
+      <w:pPr>
+        <w:pStyle w:val="Normaali2"/>
+        <w:rPr>
+          <w:b/>
+          <w:bCs/>
+        </w:rPr>
+      </w:pPr>
+    </w:p>
+    <w:p>
+      <w:pPr>
+        <w:pStyle w:val="Normaali2"/>
+        <w:rPr>
+          <w:b/>
+          <w:bCs/>
+        </w:rPr>
+      </w:pPr>
+    </w:p>
+    <w:p>
+      <w:pPr>
+        <w:pStyle w:val="Normaali2"/>
+        <w:numPr>
+          <w:ilvl w:val="1"/>
+          <w:numId w:val="6"/>
+        </w:numPr>
+        <w:rPr>
+          <w:b/>
+          <w:bCs/>
+        </w:rPr>
+      </w:pPr>
+      <w:r>
+        <w:rPr>
+          <w:b/>
+          <w:bCs/>
+        </w:rPr>
+        <w:t>Regular player window</w:t>
+      </w:r>
+    </w:p>
+    <w:p>
+      <w:pPr>
+        <w:pStyle w:val="Normaali2"/>
+        <w:rPr>
+          <w:b/>
+          <w:bCs/>
+        </w:rPr>
+      </w:pPr>
+    </w:p>
+    <w:p>
+      <w:pPr>
+        <w:pStyle w:val="Normaali2"/>
+        <w:numPr>
+          <w:ilvl w:val="2"/>
+          <w:numId w:val="6"/>
+        </w:numPr>
+        <w:rPr>
+          <w:b/>
+          <w:bCs/>
+        </w:rPr>
+      </w:pPr>
+      <w:r>
+        <w:rPr>
+          <w:b/>
+          <w:bCs/>
+        </w:rPr>
+        <w:t>Gestation actions window</w:t>
+      </w:r>
+      <w:r>
+        <w:rPr>
+          <w:b/>
+          <w:bCs/>
+        </w:rPr>
+        <w:t xml:space="preserve"> </w:t>
+      </w:r>
+    </w:p>
+    <w:p>
+      <w:pPr>
+        <w:pStyle w:val="Normaali2"/>
+        <w:ind w:left="2160"/>
+      </w:pPr>
+    </w:p>
+    <w:p>
+      <w:pPr>
+        <w:pStyle w:val="Normaali2"/>
+        <w:ind w:left="2160"/>
+      </w:pPr>
+      <w:r>
+        <w:t xml:space="preserve">Gestation actions produce splashes that depict areas of interest where the player has chosen to send their actor. This could be a library, a mall, a police station, anything really. The operation is resolved on the splash window, after which the agent/actor has expended one action for the turn. </w:t>
+      </w:r>
+    </w:p>
+    <w:p>
+      <w:pPr>
+        <w:pStyle w:val="Normaali2"/>
+        <w:ind w:left="2160"/>
+      </w:pPr>
+    </w:p>
+    <w:p>
+      <w:pPr>
+        <w:pStyle w:val="Normaali2"/>
+        <w:numPr>
+          <w:ilvl w:val="2"/>
+          <w:numId w:val="6"/>
+        </w:numPr>
+        <w:rPr>
+          <w:b/>
+          <w:bCs/>
+        </w:rPr>
+      </w:pPr>
+      <w:r>
+        <w:rPr>
+          <w:b/>
+          <w:bCs/>
+        </w:rPr>
+        <w:t>Rehearsal actions window</w:t>
+      </w:r>
+    </w:p>
+    <w:p>
+      <w:pPr>
+        <w:pStyle w:val="Normaali2"/>
+        <w:ind w:left="2160"/>
+      </w:pPr>
+      <w:r>
+        <w:br/>
+      </w:r>
+      <w:r>
+        <w:t xml:space="preserve">Rehearsal actions window depicts the bands rehearsal space, with each band member ready to interact with the task at hand via their chosen aspect (usually an instrument, see 4.2 and 4.3). The player gets to access each </w:t>
+      </w:r>
+      <w:r>
+        <w:t>actor’s</w:t>
+      </w:r>
+      <w:r>
+        <w:t xml:space="preserve"> </w:t>
+      </w:r>
+      <w:r>
+        <w:t>tags and arrange them into tracks that first exist as ideas. In the rehearsal space, there is a 4-track recorder, which can be opened and used to create a record of the idea (process described at 4.7).</w:t>
+      </w:r>
+    </w:p>
+    <w:p>
+      <w:pPr>
+        <w:pStyle w:val="Normaali2"/>
+        <w:ind w:left="2160"/>
+      </w:pPr>
+    </w:p>
+    <w:p>
+      <w:pPr>
+        <w:pStyle w:val="Normaali2"/>
+        <w:numPr>
+          <w:ilvl w:val="2"/>
+          <w:numId w:val="6"/>
+        </w:numPr>
+      </w:pPr>
+      <w:r>
+        <w:rPr>
+          <w:b/>
+          <w:bCs/>
+        </w:rPr>
+        <w:t>Promotional actions window</w:t>
+      </w:r>
+    </w:p>
+    <w:p>
+      <w:pPr>
+        <w:pStyle w:val="Normaali2"/>
+        <w:ind w:left="2160"/>
+      </w:pPr>
+      <w:r>
+        <w:br/>
+      </w:r>
+      <w:r>
+        <w:t>Promotional actions allow characters to spread the word of their recordings in the game world via placing posters and sending tapes. Promotional actions can also be used to vandalize or negate other bands promotional actions that have been taken on earlier turns.</w:t>
+      </w:r>
+    </w:p>
+    <w:p>
+      <w:pPr>
+        <w:pStyle w:val="Normaali2"/>
+        <w:ind w:left="2160"/>
+      </w:pPr>
+    </w:p>
+    <w:p>
+      <w:pPr>
+        <w:pStyle w:val="Normaali2"/>
+        <w:numPr>
+          <w:ilvl w:val="1"/>
+          <w:numId w:val="6"/>
+        </w:numPr>
+        <w:rPr>
+          <w:b/>
+          <w:bCs/>
+        </w:rPr>
+      </w:pPr>
+      <w:r>
+        <w:rPr>
+          <w:b/>
+          <w:bCs/>
+        </w:rPr>
+        <w:lastRenderedPageBreak/>
+        <w:t xml:space="preserve">Information </w:t>
+      </w:r>
+      <w:r>
+        <w:rPr>
+          <w:b/>
+          <w:bCs/>
+        </w:rPr>
+        <w:t>W</w:t>
+      </w:r>
+      <w:r>
+        <w:rPr>
+          <w:b/>
+          <w:bCs/>
+        </w:rPr>
+        <w:t>indow</w:t>
+      </w:r>
+      <w:r>
+        <w:rPr>
+          <w:b/>
+          <w:bCs/>
+        </w:rPr>
+        <w:t xml:space="preserve"> </w:t>
+      </w:r>
+      <w:r>
+        <w:t>contains information of the overall game state and can be used to access each player’s public game progress information, alongside the representation of players auditive work. By default, the information window contains local players information.</w:t>
+      </w:r>
+    </w:p>
+    <w:p>
+      <w:pPr>
+        <w:pStyle w:val="Normaali2"/>
+        <w:ind w:left="2160"/>
+      </w:pPr>
+    </w:p>
+    <w:p>
+      <w:pPr>
+        <w:pStyle w:val="Normaali2"/>
+        <w:ind w:left="2160"/>
+      </w:pPr>
+    </w:p>
+    <w:p>
+      <w:pPr>
+        <w:pStyle w:val="Normaali2"/>
+        <w:ind w:left="2160"/>
+      </w:pPr>
+    </w:p>
+    <w:p/>
+    <w:p>
+      <w:pPr>
+        <w:pStyle w:val="Otsikko3"/>
+        <w:spacing w:before="0" w:line="240" w:lineRule="auto"/>
+      </w:pPr>
+      <w:bookmarkStart w:id="6" w:name="_Toc220496097"/>
+      <w:r>
+        <w:t>4.</w:t>
+      </w:r>
+      <w:r>
+        <w:t>2</w:t>
+      </w:r>
+      <w:r>
+        <w:t xml:space="preserve"> Core Gameplay Loop</w:t>
+      </w:r>
+      <w:bookmarkEnd w:id="6"/>
+    </w:p>
+    <w:p/>
+    <w:p>
+      <w:pPr>
+        <w:rPr>
+          <w:b/>
+          <w:bCs/>
+        </w:rPr>
+      </w:pPr>
+    </w:p>
+    <w:p>
+      <w:pPr>
+        <w:pStyle w:val="Normaali2"/>
+      </w:pPr>
+      <w:r>
         <w:t>A game of Demo(n)Tapes is played across a series of years</w:t>
       </w:r>
       <w:r>
@@ -4765,7 +5404,6 @@
         <w:pStyle w:val="Normaali2"/>
       </w:pPr>
       <w:r>
-        <w:lastRenderedPageBreak/>
         <w:t xml:space="preserve">The loop repeats </w:t>
       </w:r>
       <w:r>
@@ -4791,9 +5429,15 @@
       <w:r>
         <w:t xml:space="preserve">  </w:t>
       </w:r>
-      <w:bookmarkStart w:id="6" w:name="_Toc215741171"/>
-      <w:r>
-        <w:t xml:space="preserve">4.2 </w:t>
+      <w:bookmarkStart w:id="7" w:name="_Toc220496098"/>
+      <w:r>
+        <w:t>4.</w:t>
+      </w:r>
+      <w:r>
+        <w:t>3</w:t>
+      </w:r>
+      <w:r>
+        <w:t xml:space="preserve"> </w:t>
       </w:r>
       <w:r>
         <w:t>Game Entity Characters, O</w:t>
@@ -4810,7 +5454,7 @@
       <w:r>
         <w:t>ctions</w:t>
       </w:r>
-      <w:bookmarkEnd w:id="6"/>
+      <w:bookmarkEnd w:id="7"/>
     </w:p>
     <w:p>
       <w:pPr>
@@ -4970,6 +5614,7 @@
           <w:b/>
           <w:bCs/>
         </w:rPr>
+        <w:lastRenderedPageBreak/>
         <w:t>Groupies</w:t>
       </w:r>
       <w:r>
@@ -4980,18 +5625,130 @@
       <w:pPr>
         <w:pStyle w:val="Normaali2"/>
       </w:pPr>
+    </w:p>
+    <w:p>
+      <w:pPr>
+        <w:pStyle w:val="Normaali2"/>
+      </w:pPr>
+      <w:r>
+        <w:t xml:space="preserve">The distinction between collectives and game entities </w:t>
+      </w:r>
+      <w:r>
+        <w:t>splits</w:t>
+      </w:r>
+      <w:r>
+        <w:t xml:space="preserve"> actions (see below) into collective and character actions. A character within a collective has a set of character actions determined by which collective action their collective has taken (determined by the controller of that collective). A band that is rehearsing, has band members that can only do rehearsing actions.</w:t>
+      </w:r>
+      <w:r>
+        <w:t xml:space="preserve"> </w:t>
+      </w:r>
+    </w:p>
+    <w:p>
+      <w:pPr>
+        <w:pStyle w:val="Normaali2"/>
+      </w:pPr>
+    </w:p>
+    <w:p>
+      <w:pPr>
+        <w:pStyle w:val="Normaali2"/>
+      </w:pPr>
+      <w:r>
+        <w:t xml:space="preserve">A character can do several actions in one season as determined by the following design choice: </w:t>
+      </w:r>
+      <w:r>
+        <w:rPr>
+          <w:b/>
+          <w:bCs/>
+        </w:rPr>
+        <w:t>2 for free, third at cost</w:t>
+      </w:r>
+      <w:r>
+        <w:rPr>
+          <w:b/>
+          <w:bCs/>
+        </w:rPr>
+        <w:t xml:space="preserve"> (the 2:3 rule)</w:t>
+      </w:r>
+      <w:r>
+        <w:t xml:space="preserve">. The third action causes the character the </w:t>
+      </w:r>
+      <w:r>
+        <w:t xml:space="preserve">“tired” status, which can be rested away with one skip character action </w:t>
+      </w:r>
+      <w:r>
+        <w:t>per</w:t>
+      </w:r>
+      <w:r>
+        <w:t xml:space="preserve"> character. </w:t>
+      </w:r>
+      <w:r>
+        <w:t xml:space="preserve">A character who is considered “tired”, cannot take a third action. </w:t>
+      </w:r>
+      <w:r>
+        <w:t xml:space="preserve">Each type of action has its own special cost for the </w:t>
+      </w:r>
+      <w:r>
+        <w:t>tiredness status</w:t>
+      </w:r>
+      <w:r>
+        <w:t>, called strain penalty</w:t>
+      </w:r>
+      <w:r>
+        <w:t>, which is active in play alongside the tired status</w:t>
+      </w:r>
+      <w:r>
+        <w:t>.</w:t>
+      </w:r>
+      <w:r>
+        <w:t xml:space="preserve"> When the tired status is cured, so is the penalty.</w:t>
+      </w:r>
+      <w:r>
+        <w:t xml:space="preserve"> The strain penalty can only influence game play once per season. When the strain penalty is about to influence play, the character can opt out by taking a rest action.</w:t>
+      </w:r>
+      <w:r>
+        <w:t xml:space="preserve"> Keepers handle their Keeper strain penalty automatically, but their actions can keep them in the tired state indefinitely.</w:t>
+      </w:r>
+    </w:p>
+    <w:p>
+      <w:pPr>
+        <w:pStyle w:val="Normaali2"/>
+      </w:pPr>
+    </w:p>
+    <w:p>
+      <w:pPr>
+        <w:pStyle w:val="Normaali2"/>
+      </w:pPr>
+      <w:r>
+        <w:t>All character actions are declared asynchronously without players knowing about each other’s actions. The actions are resolved at the end of the turn, and in cases of shared targets between players, these actions are considered taken together. The current Keeper will interact with some character actions at the end of each turn</w:t>
+      </w:r>
+      <w:r>
+        <w:t>, siding with them or against them.</w:t>
+      </w:r>
+    </w:p>
+    <w:p>
+      <w:pPr>
+        <w:pStyle w:val="Normaali2"/>
+      </w:pPr>
+    </w:p>
+    <w:p>
+      <w:pPr>
+        <w:pStyle w:val="Normaali2"/>
+      </w:pPr>
+      <w:r>
+        <w:t xml:space="preserve">As a point of clarification: If a character makes three actions in a season, regardless of their outcome, they will begin their next season tired. This tiredness then </w:t>
+      </w:r>
+      <w:r>
+        <w:t xml:space="preserve">sets them up for a strain penalty in </w:t>
+      </w:r>
+      <w:r>
+        <w:t>whatever</w:t>
+      </w:r>
+      <w:r>
+        <w:t xml:space="preserve"> collective action they have chosen. The only exception to this rule is if they get to be the next Keeper. Keeper doesn’t inherit </w:t>
+      </w:r>
       <w:r>
         <w:lastRenderedPageBreak/>
-        <w:t xml:space="preserve">The distinction between collectives and game entities </w:t>
-      </w:r>
-      <w:r>
-        <w:t>splits</w:t>
-      </w:r>
-      <w:r>
-        <w:t xml:space="preserve"> actions (see below) into collective and character actions. A character within a collective has a set of character actions determined by which collective action their collective has taken (determined by the controller of that collective). A band that is rehearsing, has band members that can only do rehearsing actions.</w:t>
-      </w:r>
-      <w:r>
-        <w:t xml:space="preserve"> </w:t>
+        <w:t>tiredness from non-keeper actions. Likewise, the player who overplayed as keeper and then lost the position, won’t start their next season as a regular player tired.</w:t>
       </w:r>
     </w:p>
     <w:p>
@@ -5001,98 +5758,16 @@
     </w:p>
     <w:p>
       <w:pPr>
-        <w:pStyle w:val="Normaali2"/>
-      </w:pPr>
-      <w:r>
-        <w:t xml:space="preserve">A character can do several actions in one season as determined by the following design choice: </w:t>
-      </w:r>
-      <w:r>
-        <w:rPr>
-          <w:b/>
-          <w:bCs/>
-        </w:rPr>
-        <w:t>2 for free, third at cost</w:t>
-      </w:r>
-      <w:r>
-        <w:rPr>
-          <w:b/>
-          <w:bCs/>
-        </w:rPr>
-        <w:t xml:space="preserve"> (the 2:3 rule)</w:t>
-      </w:r>
-      <w:r>
-        <w:t xml:space="preserve">. The third action causes the character the </w:t>
-      </w:r>
-      <w:r>
-        <w:t xml:space="preserve">“tired” status, which can be rested away with one skip character action </w:t>
-      </w:r>
-      <w:r>
-        <w:t>per</w:t>
-      </w:r>
-      <w:r>
-        <w:t xml:space="preserve"> character. </w:t>
-      </w:r>
-      <w:r>
-        <w:t xml:space="preserve">A character who is considered “tired”, cannot take a third action. </w:t>
-      </w:r>
-      <w:r>
-        <w:t xml:space="preserve">Each type of action has its own special cost for the </w:t>
-      </w:r>
-      <w:r>
-        <w:t>tiredness status</w:t>
-      </w:r>
-      <w:r>
-        <w:t>, called strain penalty</w:t>
-      </w:r>
-      <w:r>
-        <w:t>, which is active in play alongside the tired status</w:t>
-      </w:r>
-      <w:r>
-        <w:t>.</w:t>
-      </w:r>
-      <w:r>
-        <w:t xml:space="preserve"> When the tired status is cured, so is the penalty.</w:t>
-      </w:r>
-      <w:r>
-        <w:t xml:space="preserve"> The strain penalty can only influence game play once per season. When the strain penalty is about to influence play, the character can opt out by taking a rest action.</w:t>
-      </w:r>
-      <w:r>
-        <w:t xml:space="preserve"> Keepers handle their Keeper strain penalty automatically, but their actions can keep them in the tired state indefinitely.</w:t>
-      </w:r>
-    </w:p>
-    <w:p>
-      <w:pPr>
-        <w:pStyle w:val="Normaali2"/>
-      </w:pPr>
-    </w:p>
-    <w:p>
-      <w:pPr>
-        <w:pStyle w:val="Normaali2"/>
-      </w:pPr>
-      <w:r>
-        <w:t xml:space="preserve">As a point of clarification: If a character makes three actions in a season, regardless of their outcome, they will begin their next season tired. This tiredness then </w:t>
-      </w:r>
-      <w:r>
-        <w:t xml:space="preserve">sets them up for a strain penalty in </w:t>
-      </w:r>
-      <w:r>
-        <w:t>whatever</w:t>
-      </w:r>
-      <w:r>
-        <w:t xml:space="preserve"> collective action they have chosen. The only exception to this rule is if they get to be the next Keeper. Keeper doesn’t inherit tiredness from non-keeper actions. Likewise, the player who overplayed as keeper and then lost the position, won’t start their next season as a regular player tired.</w:t>
-      </w:r>
-    </w:p>
-    <w:p>
-      <w:pPr>
-        <w:pStyle w:val="Normaali2"/>
-      </w:pPr>
-    </w:p>
-    <w:p>
-      <w:pPr>
         <w:pStyle w:val="Otsikko4"/>
       </w:pPr>
       <w:r>
-        <w:t>4.2.1 Gestation Actions</w:t>
+        <w:t>4.</w:t>
+      </w:r>
+      <w:r>
+        <w:t>3</w:t>
+      </w:r>
+      <w:r>
+        <w:t>.1 Gestation Actions</w:t>
       </w:r>
     </w:p>
     <w:p>
@@ -5147,7 +5822,6 @@
           <w:b/>
           <w:bCs/>
         </w:rPr>
-        <w:lastRenderedPageBreak/>
         <w:t>Strain penalty:</w:t>
       </w:r>
       <w:r>
@@ -5194,7 +5868,13 @@
         <w:pStyle w:val="Otsikko4"/>
       </w:pPr>
       <w:r>
-        <w:t>4.2.2 Rehearsal Actions</w:t>
+        <w:t>4.</w:t>
+      </w:r>
+      <w:r>
+        <w:t>3</w:t>
+      </w:r>
+      <w:r>
+        <w:t>.2 Rehearsal Actions</w:t>
       </w:r>
     </w:p>
     <w:p>
@@ -5255,6 +5935,7 @@
           <w:b/>
           <w:bCs/>
         </w:rPr>
+        <w:lastRenderedPageBreak/>
         <w:t>Strain penalty:</w:t>
       </w:r>
       <w:r>
@@ -5301,7 +5982,13 @@
         <w:pStyle w:val="Otsikko4"/>
       </w:pPr>
       <w:r>
-        <w:t>4.2.3 Promotional Actions</w:t>
+        <w:t>4.</w:t>
+      </w:r>
+      <w:r>
+        <w:t>3</w:t>
+      </w:r>
+      <w:r>
+        <w:t>.3 Promotional Actions</w:t>
       </w:r>
     </w:p>
     <w:p>
@@ -5354,7 +6041,13 @@
         <w:pStyle w:val="Otsikko4"/>
       </w:pPr>
       <w:r>
-        <w:t>4.2.4 Keeper Actions</w:t>
+        <w:t>4.</w:t>
+      </w:r>
+      <w:r>
+        <w:t>3</w:t>
+      </w:r>
+      <w:r>
+        <w:t>.4 Keeper Actions</w:t>
       </w:r>
     </w:p>
     <w:p>
@@ -5362,11 +6055,7 @@
         <w:pStyle w:val="Normaali2"/>
       </w:pPr>
       <w:r>
-        <w:t xml:space="preserve">The Keeper has powerful, genre-bending decisions at their disposal. For example, they can declare a demo as black metal even if it lacks the genre defining re-sacralising tag-pair (see 4.5). They can lose other people’s demos and thus hinder </w:t>
-      </w:r>
-      <w:r>
-        <w:lastRenderedPageBreak/>
-        <w:t>their circulation in the scene. They can also take credit from other people’s actions at slightest hints of involvement.</w:t>
+        <w:t>The Keeper has powerful, genre-bending decisions at their disposal. For example, they can declare a demo as black metal even if it lacks the genre defining re-sacralising tag-pair (see 4.5). They can lose other people’s demos and thus hinder their circulation in the scene. They can also take credit from other people’s actions at slightest hints of involvement.</w:t>
       </w:r>
       <w:r>
         <w:t xml:space="preserve"> </w:t>
@@ -5455,11 +6144,18 @@
         <w:spacing w:before="0" w:line="240" w:lineRule="auto"/>
       </w:pPr>
       <w:r>
+        <w:lastRenderedPageBreak/>
         <w:t xml:space="preserve">  </w:t>
       </w:r>
-      <w:bookmarkStart w:id="7" w:name="_Toc215741172"/>
-      <w:r>
-        <w:t xml:space="preserve">4.3 </w:t>
+      <w:bookmarkStart w:id="8" w:name="_Toc220496099"/>
+      <w:r>
+        <w:t>4.</w:t>
+      </w:r>
+      <w:r>
+        <w:t>4</w:t>
+      </w:r>
+      <w:r>
+        <w:t xml:space="preserve"> </w:t>
       </w:r>
       <w:r>
         <w:t>Aspects, Ideas</w:t>
@@ -5467,7 +6163,7 @@
       <w:r>
         <w:t xml:space="preserve"> and Conveyance</w:t>
       </w:r>
-      <w:bookmarkEnd w:id="7"/>
+      <w:bookmarkEnd w:id="8"/>
     </w:p>
     <w:p/>
     <w:p>
@@ -5532,11 +6228,7 @@
         <w:pStyle w:val="Normaali2"/>
       </w:pPr>
       <w:r>
-        <w:t xml:space="preserve">Besides being the natural path for tags to come to play, aspects carry different kinds of modifiers, depending on how the scene prefers things to be handled. If corpse paint is something desirable in what is considered TRUE, then it yields a bonus for the band utilizing it. If the bagpipe aspect is considered something unheard of in the scene, it </w:t>
-      </w:r>
-      <w:r>
-        <w:lastRenderedPageBreak/>
-        <w:t>might carry a penalty, unless it manages to do the exact opposite and the novelty itself gives it a bonus instead.</w:t>
+        <w:t>Besides being the natural path for tags to come to play, aspects carry different kinds of modifiers, depending on how the scene prefers things to be handled. If corpse paint is something desirable in what is considered TRUE, then it yields a bonus for the band utilizing it. If the bagpipe aspect is considered something unheard of in the scene, it might carry a penalty, unless it manages to do the exact opposite and the novelty itself gives it a bonus instead.</w:t>
       </w:r>
     </w:p>
     <w:p>
@@ -5613,14 +6305,20 @@
       <w:r>
         <w:t xml:space="preserve">  </w:t>
       </w:r>
-      <w:bookmarkStart w:id="8" w:name="_Toc215741173"/>
-      <w:r>
-        <w:t xml:space="preserve">4.4 </w:t>
+      <w:bookmarkStart w:id="9" w:name="_Toc220496100"/>
+      <w:r>
+        <w:t>4.</w:t>
+      </w:r>
+      <w:r>
+        <w:t>5</w:t>
+      </w:r>
+      <w:r>
+        <w:t xml:space="preserve"> </w:t>
       </w:r>
       <w:r>
         <w:t>Tags (Emotional / Ideological systems)</w:t>
       </w:r>
-      <w:bookmarkEnd w:id="8"/>
+      <w:bookmarkEnd w:id="9"/>
     </w:p>
     <w:p/>
     <w:p>
@@ -5668,7 +6366,11 @@
         <w:t xml:space="preserve"> with stillness, silence and darkness tags. Life, in turn, has an association with energy, noise and light.</w:t>
       </w:r>
       <w:r>
-        <w:t xml:space="preserve"> Usually, only the tag and perhaps its anti-tag are in play, but in few instances a tag can be </w:t>
+        <w:t xml:space="preserve"> Usually, only the tag and perhaps its anti-tag are in play, but in few instances </w:t>
+      </w:r>
+      <w:r>
+        <w:lastRenderedPageBreak/>
+        <w:t xml:space="preserve">a tag can be </w:t>
       </w:r>
       <w:r>
         <w:t>played as one of its permutations</w:t>
@@ -5717,475 +6419,163 @@
         <w:t xml:space="preserve">a permutation of </w:t>
       </w:r>
       <w:r>
-        <w:t xml:space="preserve">at least one tag (resonance tag) which means that every such object in the game can be interacted with to reach for that tag. Tags can be found from other sources, too, such as in-season tags that are naturally provided by the current turn (autumn tags are morbid, winter tags are cold, </w:t>
+        <w:t xml:space="preserve">at least one tag (resonance tag) which means that every such object in the game can be interacted with to reach for that tag. Tags can be found from other sources, too, such as in-season tags that are naturally provided by the current turn (autumn tags are morbid, winter tags are cold, for example). Some game events can spawn special tags, which tend to be the more valuable, the more rare or risky their acquirement is. </w:t>
+      </w:r>
+    </w:p>
+    <w:p>
+      <w:pPr>
+        <w:pStyle w:val="Normaali2"/>
+      </w:pPr>
+    </w:p>
+    <w:p>
+      <w:pPr>
+        <w:pStyle w:val="Normaali2"/>
+      </w:pPr>
+      <w:r>
+        <w:rPr>
+          <w:b/>
+          <w:bCs/>
+        </w:rPr>
+        <w:t xml:space="preserve">Resonance tags </w:t>
+      </w:r>
+      <w:r>
+        <w:t xml:space="preserve">in a character’s control can be used limitlessly without exhausting them. </w:t>
+      </w:r>
+      <w:r>
+        <w:rPr>
+          <w:b/>
+          <w:bCs/>
+        </w:rPr>
+        <w:t xml:space="preserve">Mood tags </w:t>
+      </w:r>
+      <w:r>
+        <w:t xml:space="preserve">can only be used </w:t>
+      </w:r>
+      <w:r>
+        <w:t>twice</w:t>
+      </w:r>
+      <w:r>
+        <w:t xml:space="preserve"> per turn. If tried to access more, the</w:t>
+      </w:r>
+      <w:r>
+        <w:t xml:space="preserve"> third </w:t>
+      </w:r>
+      <w:r>
+        <w:t xml:space="preserve">mood tag </w:t>
+      </w:r>
+      <w:r>
+        <w:t>has a chance of being</w:t>
+      </w:r>
+      <w:r>
+        <w:t xml:space="preserve"> labelled “</w:t>
+      </w:r>
+      <w:r>
+        <w:rPr>
+          <w:b/>
+          <w:bCs/>
+        </w:rPr>
+        <w:t>simulacra</w:t>
+      </w:r>
+      <w:r>
+        <w:t xml:space="preserve">” which means it doesn’t carry the actual emotional energy but goes through the motions only. As an idea, it has a diminished value. </w:t>
+      </w:r>
+      <w:r>
+        <w:rPr>
+          <w:b/>
+          <w:bCs/>
+        </w:rPr>
+        <w:t>A conviction tag</w:t>
+      </w:r>
+      <w:r>
+        <w:t xml:space="preserve"> can be </w:t>
+      </w:r>
+      <w:r>
+        <w:t xml:space="preserve">accessed any number of times per turn, but a third time it is used in the same </w:t>
+      </w:r>
+      <w:r>
+        <w:t>record</w:t>
+      </w:r>
+      <w:r>
+        <w:t xml:space="preserve"> counts as </w:t>
+      </w:r>
+      <w:r>
+        <w:rPr>
+          <w:b/>
+          <w:bCs/>
+        </w:rPr>
+        <w:t>proselytizing</w:t>
+      </w:r>
+      <w:r>
+        <w:rPr>
+          <w:b/>
+          <w:bCs/>
+        </w:rPr>
+        <w:t xml:space="preserve">, </w:t>
+      </w:r>
+      <w:r>
+        <w:t>which has a risk of behaving like a simulacra or cause scene splintering</w:t>
+      </w:r>
+      <w:r>
+        <w:t>.</w:t>
+      </w:r>
+    </w:p>
+    <w:p>
+      <w:pPr>
+        <w:pStyle w:val="Normaali2"/>
+      </w:pPr>
+    </w:p>
+    <w:p>
+      <w:pPr>
+        <w:pStyle w:val="Normaali2"/>
+      </w:pPr>
+      <w:r>
+        <w:t xml:space="preserve">The exact lists of tags follow another design principle, </w:t>
+      </w:r>
+      <w:r>
+        <w:rPr>
+          <w:b/>
+          <w:bCs/>
+        </w:rPr>
+        <w:t xml:space="preserve">the rule of seven. </w:t>
+      </w:r>
+      <w:r>
+        <w:t>There are seven tag – anti-tag pairs</w:t>
+      </w:r>
+      <w:r>
+        <w:t xml:space="preserve"> </w:t>
+      </w:r>
+      <w:r>
+        <w:t>(See chapter 11)</w:t>
+      </w:r>
+      <w:r>
+        <w:t>.</w:t>
+      </w:r>
+      <w:r>
+        <w:t xml:space="preserve"> </w:t>
+      </w:r>
+    </w:p>
+    <w:p>
+      <w:pPr>
+        <w:pStyle w:val="Normaali2"/>
+      </w:pPr>
+    </w:p>
+    <w:p>
+      <w:pPr>
+        <w:pStyle w:val="Normaali2"/>
+      </w:pPr>
+      <w:r>
+        <w:rPr>
+          <w:b/>
+          <w:bCs/>
+        </w:rPr>
+        <w:t>Tag permutations</w:t>
+      </w:r>
+      <w:r>
+        <w:t xml:space="preserve"> are the actual, concrete form in which the tag manifests in the game. Permutations themselves have further determination principles. For example, the tag Sacred, must manifest in a permutation such as “polytheist Nordic paganism”. Polytheism is the actual permutation, and the “Nordic paganism” part is a specific type of polytheism.  Some permutations can be shared with different tags, so they can be played as any of these tags when they come to play – for example the permutation </w:t>
       </w:r>
       <w:r>
         <w:lastRenderedPageBreak/>
-        <w:t xml:space="preserve">for example). Some game events can spawn special tags, which tend to be the more valuable, the more rare or risky their acquirement is. </w:t>
-      </w:r>
-    </w:p>
-    <w:p>
-      <w:pPr>
-        <w:pStyle w:val="Normaali2"/>
-      </w:pPr>
-    </w:p>
-    <w:p>
-      <w:pPr>
-        <w:pStyle w:val="Normaali2"/>
-      </w:pPr>
-      <w:r>
-        <w:rPr>
-          <w:b/>
-          <w:bCs/>
-        </w:rPr>
-        <w:t xml:space="preserve">Resonance tags </w:t>
-      </w:r>
-      <w:r>
-        <w:t xml:space="preserve">in a character’s control can be used limitlessly without exhausting them. </w:t>
-      </w:r>
-      <w:r>
-        <w:rPr>
-          <w:b/>
-          <w:bCs/>
-        </w:rPr>
-        <w:t xml:space="preserve">Mood tags </w:t>
-      </w:r>
-      <w:r>
-        <w:t xml:space="preserve">can only be used </w:t>
-      </w:r>
-      <w:r>
-        <w:t>twice</w:t>
-      </w:r>
-      <w:r>
-        <w:t xml:space="preserve"> per turn. If tried to access more, the</w:t>
-      </w:r>
-      <w:r>
-        <w:t xml:space="preserve"> third </w:t>
-      </w:r>
-      <w:r>
-        <w:t xml:space="preserve">mood tag </w:t>
-      </w:r>
-      <w:r>
-        <w:t>has a chance of being</w:t>
-      </w:r>
-      <w:r>
-        <w:t xml:space="preserve"> labelled “</w:t>
-      </w:r>
-      <w:r>
-        <w:rPr>
-          <w:b/>
-          <w:bCs/>
-        </w:rPr>
-        <w:t>simulacra</w:t>
-      </w:r>
-      <w:r>
-        <w:t xml:space="preserve">” which means it doesn’t carry the actual emotional energy but goes through the motions only. As an idea, it has a diminished value. </w:t>
-      </w:r>
-      <w:r>
-        <w:rPr>
-          <w:b/>
-          <w:bCs/>
-        </w:rPr>
-        <w:t>A conviction tag</w:t>
-      </w:r>
-      <w:r>
-        <w:t xml:space="preserve"> can be </w:t>
-      </w:r>
-      <w:r>
-        <w:t xml:space="preserve">accessed any number of times per turn, but a third time it is used in the same track counts as </w:t>
-      </w:r>
-      <w:r>
-        <w:rPr>
-          <w:b/>
-          <w:bCs/>
-        </w:rPr>
-        <w:t>proselytizing</w:t>
-      </w:r>
-      <w:r>
-        <w:t>.</w:t>
-      </w:r>
-    </w:p>
-    <w:p>
-      <w:pPr>
-        <w:pStyle w:val="Normaali2"/>
-      </w:pPr>
-    </w:p>
-    <w:p>
-      <w:pPr>
-        <w:pStyle w:val="Normaali2"/>
-      </w:pPr>
-      <w:r>
-        <w:t xml:space="preserve">The exact lists of tags follow another design principle, </w:t>
-      </w:r>
-      <w:r>
-        <w:rPr>
-          <w:b/>
-          <w:bCs/>
-        </w:rPr>
-        <w:t xml:space="preserve">the rule of seven. </w:t>
-      </w:r>
-      <w:r>
-        <w:t>There are seven tag – anti-tag pairs.</w:t>
-      </w:r>
-    </w:p>
-    <w:p>
-      <w:pPr>
-        <w:pStyle w:val="Normaali2"/>
-      </w:pPr>
-    </w:p>
-    <w:p>
-      <w:pPr>
-        <w:pBdr>
-          <w:top w:val="nil"/>
-          <w:left w:val="nil"/>
-          <w:bottom w:val="nil"/>
-          <w:right w:val="nil"/>
-          <w:between w:val="nil"/>
-        </w:pBdr>
-        <w:rPr>
-          <w:b/>
-          <w:bCs/>
-        </w:rPr>
-      </w:pPr>
-      <w:r>
-        <w:rPr>
-          <w:b/>
-          <w:bCs/>
-        </w:rPr>
-        <w:t>Tag – Anti-tag pairs</w:t>
-      </w:r>
-    </w:p>
-    <w:p>
-      <w:pPr>
-        <w:pBdr>
-          <w:top w:val="nil"/>
-          <w:left w:val="nil"/>
-          <w:bottom w:val="nil"/>
-          <w:right w:val="nil"/>
-          <w:between w:val="nil"/>
-        </w:pBdr>
-        <w:rPr>
-          <w:b/>
-          <w:bCs/>
-        </w:rPr>
-      </w:pPr>
-    </w:p>
-    <w:tbl>
-      <w:tblPr>
-        <w:tblStyle w:val="TaulukkoRuudukko"/>
-        <w:tblW w:w="0" w:type="auto"/>
-        <w:tblLook w:val="04A0" w:firstRow="1" w:lastRow="0" w:firstColumn="1" w:lastColumn="0" w:noHBand="0" w:noVBand="1"/>
-      </w:tblPr>
-      <w:tblGrid>
-        <w:gridCol w:w="1696"/>
-        <w:gridCol w:w="1701"/>
-        <w:gridCol w:w="5622"/>
-      </w:tblGrid>
-      <w:tr>
-        <w:tc>
-          <w:tcPr>
-            <w:tcW w:w="1696" w:type="dxa"/>
-          </w:tcPr>
-          <w:p>
-            <w:pPr>
-              <w:rPr>
-                <w:b/>
-                <w:bCs/>
-              </w:rPr>
-            </w:pPr>
-            <w:r>
-              <w:rPr>
-                <w:b/>
-                <w:bCs/>
-              </w:rPr>
-              <w:t>Tag</w:t>
-            </w:r>
-          </w:p>
-        </w:tc>
-        <w:tc>
-          <w:tcPr>
-            <w:tcW w:w="1701" w:type="dxa"/>
-          </w:tcPr>
-          <w:p>
-            <w:pPr>
-              <w:rPr>
-                <w:b/>
-                <w:bCs/>
-              </w:rPr>
-            </w:pPr>
-            <w:r>
-              <w:rPr>
-                <w:b/>
-                <w:bCs/>
-              </w:rPr>
-              <w:t>Anti-Tag</w:t>
-            </w:r>
-          </w:p>
-        </w:tc>
-        <w:tc>
-          <w:tcPr>
-            <w:tcW w:w="5622" w:type="dxa"/>
-          </w:tcPr>
-          <w:p>
-            <w:pPr>
-              <w:rPr>
-                <w:b/>
-                <w:bCs/>
-              </w:rPr>
-            </w:pPr>
-            <w:r>
-              <w:rPr>
-                <w:b/>
-                <w:bCs/>
-              </w:rPr>
-              <w:t>Axis</w:t>
-            </w:r>
-          </w:p>
-        </w:tc>
-      </w:tr>
-      <w:tr>
-        <w:tc>
-          <w:tcPr>
-            <w:tcW w:w="1696" w:type="dxa"/>
-          </w:tcPr>
-          <w:p>
-            <w:r>
-              <w:t>Profane</w:t>
-            </w:r>
-          </w:p>
-        </w:tc>
-        <w:tc>
-          <w:tcPr>
-            <w:tcW w:w="1701" w:type="dxa"/>
-          </w:tcPr>
-          <w:p>
-            <w:r>
-              <w:t>Sacred</w:t>
-            </w:r>
-          </w:p>
-        </w:tc>
-        <w:tc>
-          <w:tcPr>
-            <w:tcW w:w="5622" w:type="dxa"/>
-          </w:tcPr>
-          <w:p>
-            <w:r>
-              <w:t>Transgression vs Sanctification</w:t>
-            </w:r>
-          </w:p>
-        </w:tc>
-      </w:tr>
-      <w:tr>
-        <w:tc>
-          <w:tcPr>
-            <w:tcW w:w="1696" w:type="dxa"/>
-          </w:tcPr>
-          <w:p>
-            <w:r>
-              <w:t>Cold</w:t>
-            </w:r>
-          </w:p>
-        </w:tc>
-        <w:tc>
-          <w:tcPr>
-            <w:tcW w:w="1701" w:type="dxa"/>
-          </w:tcPr>
-          <w:p>
-            <w:r>
-              <w:t>Warm</w:t>
-            </w:r>
-          </w:p>
-        </w:tc>
-        <w:tc>
-          <w:tcPr>
-            <w:tcW w:w="5622" w:type="dxa"/>
-          </w:tcPr>
-          <w:p>
-            <w:r>
-              <w:t>Emotional Distance vs Immediacy</w:t>
-            </w:r>
-          </w:p>
-        </w:tc>
-      </w:tr>
-      <w:tr>
-        <w:tc>
-          <w:tcPr>
-            <w:tcW w:w="1696" w:type="dxa"/>
-          </w:tcPr>
-          <w:p>
-            <w:r>
-              <w:t>Raw</w:t>
-            </w:r>
-          </w:p>
-        </w:tc>
-        <w:tc>
-          <w:tcPr>
-            <w:tcW w:w="1701" w:type="dxa"/>
-          </w:tcPr>
-          <w:p>
-            <w:r>
-              <w:t>Honed</w:t>
-            </w:r>
-          </w:p>
-        </w:tc>
-        <w:tc>
-          <w:tcPr>
-            <w:tcW w:w="5622" w:type="dxa"/>
-          </w:tcPr>
-          <w:p>
-            <w:r>
-              <w:t>Expression vs Refinement</w:t>
-            </w:r>
-          </w:p>
-        </w:tc>
-      </w:tr>
-      <w:tr>
-        <w:tc>
-          <w:tcPr>
-            <w:tcW w:w="1696" w:type="dxa"/>
-          </w:tcPr>
-          <w:p>
-            <w:r>
-              <w:t>Fast</w:t>
-            </w:r>
-          </w:p>
-        </w:tc>
-        <w:tc>
-          <w:tcPr>
-            <w:tcW w:w="1701" w:type="dxa"/>
-          </w:tcPr>
-          <w:p>
-            <w:r>
-              <w:t>Slow</w:t>
-            </w:r>
-          </w:p>
-        </w:tc>
-        <w:tc>
-          <w:tcPr>
-            <w:tcW w:w="5622" w:type="dxa"/>
-          </w:tcPr>
-          <w:p>
-            <w:r>
-              <w:t>Urgency vs Deliberation</w:t>
-            </w:r>
-          </w:p>
-        </w:tc>
-      </w:tr>
-      <w:tr>
-        <w:tc>
-          <w:tcPr>
-            <w:tcW w:w="1696" w:type="dxa"/>
-          </w:tcPr>
-          <w:p>
-            <w:r>
-              <w:t>Malevolent</w:t>
-            </w:r>
-          </w:p>
-        </w:tc>
-        <w:tc>
-          <w:tcPr>
-            <w:tcW w:w="1701" w:type="dxa"/>
-          </w:tcPr>
-          <w:p>
-            <w:r>
-              <w:t>Benevolent</w:t>
-            </w:r>
-          </w:p>
-        </w:tc>
-        <w:tc>
-          <w:tcPr>
-            <w:tcW w:w="5622" w:type="dxa"/>
-          </w:tcPr>
-          <w:p>
-            <w:r>
-              <w:t>Hostility vs Altruism</w:t>
-            </w:r>
-          </w:p>
-        </w:tc>
-      </w:tr>
-      <w:tr>
-        <w:tc>
-          <w:tcPr>
-            <w:tcW w:w="1696" w:type="dxa"/>
-          </w:tcPr>
-          <w:p>
-            <w:r>
-              <w:t>Morbid</w:t>
-            </w:r>
-          </w:p>
-        </w:tc>
-        <w:tc>
-          <w:tcPr>
-            <w:tcW w:w="1701" w:type="dxa"/>
-          </w:tcPr>
-          <w:p>
-            <w:r>
-              <w:t>Vital</w:t>
-            </w:r>
-          </w:p>
-        </w:tc>
-        <w:tc>
-          <w:tcPr>
-            <w:tcW w:w="5622" w:type="dxa"/>
-          </w:tcPr>
-          <w:p>
-            <w:r>
-              <w:t>Death Fixation vs Life Force</w:t>
-            </w:r>
-          </w:p>
-        </w:tc>
-      </w:tr>
-      <w:tr>
-        <w:tc>
-          <w:tcPr>
-            <w:tcW w:w="1696" w:type="dxa"/>
-          </w:tcPr>
-          <w:p>
-            <w:r>
-              <w:t>Void</w:t>
-            </w:r>
-          </w:p>
-        </w:tc>
-        <w:tc>
-          <w:tcPr>
-            <w:tcW w:w="1701" w:type="dxa"/>
-          </w:tcPr>
-          <w:p>
-            <w:r>
-              <w:t>Meaning</w:t>
-            </w:r>
-          </w:p>
-        </w:tc>
-        <w:tc>
-          <w:tcPr>
-            <w:tcW w:w="5622" w:type="dxa"/>
-          </w:tcPr>
-          <w:p>
-            <w:r>
-              <w:t>Nihilism vs Purpose</w:t>
-            </w:r>
-          </w:p>
-        </w:tc>
-      </w:tr>
-    </w:tbl>
-    <w:p>
-      <w:pPr>
-        <w:pStyle w:val="Normaali2"/>
-      </w:pPr>
-    </w:p>
-    <w:p>
-      <w:pPr>
-        <w:pStyle w:val="Normaali2"/>
-      </w:pPr>
-      <w:r>
-        <w:rPr>
-          <w:b/>
-          <w:bCs/>
-        </w:rPr>
-        <w:t>Tag permutations</w:t>
-      </w:r>
-      <w:r>
-        <w:t xml:space="preserve"> are the actual, concrete form in which the tag manifests in the game. Permutations themselves have further determination principles. For example, the tag Sacred, must manifest in a permutation such as “polytheist Nordic paganism”. Polytheism is the actual permutation, and the “Nordic paganism” part is a specific type of polytheism.  Some permutations can be shared with different tags, so they can be played as any of these tags when they come to play – for example the permutation “energetic” is shared by the tags “Vital”, “Warm” and “Fast”. It is the permutation that is in play that is owned by the player who originally made it, but only in the context of the tag it manifests: If Player 1 introduced Energetic as a permutation of Fast, but Player 2 brought Energetic as a permutation of Vital, they are a different instance of Energetic.</w:t>
+        <w:t>“energetic” is shared by the tags “Vital”, “Warm” and “Fast”. It is the permutation that is in play that is owned by the player who originally made it, but only in the context of the tag it manifests: If Player 1 introduced Energetic as a permutation of Fast, but Player 2 brought Energetic as a permutation of Vital, they are a different instance of Energetic.</w:t>
       </w:r>
       <w:r>
         <w:t xml:space="preserve"> Player 3 must bring in Energetic as Warmth, or their progress is shared with player 1 or 2 (who played Energetic earlier and are likely already ahead).</w:t>
@@ -6194,25 +6584,16 @@
         <w:t xml:space="preserve"> </w:t>
       </w:r>
     </w:p>
-    <w:p>
-      <w:pPr>
-        <w:pStyle w:val="Normaali2"/>
-      </w:pPr>
-    </w:p>
-    <w:p/>
     <w:p>
       <w:pPr>
         <w:pStyle w:val="Otsikko3"/>
         <w:spacing w:before="0" w:line="240" w:lineRule="auto"/>
       </w:pPr>
-      <w:r>
-        <w:t xml:space="preserve">  </w:t>
-      </w:r>
-      <w:bookmarkStart w:id="9" w:name="_Toc215741174"/>
+      <w:bookmarkStart w:id="10" w:name="_Toc220496101"/>
       <w:r>
         <w:t>4.5 Tag-Pairs and genre specific systems</w:t>
       </w:r>
-      <w:bookmarkEnd w:id="9"/>
+      <w:bookmarkEnd w:id="10"/>
     </w:p>
     <w:p/>
     <w:p>
@@ -6287,26 +6668,14 @@
       <w:pPr>
         <w:pStyle w:val="Otsikko3"/>
       </w:pPr>
-      <w:bookmarkStart w:id="10" w:name="_Toc215741175"/>
-      <w:r>
-        <w:t xml:space="preserve">4.6. There is </w:t>
-      </w:r>
-      <w:r>
-        <w:t>uppercase T</w:t>
-      </w:r>
-      <w:r>
-        <w:t>RUE</w:t>
-      </w:r>
-      <w:r>
-        <w:t>, lowercase true</w:t>
-      </w:r>
-      <w:r>
-        <w:t>, also the novelty factor</w:t>
-      </w:r>
-      <w:r>
-        <w:t>, and the gravity factor</w:t>
-      </w:r>
-      <w:bookmarkEnd w:id="10"/>
+      <w:bookmarkStart w:id="11" w:name="_Toc220496102"/>
+      <w:r>
+        <w:t xml:space="preserve">4.6. </w:t>
+      </w:r>
+      <w:r>
+        <w:t>TRUE vs true, novelty, and gravity</w:t>
+      </w:r>
+      <w:bookmarkEnd w:id="11"/>
     </w:p>
     <w:p>
       <w:pPr>
@@ -6324,11 +6693,11 @@
         <w:t>n</w:t>
       </w:r>
       <w:r>
-        <w:t xml:space="preserve"> what is superficially considered “true” in the game. The surface level true is just the prevalent tags already present in the game as influential demo tapes. This simplistic level of true is the primary way in which the players accumulate resources. They make “true sounding” music for the scene by matching the correct tags and aspects to what is expected of them. “Screaming about the devil alongside basic band instruments played in a certain </w:t>
+        <w:t xml:space="preserve"> what is superficially considered “true” in the game. The surface level true is just the prevalent tags already present in the game as influential demo tapes. This simplistic level of true is the primary way in </w:t>
       </w:r>
       <w:r>
         <w:lastRenderedPageBreak/>
-        <w:t>fashion” passes for true to most listeners. Each tag they manage to put to play, gives them a score yield (along with the person who originally put the tag in play).</w:t>
+        <w:t>which the players accumulate resources. They make “true sounding” music for the scene by matching the correct tags and aspects to what is expected of them. “Screaming about the devil alongside basic band instruments played in a certain fashion” passes for true to most listeners. Each tag they manage to put to play, gives them a score yield (along with the person who originally put the tag in play).</w:t>
       </w:r>
       <w:r>
         <w:t xml:space="preserve"> </w:t>
@@ -6440,7 +6809,7 @@
       <w:r>
         <w:t xml:space="preserve">  </w:t>
       </w:r>
-      <w:bookmarkStart w:id="11" w:name="_Toc215741176"/>
+      <w:bookmarkStart w:id="12" w:name="_Toc220496103"/>
       <w:r>
         <w:t>4.</w:t>
       </w:r>
@@ -6450,7 +6819,7 @@
       <w:r>
         <w:t xml:space="preserve"> Track Construction and Recording</w:t>
       </w:r>
-      <w:bookmarkEnd w:id="11"/>
+      <w:bookmarkEnd w:id="12"/>
     </w:p>
     <w:p>
       <w:pPr>
@@ -6488,7 +6857,7 @@
       <w:r>
         <w:t xml:space="preserve">  </w:t>
       </w:r>
-      <w:bookmarkStart w:id="12" w:name="_Toc215741177"/>
+      <w:bookmarkStart w:id="13" w:name="_Toc220496104"/>
       <w:r>
         <w:t>4.</w:t>
       </w:r>
@@ -6498,7 +6867,7 @@
       <w:r>
         <w:t xml:space="preserve"> Band and Collective Systems</w:t>
       </w:r>
-      <w:bookmarkEnd w:id="12"/>
+      <w:bookmarkEnd w:id="13"/>
     </w:p>
     <w:p>
       <w:pPr>
@@ -6508,7 +6877,7 @@
       <w:r>
         <w:t xml:space="preserve">  </w:t>
       </w:r>
-      <w:bookmarkStart w:id="13" w:name="_Toc215741178"/>
+      <w:bookmarkStart w:id="14" w:name="_Toc220496105"/>
       <w:r>
         <w:t>4.</w:t>
       </w:r>
@@ -6518,7 +6887,7 @@
       <w:r>
         <w:t xml:space="preserve"> Multiplayer Mode</w:t>
       </w:r>
-      <w:bookmarkEnd w:id="13"/>
+      <w:bookmarkEnd w:id="14"/>
     </w:p>
     <w:p/>
     <w:p>
@@ -6537,12 +6906,12 @@
         <w:pStyle w:val="Otsikko2"/>
         <w:spacing w:before="0" w:line="240" w:lineRule="auto"/>
       </w:pPr>
-      <w:bookmarkStart w:id="14" w:name="_Toc215741179"/>
+      <w:bookmarkStart w:id="15" w:name="_Toc220496106"/>
       <w:r>
         <w:lastRenderedPageBreak/>
         <w:t>5. Genre, Setting, Concept Art book*</w:t>
       </w:r>
-      <w:bookmarkEnd w:id="14"/>
+      <w:bookmarkEnd w:id="15"/>
     </w:p>
     <w:p>
       <w:pPr>
@@ -6560,12 +6929,12 @@
         <w:pStyle w:val="Otsikko2"/>
         <w:spacing w:before="0" w:line="240" w:lineRule="auto"/>
       </w:pPr>
-      <w:bookmarkStart w:id="15" w:name="_Toc215741180"/>
+      <w:bookmarkStart w:id="16" w:name="_Toc220496107"/>
       <w:r>
         <w:lastRenderedPageBreak/>
         <w:t>6. Enemies, NPCs, Other objects</w:t>
       </w:r>
-      <w:bookmarkEnd w:id="15"/>
+      <w:bookmarkEnd w:id="16"/>
     </w:p>
     <w:p>
       <w:pPr>
@@ -6583,12 +6952,12 @@
         <w:pStyle w:val="Otsikko2"/>
         <w:spacing w:before="0" w:line="240" w:lineRule="auto"/>
       </w:pPr>
-      <w:bookmarkStart w:id="16" w:name="_Toc215741181"/>
+      <w:bookmarkStart w:id="17" w:name="_Toc220496108"/>
       <w:r>
         <w:lastRenderedPageBreak/>
         <w:t>7. Story board, script*</w:t>
       </w:r>
-      <w:bookmarkEnd w:id="16"/>
+      <w:bookmarkEnd w:id="17"/>
     </w:p>
     <w:p>
       <w:pPr>
@@ -6598,11 +6967,11 @@
       <w:r>
         <w:t xml:space="preserve">  </w:t>
       </w:r>
-      <w:bookmarkStart w:id="17" w:name="_Toc215741182"/>
+      <w:bookmarkStart w:id="18" w:name="_Toc220496109"/>
       <w:r>
         <w:t>7.1 Story overview</w:t>
       </w:r>
-      <w:bookmarkEnd w:id="17"/>
+      <w:bookmarkEnd w:id="18"/>
     </w:p>
     <w:p>
       <w:pPr>
@@ -6612,11 +6981,11 @@
       <w:r>
         <w:t xml:space="preserve">  </w:t>
       </w:r>
-      <w:bookmarkStart w:id="18" w:name="_Toc215741183"/>
+      <w:bookmarkStart w:id="19" w:name="_Toc220496110"/>
       <w:r>
         <w:t>7.2 Progression, World 1</w:t>
       </w:r>
-      <w:bookmarkEnd w:id="18"/>
+      <w:bookmarkEnd w:id="19"/>
     </w:p>
     <w:p>
       <w:pPr>
@@ -6626,14 +6995,14 @@
       <w:r>
         <w:t xml:space="preserve">  </w:t>
       </w:r>
-      <w:bookmarkStart w:id="19" w:name="_Toc215741184"/>
+      <w:bookmarkStart w:id="20" w:name="_Toc220496111"/>
       <w:r>
         <w:t xml:space="preserve">7.9 Progression, World </w:t>
       </w:r>
       <w:r>
         <w:t>2 …</w:t>
       </w:r>
-      <w:bookmarkEnd w:id="19"/>
+      <w:bookmarkEnd w:id="20"/>
     </w:p>
     <w:p>
       <w:pPr>
@@ -6651,12 +7020,12 @@
         <w:pStyle w:val="Otsikko2"/>
         <w:spacing w:before="0" w:line="240" w:lineRule="auto"/>
       </w:pPr>
-      <w:bookmarkStart w:id="20" w:name="_Toc215741185"/>
+      <w:bookmarkStart w:id="21" w:name="_Toc220496112"/>
       <w:r>
         <w:lastRenderedPageBreak/>
         <w:t>8. Technical definitions, Tech guide*</w:t>
       </w:r>
-      <w:bookmarkEnd w:id="20"/>
+      <w:bookmarkEnd w:id="21"/>
     </w:p>
     <w:p>
       <w:pPr>
@@ -6666,11 +7035,11 @@
       <w:r>
         <w:t xml:space="preserve">  </w:t>
       </w:r>
-      <w:bookmarkStart w:id="21" w:name="_Toc215741186"/>
+      <w:bookmarkStart w:id="22" w:name="_Toc220496113"/>
       <w:r>
         <w:t>8.1 Platforms, versions</w:t>
       </w:r>
-      <w:bookmarkEnd w:id="21"/>
+      <w:bookmarkEnd w:id="22"/>
     </w:p>
     <w:p>
       <w:pPr>
@@ -6680,11 +7049,11 @@
       <w:r>
         <w:t xml:space="preserve">  </w:t>
       </w:r>
-      <w:bookmarkStart w:id="22" w:name="_Toc215741187"/>
+      <w:bookmarkStart w:id="23" w:name="_Toc220496114"/>
       <w:r>
         <w:t>8.2 Control Scheme</w:t>
       </w:r>
-      <w:bookmarkEnd w:id="22"/>
+      <w:bookmarkEnd w:id="23"/>
     </w:p>
     <w:p>
       <w:pPr>
@@ -6694,11 +7063,11 @@
       <w:r>
         <w:t xml:space="preserve">  </w:t>
       </w:r>
-      <w:bookmarkStart w:id="23" w:name="_Toc215741188"/>
+      <w:bookmarkStart w:id="24" w:name="_Toc220496115"/>
       <w:r>
         <w:t>8.3 Limitations</w:t>
       </w:r>
-      <w:bookmarkEnd w:id="23"/>
+      <w:bookmarkEnd w:id="24"/>
     </w:p>
     <w:p>
       <w:pPr>
@@ -6716,12 +7085,12 @@
         <w:pStyle w:val="Otsikko2"/>
         <w:spacing w:before="0" w:line="240" w:lineRule="auto"/>
       </w:pPr>
-      <w:bookmarkStart w:id="24" w:name="_Toc215741189"/>
+      <w:bookmarkStart w:id="25" w:name="_Toc220496116"/>
       <w:r>
         <w:lastRenderedPageBreak/>
         <w:t>9. Business definitions*</w:t>
       </w:r>
-      <w:bookmarkEnd w:id="24"/>
+      <w:bookmarkEnd w:id="25"/>
     </w:p>
     <w:p>
       <w:pPr>
@@ -6731,11 +7100,11 @@
       <w:r>
         <w:t xml:space="preserve">  </w:t>
       </w:r>
-      <w:bookmarkStart w:id="25" w:name="_Toc215741190"/>
+      <w:bookmarkStart w:id="26" w:name="_Toc220496117"/>
       <w:r>
         <w:t>9.1 In-app purchases</w:t>
       </w:r>
-      <w:bookmarkEnd w:id="25"/>
+      <w:bookmarkEnd w:id="26"/>
     </w:p>
     <w:p>
       <w:pPr>
@@ -6745,11 +7114,11 @@
       <w:r>
         <w:t xml:space="preserve">  </w:t>
       </w:r>
-      <w:bookmarkStart w:id="26" w:name="_Toc215741191"/>
+      <w:bookmarkStart w:id="27" w:name="_Toc220496118"/>
       <w:r>
         <w:t>9.2 DLC packs</w:t>
       </w:r>
-      <w:bookmarkEnd w:id="26"/>
+      <w:bookmarkEnd w:id="27"/>
     </w:p>
     <w:p>
       <w:pPr>
@@ -6767,12 +7136,12 @@
         <w:pStyle w:val="Otsikko2"/>
         <w:spacing w:before="0" w:line="240" w:lineRule="auto"/>
       </w:pPr>
-      <w:bookmarkStart w:id="27" w:name="_Toc215741192"/>
+      <w:bookmarkStart w:id="28" w:name="_Toc220496119"/>
       <w:r>
         <w:lastRenderedPageBreak/>
         <w:t>10. Outsourced/Bought Assets</w:t>
       </w:r>
-      <w:bookmarkEnd w:id="27"/>
+      <w:bookmarkEnd w:id="28"/>
     </w:p>
     <w:p>
       <w:pPr>
@@ -6857,7 +7226,7 @@
       <w:pPr>
         <w:pStyle w:val="Otsikko2"/>
       </w:pPr>
-      <w:bookmarkStart w:id="28" w:name="_Toc215741193"/>
+      <w:bookmarkStart w:id="29" w:name="_Toc220496120"/>
       <w:r>
         <w:lastRenderedPageBreak/>
         <w:t>11.</w:t>
@@ -6865,7 +7234,7 @@
       <w:r>
         <w:t xml:space="preserve"> Technical Terms</w:t>
       </w:r>
-      <w:bookmarkEnd w:id="28"/>
+      <w:bookmarkEnd w:id="29"/>
     </w:p>
     <w:p>
       <w:pPr>
@@ -9537,7 +9906,23 @@
                 <w:b/>
                 <w:bCs/>
               </w:rPr>
-              <w:t>Deep belief tag; multiple uses possible but repeated use becomes proselytizing.</w:t>
+              <w:t xml:space="preserve">Deep belief </w:t>
+            </w:r>
+            <w:proofErr w:type="gramStart"/>
+            <w:r>
+              <w:rPr>
+                <w:b/>
+                <w:bCs/>
+              </w:rPr>
+              <w:t>tag;</w:t>
+            </w:r>
+            <w:proofErr w:type="gramEnd"/>
+            <w:r>
+              <w:rPr>
+                <w:b/>
+                <w:bCs/>
+              </w:rPr>
+              <w:t xml:space="preserve"> multiple uses possible but repeated use becomes proselytizing.</w:t>
             </w:r>
           </w:p>
         </w:tc>
@@ -11654,6 +12039,92 @@
     </w:lvl>
   </w:abstractNum>
   <w:abstractNum w:abstractNumId="1" w15:restartNumberingAfterBreak="0">
+    <w:nsid w:val="23A76674"/>
+    <w:multiLevelType w:val="hybridMultilevel"/>
+    <w:tmpl w:val="67F0CC5A"/>
+    <w:lvl w:ilvl="0" w:tplc="040B000F">
+      <w:start w:val="1"/>
+      <w:numFmt w:val="decimal"/>
+      <w:lvlText w:val="%1."/>
+      <w:lvlJc w:val="left"/>
+      <w:pPr>
+        <w:ind w:left="720" w:hanging="360"/>
+      </w:pPr>
+    </w:lvl>
+    <w:lvl w:ilvl="1" w:tplc="040B0019">
+      <w:start w:val="1"/>
+      <w:numFmt w:val="lowerLetter"/>
+      <w:lvlText w:val="%2."/>
+      <w:lvlJc w:val="left"/>
+      <w:pPr>
+        <w:ind w:left="1440" w:hanging="360"/>
+      </w:pPr>
+    </w:lvl>
+    <w:lvl w:ilvl="2" w:tplc="040B001B">
+      <w:start w:val="1"/>
+      <w:numFmt w:val="lowerRoman"/>
+      <w:lvlText w:val="%3."/>
+      <w:lvlJc w:val="right"/>
+      <w:pPr>
+        <w:ind w:left="2160" w:hanging="180"/>
+      </w:pPr>
+    </w:lvl>
+    <w:lvl w:ilvl="3" w:tplc="040B000F">
+      <w:start w:val="1"/>
+      <w:numFmt w:val="decimal"/>
+      <w:lvlText w:val="%4."/>
+      <w:lvlJc w:val="left"/>
+      <w:pPr>
+        <w:ind w:left="2880" w:hanging="360"/>
+      </w:pPr>
+    </w:lvl>
+    <w:lvl w:ilvl="4" w:tplc="040B0019" w:tentative="1">
+      <w:start w:val="1"/>
+      <w:numFmt w:val="lowerLetter"/>
+      <w:lvlText w:val="%5."/>
+      <w:lvlJc w:val="left"/>
+      <w:pPr>
+        <w:ind w:left="3600" w:hanging="360"/>
+      </w:pPr>
+    </w:lvl>
+    <w:lvl w:ilvl="5" w:tplc="040B001B" w:tentative="1">
+      <w:start w:val="1"/>
+      <w:numFmt w:val="lowerRoman"/>
+      <w:lvlText w:val="%6."/>
+      <w:lvlJc w:val="right"/>
+      <w:pPr>
+        <w:ind w:left="4320" w:hanging="180"/>
+      </w:pPr>
+    </w:lvl>
+    <w:lvl w:ilvl="6" w:tplc="040B000F" w:tentative="1">
+      <w:start w:val="1"/>
+      <w:numFmt w:val="decimal"/>
+      <w:lvlText w:val="%7."/>
+      <w:lvlJc w:val="left"/>
+      <w:pPr>
+        <w:ind w:left="5040" w:hanging="360"/>
+      </w:pPr>
+    </w:lvl>
+    <w:lvl w:ilvl="7" w:tplc="040B0019" w:tentative="1">
+      <w:start w:val="1"/>
+      <w:numFmt w:val="lowerLetter"/>
+      <w:lvlText w:val="%8."/>
+      <w:lvlJc w:val="left"/>
+      <w:pPr>
+        <w:ind w:left="5760" w:hanging="360"/>
+      </w:pPr>
+    </w:lvl>
+    <w:lvl w:ilvl="8" w:tplc="040B001B" w:tentative="1">
+      <w:start w:val="1"/>
+      <w:numFmt w:val="lowerRoman"/>
+      <w:lvlText w:val="%9."/>
+      <w:lvlJc w:val="right"/>
+      <w:pPr>
+        <w:ind w:left="6480" w:hanging="180"/>
+      </w:pPr>
+    </w:lvl>
+  </w:abstractNum>
+  <w:abstractNum w:abstractNumId="2" w15:restartNumberingAfterBreak="0">
     <w:nsid w:val="40153025"/>
     <w:multiLevelType w:val="hybridMultilevel"/>
     <w:tmpl w:val="F8E4CC46"/>
@@ -11765,7 +12236,7 @@
       </w:rPr>
     </w:lvl>
   </w:abstractNum>
-  <w:abstractNum w:abstractNumId="2" w15:restartNumberingAfterBreak="0">
+  <w:abstractNum w:abstractNumId="3" w15:restartNumberingAfterBreak="0">
     <w:nsid w:val="4FAC4625"/>
     <w:multiLevelType w:val="multilevel"/>
     <w:tmpl w:val="9F786590"/>
@@ -11878,7 +12349,7 @@
       </w:rPr>
     </w:lvl>
   </w:abstractNum>
-  <w:abstractNum w:abstractNumId="3" w15:restartNumberingAfterBreak="0">
+  <w:abstractNum w:abstractNumId="4" w15:restartNumberingAfterBreak="0">
     <w:nsid w:val="57C16009"/>
     <w:multiLevelType w:val="hybridMultilevel"/>
     <w:tmpl w:val="EBE2E150"/>
@@ -11964,7 +12435,7 @@
       </w:pPr>
     </w:lvl>
   </w:abstractNum>
-  <w:abstractNum w:abstractNumId="4" w15:restartNumberingAfterBreak="0">
+  <w:abstractNum w:abstractNumId="5" w15:restartNumberingAfterBreak="0">
     <w:nsid w:val="7F1930B3"/>
     <w:multiLevelType w:val="hybridMultilevel"/>
     <w:tmpl w:val="D4740EC0"/>
@@ -12078,19 +12549,22 @@
     </w:lvl>
   </w:abstractNum>
   <w:num w:numId="1" w16cid:durableId="429663714">
+    <w:abstractNumId w:val="3"/>
+  </w:num>
+  <w:num w:numId="2" w16cid:durableId="1115518485">
     <w:abstractNumId w:val="2"/>
   </w:num>
-  <w:num w:numId="2" w16cid:durableId="1115518485">
-    <w:abstractNumId w:val="1"/>
-  </w:num>
   <w:num w:numId="3" w16cid:durableId="1837375738">
-    <w:abstractNumId w:val="3"/>
+    <w:abstractNumId w:val="4"/>
   </w:num>
   <w:num w:numId="4" w16cid:durableId="1209803200">
     <w:abstractNumId w:val="0"/>
   </w:num>
   <w:num w:numId="5" w16cid:durableId="735394227">
-    <w:abstractNumId w:val="4"/>
+    <w:abstractNumId w:val="5"/>
+  </w:num>
+  <w:num w:numId="6" w16cid:durableId="246692271">
+    <w:abstractNumId w:val="1"/>
   </w:num>
 </w:numbering>
 </file>
@@ -12608,7 +13082,6 @@
   <w:style w:type="character" w:default="1" w:styleId="Kappaleenoletusfontti">
     <w:name w:val="Default Paragraph Font"/>
     <w:uiPriority w:val="1"/>
-    <w:semiHidden/>
     <w:unhideWhenUsed/>
   </w:style>
   <w:style w:type="table" w:default="1" w:styleId="Normaalitaulukko">

--- a/TheProspector/Assets/Docs/Related School Work/LUT/Game Design Document.docx
+++ b/TheProspector/Assets/Docs/Related School Work/LUT/Game Design Document.docx
@@ -179,6 +179,7 @@
         <w:rPr>
           <w:b/>
           <w:bCs/>
+          <w:noProof/>
         </w:rPr>
       </w:pPr>
     </w:p>
@@ -197,17 +198,58 @@
           <w:bCs/>
         </w:rPr>
       </w:pPr>
-      <w:r>
+    </w:p>
+    <w:p>
+      <w:pPr>
+        <w:pBdr>
+          <w:top w:val="nil"/>
+          <w:left w:val="nil"/>
+          <w:bottom w:val="nil"/>
+          <w:right w:val="nil"/>
+          <w:between w:val="nil"/>
+        </w:pBdr>
+        <w:jc w:val="center"/>
+        <w:rPr>
+          <w:b/>
+          <w:bCs/>
+        </w:rPr>
+      </w:pPr>
+    </w:p>
+    <w:p>
+      <w:pPr>
+        <w:pBdr>
+          <w:top w:val="nil"/>
+          <w:left w:val="nil"/>
+          <w:bottom w:val="nil"/>
+          <w:right w:val="nil"/>
+          <w:between w:val="nil"/>
+        </w:pBdr>
+        <w:jc w:val="center"/>
         <w:rPr>
           <w:b/>
           <w:bCs/>
           <w:noProof/>
         </w:rPr>
+      </w:pPr>
+      <w:r>
+        <w:rPr>
+          <w:b/>
+          <w:bCs/>
+          <w:noProof/>
+        </w:rPr>
         <w:drawing>
-          <wp:inline distT="0" distB="0" distL="0" distR="0" wp14:anchorId="1BBB4717" wp14:editId="1089A3BD">
-            <wp:extent cx="5723890" cy="5415280"/>
+          <wp:anchor distT="0" distB="0" distL="114300" distR="114300" simplePos="0" relativeHeight="251660288" behindDoc="0" locked="0" layoutInCell="1" allowOverlap="1" wp14:anchorId="1DC78AD8" wp14:editId="042C16D5">
+            <wp:simplePos x="0" y="0"/>
+            <wp:positionH relativeFrom="margin">
+              <wp:align>center</wp:align>
+            </wp:positionH>
+            <wp:positionV relativeFrom="paragraph">
+              <wp:posOffset>284876</wp:posOffset>
+            </wp:positionV>
+            <wp:extent cx="6047105" cy="4480560"/>
             <wp:effectExtent l="0" t="0" r="0" b="0"/>
-            <wp:docPr id="1197596806" name="Kuva 1"/>
+            <wp:wrapTopAndBottom/>
+            <wp:docPr id="370246109" name="Kuva 1"/>
             <wp:cNvGraphicFramePr>
               <a:graphicFrameLocks xmlns:a="http://schemas.openxmlformats.org/drawingml/2006/main" noChangeAspect="1"/>
             </wp:cNvGraphicFramePr>
@@ -236,7 +278,7 @@
                   <pic:spPr bwMode="auto">
                     <a:xfrm>
                       <a:off x="0" y="0"/>
-                      <a:ext cx="5723890" cy="5415280"/>
+                      <a:ext cx="6047105" cy="4480560"/>
                     </a:xfrm>
                     <a:prstGeom prst="rect">
                       <a:avLst/>
@@ -249,9 +291,31 @@
                 </pic:pic>
               </a:graphicData>
             </a:graphic>
-          </wp:inline>
+            <wp14:sizeRelH relativeFrom="margin">
+              <wp14:pctWidth>0</wp14:pctWidth>
+            </wp14:sizeRelH>
+            <wp14:sizeRelV relativeFrom="margin">
+              <wp14:pctHeight>0</wp14:pctHeight>
+            </wp14:sizeRelV>
+          </wp:anchor>
         </w:drawing>
       </w:r>
+    </w:p>
+    <w:p>
+      <w:pPr>
+        <w:pBdr>
+          <w:top w:val="nil"/>
+          <w:left w:val="nil"/>
+          <w:bottom w:val="nil"/>
+          <w:right w:val="nil"/>
+          <w:between w:val="nil"/>
+        </w:pBdr>
+        <w:jc w:val="center"/>
+        <w:rPr>
+          <w:b/>
+          <w:bCs/>
+        </w:rPr>
+      </w:pPr>
     </w:p>
     <w:p>
       <w:pPr>
@@ -4508,23 +4572,7 @@
           <w:i/>
           <w:iCs/>
         </w:rPr>
-        <w:t xml:space="preserve">true </w:t>
-      </w:r>
-      <w:proofErr w:type="spellStart"/>
-      <w:r>
-        <w:rPr>
-          <w:i/>
-          <w:iCs/>
-        </w:rPr>
-        <w:t>snordenmarkians</w:t>
-      </w:r>
-      <w:proofErr w:type="spellEnd"/>
-      <w:r>
-        <w:rPr>
-          <w:i/>
-          <w:iCs/>
-        </w:rPr>
-        <w:t>.</w:t>
+        <w:t>true snordenmarkians.</w:t>
       </w:r>
       <w:r>
         <w:t xml:space="preserve"> </w:t>
@@ -4814,6 +4862,13 @@
         </w:rPr>
         <w:t>Start Game</w:t>
       </w:r>
+      <w:r>
+        <w:rPr>
+          <w:b/>
+          <w:bCs/>
+        </w:rPr>
+        <w:t xml:space="preserve"> (The player enters a call-sign used to make a distinction from other players; the game checks if the call-sign is in use and asks for another if it is)</w:t>
+      </w:r>
     </w:p>
     <w:p>
       <w:pPr>
@@ -4903,7 +4958,21 @@
           <w:b/>
           <w:bCs/>
         </w:rPr>
-        <w:t>Main window</w:t>
+        <w:t xml:space="preserve">Main </w:t>
+      </w:r>
+      <w:r>
+        <w:rPr>
+          <w:b/>
+          <w:bCs/>
+        </w:rPr>
+        <w:t xml:space="preserve">game </w:t>
+      </w:r>
+      <w:r>
+        <w:rPr>
+          <w:b/>
+          <w:bCs/>
+        </w:rPr>
+        <w:t>window</w:t>
       </w:r>
     </w:p>
     <w:p>
@@ -4931,10 +5000,34 @@
         <w:t>a world map that gets updated after each turn</w:t>
       </w:r>
       <w:r>
-        <w:t>. The available interactions are highlighted as nodes on the map. Nodes can be cities or specific locations such as venues. The immersion is backed with splashes that describe actions and their outcomes. The Main Window is always visible, but the action at hand can produce short time clutter over it.</w:t>
-      </w:r>
-      <w:r>
-        <w:t xml:space="preserve"> Keeper (a) or Player Window (b) is superimposed over the main window. Information window (c) is also available, regardless of player status.</w:t>
+        <w:t xml:space="preserve">. The available interactions are highlighted as nodes on the map. Nodes </w:t>
+      </w:r>
+      <w:r>
+        <w:t>are usually cities, and clicking on one opens a list of targets, which are more specific locations (a library, a police station, a church… etc)</w:t>
+      </w:r>
+      <w:r>
+        <w:t xml:space="preserve">. The immersion is backed with splashes that describe actions and their outcomes. The Main </w:t>
+      </w:r>
+      <w:r>
+        <w:t xml:space="preserve">Game </w:t>
+      </w:r>
+      <w:r>
+        <w:t>Window is always visible, but the action at hand can produce short time clutter over it.</w:t>
+      </w:r>
+      <w:r>
+        <w:t xml:space="preserve"> Keeper </w:t>
+      </w:r>
+      <w:r>
+        <w:t xml:space="preserve">Window </w:t>
+      </w:r>
+      <w:r>
+        <w:t>(a) or Player Window (b) is superimposed over the main window. Information window (c) is also available, regardless of player status</w:t>
+      </w:r>
+      <w:r>
+        <w:t xml:space="preserve"> (as keeper or regular)</w:t>
+      </w:r>
+      <w:r>
+        <w:t>.</w:t>
       </w:r>
     </w:p>
     <w:p>
@@ -4949,8 +5042,45 @@
         <w:ind w:left="720"/>
       </w:pPr>
       <w:r>
-        <w:t>Besides the world map, also a thematic scene map is present, depicting the composition of what is considered TRUE now, alongside with any formed subscenes and their TRUE compositions.  An audio representation of the winner of the last round is playing in the background.</w:t>
-      </w:r>
+        <w:t xml:space="preserve">Besides the world map, also </w:t>
+      </w:r>
+      <w:r>
+        <w:rPr>
+          <w:b/>
+          <w:bCs/>
+        </w:rPr>
+        <w:t>a thematic scene map</w:t>
+      </w:r>
+      <w:r>
+        <w:t xml:space="preserve"> is present, depicting the composition of what is considered TRUE now, alongside with any formed subscenes and their TRUE compositions.  </w:t>
+      </w:r>
+      <w:r>
+        <w:t>Different</w:t>
+      </w:r>
+      <w:r>
+        <w:t xml:space="preserve"> audio representation</w:t>
+      </w:r>
+      <w:r>
+        <w:t>s</w:t>
+      </w:r>
+      <w:r>
+        <w:t xml:space="preserve"> of the </w:t>
+      </w:r>
+      <w:r>
+        <w:t xml:space="preserve">sound of TRUE is accessible by fiddling with the </w:t>
+      </w:r>
+      <w:r>
+        <w:t>thematic scene map, so hovering mouse over a certain TRUE TAG (see 4.5 and 4.6) causes a loop to be play</w:t>
+      </w:r>
+      <w:r>
+        <w:t>.</w:t>
+      </w:r>
+    </w:p>
+    <w:p>
+      <w:pPr>
+        <w:pStyle w:val="Normaali2"/>
+        <w:ind w:left="720"/>
+      </w:pPr>
     </w:p>
     <w:p>
       <w:pPr>
@@ -5007,11 +5137,7 @@
         <w:t xml:space="preserve"> (Gate Keeping and management of the Hole)</w:t>
       </w:r>
       <w:r>
-        <w:t xml:space="preserve">. Keeper actions window accesses other player’s band leaders as splashes and provides actions for and against them </w:t>
-      </w:r>
-      <w:r>
-        <w:lastRenderedPageBreak/>
-        <w:t>and their recordings.</w:t>
+        <w:t>. Keeper actions window accesses other player’s band leaders as splashes and provides actions for and against them and their recordings.</w:t>
       </w:r>
       <w:r>
         <w:t xml:space="preserve"> Keeper actions can also control all the promotion that takes place in The Hole, which is the most powerful place of promotion in the scene.</w:t>
@@ -5141,7 +5267,13 @@
         <w:br/>
       </w:r>
       <w:r>
-        <w:t xml:space="preserve">Rehearsal actions window depicts the bands rehearsal space, with each band member ready to interact with the task at hand via their chosen aspect (usually an instrument, see 4.2 and 4.3). The player gets to access each </w:t>
+        <w:t>Rehearsal actions window depicts the bands rehearsal space</w:t>
+      </w:r>
+      <w:r>
+        <w:t xml:space="preserve"> via a shaky camcorder, with</w:t>
+      </w:r>
+      <w:r>
+        <w:t xml:space="preserve"> each band member ready to interact with the task at hand via their chosen aspect (usually an instrument, see 4.2 and 4.3). The player gets to access each </w:t>
       </w:r>
       <w:r>
         <w:t>actor’s</w:t>
@@ -5150,8 +5282,45 @@
         <w:t xml:space="preserve"> </w:t>
       </w:r>
       <w:r>
+        <w:t xml:space="preserve">available </w:t>
+      </w:r>
+      <w:r>
         <w:t>tags and arrange them into tracks that first exist as ideas. In the rehearsal space, there is a 4-track recorder, which can be opened and used to create a record of the idea (process described at 4.7).</w:t>
       </w:r>
+      <w:r>
+        <w:t xml:space="preserve"> There is also a shelf of VHS-cassettes, which serves as an access point to past arrangements.</w:t>
+      </w:r>
+      <w:r>
+        <w:t xml:space="preserve"> </w:t>
+      </w:r>
+      <w:r>
+        <w:t xml:space="preserve">When a VHS tape is chosen during </w:t>
+      </w:r>
+      <w:r>
+        <w:t>rehearsal</w:t>
+      </w:r>
+      <w:r>
+        <w:t xml:space="preserve"> actions, the UI tells if it’s declared finished or not </w:t>
+      </w:r>
+      <w:r>
+        <w:lastRenderedPageBreak/>
+        <w:t>by showing a mess of hewed notes and beer bottles on a table vs. a clean table for a composed work.</w:t>
+      </w:r>
+      <w:r>
+        <w:t xml:space="preserve"> </w:t>
+      </w:r>
+    </w:p>
+    <w:p>
+      <w:pPr>
+        <w:pStyle w:val="Normaali2"/>
+        <w:ind w:left="2160"/>
+      </w:pPr>
+    </w:p>
+    <w:p>
+      <w:pPr>
+        <w:pStyle w:val="Normaali2"/>
+        <w:ind w:left="2160"/>
+      </w:pPr>
     </w:p>
     <w:p>
       <w:pPr>
@@ -5172,7 +5341,14 @@
           <w:b/>
           <w:bCs/>
         </w:rPr>
-        <w:t>Promotional actions window</w:t>
+        <w:t>Networking and promotional</w:t>
+      </w:r>
+      <w:r>
+        <w:rPr>
+          <w:b/>
+          <w:bCs/>
+        </w:rPr>
+        <w:t xml:space="preserve"> actions window</w:t>
       </w:r>
     </w:p>
     <w:p>
@@ -5184,7 +5360,22 @@
         <w:br/>
       </w:r>
       <w:r>
-        <w:t>Promotional actions allow characters to spread the word of their recordings in the game world via placing posters and sending tapes. Promotional actions can also be used to vandalize or negate other bands promotional actions that have been taken on earlier turns.</w:t>
+        <w:t xml:space="preserve">Networking and </w:t>
+      </w:r>
+      <w:r>
+        <w:t>Promotional actions allow characters to spread the word of their recordings in the game world via placing posters and sending tapes</w:t>
+      </w:r>
+      <w:r>
+        <w:t xml:space="preserve"> via mail</w:t>
+      </w:r>
+      <w:r>
+        <w:t>. Promotional actions can also be used to vandalize or negate other bands promotional actions that have been taken on earlier turns.</w:t>
+      </w:r>
+      <w:r>
+        <w:t xml:space="preserve"> </w:t>
+      </w:r>
+      <w:r>
+        <w:t>Sometimes the band might even do a gig.</w:t>
       </w:r>
     </w:p>
     <w:p>
@@ -5210,7 +5401,6 @@
           <w:b/>
           <w:bCs/>
         </w:rPr>
-        <w:lastRenderedPageBreak/>
         <w:t xml:space="preserve">Information </w:t>
       </w:r>
       <w:r>
@@ -5235,7 +5425,16 @@
         <w:t xml:space="preserve"> </w:t>
       </w:r>
       <w:r>
-        <w:t>contains information of the overall game state and can be used to access each player’s public game progress information, alongside the representation of players auditive work. By default, the information window contains local players information.</w:t>
+        <w:t>contains information of the overall game state and can be used to access each player’s public game progress information, alongside the representation of players auditive work</w:t>
+      </w:r>
+      <w:r>
+        <w:t>, if a tape is available</w:t>
+      </w:r>
+      <w:r>
+        <w:t>. By default, the information window contains local players information.</w:t>
+      </w:r>
+      <w:r>
+        <w:t xml:space="preserve"> The other player’s information is accessible only to the degree by which their sonic output has been made public either by personal promotional action or by having produced a tape that exists on the thematic scene map.</w:t>
       </w:r>
     </w:p>
     <w:p>
@@ -5264,13 +5463,7 @@
       </w:pPr>
       <w:bookmarkStart w:id="6" w:name="_Toc220496097"/>
       <w:r>
-        <w:t>4.</w:t>
-      </w:r>
-      <w:r>
-        <w:t>2</w:t>
-      </w:r>
-      <w:r>
-        <w:t xml:space="preserve"> Core Gameplay Loop</w:t>
+        <w:t>4.2 Core Gameplay Loop</w:t>
       </w:r>
       <w:bookmarkEnd w:id="6"/>
     </w:p>
@@ -5307,7 +5500,11 @@
         <w:pStyle w:val="Normaali2"/>
       </w:pPr>
       <w:r>
-        <w:t>During each season, every collective (such as the player’s band) chooses one collective action, and this action determines which character actions its members are allowed to perform. A band that is rehearsing can only perform rehearsal-related actions; a band that is gestating can only perform gestation-related actions, and so on.</w:t>
+        <w:t xml:space="preserve">During each season, every collective (such as the player’s band) chooses one collective action, and this action determines which character actions its members are </w:t>
+      </w:r>
+      <w:r>
+        <w:lastRenderedPageBreak/>
+        <w:t>allowed to perform. A band that is rehearsing can only perform rehearsal-related actions; a band that is gestating can only perform gestation-related actions, and so on.</w:t>
       </w:r>
     </w:p>
     <w:p>
@@ -5476,7 +5673,11 @@
         <w:t>Collectives</w:t>
       </w:r>
       <w:r>
-        <w:t xml:space="preserve"> are usually bands (such as Not_saved), but any game entity that operates via agents could be depicted as a collective if such a scale is necessary. </w:t>
+        <w:t xml:space="preserve"> are usually bands (such as Not_saved), but any game entity that operates via agents could be </w:t>
+      </w:r>
+      <w:r>
+        <w:lastRenderedPageBreak/>
+        <w:t xml:space="preserve">depicted as a collective if such a scale is necessary. </w:t>
       </w:r>
       <w:r>
         <w:rPr>
@@ -5614,68 +5815,68 @@
           <w:b/>
           <w:bCs/>
         </w:rPr>
+        <w:t>Groupies</w:t>
+      </w:r>
+      <w:r>
+        <w:t xml:space="preserve"> are characters that mostly exist as a stat boost or as an attachment to another trait, usually a tag, such as for example Nullsvorn’s infatuated (groupie) tag. A groupie could assist or hinder in a single action that the “owner” character performs. This class of characters is a nod towards the idea of it not being a good idea to bring spouses to rehearsal spaces.</w:t>
+      </w:r>
+    </w:p>
+    <w:p>
+      <w:pPr>
+        <w:pStyle w:val="Normaali2"/>
+      </w:pPr>
+    </w:p>
+    <w:p>
+      <w:pPr>
+        <w:pStyle w:val="Normaali2"/>
+      </w:pPr>
+      <w:r>
+        <w:t xml:space="preserve">The distinction between collectives and game entities </w:t>
+      </w:r>
+      <w:r>
+        <w:t>splits</w:t>
+      </w:r>
+      <w:r>
+        <w:t xml:space="preserve"> actions (see below) into collective and character actions. A character within a collective has a set of character actions determined by which collective action their collective has taken (determined by the controller of that collective). A band that is rehearsing, has band members that can only do rehearsing actions.</w:t>
+      </w:r>
+      <w:r>
+        <w:t xml:space="preserve"> </w:t>
+      </w:r>
+    </w:p>
+    <w:p>
+      <w:pPr>
+        <w:pStyle w:val="Normaali2"/>
+      </w:pPr>
+    </w:p>
+    <w:p>
+      <w:pPr>
+        <w:pStyle w:val="Normaali2"/>
+      </w:pPr>
+      <w:r>
+        <w:t xml:space="preserve">A character can do several actions in one season as determined by the following design choice: </w:t>
+      </w:r>
+      <w:r>
+        <w:rPr>
+          <w:b/>
+          <w:bCs/>
+        </w:rPr>
+        <w:t>2 for free, third at cost</w:t>
+      </w:r>
+      <w:r>
+        <w:rPr>
+          <w:b/>
+          <w:bCs/>
+        </w:rPr>
+        <w:t xml:space="preserve"> (the 2:3 rule)</w:t>
+      </w:r>
+      <w:r>
+        <w:t xml:space="preserve">. The third action causes the character the </w:t>
+      </w:r>
+      <w:r>
+        <w:t xml:space="preserve">“tired” status, which can be rested away with one skip character action </w:t>
+      </w:r>
+      <w:r>
         <w:lastRenderedPageBreak/>
-        <w:t>Groupies</w:t>
-      </w:r>
-      <w:r>
-        <w:t xml:space="preserve"> are characters that mostly exist as a stat boost or as an attachment to another trait, usually a tag, such as for example Nullsvorn’s infatuated (groupie) tag. A groupie could assist or hinder in a single action that the “owner” character performs. This class of characters is a nod towards the idea of it not being a good idea to bring spouses to rehearsal spaces.</w:t>
-      </w:r>
-    </w:p>
-    <w:p>
-      <w:pPr>
-        <w:pStyle w:val="Normaali2"/>
-      </w:pPr>
-    </w:p>
-    <w:p>
-      <w:pPr>
-        <w:pStyle w:val="Normaali2"/>
-      </w:pPr>
-      <w:r>
-        <w:t xml:space="preserve">The distinction between collectives and game entities </w:t>
-      </w:r>
-      <w:r>
-        <w:t>splits</w:t>
-      </w:r>
-      <w:r>
-        <w:t xml:space="preserve"> actions (see below) into collective and character actions. A character within a collective has a set of character actions determined by which collective action their collective has taken (determined by the controller of that collective). A band that is rehearsing, has band members that can only do rehearsing actions.</w:t>
-      </w:r>
-      <w:r>
-        <w:t xml:space="preserve"> </w:t>
-      </w:r>
-    </w:p>
-    <w:p>
-      <w:pPr>
-        <w:pStyle w:val="Normaali2"/>
-      </w:pPr>
-    </w:p>
-    <w:p>
-      <w:pPr>
-        <w:pStyle w:val="Normaali2"/>
-      </w:pPr>
-      <w:r>
-        <w:t xml:space="preserve">A character can do several actions in one season as determined by the following design choice: </w:t>
-      </w:r>
-      <w:r>
-        <w:rPr>
-          <w:b/>
-          <w:bCs/>
-        </w:rPr>
-        <w:t>2 for free, third at cost</w:t>
-      </w:r>
-      <w:r>
-        <w:rPr>
-          <w:b/>
-          <w:bCs/>
-        </w:rPr>
-        <w:t xml:space="preserve"> (the 2:3 rule)</w:t>
-      </w:r>
-      <w:r>
-        <w:t xml:space="preserve">. The third action causes the character the </w:t>
-      </w:r>
-      <w:r>
-        <w:t xml:space="preserve">“tired” status, which can be rested away with one skip character action </w:t>
-      </w:r>
-      <w:r>
         <w:t>per</w:t>
       </w:r>
       <w:r>
@@ -5744,11 +5945,7 @@
         <w:t>whatever</w:t>
       </w:r>
       <w:r>
-        <w:t xml:space="preserve"> collective action they have chosen. The only exception to this rule is if they get to be the next Keeper. Keeper doesn’t inherit </w:t>
-      </w:r>
-      <w:r>
-        <w:lastRenderedPageBreak/>
-        <w:t>tiredness from non-keeper actions. Likewise, the player who overplayed as keeper and then lost the position, won’t start their next season as a regular player tired.</w:t>
+        <w:t xml:space="preserve"> collective action they have chosen. The only exception to this rule is if they get to be the next Keeper. Keeper doesn’t inherit tiredness from non-keeper actions. Likewise, the player who overplayed as keeper and then lost the position, won’t start their next season as a regular player tired.</w:t>
       </w:r>
     </w:p>
     <w:p>
@@ -5868,6 +6065,7 @@
         <w:pStyle w:val="Otsikko4"/>
       </w:pPr>
       <w:r>
+        <w:lastRenderedPageBreak/>
         <w:t>4.</w:t>
       </w:r>
       <w:r>
@@ -5906,7 +6104,19 @@
         </w:numPr>
       </w:pPr>
       <w:r>
-        <w:t>Compose action either starts an empty track, to be named by the player as the first idea is placed on it or contributes to the track currently being worked on. The first idea is called “the root”, and it can be any idea held by any band member. Each band member is expected to contribute one idea to the track. When all band members have contributed, the track can be declared composed, or left open for further compose actions.</w:t>
+        <w:t xml:space="preserve">Compose action either starts an empty track, to be named by the player as the first idea is placed on it or contributes to the track currently being worked on. The first idea is called “the root”, and it can be any idea held by any band member. </w:t>
+      </w:r>
+      <w:r>
+        <w:t xml:space="preserve">When at least one idea (a tag permutation + aspect) has been </w:t>
+      </w:r>
+      <w:r>
+        <w:t>provided, the</w:t>
+      </w:r>
+      <w:r>
+        <w:t xml:space="preserve"> track can be declared composed, or left open for further compose actions.</w:t>
+      </w:r>
+      <w:r>
+        <w:t xml:space="preserve"> </w:t>
       </w:r>
     </w:p>
     <w:p>
@@ -5920,11 +6130,141 @@
       <w:r>
         <w:t>Rehearse action is used for improving the conveyance trait of the selected band member on the given track. A track that has not been rehearsed, or that has only been rehearsed max twice on, is considered “raw”. The conveyance trait starts from around 0.5, depending on factors described later in this manuscript.</w:t>
       </w:r>
-    </w:p>
-    <w:p>
-      <w:pPr>
-        <w:pStyle w:val="Normaali2"/>
-      </w:pPr>
+      <w:r>
+        <w:t xml:space="preserve"> Each rehearse action improves the conveyance trait towards the cap that is set up by the contributing band members aspect skill level.</w:t>
+      </w:r>
+    </w:p>
+    <w:p>
+      <w:pPr>
+        <w:pStyle w:val="Normaali2"/>
+        <w:numPr>
+          <w:ilvl w:val="0"/>
+          <w:numId w:val="5"/>
+        </w:numPr>
+      </w:pPr>
+      <w:r>
+        <w:t xml:space="preserve">The conveyance score of a track consists of each individual tags conveyance median score. </w:t>
+      </w:r>
+    </w:p>
+    <w:p>
+      <w:pPr>
+        <w:pStyle w:val="Normaali2"/>
+        <w:numPr>
+          <w:ilvl w:val="0"/>
+          <w:numId w:val="5"/>
+        </w:numPr>
+      </w:pPr>
+      <w:r>
+        <w:t xml:space="preserve">A track that has not been recorded yet exists as an open game object (a VHS tape with its name) that is interacted with via rehearse actions. </w:t>
+      </w:r>
+      <w:r>
+        <w:t xml:space="preserve">If a C-cassette is available, the band leader may choose the </w:t>
+      </w:r>
+      <w:r>
+        <w:rPr>
+          <w:b/>
+          <w:bCs/>
+        </w:rPr>
+        <w:t>Record Demo</w:t>
+      </w:r>
+      <w:r>
+        <w:t xml:space="preserve"> option for the currently selected VHS tape, </w:t>
+      </w:r>
+      <w:r>
+        <w:t xml:space="preserve">along with </w:t>
+      </w:r>
+      <w:r>
+        <w:t>committing</w:t>
+      </w:r>
+      <w:r>
+        <w:t xml:space="preserve"> other</w:t>
+      </w:r>
+      <w:r>
+        <w:t xml:space="preserve"> selected tracks </w:t>
+      </w:r>
+      <w:r>
+        <w:t xml:space="preserve">(VHS-tapes) </w:t>
+      </w:r>
+      <w:r>
+        <w:t>into a demo tape release (see 4.7).</w:t>
+      </w:r>
+    </w:p>
+    <w:p>
+      <w:pPr>
+        <w:pStyle w:val="Normaali2"/>
+      </w:pPr>
+    </w:p>
+    <w:p>
+      <w:pPr>
+        <w:pStyle w:val="Normaali2"/>
+      </w:pPr>
+      <w:r>
+        <w:rPr>
+          <w:b/>
+          <w:bCs/>
+        </w:rPr>
+        <w:t>Strain penalty:</w:t>
+      </w:r>
+      <w:r>
+        <w:t xml:space="preserve"> </w:t>
+      </w:r>
+      <w:r>
+        <w:rPr>
+          <w:b/>
+          <w:bCs/>
+        </w:rPr>
+        <w:t>Burnout.</w:t>
+      </w:r>
+      <w:r>
+        <w:rPr>
+          <w:b/>
+          <w:bCs/>
+        </w:rPr>
+        <w:t xml:space="preserve"> </w:t>
+      </w:r>
+      <w:r>
+        <w:t>The character cannot access their mood tag</w:t>
+      </w:r>
+      <w:r>
+        <w:t xml:space="preserve"> slot</w:t>
+      </w:r>
+      <w:r>
+        <w:t>, and loose momentarily</w:t>
+      </w:r>
+      <w:r>
+        <w:t xml:space="preserve"> the access to</w:t>
+      </w:r>
+      <w:r>
+        <w:t xml:space="preserve"> anything attached to it</w:t>
+      </w:r>
+      <w:r>
+        <w:t>.</w:t>
+      </w:r>
+      <w:r>
+        <w:t xml:space="preserve"> </w:t>
+      </w:r>
+    </w:p>
+    <w:p>
+      <w:pPr>
+        <w:pStyle w:val="Otsikko4"/>
+      </w:pPr>
+      <w:r>
+        <w:t>4.</w:t>
+      </w:r>
+      <w:r>
+        <w:t>3</w:t>
+      </w:r>
+      <w:r>
+        <w:t>.3 Promotional Actions</w:t>
+      </w:r>
+    </w:p>
+    <w:p>
+      <w:pPr>
+        <w:pStyle w:val="Normaali2"/>
+      </w:pPr>
+      <w:r>
+        <w:t xml:space="preserve">Promotional actions are for getting others acquainted with your materials beyond the Keeper’s supervision. </w:t>
+      </w:r>
     </w:p>
     <w:p>
       <w:pPr>
@@ -5946,35 +6286,22 @@
           <w:b/>
           <w:bCs/>
         </w:rPr>
-        <w:t>Burnout.</w:t>
-      </w:r>
-      <w:r>
-        <w:rPr>
-          <w:b/>
-          <w:bCs/>
-        </w:rPr>
+        <w:t>Too on the nose.</w:t>
+      </w:r>
+      <w:r>
         <w:t xml:space="preserve"> </w:t>
       </w:r>
       <w:r>
-        <w:t>The character cannot access their mood tag</w:t>
-      </w:r>
-      <w:r>
-        <w:t xml:space="preserve"> slot</w:t>
-      </w:r>
-      <w:r>
-        <w:t>, and loose momentarily</w:t>
-      </w:r>
-      <w:r>
-        <w:t xml:space="preserve"> the access to</w:t>
-      </w:r>
-      <w:r>
-        <w:t xml:space="preserve"> anything attached to it</w:t>
-      </w:r>
-      <w:r>
-        <w:t>.</w:t>
-      </w:r>
-      <w:r>
-        <w:t xml:space="preserve"> </w:t>
+        <w:t>The character must interact</w:t>
+      </w:r>
+      <w:r>
+        <w:t xml:space="preserve"> negatively</w:t>
+      </w:r>
+      <w:r>
+        <w:t xml:space="preserve"> with any instance of their convictional anti-tag at the next convenient moment</w:t>
+      </w:r>
+      <w:r>
+        <w:t>, unless they take a rest instead.</w:t>
       </w:r>
     </w:p>
     <w:p>
@@ -5988,67 +6315,32 @@
         <w:t>3</w:t>
       </w:r>
       <w:r>
-        <w:t>.3 Promotional Actions</w:t>
-      </w:r>
-    </w:p>
-    <w:p>
-      <w:pPr>
-        <w:pStyle w:val="Normaali2"/>
-      </w:pPr>
-      <w:r>
-        <w:t xml:space="preserve">Promotional actions are for getting others acquainted with your materials beyond the Keeper’s supervision. </w:t>
-      </w:r>
-    </w:p>
-    <w:p>
-      <w:pPr>
-        <w:pStyle w:val="Normaali2"/>
-      </w:pPr>
-      <w:r>
-        <w:rPr>
-          <w:b/>
-          <w:bCs/>
-        </w:rPr>
-        <w:t>Strain penalty:</w:t>
-      </w:r>
-      <w:r>
-        <w:t xml:space="preserve"> </w:t>
-      </w:r>
-      <w:r>
-        <w:rPr>
-          <w:b/>
-          <w:bCs/>
-        </w:rPr>
-        <w:t>Too on the nose.</w:t>
-      </w:r>
-      <w:r>
-        <w:t xml:space="preserve"> </w:t>
-      </w:r>
-      <w:r>
-        <w:t>The character must interact</w:t>
-      </w:r>
-      <w:r>
-        <w:t xml:space="preserve"> negatively</w:t>
-      </w:r>
-      <w:r>
-        <w:t xml:space="preserve"> with any instance of their convictional anti-tag at the next convenient moment</w:t>
-      </w:r>
-      <w:r>
-        <w:t>, unless they take a rest instead.</w:t>
-      </w:r>
-    </w:p>
-    <w:p>
-      <w:pPr>
-        <w:pStyle w:val="Otsikko4"/>
-      </w:pPr>
-      <w:r>
-        <w:t>4.</w:t>
-      </w:r>
-      <w:r>
-        <w:t>3</w:t>
-      </w:r>
-      <w:r>
         <w:t>.4 Keeper Actions</w:t>
       </w:r>
+      <w:r>
+        <w:br/>
+      </w:r>
+    </w:p>
+    <w:p>
+      <w:pPr>
+        <w:pStyle w:val="Normaali2"/>
+        <w:rPr>
+          <w:i/>
+          <w:iCs/>
+        </w:rPr>
+      </w:pPr>
+      <w:r>
+        <w:rPr>
+          <w:i/>
+          <w:iCs/>
+        </w:rPr>
+        <w:t>Design intent: Keeper mechanics model informal gatekeeping common to small subcultures, where authority is influential but neither fully centralized nor fully transparent.</w:t>
+      </w:r>
+    </w:p>
+    <w:p>
+      <w:pPr>
+        <w:pStyle w:val="Normaali2"/>
+      </w:pPr>
     </w:p>
     <w:p>
       <w:pPr>
@@ -6144,33 +6436,33 @@
         <w:spacing w:before="0" w:line="240" w:lineRule="auto"/>
       </w:pPr>
       <w:r>
+        <w:t xml:space="preserve">  </w:t>
+      </w:r>
+      <w:bookmarkStart w:id="8" w:name="_Toc220496099"/>
+      <w:r>
+        <w:t>4.</w:t>
+      </w:r>
+      <w:r>
+        <w:t>4</w:t>
+      </w:r>
+      <w:r>
+        <w:t xml:space="preserve"> </w:t>
+      </w:r>
+      <w:r>
+        <w:t>Aspects, Ideas</w:t>
+      </w:r>
+      <w:r>
+        <w:t xml:space="preserve"> and Conveyance</w:t>
+      </w:r>
+      <w:bookmarkEnd w:id="8"/>
+    </w:p>
+    <w:p/>
+    <w:p>
+      <w:pPr>
+        <w:pStyle w:val="Normaali2"/>
+      </w:pPr>
+      <w:r>
         <w:lastRenderedPageBreak/>
-        <w:t xml:space="preserve">  </w:t>
-      </w:r>
-      <w:bookmarkStart w:id="8" w:name="_Toc220496099"/>
-      <w:r>
-        <w:t>4.</w:t>
-      </w:r>
-      <w:r>
-        <w:t>4</w:t>
-      </w:r>
-      <w:r>
-        <w:t xml:space="preserve"> </w:t>
-      </w:r>
-      <w:r>
-        <w:t>Aspects, Ideas</w:t>
-      </w:r>
-      <w:r>
-        <w:t xml:space="preserve"> and Conveyance</w:t>
-      </w:r>
-      <w:bookmarkEnd w:id="8"/>
-    </w:p>
-    <w:p/>
-    <w:p>
-      <w:pPr>
-        <w:pStyle w:val="Normaali2"/>
-      </w:pPr>
-      <w:r>
         <w:t xml:space="preserve">An aspect is </w:t>
       </w:r>
       <w:r>
@@ -6366,223 +6658,221 @@
         <w:t xml:space="preserve"> with stillness, silence and darkness tags. Life, in turn, has an association with energy, noise and light.</w:t>
       </w:r>
       <w:r>
-        <w:t xml:space="preserve"> Usually, only the tag and perhaps its anti-tag are in play, but in few instances </w:t>
+        <w:t xml:space="preserve"> Usually, only the tag and perhaps its anti-tag are in play, but in few instances a tag can be </w:t>
+      </w:r>
+      <w:r>
+        <w:t>played as one of its permutations</w:t>
+      </w:r>
+      <w:r>
+        <w:t>.</w:t>
+      </w:r>
+      <w:r>
+        <w:t xml:space="preserve"> A person cannot hold both a tag and its anti-tag at the beginning of the turn. </w:t>
+      </w:r>
+    </w:p>
+    <w:p/>
+    <w:p>
+      <w:pPr>
+        <w:pStyle w:val="Normaali2"/>
+      </w:pPr>
+      <w:r>
+        <w:t>Besides the three types of tags characters can possess</w:t>
+      </w:r>
+      <w:r>
+        <w:t xml:space="preserve"> (resonance, mood, conviction)</w:t>
+      </w:r>
+      <w:r>
+        <w:t>, controllers and actors can also have a transient tag, which is basically a tag they have acquired from somewhere else and are carrying but don’t subscribe to themselves.</w:t>
+      </w:r>
+      <w:r>
+        <w:t xml:space="preserve"> </w:t>
+      </w:r>
+      <w:r>
+        <w:t>A transient tag trait carries the latest tag that was acquired, unless the tag conflicts with the character’s other tags, in which case it must be played within one turn before it gets nullified.</w:t>
+      </w:r>
+    </w:p>
+    <w:p>
+      <w:pPr>
+        <w:pStyle w:val="Normaali2"/>
+      </w:pPr>
+    </w:p>
+    <w:p>
+      <w:pPr>
+        <w:pStyle w:val="Normaali2"/>
+      </w:pPr>
+      <w:r>
+        <w:t xml:space="preserve">Every game entity object carries </w:t>
+      </w:r>
+      <w:r>
+        <w:t xml:space="preserve">a permutation of </w:t>
+      </w:r>
+      <w:r>
+        <w:t xml:space="preserve">at least one tag (resonance tag) which means that every such object in the game can be interacted with to reach for that tag. Tags can be found from other sources, too, such as in-season tags that are naturally provided by the current turn (autumn tags are morbid, winter tags are cold, for example). Some game events can spawn special tags, which tend to be the more valuable, the more rare or risky their acquirement is. </w:t>
+      </w:r>
+    </w:p>
+    <w:p>
+      <w:pPr>
+        <w:pStyle w:val="Normaali2"/>
+      </w:pPr>
+    </w:p>
+    <w:p>
+      <w:pPr>
+        <w:pStyle w:val="Normaali2"/>
+      </w:pPr>
+      <w:r>
+        <w:rPr>
+          <w:b/>
+          <w:bCs/>
+        </w:rPr>
+        <w:t xml:space="preserve">Resonance tags </w:t>
+      </w:r>
+      <w:r>
+        <w:t xml:space="preserve">in a character’s control can be used limitlessly without exhausting them. </w:t>
+      </w:r>
+      <w:r>
+        <w:rPr>
+          <w:b/>
+          <w:bCs/>
+        </w:rPr>
+        <w:t xml:space="preserve">Mood tags </w:t>
+      </w:r>
+      <w:r>
+        <w:t xml:space="preserve">can only be used </w:t>
+      </w:r>
+      <w:r>
+        <w:t>twice</w:t>
+      </w:r>
+      <w:r>
+        <w:t xml:space="preserve"> per turn. If tried to access more, the</w:t>
+      </w:r>
+      <w:r>
+        <w:t xml:space="preserve"> third </w:t>
+      </w:r>
+      <w:r>
+        <w:t xml:space="preserve">mood tag </w:t>
+      </w:r>
+      <w:r>
+        <w:t>has a chance of being</w:t>
+      </w:r>
+      <w:r>
+        <w:t xml:space="preserve"> labelled “</w:t>
+      </w:r>
+      <w:r>
+        <w:rPr>
+          <w:b/>
+          <w:bCs/>
+        </w:rPr>
+        <w:t>simulacra</w:t>
+      </w:r>
+      <w:r>
+        <w:t xml:space="preserve">” which means it doesn’t carry the actual emotional energy but goes through the motions only. As an idea, it has a diminished value. </w:t>
+      </w:r>
+      <w:r>
+        <w:rPr>
+          <w:b/>
+          <w:bCs/>
+        </w:rPr>
+        <w:t>A conviction tag</w:t>
+      </w:r>
+      <w:r>
+        <w:t xml:space="preserve"> can be </w:t>
+      </w:r>
+      <w:r>
+        <w:t xml:space="preserve">accessed any number of times per turn, but a third time it is used in the same </w:t>
+      </w:r>
+      <w:r>
+        <w:t>record</w:t>
+      </w:r>
+      <w:r>
+        <w:t xml:space="preserve"> counts as </w:t>
+      </w:r>
+      <w:r>
+        <w:rPr>
+          <w:b/>
+          <w:bCs/>
+        </w:rPr>
+        <w:t>proselytizing</w:t>
+      </w:r>
+      <w:r>
+        <w:rPr>
+          <w:b/>
+          <w:bCs/>
+        </w:rPr>
+        <w:t xml:space="preserve">, </w:t>
+      </w:r>
+      <w:r>
+        <w:t>which has a risk of behaving like a simulacra or cause scene splintering</w:t>
+      </w:r>
+      <w:r>
+        <w:t>.</w:t>
+      </w:r>
+    </w:p>
+    <w:p>
+      <w:pPr>
+        <w:pStyle w:val="Normaali2"/>
+      </w:pPr>
+    </w:p>
+    <w:p>
+      <w:pPr>
+        <w:pStyle w:val="Normaali2"/>
+      </w:pPr>
+      <w:r>
+        <w:t xml:space="preserve">The exact lists of tags follow another design principle, </w:t>
+      </w:r>
+      <w:r>
+        <w:rPr>
+          <w:b/>
+          <w:bCs/>
+        </w:rPr>
+        <w:t xml:space="preserve">the rule of seven. </w:t>
+      </w:r>
+      <w:r>
+        <w:t>There are seven tag – anti-tag pairs</w:t>
+      </w:r>
+      <w:r>
+        <w:t xml:space="preserve"> (See chapter 11)</w:t>
+      </w:r>
+      <w:r>
+        <w:t>.</w:t>
+      </w:r>
+      <w:r>
+        <w:t xml:space="preserve"> </w:t>
+      </w:r>
+    </w:p>
+    <w:p>
+      <w:pPr>
+        <w:pStyle w:val="Normaali2"/>
+      </w:pPr>
+    </w:p>
+    <w:p>
+      <w:pPr>
+        <w:pStyle w:val="Normaali2"/>
+      </w:pPr>
+      <w:r>
+        <w:rPr>
+          <w:b/>
+          <w:bCs/>
+        </w:rPr>
+        <w:t>Tag permutations</w:t>
+      </w:r>
+      <w:r>
+        <w:t xml:space="preserve"> are the actual, concrete form in which the tag manifests in the game. Permutations themselves have further determination principles. For example, the tag Sacred, must manifest in a permutation such as “polytheist Nordic paganism”. Polytheism is the actual permutation, and the “Nordic paganism” part is a specific type of polytheism.  Some permutations can be shared with different tags, so they can be played as any of these tags when they come to play – for example the permutation “energetic” is shared by the tags “Vital”, “Warm” and “Fast”. It is the permutation that is in play that is owned by the player who originally made it, but only in the context of </w:t>
       </w:r>
       <w:r>
         <w:lastRenderedPageBreak/>
-        <w:t xml:space="preserve">a tag can be </w:t>
-      </w:r>
-      <w:r>
-        <w:t>played as one of its permutations</w:t>
-      </w:r>
-      <w:r>
-        <w:t>.</w:t>
-      </w:r>
-      <w:r>
-        <w:t xml:space="preserve"> A person cannot hold both a tag and its anti-tag at the beginning of the turn. </w:t>
-      </w:r>
-    </w:p>
-    <w:p/>
-    <w:p>
-      <w:pPr>
-        <w:pStyle w:val="Normaali2"/>
-      </w:pPr>
-      <w:r>
-        <w:t>Besides the three types of tags characters can possess</w:t>
-      </w:r>
-      <w:r>
-        <w:t xml:space="preserve"> (resonance, mood, conviction)</w:t>
-      </w:r>
-      <w:r>
-        <w:t>, controllers and actors can also have a transient tag, which is basically a tag they have acquired from somewhere else and are carrying but don’t subscribe to themselves.</w:t>
+        <w:t>the tag it manifests: If Player 1 introduced Energetic as a permutation of Fast, but Player 2 brought Energetic as a permutation of Vital, they are a different instance of Energetic.</w:t>
+      </w:r>
+      <w:r>
+        <w:t xml:space="preserve"> Player 3 must bring in Energetic as Warmth, or their progress is shared with player 1 or 2 (who played Energetic earlier and are likely already ahead).</w:t>
       </w:r>
       <w:r>
         <w:t xml:space="preserve"> </w:t>
       </w:r>
-      <w:r>
-        <w:t>A transient tag trait carries the latest tag that was acquired, unless the tag conflicts with the character’s other tags, in which case it must be played within one turn before it gets nullified.</w:t>
-      </w:r>
-    </w:p>
-    <w:p>
-      <w:pPr>
-        <w:pStyle w:val="Normaali2"/>
-      </w:pPr>
-    </w:p>
-    <w:p>
-      <w:pPr>
-        <w:pStyle w:val="Normaali2"/>
-      </w:pPr>
-      <w:r>
-        <w:t xml:space="preserve">Every game entity object carries </w:t>
-      </w:r>
-      <w:r>
-        <w:t xml:space="preserve">a permutation of </w:t>
-      </w:r>
-      <w:r>
-        <w:t xml:space="preserve">at least one tag (resonance tag) which means that every such object in the game can be interacted with to reach for that tag. Tags can be found from other sources, too, such as in-season tags that are naturally provided by the current turn (autumn tags are morbid, winter tags are cold, for example). Some game events can spawn special tags, which tend to be the more valuable, the more rare or risky their acquirement is. </w:t>
-      </w:r>
-    </w:p>
-    <w:p>
-      <w:pPr>
-        <w:pStyle w:val="Normaali2"/>
-      </w:pPr>
-    </w:p>
-    <w:p>
-      <w:pPr>
-        <w:pStyle w:val="Normaali2"/>
-      </w:pPr>
-      <w:r>
-        <w:rPr>
-          <w:b/>
-          <w:bCs/>
-        </w:rPr>
-        <w:t xml:space="preserve">Resonance tags </w:t>
-      </w:r>
-      <w:r>
-        <w:t xml:space="preserve">in a character’s control can be used limitlessly without exhausting them. </w:t>
-      </w:r>
-      <w:r>
-        <w:rPr>
-          <w:b/>
-          <w:bCs/>
-        </w:rPr>
-        <w:t xml:space="preserve">Mood tags </w:t>
-      </w:r>
-      <w:r>
-        <w:t xml:space="preserve">can only be used </w:t>
-      </w:r>
-      <w:r>
-        <w:t>twice</w:t>
-      </w:r>
-      <w:r>
-        <w:t xml:space="preserve"> per turn. If tried to access more, the</w:t>
-      </w:r>
-      <w:r>
-        <w:t xml:space="preserve"> third </w:t>
-      </w:r>
-      <w:r>
-        <w:t xml:space="preserve">mood tag </w:t>
-      </w:r>
-      <w:r>
-        <w:t>has a chance of being</w:t>
-      </w:r>
-      <w:r>
-        <w:t xml:space="preserve"> labelled “</w:t>
-      </w:r>
-      <w:r>
-        <w:rPr>
-          <w:b/>
-          <w:bCs/>
-        </w:rPr>
-        <w:t>simulacra</w:t>
-      </w:r>
-      <w:r>
-        <w:t xml:space="preserve">” which means it doesn’t carry the actual emotional energy but goes through the motions only. As an idea, it has a diminished value. </w:t>
-      </w:r>
-      <w:r>
-        <w:rPr>
-          <w:b/>
-          <w:bCs/>
-        </w:rPr>
-        <w:t>A conviction tag</w:t>
-      </w:r>
-      <w:r>
-        <w:t xml:space="preserve"> can be </w:t>
-      </w:r>
-      <w:r>
-        <w:t xml:space="preserve">accessed any number of times per turn, but a third time it is used in the same </w:t>
-      </w:r>
-      <w:r>
-        <w:t>record</w:t>
-      </w:r>
-      <w:r>
-        <w:t xml:space="preserve"> counts as </w:t>
-      </w:r>
-      <w:r>
-        <w:rPr>
-          <w:b/>
-          <w:bCs/>
-        </w:rPr>
-        <w:t>proselytizing</w:t>
-      </w:r>
-      <w:r>
-        <w:rPr>
-          <w:b/>
-          <w:bCs/>
-        </w:rPr>
-        <w:t xml:space="preserve">, </w:t>
-      </w:r>
-      <w:r>
-        <w:t>which has a risk of behaving like a simulacra or cause scene splintering</w:t>
-      </w:r>
-      <w:r>
-        <w:t>.</w:t>
-      </w:r>
-    </w:p>
-    <w:p>
-      <w:pPr>
-        <w:pStyle w:val="Normaali2"/>
-      </w:pPr>
-    </w:p>
-    <w:p>
-      <w:pPr>
-        <w:pStyle w:val="Normaali2"/>
-      </w:pPr>
-      <w:r>
-        <w:t xml:space="preserve">The exact lists of tags follow another design principle, </w:t>
-      </w:r>
-      <w:r>
-        <w:rPr>
-          <w:b/>
-          <w:bCs/>
-        </w:rPr>
-        <w:t xml:space="preserve">the rule of seven. </w:t>
-      </w:r>
-      <w:r>
-        <w:t>There are seven tag – anti-tag pairs</w:t>
-      </w:r>
-      <w:r>
-        <w:t xml:space="preserve"> </w:t>
-      </w:r>
-      <w:r>
-        <w:t>(See chapter 11)</w:t>
-      </w:r>
-      <w:r>
-        <w:t>.</w:t>
-      </w:r>
-      <w:r>
-        <w:t xml:space="preserve"> </w:t>
-      </w:r>
-    </w:p>
-    <w:p>
-      <w:pPr>
-        <w:pStyle w:val="Normaali2"/>
-      </w:pPr>
-    </w:p>
-    <w:p>
-      <w:pPr>
-        <w:pStyle w:val="Normaali2"/>
-      </w:pPr>
-      <w:r>
-        <w:rPr>
-          <w:b/>
-          <w:bCs/>
-        </w:rPr>
-        <w:t>Tag permutations</w:t>
-      </w:r>
-      <w:r>
-        <w:t xml:space="preserve"> are the actual, concrete form in which the tag manifests in the game. Permutations themselves have further determination principles. For example, the tag Sacred, must manifest in a permutation such as “polytheist Nordic paganism”. Polytheism is the actual permutation, and the “Nordic paganism” part is a specific type of polytheism.  Some permutations can be shared with different tags, so they can be played as any of these tags when they come to play – for example the permutation </w:t>
-      </w:r>
-      <w:r>
-        <w:lastRenderedPageBreak/>
-        <w:t>“energetic” is shared by the tags “Vital”, “Warm” and “Fast”. It is the permutation that is in play that is owned by the player who originally made it, but only in the context of the tag it manifests: If Player 1 introduced Energetic as a permutation of Fast, but Player 2 brought Energetic as a permutation of Vital, they are a different instance of Energetic.</w:t>
-      </w:r>
-      <w:r>
-        <w:t xml:space="preserve"> Player 3 must bring in Energetic as Warmth, or their progress is shared with player 1 or 2 (who played Energetic earlier and are likely already ahead).</w:t>
-      </w:r>
-      <w:r>
-        <w:t xml:space="preserve"> </w:t>
-      </w:r>
+    </w:p>
+    <w:p>
+      <w:pPr>
+        <w:pStyle w:val="Normaali2"/>
+      </w:pPr>
     </w:p>
     <w:p>
       <w:pPr>
@@ -6677,27 +6967,37 @@
       </w:r>
       <w:bookmarkEnd w:id="11"/>
     </w:p>
-    <w:p>
-      <w:pPr>
-        <w:pStyle w:val="Normaali2"/>
-      </w:pPr>
-    </w:p>
-    <w:p>
-      <w:pPr>
-        <w:pStyle w:val="Normaali2"/>
-      </w:pPr>
-      <w:r>
+    <w:p/>
+    <w:p>
+      <w:pPr>
+        <w:pStyle w:val="Normaali2"/>
+        <w:rPr>
+          <w:i/>
+          <w:iCs/>
+        </w:rPr>
+      </w:pPr>
+      <w:r>
+        <w:t>Design intent: TRUE/true mechanics model authenticity as a contested, dynamic property that shifts through repetition, institutional influence, and social reaction.</w:t>
+      </w:r>
+    </w:p>
+    <w:p>
+      <w:pPr>
+        <w:pStyle w:val="Normaali2"/>
+      </w:pPr>
+    </w:p>
+    <w:p>
+      <w:pPr>
+        <w:pStyle w:val="Normaali2"/>
+      </w:pPr>
+      <w:r>
+        <w:lastRenderedPageBreak/>
         <w:t>The tag-pair concept is a deeper game mechanic tha</w:t>
       </w:r>
       <w:r>
         <w:t>n</w:t>
       </w:r>
       <w:r>
-        <w:t xml:space="preserve"> what is superficially considered “true” in the game. The surface level true is just the prevalent tags already present in the game as influential demo tapes. This simplistic level of true is the primary way in </w:t>
-      </w:r>
-      <w:r>
-        <w:lastRenderedPageBreak/>
-        <w:t>which the players accumulate resources. They make “true sounding” music for the scene by matching the correct tags and aspects to what is expected of them. “Screaming about the devil alongside basic band instruments played in a certain fashion” passes for true to most listeners. Each tag they manage to put to play, gives them a score yield (along with the person who originally put the tag in play).</w:t>
+        <w:t xml:space="preserve"> what is superficially considered “true” in the game. The surface level true is just the prevalent tags already present in the game as influential demo tapes. This simplistic level of true is the primary way in which the players accumulate resources. They make “true sounding” music for the scene by matching the correct tags and aspects to what is expected of them. “Screaming about the devil alongside basic band instruments played in a certain fashion” passes for true to most listeners. Each tag they manage to put to play, gives them a score yield (along with the person who originally put the tag in play).</w:t>
       </w:r>
       <w:r>
         <w:t xml:space="preserve"> </w:t>
@@ -6829,23 +7129,138 @@
     <w:p>
       <w:pPr>
         <w:pStyle w:val="Normaali2"/>
-      </w:pPr>
-      <w:r>
-        <w:t xml:space="preserve">The goal of the game is to create demo tapes, which are made of tracks, which are made of ideas, which are made of aspects and tags. The aspects and tags are owned by game objects of the game entity class, such as buildings, environments and people. </w:t>
-      </w:r>
-    </w:p>
-    <w:p>
-      <w:pPr>
-        <w:pStyle w:val="Normaali2"/>
-      </w:pPr>
-      <w:r>
-        <w:t>When a band leader chooses their band collective to go gestate, the whole collective is locked into gestating actions. These actions have to do with extracting tags from game entities. It is easier to interact in this manner with things you “own” such as characters of your band</w:t>
-      </w:r>
-      <w:r>
-        <w:t>, than with objects that stand outside of your immediate perimeter of control. For example, transient tags can be switched between band members freely within one turn, and any band member’s tag can be accessed by any other band member’s gestation action.</w:t>
-      </w:r>
-      <w:r>
-        <w:t xml:space="preserve"> </w:t>
+        <w:rPr>
+          <w:i/>
+          <w:iCs/>
+        </w:rPr>
+      </w:pPr>
+      <w:r>
+        <w:rPr>
+          <w:i/>
+          <w:iCs/>
+        </w:rPr>
+        <w:t>Design intent: Production separates symbolic alignment from labour investment, allowing surface-level success without deep engagement, or deep engagement without immediate legitimacy.</w:t>
+      </w:r>
+    </w:p>
+    <w:p>
+      <w:pPr>
+        <w:pStyle w:val="Normaali2"/>
+      </w:pPr>
+    </w:p>
+    <w:p>
+      <w:pPr>
+        <w:pStyle w:val="Normaali2"/>
+        <w:rPr>
+          <w:i/>
+          <w:iCs/>
+        </w:rPr>
+      </w:pPr>
+      <w:r>
+        <w:rPr>
+          <w:i/>
+          <w:iCs/>
+        </w:rPr>
+        <w:t>Track construction and recording proceeds in three distinct phases: Gestation (idea and tag acquisition), Rehearsal (iterative development and refinement), and Recording (committing selected material to a demo tape).</w:t>
+      </w:r>
+    </w:p>
+    <w:p>
+      <w:pPr>
+        <w:pStyle w:val="Normaali2"/>
+      </w:pPr>
+      <w:r>
+        <w:br/>
+      </w:r>
+      <w:r>
+        <w:t>The goal of the game is to create demo tapes, which are made of tracks, which are made of ideas, which are made of aspects and tag</w:t>
+      </w:r>
+      <w:r>
+        <w:t xml:space="preserve"> permutations</w:t>
+      </w:r>
+      <w:r>
+        <w:t xml:space="preserve">. The aspects and tags are owned by game objects of the game entity class, such as buildings, environments and people. </w:t>
+      </w:r>
+    </w:p>
+    <w:p>
+      <w:pPr>
+        <w:pStyle w:val="Normaali2"/>
+      </w:pPr>
+      <w:r>
+        <w:t xml:space="preserve">When a band leader chooses their band collective to go </w:t>
+      </w:r>
+      <w:r>
+        <w:t xml:space="preserve">do </w:t>
+      </w:r>
+      <w:r>
+        <w:t>gestate</w:t>
+      </w:r>
+      <w:r>
+        <w:t xml:space="preserve"> actions for the turn</w:t>
+      </w:r>
+      <w:r>
+        <w:t>, the whole collective is locked into gestating actions</w:t>
+      </w:r>
+      <w:r>
+        <w:t xml:space="preserve"> (for descriptions of specific actions see 4.3)</w:t>
+      </w:r>
+      <w:r>
+        <w:t>. These actions have to do with extracting tags from game entities. It is easier to interact in this manner with things you “own” such as characters of your band</w:t>
+      </w:r>
+      <w:r>
+        <w:t xml:space="preserve">, than with objects that stand outside of your immediate perimeter of control. For example, transient tags can be </w:t>
+      </w:r>
+      <w:r>
+        <w:t>cloned</w:t>
+      </w:r>
+      <w:r>
+        <w:t xml:space="preserve"> between band members freely within one turn, and any band member’s tag can be accessed by any other band member’s gestation action.</w:t>
+      </w:r>
+      <w:r>
+        <w:t xml:space="preserve"> More on gestation in Band and Collective Systems (4.8.).</w:t>
+      </w:r>
+    </w:p>
+    <w:p>
+      <w:pPr>
+        <w:pStyle w:val="Normaali2"/>
+      </w:pPr>
+      <w:r>
+        <w:t xml:space="preserve">A demo recording of any length is created when a band collective is chosen to exist in rehearsal state. The rehearsal state does not necessitate a product of a demo tape, instead, rehearsal by necessity produces </w:t>
+      </w:r>
+      <w:r>
+        <w:t xml:space="preserve">or improves </w:t>
+      </w:r>
+      <w:r>
+        <w:t>rehearsal tapes, which are depicted as VHS-recordings of the rehearsals in the game, stored in the band rehearsal space shelf. Each of these videos exist in an open state, whereby revisiting them and using rehearsal actions on them improves them (with the logic of diminished returns, of course). It’s only when the band leader chooses the record demo action</w:t>
+      </w:r>
+      <w:r>
+        <w:t xml:space="preserve"> for the current VHS tape that the audio recording is created. The player can then choose other tracks for the recording from the shelf as well, up to the maximum running time of the C-Cassette (46, 60 or 90 minutes).</w:t>
+      </w:r>
+      <w:r>
+        <w:t xml:space="preserve"> The entire recording process takes one action per collaborator, regardless of the length of the tape. </w:t>
+      </w:r>
+    </w:p>
+    <w:p>
+      <w:pPr>
+        <w:pStyle w:val="Normaali2"/>
+      </w:pPr>
+      <w:r>
+        <w:lastRenderedPageBreak/>
+        <w:t>A track that ends up on a demo tape while considered not fully composed receives “sketchy” trait</w:t>
+      </w:r>
+      <w:r>
+        <w:t xml:space="preserve">. A sketchy track cannot have a conveyance score above 80%. It is also considered “raw” for as long as the condition persists. </w:t>
+      </w:r>
+    </w:p>
+    <w:p>
+      <w:pPr>
+        <w:pStyle w:val="Normaali2"/>
+      </w:pPr>
+    </w:p>
+    <w:p>
+      <w:pPr>
+        <w:pStyle w:val="Normaali2"/>
+      </w:pPr>
+      <w:r>
+        <w:t>Once recorded, a demo tape enters circulation and becomes eligible for promotion, degradation through copying, Keeper intervention, and representation on the thematic scene map.</w:t>
       </w:r>
     </w:p>
     <w:p/>
@@ -7268,11 +7683,14 @@
         <w:tblLook w:val="04A0" w:firstRow="1" w:lastRow="0" w:firstColumn="1" w:lastColumn="0" w:noHBand="0" w:noVBand="1"/>
       </w:tblPr>
       <w:tblGrid>
-        <w:gridCol w:w="1865"/>
-        <w:gridCol w:w="7164"/>
+        <w:gridCol w:w="712"/>
+        <w:gridCol w:w="1258"/>
+        <w:gridCol w:w="30"/>
+        <w:gridCol w:w="7029"/>
       </w:tblGrid>
       <w:tr>
         <w:trPr>
+          <w:gridAfter w:val="2"/>
           <w:tblHeader/>
           <w:tblCellSpacing w:w="15" w:type="dxa"/>
         </w:trPr>
@@ -7454,6 +7872,7 @@
         <w:tc>
           <w:tcPr>
             <w:tcW w:w="0" w:type="auto"/>
+            <w:gridSpan w:val="3"/>
             <w:vAlign w:val="center"/>
             <w:hideMark/>
           </w:tcPr>
@@ -7532,6 +7951,7 @@
         <w:tc>
           <w:tcPr>
             <w:tcW w:w="0" w:type="auto"/>
+            <w:gridSpan w:val="3"/>
             <w:vAlign w:val="center"/>
             <w:hideMark/>
           </w:tcPr>
@@ -7595,6 +8015,7 @@
         <w:tc>
           <w:tcPr>
             <w:tcW w:w="0" w:type="auto"/>
+            <w:gridSpan w:val="3"/>
             <w:vAlign w:val="center"/>
             <w:hideMark/>
           </w:tcPr>
@@ -7658,6 +8079,7 @@
         <w:tc>
           <w:tcPr>
             <w:tcW w:w="0" w:type="auto"/>
+            <w:gridSpan w:val="3"/>
             <w:vAlign w:val="center"/>
             <w:hideMark/>
           </w:tcPr>
@@ -7728,6 +8150,7 @@
         <w:tc>
           <w:tcPr>
             <w:tcW w:w="0" w:type="auto"/>
+            <w:gridSpan w:val="3"/>
             <w:vAlign w:val="center"/>
             <w:hideMark/>
           </w:tcPr>
@@ -7791,6 +8214,7 @@
         <w:tc>
           <w:tcPr>
             <w:tcW w:w="0" w:type="auto"/>
+            <w:gridSpan w:val="3"/>
             <w:vAlign w:val="center"/>
             <w:hideMark/>
           </w:tcPr>
@@ -7854,6 +8278,7 @@
         <w:tc>
           <w:tcPr>
             <w:tcW w:w="0" w:type="auto"/>
+            <w:gridSpan w:val="3"/>
             <w:vAlign w:val="center"/>
             <w:hideMark/>
           </w:tcPr>
@@ -7917,6 +8342,7 @@
         <w:tc>
           <w:tcPr>
             <w:tcW w:w="0" w:type="auto"/>
+            <w:gridSpan w:val="3"/>
             <w:vAlign w:val="center"/>
             <w:hideMark/>
           </w:tcPr>
@@ -7980,6 +8406,7 @@
         <w:tc>
           <w:tcPr>
             <w:tcW w:w="0" w:type="auto"/>
+            <w:gridSpan w:val="3"/>
             <w:vAlign w:val="center"/>
             <w:hideMark/>
           </w:tcPr>
@@ -8043,6 +8470,7 @@
         <w:tc>
           <w:tcPr>
             <w:tcW w:w="0" w:type="auto"/>
+            <w:gridSpan w:val="3"/>
             <w:vAlign w:val="center"/>
             <w:hideMark/>
           </w:tcPr>
@@ -8106,6 +8534,7 @@
         <w:tc>
           <w:tcPr>
             <w:tcW w:w="0" w:type="auto"/>
+            <w:gridSpan w:val="3"/>
             <w:vAlign w:val="center"/>
             <w:hideMark/>
           </w:tcPr>
@@ -8169,6 +8598,7 @@
         <w:tc>
           <w:tcPr>
             <w:tcW w:w="0" w:type="auto"/>
+            <w:gridSpan w:val="3"/>
             <w:vAlign w:val="center"/>
             <w:hideMark/>
           </w:tcPr>
@@ -8232,6 +8662,7 @@
         <w:tc>
           <w:tcPr>
             <w:tcW w:w="0" w:type="auto"/>
+            <w:gridSpan w:val="3"/>
             <w:vAlign w:val="center"/>
             <w:hideMark/>
           </w:tcPr>
@@ -8295,6 +8726,7 @@
         <w:tc>
           <w:tcPr>
             <w:tcW w:w="0" w:type="auto"/>
+            <w:gridSpan w:val="3"/>
             <w:vAlign w:val="center"/>
           </w:tcPr>
           <w:p>
@@ -8342,6 +8774,7 @@
         <w:tc>
           <w:tcPr>
             <w:tcW w:w="0" w:type="auto"/>
+            <w:gridSpan w:val="3"/>
             <w:vAlign w:val="center"/>
             <w:hideMark/>
           </w:tcPr>
@@ -8405,6 +8838,7 @@
         <w:tc>
           <w:tcPr>
             <w:tcW w:w="0" w:type="auto"/>
+            <w:gridSpan w:val="3"/>
             <w:vAlign w:val="center"/>
             <w:hideMark/>
           </w:tcPr>
@@ -8468,6 +8902,7 @@
         <w:tc>
           <w:tcPr>
             <w:tcW w:w="0" w:type="auto"/>
+            <w:gridSpan w:val="3"/>
             <w:vAlign w:val="center"/>
             <w:hideMark/>
           </w:tcPr>
@@ -8531,6 +8966,7 @@
         <w:tc>
           <w:tcPr>
             <w:tcW w:w="0" w:type="auto"/>
+            <w:gridSpan w:val="3"/>
             <w:vAlign w:val="center"/>
             <w:hideMark/>
           </w:tcPr>
@@ -8594,6 +9030,7 @@
         <w:tc>
           <w:tcPr>
             <w:tcW w:w="0" w:type="auto"/>
+            <w:gridSpan w:val="3"/>
             <w:vAlign w:val="center"/>
             <w:hideMark/>
           </w:tcPr>
@@ -8657,6 +9094,7 @@
         <w:tc>
           <w:tcPr>
             <w:tcW w:w="0" w:type="auto"/>
+            <w:gridSpan w:val="3"/>
             <w:vAlign w:val="center"/>
             <w:hideMark/>
           </w:tcPr>
@@ -8720,6 +9158,7 @@
         <w:tc>
           <w:tcPr>
             <w:tcW w:w="0" w:type="auto"/>
+            <w:gridSpan w:val="3"/>
             <w:vAlign w:val="center"/>
             <w:hideMark/>
           </w:tcPr>
@@ -8783,6 +9222,7 @@
         <w:tc>
           <w:tcPr>
             <w:tcW w:w="0" w:type="auto"/>
+            <w:gridSpan w:val="3"/>
             <w:vAlign w:val="center"/>
             <w:hideMark/>
           </w:tcPr>
@@ -8846,6 +9286,7 @@
         <w:tc>
           <w:tcPr>
             <w:tcW w:w="0" w:type="auto"/>
+            <w:gridSpan w:val="3"/>
             <w:vAlign w:val="center"/>
             <w:hideMark/>
           </w:tcPr>
@@ -8868,6 +9309,7 @@
                 <w:b/>
                 <w:bCs/>
               </w:rPr>
+              <w:lastRenderedPageBreak/>
               <w:t>Rehearsal Actions</w:t>
             </w:r>
           </w:p>
@@ -8909,6 +9351,7 @@
         <w:tc>
           <w:tcPr>
             <w:tcW w:w="0" w:type="auto"/>
+            <w:gridSpan w:val="3"/>
             <w:vAlign w:val="center"/>
             <w:hideMark/>
           </w:tcPr>
@@ -8931,7 +9374,6 @@
                 <w:b/>
                 <w:bCs/>
               </w:rPr>
-              <w:lastRenderedPageBreak/>
               <w:t>Promotional Actions</w:t>
             </w:r>
           </w:p>
@@ -8973,6 +9415,7 @@
         <w:tc>
           <w:tcPr>
             <w:tcW w:w="0" w:type="auto"/>
+            <w:gridSpan w:val="3"/>
             <w:vAlign w:val="center"/>
             <w:hideMark/>
           </w:tcPr>
@@ -9036,6 +9479,7 @@
         <w:tc>
           <w:tcPr>
             <w:tcW w:w="0" w:type="auto"/>
+            <w:gridSpan w:val="3"/>
             <w:vAlign w:val="center"/>
             <w:hideMark/>
           </w:tcPr>
@@ -9099,6 +9543,7 @@
         <w:tc>
           <w:tcPr>
             <w:tcW w:w="0" w:type="auto"/>
+            <w:gridSpan w:val="3"/>
             <w:vAlign w:val="center"/>
             <w:hideMark/>
           </w:tcPr>
@@ -9162,6 +9607,7 @@
         <w:tc>
           <w:tcPr>
             <w:tcW w:w="0" w:type="auto"/>
+            <w:gridSpan w:val="3"/>
             <w:vAlign w:val="center"/>
             <w:hideMark/>
           </w:tcPr>
@@ -9225,6 +9671,7 @@
         <w:tc>
           <w:tcPr>
             <w:tcW w:w="0" w:type="auto"/>
+            <w:gridSpan w:val="3"/>
             <w:vAlign w:val="center"/>
             <w:hideMark/>
           </w:tcPr>
@@ -9288,6 +9735,7 @@
         <w:tc>
           <w:tcPr>
             <w:tcW w:w="0" w:type="auto"/>
+            <w:gridSpan w:val="3"/>
             <w:vAlign w:val="center"/>
             <w:hideMark/>
           </w:tcPr>
@@ -9351,6 +9799,7 @@
         <w:tc>
           <w:tcPr>
             <w:tcW w:w="0" w:type="auto"/>
+            <w:gridSpan w:val="3"/>
             <w:vAlign w:val="center"/>
             <w:hideMark/>
           </w:tcPr>
@@ -9414,6 +9863,7 @@
         <w:tc>
           <w:tcPr>
             <w:tcW w:w="0" w:type="auto"/>
+            <w:gridSpan w:val="3"/>
             <w:vAlign w:val="center"/>
             <w:hideMark/>
           </w:tcPr>
@@ -9477,6 +9927,7 @@
         <w:tc>
           <w:tcPr>
             <w:tcW w:w="0" w:type="auto"/>
+            <w:gridSpan w:val="3"/>
             <w:vAlign w:val="center"/>
             <w:hideMark/>
           </w:tcPr>
@@ -9540,6 +9991,7 @@
         <w:tc>
           <w:tcPr>
             <w:tcW w:w="0" w:type="auto"/>
+            <w:gridSpan w:val="3"/>
             <w:vAlign w:val="center"/>
             <w:hideMark/>
           </w:tcPr>
@@ -9603,6 +10055,7 @@
         <w:tc>
           <w:tcPr>
             <w:tcW w:w="0" w:type="auto"/>
+            <w:gridSpan w:val="3"/>
             <w:vAlign w:val="center"/>
             <w:hideMark/>
           </w:tcPr>
@@ -9666,6 +10119,7 @@
         <w:tc>
           <w:tcPr>
             <w:tcW w:w="0" w:type="auto"/>
+            <w:gridSpan w:val="3"/>
             <w:vAlign w:val="center"/>
             <w:hideMark/>
           </w:tcPr>
@@ -9729,6 +10183,7 @@
         <w:tc>
           <w:tcPr>
             <w:tcW w:w="0" w:type="auto"/>
+            <w:gridSpan w:val="3"/>
             <w:vAlign w:val="center"/>
             <w:hideMark/>
           </w:tcPr>
@@ -9792,6 +10247,7 @@
         <w:tc>
           <w:tcPr>
             <w:tcW w:w="0" w:type="auto"/>
+            <w:gridSpan w:val="3"/>
             <w:vAlign w:val="center"/>
             <w:hideMark/>
           </w:tcPr>
@@ -9855,6 +10311,7 @@
         <w:tc>
           <w:tcPr>
             <w:tcW w:w="0" w:type="auto"/>
+            <w:gridSpan w:val="3"/>
             <w:vAlign w:val="center"/>
             <w:hideMark/>
           </w:tcPr>
@@ -9908,15 +10365,13 @@
               </w:rPr>
               <w:t xml:space="preserve">Deep belief </w:t>
             </w:r>
-            <w:proofErr w:type="gramStart"/>
-            <w:r>
-              <w:rPr>
-                <w:b/>
-                <w:bCs/>
-              </w:rPr>
-              <w:t>tag;</w:t>
-            </w:r>
-            <w:proofErr w:type="gramEnd"/>
+            <w:r>
+              <w:rPr>
+                <w:b/>
+                <w:bCs/>
+              </w:rPr>
+              <w:t>tag:</w:t>
+            </w:r>
             <w:r>
               <w:rPr>
                 <w:b/>
@@ -9934,6 +10389,7 @@
         <w:tc>
           <w:tcPr>
             <w:tcW w:w="0" w:type="auto"/>
+            <w:gridSpan w:val="3"/>
             <w:vAlign w:val="center"/>
             <w:hideMark/>
           </w:tcPr>
@@ -9997,6 +10453,7 @@
         <w:tc>
           <w:tcPr>
             <w:tcW w:w="0" w:type="auto"/>
+            <w:gridSpan w:val="3"/>
             <w:vAlign w:val="center"/>
             <w:hideMark/>
           </w:tcPr>
@@ -10060,6 +10517,7 @@
         <w:tc>
           <w:tcPr>
             <w:tcW w:w="0" w:type="auto"/>
+            <w:gridSpan w:val="3"/>
             <w:vAlign w:val="center"/>
             <w:hideMark/>
           </w:tcPr>
@@ -10123,6 +10581,7 @@
         <w:tc>
           <w:tcPr>
             <w:tcW w:w="0" w:type="auto"/>
+            <w:gridSpan w:val="3"/>
             <w:vAlign w:val="center"/>
             <w:hideMark/>
           </w:tcPr>
@@ -10186,6 +10645,7 @@
         <w:tc>
           <w:tcPr>
             <w:tcW w:w="0" w:type="auto"/>
+            <w:gridSpan w:val="3"/>
             <w:vAlign w:val="center"/>
             <w:hideMark/>
           </w:tcPr>
@@ -10249,6 +10709,7 @@
         <w:tc>
           <w:tcPr>
             <w:tcW w:w="0" w:type="auto"/>
+            <w:gridSpan w:val="3"/>
             <w:vAlign w:val="center"/>
             <w:hideMark/>
           </w:tcPr>
@@ -10312,6 +10773,7 @@
         <w:tc>
           <w:tcPr>
             <w:tcW w:w="0" w:type="auto"/>
+            <w:gridSpan w:val="3"/>
             <w:vAlign w:val="center"/>
             <w:hideMark/>
           </w:tcPr>
@@ -10375,6 +10837,7 @@
         <w:tc>
           <w:tcPr>
             <w:tcW w:w="0" w:type="auto"/>
+            <w:gridSpan w:val="3"/>
             <w:vAlign w:val="center"/>
             <w:hideMark/>
           </w:tcPr>
@@ -10452,6 +10915,7 @@
         <w:tc>
           <w:tcPr>
             <w:tcW w:w="0" w:type="auto"/>
+            <w:gridSpan w:val="3"/>
             <w:vAlign w:val="center"/>
             <w:hideMark/>
           </w:tcPr>
@@ -10515,6 +10979,7 @@
         <w:tc>
           <w:tcPr>
             <w:tcW w:w="0" w:type="auto"/>
+            <w:gridSpan w:val="3"/>
             <w:vAlign w:val="center"/>
             <w:hideMark/>
           </w:tcPr>
@@ -10578,6 +11043,7 @@
         <w:tc>
           <w:tcPr>
             <w:tcW w:w="0" w:type="auto"/>
+            <w:gridSpan w:val="3"/>
             <w:vAlign w:val="center"/>
             <w:hideMark/>
           </w:tcPr>
@@ -10600,6 +11066,7 @@
                 <w:b/>
                 <w:bCs/>
               </w:rPr>
+              <w:lastRenderedPageBreak/>
               <w:t>Gravity</w:t>
             </w:r>
           </w:p>
@@ -10655,6 +11122,7 @@
         <w:tc>
           <w:tcPr>
             <w:tcW w:w="0" w:type="auto"/>
+            <w:gridSpan w:val="3"/>
             <w:vAlign w:val="center"/>
             <w:hideMark/>
           </w:tcPr>
@@ -10677,7 +11145,6 @@
                 <w:b/>
                 <w:bCs/>
               </w:rPr>
-              <w:lastRenderedPageBreak/>
               <w:t>Gravity Factor</w:t>
             </w:r>
           </w:p>
@@ -10719,6 +11186,7 @@
         <w:tc>
           <w:tcPr>
             <w:tcW w:w="0" w:type="auto"/>
+            <w:gridSpan w:val="3"/>
             <w:vAlign w:val="center"/>
             <w:hideMark/>
           </w:tcPr>
@@ -10782,6 +11250,7 @@
         <w:tc>
           <w:tcPr>
             <w:tcW w:w="0" w:type="auto"/>
+            <w:gridSpan w:val="3"/>
             <w:vAlign w:val="center"/>
             <w:hideMark/>
           </w:tcPr>
@@ -10845,6 +11314,7 @@
         <w:tc>
           <w:tcPr>
             <w:tcW w:w="0" w:type="auto"/>
+            <w:gridSpan w:val="3"/>
             <w:vAlign w:val="center"/>
             <w:hideMark/>
           </w:tcPr>
@@ -10908,6 +11378,7 @@
         <w:tc>
           <w:tcPr>
             <w:tcW w:w="0" w:type="auto"/>
+            <w:gridSpan w:val="3"/>
             <w:vAlign w:val="center"/>
             <w:hideMark/>
           </w:tcPr>
@@ -10971,6 +11442,7 @@
         <w:tc>
           <w:tcPr>
             <w:tcW w:w="0" w:type="auto"/>
+            <w:gridSpan w:val="3"/>
             <w:vAlign w:val="center"/>
             <w:hideMark/>
           </w:tcPr>
@@ -11034,6 +11506,7 @@
         <w:tc>
           <w:tcPr>
             <w:tcW w:w="0" w:type="auto"/>
+            <w:gridSpan w:val="3"/>
             <w:vAlign w:val="center"/>
             <w:hideMark/>
           </w:tcPr>
@@ -11097,6 +11570,7 @@
         <w:tc>
           <w:tcPr>
             <w:tcW w:w="0" w:type="auto"/>
+            <w:gridSpan w:val="3"/>
             <w:vAlign w:val="center"/>
             <w:hideMark/>
           </w:tcPr>
@@ -11160,6 +11634,7 @@
         <w:tc>
           <w:tcPr>
             <w:tcW w:w="0" w:type="auto"/>
+            <w:gridSpan w:val="3"/>
             <w:vAlign w:val="center"/>
             <w:hideMark/>
           </w:tcPr>
@@ -11223,6 +11698,7 @@
         <w:tc>
           <w:tcPr>
             <w:tcW w:w="0" w:type="auto"/>
+            <w:gridSpan w:val="3"/>
             <w:vAlign w:val="center"/>
             <w:hideMark/>
           </w:tcPr>
@@ -11286,6 +11762,7 @@
         <w:tc>
           <w:tcPr>
             <w:tcW w:w="0" w:type="auto"/>
+            <w:gridSpan w:val="3"/>
             <w:vAlign w:val="center"/>
             <w:hideMark/>
           </w:tcPr>
@@ -11513,7 +11990,108 @@
           <w:bCs/>
         </w:rPr>
         <w:tab/>
-        <w:t xml:space="preserve">A scene can form within a scene, based on a proselytizing TRUE tag pair. </w:t>
+        <w:t>A scene can form within a scene, based on a proselytizing TRUE tag pair.</w:t>
+      </w:r>
+    </w:p>
+    <w:p>
+      <w:pPr>
+        <w:pBdr>
+          <w:top w:val="nil"/>
+          <w:left w:val="nil"/>
+          <w:bottom w:val="nil"/>
+          <w:right w:val="nil"/>
+          <w:between w:val="nil"/>
+        </w:pBdr>
+        <w:ind w:left="2160" w:hanging="2160"/>
+        <w:rPr>
+          <w:b/>
+          <w:bCs/>
+        </w:rPr>
+      </w:pPr>
+    </w:p>
+    <w:p>
+      <w:pPr>
+        <w:pBdr>
+          <w:top w:val="nil"/>
+          <w:left w:val="nil"/>
+          <w:bottom w:val="nil"/>
+          <w:right w:val="nil"/>
+          <w:between w:val="nil"/>
+        </w:pBdr>
+        <w:ind w:left="2160" w:hanging="2160"/>
+        <w:rPr>
+          <w:b/>
+          <w:bCs/>
+        </w:rPr>
+      </w:pPr>
+      <w:r>
+        <w:rPr>
+          <w:b/>
+          <w:bCs/>
+        </w:rPr>
+        <w:t>VHS tapes</w:t>
+      </w:r>
+      <w:r>
+        <w:rPr>
+          <w:b/>
+          <w:bCs/>
+        </w:rPr>
+        <w:tab/>
+        <w:t>Represent the bands current handling of a given track, built over time in the rehearsal space. During live shows, bands perform their tracks at the level of the VHS tape, not the demo tape release. VHS tapes erode slowly while they sit on the shelf, representing the band losing touch with their old material.</w:t>
+      </w:r>
+    </w:p>
+    <w:p>
+      <w:pPr>
+        <w:pBdr>
+          <w:top w:val="nil"/>
+          <w:left w:val="nil"/>
+          <w:bottom w:val="nil"/>
+          <w:right w:val="nil"/>
+          <w:between w:val="nil"/>
+        </w:pBdr>
+        <w:ind w:left="2160" w:hanging="2160"/>
+        <w:rPr>
+          <w:b/>
+          <w:bCs/>
+        </w:rPr>
+      </w:pPr>
+    </w:p>
+    <w:p>
+      <w:pPr>
+        <w:pBdr>
+          <w:top w:val="nil"/>
+          <w:left w:val="nil"/>
+          <w:bottom w:val="nil"/>
+          <w:right w:val="nil"/>
+          <w:between w:val="nil"/>
+        </w:pBdr>
+        <w:ind w:left="2160" w:hanging="2160"/>
+        <w:rPr>
+          <w:b/>
+          <w:bCs/>
+        </w:rPr>
+      </w:pPr>
+      <w:r>
+        <w:rPr>
+          <w:b/>
+          <w:bCs/>
+        </w:rPr>
+        <w:t>C-cassettes</w:t>
+      </w:r>
+      <w:r>
+        <w:rPr>
+          <w:b/>
+          <w:bCs/>
+        </w:rPr>
+        <w:t xml:space="preserve"> </w:t>
+      </w:r>
+      <w:r>
+        <w:rPr>
+          <w:b/>
+          <w:bCs/>
+        </w:rPr>
+        <w:tab/>
+        <w:t xml:space="preserve">These tapes have varying runtimes, and they can be over written. </w:t>
       </w:r>
     </w:p>
     <w:p>
@@ -11792,6 +12370,7 @@
           </w:tcPr>
           <w:p>
             <w:r>
+              <w:lastRenderedPageBreak/>
               <w:t>Malevolent</w:t>
             </w:r>
           </w:p>

--- a/TheProspector/Assets/Docs/Related School Work/LUT/Game Design Document.docx
+++ b/TheProspector/Assets/Docs/Related School Work/LUT/Game Design Document.docx
@@ -1258,7 +1258,7 @@
           <w:r>
             <w:fldChar w:fldCharType="separate"/>
           </w:r>
-          <w:hyperlink w:anchor="_Toc220496092" w:history="1">
+          <w:hyperlink w:anchor="_Toc221100881" w:history="1">
             <w:r>
               <w:rPr>
                 <w:rStyle w:val="Hyperlinkki"/>
@@ -1285,7 +1285,7 @@
                 <w:noProof/>
                 <w:webHidden/>
               </w:rPr>
-              <w:instrText xml:space="preserve"> PAGEREF _Toc220496092 \h </w:instrText>
+              <w:instrText xml:space="preserve"> PAGEREF _Toc221100881 \h </w:instrText>
             </w:r>
             <w:r>
               <w:rPr>
@@ -1332,7 +1332,7 @@
               <w14:ligatures w14:val="standardContextual"/>
             </w:rPr>
           </w:pPr>
-          <w:hyperlink w:anchor="_Toc220496093" w:history="1">
+          <w:hyperlink w:anchor="_Toc221100882" w:history="1">
             <w:r>
               <w:rPr>
                 <w:rStyle w:val="Hyperlinkki"/>
@@ -1359,7 +1359,7 @@
                 <w:noProof/>
                 <w:webHidden/>
               </w:rPr>
-              <w:instrText xml:space="preserve"> PAGEREF _Toc220496093 \h </w:instrText>
+              <w:instrText xml:space="preserve"> PAGEREF _Toc221100882 \h </w:instrText>
             </w:r>
             <w:r>
               <w:rPr>
@@ -1406,7 +1406,7 @@
               <w14:ligatures w14:val="standardContextual"/>
             </w:rPr>
           </w:pPr>
-          <w:hyperlink w:anchor="_Toc220496094" w:history="1">
+          <w:hyperlink w:anchor="_Toc221100883" w:history="1">
             <w:r>
               <w:rPr>
                 <w:rStyle w:val="Hyperlinkki"/>
@@ -1433,7 +1433,7 @@
                 <w:noProof/>
                 <w:webHidden/>
               </w:rPr>
-              <w:instrText xml:space="preserve"> PAGEREF _Toc220496094 \h </w:instrText>
+              <w:instrText xml:space="preserve"> PAGEREF _Toc221100883 \h </w:instrText>
             </w:r>
             <w:r>
               <w:rPr>
@@ -1480,7 +1480,7 @@
               <w14:ligatures w14:val="standardContextual"/>
             </w:rPr>
           </w:pPr>
-          <w:hyperlink w:anchor="_Toc220496095" w:history="1">
+          <w:hyperlink w:anchor="_Toc221100884" w:history="1">
             <w:r>
               <w:rPr>
                 <w:rStyle w:val="Hyperlinkki"/>
@@ -1507,7 +1507,7 @@
                 <w:noProof/>
                 <w:webHidden/>
               </w:rPr>
-              <w:instrText xml:space="preserve"> PAGEREF _Toc220496095 \h </w:instrText>
+              <w:instrText xml:space="preserve"> PAGEREF _Toc221100884 \h </w:instrText>
             </w:r>
             <w:r>
               <w:rPr>
@@ -1554,7 +1554,7 @@
               <w14:ligatures w14:val="standardContextual"/>
             </w:rPr>
           </w:pPr>
-          <w:hyperlink w:anchor="_Toc220496096" w:history="1">
+          <w:hyperlink w:anchor="_Toc221100885" w:history="1">
             <w:r>
               <w:rPr>
                 <w:rStyle w:val="Hyperlinkki"/>
@@ -1581,7 +1581,7 @@
                 <w:noProof/>
                 <w:webHidden/>
               </w:rPr>
-              <w:instrText xml:space="preserve"> PAGEREF _Toc220496096 \h </w:instrText>
+              <w:instrText xml:space="preserve"> PAGEREF _Toc221100885 \h </w:instrText>
             </w:r>
             <w:r>
               <w:rPr>
@@ -1628,7 +1628,7 @@
               <w14:ligatures w14:val="standardContextual"/>
             </w:rPr>
           </w:pPr>
-          <w:hyperlink w:anchor="_Toc220496097" w:history="1">
+          <w:hyperlink w:anchor="_Toc221100886" w:history="1">
             <w:r>
               <w:rPr>
                 <w:rStyle w:val="Hyperlinkki"/>
@@ -1655,7 +1655,7 @@
                 <w:noProof/>
                 <w:webHidden/>
               </w:rPr>
-              <w:instrText xml:space="preserve"> PAGEREF _Toc220496097 \h </w:instrText>
+              <w:instrText xml:space="preserve"> PAGEREF _Toc221100886 \h </w:instrText>
             </w:r>
             <w:r>
               <w:rPr>
@@ -1702,7 +1702,7 @@
               <w14:ligatures w14:val="standardContextual"/>
             </w:rPr>
           </w:pPr>
-          <w:hyperlink w:anchor="_Toc220496098" w:history="1">
+          <w:hyperlink w:anchor="_Toc221100887" w:history="1">
             <w:r>
               <w:rPr>
                 <w:rStyle w:val="Hyperlinkki"/>
@@ -1729,7 +1729,7 @@
                 <w:noProof/>
                 <w:webHidden/>
               </w:rPr>
-              <w:instrText xml:space="preserve"> PAGEREF _Toc220496098 \h </w:instrText>
+              <w:instrText xml:space="preserve"> PAGEREF _Toc221100887 \h </w:instrText>
             </w:r>
             <w:r>
               <w:rPr>
@@ -1776,7 +1776,7 @@
               <w14:ligatures w14:val="standardContextual"/>
             </w:rPr>
           </w:pPr>
-          <w:hyperlink w:anchor="_Toc220496099" w:history="1">
+          <w:hyperlink w:anchor="_Toc221100888" w:history="1">
             <w:r>
               <w:rPr>
                 <w:rStyle w:val="Hyperlinkki"/>
@@ -1803,7 +1803,7 @@
                 <w:noProof/>
                 <w:webHidden/>
               </w:rPr>
-              <w:instrText xml:space="preserve"> PAGEREF _Toc220496099 \h </w:instrText>
+              <w:instrText xml:space="preserve"> PAGEREF _Toc221100888 \h </w:instrText>
             </w:r>
             <w:r>
               <w:rPr>
@@ -1850,7 +1850,7 @@
               <w14:ligatures w14:val="standardContextual"/>
             </w:rPr>
           </w:pPr>
-          <w:hyperlink w:anchor="_Toc220496100" w:history="1">
+          <w:hyperlink w:anchor="_Toc221100889" w:history="1">
             <w:r>
               <w:rPr>
                 <w:rStyle w:val="Hyperlinkki"/>
@@ -1877,7 +1877,7 @@
                 <w:noProof/>
                 <w:webHidden/>
               </w:rPr>
-              <w:instrText xml:space="preserve"> PAGEREF _Toc220496100 \h </w:instrText>
+              <w:instrText xml:space="preserve"> PAGEREF _Toc221100889 \h </w:instrText>
             </w:r>
             <w:r>
               <w:rPr>
@@ -1897,7 +1897,7 @@
                 <w:noProof/>
                 <w:webHidden/>
               </w:rPr>
-              <w:t>16</w:t>
+              <w:t>17</w:t>
             </w:r>
             <w:r>
               <w:rPr>
@@ -1924,13 +1924,13 @@
               <w14:ligatures w14:val="standardContextual"/>
             </w:rPr>
           </w:pPr>
-          <w:hyperlink w:anchor="_Toc220496101" w:history="1">
+          <w:hyperlink w:anchor="_Toc221100890" w:history="1">
             <w:r>
               <w:rPr>
                 <w:rStyle w:val="Hyperlinkki"/>
                 <w:noProof/>
               </w:rPr>
-              <w:t>4.5 Tag-Pairs and genre specific systems</w:t>
+              <w:t>4.6 Tag-Pairs and genre specific systems</w:t>
             </w:r>
             <w:r>
               <w:rPr>
@@ -1951,7 +1951,7 @@
                 <w:noProof/>
                 <w:webHidden/>
               </w:rPr>
-              <w:instrText xml:space="preserve"> PAGEREF _Toc220496101 \h </w:instrText>
+              <w:instrText xml:space="preserve"> PAGEREF _Toc221100890 \h </w:instrText>
             </w:r>
             <w:r>
               <w:rPr>
@@ -1971,7 +1971,7 @@
                 <w:noProof/>
                 <w:webHidden/>
               </w:rPr>
-              <w:t>18</w:t>
+              <w:t>19</w:t>
             </w:r>
             <w:r>
               <w:rPr>
@@ -1998,13 +1998,13 @@
               <w14:ligatures w14:val="standardContextual"/>
             </w:rPr>
           </w:pPr>
-          <w:hyperlink w:anchor="_Toc220496102" w:history="1">
+          <w:hyperlink w:anchor="_Toc221100891" w:history="1">
             <w:r>
               <w:rPr>
                 <w:rStyle w:val="Hyperlinkki"/>
                 <w:noProof/>
               </w:rPr>
-              <w:t>4.6. TRUE vs true, novelty, and gravity</w:t>
+              <w:t>4.7. TRUE vs true, novelty, and gravity</w:t>
             </w:r>
             <w:r>
               <w:rPr>
@@ -2025,7 +2025,7 @@
                 <w:noProof/>
                 <w:webHidden/>
               </w:rPr>
-              <w:instrText xml:space="preserve"> PAGEREF _Toc220496102 \h </w:instrText>
+              <w:instrText xml:space="preserve"> PAGEREF _Toc221100891 \h </w:instrText>
             </w:r>
             <w:r>
               <w:rPr>
@@ -2045,7 +2045,7 @@
                 <w:noProof/>
                 <w:webHidden/>
               </w:rPr>
-              <w:t>18</w:t>
+              <w:t>19</w:t>
             </w:r>
             <w:r>
               <w:rPr>
@@ -2072,13 +2072,13 @@
               <w14:ligatures w14:val="standardContextual"/>
             </w:rPr>
           </w:pPr>
-          <w:hyperlink w:anchor="_Toc220496103" w:history="1">
+          <w:hyperlink w:anchor="_Toc221100892" w:history="1">
             <w:r>
               <w:rPr>
                 <w:rStyle w:val="Hyperlinkki"/>
                 <w:noProof/>
               </w:rPr>
-              <w:t>4.7 Track Construction and Recording</w:t>
+              <w:t>4.8 Track Construction and Recording</w:t>
             </w:r>
             <w:r>
               <w:rPr>
@@ -2099,7 +2099,7 @@
                 <w:noProof/>
                 <w:webHidden/>
               </w:rPr>
-              <w:instrText xml:space="preserve"> PAGEREF _Toc220496103 \h </w:instrText>
+              <w:instrText xml:space="preserve"> PAGEREF _Toc221100892 \h </w:instrText>
             </w:r>
             <w:r>
               <w:rPr>
@@ -2119,7 +2119,7 @@
                 <w:noProof/>
                 <w:webHidden/>
               </w:rPr>
-              <w:t>20</w:t>
+              <w:t>21</w:t>
             </w:r>
             <w:r>
               <w:rPr>
@@ -2146,13 +2146,13 @@
               <w14:ligatures w14:val="standardContextual"/>
             </w:rPr>
           </w:pPr>
-          <w:hyperlink w:anchor="_Toc220496104" w:history="1">
+          <w:hyperlink w:anchor="_Toc221100893" w:history="1">
             <w:r>
               <w:rPr>
                 <w:rStyle w:val="Hyperlinkki"/>
                 <w:noProof/>
               </w:rPr>
-              <w:t>4.8 Band and Collective Systems</w:t>
+              <w:t>4.9 Band and Collective Systems</w:t>
             </w:r>
             <w:r>
               <w:rPr>
@@ -2173,7 +2173,7 @@
                 <w:noProof/>
                 <w:webHidden/>
               </w:rPr>
-              <w:instrText xml:space="preserve"> PAGEREF _Toc220496104 \h </w:instrText>
+              <w:instrText xml:space="preserve"> PAGEREF _Toc221100893 \h </w:instrText>
             </w:r>
             <w:r>
               <w:rPr>
@@ -2193,7 +2193,7 @@
                 <w:noProof/>
                 <w:webHidden/>
               </w:rPr>
-              <w:t>20</w:t>
+              <w:t>23</w:t>
             </w:r>
             <w:r>
               <w:rPr>
@@ -2220,13 +2220,13 @@
               <w14:ligatures w14:val="standardContextual"/>
             </w:rPr>
           </w:pPr>
-          <w:hyperlink w:anchor="_Toc220496105" w:history="1">
+          <w:hyperlink w:anchor="_Toc221100894" w:history="1">
             <w:r>
               <w:rPr>
                 <w:rStyle w:val="Hyperlinkki"/>
                 <w:noProof/>
               </w:rPr>
-              <w:t>4.9 Multiplayer Mode</w:t>
+              <w:t>4.10 Items and Item Mechanisms</w:t>
             </w:r>
             <w:r>
               <w:rPr>
@@ -2247,7 +2247,7 @@
                 <w:noProof/>
                 <w:webHidden/>
               </w:rPr>
-              <w:instrText xml:space="preserve"> PAGEREF _Toc220496105 \h </w:instrText>
+              <w:instrText xml:space="preserve"> PAGEREF _Toc221100894 \h </w:instrText>
             </w:r>
             <w:r>
               <w:rPr>
@@ -2267,7 +2267,81 @@
                 <w:noProof/>
                 <w:webHidden/>
               </w:rPr>
-              <w:t>20</w:t>
+              <w:t>24</w:t>
+            </w:r>
+            <w:r>
+              <w:rPr>
+                <w:noProof/>
+                <w:webHidden/>
+              </w:rPr>
+              <w:fldChar w:fldCharType="end"/>
+            </w:r>
+          </w:hyperlink>
+        </w:p>
+        <w:p>
+          <w:pPr>
+            <w:pStyle w:val="Sisluet3"/>
+            <w:tabs>
+              <w:tab w:val="right" w:leader="dot" w:pos="9019"/>
+            </w:tabs>
+            <w:rPr>
+              <w:rFonts w:asciiTheme="minorHAnsi" w:eastAsiaTheme="minorEastAsia" w:hAnsiTheme="minorHAnsi" w:cstheme="minorBidi"/>
+              <w:noProof/>
+              <w:kern w:val="2"/>
+              <w:sz w:val="24"/>
+              <w:szCs w:val="24"/>
+              <w:lang w:val="fi-FI"/>
+              <w14:ligatures w14:val="standardContextual"/>
+            </w:rPr>
+          </w:pPr>
+          <w:hyperlink w:anchor="_Toc221100895" w:history="1">
+            <w:r>
+              <w:rPr>
+                <w:rStyle w:val="Hyperlinkki"/>
+                <w:noProof/>
+              </w:rPr>
+              <w:t>4.11 Multiplayer Mode (The only game in town)</w:t>
+            </w:r>
+            <w:r>
+              <w:rPr>
+                <w:noProof/>
+                <w:webHidden/>
+              </w:rPr>
+              <w:tab/>
+            </w:r>
+            <w:r>
+              <w:rPr>
+                <w:noProof/>
+                <w:webHidden/>
+              </w:rPr>
+              <w:fldChar w:fldCharType="begin"/>
+            </w:r>
+            <w:r>
+              <w:rPr>
+                <w:noProof/>
+                <w:webHidden/>
+              </w:rPr>
+              <w:instrText xml:space="preserve"> PAGEREF _Toc221100895 \h </w:instrText>
+            </w:r>
+            <w:r>
+              <w:rPr>
+                <w:noProof/>
+                <w:webHidden/>
+              </w:rPr>
+            </w:r>
+            <w:r>
+              <w:rPr>
+                <w:noProof/>
+                <w:webHidden/>
+              </w:rPr>
+              <w:fldChar w:fldCharType="separate"/>
+            </w:r>
+            <w:r>
+              <w:rPr>
+                <w:noProof/>
+                <w:webHidden/>
+              </w:rPr>
+              <w:t>25</w:t>
             </w:r>
             <w:r>
               <w:rPr>
@@ -2294,7 +2368,7 @@
               <w14:ligatures w14:val="standardContextual"/>
             </w:rPr>
           </w:pPr>
-          <w:hyperlink w:anchor="_Toc220496106" w:history="1">
+          <w:hyperlink w:anchor="_Toc221100896" w:history="1">
             <w:r>
               <w:rPr>
                 <w:rStyle w:val="Hyperlinkki"/>
@@ -2321,7 +2395,7 @@
                 <w:noProof/>
                 <w:webHidden/>
               </w:rPr>
-              <w:instrText xml:space="preserve"> PAGEREF _Toc220496106 \h </w:instrText>
+              <w:instrText xml:space="preserve"> PAGEREF _Toc221100896 \h </w:instrText>
             </w:r>
             <w:r>
               <w:rPr>
@@ -2341,7 +2415,7 @@
                 <w:noProof/>
                 <w:webHidden/>
               </w:rPr>
-              <w:t>21</w:t>
+              <w:t>26</w:t>
             </w:r>
             <w:r>
               <w:rPr>
@@ -2368,7 +2442,7 @@
               <w14:ligatures w14:val="standardContextual"/>
             </w:rPr>
           </w:pPr>
-          <w:hyperlink w:anchor="_Toc220496107" w:history="1">
+          <w:hyperlink w:anchor="_Toc221100897" w:history="1">
             <w:r>
               <w:rPr>
                 <w:rStyle w:val="Hyperlinkki"/>
@@ -2395,7 +2469,7 @@
                 <w:noProof/>
                 <w:webHidden/>
               </w:rPr>
-              <w:instrText xml:space="preserve"> PAGEREF _Toc220496107 \h </w:instrText>
+              <w:instrText xml:space="preserve"> PAGEREF _Toc221100897 \h </w:instrText>
             </w:r>
             <w:r>
               <w:rPr>
@@ -2415,7 +2489,7 @@
                 <w:noProof/>
                 <w:webHidden/>
               </w:rPr>
-              <w:t>22</w:t>
+              <w:t>27</w:t>
             </w:r>
             <w:r>
               <w:rPr>
@@ -2442,7 +2516,7 @@
               <w14:ligatures w14:val="standardContextual"/>
             </w:rPr>
           </w:pPr>
-          <w:hyperlink w:anchor="_Toc220496108" w:history="1">
+          <w:hyperlink w:anchor="_Toc221100898" w:history="1">
             <w:r>
               <w:rPr>
                 <w:rStyle w:val="Hyperlinkki"/>
@@ -2469,7 +2543,7 @@
                 <w:noProof/>
                 <w:webHidden/>
               </w:rPr>
-              <w:instrText xml:space="preserve"> PAGEREF _Toc220496108 \h </w:instrText>
+              <w:instrText xml:space="preserve"> PAGEREF _Toc221100898 \h </w:instrText>
             </w:r>
             <w:r>
               <w:rPr>
@@ -2489,7 +2563,7 @@
                 <w:noProof/>
                 <w:webHidden/>
               </w:rPr>
-              <w:t>23</w:t>
+              <w:t>28</w:t>
             </w:r>
             <w:r>
               <w:rPr>
@@ -2516,7 +2590,7 @@
               <w14:ligatures w14:val="standardContextual"/>
             </w:rPr>
           </w:pPr>
-          <w:hyperlink w:anchor="_Toc220496109" w:history="1">
+          <w:hyperlink w:anchor="_Toc221100899" w:history="1">
             <w:r>
               <w:rPr>
                 <w:rStyle w:val="Hyperlinkki"/>
@@ -2543,7 +2617,7 @@
                 <w:noProof/>
                 <w:webHidden/>
               </w:rPr>
-              <w:instrText xml:space="preserve"> PAGEREF _Toc220496109 \h </w:instrText>
+              <w:instrText xml:space="preserve"> PAGEREF _Toc221100899 \h </w:instrText>
             </w:r>
             <w:r>
               <w:rPr>
@@ -2563,7 +2637,7 @@
                 <w:noProof/>
                 <w:webHidden/>
               </w:rPr>
-              <w:t>23</w:t>
+              <w:t>28</w:t>
             </w:r>
             <w:r>
               <w:rPr>
@@ -2590,7 +2664,7 @@
               <w14:ligatures w14:val="standardContextual"/>
             </w:rPr>
           </w:pPr>
-          <w:hyperlink w:anchor="_Toc220496110" w:history="1">
+          <w:hyperlink w:anchor="_Toc221100900" w:history="1">
             <w:r>
               <w:rPr>
                 <w:rStyle w:val="Hyperlinkki"/>
@@ -2617,7 +2691,7 @@
                 <w:noProof/>
                 <w:webHidden/>
               </w:rPr>
-              <w:instrText xml:space="preserve"> PAGEREF _Toc220496110 \h </w:instrText>
+              <w:instrText xml:space="preserve"> PAGEREF _Toc221100900 \h </w:instrText>
             </w:r>
             <w:r>
               <w:rPr>
@@ -2637,7 +2711,7 @@
                 <w:noProof/>
                 <w:webHidden/>
               </w:rPr>
-              <w:t>23</w:t>
+              <w:t>28</w:t>
             </w:r>
             <w:r>
               <w:rPr>
@@ -2664,7 +2738,7 @@
               <w14:ligatures w14:val="standardContextual"/>
             </w:rPr>
           </w:pPr>
-          <w:hyperlink w:anchor="_Toc220496111" w:history="1">
+          <w:hyperlink w:anchor="_Toc221100901" w:history="1">
             <w:r>
               <w:rPr>
                 <w:rStyle w:val="Hyperlinkki"/>
@@ -2691,7 +2765,7 @@
                 <w:noProof/>
                 <w:webHidden/>
               </w:rPr>
-              <w:instrText xml:space="preserve"> PAGEREF _Toc220496111 \h </w:instrText>
+              <w:instrText xml:space="preserve"> PAGEREF _Toc221100901 \h </w:instrText>
             </w:r>
             <w:r>
               <w:rPr>
@@ -2711,7 +2785,7 @@
                 <w:noProof/>
                 <w:webHidden/>
               </w:rPr>
-              <w:t>23</w:t>
+              <w:t>28</w:t>
             </w:r>
             <w:r>
               <w:rPr>
@@ -2738,7 +2812,7 @@
               <w14:ligatures w14:val="standardContextual"/>
             </w:rPr>
           </w:pPr>
-          <w:hyperlink w:anchor="_Toc220496112" w:history="1">
+          <w:hyperlink w:anchor="_Toc221100902" w:history="1">
             <w:r>
               <w:rPr>
                 <w:rStyle w:val="Hyperlinkki"/>
@@ -2765,7 +2839,7 @@
                 <w:noProof/>
                 <w:webHidden/>
               </w:rPr>
-              <w:instrText xml:space="preserve"> PAGEREF _Toc220496112 \h </w:instrText>
+              <w:instrText xml:space="preserve"> PAGEREF _Toc221100902 \h </w:instrText>
             </w:r>
             <w:r>
               <w:rPr>
@@ -2785,7 +2859,7 @@
                 <w:noProof/>
                 <w:webHidden/>
               </w:rPr>
-              <w:t>24</w:t>
+              <w:t>29</w:t>
             </w:r>
             <w:r>
               <w:rPr>
@@ -2812,7 +2886,7 @@
               <w14:ligatures w14:val="standardContextual"/>
             </w:rPr>
           </w:pPr>
-          <w:hyperlink w:anchor="_Toc220496113" w:history="1">
+          <w:hyperlink w:anchor="_Toc221100903" w:history="1">
             <w:r>
               <w:rPr>
                 <w:rStyle w:val="Hyperlinkki"/>
@@ -2839,7 +2913,7 @@
                 <w:noProof/>
                 <w:webHidden/>
               </w:rPr>
-              <w:instrText xml:space="preserve"> PAGEREF _Toc220496113 \h </w:instrText>
+              <w:instrText xml:space="preserve"> PAGEREF _Toc221100903 \h </w:instrText>
             </w:r>
             <w:r>
               <w:rPr>
@@ -2859,7 +2933,7 @@
                 <w:noProof/>
                 <w:webHidden/>
               </w:rPr>
-              <w:t>24</w:t>
+              <w:t>29</w:t>
             </w:r>
             <w:r>
               <w:rPr>
@@ -2886,7 +2960,7 @@
               <w14:ligatures w14:val="standardContextual"/>
             </w:rPr>
           </w:pPr>
-          <w:hyperlink w:anchor="_Toc220496114" w:history="1">
+          <w:hyperlink w:anchor="_Toc221100904" w:history="1">
             <w:r>
               <w:rPr>
                 <w:rStyle w:val="Hyperlinkki"/>
@@ -2913,7 +2987,7 @@
                 <w:noProof/>
                 <w:webHidden/>
               </w:rPr>
-              <w:instrText xml:space="preserve"> PAGEREF _Toc220496114 \h </w:instrText>
+              <w:instrText xml:space="preserve"> PAGEREF _Toc221100904 \h </w:instrText>
             </w:r>
             <w:r>
               <w:rPr>
@@ -2933,7 +3007,7 @@
                 <w:noProof/>
                 <w:webHidden/>
               </w:rPr>
-              <w:t>24</w:t>
+              <w:t>29</w:t>
             </w:r>
             <w:r>
               <w:rPr>
@@ -2960,7 +3034,7 @@
               <w14:ligatures w14:val="standardContextual"/>
             </w:rPr>
           </w:pPr>
-          <w:hyperlink w:anchor="_Toc220496115" w:history="1">
+          <w:hyperlink w:anchor="_Toc221100905" w:history="1">
             <w:r>
               <w:rPr>
                 <w:rStyle w:val="Hyperlinkki"/>
@@ -2987,7 +3061,7 @@
                 <w:noProof/>
                 <w:webHidden/>
               </w:rPr>
-              <w:instrText xml:space="preserve"> PAGEREF _Toc220496115 \h </w:instrText>
+              <w:instrText xml:space="preserve"> PAGEREF _Toc221100905 \h </w:instrText>
             </w:r>
             <w:r>
               <w:rPr>
@@ -3007,7 +3081,7 @@
                 <w:noProof/>
                 <w:webHidden/>
               </w:rPr>
-              <w:t>24</w:t>
+              <w:t>29</w:t>
             </w:r>
             <w:r>
               <w:rPr>
@@ -3034,7 +3108,7 @@
               <w14:ligatures w14:val="standardContextual"/>
             </w:rPr>
           </w:pPr>
-          <w:hyperlink w:anchor="_Toc220496116" w:history="1">
+          <w:hyperlink w:anchor="_Toc221100906" w:history="1">
             <w:r>
               <w:rPr>
                 <w:rStyle w:val="Hyperlinkki"/>
@@ -3061,7 +3135,7 @@
                 <w:noProof/>
                 <w:webHidden/>
               </w:rPr>
-              <w:instrText xml:space="preserve"> PAGEREF _Toc220496116 \h </w:instrText>
+              <w:instrText xml:space="preserve"> PAGEREF _Toc221100906 \h </w:instrText>
             </w:r>
             <w:r>
               <w:rPr>
@@ -3081,7 +3155,7 @@
                 <w:noProof/>
                 <w:webHidden/>
               </w:rPr>
-              <w:t>25</w:t>
+              <w:t>30</w:t>
             </w:r>
             <w:r>
               <w:rPr>
@@ -3108,7 +3182,7 @@
               <w14:ligatures w14:val="standardContextual"/>
             </w:rPr>
           </w:pPr>
-          <w:hyperlink w:anchor="_Toc220496117" w:history="1">
+          <w:hyperlink w:anchor="_Toc221100907" w:history="1">
             <w:r>
               <w:rPr>
                 <w:rStyle w:val="Hyperlinkki"/>
@@ -3135,7 +3209,7 @@
                 <w:noProof/>
                 <w:webHidden/>
               </w:rPr>
-              <w:instrText xml:space="preserve"> PAGEREF _Toc220496117 \h </w:instrText>
+              <w:instrText xml:space="preserve"> PAGEREF _Toc221100907 \h </w:instrText>
             </w:r>
             <w:r>
               <w:rPr>
@@ -3155,7 +3229,7 @@
                 <w:noProof/>
                 <w:webHidden/>
               </w:rPr>
-              <w:t>25</w:t>
+              <w:t>30</w:t>
             </w:r>
             <w:r>
               <w:rPr>
@@ -3182,7 +3256,7 @@
               <w14:ligatures w14:val="standardContextual"/>
             </w:rPr>
           </w:pPr>
-          <w:hyperlink w:anchor="_Toc220496118" w:history="1">
+          <w:hyperlink w:anchor="_Toc221100908" w:history="1">
             <w:r>
               <w:rPr>
                 <w:rStyle w:val="Hyperlinkki"/>
@@ -3209,7 +3283,7 @@
                 <w:noProof/>
                 <w:webHidden/>
               </w:rPr>
-              <w:instrText xml:space="preserve"> PAGEREF _Toc220496118 \h </w:instrText>
+              <w:instrText xml:space="preserve"> PAGEREF _Toc221100908 \h </w:instrText>
             </w:r>
             <w:r>
               <w:rPr>
@@ -3229,7 +3303,7 @@
                 <w:noProof/>
                 <w:webHidden/>
               </w:rPr>
-              <w:t>25</w:t>
+              <w:t>30</w:t>
             </w:r>
             <w:r>
               <w:rPr>
@@ -3256,7 +3330,7 @@
               <w14:ligatures w14:val="standardContextual"/>
             </w:rPr>
           </w:pPr>
-          <w:hyperlink w:anchor="_Toc220496119" w:history="1">
+          <w:hyperlink w:anchor="_Toc221100909" w:history="1">
             <w:r>
               <w:rPr>
                 <w:rStyle w:val="Hyperlinkki"/>
@@ -3283,7 +3357,7 @@
                 <w:noProof/>
                 <w:webHidden/>
               </w:rPr>
-              <w:instrText xml:space="preserve"> PAGEREF _Toc220496119 \h </w:instrText>
+              <w:instrText xml:space="preserve"> PAGEREF _Toc221100909 \h </w:instrText>
             </w:r>
             <w:r>
               <w:rPr>
@@ -3303,7 +3377,7 @@
                 <w:noProof/>
                 <w:webHidden/>
               </w:rPr>
-              <w:t>26</w:t>
+              <w:t>31</w:t>
             </w:r>
             <w:r>
               <w:rPr>
@@ -3330,7 +3404,7 @@
               <w14:ligatures w14:val="standardContextual"/>
             </w:rPr>
           </w:pPr>
-          <w:hyperlink w:anchor="_Toc220496120" w:history="1">
+          <w:hyperlink w:anchor="_Toc221100910" w:history="1">
             <w:r>
               <w:rPr>
                 <w:rStyle w:val="Hyperlinkki"/>
@@ -3357,7 +3431,7 @@
                 <w:noProof/>
                 <w:webHidden/>
               </w:rPr>
-              <w:instrText xml:space="preserve"> PAGEREF _Toc220496120 \h </w:instrText>
+              <w:instrText xml:space="preserve"> PAGEREF _Toc221100910 \h </w:instrText>
             </w:r>
             <w:r>
               <w:rPr>
@@ -3377,7 +3451,7 @@
                 <w:noProof/>
                 <w:webHidden/>
               </w:rPr>
-              <w:t>27</w:t>
+              <w:t>32</w:t>
             </w:r>
             <w:r>
               <w:rPr>
@@ -3417,7 +3491,7 @@
         <w:pStyle w:val="Otsikko2"/>
         <w:spacing w:before="0" w:line="240" w:lineRule="auto"/>
       </w:pPr>
-      <w:bookmarkStart w:id="0" w:name="_Toc220496092"/>
+      <w:bookmarkStart w:id="0" w:name="_Toc221100881"/>
       <w:r>
         <w:lastRenderedPageBreak/>
         <w:t>1. Executive Summary, Quick overview</w:t>
@@ -3832,7 +3906,7 @@
         <w:pStyle w:val="Otsikko2"/>
         <w:spacing w:before="0" w:line="240" w:lineRule="auto"/>
       </w:pPr>
-      <w:bookmarkStart w:id="2" w:name="_Toc220496093"/>
+      <w:bookmarkStart w:id="2" w:name="_Toc221100882"/>
       <w:r>
         <w:lastRenderedPageBreak/>
         <w:t>2. Target Audience</w:t>
@@ -3942,42 +4016,110 @@
     </w:p>
     <w:p>
       <w:pPr>
+        <w:rPr>
+          <w:sz w:val="32"/>
+          <w:szCs w:val="32"/>
+        </w:rPr>
+      </w:pPr>
+      <w:r>
+        <w:br w:type="page"/>
+      </w:r>
+    </w:p>
+    <w:p>
+      <w:pPr>
         <w:pStyle w:val="Otsikko2"/>
         <w:spacing w:before="0" w:line="240" w:lineRule="auto"/>
       </w:pPr>
-      <w:bookmarkStart w:id="3" w:name="_Toc220496094"/>
+      <w:bookmarkStart w:id="3" w:name="_Toc221100883"/>
       <w:r>
         <w:lastRenderedPageBreak/>
         <w:t>3. Main Characters</w:t>
       </w:r>
       <w:bookmarkEnd w:id="3"/>
     </w:p>
-    <w:p>
+    <w:p/>
+    <w:p>
+      <w:pPr>
+        <w:rPr>
+          <w:b/>
+          <w:bCs/>
+        </w:rPr>
+      </w:pPr>
+      <w:r>
+        <w:rPr>
+          <w:b/>
+          <w:bCs/>
+        </w:rPr>
+        <w:t>N</w:t>
+      </w:r>
+      <w:r>
+        <w:rPr>
+          <w:b/>
+          <w:bCs/>
+        </w:rPr>
+        <w:t xml:space="preserve">ullsvorn </w:t>
+      </w:r>
+      <w:r>
+        <w:rPr>
+          <w:b/>
+          <w:bCs/>
+        </w:rPr>
+        <w:t>from</w:t>
+      </w:r>
+      <w:r>
+        <w:rPr>
+          <w:b/>
+          <w:bCs/>
+        </w:rPr>
+        <w:t xml:space="preserve"> the band “Not_Saved</w:t>
+      </w:r>
+      <w:r>
+        <w:rPr>
+          <w:b/>
+          <w:bCs/>
+        </w:rPr>
+        <w:t>.SNO</w:t>
+      </w:r>
+      <w:r>
+        <w:rPr>
+          <w:b/>
+          <w:bCs/>
+        </w:rPr>
+        <w:t>” - the default player character.</w:t>
+      </w:r>
+    </w:p>
+    <w:p>
+      <w:pPr>
+        <w:rPr>
+          <w:b/>
+          <w:bCs/>
+        </w:rPr>
+      </w:pPr>
       <w:r>
         <w:rPr>
           <w:noProof/>
         </w:rPr>
         <w:drawing>
-          <wp:anchor distT="0" distB="0" distL="114300" distR="114300" simplePos="0" relativeHeight="251658240" behindDoc="1" locked="0" layoutInCell="1" allowOverlap="1" wp14:anchorId="18C22E67" wp14:editId="79B8D5EA">
+          <wp:anchor distT="0" distB="0" distL="114300" distR="114300" simplePos="0" relativeHeight="251658240" behindDoc="1" locked="0" layoutInCell="1" allowOverlap="1" wp14:anchorId="18C22E67" wp14:editId="19736E90">
             <wp:simplePos x="0" y="0"/>
             <wp:positionH relativeFrom="margin">
-              <wp:align>left</wp:align>
+              <wp:posOffset>-130175</wp:posOffset>
             </wp:positionH>
             <wp:positionV relativeFrom="paragraph">
-              <wp:posOffset>185420</wp:posOffset>
+              <wp:posOffset>193675</wp:posOffset>
             </wp:positionV>
-            <wp:extent cx="2330450" cy="4143375"/>
-            <wp:effectExtent l="0" t="0" r="0" b="9525"/>
+            <wp:extent cx="2330450" cy="4142740"/>
+            <wp:effectExtent l="0" t="0" r="0" b="0"/>
             <wp:wrapTight wrapText="bothSides">
               <wp:wrapPolygon edited="0">
                 <wp:start x="0" y="0"/>
-                <wp:lineTo x="0" y="21550"/>
-                <wp:lineTo x="21365" y="21550"/>
+                <wp:lineTo x="0" y="21454"/>
+                <wp:lineTo x="21365" y="21454"/>
                 <wp:lineTo x="21365" y="0"/>
                 <wp:lineTo x="0" y="0"/>
               </wp:wrapPolygon>
             </wp:wrapTight>
-            <wp:docPr id="1419361742" name="Kuva 1" descr="Kuva, joka sisältää kohteen piirros, luonnos, taide, kuvitus&#10;&#10;Tekoälyllä luotu sisältö voi olla virheellistä."/>
+            <wp:docPr id="1419361742" name="Kuva 1"/>
             <wp:cNvGraphicFramePr>
               <a:graphicFrameLocks xmlns:a="http://schemas.openxmlformats.org/drawingml/2006/main" noChangeAspect="1"/>
             </wp:cNvGraphicFramePr>
@@ -3985,7 +4127,7 @@
               <a:graphicData uri="http://schemas.openxmlformats.org/drawingml/2006/picture">
                 <pic:pic xmlns:pic="http://schemas.openxmlformats.org/drawingml/2006/picture">
                   <pic:nvPicPr>
-                    <pic:cNvPr id="1419361742" name="Kuva 1" descr="Kuva, joka sisältää kohteen piirros, luonnos, taide, kuvitus&#10;&#10;Tekoälyllä luotu sisältö voi olla virheellistä."/>
+                    <pic:cNvPr id="1419361742" name="Kuva 1"/>
                     <pic:cNvPicPr/>
                   </pic:nvPicPr>
                   <pic:blipFill>
@@ -4003,7 +4145,7 @@
                   <pic:spPr>
                     <a:xfrm>
                       <a:off x="0" y="0"/>
-                      <a:ext cx="2330450" cy="4143375"/>
+                      <a:ext cx="2330450" cy="4142740"/>
                     </a:xfrm>
                     <a:prstGeom prst="rect">
                       <a:avLst/>
@@ -4021,64 +4163,6 @@
           </wp:anchor>
         </w:drawing>
       </w:r>
-    </w:p>
-    <w:p>
-      <w:pPr>
-        <w:rPr>
-          <w:b/>
-          <w:bCs/>
-        </w:rPr>
-      </w:pPr>
-      <w:r>
-        <w:rPr>
-          <w:b/>
-          <w:bCs/>
-        </w:rPr>
-        <w:t>N</w:t>
-      </w:r>
-      <w:r>
-        <w:rPr>
-          <w:b/>
-          <w:bCs/>
-        </w:rPr>
-        <w:t xml:space="preserve">ullsvorn </w:t>
-      </w:r>
-      <w:r>
-        <w:rPr>
-          <w:b/>
-          <w:bCs/>
-        </w:rPr>
-        <w:t>from</w:t>
-      </w:r>
-      <w:r>
-        <w:rPr>
-          <w:b/>
-          <w:bCs/>
-        </w:rPr>
-        <w:t xml:space="preserve"> the band “Not_Saved</w:t>
-      </w:r>
-      <w:r>
-        <w:rPr>
-          <w:b/>
-          <w:bCs/>
-        </w:rPr>
-        <w:t>.SNO</w:t>
-      </w:r>
-      <w:r>
-        <w:rPr>
-          <w:b/>
-          <w:bCs/>
-        </w:rPr>
-        <w:t>” - the default player character.</w:t>
-      </w:r>
-    </w:p>
-    <w:p>
-      <w:pPr>
-        <w:rPr>
-          <w:b/>
-          <w:bCs/>
-        </w:rPr>
-      </w:pPr>
     </w:p>
     <w:p>
       <w:pPr>
@@ -4381,6 +4465,7 @@
           <w:b/>
           <w:bCs/>
         </w:rPr>
+        <w:lastRenderedPageBreak/>
         <w:t>Nullsvorn</w:t>
       </w:r>
       <w:r>
@@ -4396,11 +4481,7 @@
         <w:t xml:space="preserve">) </w:t>
       </w:r>
       <w:r>
-        <w:t xml:space="preserve">has their hands full with executive decisions such as how much of an effort the band in general puts to </w:t>
-      </w:r>
-      <w:r>
-        <w:lastRenderedPageBreak/>
-        <w:t>gestating (</w:t>
+        <w:t>has their hands full with executive decisions such as how much of an effort the band in general puts to gestating (</w:t>
       </w:r>
       <w:r>
         <w:t>producing</w:t>
@@ -4772,7 +4853,7 @@
         <w:pStyle w:val="Otsikko2"/>
         <w:spacing w:before="0" w:line="240" w:lineRule="auto"/>
       </w:pPr>
-      <w:bookmarkStart w:id="4" w:name="_Toc220496095"/>
+      <w:bookmarkStart w:id="4" w:name="_Toc221100884"/>
       <w:r>
         <w:lastRenderedPageBreak/>
         <w:t>4. Main Features</w:t>
@@ -4799,7 +4880,7 @@
         <w:pStyle w:val="Otsikko3"/>
         <w:spacing w:before="0" w:line="240" w:lineRule="auto"/>
       </w:pPr>
-      <w:bookmarkStart w:id="5" w:name="_Toc220496096"/>
+      <w:bookmarkStart w:id="5" w:name="_Toc221100885"/>
       <w:r>
         <w:t>4.</w:t>
       </w:r>
@@ -4815,6 +4896,57 @@
       <w:bookmarkEnd w:id="5"/>
     </w:p>
     <w:p/>
+    <w:p>
+      <w:pPr>
+        <w:pStyle w:val="Normaali2"/>
+      </w:pPr>
+      <w:r>
+        <w:rPr>
+          <w:noProof/>
+        </w:rPr>
+        <w:drawing>
+          <wp:inline distT="0" distB="0" distL="0" distR="0" wp14:anchorId="39380C80" wp14:editId="24949E18">
+            <wp:extent cx="5733415" cy="1573530"/>
+            <wp:effectExtent l="0" t="0" r="635" b="7620"/>
+            <wp:docPr id="1129622680" name="Kuva 1" descr="Kuva, joka sisältää kohteen diagrammi, viiva, Suunnitelma, kuvakaappaus&#10;&#10;Tekoälyllä luotu sisältö voi olla virheellistä."/>
+            <wp:cNvGraphicFramePr>
+              <a:graphicFrameLocks xmlns:a="http://schemas.openxmlformats.org/drawingml/2006/main" noChangeAspect="1"/>
+            </wp:cNvGraphicFramePr>
+            <a:graphic xmlns:a="http://schemas.openxmlformats.org/drawingml/2006/main">
+              <a:graphicData uri="http://schemas.openxmlformats.org/drawingml/2006/picture">
+                <pic:pic xmlns:pic="http://schemas.openxmlformats.org/drawingml/2006/picture">
+                  <pic:nvPicPr>
+                    <pic:cNvPr id="1129622680" name="Kuva 1" descr="Kuva, joka sisältää kohteen diagrammi, viiva, Suunnitelma, kuvakaappaus&#10;&#10;Tekoälyllä luotu sisältö voi olla virheellistä."/>
+                    <pic:cNvPicPr/>
+                  </pic:nvPicPr>
+                  <pic:blipFill>
+                    <a:blip r:embed="rId9">
+                      <a:extLst>
+                        <a:ext uri="{28A0092B-C50C-407E-A947-70E740481C1C}">
+                          <a14:useLocalDpi xmlns:a14="http://schemas.microsoft.com/office/drawing/2010/main" val="0"/>
+                        </a:ext>
+                      </a:extLst>
+                    </a:blip>
+                    <a:stretch>
+                      <a:fillRect/>
+                    </a:stretch>
+                  </pic:blipFill>
+                  <pic:spPr>
+                    <a:xfrm>
+                      <a:off x="0" y="0"/>
+                      <a:ext cx="5733415" cy="1573530"/>
+                    </a:xfrm>
+                    <a:prstGeom prst="rect">
+                      <a:avLst/>
+                    </a:prstGeom>
+                  </pic:spPr>
+                </pic:pic>
+              </a:graphicData>
+            </a:graphic>
+          </wp:inline>
+        </w:drawing>
+      </w:r>
+    </w:p>
     <w:p>
       <w:pPr>
         <w:pStyle w:val="Normaali2"/>
@@ -5042,6 +5174,7 @@
         <w:ind w:left="720"/>
       </w:pPr>
       <w:r>
+        <w:lastRenderedPageBreak/>
         <w:t xml:space="preserve">Besides the world map, also </w:t>
       </w:r>
       <w:r>
@@ -5071,6 +5204,9 @@
       </w:r>
       <w:r>
         <w:t>thematic scene map, so hovering mouse over a certain TRUE TAG (see 4.5 and 4.6) causes a loop to be play</w:t>
+      </w:r>
+      <w:r>
+        <w:t>ed</w:t>
       </w:r>
       <w:r>
         <w:t>.</w:t>
@@ -5285,6 +5421,7 @@
         <w:t xml:space="preserve">available </w:t>
       </w:r>
       <w:r>
+        <w:lastRenderedPageBreak/>
         <w:t>tags and arrange them into tracks that first exist as ideas. In the rehearsal space, there is a 4-track recorder, which can be opened and used to create a record of the idea (process described at 4.7).</w:t>
       </w:r>
       <w:r>
@@ -5294,20 +5431,7 @@
         <w:t xml:space="preserve"> </w:t>
       </w:r>
       <w:r>
-        <w:t xml:space="preserve">When a VHS tape is chosen during </w:t>
-      </w:r>
-      <w:r>
-        <w:t>rehearsal</w:t>
-      </w:r>
-      <w:r>
-        <w:t xml:space="preserve"> actions, the UI tells if it’s declared finished or not </w:t>
-      </w:r>
-      <w:r>
-        <w:lastRenderedPageBreak/>
-        <w:t>by showing a mess of hewed notes and beer bottles on a table vs. a clean table for a composed work.</w:t>
-      </w:r>
-      <w:r>
-        <w:t xml:space="preserve"> </w:t>
+        <w:t xml:space="preserve">When a VHS tape is chosen during rehearsal actions, the UI tells if it’s declared finished or not by showing a mess of hewed notes and beer bottles on a table vs. a clean table for a composed work. </w:t>
       </w:r>
     </w:p>
     <w:p>
@@ -5461,7 +5585,7 @@
         <w:pStyle w:val="Otsikko3"/>
         <w:spacing w:before="0" w:line="240" w:lineRule="auto"/>
       </w:pPr>
-      <w:bookmarkStart w:id="6" w:name="_Toc220496097"/>
+      <w:bookmarkStart w:id="6" w:name="_Toc221100886"/>
       <w:r>
         <w:t>4.2 Core Gameplay Loop</w:t>
       </w:r>
@@ -5500,121 +5624,167 @@
         <w:pStyle w:val="Normaali2"/>
       </w:pPr>
       <w:r>
-        <w:t xml:space="preserve">During each season, every collective (such as the player’s band) chooses one collective action, and this action determines which character actions its members are </w:t>
+        <w:t>During each season, every collective (such as the player’s band) chooses one collective action, and this action determines which character actions its members are allowed to perform. A band that is rehearsing can only perform rehearsal-related actions; a band that is gestating can only perform gestation-related actions, and so on.</w:t>
+      </w:r>
+    </w:p>
+    <w:p>
+      <w:pPr>
+        <w:pStyle w:val="Normaali2"/>
+      </w:pPr>
+    </w:p>
+    <w:p>
+      <w:pPr>
+        <w:pStyle w:val="Normaali2"/>
+      </w:pPr>
+      <w:r>
+        <w:t>During their character actions, controllers and actors generate ideas through their aspects, acquire transient tags from the world through interactions, and combine their existing tags into materials that can later be used in the recording process.</w:t>
+      </w:r>
+      <w:r>
+        <w:t xml:space="preserve"> </w:t>
+      </w:r>
+      <w:r>
+        <w:t>Transient tags must be used quickly or they expire, and they are required for the creation of tag-pairs, which are necessary for producing tracks that are perceived as TRUE.</w:t>
+      </w:r>
+      <w:r>
+        <w:t xml:space="preserve"> Besides producing tracks, the band is expected to promote their art by playing shows at underground venues. Without visibility, they are at the mercy of the Keeper.</w:t>
+      </w:r>
+    </w:p>
+    <w:p>
+      <w:pPr>
+        <w:pStyle w:val="Normaali2"/>
+      </w:pPr>
+    </w:p>
+    <w:p>
+      <w:pPr>
+        <w:pStyle w:val="Normaali2"/>
+      </w:pPr>
+      <w:r>
+        <w:t xml:space="preserve">At the end of every season, the results of these actions update the band’s creative progress, ideological profile, and influence </w:t>
+      </w:r>
+      <w:r>
+        <w:t>over</w:t>
+      </w:r>
+      <w:r>
+        <w:t xml:space="preserve"> the scene.</w:t>
+      </w:r>
+      <w:r>
+        <w:t xml:space="preserve"> The culmination of their efforts </w:t>
+      </w:r>
+      <w:r>
+        <w:t>materializes</w:t>
+      </w:r>
+      <w:r>
+        <w:t xml:space="preserve"> as demo tapes, which are shown as entities floating around a </w:t>
+      </w:r>
+      <w:proofErr w:type="gramStart"/>
+      <w:r>
+        <w:t>3 dimensional</w:t>
+      </w:r>
+      <w:proofErr w:type="gramEnd"/>
+      <w:r>
+        <w:t xml:space="preserve"> </w:t>
+      </w:r>
+      <w:r>
+        <w:t>ideological map, called The Scene Map.</w:t>
+      </w:r>
+      <w:r>
+        <w:t xml:space="preserve"> After every four seasons (one year), overall progress is evaluated, and the</w:t>
+      </w:r>
+      <w:r>
+        <w:t xml:space="preserve"> next year’s</w:t>
+      </w:r>
+      <w:r>
+        <w:t xml:space="preserve"> Keeper is determined. The Keeper cannot produce new material but instead influences others from the position of authority</w:t>
+      </w:r>
+      <w:r>
+        <w:t>, by allowing access to cheaper and specialised services</w:t>
+      </w:r>
+      <w:r>
+        <w:t>.</w:t>
+      </w:r>
+      <w:r>
+        <w:t xml:space="preserve"> The Keeper’s goal is to nurture their</w:t>
+      </w:r>
+      <w:r>
+        <w:t xml:space="preserve"> personal</w:t>
+      </w:r>
+      <w:r>
+        <w:t xml:space="preserve"> legacy by </w:t>
+      </w:r>
+      <w:r>
+        <w:t>lifting</w:t>
+      </w:r>
+      <w:r>
+        <w:t xml:space="preserve"> </w:t>
+      </w:r>
+      <w:r>
+        <w:t xml:space="preserve">bands that are following </w:t>
+      </w:r>
+      <w:r>
+        <w:t>the Keeper’s sound</w:t>
+      </w:r>
+      <w:r>
+        <w:t xml:space="preserve">, instead of bands that are doing their own thing. </w:t>
+      </w:r>
+    </w:p>
+    <w:p>
+      <w:pPr>
+        <w:pStyle w:val="Normaali2"/>
+      </w:pPr>
+    </w:p>
+    <w:p>
+      <w:pPr>
+        <w:pStyle w:val="Normaali2"/>
+      </w:pPr>
+      <w:r>
+        <w:t>A band that gets on the wrong side of the Keeper must efficiently exist in the minds of the rest of the scene as the most radical and true cult example of it, up to a point in which the Keepers manoeuvring against them fails. This is accomplished by getting funded by sheer success and siphoning street credibility from the elites.</w:t>
+      </w:r>
+    </w:p>
+    <w:p>
+      <w:pPr>
+        <w:pStyle w:val="Normaali2"/>
+      </w:pPr>
+    </w:p>
+    <w:p>
+      <w:pPr>
+        <w:pStyle w:val="Normaali2"/>
+      </w:pPr>
+      <w:r>
+        <w:t xml:space="preserve">The loop repeats </w:t>
+      </w:r>
+      <w:r>
+        <w:t xml:space="preserve">indefinitely, until an end-game </w:t>
+      </w:r>
+      <w:r>
+        <w:t>event</w:t>
+      </w:r>
+      <w:r>
+        <w:t xml:space="preserve"> terminates the scene. An end-game action can be an outside force halting the scene’s free action (because of too </w:t>
       </w:r>
       <w:r>
         <w:lastRenderedPageBreak/>
-        <w:t>allowed to perform. A band that is rehearsing can only perform rehearsal-related actions; a band that is gestating can only perform gestation-related actions, and so on.</w:t>
-      </w:r>
-    </w:p>
-    <w:p>
-      <w:pPr>
-        <w:pStyle w:val="Normaali2"/>
-      </w:pPr>
-    </w:p>
-    <w:p>
-      <w:pPr>
-        <w:pStyle w:val="Normaali2"/>
-      </w:pPr>
-      <w:r>
-        <w:t>During their character actions, controllers and actors generate ideas through their aspects, acquire transient tags from the world through interactions, and combine their existing tags into materials that can later be used in the recording process.</w:t>
-      </w:r>
-      <w:r>
-        <w:t xml:space="preserve"> </w:t>
-      </w:r>
-      <w:r>
-        <w:t>Transient tags must be used quickly or they expire, and they are required for the creation of tag-pairs, which are necessary for producing tracks that are perceived as TRUE.</w:t>
-      </w:r>
-      <w:r>
-        <w:t xml:space="preserve"> Besides producing tracks, the band is expected to promote their art by playing shows at underground venues. Without visibility, they are at the mercy of the Keeper.</w:t>
-      </w:r>
-    </w:p>
-    <w:p>
-      <w:pPr>
-        <w:pStyle w:val="Normaali2"/>
-      </w:pPr>
-    </w:p>
-    <w:p>
-      <w:pPr>
-        <w:pStyle w:val="Normaali2"/>
-      </w:pPr>
-      <w:r>
-        <w:t xml:space="preserve">At the end of every season, the results of these actions update the band’s creative progress, ideological profile, and influence </w:t>
-      </w:r>
-      <w:r>
-        <w:t>over</w:t>
-      </w:r>
-      <w:r>
-        <w:t xml:space="preserve"> the scene. After every four seasons (one year), overall progress is evaluated, and the Keeper is determined. The Keeper cannot produce new material but instead influences others from the position of authority</w:t>
-      </w:r>
-      <w:r>
-        <w:t>, by allowing access to cheaper and specialised services</w:t>
+        <w:t>much notoriety), or the concept of true getting somehow lost in the process.</w:t>
+      </w:r>
+      <w:r>
+        <w:t xml:space="preserve"> The elites can also determine </w:t>
+      </w:r>
+      <w:r>
+        <w:t>all</w:t>
+      </w:r>
+      <w:r>
+        <w:t xml:space="preserve"> the scene’s actors as posers and </w:t>
+      </w:r>
+      <w:r>
+        <w:t>declare the scene dead</w:t>
       </w:r>
       <w:r>
         <w:t>.</w:t>
       </w:r>
-      <w:r>
-        <w:t xml:space="preserve"> The Keeper’s goal is to nurture their</w:t>
-      </w:r>
-      <w:r>
-        <w:t xml:space="preserve"> personal</w:t>
-      </w:r>
-      <w:r>
-        <w:t xml:space="preserve"> legacy by </w:t>
-      </w:r>
-      <w:r>
-        <w:t>lifting</w:t>
-      </w:r>
-      <w:r>
-        <w:t xml:space="preserve"> </w:t>
-      </w:r>
-      <w:r>
-        <w:t xml:space="preserve">bands that are following </w:t>
-      </w:r>
-      <w:r>
-        <w:t>the Keeper’s sound</w:t>
-      </w:r>
-      <w:r>
-        <w:t xml:space="preserve">, instead of bands that are doing their own thing. </w:t>
-      </w:r>
-    </w:p>
-    <w:p>
-      <w:pPr>
-        <w:pStyle w:val="Normaali2"/>
-      </w:pPr>
-    </w:p>
-    <w:p>
-      <w:pPr>
-        <w:pStyle w:val="Normaali2"/>
-      </w:pPr>
-      <w:r>
-        <w:t>A band that gets on the wrong side of the Keeper must efficiently exist in the minds of the rest of the scene as the most radical and true cult example of it, up to a point in which the Keepers manoeuvring against them fails. This is accomplished by getting funded by sheer success and siphoning street credibility from the elites.</w:t>
-      </w:r>
-    </w:p>
-    <w:p>
-      <w:pPr>
-        <w:pStyle w:val="Normaali2"/>
-      </w:pPr>
-    </w:p>
-    <w:p>
-      <w:pPr>
-        <w:pStyle w:val="Normaali2"/>
-      </w:pPr>
-      <w:r>
-        <w:t xml:space="preserve">The loop repeats </w:t>
-      </w:r>
-      <w:r>
-        <w:t>indefinitely, until an end-game action terminates the scene. An end-game action can be an outside force halting the scene’s free action (because of too much notoriety), or the concept of true getting somehow lost in the process.</w:t>
-      </w:r>
-      <w:r>
-        <w:t xml:space="preserve"> The elites can also determine </w:t>
-      </w:r>
-      <w:r>
-        <w:t>all</w:t>
-      </w:r>
-      <w:r>
-        <w:t xml:space="preserve"> the scene’s actors as posers and move to follow other artists.</w:t>
-      </w:r>
+    </w:p>
+    <w:p>
+      <w:pPr>
+        <w:pStyle w:val="Normaali2"/>
+      </w:pPr>
     </w:p>
     <w:p/>
     <w:p/>
@@ -5626,7 +5796,7 @@
       <w:r>
         <w:t xml:space="preserve">  </w:t>
       </w:r>
-      <w:bookmarkStart w:id="7" w:name="_Toc220496098"/>
+      <w:bookmarkStart w:id="7" w:name="_Toc221100887"/>
       <w:r>
         <w:t>4.</w:t>
       </w:r>
@@ -5673,11 +5843,7 @@
         <w:t>Collectives</w:t>
       </w:r>
       <w:r>
-        <w:t xml:space="preserve"> are usually bands (such as Not_saved), but any game entity that operates via agents could be </w:t>
-      </w:r>
-      <w:r>
-        <w:lastRenderedPageBreak/>
-        <w:t xml:space="preserve">depicted as a collective if such a scale is necessary. </w:t>
+        <w:t xml:space="preserve"> are usually bands (such as Not_saved), but any game entity that operates via agents could be depicted as a collective if such a scale is necessary. </w:t>
       </w:r>
       <w:r>
         <w:rPr>
@@ -5831,6 +5997,7 @@
         <w:pStyle w:val="Normaali2"/>
       </w:pPr>
       <w:r>
+        <w:lastRenderedPageBreak/>
         <w:t xml:space="preserve">The distinction between collectives and game entities </w:t>
       </w:r>
       <w:r>
@@ -5876,88 +6043,88 @@
         <w:t xml:space="preserve">“tired” status, which can be rested away with one skip character action </w:t>
       </w:r>
       <w:r>
+        <w:t>per</w:t>
+      </w:r>
+      <w:r>
+        <w:t xml:space="preserve"> character. </w:t>
+      </w:r>
+      <w:r>
+        <w:t xml:space="preserve">A character who is considered “tired”, cannot take a third action. </w:t>
+      </w:r>
+      <w:r>
+        <w:t xml:space="preserve">Each type of action has its own special cost for the </w:t>
+      </w:r>
+      <w:r>
+        <w:t>tiredness status</w:t>
+      </w:r>
+      <w:r>
+        <w:t>, called strain penalty</w:t>
+      </w:r>
+      <w:r>
+        <w:t>, which is active in play alongside the tired status</w:t>
+      </w:r>
+      <w:r>
+        <w:t>.</w:t>
+      </w:r>
+      <w:r>
+        <w:t xml:space="preserve"> When the tired status is cured, so is the penalty.</w:t>
+      </w:r>
+      <w:r>
+        <w:t xml:space="preserve"> The strain penalty can only influence game play once per season. When the strain penalty is about to influence play, the character can opt out by taking a rest action.</w:t>
+      </w:r>
+      <w:r>
+        <w:t xml:space="preserve"> Keepers handle their Keeper strain penalty automatically, but their actions can keep them in the tired state indefinitely.</w:t>
+      </w:r>
+    </w:p>
+    <w:p>
+      <w:pPr>
+        <w:pStyle w:val="Normaali2"/>
+      </w:pPr>
+    </w:p>
+    <w:p>
+      <w:pPr>
+        <w:pStyle w:val="Normaali2"/>
+      </w:pPr>
+      <w:r>
+        <w:t>All character actions are declared asynchronously without players knowing about each other’s actions. The actions are resolved at the end of the turn, and in cases of shared targets between players, these actions are considered taken together. The current Keeper will interact with some character actions at the end of each turn</w:t>
+      </w:r>
+      <w:r>
+        <w:t>, siding with them or against them.</w:t>
+      </w:r>
+    </w:p>
+    <w:p>
+      <w:pPr>
+        <w:pStyle w:val="Normaali2"/>
+      </w:pPr>
+    </w:p>
+    <w:p>
+      <w:pPr>
+        <w:pStyle w:val="Normaali2"/>
+      </w:pPr>
+      <w:r>
+        <w:t xml:space="preserve">As a point of clarification: If a character makes three actions in a season, regardless of their outcome, they will begin their next season tired. This tiredness then </w:t>
+      </w:r>
+      <w:r>
+        <w:t xml:space="preserve">sets them up for a strain penalty in </w:t>
+      </w:r>
+      <w:r>
+        <w:t>whatever</w:t>
+      </w:r>
+      <w:r>
+        <w:t xml:space="preserve"> collective action they have chosen. The only exception to this rule is if they get to be the next Keeper. Keeper doesn’t inherit tiredness from non-keeper actions. Likewise, the player who overplayed as keeper and then lost the position, won’t start their next season as a regular player tired.</w:t>
+      </w:r>
+    </w:p>
+    <w:p>
+      <w:pPr>
+        <w:pStyle w:val="Normaali2"/>
+      </w:pPr>
+    </w:p>
+    <w:p>
+      <w:pPr>
+        <w:pStyle w:val="Otsikko4"/>
+      </w:pPr>
+      <w:r>
         <w:lastRenderedPageBreak/>
-        <w:t>per</w:t>
-      </w:r>
-      <w:r>
-        <w:t xml:space="preserve"> character. </w:t>
-      </w:r>
-      <w:r>
-        <w:t xml:space="preserve">A character who is considered “tired”, cannot take a third action. </w:t>
-      </w:r>
-      <w:r>
-        <w:t xml:space="preserve">Each type of action has its own special cost for the </w:t>
-      </w:r>
-      <w:r>
-        <w:t>tiredness status</w:t>
-      </w:r>
-      <w:r>
-        <w:t>, called strain penalty</w:t>
-      </w:r>
-      <w:r>
-        <w:t>, which is active in play alongside the tired status</w:t>
-      </w:r>
-      <w:r>
-        <w:t>.</w:t>
-      </w:r>
-      <w:r>
-        <w:t xml:space="preserve"> When the tired status is cured, so is the penalty.</w:t>
-      </w:r>
-      <w:r>
-        <w:t xml:space="preserve"> The strain penalty can only influence game play once per season. When the strain penalty is about to influence play, the character can opt out by taking a rest action.</w:t>
-      </w:r>
-      <w:r>
-        <w:t xml:space="preserve"> Keepers handle their Keeper strain penalty automatically, but their actions can keep them in the tired state indefinitely.</w:t>
-      </w:r>
-    </w:p>
-    <w:p>
-      <w:pPr>
-        <w:pStyle w:val="Normaali2"/>
-      </w:pPr>
-    </w:p>
-    <w:p>
-      <w:pPr>
-        <w:pStyle w:val="Normaali2"/>
-      </w:pPr>
-      <w:r>
-        <w:t>All character actions are declared asynchronously without players knowing about each other’s actions. The actions are resolved at the end of the turn, and in cases of shared targets between players, these actions are considered taken together. The current Keeper will interact with some character actions at the end of each turn</w:t>
-      </w:r>
-      <w:r>
-        <w:t>, siding with them or against them.</w:t>
-      </w:r>
-    </w:p>
-    <w:p>
-      <w:pPr>
-        <w:pStyle w:val="Normaali2"/>
-      </w:pPr>
-    </w:p>
-    <w:p>
-      <w:pPr>
-        <w:pStyle w:val="Normaali2"/>
-      </w:pPr>
-      <w:r>
-        <w:t xml:space="preserve">As a point of clarification: If a character makes three actions in a season, regardless of their outcome, they will begin their next season tired. This tiredness then </w:t>
-      </w:r>
-      <w:r>
-        <w:t xml:space="preserve">sets them up for a strain penalty in </w:t>
-      </w:r>
-      <w:r>
-        <w:t>whatever</w:t>
-      </w:r>
-      <w:r>
-        <w:t xml:space="preserve"> collective action they have chosen. The only exception to this rule is if they get to be the next Keeper. Keeper doesn’t inherit tiredness from non-keeper actions. Likewise, the player who overplayed as keeper and then lost the position, won’t start their next season as a regular player tired.</w:t>
-      </w:r>
-    </w:p>
-    <w:p>
-      <w:pPr>
-        <w:pStyle w:val="Normaali2"/>
-      </w:pPr>
-    </w:p>
-    <w:p>
-      <w:pPr>
-        <w:pStyle w:val="Otsikko4"/>
-      </w:pPr>
-      <w:r>
         <w:t>4.</w:t>
       </w:r>
       <w:r>
@@ -6065,7 +6232,6 @@
         <w:pStyle w:val="Otsikko4"/>
       </w:pPr>
       <w:r>
-        <w:lastRenderedPageBreak/>
         <w:t>4.</w:t>
       </w:r>
       <w:r>
@@ -6158,7 +6324,11 @@
         <w:t xml:space="preserve">A track that has not been recorded yet exists as an open game object (a VHS tape with its name) that is interacted with via rehearse actions. </w:t>
       </w:r>
       <w:r>
-        <w:t xml:space="preserve">If a C-cassette is available, the band leader may choose the </w:t>
+        <w:t xml:space="preserve">If a C-cassette </w:t>
+      </w:r>
+      <w:r>
+        <w:lastRenderedPageBreak/>
+        <w:t xml:space="preserve">is available, the band leader may choose the </w:t>
       </w:r>
       <w:r>
         <w:rPr>
@@ -6265,6 +6435,111 @@
       <w:r>
         <w:t xml:space="preserve">Promotional actions are for getting others acquainted with your materials beyond the Keeper’s supervision. </w:t>
       </w:r>
+    </w:p>
+    <w:p>
+      <w:pPr>
+        <w:pStyle w:val="Normaali2"/>
+      </w:pPr>
+      <w:r>
+        <w:rPr>
+          <w:b/>
+          <w:bCs/>
+        </w:rPr>
+        <w:t>Strain penalty:</w:t>
+      </w:r>
+      <w:r>
+        <w:t xml:space="preserve"> </w:t>
+      </w:r>
+      <w:r>
+        <w:rPr>
+          <w:b/>
+          <w:bCs/>
+        </w:rPr>
+        <w:t>Too on the nose.</w:t>
+      </w:r>
+      <w:r>
+        <w:t xml:space="preserve"> </w:t>
+      </w:r>
+      <w:r>
+        <w:t>The character must interact</w:t>
+      </w:r>
+      <w:r>
+        <w:t xml:space="preserve"> negatively</w:t>
+      </w:r>
+      <w:r>
+        <w:t xml:space="preserve"> with any instance of their convictional anti-tag at the next convenient moment</w:t>
+      </w:r>
+      <w:r>
+        <w:t>, unless they take a rest instead.</w:t>
+      </w:r>
+    </w:p>
+    <w:p>
+      <w:pPr>
+        <w:pStyle w:val="Otsikko4"/>
+      </w:pPr>
+      <w:r>
+        <w:t>4.</w:t>
+      </w:r>
+      <w:r>
+        <w:t>3</w:t>
+      </w:r>
+      <w:r>
+        <w:t>.4 Keeper Actions</w:t>
+      </w:r>
+      <w:r>
+        <w:br/>
+      </w:r>
+    </w:p>
+    <w:p>
+      <w:pPr>
+        <w:pStyle w:val="Normaali2"/>
+        <w:rPr>
+          <w:i/>
+          <w:iCs/>
+        </w:rPr>
+      </w:pPr>
+      <w:r>
+        <w:rPr>
+          <w:i/>
+          <w:iCs/>
+        </w:rPr>
+        <w:t>Design intent: Keeper mechanics model informal gatekeeping common to small subcultures, where authority is influential but neither fully centralized nor fully transparent.</w:t>
+      </w:r>
+    </w:p>
+    <w:p>
+      <w:pPr>
+        <w:pStyle w:val="Normaali2"/>
+      </w:pPr>
+    </w:p>
+    <w:p>
+      <w:pPr>
+        <w:pStyle w:val="Normaali2"/>
+      </w:pPr>
+      <w:r>
+        <w:t>The Keeper has powerful, genre-bending decisions at their disposal. For example, they can declare a demo as black metal even if it lacks the genre defining re-sacralising tag-pair (see 4.5). They can lose other people’s demos and thus hinder their circulation in the scene. They can also take credit from other people’s actions at slightest hints of involvement.</w:t>
+      </w:r>
+      <w:r>
+        <w:t xml:space="preserve"> </w:t>
+      </w:r>
+      <w:r>
+        <w:t>They can declare a relatively weak aspect or tag as heretical to the sound, or conversely, bring an aspect or tag that seems on the periphery of True into the fold legitimately. The price for these actions is that the next Keeper in line has access to the same actions and might be able to retaliate.</w:t>
+      </w:r>
+      <w:r>
+        <w:t xml:space="preserve"> </w:t>
+      </w:r>
+    </w:p>
+    <w:p>
+      <w:pPr>
+        <w:pStyle w:val="Normaali2"/>
+      </w:pPr>
+      <w:r>
+        <w:t xml:space="preserve">Keepers have a trait called “Pull”, that is derived from their influence at the start of their position as Keeper. It is an expendable resource, that gets somewhat replenished at the start of each new round (unless the Keeper changes). All Keeper actions cost Pull, and the bigger the actions, the bigger the cost. If a keeper goes past their max Pull with an action, they can no longer do Keeper actions and are considered tired and suffer the strain penalty. </w:t>
+      </w:r>
+    </w:p>
+    <w:p>
+      <w:pPr>
+        <w:pStyle w:val="Normaali2"/>
+      </w:pPr>
     </w:p>
     <w:p>
       <w:pPr>
@@ -6286,111 +6561,6 @@
           <w:b/>
           <w:bCs/>
         </w:rPr>
-        <w:t>Too on the nose.</w:t>
-      </w:r>
-      <w:r>
-        <w:t xml:space="preserve"> </w:t>
-      </w:r>
-      <w:r>
-        <w:t>The character must interact</w:t>
-      </w:r>
-      <w:r>
-        <w:t xml:space="preserve"> negatively</w:t>
-      </w:r>
-      <w:r>
-        <w:t xml:space="preserve"> with any instance of their convictional anti-tag at the next convenient moment</w:t>
-      </w:r>
-      <w:r>
-        <w:t>, unless they take a rest instead.</w:t>
-      </w:r>
-    </w:p>
-    <w:p>
-      <w:pPr>
-        <w:pStyle w:val="Otsikko4"/>
-      </w:pPr>
-      <w:r>
-        <w:t>4.</w:t>
-      </w:r>
-      <w:r>
-        <w:t>3</w:t>
-      </w:r>
-      <w:r>
-        <w:t>.4 Keeper Actions</w:t>
-      </w:r>
-      <w:r>
-        <w:br/>
-      </w:r>
-    </w:p>
-    <w:p>
-      <w:pPr>
-        <w:pStyle w:val="Normaali2"/>
-        <w:rPr>
-          <w:i/>
-          <w:iCs/>
-        </w:rPr>
-      </w:pPr>
-      <w:r>
-        <w:rPr>
-          <w:i/>
-          <w:iCs/>
-        </w:rPr>
-        <w:t>Design intent: Keeper mechanics model informal gatekeeping common to small subcultures, where authority is influential but neither fully centralized nor fully transparent.</w:t>
-      </w:r>
-    </w:p>
-    <w:p>
-      <w:pPr>
-        <w:pStyle w:val="Normaali2"/>
-      </w:pPr>
-    </w:p>
-    <w:p>
-      <w:pPr>
-        <w:pStyle w:val="Normaali2"/>
-      </w:pPr>
-      <w:r>
-        <w:t>The Keeper has powerful, genre-bending decisions at their disposal. For example, they can declare a demo as black metal even if it lacks the genre defining re-sacralising tag-pair (see 4.5). They can lose other people’s demos and thus hinder their circulation in the scene. They can also take credit from other people’s actions at slightest hints of involvement.</w:t>
-      </w:r>
-      <w:r>
-        <w:t xml:space="preserve"> </w:t>
-      </w:r>
-      <w:r>
-        <w:t>They can declare a relatively weak aspect or tag as heretical to the sound, or conversely, bring an aspect or tag that seems on the periphery of True into the fold legitimately. The price for these actions is that the next Keeper in line has access to the same actions and might be able to retaliate.</w:t>
-      </w:r>
-      <w:r>
-        <w:t xml:space="preserve"> </w:t>
-      </w:r>
-    </w:p>
-    <w:p>
-      <w:pPr>
-        <w:pStyle w:val="Normaali2"/>
-      </w:pPr>
-      <w:r>
-        <w:t xml:space="preserve">Keepers have a trait called “Pull”, that is derived from their influence at the start of their position as Keeper. It is an expendable resource, that gets somewhat replenished at the start of each new round (unless the Keeper changes). All Keeper actions cost Pull, and the bigger the actions, the bigger the cost. If a keeper goes past their max Pull with an action, they can no longer do Keeper actions and are considered tired and suffer the strain penalty. </w:t>
-      </w:r>
-    </w:p>
-    <w:p>
-      <w:pPr>
-        <w:pStyle w:val="Normaali2"/>
-      </w:pPr>
-    </w:p>
-    <w:p>
-      <w:pPr>
-        <w:pStyle w:val="Normaali2"/>
-      </w:pPr>
-      <w:r>
-        <w:rPr>
-          <w:b/>
-          <w:bCs/>
-        </w:rPr>
-        <w:t>Strain penalty:</w:t>
-      </w:r>
-      <w:r>
-        <w:t xml:space="preserve"> </w:t>
-      </w:r>
-      <w:r>
-        <w:rPr>
-          <w:b/>
-          <w:bCs/>
-        </w:rPr>
         <w:t>Overreach.</w:t>
       </w:r>
       <w:r>
@@ -6438,7 +6608,7 @@
       <w:r>
         <w:t xml:space="preserve">  </w:t>
       </w:r>
-      <w:bookmarkStart w:id="8" w:name="_Toc220496099"/>
+      <w:bookmarkStart w:id="8" w:name="_Toc221100888"/>
       <w:r>
         <w:t>4.</w:t>
       </w:r>
@@ -6462,7 +6632,6 @@
         <w:pStyle w:val="Normaali2"/>
       </w:pPr>
       <w:r>
-        <w:lastRenderedPageBreak/>
         <w:t xml:space="preserve">An aspect is </w:t>
       </w:r>
       <w:r>
@@ -6595,9 +6764,10 @@
         <w:spacing w:before="0" w:line="240" w:lineRule="auto"/>
       </w:pPr>
       <w:r>
+        <w:lastRenderedPageBreak/>
         <w:t xml:space="preserve">  </w:t>
       </w:r>
-      <w:bookmarkStart w:id="9" w:name="_Toc220496100"/>
+      <w:bookmarkStart w:id="9" w:name="_Toc221100889"/>
       <w:r>
         <w:t>4.</w:t>
       </w:r>
@@ -6817,6 +6987,7 @@
         <w:pStyle w:val="Normaali2"/>
       </w:pPr>
       <w:r>
+        <w:lastRenderedPageBreak/>
         <w:t xml:space="preserve">The exact lists of tags follow another design principle, </w:t>
       </w:r>
       <w:r>
@@ -6856,11 +7027,7 @@
         <w:t>Tag permutations</w:t>
       </w:r>
       <w:r>
-        <w:t xml:space="preserve"> are the actual, concrete form in which the tag manifests in the game. Permutations themselves have further determination principles. For example, the tag Sacred, must manifest in a permutation such as “polytheist Nordic paganism”. Polytheism is the actual permutation, and the “Nordic paganism” part is a specific type of polytheism.  Some permutations can be shared with different tags, so they can be played as any of these tags when they come to play – for example the permutation “energetic” is shared by the tags “Vital”, “Warm” and “Fast”. It is the permutation that is in play that is owned by the player who originally made it, but only in the context of </w:t>
-      </w:r>
-      <w:r>
-        <w:lastRenderedPageBreak/>
-        <w:t>the tag it manifests: If Player 1 introduced Energetic as a permutation of Fast, but Player 2 brought Energetic as a permutation of Vital, they are a different instance of Energetic.</w:t>
+        <w:t xml:space="preserve"> are the actual, concrete form in which the tag manifests in the game. Permutations themselves have further determination principles. For example, the tag Sacred, must manifest in a permutation such as “polytheist Nordic paganism”. Polytheism is the actual permutation, and the “Nordic paganism” part is a specific type of polytheism.  Some permutations can be shared with different tags, so they can be played as any of these tags when they come to play – for example the permutation “energetic” is shared by the tags “Vital”, “Warm” and “Fast”. It is the permutation that is in play that is owned by the player who originally made it, but only in the context of the tag it manifests: If Player 1 introduced Energetic as a permutation of Fast, but Player 2 brought Energetic as a permutation of Vital, they are a different instance of Energetic.</w:t>
       </w:r>
       <w:r>
         <w:t xml:space="preserve"> Player 3 must bring in Energetic as Warmth, or their progress is shared with player 1 or 2 (who played Energetic earlier and are likely already ahead).</w:t>
@@ -6879,9 +7046,15 @@
         <w:pStyle w:val="Otsikko3"/>
         <w:spacing w:before="0" w:line="240" w:lineRule="auto"/>
       </w:pPr>
-      <w:bookmarkStart w:id="10" w:name="_Toc220496101"/>
-      <w:r>
-        <w:t>4.5 Tag-Pairs and genre specific systems</w:t>
+      <w:bookmarkStart w:id="10" w:name="_Toc221100890"/>
+      <w:r>
+        <w:t>4.</w:t>
+      </w:r>
+      <w:r>
+        <w:t>6</w:t>
+      </w:r>
+      <w:r>
+        <w:t xml:space="preserve"> Tag-Pairs and genre specific systems</w:t>
       </w:r>
       <w:bookmarkEnd w:id="10"/>
     </w:p>
@@ -6948,7 +7121,11 @@
         <w:pStyle w:val="Normaali2"/>
       </w:pPr>
       <w:r>
-        <w:t>Nullsvorn can write lyrics about paganism all day long, but they must actively mock organized religion by building a pagan – organized religion tag-pair to their lyrics. The act of engaging with the subject matter is disturbing and builds into a visceral reaction on the record, which the listener can hear. The outcome is “serious”, not just a surface act. So, a re-sacralising tag-pair is made of tag and its anti-tag, the latter which evaporates quickly unless it is pinned down somehow.</w:t>
+        <w:t xml:space="preserve">Nullsvorn can write lyrics about paganism all day long, but they must actively mock organized religion by building a pagan – organized religion tag-pair to their lyrics. The act of engaging with the subject matter is disturbing and builds into a visceral reaction on the record, which the listener can hear. The outcome is “serious”, not just a surface </w:t>
+      </w:r>
+      <w:r>
+        <w:lastRenderedPageBreak/>
+        <w:t>act. So, a re-sacralising tag-pair is made of tag and its anti-tag, the latter which evaporates quickly unless it is pinned down somehow.</w:t>
       </w:r>
     </w:p>
     <w:p/>
@@ -6958,9 +7135,15 @@
       <w:pPr>
         <w:pStyle w:val="Otsikko3"/>
       </w:pPr>
-      <w:bookmarkStart w:id="11" w:name="_Toc220496102"/>
-      <w:r>
-        <w:t xml:space="preserve">4.6. </w:t>
+      <w:bookmarkStart w:id="11" w:name="_Toc221100891"/>
+      <w:r>
+        <w:t>4.</w:t>
+      </w:r>
+      <w:r>
+        <w:t>7</w:t>
+      </w:r>
+      <w:r>
+        <w:t xml:space="preserve">. </w:t>
       </w:r>
       <w:r>
         <w:t>TRUE vs true, novelty, and gravity</w:t>
@@ -6990,95 +7173,95 @@
         <w:pStyle w:val="Normaali2"/>
       </w:pPr>
       <w:r>
+        <w:t>The tag-pair concept is a deeper game mechanic tha</w:t>
+      </w:r>
+      <w:r>
+        <w:t>n</w:t>
+      </w:r>
+      <w:r>
+        <w:t xml:space="preserve"> what is superficially considered “true” in the game. The surface level true is just the prevalent tags already present in the game as influential demo tapes. This simplistic level of true is the primary way in which the players accumulate resources. They make “true sounding” music for the scene by matching the correct tags and aspects to what is expected of them. “Screaming about the devil alongside basic band instruments played in a certain fashion” passes for true to most listeners. Each tag they manage to put to play, gives them a score yield (along with the person who originally put the tag in play).</w:t>
+      </w:r>
+      <w:r>
+        <w:t xml:space="preserve"> </w:t>
+      </w:r>
+    </w:p>
+    <w:p>
+      <w:pPr>
+        <w:pStyle w:val="Normaali2"/>
+      </w:pPr>
+    </w:p>
+    <w:p>
+      <w:pPr>
+        <w:pStyle w:val="Normaali2"/>
+      </w:pPr>
+      <w:r>
+        <w:t xml:space="preserve">However, if a release doesn’t contain a single instance of the blackened tag-pair, it is disqualified unless the Keeper declares the record as true black metal. Besides that, any aspect that carries a blackened tag pair can be played, even if the aspect itself is unconventional, and it automatically gains </w:t>
+      </w:r>
+      <w:r>
+        <w:t>the novelty factor</w:t>
+      </w:r>
+      <w:r>
+        <w:t xml:space="preserve"> as an advantage. The only way to get a true black metal record ignored is if it isn’t promoted at all while the conveyance score of the demos in circulation erodes to such a low point that the intent doesn’t transmit to the listener </w:t>
+      </w:r>
+      <w:r>
+        <w:t xml:space="preserve">at all, the master is destroyed, </w:t>
+      </w:r>
+      <w:r>
+        <w:t>and the Keeper loses</w:t>
+      </w:r>
+      <w:r>
+        <w:t xml:space="preserve"> their copy “</w:t>
+      </w:r>
+      <w:r>
+        <w:t>by mistake”.</w:t>
+      </w:r>
+    </w:p>
+    <w:p>
+      <w:pPr>
+        <w:pStyle w:val="Normaali2"/>
+      </w:pPr>
+    </w:p>
+    <w:p>
+      <w:pPr>
+        <w:pStyle w:val="Normaali2"/>
+      </w:pPr>
+      <w:r>
+        <w:t>A distinction between what is true on superficial level and what is true because of the tag-pair must be made. Hence, lowercase true means things that are accepted into the scene for the time being, and uppercase T</w:t>
+      </w:r>
+      <w:r>
+        <w:t xml:space="preserve">RUE </w:t>
+      </w:r>
+      <w:r>
+        <w:t>means the things that are undeniably legitimate no matter the perspective. A re-sacralising tag-pair is always T</w:t>
+      </w:r>
+      <w:r>
+        <w:t>RUE</w:t>
+      </w:r>
+      <w:r>
+        <w:t xml:space="preserve">. If something is considered True, it has a trait called </w:t>
+      </w:r>
+      <w:r>
+        <w:rPr>
+          <w:b/>
+          <w:bCs/>
+        </w:rPr>
+        <w:t>gravity</w:t>
+      </w:r>
+      <w:r>
+        <w:t xml:space="preserve">. </w:t>
+      </w:r>
+    </w:p>
+    <w:p>
+      <w:pPr>
+        <w:pStyle w:val="Normaali2"/>
+      </w:pPr>
+    </w:p>
+    <w:p>
+      <w:pPr>
+        <w:pStyle w:val="Normaali2"/>
+      </w:pPr>
+      <w:r>
         <w:lastRenderedPageBreak/>
-        <w:t>The tag-pair concept is a deeper game mechanic tha</w:t>
-      </w:r>
-      <w:r>
-        <w:t>n</w:t>
-      </w:r>
-      <w:r>
-        <w:t xml:space="preserve"> what is superficially considered “true” in the game. The surface level true is just the prevalent tags already present in the game as influential demo tapes. This simplistic level of true is the primary way in which the players accumulate resources. They make “true sounding” music for the scene by matching the correct tags and aspects to what is expected of them. “Screaming about the devil alongside basic band instruments played in a certain fashion” passes for true to most listeners. Each tag they manage to put to play, gives them a score yield (along with the person who originally put the tag in play).</w:t>
-      </w:r>
-      <w:r>
-        <w:t xml:space="preserve"> </w:t>
-      </w:r>
-    </w:p>
-    <w:p>
-      <w:pPr>
-        <w:pStyle w:val="Normaali2"/>
-      </w:pPr>
-    </w:p>
-    <w:p>
-      <w:pPr>
-        <w:pStyle w:val="Normaali2"/>
-      </w:pPr>
-      <w:r>
-        <w:t xml:space="preserve">However, if a release doesn’t contain a single instance of the blackened tag-pair, it is disqualified unless the Keeper declares the record as true black metal. Besides that, any aspect that carries a blackened tag pair can be played, even if the aspect itself is unconventional, and it automatically gains </w:t>
-      </w:r>
-      <w:r>
-        <w:t>the novelty factor</w:t>
-      </w:r>
-      <w:r>
-        <w:t xml:space="preserve"> as an advantage. The only way to get a true black metal record ignored is if it isn’t promoted at all while the conveyance score of the demos in circulation erodes to such a low point that the intent doesn’t transmit to the listener </w:t>
-      </w:r>
-      <w:r>
-        <w:t xml:space="preserve">at all, the master is destroyed, </w:t>
-      </w:r>
-      <w:r>
-        <w:t>and the Keeper loses</w:t>
-      </w:r>
-      <w:r>
-        <w:t xml:space="preserve"> their copy “</w:t>
-      </w:r>
-      <w:r>
-        <w:t>by mistake”.</w:t>
-      </w:r>
-    </w:p>
-    <w:p>
-      <w:pPr>
-        <w:pStyle w:val="Normaali2"/>
-      </w:pPr>
-    </w:p>
-    <w:p>
-      <w:pPr>
-        <w:pStyle w:val="Normaali2"/>
-      </w:pPr>
-      <w:r>
-        <w:t>A distinction between what is true on superficial level and what is true because of the tag-pair must be made. Hence, lowercase true means things that are accepted into the scene for the time being, and uppercase T</w:t>
-      </w:r>
-      <w:r>
-        <w:t xml:space="preserve">RUE </w:t>
-      </w:r>
-      <w:r>
-        <w:t>means the things that are undeniably legitimate no matter the perspective. A re-sacralising tag-pair is always T</w:t>
-      </w:r>
-      <w:r>
-        <w:t>RUE</w:t>
-      </w:r>
-      <w:r>
-        <w:t xml:space="preserve">. If something is considered True, it has a trait called </w:t>
-      </w:r>
-      <w:r>
-        <w:rPr>
-          <w:b/>
-          <w:bCs/>
-        </w:rPr>
-        <w:t>gravity</w:t>
-      </w:r>
-      <w:r>
-        <w:t xml:space="preserve">. </w:t>
-      </w:r>
-    </w:p>
-    <w:p>
-      <w:pPr>
-        <w:pStyle w:val="Normaali2"/>
-      </w:pPr>
-    </w:p>
-    <w:p>
-      <w:pPr>
-        <w:pStyle w:val="Normaali2"/>
-      </w:pPr>
-      <w:r>
         <w:t>When a tag or tag-pair gets played as TRUE, it pulls all the other tags it accompanies on the recording with it further into the centre of the scene’s thematics by the factor of its gravity. It also pushes against the anti-tag component with the same factor, if viable (the anti-tag is not likely in play as an individual entity). Gravity is also the value the Keeper must work against if they want to remove it from the table.</w:t>
       </w:r>
       <w:r>
@@ -7109,12 +7292,12 @@
       <w:r>
         <w:t xml:space="preserve">  </w:t>
       </w:r>
-      <w:bookmarkStart w:id="12" w:name="_Toc220496103"/>
+      <w:bookmarkStart w:id="12" w:name="_Toc221100892"/>
       <w:r>
         <w:t>4.</w:t>
       </w:r>
       <w:r>
-        <w:t>7</w:t>
+        <w:t>8</w:t>
       </w:r>
       <w:r>
         <w:t xml:space="preserve"> Track Construction and Recording</w:t>
@@ -7177,7 +7360,43 @@
         <w:t xml:space="preserve"> permutations</w:t>
       </w:r>
       <w:r>
-        <w:t xml:space="preserve">. The aspects and tags are owned by game objects of the game entity class, such as buildings, environments and people. </w:t>
+        <w:t>. The aspects</w:t>
+      </w:r>
+      <w:r>
+        <w:t xml:space="preserve"> are held by actor and controller class game entities</w:t>
+      </w:r>
+      <w:r>
+        <w:t xml:space="preserve"> and tags are owned by </w:t>
+      </w:r>
+      <w:r>
+        <w:t xml:space="preserve">all </w:t>
+      </w:r>
+      <w:r>
+        <w:t>game entit</w:t>
+      </w:r>
+      <w:r>
+        <w:t>ies</w:t>
+      </w:r>
+      <w:r>
+        <w:t>, such as buildings</w:t>
+      </w:r>
+      <w:r>
+        <w:t xml:space="preserve"> and</w:t>
+      </w:r>
+      <w:r>
+        <w:t xml:space="preserve"> environments</w:t>
+      </w:r>
+      <w:r>
+        <w:t>,</w:t>
+      </w:r>
+      <w:r>
+        <w:t xml:space="preserve"> </w:t>
+      </w:r>
+      <w:r>
+        <w:t>not just</w:t>
+      </w:r>
+      <w:r>
+        <w:t xml:space="preserve"> people. </w:t>
       </w:r>
     </w:p>
     <w:p>
@@ -7222,8 +7441,28 @@
       <w:pPr>
         <w:pStyle w:val="Normaali2"/>
       </w:pPr>
-      <w:r>
-        <w:t xml:space="preserve">A demo recording of any length is created when a band collective is chosen to exist in rehearsal state. The rehearsal state does not necessitate a product of a demo tape, instead, rehearsal by necessity produces </w:t>
+    </w:p>
+    <w:p>
+      <w:pPr>
+        <w:pStyle w:val="Normaali2"/>
+      </w:pPr>
+      <w:r>
+        <w:t xml:space="preserve">A demo recording of any length is created </w:t>
+      </w:r>
+      <w:r>
+        <w:t>after</w:t>
+      </w:r>
+      <w:r>
+        <w:t xml:space="preserve"> a band collective is chosen to exist in rehearsal </w:t>
+      </w:r>
+      <w:r>
+        <w:t>state and</w:t>
+      </w:r>
+      <w:r>
+        <w:t xml:space="preserve"> uses the demo recording action</w:t>
+      </w:r>
+      <w:r>
+        <w:t xml:space="preserve">. The rehearsal state does not necessitate a product of a demo tape, instead, rehearsal by necessity produces </w:t>
       </w:r>
       <w:r>
         <w:t xml:space="preserve">or improves </w:t>
@@ -7235,15 +7474,37 @@
         <w:t xml:space="preserve"> for the current VHS tape that the audio recording is created. The player can then choose other tracks for the recording from the shelf as well, up to the maximum running time of the C-Cassette (46, 60 or 90 minutes).</w:t>
       </w:r>
       <w:r>
-        <w:t xml:space="preserve"> The entire recording process takes one action per collaborator, regardless of the length of the tape. </w:t>
-      </w:r>
-    </w:p>
-    <w:p>
-      <w:pPr>
-        <w:pStyle w:val="Normaali2"/>
-      </w:pPr>
+        <w:t xml:space="preserve"> The </w:t>
+      </w:r>
       <w:r>
         <w:lastRenderedPageBreak/>
+        <w:t xml:space="preserve">entire recording process takes one action per collaborator, regardless of the length of the tape. </w:t>
+      </w:r>
+      <w:r>
+        <w:t xml:space="preserve">It is possible to record </w:t>
+      </w:r>
+      <w:proofErr w:type="gramStart"/>
+      <w:r>
+        <w:t>ones</w:t>
+      </w:r>
+      <w:proofErr w:type="gramEnd"/>
+      <w:r>
+        <w:t xml:space="preserve"> own material over another bands demo, and even copy a third party’s effort over another, should a copy ever reach </w:t>
+      </w:r>
+      <w:proofErr w:type="gramStart"/>
+      <w:r>
+        <w:t>ones</w:t>
+      </w:r>
+      <w:proofErr w:type="gramEnd"/>
+      <w:r>
+        <w:t xml:space="preserve"> hands. </w:t>
+      </w:r>
+    </w:p>
+    <w:p>
+      <w:pPr>
+        <w:pStyle w:val="Normaali2"/>
+      </w:pPr>
+      <w:r>
         <w:t>A track that ends up on a demo tape while considered not fully composed receives “sketchy” trait</w:t>
       </w:r>
       <w:r>
@@ -7260,7 +7521,13 @@
         <w:pStyle w:val="Normaali2"/>
       </w:pPr>
       <w:r>
-        <w:t>Once recorded, a demo tape enters circulation and becomes eligible for promotion, degradation through copying, Keeper intervention, and representation on the thematic scene map.</w:t>
+        <w:t xml:space="preserve">Once recorded, a demo tape </w:t>
+      </w:r>
+      <w:r>
+        <w:t xml:space="preserve">usually </w:t>
+      </w:r>
+      <w:r>
+        <w:t>enters circulation and becomes eligible for promotion, degradation through copying, Keeper intervention, and representation on the thematic scene map.</w:t>
       </w:r>
     </w:p>
     <w:p/>
@@ -7272,39 +7539,110 @@
       <w:r>
         <w:t xml:space="preserve">  </w:t>
       </w:r>
-      <w:bookmarkStart w:id="13" w:name="_Toc220496104"/>
-      <w:r>
-        <w:t>4.</w:t>
-      </w:r>
-      <w:r>
-        <w:t>8</w:t>
-      </w:r>
-      <w:r>
-        <w:t xml:space="preserve"> Band and Collective Systems</w:t>
-      </w:r>
-      <w:bookmarkEnd w:id="13"/>
+    </w:p>
+    <w:p>
+      <w:pPr>
+        <w:rPr>
+          <w:color w:val="434343"/>
+          <w:sz w:val="28"/>
+          <w:szCs w:val="28"/>
+        </w:rPr>
+      </w:pPr>
+      <w:r>
+        <w:br w:type="page"/>
+      </w:r>
     </w:p>
     <w:p>
       <w:pPr>
         <w:pStyle w:val="Otsikko3"/>
         <w:spacing w:before="0" w:line="240" w:lineRule="auto"/>
       </w:pPr>
-      <w:r>
-        <w:t xml:space="preserve">  </w:t>
-      </w:r>
-      <w:bookmarkStart w:id="14" w:name="_Toc220496105"/>
-      <w:r>
+      <w:bookmarkStart w:id="13" w:name="_Toc221100893"/>
+      <w:r>
+        <w:lastRenderedPageBreak/>
         <w:t>4.</w:t>
       </w:r>
       <w:r>
         <w:t>9</w:t>
       </w:r>
       <w:r>
-        <w:t xml:space="preserve"> Multiplayer Mode</w:t>
+        <w:t xml:space="preserve"> Band and Collective Systems</w:t>
+      </w:r>
+      <w:bookmarkEnd w:id="13"/>
+    </w:p>
+    <w:p>
+      <w:pPr>
+        <w:rPr>
+          <w:color w:val="434343"/>
+          <w:sz w:val="28"/>
+          <w:szCs w:val="28"/>
+        </w:rPr>
+      </w:pPr>
+      <w:r>
+        <w:t>- The tape exchange and cultural dynamics are going to be explained here</w:t>
+      </w:r>
+      <w:r>
+        <w:br w:type="page"/>
+      </w:r>
+    </w:p>
+    <w:p>
+      <w:pPr>
+        <w:pStyle w:val="Otsikko3"/>
+        <w:spacing w:before="0" w:line="240" w:lineRule="auto"/>
+      </w:pPr>
+      <w:bookmarkStart w:id="14" w:name="_Toc221100894"/>
+      <w:r>
+        <w:lastRenderedPageBreak/>
+        <w:t>4.</w:t>
+      </w:r>
+      <w:r>
+        <w:t>10</w:t>
+      </w:r>
+      <w:r>
+        <w:t xml:space="preserve"> </w:t>
+      </w:r>
+      <w:r>
+        <w:t>Items and Item Mechanisms</w:t>
       </w:r>
       <w:bookmarkEnd w:id="14"/>
     </w:p>
-    <w:p/>
+    <w:p>
+      <w:r>
+        <w:t>- I will be explaining tape and cassette mechanisms here, along with the soft economy of the game</w:t>
+      </w:r>
+      <w:r>
+        <w:br w:type="page"/>
+      </w:r>
+    </w:p>
+    <w:p>
+      <w:pPr>
+        <w:pStyle w:val="Otsikko3"/>
+        <w:spacing w:before="0" w:line="240" w:lineRule="auto"/>
+      </w:pPr>
+      <w:bookmarkStart w:id="15" w:name="_Toc221100895"/>
+      <w:r>
+        <w:lastRenderedPageBreak/>
+        <w:t>4.</w:t>
+      </w:r>
+      <w:r>
+        <w:t>1</w:t>
+      </w:r>
+      <w:r>
+        <w:t>1</w:t>
+      </w:r>
+      <w:r>
+        <w:t xml:space="preserve"> </w:t>
+      </w:r>
+      <w:r>
+        <w:t>Multiplayer Mode (The only game in town)</w:t>
+      </w:r>
+      <w:bookmarkEnd w:id="15"/>
+    </w:p>
+    <w:p>
+      <w:r>
+        <w:t>- A short description of how a game session of Demo(N)Tapes works at a networking level</w:t>
+      </w:r>
+    </w:p>
     <w:p>
       <w:pPr>
         <w:rPr>
@@ -7321,12 +7659,12 @@
         <w:pStyle w:val="Otsikko2"/>
         <w:spacing w:before="0" w:line="240" w:lineRule="auto"/>
       </w:pPr>
-      <w:bookmarkStart w:id="15" w:name="_Toc220496106"/>
+      <w:bookmarkStart w:id="16" w:name="_Toc221100896"/>
       <w:r>
         <w:lastRenderedPageBreak/>
         <w:t>5. Genre, Setting, Concept Art book*</w:t>
       </w:r>
-      <w:bookmarkEnd w:id="15"/>
+      <w:bookmarkEnd w:id="16"/>
     </w:p>
     <w:p>
       <w:pPr>
@@ -7336,6 +7674,9 @@
         </w:rPr>
       </w:pPr>
       <w:r>
+        <w:t>- Keep this short</w:t>
+      </w:r>
+      <w:r>
         <w:br w:type="page"/>
       </w:r>
     </w:p>
@@ -7344,12 +7685,12 @@
         <w:pStyle w:val="Otsikko2"/>
         <w:spacing w:before="0" w:line="240" w:lineRule="auto"/>
       </w:pPr>
-      <w:bookmarkStart w:id="16" w:name="_Toc220496107"/>
+      <w:bookmarkStart w:id="17" w:name="_Toc221100897"/>
       <w:r>
         <w:lastRenderedPageBreak/>
         <w:t>6. Enemies, NPCs, Other objects</w:t>
       </w:r>
-      <w:bookmarkEnd w:id="16"/>
+      <w:bookmarkEnd w:id="17"/>
     </w:p>
     <w:p>
       <w:pPr>
@@ -7359,6 +7700,9 @@
         </w:rPr>
       </w:pPr>
       <w:r>
+        <w:t>I can describe classes here in technical detail if I want to</w:t>
+      </w:r>
+      <w:r>
         <w:br w:type="page"/>
       </w:r>
     </w:p>
@@ -7367,12 +7711,12 @@
         <w:pStyle w:val="Otsikko2"/>
         <w:spacing w:before="0" w:line="240" w:lineRule="auto"/>
       </w:pPr>
-      <w:bookmarkStart w:id="17" w:name="_Toc220496108"/>
+      <w:bookmarkStart w:id="18" w:name="_Toc221100898"/>
       <w:r>
         <w:lastRenderedPageBreak/>
         <w:t>7. Story board, script*</w:t>
       </w:r>
-      <w:bookmarkEnd w:id="17"/>
+      <w:bookmarkEnd w:id="18"/>
     </w:p>
     <w:p>
       <w:pPr>
@@ -7382,11 +7726,11 @@
       <w:r>
         <w:t xml:space="preserve">  </w:t>
       </w:r>
-      <w:bookmarkStart w:id="18" w:name="_Toc220496109"/>
+      <w:bookmarkStart w:id="19" w:name="_Toc221100899"/>
       <w:r>
         <w:t>7.1 Story overview</w:t>
       </w:r>
-      <w:bookmarkEnd w:id="18"/>
+      <w:bookmarkEnd w:id="19"/>
     </w:p>
     <w:p>
       <w:pPr>
@@ -7396,11 +7740,11 @@
       <w:r>
         <w:t xml:space="preserve">  </w:t>
       </w:r>
-      <w:bookmarkStart w:id="19" w:name="_Toc220496110"/>
+      <w:bookmarkStart w:id="20" w:name="_Toc221100900"/>
       <w:r>
         <w:t>7.2 Progression, World 1</w:t>
       </w:r>
-      <w:bookmarkEnd w:id="19"/>
+      <w:bookmarkEnd w:id="20"/>
     </w:p>
     <w:p>
       <w:pPr>
@@ -7410,14 +7754,20 @@
       <w:r>
         <w:t xml:space="preserve">  </w:t>
       </w:r>
-      <w:bookmarkStart w:id="20" w:name="_Toc220496111"/>
+      <w:bookmarkStart w:id="21" w:name="_Toc221100901"/>
       <w:r>
         <w:t xml:space="preserve">7.9 Progression, World </w:t>
       </w:r>
       <w:r>
         <w:t>2 …</w:t>
       </w:r>
-      <w:bookmarkEnd w:id="20"/>
+      <w:bookmarkEnd w:id="21"/>
+    </w:p>
+    <w:p/>
+    <w:p>
+      <w:r>
+        <w:t>Here I will describe the 2 or three ways the game can run in the largest scope with the endings.</w:t>
+      </w:r>
     </w:p>
     <w:p>
       <w:pPr>
@@ -7435,12 +7785,12 @@
         <w:pStyle w:val="Otsikko2"/>
         <w:spacing w:before="0" w:line="240" w:lineRule="auto"/>
       </w:pPr>
-      <w:bookmarkStart w:id="21" w:name="_Toc220496112"/>
+      <w:bookmarkStart w:id="22" w:name="_Toc221100902"/>
       <w:r>
         <w:lastRenderedPageBreak/>
         <w:t>8. Technical definitions, Tech guide*</w:t>
       </w:r>
-      <w:bookmarkEnd w:id="21"/>
+      <w:bookmarkEnd w:id="22"/>
     </w:p>
     <w:p>
       <w:pPr>
@@ -7450,11 +7800,11 @@
       <w:r>
         <w:t xml:space="preserve">  </w:t>
       </w:r>
-      <w:bookmarkStart w:id="22" w:name="_Toc220496113"/>
+      <w:bookmarkStart w:id="23" w:name="_Toc221100903"/>
       <w:r>
         <w:t>8.1 Platforms, versions</w:t>
       </w:r>
-      <w:bookmarkEnd w:id="22"/>
+      <w:bookmarkEnd w:id="23"/>
     </w:p>
     <w:p>
       <w:pPr>
@@ -7464,11 +7814,11 @@
       <w:r>
         <w:t xml:space="preserve">  </w:t>
       </w:r>
-      <w:bookmarkStart w:id="23" w:name="_Toc220496114"/>
+      <w:bookmarkStart w:id="24" w:name="_Toc221100904"/>
       <w:r>
         <w:t>8.2 Control Scheme</w:t>
       </w:r>
-      <w:bookmarkEnd w:id="23"/>
+      <w:bookmarkEnd w:id="24"/>
     </w:p>
     <w:p>
       <w:pPr>
@@ -7478,11 +7828,11 @@
       <w:r>
         <w:t xml:space="preserve">  </w:t>
       </w:r>
-      <w:bookmarkStart w:id="24" w:name="_Toc220496115"/>
+      <w:bookmarkStart w:id="25" w:name="_Toc221100905"/>
       <w:r>
         <w:t>8.3 Limitations</w:t>
       </w:r>
-      <w:bookmarkEnd w:id="24"/>
+      <w:bookmarkEnd w:id="25"/>
     </w:p>
     <w:p>
       <w:pPr>
@@ -7500,12 +7850,12 @@
         <w:pStyle w:val="Otsikko2"/>
         <w:spacing w:before="0" w:line="240" w:lineRule="auto"/>
       </w:pPr>
-      <w:bookmarkStart w:id="25" w:name="_Toc220496116"/>
+      <w:bookmarkStart w:id="26" w:name="_Toc221100906"/>
       <w:r>
         <w:lastRenderedPageBreak/>
         <w:t>9. Business definitions*</w:t>
       </w:r>
-      <w:bookmarkEnd w:id="25"/>
+      <w:bookmarkEnd w:id="26"/>
     </w:p>
     <w:p>
       <w:pPr>
@@ -7515,11 +7865,11 @@
       <w:r>
         <w:t xml:space="preserve">  </w:t>
       </w:r>
-      <w:bookmarkStart w:id="26" w:name="_Toc220496117"/>
+      <w:bookmarkStart w:id="27" w:name="_Toc221100907"/>
       <w:r>
         <w:t>9.1 In-app purchases</w:t>
       </w:r>
-      <w:bookmarkEnd w:id="26"/>
+      <w:bookmarkEnd w:id="27"/>
     </w:p>
     <w:p>
       <w:pPr>
@@ -7529,11 +7879,11 @@
       <w:r>
         <w:t xml:space="preserve">  </w:t>
       </w:r>
-      <w:bookmarkStart w:id="27" w:name="_Toc220496118"/>
+      <w:bookmarkStart w:id="28" w:name="_Toc221100908"/>
       <w:r>
         <w:t>9.2 DLC packs</w:t>
       </w:r>
-      <w:bookmarkEnd w:id="27"/>
+      <w:bookmarkEnd w:id="28"/>
     </w:p>
     <w:p>
       <w:pPr>
@@ -7551,12 +7901,12 @@
         <w:pStyle w:val="Otsikko2"/>
         <w:spacing w:before="0" w:line="240" w:lineRule="auto"/>
       </w:pPr>
-      <w:bookmarkStart w:id="28" w:name="_Toc220496119"/>
+      <w:bookmarkStart w:id="29" w:name="_Toc221100909"/>
       <w:r>
         <w:lastRenderedPageBreak/>
         <w:t>10. Outsourced/Bought Assets</w:t>
       </w:r>
-      <w:bookmarkEnd w:id="28"/>
+      <w:bookmarkEnd w:id="29"/>
     </w:p>
     <w:p>
       <w:pPr>
@@ -7641,7 +7991,7 @@
       <w:pPr>
         <w:pStyle w:val="Otsikko2"/>
       </w:pPr>
-      <w:bookmarkStart w:id="29" w:name="_Toc220496120"/>
+      <w:bookmarkStart w:id="30" w:name="_Toc221100910"/>
       <w:r>
         <w:lastRenderedPageBreak/>
         <w:t>11.</w:t>
@@ -7649,7 +7999,7 @@
       <w:r>
         <w:t xml:space="preserve"> Technical Terms</w:t>
       </w:r>
-      <w:bookmarkEnd w:id="29"/>
+      <w:bookmarkEnd w:id="30"/>
     </w:p>
     <w:p>
       <w:pPr>
@@ -13661,6 +14011,7 @@
   <w:style w:type="character" w:default="1" w:styleId="Kappaleenoletusfontti">
     <w:name w:val="Default Paragraph Font"/>
     <w:uiPriority w:val="1"/>
+    <w:semiHidden/>
     <w:unhideWhenUsed/>
   </w:style>
   <w:style w:type="table" w:default="1" w:styleId="Normaalitaulukko">

--- a/TheProspector/Assets/Docs/Related School Work/LUT/Game Design Document.docx
+++ b/TheProspector/Assets/Docs/Related School Work/LUT/Game Design Document.docx
@@ -1258,7 +1258,7 @@
           <w:r>
             <w:fldChar w:fldCharType="separate"/>
           </w:r>
-          <w:hyperlink w:anchor="_Toc221100881" w:history="1">
+          <w:hyperlink w:anchor="_Toc221881238" w:history="1">
             <w:r>
               <w:rPr>
                 <w:rStyle w:val="Hyperlinkki"/>
@@ -1285,7 +1285,7 @@
                 <w:noProof/>
                 <w:webHidden/>
               </w:rPr>
-              <w:instrText xml:space="preserve"> PAGEREF _Toc221100881 \h </w:instrText>
+              <w:instrText xml:space="preserve"> PAGEREF _Toc221881238 \h </w:instrText>
             </w:r>
             <w:r>
               <w:rPr>
@@ -1332,7 +1332,7 @@
               <w14:ligatures w14:val="standardContextual"/>
             </w:rPr>
           </w:pPr>
-          <w:hyperlink w:anchor="_Toc221100882" w:history="1">
+          <w:hyperlink w:anchor="_Toc221881239" w:history="1">
             <w:r>
               <w:rPr>
                 <w:rStyle w:val="Hyperlinkki"/>
@@ -1359,7 +1359,7 @@
                 <w:noProof/>
                 <w:webHidden/>
               </w:rPr>
-              <w:instrText xml:space="preserve"> PAGEREF _Toc221100882 \h </w:instrText>
+              <w:instrText xml:space="preserve"> PAGEREF _Toc221881239 \h </w:instrText>
             </w:r>
             <w:r>
               <w:rPr>
@@ -1406,7 +1406,7 @@
               <w14:ligatures w14:val="standardContextual"/>
             </w:rPr>
           </w:pPr>
-          <w:hyperlink w:anchor="_Toc221100883" w:history="1">
+          <w:hyperlink w:anchor="_Toc221881240" w:history="1">
             <w:r>
               <w:rPr>
                 <w:rStyle w:val="Hyperlinkki"/>
@@ -1433,7 +1433,7 @@
                 <w:noProof/>
                 <w:webHidden/>
               </w:rPr>
-              <w:instrText xml:space="preserve"> PAGEREF _Toc221100883 \h </w:instrText>
+              <w:instrText xml:space="preserve"> PAGEREF _Toc221881240 \h </w:instrText>
             </w:r>
             <w:r>
               <w:rPr>
@@ -1480,7 +1480,7 @@
               <w14:ligatures w14:val="standardContextual"/>
             </w:rPr>
           </w:pPr>
-          <w:hyperlink w:anchor="_Toc221100884" w:history="1">
+          <w:hyperlink w:anchor="_Toc221881241" w:history="1">
             <w:r>
               <w:rPr>
                 <w:rStyle w:val="Hyperlinkki"/>
@@ -1507,7 +1507,7 @@
                 <w:noProof/>
                 <w:webHidden/>
               </w:rPr>
-              <w:instrText xml:space="preserve"> PAGEREF _Toc221100884 \h </w:instrText>
+              <w:instrText xml:space="preserve"> PAGEREF _Toc221881241 \h </w:instrText>
             </w:r>
             <w:r>
               <w:rPr>
@@ -1554,7 +1554,7 @@
               <w14:ligatures w14:val="standardContextual"/>
             </w:rPr>
           </w:pPr>
-          <w:hyperlink w:anchor="_Toc221100885" w:history="1">
+          <w:hyperlink w:anchor="_Toc221881242" w:history="1">
             <w:r>
               <w:rPr>
                 <w:rStyle w:val="Hyperlinkki"/>
@@ -1581,7 +1581,7 @@
                 <w:noProof/>
                 <w:webHidden/>
               </w:rPr>
-              <w:instrText xml:space="preserve"> PAGEREF _Toc221100885 \h </w:instrText>
+              <w:instrText xml:space="preserve"> PAGEREF _Toc221881242 \h </w:instrText>
             </w:r>
             <w:r>
               <w:rPr>
@@ -1628,7 +1628,7 @@
               <w14:ligatures w14:val="standardContextual"/>
             </w:rPr>
           </w:pPr>
-          <w:hyperlink w:anchor="_Toc221100886" w:history="1">
+          <w:hyperlink w:anchor="_Toc221881243" w:history="1">
             <w:r>
               <w:rPr>
                 <w:rStyle w:val="Hyperlinkki"/>
@@ -1655,7 +1655,7 @@
                 <w:noProof/>
                 <w:webHidden/>
               </w:rPr>
-              <w:instrText xml:space="preserve"> PAGEREF _Toc221100886 \h </w:instrText>
+              <w:instrText xml:space="preserve"> PAGEREF _Toc221881243 \h </w:instrText>
             </w:r>
             <w:r>
               <w:rPr>
@@ -1702,7 +1702,7 @@
               <w14:ligatures w14:val="standardContextual"/>
             </w:rPr>
           </w:pPr>
-          <w:hyperlink w:anchor="_Toc221100887" w:history="1">
+          <w:hyperlink w:anchor="_Toc221881244" w:history="1">
             <w:r>
               <w:rPr>
                 <w:rStyle w:val="Hyperlinkki"/>
@@ -1729,7 +1729,7 @@
                 <w:noProof/>
                 <w:webHidden/>
               </w:rPr>
-              <w:instrText xml:space="preserve"> PAGEREF _Toc221100887 \h </w:instrText>
+              <w:instrText xml:space="preserve"> PAGEREF _Toc221881244 \h </w:instrText>
             </w:r>
             <w:r>
               <w:rPr>
@@ -1749,7 +1749,7 @@
                 <w:noProof/>
                 <w:webHidden/>
               </w:rPr>
-              <w:t>12</w:t>
+              <w:t>13</w:t>
             </w:r>
             <w:r>
               <w:rPr>
@@ -1776,7 +1776,7 @@
               <w14:ligatures w14:val="standardContextual"/>
             </w:rPr>
           </w:pPr>
-          <w:hyperlink w:anchor="_Toc221100888" w:history="1">
+          <w:hyperlink w:anchor="_Toc221881245" w:history="1">
             <w:r>
               <w:rPr>
                 <w:rStyle w:val="Hyperlinkki"/>
@@ -1803,7 +1803,7 @@
                 <w:noProof/>
                 <w:webHidden/>
               </w:rPr>
-              <w:instrText xml:space="preserve"> PAGEREF _Toc221100888 \h </w:instrText>
+              <w:instrText xml:space="preserve"> PAGEREF _Toc221881245 \h </w:instrText>
             </w:r>
             <w:r>
               <w:rPr>
@@ -1823,7 +1823,7 @@
                 <w:noProof/>
                 <w:webHidden/>
               </w:rPr>
-              <w:t>16</w:t>
+              <w:t>17</w:t>
             </w:r>
             <w:r>
               <w:rPr>
@@ -1850,7 +1850,7 @@
               <w14:ligatures w14:val="standardContextual"/>
             </w:rPr>
           </w:pPr>
-          <w:hyperlink w:anchor="_Toc221100889" w:history="1">
+          <w:hyperlink w:anchor="_Toc221881246" w:history="1">
             <w:r>
               <w:rPr>
                 <w:rStyle w:val="Hyperlinkki"/>
@@ -1877,7 +1877,7 @@
                 <w:noProof/>
                 <w:webHidden/>
               </w:rPr>
-              <w:instrText xml:space="preserve"> PAGEREF _Toc221100889 \h </w:instrText>
+              <w:instrText xml:space="preserve"> PAGEREF _Toc221881246 \h </w:instrText>
             </w:r>
             <w:r>
               <w:rPr>
@@ -1897,7 +1897,7 @@
                 <w:noProof/>
                 <w:webHidden/>
               </w:rPr>
-              <w:t>17</w:t>
+              <w:t>18</w:t>
             </w:r>
             <w:r>
               <w:rPr>
@@ -1924,7 +1924,7 @@
               <w14:ligatures w14:val="standardContextual"/>
             </w:rPr>
           </w:pPr>
-          <w:hyperlink w:anchor="_Toc221100890" w:history="1">
+          <w:hyperlink w:anchor="_Toc221881247" w:history="1">
             <w:r>
               <w:rPr>
                 <w:rStyle w:val="Hyperlinkki"/>
@@ -1951,7 +1951,7 @@
                 <w:noProof/>
                 <w:webHidden/>
               </w:rPr>
-              <w:instrText xml:space="preserve"> PAGEREF _Toc221100890 \h </w:instrText>
+              <w:instrText xml:space="preserve"> PAGEREF _Toc221881247 \h </w:instrText>
             </w:r>
             <w:r>
               <w:rPr>
@@ -1998,7 +1998,7 @@
               <w14:ligatures w14:val="standardContextual"/>
             </w:rPr>
           </w:pPr>
-          <w:hyperlink w:anchor="_Toc221100891" w:history="1">
+          <w:hyperlink w:anchor="_Toc221881248" w:history="1">
             <w:r>
               <w:rPr>
                 <w:rStyle w:val="Hyperlinkki"/>
@@ -2025,7 +2025,7 @@
                 <w:noProof/>
                 <w:webHidden/>
               </w:rPr>
-              <w:instrText xml:space="preserve"> PAGEREF _Toc221100891 \h </w:instrText>
+              <w:instrText xml:space="preserve"> PAGEREF _Toc221881248 \h </w:instrText>
             </w:r>
             <w:r>
               <w:rPr>
@@ -2045,7 +2045,7 @@
                 <w:noProof/>
                 <w:webHidden/>
               </w:rPr>
-              <w:t>19</w:t>
+              <w:t>20</w:t>
             </w:r>
             <w:r>
               <w:rPr>
@@ -2072,7 +2072,7 @@
               <w14:ligatures w14:val="standardContextual"/>
             </w:rPr>
           </w:pPr>
-          <w:hyperlink w:anchor="_Toc221100892" w:history="1">
+          <w:hyperlink w:anchor="_Toc221881249" w:history="1">
             <w:r>
               <w:rPr>
                 <w:rStyle w:val="Hyperlinkki"/>
@@ -2099,7 +2099,7 @@
                 <w:noProof/>
                 <w:webHidden/>
               </w:rPr>
-              <w:instrText xml:space="preserve"> PAGEREF _Toc221100892 \h </w:instrText>
+              <w:instrText xml:space="preserve"> PAGEREF _Toc221881249 \h </w:instrText>
             </w:r>
             <w:r>
               <w:rPr>
@@ -2119,7 +2119,7 @@
                 <w:noProof/>
                 <w:webHidden/>
               </w:rPr>
-              <w:t>21</w:t>
+              <w:t>22</w:t>
             </w:r>
             <w:r>
               <w:rPr>
@@ -2146,7 +2146,7 @@
               <w14:ligatures w14:val="standardContextual"/>
             </w:rPr>
           </w:pPr>
-          <w:hyperlink w:anchor="_Toc221100893" w:history="1">
+          <w:hyperlink w:anchor="_Toc221881250" w:history="1">
             <w:r>
               <w:rPr>
                 <w:rStyle w:val="Hyperlinkki"/>
@@ -2173,7 +2173,7 @@
                 <w:noProof/>
                 <w:webHidden/>
               </w:rPr>
-              <w:instrText xml:space="preserve"> PAGEREF _Toc221100893 \h </w:instrText>
+              <w:instrText xml:space="preserve"> PAGEREF _Toc221881250 \h </w:instrText>
             </w:r>
             <w:r>
               <w:rPr>
@@ -2193,7 +2193,7 @@
                 <w:noProof/>
                 <w:webHidden/>
               </w:rPr>
-              <w:t>23</w:t>
+              <w:t>24</w:t>
             </w:r>
             <w:r>
               <w:rPr>
@@ -2220,7 +2220,7 @@
               <w14:ligatures w14:val="standardContextual"/>
             </w:rPr>
           </w:pPr>
-          <w:hyperlink w:anchor="_Toc221100894" w:history="1">
+          <w:hyperlink w:anchor="_Toc221881251" w:history="1">
             <w:r>
               <w:rPr>
                 <w:rStyle w:val="Hyperlinkki"/>
@@ -2247,7 +2247,7 @@
                 <w:noProof/>
                 <w:webHidden/>
               </w:rPr>
-              <w:instrText xml:space="preserve"> PAGEREF _Toc221100894 \h </w:instrText>
+              <w:instrText xml:space="preserve"> PAGEREF _Toc221881251 \h </w:instrText>
             </w:r>
             <w:r>
               <w:rPr>
@@ -2267,7 +2267,7 @@
                 <w:noProof/>
                 <w:webHidden/>
               </w:rPr>
-              <w:t>24</w:t>
+              <w:t>25</w:t>
             </w:r>
             <w:r>
               <w:rPr>
@@ -2294,7 +2294,7 @@
               <w14:ligatures w14:val="standardContextual"/>
             </w:rPr>
           </w:pPr>
-          <w:hyperlink w:anchor="_Toc221100895" w:history="1">
+          <w:hyperlink w:anchor="_Toc221881252" w:history="1">
             <w:r>
               <w:rPr>
                 <w:rStyle w:val="Hyperlinkki"/>
@@ -2321,7 +2321,7 @@
                 <w:noProof/>
                 <w:webHidden/>
               </w:rPr>
-              <w:instrText xml:space="preserve"> PAGEREF _Toc221100895 \h </w:instrText>
+              <w:instrText xml:space="preserve"> PAGEREF _Toc221881252 \h </w:instrText>
             </w:r>
             <w:r>
               <w:rPr>
@@ -2341,7 +2341,7 @@
                 <w:noProof/>
                 <w:webHidden/>
               </w:rPr>
-              <w:t>25</w:t>
+              <w:t>26</w:t>
             </w:r>
             <w:r>
               <w:rPr>
@@ -2368,7 +2368,7 @@
               <w14:ligatures w14:val="standardContextual"/>
             </w:rPr>
           </w:pPr>
-          <w:hyperlink w:anchor="_Toc221100896" w:history="1">
+          <w:hyperlink w:anchor="_Toc221881253" w:history="1">
             <w:r>
               <w:rPr>
                 <w:rStyle w:val="Hyperlinkki"/>
@@ -2395,7 +2395,7 @@
                 <w:noProof/>
                 <w:webHidden/>
               </w:rPr>
-              <w:instrText xml:space="preserve"> PAGEREF _Toc221100896 \h </w:instrText>
+              <w:instrText xml:space="preserve"> PAGEREF _Toc221881253 \h </w:instrText>
             </w:r>
             <w:r>
               <w:rPr>
@@ -2415,7 +2415,7 @@
                 <w:noProof/>
                 <w:webHidden/>
               </w:rPr>
-              <w:t>26</w:t>
+              <w:t>27</w:t>
             </w:r>
             <w:r>
               <w:rPr>
@@ -2442,7 +2442,7 @@
               <w14:ligatures w14:val="standardContextual"/>
             </w:rPr>
           </w:pPr>
-          <w:hyperlink w:anchor="_Toc221100897" w:history="1">
+          <w:hyperlink w:anchor="_Toc221881254" w:history="1">
             <w:r>
               <w:rPr>
                 <w:rStyle w:val="Hyperlinkki"/>
@@ -2469,7 +2469,7 @@
                 <w:noProof/>
                 <w:webHidden/>
               </w:rPr>
-              <w:instrText xml:space="preserve"> PAGEREF _Toc221100897 \h </w:instrText>
+              <w:instrText xml:space="preserve"> PAGEREF _Toc221881254 \h </w:instrText>
             </w:r>
             <w:r>
               <w:rPr>
@@ -2489,7 +2489,7 @@
                 <w:noProof/>
                 <w:webHidden/>
               </w:rPr>
-              <w:t>27</w:t>
+              <w:t>28</w:t>
             </w:r>
             <w:r>
               <w:rPr>
@@ -2516,7 +2516,7 @@
               <w14:ligatures w14:val="standardContextual"/>
             </w:rPr>
           </w:pPr>
-          <w:hyperlink w:anchor="_Toc221100898" w:history="1">
+          <w:hyperlink w:anchor="_Toc221881255" w:history="1">
             <w:r>
               <w:rPr>
                 <w:rStyle w:val="Hyperlinkki"/>
@@ -2543,7 +2543,7 @@
                 <w:noProof/>
                 <w:webHidden/>
               </w:rPr>
-              <w:instrText xml:space="preserve"> PAGEREF _Toc221100898 \h </w:instrText>
+              <w:instrText xml:space="preserve"> PAGEREF _Toc221881255 \h </w:instrText>
             </w:r>
             <w:r>
               <w:rPr>
@@ -2563,7 +2563,7 @@
                 <w:noProof/>
                 <w:webHidden/>
               </w:rPr>
-              <w:t>28</w:t>
+              <w:t>29</w:t>
             </w:r>
             <w:r>
               <w:rPr>
@@ -2590,7 +2590,7 @@
               <w14:ligatures w14:val="standardContextual"/>
             </w:rPr>
           </w:pPr>
-          <w:hyperlink w:anchor="_Toc221100899" w:history="1">
+          <w:hyperlink w:anchor="_Toc221881256" w:history="1">
             <w:r>
               <w:rPr>
                 <w:rStyle w:val="Hyperlinkki"/>
@@ -2617,7 +2617,7 @@
                 <w:noProof/>
                 <w:webHidden/>
               </w:rPr>
-              <w:instrText xml:space="preserve"> PAGEREF _Toc221100899 \h </w:instrText>
+              <w:instrText xml:space="preserve"> PAGEREF _Toc221881256 \h </w:instrText>
             </w:r>
             <w:r>
               <w:rPr>
@@ -2637,7 +2637,7 @@
                 <w:noProof/>
                 <w:webHidden/>
               </w:rPr>
-              <w:t>28</w:t>
+              <w:t>29</w:t>
             </w:r>
             <w:r>
               <w:rPr>
@@ -2664,7 +2664,7 @@
               <w14:ligatures w14:val="standardContextual"/>
             </w:rPr>
           </w:pPr>
-          <w:hyperlink w:anchor="_Toc221100900" w:history="1">
+          <w:hyperlink w:anchor="_Toc221881257" w:history="1">
             <w:r>
               <w:rPr>
                 <w:rStyle w:val="Hyperlinkki"/>
@@ -2691,7 +2691,7 @@
                 <w:noProof/>
                 <w:webHidden/>
               </w:rPr>
-              <w:instrText xml:space="preserve"> PAGEREF _Toc221100900 \h </w:instrText>
+              <w:instrText xml:space="preserve"> PAGEREF _Toc221881257 \h </w:instrText>
             </w:r>
             <w:r>
               <w:rPr>
@@ -2711,7 +2711,7 @@
                 <w:noProof/>
                 <w:webHidden/>
               </w:rPr>
-              <w:t>28</w:t>
+              <w:t>29</w:t>
             </w:r>
             <w:r>
               <w:rPr>
@@ -2738,7 +2738,7 @@
               <w14:ligatures w14:val="standardContextual"/>
             </w:rPr>
           </w:pPr>
-          <w:hyperlink w:anchor="_Toc221100901" w:history="1">
+          <w:hyperlink w:anchor="_Toc221881258" w:history="1">
             <w:r>
               <w:rPr>
                 <w:rStyle w:val="Hyperlinkki"/>
@@ -2765,7 +2765,7 @@
                 <w:noProof/>
                 <w:webHidden/>
               </w:rPr>
-              <w:instrText xml:space="preserve"> PAGEREF _Toc221100901 \h </w:instrText>
+              <w:instrText xml:space="preserve"> PAGEREF _Toc221881258 \h </w:instrText>
             </w:r>
             <w:r>
               <w:rPr>
@@ -2785,7 +2785,7 @@
                 <w:noProof/>
                 <w:webHidden/>
               </w:rPr>
-              <w:t>28</w:t>
+              <w:t>29</w:t>
             </w:r>
             <w:r>
               <w:rPr>
@@ -2812,7 +2812,7 @@
               <w14:ligatures w14:val="standardContextual"/>
             </w:rPr>
           </w:pPr>
-          <w:hyperlink w:anchor="_Toc221100902" w:history="1">
+          <w:hyperlink w:anchor="_Toc221881259" w:history="1">
             <w:r>
               <w:rPr>
                 <w:rStyle w:val="Hyperlinkki"/>
@@ -2839,7 +2839,7 @@
                 <w:noProof/>
                 <w:webHidden/>
               </w:rPr>
-              <w:instrText xml:space="preserve"> PAGEREF _Toc221100902 \h </w:instrText>
+              <w:instrText xml:space="preserve"> PAGEREF _Toc221881259 \h </w:instrText>
             </w:r>
             <w:r>
               <w:rPr>
@@ -2859,7 +2859,7 @@
                 <w:noProof/>
                 <w:webHidden/>
               </w:rPr>
-              <w:t>29</w:t>
+              <w:t>30</w:t>
             </w:r>
             <w:r>
               <w:rPr>
@@ -2886,7 +2886,7 @@
               <w14:ligatures w14:val="standardContextual"/>
             </w:rPr>
           </w:pPr>
-          <w:hyperlink w:anchor="_Toc221100903" w:history="1">
+          <w:hyperlink w:anchor="_Toc221881260" w:history="1">
             <w:r>
               <w:rPr>
                 <w:rStyle w:val="Hyperlinkki"/>
@@ -2913,7 +2913,7 @@
                 <w:noProof/>
                 <w:webHidden/>
               </w:rPr>
-              <w:instrText xml:space="preserve"> PAGEREF _Toc221100903 \h </w:instrText>
+              <w:instrText xml:space="preserve"> PAGEREF _Toc221881260 \h </w:instrText>
             </w:r>
             <w:r>
               <w:rPr>
@@ -2933,7 +2933,7 @@
                 <w:noProof/>
                 <w:webHidden/>
               </w:rPr>
-              <w:t>29</w:t>
+              <w:t>30</w:t>
             </w:r>
             <w:r>
               <w:rPr>
@@ -2960,7 +2960,7 @@
               <w14:ligatures w14:val="standardContextual"/>
             </w:rPr>
           </w:pPr>
-          <w:hyperlink w:anchor="_Toc221100904" w:history="1">
+          <w:hyperlink w:anchor="_Toc221881261" w:history="1">
             <w:r>
               <w:rPr>
                 <w:rStyle w:val="Hyperlinkki"/>
@@ -2987,7 +2987,7 @@
                 <w:noProof/>
                 <w:webHidden/>
               </w:rPr>
-              <w:instrText xml:space="preserve"> PAGEREF _Toc221100904 \h </w:instrText>
+              <w:instrText xml:space="preserve"> PAGEREF _Toc221881261 \h </w:instrText>
             </w:r>
             <w:r>
               <w:rPr>
@@ -3007,7 +3007,7 @@
                 <w:noProof/>
                 <w:webHidden/>
               </w:rPr>
-              <w:t>29</w:t>
+              <w:t>30</w:t>
             </w:r>
             <w:r>
               <w:rPr>
@@ -3034,7 +3034,7 @@
               <w14:ligatures w14:val="standardContextual"/>
             </w:rPr>
           </w:pPr>
-          <w:hyperlink w:anchor="_Toc221100905" w:history="1">
+          <w:hyperlink w:anchor="_Toc221881262" w:history="1">
             <w:r>
               <w:rPr>
                 <w:rStyle w:val="Hyperlinkki"/>
@@ -3061,7 +3061,7 @@
                 <w:noProof/>
                 <w:webHidden/>
               </w:rPr>
-              <w:instrText xml:space="preserve"> PAGEREF _Toc221100905 \h </w:instrText>
+              <w:instrText xml:space="preserve"> PAGEREF _Toc221881262 \h </w:instrText>
             </w:r>
             <w:r>
               <w:rPr>
@@ -3081,7 +3081,7 @@
                 <w:noProof/>
                 <w:webHidden/>
               </w:rPr>
-              <w:t>29</w:t>
+              <w:t>30</w:t>
             </w:r>
             <w:r>
               <w:rPr>
@@ -3108,7 +3108,7 @@
               <w14:ligatures w14:val="standardContextual"/>
             </w:rPr>
           </w:pPr>
-          <w:hyperlink w:anchor="_Toc221100906" w:history="1">
+          <w:hyperlink w:anchor="_Toc221881263" w:history="1">
             <w:r>
               <w:rPr>
                 <w:rStyle w:val="Hyperlinkki"/>
@@ -3135,7 +3135,7 @@
                 <w:noProof/>
                 <w:webHidden/>
               </w:rPr>
-              <w:instrText xml:space="preserve"> PAGEREF _Toc221100906 \h </w:instrText>
+              <w:instrText xml:space="preserve"> PAGEREF _Toc221881263 \h </w:instrText>
             </w:r>
             <w:r>
               <w:rPr>
@@ -3155,7 +3155,7 @@
                 <w:noProof/>
                 <w:webHidden/>
               </w:rPr>
-              <w:t>30</w:t>
+              <w:t>31</w:t>
             </w:r>
             <w:r>
               <w:rPr>
@@ -3182,7 +3182,7 @@
               <w14:ligatures w14:val="standardContextual"/>
             </w:rPr>
           </w:pPr>
-          <w:hyperlink w:anchor="_Toc221100907" w:history="1">
+          <w:hyperlink w:anchor="_Toc221881264" w:history="1">
             <w:r>
               <w:rPr>
                 <w:rStyle w:val="Hyperlinkki"/>
@@ -3209,7 +3209,7 @@
                 <w:noProof/>
                 <w:webHidden/>
               </w:rPr>
-              <w:instrText xml:space="preserve"> PAGEREF _Toc221100907 \h </w:instrText>
+              <w:instrText xml:space="preserve"> PAGEREF _Toc221881264 \h </w:instrText>
             </w:r>
             <w:r>
               <w:rPr>
@@ -3229,7 +3229,7 @@
                 <w:noProof/>
                 <w:webHidden/>
               </w:rPr>
-              <w:t>30</w:t>
+              <w:t>31</w:t>
             </w:r>
             <w:r>
               <w:rPr>
@@ -3256,7 +3256,7 @@
               <w14:ligatures w14:val="standardContextual"/>
             </w:rPr>
           </w:pPr>
-          <w:hyperlink w:anchor="_Toc221100908" w:history="1">
+          <w:hyperlink w:anchor="_Toc221881265" w:history="1">
             <w:r>
               <w:rPr>
                 <w:rStyle w:val="Hyperlinkki"/>
@@ -3283,7 +3283,7 @@
                 <w:noProof/>
                 <w:webHidden/>
               </w:rPr>
-              <w:instrText xml:space="preserve"> PAGEREF _Toc221100908 \h </w:instrText>
+              <w:instrText xml:space="preserve"> PAGEREF _Toc221881265 \h </w:instrText>
             </w:r>
             <w:r>
               <w:rPr>
@@ -3303,7 +3303,7 @@
                 <w:noProof/>
                 <w:webHidden/>
               </w:rPr>
-              <w:t>30</w:t>
+              <w:t>31</w:t>
             </w:r>
             <w:r>
               <w:rPr>
@@ -3330,7 +3330,7 @@
               <w14:ligatures w14:val="standardContextual"/>
             </w:rPr>
           </w:pPr>
-          <w:hyperlink w:anchor="_Toc221100909" w:history="1">
+          <w:hyperlink w:anchor="_Toc221881266" w:history="1">
             <w:r>
               <w:rPr>
                 <w:rStyle w:val="Hyperlinkki"/>
@@ -3357,7 +3357,7 @@
                 <w:noProof/>
                 <w:webHidden/>
               </w:rPr>
-              <w:instrText xml:space="preserve"> PAGEREF _Toc221100909 \h </w:instrText>
+              <w:instrText xml:space="preserve"> PAGEREF _Toc221881266 \h </w:instrText>
             </w:r>
             <w:r>
               <w:rPr>
@@ -3377,7 +3377,7 @@
                 <w:noProof/>
                 <w:webHidden/>
               </w:rPr>
-              <w:t>31</w:t>
+              <w:t>32</w:t>
             </w:r>
             <w:r>
               <w:rPr>
@@ -3404,7 +3404,7 @@
               <w14:ligatures w14:val="standardContextual"/>
             </w:rPr>
           </w:pPr>
-          <w:hyperlink w:anchor="_Toc221100910" w:history="1">
+          <w:hyperlink w:anchor="_Toc221881267" w:history="1">
             <w:r>
               <w:rPr>
                 <w:rStyle w:val="Hyperlinkki"/>
@@ -3431,7 +3431,7 @@
                 <w:noProof/>
                 <w:webHidden/>
               </w:rPr>
-              <w:instrText xml:space="preserve"> PAGEREF _Toc221100910 \h </w:instrText>
+              <w:instrText xml:space="preserve"> PAGEREF _Toc221881267 \h </w:instrText>
             </w:r>
             <w:r>
               <w:rPr>
@@ -3451,7 +3451,81 @@
                 <w:noProof/>
                 <w:webHidden/>
               </w:rPr>
-              <w:t>32</w:t>
+              <w:t>33</w:t>
+            </w:r>
+            <w:r>
+              <w:rPr>
+                <w:noProof/>
+                <w:webHidden/>
+              </w:rPr>
+              <w:fldChar w:fldCharType="end"/>
+            </w:r>
+          </w:hyperlink>
+        </w:p>
+        <w:p>
+          <w:pPr>
+            <w:pStyle w:val="Sisluet2"/>
+            <w:tabs>
+              <w:tab w:val="right" w:leader="dot" w:pos="9019"/>
+            </w:tabs>
+            <w:rPr>
+              <w:rFonts w:asciiTheme="minorHAnsi" w:eastAsiaTheme="minorEastAsia" w:hAnsiTheme="minorHAnsi" w:cstheme="minorBidi"/>
+              <w:noProof/>
+              <w:kern w:val="2"/>
+              <w:sz w:val="24"/>
+              <w:szCs w:val="24"/>
+              <w:lang w:val="fi-FI"/>
+              <w14:ligatures w14:val="standardContextual"/>
+            </w:rPr>
+          </w:pPr>
+          <w:hyperlink w:anchor="_Toc221881268" w:history="1">
+            <w:r>
+              <w:rPr>
+                <w:rStyle w:val="Hyperlinkki"/>
+                <w:noProof/>
+              </w:rPr>
+              <w:t>12. Systems reference</w:t>
+            </w:r>
+            <w:r>
+              <w:rPr>
+                <w:noProof/>
+                <w:webHidden/>
+              </w:rPr>
+              <w:tab/>
+            </w:r>
+            <w:r>
+              <w:rPr>
+                <w:noProof/>
+                <w:webHidden/>
+              </w:rPr>
+              <w:fldChar w:fldCharType="begin"/>
+            </w:r>
+            <w:r>
+              <w:rPr>
+                <w:noProof/>
+                <w:webHidden/>
+              </w:rPr>
+              <w:instrText xml:space="preserve"> PAGEREF _Toc221881268 \h </w:instrText>
+            </w:r>
+            <w:r>
+              <w:rPr>
+                <w:noProof/>
+                <w:webHidden/>
+              </w:rPr>
+            </w:r>
+            <w:r>
+              <w:rPr>
+                <w:noProof/>
+                <w:webHidden/>
+              </w:rPr>
+              <w:fldChar w:fldCharType="separate"/>
+            </w:r>
+            <w:r>
+              <w:rPr>
+                <w:noProof/>
+                <w:webHidden/>
+              </w:rPr>
+              <w:t>37</w:t>
             </w:r>
             <w:r>
               <w:rPr>
@@ -3491,7 +3565,7 @@
         <w:pStyle w:val="Otsikko2"/>
         <w:spacing w:before="0" w:line="240" w:lineRule="auto"/>
       </w:pPr>
-      <w:bookmarkStart w:id="0" w:name="_Toc221100881"/>
+      <w:bookmarkStart w:id="0" w:name="_Toc221881238"/>
       <w:r>
         <w:lastRenderedPageBreak/>
         <w:t>1. Executive Summary, Quick overview</w:t>
@@ -3906,7 +3980,7 @@
         <w:pStyle w:val="Otsikko2"/>
         <w:spacing w:before="0" w:line="240" w:lineRule="auto"/>
       </w:pPr>
-      <w:bookmarkStart w:id="2" w:name="_Toc221100882"/>
+      <w:bookmarkStart w:id="2" w:name="_Toc221881239"/>
       <w:r>
         <w:lastRenderedPageBreak/>
         <w:t>2. Target Audience</w:t>
@@ -4030,7 +4104,7 @@
         <w:pStyle w:val="Otsikko2"/>
         <w:spacing w:before="0" w:line="240" w:lineRule="auto"/>
       </w:pPr>
-      <w:bookmarkStart w:id="3" w:name="_Toc221100883"/>
+      <w:bookmarkStart w:id="3" w:name="_Toc221881240"/>
       <w:r>
         <w:lastRenderedPageBreak/>
         <w:t>3. Main Characters</w:t>
@@ -4853,7 +4927,7 @@
         <w:pStyle w:val="Otsikko2"/>
         <w:spacing w:before="0" w:line="240" w:lineRule="auto"/>
       </w:pPr>
-      <w:bookmarkStart w:id="4" w:name="_Toc221100884"/>
+      <w:bookmarkStart w:id="4" w:name="_Toc221881241"/>
       <w:r>
         <w:lastRenderedPageBreak/>
         <w:t>4. Main Features</w:t>
@@ -4880,7 +4954,7 @@
         <w:pStyle w:val="Otsikko3"/>
         <w:spacing w:before="0" w:line="240" w:lineRule="auto"/>
       </w:pPr>
-      <w:bookmarkStart w:id="5" w:name="_Toc221100885"/>
+      <w:bookmarkStart w:id="5" w:name="_Toc221881242"/>
       <w:r>
         <w:t>4.</w:t>
       </w:r>
@@ -5585,7 +5659,7 @@
         <w:pStyle w:val="Otsikko3"/>
         <w:spacing w:before="0" w:line="240" w:lineRule="auto"/>
       </w:pPr>
-      <w:bookmarkStart w:id="6" w:name="_Toc221100886"/>
+      <w:bookmarkStart w:id="6" w:name="_Toc221881243"/>
       <w:r>
         <w:t>4.2 Core Gameplay Loop</w:t>
       </w:r>
@@ -5796,7 +5870,7 @@
       <w:r>
         <w:t xml:space="preserve">  </w:t>
       </w:r>
-      <w:bookmarkStart w:id="7" w:name="_Toc221100887"/>
+      <w:bookmarkStart w:id="7" w:name="_Toc221881244"/>
       <w:r>
         <w:t>4.</w:t>
       </w:r>
@@ -6608,7 +6682,7 @@
       <w:r>
         <w:t xml:space="preserve">  </w:t>
       </w:r>
-      <w:bookmarkStart w:id="8" w:name="_Toc221100888"/>
+      <w:bookmarkStart w:id="8" w:name="_Toc221881245"/>
       <w:r>
         <w:t>4.</w:t>
       </w:r>
@@ -6767,7 +6841,7 @@
         <w:lastRenderedPageBreak/>
         <w:t xml:space="preserve">  </w:t>
       </w:r>
-      <w:bookmarkStart w:id="9" w:name="_Toc221100889"/>
+      <w:bookmarkStart w:id="9" w:name="_Toc221881246"/>
       <w:r>
         <w:t>4.</w:t>
       </w:r>
@@ -7046,7 +7120,7 @@
         <w:pStyle w:val="Otsikko3"/>
         <w:spacing w:before="0" w:line="240" w:lineRule="auto"/>
       </w:pPr>
-      <w:bookmarkStart w:id="10" w:name="_Toc221100890"/>
+      <w:bookmarkStart w:id="10" w:name="_Toc221881247"/>
       <w:r>
         <w:t>4.</w:t>
       </w:r>
@@ -7135,7 +7209,7 @@
       <w:pPr>
         <w:pStyle w:val="Otsikko3"/>
       </w:pPr>
-      <w:bookmarkStart w:id="11" w:name="_Toc221100891"/>
+      <w:bookmarkStart w:id="11" w:name="_Toc221881248"/>
       <w:r>
         <w:t>4.</w:t>
       </w:r>
@@ -7292,7 +7366,7 @@
       <w:r>
         <w:t xml:space="preserve">  </w:t>
       </w:r>
-      <w:bookmarkStart w:id="12" w:name="_Toc221100892"/>
+      <w:bookmarkStart w:id="12" w:name="_Toc221881249"/>
       <w:r>
         <w:t>4.</w:t>
       </w:r>
@@ -7557,7 +7631,7 @@
         <w:pStyle w:val="Otsikko3"/>
         <w:spacing w:before="0" w:line="240" w:lineRule="auto"/>
       </w:pPr>
-      <w:bookmarkStart w:id="13" w:name="_Toc221100893"/>
+      <w:bookmarkStart w:id="13" w:name="_Toc221881250"/>
       <w:r>
         <w:lastRenderedPageBreak/>
         <w:t>4.</w:t>
@@ -7590,7 +7664,7 @@
         <w:pStyle w:val="Otsikko3"/>
         <w:spacing w:before="0" w:line="240" w:lineRule="auto"/>
       </w:pPr>
-      <w:bookmarkStart w:id="14" w:name="_Toc221100894"/>
+      <w:bookmarkStart w:id="14" w:name="_Toc221881251"/>
       <w:r>
         <w:lastRenderedPageBreak/>
         <w:t>4.</w:t>
@@ -7619,22 +7693,16 @@
         <w:pStyle w:val="Otsikko3"/>
         <w:spacing w:before="0" w:line="240" w:lineRule="auto"/>
       </w:pPr>
-      <w:bookmarkStart w:id="15" w:name="_Toc221100895"/>
+      <w:bookmarkStart w:id="15" w:name="_Toc221881252"/>
       <w:r>
         <w:lastRenderedPageBreak/>
-        <w:t>4.</w:t>
+        <w:t>4.1</w:t>
       </w:r>
       <w:r>
         <w:t>1</w:t>
       </w:r>
       <w:r>
-        <w:t>1</w:t>
-      </w:r>
-      <w:r>
-        <w:t xml:space="preserve"> </w:t>
-      </w:r>
-      <w:r>
-        <w:t>Multiplayer Mode (The only game in town)</w:t>
+        <w:t xml:space="preserve"> Multiplayer Mode (The only game in town)</w:t>
       </w:r>
       <w:bookmarkEnd w:id="15"/>
     </w:p>
@@ -7659,7 +7727,7 @@
         <w:pStyle w:val="Otsikko2"/>
         <w:spacing w:before="0" w:line="240" w:lineRule="auto"/>
       </w:pPr>
-      <w:bookmarkStart w:id="16" w:name="_Toc221100896"/>
+      <w:bookmarkStart w:id="16" w:name="_Toc221881253"/>
       <w:r>
         <w:lastRenderedPageBreak/>
         <w:t>5. Genre, Setting, Concept Art book*</w:t>
@@ -7685,7 +7753,7 @@
         <w:pStyle w:val="Otsikko2"/>
         <w:spacing w:before="0" w:line="240" w:lineRule="auto"/>
       </w:pPr>
-      <w:bookmarkStart w:id="17" w:name="_Toc221100897"/>
+      <w:bookmarkStart w:id="17" w:name="_Toc221881254"/>
       <w:r>
         <w:lastRenderedPageBreak/>
         <w:t>6. Enemies, NPCs, Other objects</w:t>
@@ -7711,7 +7779,7 @@
         <w:pStyle w:val="Otsikko2"/>
         <w:spacing w:before="0" w:line="240" w:lineRule="auto"/>
       </w:pPr>
-      <w:bookmarkStart w:id="18" w:name="_Toc221100898"/>
+      <w:bookmarkStart w:id="18" w:name="_Toc221881255"/>
       <w:r>
         <w:lastRenderedPageBreak/>
         <w:t>7. Story board, script*</w:t>
@@ -7726,7 +7794,7 @@
       <w:r>
         <w:t xml:space="preserve">  </w:t>
       </w:r>
-      <w:bookmarkStart w:id="19" w:name="_Toc221100899"/>
+      <w:bookmarkStart w:id="19" w:name="_Toc221881256"/>
       <w:r>
         <w:t>7.1 Story overview</w:t>
       </w:r>
@@ -7740,7 +7808,7 @@
       <w:r>
         <w:t xml:space="preserve">  </w:t>
       </w:r>
-      <w:bookmarkStart w:id="20" w:name="_Toc221100900"/>
+      <w:bookmarkStart w:id="20" w:name="_Toc221881257"/>
       <w:r>
         <w:t>7.2 Progression, World 1</w:t>
       </w:r>
@@ -7754,7 +7822,7 @@
       <w:r>
         <w:t xml:space="preserve">  </w:t>
       </w:r>
-      <w:bookmarkStart w:id="21" w:name="_Toc221100901"/>
+      <w:bookmarkStart w:id="21" w:name="_Toc221881258"/>
       <w:r>
         <w:t xml:space="preserve">7.9 Progression, World </w:t>
       </w:r>
@@ -7785,7 +7853,7 @@
         <w:pStyle w:val="Otsikko2"/>
         <w:spacing w:before="0" w:line="240" w:lineRule="auto"/>
       </w:pPr>
-      <w:bookmarkStart w:id="22" w:name="_Toc221100902"/>
+      <w:bookmarkStart w:id="22" w:name="_Toc221881259"/>
       <w:r>
         <w:lastRenderedPageBreak/>
         <w:t>8. Technical definitions, Tech guide*</w:t>
@@ -7800,7 +7868,7 @@
       <w:r>
         <w:t xml:space="preserve">  </w:t>
       </w:r>
-      <w:bookmarkStart w:id="23" w:name="_Toc221100903"/>
+      <w:bookmarkStart w:id="23" w:name="_Toc221881260"/>
       <w:r>
         <w:t>8.1 Platforms, versions</w:t>
       </w:r>
@@ -7814,7 +7882,7 @@
       <w:r>
         <w:t xml:space="preserve">  </w:t>
       </w:r>
-      <w:bookmarkStart w:id="24" w:name="_Toc221100904"/>
+      <w:bookmarkStart w:id="24" w:name="_Toc221881261"/>
       <w:r>
         <w:t>8.2 Control Scheme</w:t>
       </w:r>
@@ -7828,7 +7896,7 @@
       <w:r>
         <w:t xml:space="preserve">  </w:t>
       </w:r>
-      <w:bookmarkStart w:id="25" w:name="_Toc221100905"/>
+      <w:bookmarkStart w:id="25" w:name="_Toc221881262"/>
       <w:r>
         <w:t>8.3 Limitations</w:t>
       </w:r>
@@ -7850,7 +7918,7 @@
         <w:pStyle w:val="Otsikko2"/>
         <w:spacing w:before="0" w:line="240" w:lineRule="auto"/>
       </w:pPr>
-      <w:bookmarkStart w:id="26" w:name="_Toc221100906"/>
+      <w:bookmarkStart w:id="26" w:name="_Toc221881263"/>
       <w:r>
         <w:lastRenderedPageBreak/>
         <w:t>9. Business definitions*</w:t>
@@ -7865,7 +7933,7 @@
       <w:r>
         <w:t xml:space="preserve">  </w:t>
       </w:r>
-      <w:bookmarkStart w:id="27" w:name="_Toc221100907"/>
+      <w:bookmarkStart w:id="27" w:name="_Toc221881264"/>
       <w:r>
         <w:t>9.1 In-app purchases</w:t>
       </w:r>
@@ -7879,7 +7947,7 @@
       <w:r>
         <w:t xml:space="preserve">  </w:t>
       </w:r>
-      <w:bookmarkStart w:id="28" w:name="_Toc221100908"/>
+      <w:bookmarkStart w:id="28" w:name="_Toc221881265"/>
       <w:r>
         <w:t>9.2 DLC packs</w:t>
       </w:r>
@@ -7901,7 +7969,7 @@
         <w:pStyle w:val="Otsikko2"/>
         <w:spacing w:before="0" w:line="240" w:lineRule="auto"/>
       </w:pPr>
-      <w:bookmarkStart w:id="29" w:name="_Toc221100909"/>
+      <w:bookmarkStart w:id="29" w:name="_Toc221881266"/>
       <w:r>
         <w:lastRenderedPageBreak/>
         <w:t>10. Outsourced/Bought Assets</w:t>
@@ -7991,7 +8059,7 @@
       <w:pPr>
         <w:pStyle w:val="Otsikko2"/>
       </w:pPr>
-      <w:bookmarkStart w:id="30" w:name="_Toc221100910"/>
+      <w:bookmarkStart w:id="30" w:name="_Toc221881267"/>
       <w:r>
         <w:lastRenderedPageBreak/>
         <w:t>11.</w:t>
@@ -12828,6 +12896,2075 @@
     </w:p>
     <w:p>
       <w:pPr>
+        <w:rPr>
+          <w:b/>
+          <w:bCs/>
+        </w:rPr>
+      </w:pPr>
+      <w:r>
+        <w:rPr>
+          <w:b/>
+          <w:bCs/>
+        </w:rPr>
+        <w:br w:type="page"/>
+      </w:r>
+    </w:p>
+    <w:p>
+      <w:pPr>
+        <w:pStyle w:val="Otsikko2"/>
+      </w:pPr>
+      <w:bookmarkStart w:id="31" w:name="_Toc221881268"/>
+      <w:r>
+        <w:lastRenderedPageBreak/>
+        <w:t>1</w:t>
+      </w:r>
+      <w:r>
+        <w:t>2</w:t>
+      </w:r>
+      <w:r>
+        <w:t xml:space="preserve">. </w:t>
+      </w:r>
+      <w:r>
+        <w:t>Systems reference</w:t>
+      </w:r>
+      <w:bookmarkEnd w:id="31"/>
+    </w:p>
+    <w:p/>
+    <w:p>
+      <w:r>
+        <w:t>Below is a list of all the systems in the game, followed by a short definition of the system, along with a scope flag. The scope flags are</w:t>
+      </w:r>
+    </w:p>
+    <w:p>
+      <w:pPr>
+        <w:pStyle w:val="Luettelokappale"/>
+        <w:numPr>
+          <w:ilvl w:val="0"/>
+          <w:numId w:val="7"/>
+        </w:numPr>
+        <w:rPr>
+          <w:b/>
+          <w:bCs/>
+        </w:rPr>
+      </w:pPr>
+      <w:r>
+        <w:rPr>
+          <w:b/>
+          <w:bCs/>
+        </w:rPr>
+        <w:t xml:space="preserve">Core (Demo(n)Tapes): </w:t>
+      </w:r>
+      <w:r>
+        <w:t>Must exist for the game to exist</w:t>
+      </w:r>
+    </w:p>
+    <w:p>
+      <w:pPr>
+        <w:pStyle w:val="Luettelokappale"/>
+        <w:numPr>
+          <w:ilvl w:val="0"/>
+          <w:numId w:val="7"/>
+        </w:numPr>
+        <w:rPr>
+          <w:b/>
+          <w:bCs/>
+        </w:rPr>
+      </w:pPr>
+      <w:r>
+        <w:rPr>
+          <w:b/>
+          <w:bCs/>
+        </w:rPr>
+        <w:t xml:space="preserve">Optional (Demo(n)Tapes): </w:t>
+      </w:r>
+      <w:r>
+        <w:t>can exist, not required</w:t>
+      </w:r>
+    </w:p>
+    <w:p>
+      <w:pPr>
+        <w:pStyle w:val="Luettelokappale"/>
+        <w:numPr>
+          <w:ilvl w:val="0"/>
+          <w:numId w:val="7"/>
+        </w:numPr>
+        <w:rPr>
+          <w:b/>
+          <w:bCs/>
+        </w:rPr>
+      </w:pPr>
+      <w:r>
+        <w:rPr>
+          <w:b/>
+          <w:bCs/>
+        </w:rPr>
+        <w:t xml:space="preserve">Expanded (SEMM91/Later): </w:t>
+      </w:r>
+      <w:r>
+        <w:t>belongs to the expanded project scope, to be ignored for now</w:t>
+      </w:r>
+    </w:p>
+    <w:p>
+      <w:pPr>
+        <w:pStyle w:val="Luettelokappale"/>
+        <w:numPr>
+          <w:ilvl w:val="0"/>
+          <w:numId w:val="7"/>
+        </w:numPr>
+        <w:rPr>
+          <w:b/>
+          <w:bCs/>
+        </w:rPr>
+      </w:pPr>
+      <w:r>
+        <w:rPr>
+          <w:b/>
+          <w:bCs/>
+        </w:rPr>
+        <w:t xml:space="preserve">Unwritten: </w:t>
+      </w:r>
+      <w:r>
+        <w:t>This flag is self-correcting and shouldn’t exist when the GDD is finished.</w:t>
+      </w:r>
+    </w:p>
+    <w:p/>
+    <w:p>
+      <w:pPr>
+        <w:pStyle w:val="Luettelokappale"/>
+        <w:numPr>
+          <w:ilvl w:val="0"/>
+          <w:numId w:val="9"/>
+        </w:numPr>
+        <w:rPr>
+          <w:b/>
+          <w:bCs/>
+        </w:rPr>
+      </w:pPr>
+      <w:r>
+        <w:rPr>
+          <w:b/>
+          <w:bCs/>
+        </w:rPr>
+        <w:t>Time, Turn, Resolution</w:t>
+      </w:r>
+      <w:r>
+        <w:rPr>
+          <w:b/>
+          <w:bCs/>
+        </w:rPr>
+        <w:br/>
+      </w:r>
+    </w:p>
+    <w:p>
+      <w:pPr>
+        <w:pStyle w:val="Luettelokappale"/>
+        <w:numPr>
+          <w:ilvl w:val="1"/>
+          <w:numId w:val="8"/>
+        </w:numPr>
+      </w:pPr>
+      <w:r>
+        <w:rPr>
+          <w:b/>
+          <w:bCs/>
+        </w:rPr>
+        <w:t>Season/Year – CORE</w:t>
+      </w:r>
+      <w:r>
+        <w:rPr>
+          <w:b/>
+          <w:bCs/>
+        </w:rPr>
+        <w:br/>
+      </w:r>
+      <w:r>
+        <w:t xml:space="preserve">Four seasons (turns) form one year (round); evaluation and keeper changes happen yearly (at the end of each round). </w:t>
+      </w:r>
+      <w:r>
+        <w:br/>
+      </w:r>
+    </w:p>
+    <w:p>
+      <w:pPr>
+        <w:pStyle w:val="Luettelokappale"/>
+        <w:numPr>
+          <w:ilvl w:val="1"/>
+          <w:numId w:val="8"/>
+        </w:numPr>
+      </w:pPr>
+      <w:r>
+        <w:rPr>
+          <w:b/>
+          <w:bCs/>
+        </w:rPr>
+        <w:t>Asynchronous Declarations &amp; End-of-Turn resolution – CORE</w:t>
+      </w:r>
+      <w:r>
+        <w:rPr>
+          <w:b/>
+          <w:bCs/>
+        </w:rPr>
+        <w:br/>
+      </w:r>
+      <w:r>
+        <w:t>Players declare actions without seeing others’ choices; actions resolve together at end of the turn, including shared-target interactions.</w:t>
+      </w:r>
+      <w:r>
+        <w:br/>
+      </w:r>
+    </w:p>
+    <w:p>
+      <w:pPr>
+        <w:pStyle w:val="Luettelokappale"/>
+        <w:numPr>
+          <w:ilvl w:val="1"/>
+          <w:numId w:val="8"/>
+        </w:numPr>
+      </w:pPr>
+      <w:r>
+        <w:rPr>
+          <w:b/>
+          <w:bCs/>
+        </w:rPr>
+        <w:t>End-of-Year Evaluation System – CORE</w:t>
+      </w:r>
+      <w:r>
+        <w:rPr>
+          <w:b/>
+          <w:bCs/>
+        </w:rPr>
+        <w:br/>
+      </w:r>
+      <w:r>
+        <w:t xml:space="preserve">Overall progress is evaluated every four </w:t>
+      </w:r>
+      <w:r>
+        <w:t>turns,</w:t>
+      </w:r>
+      <w:r>
+        <w:t xml:space="preserve"> and the most influential operator is declared Keeper.</w:t>
+      </w:r>
+      <w:r>
+        <w:br/>
+      </w:r>
+    </w:p>
+    <w:p>
+      <w:pPr>
+        <w:pStyle w:val="Luettelokappale"/>
+        <w:numPr>
+          <w:ilvl w:val="0"/>
+          <w:numId w:val="8"/>
+        </w:numPr>
+      </w:pPr>
+      <w:r>
+        <w:rPr>
+          <w:b/>
+          <w:bCs/>
+        </w:rPr>
+        <w:t>Agency, Entities, Action Economy</w:t>
+      </w:r>
+      <w:r>
+        <w:rPr>
+          <w:b/>
+          <w:bCs/>
+        </w:rPr>
+        <w:br/>
+      </w:r>
+    </w:p>
+    <w:p>
+      <w:pPr>
+        <w:pStyle w:val="Luettelokappale"/>
+        <w:numPr>
+          <w:ilvl w:val="0"/>
+          <w:numId w:val="11"/>
+        </w:numPr>
+      </w:pPr>
+      <w:r>
+        <w:rPr>
+          <w:b/>
+          <w:bCs/>
+        </w:rPr>
+        <w:t>Game Entity System – CORE</w:t>
+      </w:r>
+      <w:r>
+        <w:rPr>
+          <w:b/>
+          <w:bCs/>
+        </w:rPr>
+        <w:br/>
+      </w:r>
+      <w:r>
+        <w:t>All meaningful world objects function as entities that hold tags and traits.</w:t>
+      </w:r>
+      <w:r>
+        <w:rPr>
+          <w:b/>
+          <w:bCs/>
+        </w:rPr>
+        <w:br/>
+      </w:r>
+    </w:p>
+    <w:p>
+      <w:pPr>
+        <w:pStyle w:val="Luettelokappale"/>
+        <w:numPr>
+          <w:ilvl w:val="0"/>
+          <w:numId w:val="11"/>
+        </w:numPr>
+      </w:pPr>
+      <w:r>
+        <w:rPr>
+          <w:b/>
+          <w:bCs/>
+        </w:rPr>
+        <w:t>Collective System – CORE</w:t>
+      </w:r>
+      <w:r>
+        <w:rPr>
+          <w:b/>
+          <w:bCs/>
+        </w:rPr>
+        <w:br/>
+      </w:r>
+      <w:r>
+        <w:t xml:space="preserve">Bands and other collectives have collective states that determine which kinds of actions the members of those collectives can take. </w:t>
+      </w:r>
+      <w:r>
+        <w:br/>
+      </w:r>
+    </w:p>
+    <w:p>
+      <w:pPr>
+        <w:pStyle w:val="Luettelokappale"/>
+        <w:numPr>
+          <w:ilvl w:val="0"/>
+          <w:numId w:val="11"/>
+        </w:numPr>
+      </w:pPr>
+      <w:r>
+        <w:rPr>
+          <w:b/>
+          <w:bCs/>
+        </w:rPr>
+        <w:t>Role &amp; Agency Hierarchy System – CORE</w:t>
+      </w:r>
+    </w:p>
+    <w:p>
+      <w:pPr>
+        <w:pStyle w:val="Luettelokappale"/>
+      </w:pPr>
+      <w:r>
+        <w:t>Controllers, Actors, Agents and Groupies represent descending degrees of agency.</w:t>
+      </w:r>
+    </w:p>
+    <w:p>
+      <w:pPr>
+        <w:pStyle w:val="Luettelokappale"/>
+      </w:pPr>
+    </w:p>
+    <w:p>
+      <w:pPr>
+        <w:pStyle w:val="Luettelokappale"/>
+        <w:numPr>
+          <w:ilvl w:val="0"/>
+          <w:numId w:val="11"/>
+        </w:numPr>
+      </w:pPr>
+      <w:r>
+        <w:rPr>
+          <w:b/>
+          <w:bCs/>
+        </w:rPr>
+        <w:t>Action Economy: 2:3 Rule – CORE</w:t>
+      </w:r>
+      <w:r>
+        <w:rPr>
+          <w:b/>
+          <w:bCs/>
+        </w:rPr>
+        <w:br/>
+      </w:r>
+      <w:r>
+        <w:t>Two free actions, third at a cost (fatigue and risk)</w:t>
+      </w:r>
+      <w:r>
+        <w:rPr>
+          <w:b/>
+          <w:bCs/>
+        </w:rPr>
+        <w:br/>
+      </w:r>
+    </w:p>
+    <w:p>
+      <w:pPr>
+        <w:pStyle w:val="Luettelokappale"/>
+        <w:numPr>
+          <w:ilvl w:val="0"/>
+          <w:numId w:val="11"/>
+        </w:numPr>
+      </w:pPr>
+      <w:r>
+        <w:rPr>
+          <w:b/>
+          <w:bCs/>
+        </w:rPr>
+        <w:t>Tiredness &amp; Rest – CORE</w:t>
+      </w:r>
+      <w:r>
+        <w:rPr>
+          <w:b/>
+          <w:bCs/>
+        </w:rPr>
+        <w:br/>
+      </w:r>
+      <w:r>
+        <w:t>Third action creates the Tired status; resting clears tiredness.</w:t>
+      </w:r>
+      <w:r>
+        <w:rPr>
+          <w:b/>
+          <w:bCs/>
+        </w:rPr>
+        <w:br/>
+      </w:r>
+    </w:p>
+    <w:p>
+      <w:pPr>
+        <w:pStyle w:val="Luettelokappale"/>
+        <w:numPr>
+          <w:ilvl w:val="0"/>
+          <w:numId w:val="11"/>
+        </w:numPr>
+      </w:pPr>
+      <w:r>
+        <w:rPr>
+          <w:b/>
+          <w:bCs/>
+        </w:rPr>
+        <w:t>Strain – CORE</w:t>
+      </w:r>
+      <w:r>
+        <w:rPr>
+          <w:b/>
+          <w:bCs/>
+        </w:rPr>
+        <w:br/>
+      </w:r>
+      <w:r>
+        <w:t>Overexertion triggers action-specific penalties (All Over the Place, Burnout, Too on the Nose, Overreach).</w:t>
+      </w:r>
+      <w:r>
+        <w:rPr>
+          <w:b/>
+          <w:bCs/>
+        </w:rPr>
+        <w:br/>
+      </w:r>
+    </w:p>
+    <w:p/>
+    <w:p>
+      <w:pPr>
+        <w:pStyle w:val="Luettelokappale"/>
+        <w:numPr>
+          <w:ilvl w:val="0"/>
+          <w:numId w:val="8"/>
+        </w:numPr>
+      </w:pPr>
+      <w:r>
+        <w:rPr>
+          <w:b/>
+          <w:bCs/>
+        </w:rPr>
+        <w:lastRenderedPageBreak/>
+        <w:t xml:space="preserve">Creation Pipeline: Gestation </w:t>
+      </w:r>
+      <w:r>
+        <w:rPr>
+          <w:b/>
+          <w:bCs/>
+        </w:rPr>
+        <w:t>→</w:t>
+      </w:r>
+      <w:r>
+        <w:rPr>
+          <w:b/>
+          <w:bCs/>
+        </w:rPr>
+        <w:t xml:space="preserve"> Rehearsal </w:t>
+      </w:r>
+      <w:r>
+        <w:rPr>
+          <w:b/>
+          <w:bCs/>
+        </w:rPr>
+        <w:t>→</w:t>
+      </w:r>
+      <w:r>
+        <w:rPr>
+          <w:b/>
+          <w:bCs/>
+        </w:rPr>
+        <w:t xml:space="preserve"> Recording</w:t>
+      </w:r>
+      <w:r>
+        <w:rPr>
+          <w:b/>
+          <w:bCs/>
+        </w:rPr>
+        <w:br/>
+      </w:r>
+    </w:p>
+    <w:p>
+      <w:pPr>
+        <w:pStyle w:val="Luettelokappale"/>
+        <w:numPr>
+          <w:ilvl w:val="0"/>
+          <w:numId w:val="13"/>
+        </w:numPr>
+      </w:pPr>
+      <w:r>
+        <w:rPr>
+          <w:b/>
+          <w:bCs/>
+        </w:rPr>
+        <w:t>Gestation System – CORE</w:t>
+      </w:r>
+      <w:r>
+        <w:rPr>
+          <w:b/>
+          <w:bCs/>
+        </w:rPr>
+        <w:br/>
+      </w:r>
+      <w:r>
+        <w:t>Characters interact with locations/entities to extract resonance into transient tags and attach tags to aspects to form ideas.</w:t>
+      </w:r>
+      <w:r>
+        <w:rPr>
+          <w:b/>
+          <w:bCs/>
+        </w:rPr>
+        <w:br/>
+      </w:r>
+    </w:p>
+    <w:p>
+      <w:pPr>
+        <w:pStyle w:val="Luettelokappale"/>
+        <w:numPr>
+          <w:ilvl w:val="0"/>
+          <w:numId w:val="13"/>
+        </w:numPr>
+      </w:pPr>
+      <w:r>
+        <w:rPr>
+          <w:b/>
+          <w:bCs/>
+        </w:rPr>
+        <w:t>Rehearsal System – CORE</w:t>
+      </w:r>
+      <w:r>
+        <w:rPr>
+          <w:b/>
+          <w:bCs/>
+        </w:rPr>
+        <w:br/>
+      </w:r>
+      <w:r>
+        <w:t>Ideas are assembled into tracks; rehearsal actions improve conveyance and develop material before committing it to a demo.</w:t>
+      </w:r>
+      <w:r>
+        <w:rPr>
+          <w:b/>
+          <w:bCs/>
+        </w:rPr>
+        <w:br/>
+      </w:r>
+    </w:p>
+    <w:p>
+      <w:pPr>
+        <w:pStyle w:val="Luettelokappale"/>
+        <w:numPr>
+          <w:ilvl w:val="0"/>
+          <w:numId w:val="13"/>
+        </w:numPr>
+      </w:pPr>
+      <w:r>
+        <w:rPr>
+          <w:b/>
+          <w:bCs/>
+        </w:rPr>
+        <w:t>Recording System (Demo commit) – CORE</w:t>
+      </w:r>
+      <w:r>
+        <w:rPr>
+          <w:b/>
+          <w:bCs/>
+        </w:rPr>
+        <w:br/>
+      </w:r>
+      <w:r>
+        <w:t>Recording commits selected tracks to a demo tape (C-Cassette) via a recording action. Recording can overwrite another tape.</w:t>
+      </w:r>
+      <w:r>
+        <w:rPr>
+          <w:b/>
+          <w:bCs/>
+        </w:rPr>
+        <w:br/>
+      </w:r>
+    </w:p>
+    <w:p>
+      <w:pPr>
+        <w:pStyle w:val="Luettelokappale"/>
+        <w:numPr>
+          <w:ilvl w:val="0"/>
+          <w:numId w:val="13"/>
+        </w:numPr>
+      </w:pPr>
+      <w:r>
+        <w:rPr>
+          <w:b/>
+          <w:bCs/>
+        </w:rPr>
+        <w:t>VHS Work-in-Progress Track System – CORE</w:t>
+      </w:r>
+      <w:r>
+        <w:rPr>
+          <w:b/>
+          <w:bCs/>
+        </w:rPr>
+        <w:br/>
+      </w:r>
+      <w:r>
+        <w:t>Tracks exist as rehearsal state objects, symbolized by camcorder takes on the last time a track has been rehearsed. These VHS tapes erode in time, representing the band losing the edge over its execution as the track remains unrehearsed.</w:t>
+      </w:r>
+      <w:r>
+        <w:rPr>
+          <w:b/>
+          <w:bCs/>
+        </w:rPr>
+        <w:br/>
+      </w:r>
+    </w:p>
+    <w:p>
+      <w:pPr>
+        <w:pStyle w:val="Luettelokappale"/>
+        <w:numPr>
+          <w:ilvl w:val="0"/>
+          <w:numId w:val="13"/>
+        </w:numPr>
+      </w:pPr>
+      <w:r>
+        <w:rPr>
+          <w:b/>
+          <w:bCs/>
+        </w:rPr>
+        <w:t>Sketchy Track Constraint System – CORE</w:t>
+      </w:r>
+      <w:r>
+        <w:rPr>
+          <w:b/>
+          <w:bCs/>
+        </w:rPr>
+        <w:br/>
+      </w:r>
+      <w:r>
+        <w:t>Tracks recorded while not fully composed gain a “sketchy” trait that caps conveyance and keeps them raw.</w:t>
+      </w:r>
+    </w:p>
+    <w:p>
+      <w:pPr>
+        <w:pStyle w:val="Luettelokappale"/>
+      </w:pPr>
+    </w:p>
+    <w:p>
+      <w:pPr>
+        <w:pStyle w:val="Luettelokappale"/>
+        <w:numPr>
+          <w:ilvl w:val="0"/>
+          <w:numId w:val="8"/>
+        </w:numPr>
+      </w:pPr>
+      <w:r>
+        <w:rPr>
+          <w:b/>
+          <w:bCs/>
+        </w:rPr>
+        <w:t>Semantic Core: Tags, Pairs, TRUE/true, Gravity</w:t>
+      </w:r>
+      <w:r>
+        <w:rPr>
+          <w:b/>
+          <w:bCs/>
+        </w:rPr>
+        <w:br/>
+      </w:r>
+    </w:p>
+    <w:p>
+      <w:pPr>
+        <w:pStyle w:val="Luettelokappale"/>
+        <w:numPr>
+          <w:ilvl w:val="0"/>
+          <w:numId w:val="14"/>
+        </w:numPr>
+      </w:pPr>
+      <w:r>
+        <w:rPr>
+          <w:b/>
+          <w:bCs/>
+        </w:rPr>
+        <w:t>Seven Tag</w:t>
+      </w:r>
+      <w:r>
+        <w:rPr>
+          <w:b/>
+          <w:bCs/>
+        </w:rPr>
+        <w:t xml:space="preserve"> </w:t>
+      </w:r>
+      <w:r>
+        <w:rPr>
+          <w:b/>
+          <w:bCs/>
+        </w:rPr>
+        <w:t>-</w:t>
+      </w:r>
+      <w:r>
+        <w:rPr>
+          <w:b/>
+          <w:bCs/>
+        </w:rPr>
+        <w:t xml:space="preserve"> </w:t>
+      </w:r>
+      <w:r>
+        <w:rPr>
+          <w:b/>
+          <w:bCs/>
+        </w:rPr>
+        <w:t>anti-Tag axes – CORE</w:t>
+      </w:r>
+    </w:p>
+    <w:p>
+      <w:pPr>
+        <w:pStyle w:val="Luettelokappale"/>
+      </w:pPr>
+      <w:r>
+        <w:t>Tags define the games sematic space and serve as building blocks of the tracks.</w:t>
+      </w:r>
+    </w:p>
+    <w:p>
+      <w:pPr>
+        <w:pStyle w:val="Luettelokappale"/>
+      </w:pPr>
+    </w:p>
+    <w:p>
+      <w:pPr>
+        <w:pStyle w:val="Luettelokappale"/>
+        <w:numPr>
+          <w:ilvl w:val="0"/>
+          <w:numId w:val="14"/>
+        </w:numPr>
+      </w:pPr>
+      <w:r>
+        <w:rPr>
+          <w:b/>
+          <w:bCs/>
+        </w:rPr>
+        <w:t>Tag Slot System (Resonance/Mood/Conviction/Transient) – Core</w:t>
+      </w:r>
+      <w:r>
+        <w:rPr>
+          <w:b/>
+          <w:bCs/>
+        </w:rPr>
+        <w:br/>
+      </w:r>
+      <w:r>
+        <w:t>Entities carry tags in functional categories, where they can be engaged with different usage constraints (unlimited, limited, risky repetition, decaying).</w:t>
+      </w:r>
+      <w:r>
+        <w:rPr>
+          <w:b/>
+          <w:bCs/>
+        </w:rPr>
+        <w:br/>
+      </w:r>
+    </w:p>
+    <w:p>
+      <w:pPr>
+        <w:pStyle w:val="Luettelokappale"/>
+        <w:numPr>
+          <w:ilvl w:val="0"/>
+          <w:numId w:val="14"/>
+        </w:numPr>
+      </w:pPr>
+      <w:r>
+        <w:rPr>
+          <w:b/>
+          <w:bCs/>
+        </w:rPr>
+        <w:t>Tag Permutation &amp; Ownership System – CORE</w:t>
+      </w:r>
+      <w:r>
+        <w:rPr>
+          <w:b/>
+          <w:bCs/>
+        </w:rPr>
+        <w:br/>
+      </w:r>
+      <w:r>
+        <w:t>Tags manifest as permutations, which are owned by the players who first play them.</w:t>
+      </w:r>
+      <w:r>
+        <w:rPr>
+          <w:b/>
+          <w:bCs/>
+        </w:rPr>
+        <w:br/>
+      </w:r>
+    </w:p>
+    <w:p>
+      <w:pPr>
+        <w:pStyle w:val="Luettelokappale"/>
+        <w:numPr>
+          <w:ilvl w:val="0"/>
+          <w:numId w:val="14"/>
+        </w:numPr>
+      </w:pPr>
+      <w:r>
+        <w:rPr>
+          <w:b/>
+          <w:bCs/>
+        </w:rPr>
+        <w:t>Transient Tag Decay &amp; Pinning System – CORE</w:t>
+      </w:r>
+      <w:r>
+        <w:rPr>
+          <w:b/>
+          <w:bCs/>
+        </w:rPr>
+        <w:br/>
+      </w:r>
+      <w:r>
+        <w:t>Transient tags must be used quickly or they evaporate. A transient tag cannot conflict with the conviction tag.</w:t>
+      </w:r>
+      <w:r>
+        <w:rPr>
+          <w:b/>
+          <w:bCs/>
+        </w:rPr>
+        <w:br/>
+      </w:r>
+    </w:p>
+    <w:p>
+      <w:pPr>
+        <w:pStyle w:val="Luettelokappale"/>
+        <w:numPr>
+          <w:ilvl w:val="0"/>
+          <w:numId w:val="14"/>
+        </w:numPr>
+      </w:pPr>
+      <w:r>
+        <w:rPr>
+          <w:b/>
+          <w:bCs/>
+        </w:rPr>
+        <w:t>Tag-Pair System</w:t>
+      </w:r>
+      <w:r>
+        <w:rPr>
+          <w:b/>
+          <w:bCs/>
+        </w:rPr>
+        <w:br/>
+      </w:r>
+      <w:r>
+        <w:t>Specific structured combinations of tags are required for legitimacy criteria and genre logic.</w:t>
+      </w:r>
+      <w:r>
+        <w:rPr>
+          <w:b/>
+          <w:bCs/>
+        </w:rPr>
+        <w:br/>
+      </w:r>
+    </w:p>
+    <w:p>
+      <w:pPr>
+        <w:pStyle w:val="Luettelokappale"/>
+        <w:numPr>
+          <w:ilvl w:val="0"/>
+          <w:numId w:val="14"/>
+        </w:numPr>
+      </w:pPr>
+      <w:r>
+        <w:rPr>
+          <w:b/>
+          <w:bCs/>
+        </w:rPr>
+        <w:t>Re-sacralising Tag-Pair System (Blackened Legitimacy) – Core</w:t>
+      </w:r>
+      <w:r>
+        <w:rPr>
+          <w:b/>
+          <w:bCs/>
+        </w:rPr>
+        <w:br/>
+      </w:r>
+      <w:r>
+        <w:t>TRUE black metal requires a re-sacralising tag pair. Without it, the elites ignore the record, bar Keeper intervention.</w:t>
+      </w:r>
+      <w:r>
+        <w:rPr>
+          <w:b/>
+          <w:bCs/>
+        </w:rPr>
+        <w:br/>
+      </w:r>
+      <w:r>
+        <w:br/>
+      </w:r>
+    </w:p>
+    <w:p>
+      <w:pPr>
+        <w:pStyle w:val="Luettelokappale"/>
+        <w:numPr>
+          <w:ilvl w:val="0"/>
+          <w:numId w:val="14"/>
+        </w:numPr>
+      </w:pPr>
+      <w:r>
+        <w:rPr>
+          <w:b/>
+          <w:bCs/>
+        </w:rPr>
+        <w:lastRenderedPageBreak/>
+        <w:t>TRUE vs true System – CORE</w:t>
+      </w:r>
+      <w:r>
+        <w:rPr>
+          <w:b/>
+          <w:bCs/>
+        </w:rPr>
+        <w:t xml:space="preserve"> (the semantics require revision)</w:t>
+      </w:r>
+    </w:p>
+    <w:p>
+      <w:pPr>
+        <w:ind w:left="720"/>
+      </w:pPr>
+      <w:r>
+        <w:t>Lowercase true is current scene fashion that the posers appreciate (usually represented by one of the tags in the TRUE tag-pair). Uppercase TRUE contains both tags and draws in the Elites (street credibility).</w:t>
+      </w:r>
+      <w:r>
+        <w:br/>
+      </w:r>
+    </w:p>
+    <w:p>
+      <w:pPr>
+        <w:pStyle w:val="Luettelokappale"/>
+        <w:numPr>
+          <w:ilvl w:val="0"/>
+          <w:numId w:val="14"/>
+        </w:numPr>
+      </w:pPr>
+      <w:r>
+        <w:rPr>
+          <w:b/>
+          <w:bCs/>
+        </w:rPr>
+        <w:t>Gravity System – CORE</w:t>
+      </w:r>
+      <w:r>
+        <w:rPr>
+          <w:b/>
+          <w:bCs/>
+        </w:rPr>
+        <w:br/>
+      </w:r>
+      <w:r>
+        <w:t xml:space="preserve">TRUE tag-pairs exert a gravity towards anything that resonate with its permutation and to a lesser degree the Tag itself. </w:t>
+      </w:r>
+      <w:r>
+        <w:rPr>
+          <w:b/>
+          <w:bCs/>
+        </w:rPr>
+        <w:br/>
+      </w:r>
+    </w:p>
+    <w:p>
+      <w:pPr>
+        <w:pStyle w:val="Luettelokappale"/>
+        <w:numPr>
+          <w:ilvl w:val="0"/>
+          <w:numId w:val="14"/>
+        </w:numPr>
+      </w:pPr>
+      <w:r>
+        <w:rPr>
+          <w:b/>
+          <w:bCs/>
+        </w:rPr>
+        <w:t>Proselytizing &amp; Splintering System – OPTIONAL</w:t>
+      </w:r>
+      <w:r>
+        <w:rPr>
+          <w:b/>
+          <w:bCs/>
+        </w:rPr>
+        <w:br/>
+      </w:r>
+      <w:r>
+        <w:t>Overuse of conviction permutations inside TRUE expressions can cause splintering in the scene with their own gravity centres.</w:t>
+      </w:r>
+    </w:p>
+    <w:p>
+      <w:pPr>
+        <w:ind w:left="360"/>
+      </w:pPr>
+    </w:p>
+    <w:p>
+      <w:pPr>
+        <w:pStyle w:val="Luettelokappale"/>
+        <w:numPr>
+          <w:ilvl w:val="0"/>
+          <w:numId w:val="14"/>
+        </w:numPr>
+      </w:pPr>
+      <w:r>
+        <w:rPr>
+          <w:b/>
+          <w:bCs/>
+        </w:rPr>
+        <w:t xml:space="preserve">Simulacra System </w:t>
+      </w:r>
+      <w:r>
+        <w:rPr>
+          <w:b/>
+          <w:bCs/>
+        </w:rPr>
+        <w:t>–</w:t>
+      </w:r>
+      <w:r>
+        <w:rPr>
+          <w:b/>
+          <w:bCs/>
+        </w:rPr>
+        <w:t xml:space="preserve"> OPTIONAL</w:t>
+      </w:r>
+      <w:r>
+        <w:rPr>
+          <w:b/>
+          <w:bCs/>
+        </w:rPr>
+        <w:br/>
+      </w:r>
+      <w:r>
+        <w:t>Overuse of mood tags risks producing simulacra</w:t>
+      </w:r>
+      <w:r>
+        <w:t xml:space="preserve"> that are mood tags that the posers accept as genuine, but the elites hate.</w:t>
+      </w:r>
+      <w:r>
+        <w:rPr>
+          <w:b/>
+          <w:bCs/>
+        </w:rPr>
+        <w:br/>
+      </w:r>
+    </w:p>
+    <w:p>
+      <w:pPr>
+        <w:pStyle w:val="Luettelokappale"/>
+        <w:numPr>
+          <w:ilvl w:val="0"/>
+          <w:numId w:val="8"/>
+        </w:numPr>
+      </w:pPr>
+      <w:r>
+        <w:rPr>
+          <w:b/>
+          <w:bCs/>
+        </w:rPr>
+        <w:t>Scene, Social Power, Gatekeeping</w:t>
+      </w:r>
+      <w:r>
+        <w:rPr>
+          <w:b/>
+          <w:bCs/>
+        </w:rPr>
+        <w:br/>
+      </w:r>
+    </w:p>
+    <w:p>
+      <w:pPr>
+        <w:pStyle w:val="Luettelokappale"/>
+        <w:numPr>
+          <w:ilvl w:val="0"/>
+          <w:numId w:val="15"/>
+        </w:numPr>
+        <w:rPr>
+          <w:b/>
+          <w:bCs/>
+        </w:rPr>
+      </w:pPr>
+      <w:r>
+        <w:rPr>
+          <w:b/>
+          <w:bCs/>
+        </w:rPr>
+        <w:t xml:space="preserve">Keeper Role System </w:t>
+      </w:r>
+      <w:r>
+        <w:rPr>
+          <w:b/>
+          <w:bCs/>
+        </w:rPr>
+        <w:t>–</w:t>
+      </w:r>
+      <w:r>
+        <w:rPr>
+          <w:b/>
+          <w:bCs/>
+        </w:rPr>
+        <w:t xml:space="preserve"> CORE</w:t>
+      </w:r>
+      <w:r>
+        <w:rPr>
+          <w:b/>
+          <w:bCs/>
+        </w:rPr>
+        <w:br/>
+      </w:r>
+      <w:r>
+        <w:t>A leading controller player becomes the Keeper yearly; The Keeper cannot produce new material and must instead serve as the scene police.</w:t>
+      </w:r>
+      <w:r>
+        <w:rPr>
+          <w:b/>
+          <w:bCs/>
+        </w:rPr>
+        <w:br/>
+      </w:r>
+    </w:p>
+    <w:p>
+      <w:pPr>
+        <w:pStyle w:val="Luettelokappale"/>
+        <w:numPr>
+          <w:ilvl w:val="0"/>
+          <w:numId w:val="15"/>
+        </w:numPr>
+        <w:rPr>
+          <w:b/>
+          <w:bCs/>
+        </w:rPr>
+      </w:pPr>
+      <w:r>
+        <w:rPr>
+          <w:b/>
+          <w:bCs/>
+        </w:rPr>
+        <w:t>Keeper Pull Resource System – CORE</w:t>
+      </w:r>
+      <w:r>
+        <w:rPr>
+          <w:b/>
+          <w:bCs/>
+        </w:rPr>
+        <w:br/>
+      </w:r>
+      <w:r>
+        <w:t>Keeper has a spendable resource (Pull) derived from influence; Keeper actions consume Pull and can induce Overreach.</w:t>
+      </w:r>
+      <w:r>
+        <w:rPr>
+          <w:b/>
+          <w:bCs/>
+        </w:rPr>
+        <w:br/>
+      </w:r>
+    </w:p>
+    <w:p>
+      <w:pPr>
+        <w:pStyle w:val="Luettelokappale"/>
+        <w:numPr>
+          <w:ilvl w:val="0"/>
+          <w:numId w:val="15"/>
+        </w:numPr>
+        <w:rPr>
+          <w:b/>
+          <w:bCs/>
+        </w:rPr>
+      </w:pPr>
+      <w:r>
+        <w:rPr>
+          <w:b/>
+          <w:bCs/>
+        </w:rPr>
+        <w:t>Keeper Intervention System – CORE</w:t>
+      </w:r>
+      <w:r>
+        <w:rPr>
+          <w:b/>
+          <w:bCs/>
+        </w:rPr>
+        <w:br/>
+      </w:r>
+      <w:r>
+        <w:t xml:space="preserve">Keeper can legitimize, suppress, reframe, “lose”, or take credit for others’ output, </w:t>
+      </w:r>
+      <w:r>
+        <w:t>modelling</w:t>
+      </w:r>
+      <w:r>
+        <w:t xml:space="preserve"> informal cultural gatekeeping.</w:t>
+      </w:r>
+      <w:r>
+        <w:rPr>
+          <w:b/>
+          <w:bCs/>
+        </w:rPr>
+        <w:br/>
+      </w:r>
+    </w:p>
+    <w:p>
+      <w:pPr>
+        <w:pStyle w:val="Luettelokappale"/>
+        <w:numPr>
+          <w:ilvl w:val="0"/>
+          <w:numId w:val="15"/>
+        </w:numPr>
+        <w:rPr>
+          <w:b/>
+          <w:bCs/>
+        </w:rPr>
+      </w:pPr>
+      <w:r>
+        <w:rPr>
+          <w:b/>
+          <w:bCs/>
+        </w:rPr>
+        <w:t>Elite vs Posers Social Dualism System – CORE</w:t>
+      </w:r>
+      <w:r>
+        <w:rPr>
+          <w:b/>
+          <w:bCs/>
+        </w:rPr>
+        <w:br/>
+      </w:r>
+      <w:r>
+        <w:t>Elites grant credibility and reject simulacra; posers represent commercial appeal—success is evaluated through this tension.</w:t>
+      </w:r>
+      <w:r>
+        <w:rPr>
+          <w:b/>
+          <w:bCs/>
+        </w:rPr>
+        <w:br/>
+      </w:r>
+    </w:p>
+    <w:p>
+      <w:pPr>
+        <w:pStyle w:val="Luettelokappale"/>
+        <w:numPr>
+          <w:ilvl w:val="0"/>
+          <w:numId w:val="15"/>
+        </w:numPr>
+        <w:rPr>
+          <w:b/>
+          <w:bCs/>
+        </w:rPr>
+      </w:pPr>
+      <w:r>
+        <w:rPr>
+          <w:b/>
+          <w:bCs/>
+        </w:rPr>
+        <w:t>The Hole / Record Shop Institutional System – CORE</w:t>
+      </w:r>
+      <w:r>
+        <w:rPr>
+          <w:b/>
+          <w:bCs/>
+        </w:rPr>
+        <w:br/>
+      </w:r>
+      <w:r>
+        <w:t>The record shop concentrates promotional/scene power and is controlled by the Keeper, acting as an institutional choke point.</w:t>
+      </w:r>
+      <w:r>
+        <w:rPr>
+          <w:b/>
+          <w:bCs/>
+        </w:rPr>
+        <w:br/>
+      </w:r>
+    </w:p>
+    <w:p>
+      <w:pPr>
+        <w:pStyle w:val="Luettelokappale"/>
+        <w:numPr>
+          <w:ilvl w:val="0"/>
+          <w:numId w:val="15"/>
+        </w:numPr>
+        <w:rPr>
+          <w:b/>
+          <w:bCs/>
+        </w:rPr>
+      </w:pPr>
+      <w:r>
+        <w:rPr>
+          <w:b/>
+          <w:bCs/>
+        </w:rPr>
+        <w:t>Ideological Scene Map System (3D thematic map) – CORE</w:t>
+      </w:r>
+      <w:r>
+        <w:rPr>
+          <w:b/>
+          <w:bCs/>
+        </w:rPr>
+        <w:br/>
+      </w:r>
+      <w:r>
+        <w:t>The scene is represented as a 3D ideological map where demo tapes float and the current TRUE composition is visible.</w:t>
+      </w:r>
+      <w:r>
+        <w:rPr>
+          <w:b/>
+          <w:bCs/>
+        </w:rPr>
+        <w:br/>
+      </w:r>
+    </w:p>
+    <w:p>
+      <w:pPr>
+        <w:pStyle w:val="Luettelokappale"/>
+        <w:numPr>
+          <w:ilvl w:val="0"/>
+          <w:numId w:val="15"/>
+        </w:numPr>
+        <w:rPr>
+          <w:b/>
+          <w:bCs/>
+        </w:rPr>
+      </w:pPr>
+      <w:r>
+        <w:rPr>
+          <w:b/>
+          <w:bCs/>
+        </w:rPr>
+        <w:t>Auditive Representation System – OPTIONAL</w:t>
+      </w:r>
+      <w:r>
+        <w:rPr>
+          <w:b/>
+          <w:bCs/>
+        </w:rPr>
+        <w:br/>
+      </w:r>
+      <w:r>
+        <w:t>Hovering/interaction with TRUE tags on the scene map plays loops representing the sound of TRUE; useful for vibe, not mechanically required.</w:t>
+      </w:r>
+      <w:r>
+        <w:rPr>
+          <w:b/>
+          <w:bCs/>
+        </w:rPr>
+        <w:br/>
+      </w:r>
+    </w:p>
+    <w:p>
+      <w:pPr>
+        <w:rPr>
+          <w:b/>
+          <w:bCs/>
+        </w:rPr>
+      </w:pPr>
+    </w:p>
+    <w:p>
+      <w:pPr>
+        <w:pStyle w:val="Luettelokappale"/>
+        <w:numPr>
+          <w:ilvl w:val="0"/>
+          <w:numId w:val="8"/>
+        </w:numPr>
+      </w:pPr>
+      <w:r>
+        <w:rPr>
+          <w:b/>
+          <w:bCs/>
+        </w:rPr>
+        <w:lastRenderedPageBreak/>
+        <w:t>Promotion, Visibility, Circulation</w:t>
+      </w:r>
+      <w:r>
+        <w:rPr>
+          <w:b/>
+          <w:bCs/>
+        </w:rPr>
+        <w:br/>
+      </w:r>
+    </w:p>
+    <w:p>
+      <w:pPr>
+        <w:pStyle w:val="Luettelokappale"/>
+        <w:numPr>
+          <w:ilvl w:val="0"/>
+          <w:numId w:val="16"/>
+        </w:numPr>
+        <w:rPr>
+          <w:b/>
+          <w:bCs/>
+        </w:rPr>
+      </w:pPr>
+      <w:r>
+        <w:rPr>
+          <w:b/>
+          <w:bCs/>
+        </w:rPr>
+        <w:t>Promotion System (actions for visibility) – CORE</w:t>
+      </w:r>
+      <w:r>
+        <w:rPr>
+          <w:b/>
+          <w:bCs/>
+        </w:rPr>
+        <w:br/>
+      </w:r>
+      <w:r>
+        <w:t>Players spread their material via posters, mail, and gigs; lack of visibility makes bands vulnerable to Keeper control and obscurity.</w:t>
+      </w:r>
+      <w:r>
+        <w:rPr>
+          <w:b/>
+          <w:bCs/>
+        </w:rPr>
+        <w:br/>
+      </w:r>
+    </w:p>
+    <w:p>
+      <w:pPr>
+        <w:pStyle w:val="Luettelokappale"/>
+        <w:numPr>
+          <w:ilvl w:val="0"/>
+          <w:numId w:val="16"/>
+        </w:numPr>
+        <w:rPr>
+          <w:b/>
+          <w:bCs/>
+        </w:rPr>
+      </w:pPr>
+      <w:r>
+        <w:rPr>
+          <w:b/>
+          <w:bCs/>
+        </w:rPr>
+        <w:t>Tape Circulation &amp; Copying System – CORE</w:t>
+      </w:r>
+      <w:r>
+        <w:rPr>
+          <w:b/>
+          <w:bCs/>
+        </w:rPr>
+        <w:br/>
+      </w:r>
+      <w:r>
+        <w:t>Recorded demos enter circulation and can be copied, overwritten, or redistributed; access to copies enables influence and sabotage.</w:t>
+      </w:r>
+      <w:r>
+        <w:rPr>
+          <w:b/>
+          <w:bCs/>
+        </w:rPr>
+        <w:br/>
+      </w:r>
+    </w:p>
+    <w:p>
+      <w:pPr>
+        <w:pStyle w:val="Luettelokappale"/>
+        <w:numPr>
+          <w:ilvl w:val="0"/>
+          <w:numId w:val="16"/>
+        </w:numPr>
+        <w:rPr>
+          <w:b/>
+          <w:bCs/>
+        </w:rPr>
+      </w:pPr>
+      <w:r>
+        <w:rPr>
+          <w:b/>
+          <w:bCs/>
+        </w:rPr>
+        <w:t>Generation Degradation System – CORE</w:t>
+      </w:r>
+      <w:r>
+        <w:rPr>
+          <w:b/>
+          <w:bCs/>
+        </w:rPr>
+        <w:br/>
+      </w:r>
+      <w:r>
+        <w:t>Each copy generation reduces conveyance, diminishing clarity and impact as distribution widens.</w:t>
+      </w:r>
+      <w:r>
+        <w:rPr>
+          <w:b/>
+          <w:bCs/>
+        </w:rPr>
+        <w:br/>
+      </w:r>
+    </w:p>
+    <w:p>
+      <w:pPr>
+        <w:pStyle w:val="Luettelokappale"/>
+        <w:numPr>
+          <w:ilvl w:val="0"/>
+          <w:numId w:val="16"/>
+        </w:numPr>
+        <w:rPr>
+          <w:b/>
+          <w:bCs/>
+        </w:rPr>
+      </w:pPr>
+      <w:r>
+        <w:rPr>
+          <w:b/>
+          <w:bCs/>
+        </w:rPr>
+        <w:t>Public Info Access System – CORE</w:t>
+      </w:r>
+      <w:r>
+        <w:rPr>
+          <w:b/>
+          <w:bCs/>
+        </w:rPr>
+        <w:br/>
+      </w:r>
+      <w:r>
+        <w:t>Players can only view/hear others’ output to the extent it becomes public (promotion or scene-map presence), maintaining partial visibility.</w:t>
+      </w:r>
+      <w:r>
+        <w:rPr>
+          <w:b/>
+          <w:bCs/>
+        </w:rPr>
+        <w:br/>
+      </w:r>
+    </w:p>
+    <w:p>
+      <w:pPr>
+        <w:rPr>
+          <w:b/>
+          <w:bCs/>
+        </w:rPr>
+      </w:pPr>
+    </w:p>
+    <w:p>
+      <w:pPr>
+        <w:pStyle w:val="Luettelokappale"/>
+        <w:numPr>
+          <w:ilvl w:val="0"/>
+          <w:numId w:val="8"/>
+        </w:numPr>
+      </w:pPr>
+      <w:r>
+        <w:rPr>
+          <w:b/>
+          <w:bCs/>
+        </w:rPr>
+        <w:t xml:space="preserve">Progression, </w:t>
+      </w:r>
+      <w:r>
+        <w:rPr>
+          <w:b/>
+          <w:bCs/>
+        </w:rPr>
+        <w:t>Endgame</w:t>
+      </w:r>
+      <w:r>
+        <w:rPr>
+          <w:b/>
+          <w:bCs/>
+        </w:rPr>
+        <w:t>, Collapse</w:t>
+      </w:r>
+      <w:r>
+        <w:rPr>
+          <w:b/>
+          <w:bCs/>
+        </w:rPr>
+        <w:br/>
+      </w:r>
+    </w:p>
+    <w:p>
+      <w:pPr>
+        <w:pStyle w:val="Luettelokappale"/>
+        <w:numPr>
+          <w:ilvl w:val="0"/>
+          <w:numId w:val="17"/>
+        </w:numPr>
+        <w:rPr>
+          <w:b/>
+          <w:bCs/>
+        </w:rPr>
+      </w:pPr>
+      <w:r>
+        <w:rPr>
+          <w:b/>
+          <w:bCs/>
+        </w:rPr>
+        <w:t>Influence</w:t>
+      </w:r>
+      <w:r>
+        <w:rPr>
+          <w:b/>
+          <w:bCs/>
+        </w:rPr>
+        <w:t xml:space="preserve"> Accumulation System – CORE</w:t>
+      </w:r>
+      <w:r>
+        <w:rPr>
+          <w:b/>
+          <w:bCs/>
+        </w:rPr>
+        <w:br/>
+      </w:r>
+      <w:r>
+        <w:t>Actions and semantic success produce influence points; influence helps determine Keeper and access to power.</w:t>
+      </w:r>
+      <w:r>
+        <w:rPr>
+          <w:b/>
+          <w:bCs/>
+        </w:rPr>
+        <w:br/>
+      </w:r>
+    </w:p>
+    <w:p>
+      <w:pPr>
+        <w:pStyle w:val="Luettelokappale"/>
+        <w:numPr>
+          <w:ilvl w:val="0"/>
+          <w:numId w:val="17"/>
+        </w:numPr>
+        <w:rPr>
+          <w:b/>
+          <w:bCs/>
+        </w:rPr>
+      </w:pPr>
+      <w:r>
+        <w:rPr>
+          <w:b/>
+          <w:bCs/>
+        </w:rPr>
+        <w:t>End-Game Collapse System – CORE</w:t>
+      </w:r>
+      <w:r>
+        <w:rPr>
+          <w:b/>
+          <w:bCs/>
+        </w:rPr>
+        <w:br/>
+      </w:r>
+      <w:r>
+        <w:t>The game ends via a cataclysmic scene collapse driven by notoriety backlash or loss/dilution of meaning, pushed organically by the engine.</w:t>
+      </w:r>
+      <w:r>
+        <w:rPr>
+          <w:b/>
+          <w:bCs/>
+        </w:rPr>
+        <w:br/>
+      </w:r>
+    </w:p>
+    <w:p>
+      <w:pPr>
+        <w:pStyle w:val="Luettelokappale"/>
+        <w:numPr>
+          <w:ilvl w:val="0"/>
+          <w:numId w:val="17"/>
+        </w:numPr>
+        <w:rPr>
+          <w:b/>
+          <w:bCs/>
+        </w:rPr>
+      </w:pPr>
+      <w:r>
+        <w:rPr>
+          <w:b/>
+          <w:bCs/>
+        </w:rPr>
+        <w:t>TRUE Dilution / Loss-of-Meaning Failure Mode – CORE</w:t>
+      </w:r>
+      <w:r>
+        <w:rPr>
+          <w:b/>
+          <w:bCs/>
+        </w:rPr>
+        <w:br/>
+      </w:r>
+      <w:r>
+        <w:t>A pathway to collapse where “true” loses distinction (too broad, too diverse, too normalized), eroding gravity and legitimacy.</w:t>
+      </w:r>
+      <w:r>
+        <w:rPr>
+          <w:b/>
+          <w:bCs/>
+        </w:rPr>
+        <w:br/>
+      </w:r>
+    </w:p>
+    <w:p>
+      <w:pPr>
+        <w:pStyle w:val="Luettelokappale"/>
+        <w:rPr>
+          <w:b/>
+          <w:bCs/>
+        </w:rPr>
+      </w:pPr>
+    </w:p>
+    <w:p>
+      <w:pPr>
+        <w:pStyle w:val="Luettelokappale"/>
+        <w:numPr>
+          <w:ilvl w:val="0"/>
+          <w:numId w:val="8"/>
+        </w:numPr>
+      </w:pPr>
+      <w:r>
+        <w:rPr>
+          <w:b/>
+          <w:bCs/>
+        </w:rPr>
+        <w:t>Items &amp; Item Mechanisms</w:t>
+      </w:r>
+      <w:r>
+        <w:rPr>
+          <w:b/>
+          <w:bCs/>
+        </w:rPr>
+        <w:br/>
+      </w:r>
+    </w:p>
+    <w:p>
+      <w:pPr>
+        <w:pStyle w:val="Luettelokappale"/>
+        <w:numPr>
+          <w:ilvl w:val="0"/>
+          <w:numId w:val="18"/>
+        </w:numPr>
+        <w:rPr>
+          <w:b/>
+          <w:bCs/>
+        </w:rPr>
+      </w:pPr>
+      <w:r>
+        <w:rPr>
+          <w:b/>
+          <w:bCs/>
+        </w:rPr>
+        <w:t>C-Cassette Item System</w:t>
+      </w:r>
+      <w:r>
+        <w:rPr>
+          <w:b/>
+          <w:bCs/>
+        </w:rPr>
+        <w:t xml:space="preserve"> – UNWRITTEN </w:t>
+      </w:r>
+      <w:r>
+        <w:rPr>
+          <w:b/>
+          <w:bCs/>
+        </w:rPr>
+        <w:br/>
+      </w:r>
+      <w:r>
+        <w:t>C-cassettes have runtimes (46/60/90), can be overwritten, and constrain releases; needs formal system description in 4.10.</w:t>
+      </w:r>
+      <w:r>
+        <w:rPr>
+          <w:b/>
+          <w:bCs/>
+        </w:rPr>
+        <w:br/>
+      </w:r>
+    </w:p>
+    <w:p>
+      <w:pPr>
+        <w:pStyle w:val="Luettelokappale"/>
+        <w:numPr>
+          <w:ilvl w:val="0"/>
+          <w:numId w:val="18"/>
+        </w:numPr>
+        <w:rPr>
+          <w:b/>
+          <w:bCs/>
+        </w:rPr>
+      </w:pPr>
+      <w:r>
+        <w:rPr>
+          <w:b/>
+          <w:bCs/>
+        </w:rPr>
+        <w:t>Item</w:t>
+      </w:r>
+      <w:r>
+        <w:rPr>
+          <w:b/>
+          <w:bCs/>
+        </w:rPr>
+        <w:t xml:space="preserve"> and area</w:t>
+      </w:r>
+      <w:r>
+        <w:rPr>
+          <w:b/>
+          <w:bCs/>
+        </w:rPr>
+        <w:t xml:space="preserve"> Access/Availability System – UNWRITTEN and OPTIONAL</w:t>
+      </w:r>
+      <w:r>
+        <w:rPr>
+          <w:b/>
+          <w:bCs/>
+        </w:rPr>
+        <w:br/>
+      </w:r>
+      <w:r>
+        <w:t xml:space="preserve">Implied scarcity/availability of tapes and </w:t>
+      </w:r>
+      <w:proofErr w:type="gramStart"/>
+      <w:r>
+        <w:t xml:space="preserve">materials; </w:t>
+      </w:r>
+      <w:r>
+        <w:t xml:space="preserve"> transportation</w:t>
+      </w:r>
+      <w:proofErr w:type="gramEnd"/>
+      <w:r>
+        <w:t xml:space="preserve"> costs; </w:t>
+      </w:r>
+      <w:r>
+        <w:t>not yet defined but referenced as “soft economy”</w:t>
+      </w:r>
+      <w:r>
+        <w:t>.</w:t>
+      </w:r>
+      <w:r>
+        <w:rPr>
+          <w:b/>
+          <w:bCs/>
+        </w:rPr>
+        <w:br/>
+      </w:r>
+    </w:p>
+    <w:p>
+      <w:pPr>
+        <w:rPr>
+          <w:b/>
+          <w:bCs/>
+        </w:rPr>
+      </w:pPr>
+      <w:r>
+        <w:rPr>
+          <w:b/>
+          <w:bCs/>
+        </w:rPr>
+        <w:br w:type="page"/>
+      </w:r>
+    </w:p>
+    <w:p>
+      <w:pPr>
+        <w:rPr>
+          <w:b/>
+          <w:bCs/>
+        </w:rPr>
+      </w:pPr>
+    </w:p>
+    <w:p>
+      <w:pPr>
+        <w:pStyle w:val="Luettelokappale"/>
+        <w:numPr>
+          <w:ilvl w:val="0"/>
+          <w:numId w:val="8"/>
+        </w:numPr>
+      </w:pPr>
+      <w:r>
+        <w:rPr>
+          <w:b/>
+          <w:bCs/>
+        </w:rPr>
+        <w:t>Multiplayer Session Model</w:t>
+      </w:r>
+      <w:r>
+        <w:rPr>
+          <w:b/>
+          <w:bCs/>
+        </w:rPr>
+        <w:br/>
+      </w:r>
+    </w:p>
+    <w:p>
+      <w:pPr>
+        <w:pStyle w:val="Luettelokappale"/>
+        <w:numPr>
+          <w:ilvl w:val="0"/>
+          <w:numId w:val="19"/>
+        </w:numPr>
+        <w:rPr>
+          <w:b/>
+          <w:bCs/>
+        </w:rPr>
+      </w:pPr>
+      <w:r>
+        <w:rPr>
+          <w:b/>
+          <w:bCs/>
+        </w:rPr>
+        <w:t>M</w:t>
+      </w:r>
+      <w:r>
+        <w:rPr>
+          <w:b/>
+          <w:bCs/>
+        </w:rPr>
+        <w:t xml:space="preserve">ultiplayer Session System – UNWRITTEN </w:t>
+      </w:r>
+      <w:r>
+        <w:rPr>
+          <w:b/>
+          <w:bCs/>
+        </w:rPr>
+        <w:t>–</w:t>
+      </w:r>
+      <w:r>
+        <w:rPr>
+          <w:b/>
+          <w:bCs/>
+        </w:rPr>
+        <w:t xml:space="preserve"> CORE</w:t>
+      </w:r>
+      <w:r>
+        <w:rPr>
+          <w:b/>
+          <w:bCs/>
+        </w:rPr>
+        <w:br/>
+      </w:r>
+      <w:r>
+        <w:rPr>
+          <w:b/>
+          <w:bCs/>
+        </w:rPr>
+        <w:br/>
+      </w:r>
+      <w:r>
+        <w:t xml:space="preserve">mechanics assume online </w:t>
+      </w:r>
+      <w:r>
+        <w:t>multiplayer,</w:t>
+      </w:r>
+      <w:r>
+        <w:t xml:space="preserve"> but specifics aren’t defined in 4.11.</w:t>
+      </w:r>
+      <w:r>
+        <w:br/>
+      </w:r>
+      <w:r>
+        <w:rPr>
+          <w:b/>
+          <w:bCs/>
+        </w:rPr>
+        <w:br/>
+      </w:r>
+    </w:p>
+    <w:p>
+      <w:pPr>
+        <w:pStyle w:val="Luettelokappale"/>
+        <w:numPr>
+          <w:ilvl w:val="0"/>
+          <w:numId w:val="8"/>
+        </w:numPr>
+      </w:pPr>
+      <w:r>
+        <w:rPr>
+          <w:b/>
+          <w:bCs/>
+        </w:rPr>
+        <w:t>Future Scope</w:t>
+      </w:r>
+    </w:p>
+    <w:p>
+      <w:pPr>
+        <w:pStyle w:val="Luettelokappale"/>
+        <w:numPr>
+          <w:ilvl w:val="0"/>
+          <w:numId w:val="20"/>
+        </w:numPr>
+        <w:rPr>
+          <w:b/>
+          <w:bCs/>
+        </w:rPr>
+      </w:pPr>
+      <w:r>
+        <w:rPr>
+          <w:b/>
+          <w:bCs/>
+        </w:rPr>
+        <w:t>De</w:t>
+      </w:r>
+      <w:r>
+        <w:rPr>
+          <w:b/>
+          <w:bCs/>
+        </w:rPr>
+        <w:t>-sacralising Tag-Pair (Death Metal Logic) – EXPANDED</w:t>
+      </w:r>
+      <w:r>
+        <w:rPr>
+          <w:b/>
+          <w:bCs/>
+        </w:rPr>
+        <w:br/>
+      </w:r>
+    </w:p>
+    <w:p>
+      <w:pPr>
+        <w:pStyle w:val="Luettelokappale"/>
+        <w:numPr>
+          <w:ilvl w:val="0"/>
+          <w:numId w:val="20"/>
+        </w:numPr>
+        <w:rPr>
+          <w:b/>
+          <w:bCs/>
+        </w:rPr>
+      </w:pPr>
+      <w:r>
+        <w:rPr>
+          <w:b/>
+          <w:bCs/>
+        </w:rPr>
+        <w:t>Sacralising Tag-Pair (Doom Metal Logic) – EXPANDED</w:t>
+      </w:r>
+    </w:p>
+    <w:p>
+      <w:pPr>
+        <w:pStyle w:val="Luettelokappale"/>
+        <w:rPr>
+          <w:b/>
+          <w:bCs/>
+        </w:rPr>
+      </w:pPr>
+    </w:p>
+    <w:p/>
+    <w:p>
+      <w:pPr>
         <w:pBdr>
           <w:top w:val="nil"/>
           <w:left w:val="nil"/>
@@ -12855,6 +14992,95 @@
 <file path=word/numbering.xml><?xml version="1.0" encoding="utf-8"?>
 <w:numbering xmlns:wpc="http://schemas.microsoft.com/office/word/2010/wordprocessingCanvas" xmlns:cx="http://schemas.microsoft.com/office/drawing/2014/chartex" xmlns:cx1="http://schemas.microsoft.com/office/drawing/2015/9/8/chartex" xmlns:cx2="http://schemas.microsoft.com/office/drawing/2015/10/21/chartex" xmlns:cx3="http://schemas.microsoft.com/office/drawing/2016/5/9/chartex" xmlns:cx4="http://schemas.microsoft.com/office/drawing/2016/5/10/chartex" xmlns:cx5="http://schemas.microsoft.com/office/drawing/2016/5/11/chartex" xmlns:cx6="http://schemas.microsoft.com/office/drawing/2016/5/12/chartex" xmlns:cx7="http://schemas.microsoft.com/office/drawing/2016/5/13/chartex" xmlns:cx8="http://schemas.microsoft.com/office/drawing/2016/5/14/chartex" xmlns:mc="http://schemas.openxmlformats.org/markup-compatibility/2006" xmlns:aink="http://schemas.microsoft.com/office/drawing/2016/ink" xmlns:am3d="http://schemas.microsoft.com/office/drawing/2017/model3d" xmlns:o="urn:schemas-microsoft-com:office:office" xmlns:oel="http://schemas.microsoft.com/office/2019/extlst" xmlns:r="http://schemas.openxmlformats.org/officeDocument/2006/relationships" xmlns:m="http://schemas.openxmlformats.org/officeDocument/2006/math" xmlns:v="urn:schemas-microsoft-com:vml" xmlns:wp14="http://schemas.microsoft.com/office/word/2010/wordprocessingDrawing" xmlns:wp="http://schemas.openxmlformats.org/drawingml/2006/wordprocessingDrawing" xmlns:w10="urn:schemas-microsoft-com:office:word" xmlns:w="http://schemas.openxmlformats.org/wordprocessingml/2006/main" xmlns:w14="http://schemas.microsoft.com/office/word/2010/wordml" xmlns:w15="http://schemas.microsoft.com/office/word/2012/wordml" xmlns:w16cex="http://schemas.microsoft.com/office/word/2018/wordml/cex" xmlns:w16cid="http://schemas.microsoft.com/office/word/2016/wordml/cid" xmlns:w16="http://schemas.microsoft.com/office/word/2018/wordml" xmlns:w16du="http://schemas.microsoft.com/office/word/2023/wordml/word16du" xmlns:w16sdtdh="http://schemas.microsoft.com/office/word/2020/wordml/sdtdatahash" xmlns:w16sdtfl="http://schemas.microsoft.com/office/word/2024/wordml/sdtformatlock" xmlns:w16se="http://schemas.microsoft.com/office/word/2015/wordml/symex" xmlns:wpg="http://schemas.microsoft.com/office/word/2010/wordprocessingGroup" xmlns:wpi="http://schemas.microsoft.com/office/word/2010/wordprocessingInk" xmlns:wne="http://schemas.microsoft.com/office/word/2006/wordml" xmlns:wps="http://schemas.microsoft.com/office/word/2010/wordprocessingShape" mc:Ignorable="w14 w15 w16se w16cid w16 w16cex w16sdtdh w16sdtfl w16du wp14">
   <w:abstractNum w:abstractNumId="0" w15:restartNumberingAfterBreak="0">
+    <w:nsid w:val="0210433F"/>
+    <w:multiLevelType w:val="hybridMultilevel"/>
+    <w:tmpl w:val="E8FED8E4"/>
+    <w:lvl w:ilvl="0" w:tplc="FFFFFFFF">
+      <w:start w:val="4"/>
+      <w:numFmt w:val="decimal"/>
+      <w:lvlText w:val="%1."/>
+      <w:lvlJc w:val="left"/>
+      <w:pPr>
+        <w:ind w:left="720" w:hanging="360"/>
+      </w:pPr>
+      <w:rPr>
+        <w:rFonts w:hint="default"/>
+      </w:rPr>
+    </w:lvl>
+    <w:lvl w:ilvl="1" w:tplc="FFFFFFFF">
+      <w:start w:val="1"/>
+      <w:numFmt w:val="lowerLetter"/>
+      <w:lvlText w:val="%2."/>
+      <w:lvlJc w:val="left"/>
+      <w:pPr>
+        <w:ind w:left="1440" w:hanging="360"/>
+      </w:pPr>
+    </w:lvl>
+    <w:lvl w:ilvl="2" w:tplc="FFFFFFFF">
+      <w:start w:val="1"/>
+      <w:numFmt w:val="lowerRoman"/>
+      <w:lvlText w:val="%3."/>
+      <w:lvlJc w:val="right"/>
+      <w:pPr>
+        <w:ind w:left="2160" w:hanging="180"/>
+      </w:pPr>
+    </w:lvl>
+    <w:lvl w:ilvl="3" w:tplc="FFFFFFFF">
+      <w:start w:val="1"/>
+      <w:numFmt w:val="decimal"/>
+      <w:lvlText w:val="%4."/>
+      <w:lvlJc w:val="left"/>
+      <w:pPr>
+        <w:ind w:left="2880" w:hanging="360"/>
+      </w:pPr>
+    </w:lvl>
+    <w:lvl w:ilvl="4" w:tplc="FFFFFFFF">
+      <w:start w:val="1"/>
+      <w:numFmt w:val="lowerLetter"/>
+      <w:lvlText w:val="%5."/>
+      <w:lvlJc w:val="left"/>
+      <w:pPr>
+        <w:ind w:left="3600" w:hanging="360"/>
+      </w:pPr>
+    </w:lvl>
+    <w:lvl w:ilvl="5" w:tplc="FFFFFFFF">
+      <w:start w:val="1"/>
+      <w:numFmt w:val="lowerRoman"/>
+      <w:lvlText w:val="%6."/>
+      <w:lvlJc w:val="right"/>
+      <w:pPr>
+        <w:ind w:left="4320" w:hanging="180"/>
+      </w:pPr>
+    </w:lvl>
+    <w:lvl w:ilvl="6" w:tplc="FFFFFFFF">
+      <w:start w:val="1"/>
+      <w:numFmt w:val="decimal"/>
+      <w:lvlText w:val="%7."/>
+      <w:lvlJc w:val="left"/>
+      <w:pPr>
+        <w:ind w:left="5040" w:hanging="360"/>
+      </w:pPr>
+    </w:lvl>
+    <w:lvl w:ilvl="7" w:tplc="FFFFFFFF" w:tentative="1">
+      <w:start w:val="1"/>
+      <w:numFmt w:val="lowerLetter"/>
+      <w:lvlText w:val="%8."/>
+      <w:lvlJc w:val="left"/>
+      <w:pPr>
+        <w:ind w:left="5760" w:hanging="360"/>
+      </w:pPr>
+    </w:lvl>
+    <w:lvl w:ilvl="8" w:tplc="FFFFFFFF" w:tentative="1">
+      <w:start w:val="1"/>
+      <w:numFmt w:val="lowerRoman"/>
+      <w:lvlText w:val="%9."/>
+      <w:lvlJc w:val="right"/>
+      <w:pPr>
+        <w:ind w:left="6480" w:hanging="180"/>
+      </w:pPr>
+    </w:lvl>
+  </w:abstractNum>
+  <w:abstractNum w:abstractNumId="1" w15:restartNumberingAfterBreak="0">
     <w:nsid w:val="07562135"/>
     <w:multiLevelType w:val="hybridMultilevel"/>
     <w:tmpl w:val="6B1CAD32"/>
@@ -12967,7 +15193,363 @@
       </w:rPr>
     </w:lvl>
   </w:abstractNum>
-  <w:abstractNum w:abstractNumId="1" w15:restartNumberingAfterBreak="0">
+  <w:abstractNum w:abstractNumId="2" w15:restartNumberingAfterBreak="0">
+    <w:nsid w:val="0D966DE0"/>
+    <w:multiLevelType w:val="hybridMultilevel"/>
+    <w:tmpl w:val="D58AACBC"/>
+    <w:lvl w:ilvl="0" w:tplc="2730B160">
+      <w:start w:val="41"/>
+      <w:numFmt w:val="decimal"/>
+      <w:lvlText w:val="%1."/>
+      <w:lvlJc w:val="left"/>
+      <w:pPr>
+        <w:ind w:left="720" w:hanging="360"/>
+      </w:pPr>
+      <w:rPr>
+        <w:rFonts w:hint="default"/>
+      </w:rPr>
+    </w:lvl>
+    <w:lvl w:ilvl="1" w:tplc="040B0019" w:tentative="1">
+      <w:start w:val="1"/>
+      <w:numFmt w:val="lowerLetter"/>
+      <w:lvlText w:val="%2."/>
+      <w:lvlJc w:val="left"/>
+      <w:pPr>
+        <w:ind w:left="1440" w:hanging="360"/>
+      </w:pPr>
+    </w:lvl>
+    <w:lvl w:ilvl="2" w:tplc="040B001B" w:tentative="1">
+      <w:start w:val="1"/>
+      <w:numFmt w:val="lowerRoman"/>
+      <w:lvlText w:val="%3."/>
+      <w:lvlJc w:val="right"/>
+      <w:pPr>
+        <w:ind w:left="2160" w:hanging="180"/>
+      </w:pPr>
+    </w:lvl>
+    <w:lvl w:ilvl="3" w:tplc="040B000F" w:tentative="1">
+      <w:start w:val="1"/>
+      <w:numFmt w:val="decimal"/>
+      <w:lvlText w:val="%4."/>
+      <w:lvlJc w:val="left"/>
+      <w:pPr>
+        <w:ind w:left="2880" w:hanging="360"/>
+      </w:pPr>
+    </w:lvl>
+    <w:lvl w:ilvl="4" w:tplc="040B0019" w:tentative="1">
+      <w:start w:val="1"/>
+      <w:numFmt w:val="lowerLetter"/>
+      <w:lvlText w:val="%5."/>
+      <w:lvlJc w:val="left"/>
+      <w:pPr>
+        <w:ind w:left="3600" w:hanging="360"/>
+      </w:pPr>
+    </w:lvl>
+    <w:lvl w:ilvl="5" w:tplc="040B001B" w:tentative="1">
+      <w:start w:val="1"/>
+      <w:numFmt w:val="lowerRoman"/>
+      <w:lvlText w:val="%6."/>
+      <w:lvlJc w:val="right"/>
+      <w:pPr>
+        <w:ind w:left="4320" w:hanging="180"/>
+      </w:pPr>
+    </w:lvl>
+    <w:lvl w:ilvl="6" w:tplc="040B000F" w:tentative="1">
+      <w:start w:val="1"/>
+      <w:numFmt w:val="decimal"/>
+      <w:lvlText w:val="%7."/>
+      <w:lvlJc w:val="left"/>
+      <w:pPr>
+        <w:ind w:left="5040" w:hanging="360"/>
+      </w:pPr>
+    </w:lvl>
+    <w:lvl w:ilvl="7" w:tplc="040B0019" w:tentative="1">
+      <w:start w:val="1"/>
+      <w:numFmt w:val="lowerLetter"/>
+      <w:lvlText w:val="%8."/>
+      <w:lvlJc w:val="left"/>
+      <w:pPr>
+        <w:ind w:left="5760" w:hanging="360"/>
+      </w:pPr>
+    </w:lvl>
+    <w:lvl w:ilvl="8" w:tplc="040B001B" w:tentative="1">
+      <w:start w:val="1"/>
+      <w:numFmt w:val="lowerRoman"/>
+      <w:lvlText w:val="%9."/>
+      <w:lvlJc w:val="right"/>
+      <w:pPr>
+        <w:ind w:left="6480" w:hanging="180"/>
+      </w:pPr>
+    </w:lvl>
+  </w:abstractNum>
+  <w:abstractNum w:abstractNumId="3" w15:restartNumberingAfterBreak="0">
+    <w:nsid w:val="14CC01E1"/>
+    <w:multiLevelType w:val="hybridMultilevel"/>
+    <w:tmpl w:val="7D72DF2A"/>
+    <w:lvl w:ilvl="0" w:tplc="7BFAC622">
+      <w:start w:val="10"/>
+      <w:numFmt w:val="decimal"/>
+      <w:lvlText w:val="%1."/>
+      <w:lvlJc w:val="left"/>
+      <w:pPr>
+        <w:ind w:left="720" w:hanging="360"/>
+      </w:pPr>
+      <w:rPr>
+        <w:rFonts w:hint="default"/>
+      </w:rPr>
+    </w:lvl>
+    <w:lvl w:ilvl="1" w:tplc="040B0019" w:tentative="1">
+      <w:start w:val="1"/>
+      <w:numFmt w:val="lowerLetter"/>
+      <w:lvlText w:val="%2."/>
+      <w:lvlJc w:val="left"/>
+      <w:pPr>
+        <w:ind w:left="1440" w:hanging="360"/>
+      </w:pPr>
+    </w:lvl>
+    <w:lvl w:ilvl="2" w:tplc="040B001B" w:tentative="1">
+      <w:start w:val="1"/>
+      <w:numFmt w:val="lowerRoman"/>
+      <w:lvlText w:val="%3."/>
+      <w:lvlJc w:val="right"/>
+      <w:pPr>
+        <w:ind w:left="2160" w:hanging="180"/>
+      </w:pPr>
+    </w:lvl>
+    <w:lvl w:ilvl="3" w:tplc="040B000F" w:tentative="1">
+      <w:start w:val="1"/>
+      <w:numFmt w:val="decimal"/>
+      <w:lvlText w:val="%4."/>
+      <w:lvlJc w:val="left"/>
+      <w:pPr>
+        <w:ind w:left="2880" w:hanging="360"/>
+      </w:pPr>
+    </w:lvl>
+    <w:lvl w:ilvl="4" w:tplc="040B0019" w:tentative="1">
+      <w:start w:val="1"/>
+      <w:numFmt w:val="lowerLetter"/>
+      <w:lvlText w:val="%5."/>
+      <w:lvlJc w:val="left"/>
+      <w:pPr>
+        <w:ind w:left="3600" w:hanging="360"/>
+      </w:pPr>
+    </w:lvl>
+    <w:lvl w:ilvl="5" w:tplc="040B001B" w:tentative="1">
+      <w:start w:val="1"/>
+      <w:numFmt w:val="lowerRoman"/>
+      <w:lvlText w:val="%6."/>
+      <w:lvlJc w:val="right"/>
+      <w:pPr>
+        <w:ind w:left="4320" w:hanging="180"/>
+      </w:pPr>
+    </w:lvl>
+    <w:lvl w:ilvl="6" w:tplc="040B000F" w:tentative="1">
+      <w:start w:val="1"/>
+      <w:numFmt w:val="decimal"/>
+      <w:lvlText w:val="%7."/>
+      <w:lvlJc w:val="left"/>
+      <w:pPr>
+        <w:ind w:left="5040" w:hanging="360"/>
+      </w:pPr>
+    </w:lvl>
+    <w:lvl w:ilvl="7" w:tplc="040B0019" w:tentative="1">
+      <w:start w:val="1"/>
+      <w:numFmt w:val="lowerLetter"/>
+      <w:lvlText w:val="%8."/>
+      <w:lvlJc w:val="left"/>
+      <w:pPr>
+        <w:ind w:left="5760" w:hanging="360"/>
+      </w:pPr>
+    </w:lvl>
+    <w:lvl w:ilvl="8" w:tplc="040B001B" w:tentative="1">
+      <w:start w:val="1"/>
+      <w:numFmt w:val="lowerRoman"/>
+      <w:lvlText w:val="%9."/>
+      <w:lvlJc w:val="right"/>
+      <w:pPr>
+        <w:ind w:left="6480" w:hanging="180"/>
+      </w:pPr>
+    </w:lvl>
+  </w:abstractNum>
+  <w:abstractNum w:abstractNumId="4" w15:restartNumberingAfterBreak="0">
+    <w:nsid w:val="22431CFF"/>
+    <w:multiLevelType w:val="hybridMultilevel"/>
+    <w:tmpl w:val="304A11AE"/>
+    <w:lvl w:ilvl="0" w:tplc="3328F1AA">
+      <w:start w:val="25"/>
+      <w:numFmt w:val="decimal"/>
+      <w:lvlText w:val="%1."/>
+      <w:lvlJc w:val="left"/>
+      <w:pPr>
+        <w:ind w:left="720" w:hanging="360"/>
+      </w:pPr>
+      <w:rPr>
+        <w:rFonts w:hint="default"/>
+      </w:rPr>
+    </w:lvl>
+    <w:lvl w:ilvl="1" w:tplc="040B0019" w:tentative="1">
+      <w:start w:val="1"/>
+      <w:numFmt w:val="lowerLetter"/>
+      <w:lvlText w:val="%2."/>
+      <w:lvlJc w:val="left"/>
+      <w:pPr>
+        <w:ind w:left="1440" w:hanging="360"/>
+      </w:pPr>
+    </w:lvl>
+    <w:lvl w:ilvl="2" w:tplc="040B001B" w:tentative="1">
+      <w:start w:val="1"/>
+      <w:numFmt w:val="lowerRoman"/>
+      <w:lvlText w:val="%3."/>
+      <w:lvlJc w:val="right"/>
+      <w:pPr>
+        <w:ind w:left="2160" w:hanging="180"/>
+      </w:pPr>
+    </w:lvl>
+    <w:lvl w:ilvl="3" w:tplc="040B000F" w:tentative="1">
+      <w:start w:val="1"/>
+      <w:numFmt w:val="decimal"/>
+      <w:lvlText w:val="%4."/>
+      <w:lvlJc w:val="left"/>
+      <w:pPr>
+        <w:ind w:left="2880" w:hanging="360"/>
+      </w:pPr>
+    </w:lvl>
+    <w:lvl w:ilvl="4" w:tplc="040B0019" w:tentative="1">
+      <w:start w:val="1"/>
+      <w:numFmt w:val="lowerLetter"/>
+      <w:lvlText w:val="%5."/>
+      <w:lvlJc w:val="left"/>
+      <w:pPr>
+        <w:ind w:left="3600" w:hanging="360"/>
+      </w:pPr>
+    </w:lvl>
+    <w:lvl w:ilvl="5" w:tplc="040B001B" w:tentative="1">
+      <w:start w:val="1"/>
+      <w:numFmt w:val="lowerRoman"/>
+      <w:lvlText w:val="%6."/>
+      <w:lvlJc w:val="right"/>
+      <w:pPr>
+        <w:ind w:left="4320" w:hanging="180"/>
+      </w:pPr>
+    </w:lvl>
+    <w:lvl w:ilvl="6" w:tplc="040B000F" w:tentative="1">
+      <w:start w:val="1"/>
+      <w:numFmt w:val="decimal"/>
+      <w:lvlText w:val="%7."/>
+      <w:lvlJc w:val="left"/>
+      <w:pPr>
+        <w:ind w:left="5040" w:hanging="360"/>
+      </w:pPr>
+    </w:lvl>
+    <w:lvl w:ilvl="7" w:tplc="040B0019" w:tentative="1">
+      <w:start w:val="1"/>
+      <w:numFmt w:val="lowerLetter"/>
+      <w:lvlText w:val="%8."/>
+      <w:lvlJc w:val="left"/>
+      <w:pPr>
+        <w:ind w:left="5760" w:hanging="360"/>
+      </w:pPr>
+    </w:lvl>
+    <w:lvl w:ilvl="8" w:tplc="040B001B" w:tentative="1">
+      <w:start w:val="1"/>
+      <w:numFmt w:val="lowerRoman"/>
+      <w:lvlText w:val="%9."/>
+      <w:lvlJc w:val="right"/>
+      <w:pPr>
+        <w:ind w:left="6480" w:hanging="180"/>
+      </w:pPr>
+    </w:lvl>
+  </w:abstractNum>
+  <w:abstractNum w:abstractNumId="5" w15:restartNumberingAfterBreak="0">
+    <w:nsid w:val="22E2644F"/>
+    <w:multiLevelType w:val="hybridMultilevel"/>
+    <w:tmpl w:val="CDCEE80E"/>
+    <w:lvl w:ilvl="0" w:tplc="D03E6998">
+      <w:start w:val="39"/>
+      <w:numFmt w:val="decimal"/>
+      <w:lvlText w:val="%1."/>
+      <w:lvlJc w:val="left"/>
+      <w:pPr>
+        <w:ind w:left="720" w:hanging="360"/>
+      </w:pPr>
+      <w:rPr>
+        <w:rFonts w:hint="default"/>
+      </w:rPr>
+    </w:lvl>
+    <w:lvl w:ilvl="1" w:tplc="040B0019" w:tentative="1">
+      <w:start w:val="1"/>
+      <w:numFmt w:val="lowerLetter"/>
+      <w:lvlText w:val="%2."/>
+      <w:lvlJc w:val="left"/>
+      <w:pPr>
+        <w:ind w:left="1440" w:hanging="360"/>
+      </w:pPr>
+    </w:lvl>
+    <w:lvl w:ilvl="2" w:tplc="040B001B" w:tentative="1">
+      <w:start w:val="1"/>
+      <w:numFmt w:val="lowerRoman"/>
+      <w:lvlText w:val="%3."/>
+      <w:lvlJc w:val="right"/>
+      <w:pPr>
+        <w:ind w:left="2160" w:hanging="180"/>
+      </w:pPr>
+    </w:lvl>
+    <w:lvl w:ilvl="3" w:tplc="040B000F" w:tentative="1">
+      <w:start w:val="1"/>
+      <w:numFmt w:val="decimal"/>
+      <w:lvlText w:val="%4."/>
+      <w:lvlJc w:val="left"/>
+      <w:pPr>
+        <w:ind w:left="2880" w:hanging="360"/>
+      </w:pPr>
+    </w:lvl>
+    <w:lvl w:ilvl="4" w:tplc="040B0019" w:tentative="1">
+      <w:start w:val="1"/>
+      <w:numFmt w:val="lowerLetter"/>
+      <w:lvlText w:val="%5."/>
+      <w:lvlJc w:val="left"/>
+      <w:pPr>
+        <w:ind w:left="3600" w:hanging="360"/>
+      </w:pPr>
+    </w:lvl>
+    <w:lvl w:ilvl="5" w:tplc="040B001B" w:tentative="1">
+      <w:start w:val="1"/>
+      <w:numFmt w:val="lowerRoman"/>
+      <w:lvlText w:val="%6."/>
+      <w:lvlJc w:val="right"/>
+      <w:pPr>
+        <w:ind w:left="4320" w:hanging="180"/>
+      </w:pPr>
+    </w:lvl>
+    <w:lvl w:ilvl="6" w:tplc="040B000F" w:tentative="1">
+      <w:start w:val="1"/>
+      <w:numFmt w:val="decimal"/>
+      <w:lvlText w:val="%7."/>
+      <w:lvlJc w:val="left"/>
+      <w:pPr>
+        <w:ind w:left="5040" w:hanging="360"/>
+      </w:pPr>
+    </w:lvl>
+    <w:lvl w:ilvl="7" w:tplc="040B0019" w:tentative="1">
+      <w:start w:val="1"/>
+      <w:numFmt w:val="lowerLetter"/>
+      <w:lvlText w:val="%8."/>
+      <w:lvlJc w:val="left"/>
+      <w:pPr>
+        <w:ind w:left="5760" w:hanging="360"/>
+      </w:pPr>
+    </w:lvl>
+    <w:lvl w:ilvl="8" w:tplc="040B001B" w:tentative="1">
+      <w:start w:val="1"/>
+      <w:numFmt w:val="lowerRoman"/>
+      <w:lvlText w:val="%9."/>
+      <w:lvlJc w:val="right"/>
+      <w:pPr>
+        <w:ind w:left="6480" w:hanging="180"/>
+      </w:pPr>
+    </w:lvl>
+  </w:abstractNum>
+  <w:abstractNum w:abstractNumId="6" w15:restartNumberingAfterBreak="0">
     <w:nsid w:val="23A76674"/>
     <w:multiLevelType w:val="hybridMultilevel"/>
     <w:tmpl w:val="67F0CC5A"/>
@@ -13053,7 +15635,96 @@
       </w:pPr>
     </w:lvl>
   </w:abstractNum>
-  <w:abstractNum w:abstractNumId="2" w15:restartNumberingAfterBreak="0">
+  <w:abstractNum w:abstractNumId="7" w15:restartNumberingAfterBreak="0">
+    <w:nsid w:val="28E80934"/>
+    <w:multiLevelType w:val="hybridMultilevel"/>
+    <w:tmpl w:val="E8FED8E4"/>
+    <w:lvl w:ilvl="0" w:tplc="917A9E9E">
+      <w:start w:val="4"/>
+      <w:numFmt w:val="decimal"/>
+      <w:lvlText w:val="%1."/>
+      <w:lvlJc w:val="left"/>
+      <w:pPr>
+        <w:ind w:left="720" w:hanging="360"/>
+      </w:pPr>
+      <w:rPr>
+        <w:rFonts w:hint="default"/>
+      </w:rPr>
+    </w:lvl>
+    <w:lvl w:ilvl="1" w:tplc="040B0019">
+      <w:start w:val="1"/>
+      <w:numFmt w:val="lowerLetter"/>
+      <w:lvlText w:val="%2."/>
+      <w:lvlJc w:val="left"/>
+      <w:pPr>
+        <w:ind w:left="1440" w:hanging="360"/>
+      </w:pPr>
+    </w:lvl>
+    <w:lvl w:ilvl="2" w:tplc="040B001B">
+      <w:start w:val="1"/>
+      <w:numFmt w:val="lowerRoman"/>
+      <w:lvlText w:val="%3."/>
+      <w:lvlJc w:val="right"/>
+      <w:pPr>
+        <w:ind w:left="2160" w:hanging="180"/>
+      </w:pPr>
+    </w:lvl>
+    <w:lvl w:ilvl="3" w:tplc="040B000F">
+      <w:start w:val="1"/>
+      <w:numFmt w:val="decimal"/>
+      <w:lvlText w:val="%4."/>
+      <w:lvlJc w:val="left"/>
+      <w:pPr>
+        <w:ind w:left="2880" w:hanging="360"/>
+      </w:pPr>
+    </w:lvl>
+    <w:lvl w:ilvl="4" w:tplc="040B0019">
+      <w:start w:val="1"/>
+      <w:numFmt w:val="lowerLetter"/>
+      <w:lvlText w:val="%5."/>
+      <w:lvlJc w:val="left"/>
+      <w:pPr>
+        <w:ind w:left="3600" w:hanging="360"/>
+      </w:pPr>
+    </w:lvl>
+    <w:lvl w:ilvl="5" w:tplc="040B001B">
+      <w:start w:val="1"/>
+      <w:numFmt w:val="lowerRoman"/>
+      <w:lvlText w:val="%6."/>
+      <w:lvlJc w:val="right"/>
+      <w:pPr>
+        <w:ind w:left="4320" w:hanging="180"/>
+      </w:pPr>
+    </w:lvl>
+    <w:lvl w:ilvl="6" w:tplc="040B000F">
+      <w:start w:val="1"/>
+      <w:numFmt w:val="decimal"/>
+      <w:lvlText w:val="%7."/>
+      <w:lvlJc w:val="left"/>
+      <w:pPr>
+        <w:ind w:left="5040" w:hanging="360"/>
+      </w:pPr>
+    </w:lvl>
+    <w:lvl w:ilvl="7" w:tplc="040B0019" w:tentative="1">
+      <w:start w:val="1"/>
+      <w:numFmt w:val="lowerLetter"/>
+      <w:lvlText w:val="%8."/>
+      <w:lvlJc w:val="left"/>
+      <w:pPr>
+        <w:ind w:left="5760" w:hanging="360"/>
+      </w:pPr>
+    </w:lvl>
+    <w:lvl w:ilvl="8" w:tplc="040B001B" w:tentative="1">
+      <w:start w:val="1"/>
+      <w:numFmt w:val="lowerRoman"/>
+      <w:lvlText w:val="%9."/>
+      <w:lvlJc w:val="right"/>
+      <w:pPr>
+        <w:ind w:left="6480" w:hanging="180"/>
+      </w:pPr>
+    </w:lvl>
+  </w:abstractNum>
+  <w:abstractNum w:abstractNumId="8" w15:restartNumberingAfterBreak="0">
     <w:nsid w:val="40153025"/>
     <w:multiLevelType w:val="hybridMultilevel"/>
     <w:tmpl w:val="F8E4CC46"/>
@@ -13165,7 +15836,7 @@
       </w:rPr>
     </w:lvl>
   </w:abstractNum>
-  <w:abstractNum w:abstractNumId="3" w15:restartNumberingAfterBreak="0">
+  <w:abstractNum w:abstractNumId="9" w15:restartNumberingAfterBreak="0">
     <w:nsid w:val="4FAC4625"/>
     <w:multiLevelType w:val="multilevel"/>
     <w:tmpl w:val="9F786590"/>
@@ -13278,7 +15949,186 @@
       </w:rPr>
     </w:lvl>
   </w:abstractNum>
-  <w:abstractNum w:abstractNumId="4" w15:restartNumberingAfterBreak="0">
+  <w:abstractNum w:abstractNumId="10" w15:restartNumberingAfterBreak="0">
+    <w:nsid w:val="50023228"/>
+    <w:multiLevelType w:val="hybridMultilevel"/>
+    <w:tmpl w:val="B1EA095A"/>
+    <w:lvl w:ilvl="0" w:tplc="71706818">
+      <w:start w:val="1"/>
+      <w:numFmt w:val="upperLetter"/>
+      <w:lvlText w:val="%1."/>
+      <w:lvlJc w:val="left"/>
+      <w:pPr>
+        <w:ind w:left="360" w:hanging="360"/>
+      </w:pPr>
+      <w:rPr>
+        <w:b/>
+        <w:bCs/>
+      </w:rPr>
+    </w:lvl>
+    <w:lvl w:ilvl="1" w:tplc="040B000F">
+      <w:start w:val="1"/>
+      <w:numFmt w:val="decimal"/>
+      <w:lvlText w:val="%2."/>
+      <w:lvlJc w:val="left"/>
+      <w:pPr>
+        <w:ind w:left="720" w:hanging="360"/>
+      </w:pPr>
+    </w:lvl>
+    <w:lvl w:ilvl="2" w:tplc="040B001B">
+      <w:start w:val="1"/>
+      <w:numFmt w:val="lowerRoman"/>
+      <w:lvlText w:val="%3."/>
+      <w:lvlJc w:val="right"/>
+      <w:pPr>
+        <w:ind w:left="1800" w:hanging="180"/>
+      </w:pPr>
+    </w:lvl>
+    <w:lvl w:ilvl="3" w:tplc="040B000F">
+      <w:start w:val="1"/>
+      <w:numFmt w:val="decimal"/>
+      <w:lvlText w:val="%4."/>
+      <w:lvlJc w:val="left"/>
+      <w:pPr>
+        <w:ind w:left="2520" w:hanging="360"/>
+      </w:pPr>
+    </w:lvl>
+    <w:lvl w:ilvl="4" w:tplc="040B0019" w:tentative="1">
+      <w:start w:val="1"/>
+      <w:numFmt w:val="lowerLetter"/>
+      <w:lvlText w:val="%5."/>
+      <w:lvlJc w:val="left"/>
+      <w:pPr>
+        <w:ind w:left="3240" w:hanging="360"/>
+      </w:pPr>
+    </w:lvl>
+    <w:lvl w:ilvl="5" w:tplc="040B001B" w:tentative="1">
+      <w:start w:val="1"/>
+      <w:numFmt w:val="lowerRoman"/>
+      <w:lvlText w:val="%6."/>
+      <w:lvlJc w:val="right"/>
+      <w:pPr>
+        <w:ind w:left="3960" w:hanging="180"/>
+      </w:pPr>
+    </w:lvl>
+    <w:lvl w:ilvl="6" w:tplc="040B000F" w:tentative="1">
+      <w:start w:val="1"/>
+      <w:numFmt w:val="decimal"/>
+      <w:lvlText w:val="%7."/>
+      <w:lvlJc w:val="left"/>
+      <w:pPr>
+        <w:ind w:left="4680" w:hanging="360"/>
+      </w:pPr>
+    </w:lvl>
+    <w:lvl w:ilvl="7" w:tplc="040B0019" w:tentative="1">
+      <w:start w:val="1"/>
+      <w:numFmt w:val="lowerLetter"/>
+      <w:lvlText w:val="%8."/>
+      <w:lvlJc w:val="left"/>
+      <w:pPr>
+        <w:ind w:left="5400" w:hanging="360"/>
+      </w:pPr>
+    </w:lvl>
+    <w:lvl w:ilvl="8" w:tplc="040B001B" w:tentative="1">
+      <w:start w:val="1"/>
+      <w:numFmt w:val="lowerRoman"/>
+      <w:lvlText w:val="%9."/>
+      <w:lvlJc w:val="right"/>
+      <w:pPr>
+        <w:ind w:left="6120" w:hanging="180"/>
+      </w:pPr>
+    </w:lvl>
+  </w:abstractNum>
+  <w:abstractNum w:abstractNumId="11" w15:restartNumberingAfterBreak="0">
+    <w:nsid w:val="54B56D87"/>
+    <w:multiLevelType w:val="hybridMultilevel"/>
+    <w:tmpl w:val="522CBE58"/>
+    <w:lvl w:ilvl="0" w:tplc="0B94B1D6">
+      <w:start w:val="15"/>
+      <w:numFmt w:val="decimal"/>
+      <w:lvlText w:val="%1."/>
+      <w:lvlJc w:val="left"/>
+      <w:pPr>
+        <w:ind w:left="720" w:hanging="360"/>
+      </w:pPr>
+      <w:rPr>
+        <w:rFonts w:hint="default"/>
+      </w:rPr>
+    </w:lvl>
+    <w:lvl w:ilvl="1" w:tplc="040B0019" w:tentative="1">
+      <w:start w:val="1"/>
+      <w:numFmt w:val="lowerLetter"/>
+      <w:lvlText w:val="%2."/>
+      <w:lvlJc w:val="left"/>
+      <w:pPr>
+        <w:ind w:left="1440" w:hanging="360"/>
+      </w:pPr>
+    </w:lvl>
+    <w:lvl w:ilvl="2" w:tplc="040B001B" w:tentative="1">
+      <w:start w:val="1"/>
+      <w:numFmt w:val="lowerRoman"/>
+      <w:lvlText w:val="%3."/>
+      <w:lvlJc w:val="right"/>
+      <w:pPr>
+        <w:ind w:left="2160" w:hanging="180"/>
+      </w:pPr>
+    </w:lvl>
+    <w:lvl w:ilvl="3" w:tplc="040B000F" w:tentative="1">
+      <w:start w:val="1"/>
+      <w:numFmt w:val="decimal"/>
+      <w:lvlText w:val="%4."/>
+      <w:lvlJc w:val="left"/>
+      <w:pPr>
+        <w:ind w:left="2880" w:hanging="360"/>
+      </w:pPr>
+    </w:lvl>
+    <w:lvl w:ilvl="4" w:tplc="040B0019" w:tentative="1">
+      <w:start w:val="1"/>
+      <w:numFmt w:val="lowerLetter"/>
+      <w:lvlText w:val="%5."/>
+      <w:lvlJc w:val="left"/>
+      <w:pPr>
+        <w:ind w:left="3600" w:hanging="360"/>
+      </w:pPr>
+    </w:lvl>
+    <w:lvl w:ilvl="5" w:tplc="040B001B" w:tentative="1">
+      <w:start w:val="1"/>
+      <w:numFmt w:val="lowerRoman"/>
+      <w:lvlText w:val="%6."/>
+      <w:lvlJc w:val="right"/>
+      <w:pPr>
+        <w:ind w:left="4320" w:hanging="180"/>
+      </w:pPr>
+    </w:lvl>
+    <w:lvl w:ilvl="6" w:tplc="040B000F" w:tentative="1">
+      <w:start w:val="1"/>
+      <w:numFmt w:val="decimal"/>
+      <w:lvlText w:val="%7."/>
+      <w:lvlJc w:val="left"/>
+      <w:pPr>
+        <w:ind w:left="5040" w:hanging="360"/>
+      </w:pPr>
+    </w:lvl>
+    <w:lvl w:ilvl="7" w:tplc="040B0019" w:tentative="1">
+      <w:start w:val="1"/>
+      <w:numFmt w:val="lowerLetter"/>
+      <w:lvlText w:val="%8."/>
+      <w:lvlJc w:val="left"/>
+      <w:pPr>
+        <w:ind w:left="5760" w:hanging="360"/>
+      </w:pPr>
+    </w:lvl>
+    <w:lvl w:ilvl="8" w:tplc="040B001B" w:tentative="1">
+      <w:start w:val="1"/>
+      <w:numFmt w:val="lowerRoman"/>
+      <w:lvlText w:val="%9."/>
+      <w:lvlJc w:val="right"/>
+      <w:pPr>
+        <w:ind w:left="6480" w:hanging="180"/>
+      </w:pPr>
+    </w:lvl>
+  </w:abstractNum>
+  <w:abstractNum w:abstractNumId="12" w15:restartNumberingAfterBreak="0">
     <w:nsid w:val="57C16009"/>
     <w:multiLevelType w:val="hybridMultilevel"/>
     <w:tmpl w:val="EBE2E150"/>
@@ -13364,7 +16214,562 @@
       </w:pPr>
     </w:lvl>
   </w:abstractNum>
-  <w:abstractNum w:abstractNumId="5" w15:restartNumberingAfterBreak="0">
+  <w:abstractNum w:abstractNumId="13" w15:restartNumberingAfterBreak="0">
+    <w:nsid w:val="58F8703A"/>
+    <w:multiLevelType w:val="hybridMultilevel"/>
+    <w:tmpl w:val="78E432B4"/>
+    <w:lvl w:ilvl="0" w:tplc="A28EA8EC">
+      <w:start w:val="4"/>
+      <w:numFmt w:val="lowerLetter"/>
+      <w:lvlText w:val="%1."/>
+      <w:lvlJc w:val="left"/>
+      <w:pPr>
+        <w:ind w:left="1080" w:hanging="360"/>
+      </w:pPr>
+      <w:rPr>
+        <w:rFonts w:hint="default"/>
+      </w:rPr>
+    </w:lvl>
+    <w:lvl w:ilvl="1" w:tplc="040B0019" w:tentative="1">
+      <w:start w:val="1"/>
+      <w:numFmt w:val="lowerLetter"/>
+      <w:lvlText w:val="%2."/>
+      <w:lvlJc w:val="left"/>
+      <w:pPr>
+        <w:ind w:left="1440" w:hanging="360"/>
+      </w:pPr>
+    </w:lvl>
+    <w:lvl w:ilvl="2" w:tplc="040B001B" w:tentative="1">
+      <w:start w:val="1"/>
+      <w:numFmt w:val="lowerRoman"/>
+      <w:lvlText w:val="%3."/>
+      <w:lvlJc w:val="right"/>
+      <w:pPr>
+        <w:ind w:left="2160" w:hanging="180"/>
+      </w:pPr>
+    </w:lvl>
+    <w:lvl w:ilvl="3" w:tplc="040B000F" w:tentative="1">
+      <w:start w:val="1"/>
+      <w:numFmt w:val="decimal"/>
+      <w:lvlText w:val="%4."/>
+      <w:lvlJc w:val="left"/>
+      <w:pPr>
+        <w:ind w:left="2880" w:hanging="360"/>
+      </w:pPr>
+    </w:lvl>
+    <w:lvl w:ilvl="4" w:tplc="040B0019" w:tentative="1">
+      <w:start w:val="1"/>
+      <w:numFmt w:val="lowerLetter"/>
+      <w:lvlText w:val="%5."/>
+      <w:lvlJc w:val="left"/>
+      <w:pPr>
+        <w:ind w:left="3600" w:hanging="360"/>
+      </w:pPr>
+    </w:lvl>
+    <w:lvl w:ilvl="5" w:tplc="040B001B" w:tentative="1">
+      <w:start w:val="1"/>
+      <w:numFmt w:val="lowerRoman"/>
+      <w:lvlText w:val="%6."/>
+      <w:lvlJc w:val="right"/>
+      <w:pPr>
+        <w:ind w:left="4320" w:hanging="180"/>
+      </w:pPr>
+    </w:lvl>
+    <w:lvl w:ilvl="6" w:tplc="040B000F" w:tentative="1">
+      <w:start w:val="1"/>
+      <w:numFmt w:val="decimal"/>
+      <w:lvlText w:val="%7."/>
+      <w:lvlJc w:val="left"/>
+      <w:pPr>
+        <w:ind w:left="5040" w:hanging="360"/>
+      </w:pPr>
+    </w:lvl>
+    <w:lvl w:ilvl="7" w:tplc="040B0019" w:tentative="1">
+      <w:start w:val="1"/>
+      <w:numFmt w:val="lowerLetter"/>
+      <w:lvlText w:val="%8."/>
+      <w:lvlJc w:val="left"/>
+      <w:pPr>
+        <w:ind w:left="5760" w:hanging="360"/>
+      </w:pPr>
+    </w:lvl>
+    <w:lvl w:ilvl="8" w:tplc="040B001B" w:tentative="1">
+      <w:start w:val="1"/>
+      <w:numFmt w:val="lowerRoman"/>
+      <w:lvlText w:val="%9."/>
+      <w:lvlJc w:val="right"/>
+      <w:pPr>
+        <w:ind w:left="6480" w:hanging="180"/>
+      </w:pPr>
+    </w:lvl>
+  </w:abstractNum>
+  <w:abstractNum w:abstractNumId="14" w15:restartNumberingAfterBreak="0">
+    <w:nsid w:val="65997E12"/>
+    <w:multiLevelType w:val="hybridMultilevel"/>
+    <w:tmpl w:val="9EE68EEA"/>
+    <w:lvl w:ilvl="0" w:tplc="2FAAF2E6">
+      <w:start w:val="32"/>
+      <w:numFmt w:val="decimal"/>
+      <w:lvlText w:val="%1."/>
+      <w:lvlJc w:val="left"/>
+      <w:pPr>
+        <w:ind w:left="720" w:hanging="360"/>
+      </w:pPr>
+      <w:rPr>
+        <w:rFonts w:hint="default"/>
+      </w:rPr>
+    </w:lvl>
+    <w:lvl w:ilvl="1" w:tplc="040B0019" w:tentative="1">
+      <w:start w:val="1"/>
+      <w:numFmt w:val="lowerLetter"/>
+      <w:lvlText w:val="%2."/>
+      <w:lvlJc w:val="left"/>
+      <w:pPr>
+        <w:ind w:left="1440" w:hanging="360"/>
+      </w:pPr>
+    </w:lvl>
+    <w:lvl w:ilvl="2" w:tplc="040B001B" w:tentative="1">
+      <w:start w:val="1"/>
+      <w:numFmt w:val="lowerRoman"/>
+      <w:lvlText w:val="%3."/>
+      <w:lvlJc w:val="right"/>
+      <w:pPr>
+        <w:ind w:left="2160" w:hanging="180"/>
+      </w:pPr>
+    </w:lvl>
+    <w:lvl w:ilvl="3" w:tplc="040B000F" w:tentative="1">
+      <w:start w:val="1"/>
+      <w:numFmt w:val="decimal"/>
+      <w:lvlText w:val="%4."/>
+      <w:lvlJc w:val="left"/>
+      <w:pPr>
+        <w:ind w:left="2880" w:hanging="360"/>
+      </w:pPr>
+    </w:lvl>
+    <w:lvl w:ilvl="4" w:tplc="040B0019" w:tentative="1">
+      <w:start w:val="1"/>
+      <w:numFmt w:val="lowerLetter"/>
+      <w:lvlText w:val="%5."/>
+      <w:lvlJc w:val="left"/>
+      <w:pPr>
+        <w:ind w:left="3600" w:hanging="360"/>
+      </w:pPr>
+    </w:lvl>
+    <w:lvl w:ilvl="5" w:tplc="040B001B" w:tentative="1">
+      <w:start w:val="1"/>
+      <w:numFmt w:val="lowerRoman"/>
+      <w:lvlText w:val="%6."/>
+      <w:lvlJc w:val="right"/>
+      <w:pPr>
+        <w:ind w:left="4320" w:hanging="180"/>
+      </w:pPr>
+    </w:lvl>
+    <w:lvl w:ilvl="6" w:tplc="040B000F" w:tentative="1">
+      <w:start w:val="1"/>
+      <w:numFmt w:val="decimal"/>
+      <w:lvlText w:val="%7."/>
+      <w:lvlJc w:val="left"/>
+      <w:pPr>
+        <w:ind w:left="5040" w:hanging="360"/>
+      </w:pPr>
+    </w:lvl>
+    <w:lvl w:ilvl="7" w:tplc="040B0019" w:tentative="1">
+      <w:start w:val="1"/>
+      <w:numFmt w:val="lowerLetter"/>
+      <w:lvlText w:val="%8."/>
+      <w:lvlJc w:val="left"/>
+      <w:pPr>
+        <w:ind w:left="5760" w:hanging="360"/>
+      </w:pPr>
+    </w:lvl>
+    <w:lvl w:ilvl="8" w:tplc="040B001B" w:tentative="1">
+      <w:start w:val="1"/>
+      <w:numFmt w:val="lowerRoman"/>
+      <w:lvlText w:val="%9."/>
+      <w:lvlJc w:val="right"/>
+      <w:pPr>
+        <w:ind w:left="6480" w:hanging="180"/>
+      </w:pPr>
+    </w:lvl>
+  </w:abstractNum>
+  <w:abstractNum w:abstractNumId="15" w15:restartNumberingAfterBreak="0">
+    <w:nsid w:val="6D662BE1"/>
+    <w:multiLevelType w:val="hybridMultilevel"/>
+    <w:tmpl w:val="1632D172"/>
+    <w:lvl w:ilvl="0" w:tplc="34260542">
+      <w:start w:val="36"/>
+      <w:numFmt w:val="decimal"/>
+      <w:lvlText w:val="%1."/>
+      <w:lvlJc w:val="left"/>
+      <w:pPr>
+        <w:ind w:left="720" w:hanging="360"/>
+      </w:pPr>
+      <w:rPr>
+        <w:rFonts w:hint="default"/>
+      </w:rPr>
+    </w:lvl>
+    <w:lvl w:ilvl="1" w:tplc="040B0019" w:tentative="1">
+      <w:start w:val="1"/>
+      <w:numFmt w:val="lowerLetter"/>
+      <w:lvlText w:val="%2."/>
+      <w:lvlJc w:val="left"/>
+      <w:pPr>
+        <w:ind w:left="1440" w:hanging="360"/>
+      </w:pPr>
+    </w:lvl>
+    <w:lvl w:ilvl="2" w:tplc="040B001B" w:tentative="1">
+      <w:start w:val="1"/>
+      <w:numFmt w:val="lowerRoman"/>
+      <w:lvlText w:val="%3."/>
+      <w:lvlJc w:val="right"/>
+      <w:pPr>
+        <w:ind w:left="2160" w:hanging="180"/>
+      </w:pPr>
+    </w:lvl>
+    <w:lvl w:ilvl="3" w:tplc="040B000F" w:tentative="1">
+      <w:start w:val="1"/>
+      <w:numFmt w:val="decimal"/>
+      <w:lvlText w:val="%4."/>
+      <w:lvlJc w:val="left"/>
+      <w:pPr>
+        <w:ind w:left="2880" w:hanging="360"/>
+      </w:pPr>
+    </w:lvl>
+    <w:lvl w:ilvl="4" w:tplc="040B0019" w:tentative="1">
+      <w:start w:val="1"/>
+      <w:numFmt w:val="lowerLetter"/>
+      <w:lvlText w:val="%5."/>
+      <w:lvlJc w:val="left"/>
+      <w:pPr>
+        <w:ind w:left="3600" w:hanging="360"/>
+      </w:pPr>
+    </w:lvl>
+    <w:lvl w:ilvl="5" w:tplc="040B001B" w:tentative="1">
+      <w:start w:val="1"/>
+      <w:numFmt w:val="lowerRoman"/>
+      <w:lvlText w:val="%6."/>
+      <w:lvlJc w:val="right"/>
+      <w:pPr>
+        <w:ind w:left="4320" w:hanging="180"/>
+      </w:pPr>
+    </w:lvl>
+    <w:lvl w:ilvl="6" w:tplc="040B000F" w:tentative="1">
+      <w:start w:val="1"/>
+      <w:numFmt w:val="decimal"/>
+      <w:lvlText w:val="%7."/>
+      <w:lvlJc w:val="left"/>
+      <w:pPr>
+        <w:ind w:left="5040" w:hanging="360"/>
+      </w:pPr>
+    </w:lvl>
+    <w:lvl w:ilvl="7" w:tplc="040B0019" w:tentative="1">
+      <w:start w:val="1"/>
+      <w:numFmt w:val="lowerLetter"/>
+      <w:lvlText w:val="%8."/>
+      <w:lvlJc w:val="left"/>
+      <w:pPr>
+        <w:ind w:left="5760" w:hanging="360"/>
+      </w:pPr>
+    </w:lvl>
+    <w:lvl w:ilvl="8" w:tplc="040B001B" w:tentative="1">
+      <w:start w:val="1"/>
+      <w:numFmt w:val="lowerRoman"/>
+      <w:lvlText w:val="%9."/>
+      <w:lvlJc w:val="right"/>
+      <w:pPr>
+        <w:ind w:left="6480" w:hanging="180"/>
+      </w:pPr>
+    </w:lvl>
+  </w:abstractNum>
+  <w:abstractNum w:abstractNumId="16" w15:restartNumberingAfterBreak="0">
+    <w:nsid w:val="6E796ED8"/>
+    <w:multiLevelType w:val="hybridMultilevel"/>
+    <w:tmpl w:val="4768B140"/>
+    <w:lvl w:ilvl="0" w:tplc="E9560784">
+      <w:start w:val="42"/>
+      <w:numFmt w:val="decimal"/>
+      <w:lvlText w:val="%1."/>
+      <w:lvlJc w:val="left"/>
+      <w:pPr>
+        <w:ind w:left="720" w:hanging="360"/>
+      </w:pPr>
+      <w:rPr>
+        <w:rFonts w:hint="default"/>
+      </w:rPr>
+    </w:lvl>
+    <w:lvl w:ilvl="1" w:tplc="040B0019" w:tentative="1">
+      <w:start w:val="1"/>
+      <w:numFmt w:val="lowerLetter"/>
+      <w:lvlText w:val="%2."/>
+      <w:lvlJc w:val="left"/>
+      <w:pPr>
+        <w:ind w:left="1440" w:hanging="360"/>
+      </w:pPr>
+    </w:lvl>
+    <w:lvl w:ilvl="2" w:tplc="040B001B" w:tentative="1">
+      <w:start w:val="1"/>
+      <w:numFmt w:val="lowerRoman"/>
+      <w:lvlText w:val="%3."/>
+      <w:lvlJc w:val="right"/>
+      <w:pPr>
+        <w:ind w:left="2160" w:hanging="180"/>
+      </w:pPr>
+    </w:lvl>
+    <w:lvl w:ilvl="3" w:tplc="040B000F" w:tentative="1">
+      <w:start w:val="1"/>
+      <w:numFmt w:val="decimal"/>
+      <w:lvlText w:val="%4."/>
+      <w:lvlJc w:val="left"/>
+      <w:pPr>
+        <w:ind w:left="2880" w:hanging="360"/>
+      </w:pPr>
+    </w:lvl>
+    <w:lvl w:ilvl="4" w:tplc="040B0019" w:tentative="1">
+      <w:start w:val="1"/>
+      <w:numFmt w:val="lowerLetter"/>
+      <w:lvlText w:val="%5."/>
+      <w:lvlJc w:val="left"/>
+      <w:pPr>
+        <w:ind w:left="3600" w:hanging="360"/>
+      </w:pPr>
+    </w:lvl>
+    <w:lvl w:ilvl="5" w:tplc="040B001B" w:tentative="1">
+      <w:start w:val="1"/>
+      <w:numFmt w:val="lowerRoman"/>
+      <w:lvlText w:val="%6."/>
+      <w:lvlJc w:val="right"/>
+      <w:pPr>
+        <w:ind w:left="4320" w:hanging="180"/>
+      </w:pPr>
+    </w:lvl>
+    <w:lvl w:ilvl="6" w:tplc="040B000F" w:tentative="1">
+      <w:start w:val="1"/>
+      <w:numFmt w:val="decimal"/>
+      <w:lvlText w:val="%7."/>
+      <w:lvlJc w:val="left"/>
+      <w:pPr>
+        <w:ind w:left="5040" w:hanging="360"/>
+      </w:pPr>
+    </w:lvl>
+    <w:lvl w:ilvl="7" w:tplc="040B0019" w:tentative="1">
+      <w:start w:val="1"/>
+      <w:numFmt w:val="lowerLetter"/>
+      <w:lvlText w:val="%8."/>
+      <w:lvlJc w:val="left"/>
+      <w:pPr>
+        <w:ind w:left="5760" w:hanging="360"/>
+      </w:pPr>
+    </w:lvl>
+    <w:lvl w:ilvl="8" w:tplc="040B001B" w:tentative="1">
+      <w:start w:val="1"/>
+      <w:numFmt w:val="lowerRoman"/>
+      <w:lvlText w:val="%9."/>
+      <w:lvlJc w:val="right"/>
+      <w:pPr>
+        <w:ind w:left="6480" w:hanging="180"/>
+      </w:pPr>
+    </w:lvl>
+  </w:abstractNum>
+  <w:abstractNum w:abstractNumId="17" w15:restartNumberingAfterBreak="0">
+    <w:nsid w:val="72BF4A1A"/>
+    <w:multiLevelType w:val="hybridMultilevel"/>
+    <w:tmpl w:val="3C922FFA"/>
+    <w:lvl w:ilvl="0" w:tplc="040B0015">
+      <w:start w:val="1"/>
+      <w:numFmt w:val="upperLetter"/>
+      <w:lvlText w:val="%1."/>
+      <w:lvlJc w:val="left"/>
+      <w:pPr>
+        <w:ind w:left="360" w:hanging="360"/>
+      </w:pPr>
+    </w:lvl>
+    <w:lvl w:ilvl="1" w:tplc="040B0019" w:tentative="1">
+      <w:start w:val="1"/>
+      <w:numFmt w:val="lowerLetter"/>
+      <w:lvlText w:val="%2."/>
+      <w:lvlJc w:val="left"/>
+      <w:pPr>
+        <w:ind w:left="1440" w:hanging="360"/>
+      </w:pPr>
+    </w:lvl>
+    <w:lvl w:ilvl="2" w:tplc="040B001B" w:tentative="1">
+      <w:start w:val="1"/>
+      <w:numFmt w:val="lowerRoman"/>
+      <w:lvlText w:val="%3."/>
+      <w:lvlJc w:val="right"/>
+      <w:pPr>
+        <w:ind w:left="2160" w:hanging="180"/>
+      </w:pPr>
+    </w:lvl>
+    <w:lvl w:ilvl="3" w:tplc="040B000F" w:tentative="1">
+      <w:start w:val="1"/>
+      <w:numFmt w:val="decimal"/>
+      <w:lvlText w:val="%4."/>
+      <w:lvlJc w:val="left"/>
+      <w:pPr>
+        <w:ind w:left="2880" w:hanging="360"/>
+      </w:pPr>
+    </w:lvl>
+    <w:lvl w:ilvl="4" w:tplc="040B0019" w:tentative="1">
+      <w:start w:val="1"/>
+      <w:numFmt w:val="lowerLetter"/>
+      <w:lvlText w:val="%5."/>
+      <w:lvlJc w:val="left"/>
+      <w:pPr>
+        <w:ind w:left="3600" w:hanging="360"/>
+      </w:pPr>
+    </w:lvl>
+    <w:lvl w:ilvl="5" w:tplc="040B001B" w:tentative="1">
+      <w:start w:val="1"/>
+      <w:numFmt w:val="lowerRoman"/>
+      <w:lvlText w:val="%6."/>
+      <w:lvlJc w:val="right"/>
+      <w:pPr>
+        <w:ind w:left="4320" w:hanging="180"/>
+      </w:pPr>
+    </w:lvl>
+    <w:lvl w:ilvl="6" w:tplc="040B000F" w:tentative="1">
+      <w:start w:val="1"/>
+      <w:numFmt w:val="decimal"/>
+      <w:lvlText w:val="%7."/>
+      <w:lvlJc w:val="left"/>
+      <w:pPr>
+        <w:ind w:left="5040" w:hanging="360"/>
+      </w:pPr>
+    </w:lvl>
+    <w:lvl w:ilvl="7" w:tplc="040B0019" w:tentative="1">
+      <w:start w:val="1"/>
+      <w:numFmt w:val="lowerLetter"/>
+      <w:lvlText w:val="%8."/>
+      <w:lvlJc w:val="left"/>
+      <w:pPr>
+        <w:ind w:left="5760" w:hanging="360"/>
+      </w:pPr>
+    </w:lvl>
+    <w:lvl w:ilvl="8" w:tplc="040B001B" w:tentative="1">
+      <w:start w:val="1"/>
+      <w:numFmt w:val="lowerRoman"/>
+      <w:lvlText w:val="%9."/>
+      <w:lvlJc w:val="right"/>
+      <w:pPr>
+        <w:ind w:left="6480" w:hanging="180"/>
+      </w:pPr>
+    </w:lvl>
+  </w:abstractNum>
+  <w:abstractNum w:abstractNumId="18" w15:restartNumberingAfterBreak="0">
+    <w:nsid w:val="78233425"/>
+    <w:multiLevelType w:val="hybridMultilevel"/>
+    <w:tmpl w:val="72B63614"/>
+    <w:lvl w:ilvl="0" w:tplc="040B0001">
+      <w:start w:val="1"/>
+      <w:numFmt w:val="bullet"/>
+      <w:lvlText w:val=""/>
+      <w:lvlJc w:val="left"/>
+      <w:pPr>
+        <w:ind w:left="720" w:hanging="360"/>
+      </w:pPr>
+      <w:rPr>
+        <w:rFonts w:ascii="Symbol" w:hAnsi="Symbol" w:hint="default"/>
+      </w:rPr>
+    </w:lvl>
+    <w:lvl w:ilvl="1" w:tplc="040B0003" w:tentative="1">
+      <w:start w:val="1"/>
+      <w:numFmt w:val="bullet"/>
+      <w:lvlText w:val="o"/>
+      <w:lvlJc w:val="left"/>
+      <w:pPr>
+        <w:ind w:left="1440" w:hanging="360"/>
+      </w:pPr>
+      <w:rPr>
+        <w:rFonts w:ascii="Courier New" w:hAnsi="Courier New" w:cs="Courier New" w:hint="default"/>
+      </w:rPr>
+    </w:lvl>
+    <w:lvl w:ilvl="2" w:tplc="040B0005" w:tentative="1">
+      <w:start w:val="1"/>
+      <w:numFmt w:val="bullet"/>
+      <w:lvlText w:val=""/>
+      <w:lvlJc w:val="left"/>
+      <w:pPr>
+        <w:ind w:left="2160" w:hanging="360"/>
+      </w:pPr>
+      <w:rPr>
+        <w:rFonts w:ascii="Wingdings" w:hAnsi="Wingdings" w:hint="default"/>
+      </w:rPr>
+    </w:lvl>
+    <w:lvl w:ilvl="3" w:tplc="040B0001" w:tentative="1">
+      <w:start w:val="1"/>
+      <w:numFmt w:val="bullet"/>
+      <w:lvlText w:val=""/>
+      <w:lvlJc w:val="left"/>
+      <w:pPr>
+        <w:ind w:left="2880" w:hanging="360"/>
+      </w:pPr>
+      <w:rPr>
+        <w:rFonts w:ascii="Symbol" w:hAnsi="Symbol" w:hint="default"/>
+      </w:rPr>
+    </w:lvl>
+    <w:lvl w:ilvl="4" w:tplc="040B0003" w:tentative="1">
+      <w:start w:val="1"/>
+      <w:numFmt w:val="bullet"/>
+      <w:lvlText w:val="o"/>
+      <w:lvlJc w:val="left"/>
+      <w:pPr>
+        <w:ind w:left="3600" w:hanging="360"/>
+      </w:pPr>
+      <w:rPr>
+        <w:rFonts w:ascii="Courier New" w:hAnsi="Courier New" w:cs="Courier New" w:hint="default"/>
+      </w:rPr>
+    </w:lvl>
+    <w:lvl w:ilvl="5" w:tplc="040B0005" w:tentative="1">
+      <w:start w:val="1"/>
+      <w:numFmt w:val="bullet"/>
+      <w:lvlText w:val=""/>
+      <w:lvlJc w:val="left"/>
+      <w:pPr>
+        <w:ind w:left="4320" w:hanging="360"/>
+      </w:pPr>
+      <w:rPr>
+        <w:rFonts w:ascii="Wingdings" w:hAnsi="Wingdings" w:hint="default"/>
+      </w:rPr>
+    </w:lvl>
+    <w:lvl w:ilvl="6" w:tplc="040B0001" w:tentative="1">
+      <w:start w:val="1"/>
+      <w:numFmt w:val="bullet"/>
+      <w:lvlText w:val=""/>
+      <w:lvlJc w:val="left"/>
+      <w:pPr>
+        <w:ind w:left="5040" w:hanging="360"/>
+      </w:pPr>
+      <w:rPr>
+        <w:rFonts w:ascii="Symbol" w:hAnsi="Symbol" w:hint="default"/>
+      </w:rPr>
+    </w:lvl>
+    <w:lvl w:ilvl="7" w:tplc="040B0003" w:tentative="1">
+      <w:start w:val="1"/>
+      <w:numFmt w:val="bullet"/>
+      <w:lvlText w:val="o"/>
+      <w:lvlJc w:val="left"/>
+      <w:pPr>
+        <w:ind w:left="5760" w:hanging="360"/>
+      </w:pPr>
+      <w:rPr>
+        <w:rFonts w:ascii="Courier New" w:hAnsi="Courier New" w:cs="Courier New" w:hint="default"/>
+      </w:rPr>
+    </w:lvl>
+    <w:lvl w:ilvl="8" w:tplc="040B0005" w:tentative="1">
+      <w:start w:val="1"/>
+      <w:numFmt w:val="bullet"/>
+      <w:lvlText w:val=""/>
+      <w:lvlJc w:val="left"/>
+      <w:pPr>
+        <w:ind w:left="6480" w:hanging="360"/>
+      </w:pPr>
+      <w:rPr>
+        <w:rFonts w:ascii="Wingdings" w:hAnsi="Wingdings" w:hint="default"/>
+      </w:rPr>
+    </w:lvl>
+  </w:abstractNum>
+  <w:abstractNum w:abstractNumId="19" w15:restartNumberingAfterBreak="0">
     <w:nsid w:val="7F1930B3"/>
     <w:multiLevelType w:val="hybridMultilevel"/>
     <w:tmpl w:val="D4740EC0"/>
@@ -13478,22 +16883,64 @@
     </w:lvl>
   </w:abstractNum>
   <w:num w:numId="1" w16cid:durableId="429663714">
+    <w:abstractNumId w:val="9"/>
+  </w:num>
+  <w:num w:numId="2" w16cid:durableId="1115518485">
+    <w:abstractNumId w:val="8"/>
+  </w:num>
+  <w:num w:numId="3" w16cid:durableId="1837375738">
+    <w:abstractNumId w:val="12"/>
+  </w:num>
+  <w:num w:numId="4" w16cid:durableId="1209803200">
+    <w:abstractNumId w:val="1"/>
+  </w:num>
+  <w:num w:numId="5" w16cid:durableId="735394227">
+    <w:abstractNumId w:val="19"/>
+  </w:num>
+  <w:num w:numId="6" w16cid:durableId="246692271">
+    <w:abstractNumId w:val="6"/>
+  </w:num>
+  <w:num w:numId="7" w16cid:durableId="1109473810">
+    <w:abstractNumId w:val="18"/>
+  </w:num>
+  <w:num w:numId="8" w16cid:durableId="1915435950">
+    <w:abstractNumId w:val="10"/>
+  </w:num>
+  <w:num w:numId="9" w16cid:durableId="294986192">
+    <w:abstractNumId w:val="17"/>
+  </w:num>
+  <w:num w:numId="10" w16cid:durableId="2027561624">
+    <w:abstractNumId w:val="13"/>
+  </w:num>
+  <w:num w:numId="11" w16cid:durableId="1476407309">
+    <w:abstractNumId w:val="7"/>
+  </w:num>
+  <w:num w:numId="12" w16cid:durableId="128284421">
+    <w:abstractNumId w:val="0"/>
+  </w:num>
+  <w:num w:numId="13" w16cid:durableId="96756329">
     <w:abstractNumId w:val="3"/>
   </w:num>
-  <w:num w:numId="2" w16cid:durableId="1115518485">
+  <w:num w:numId="14" w16cid:durableId="2053184378">
+    <w:abstractNumId w:val="11"/>
+  </w:num>
+  <w:num w:numId="15" w16cid:durableId="1729064994">
+    <w:abstractNumId w:val="4"/>
+  </w:num>
+  <w:num w:numId="16" w16cid:durableId="1984389679">
+    <w:abstractNumId w:val="14"/>
+  </w:num>
+  <w:num w:numId="17" w16cid:durableId="2030598548">
+    <w:abstractNumId w:val="15"/>
+  </w:num>
+  <w:num w:numId="18" w16cid:durableId="615798626">
+    <w:abstractNumId w:val="5"/>
+  </w:num>
+  <w:num w:numId="19" w16cid:durableId="289557886">
     <w:abstractNumId w:val="2"/>
   </w:num>
-  <w:num w:numId="3" w16cid:durableId="1837375738">
-    <w:abstractNumId w:val="4"/>
-  </w:num>
-  <w:num w:numId="4" w16cid:durableId="1209803200">
-    <w:abstractNumId w:val="0"/>
-  </w:num>
-  <w:num w:numId="5" w16cid:durableId="735394227">
-    <w:abstractNumId w:val="5"/>
-  </w:num>
-  <w:num w:numId="6" w16cid:durableId="246692271">
-    <w:abstractNumId w:val="1"/>
+  <w:num w:numId="20" w16cid:durableId="1406534611">
+    <w:abstractNumId w:val="16"/>
   </w:num>
 </w:numbering>
 </file>
@@ -14011,7 +17458,6 @@
   <w:style w:type="character" w:default="1" w:styleId="Kappaleenoletusfontti">
     <w:name w:val="Default Paragraph Font"/>
     <w:uiPriority w:val="1"/>
-    <w:semiHidden/>
     <w:unhideWhenUsed/>
   </w:style>
   <w:style w:type="table" w:default="1" w:styleId="Normaalitaulukko">
